--- a/data/outputs/v2/Maths/SS4.1_Statistics_I/Mathematics_Statistics_I_CBE_LessonSequence.docx
+++ b/data/outputs/v2/Maths/SS4.1_Statistics_I/Mathematics_Statistics_I_CBE_LessonSequence.docx
@@ -3478,7 +3478,7 @@
             <w:pPr>
               <w:spacing w:after="20" w:before="0"/>
             </w:pPr>
-            <w:hyperlink w:history="1" r:id="rIdz7wplaiocxnnoamxdcad_">
+            <w:hyperlink w:history="1" r:id="rIdaicsem9y_qmu31ttlvwa2">
               <w:r>
                 <w:rPr>
                   <w:rFonts w:ascii="Arial" w:cs="Arial" w:eastAsia="Arial" w:hAnsi="Arial"/>
@@ -3487,7 +3487,7 @@
                   <w:szCs w:val="16"/>
                   <w:u w:val="single" w:color="2E75B6"/>
                 </w:rPr>
-                <w:t xml:space="preserve">Regrouping whole number place values</w:t>
+                <w:t xml:space="preserve">Sample statistic bias worked example</w:t>
               </w:r>
             </w:hyperlink>
           </w:p>
@@ -3511,7 +3511,7 @@
               <w:spacing w:after="10" w:before="0"/>
               <w:ind w:left="120"/>
             </w:pPr>
-            <w:hyperlink w:history="1" r:id="rId2smlqmkooza16_rtigjx8">
+            <w:hyperlink w:history="1" r:id="rIdd_0qdewxux3_m-snuk8gi">
               <w:r>
                 <w:rPr>
                   <w:rFonts w:ascii="Arial" w:cs="Arial" w:eastAsia="Arial" w:hAnsi="Arial"/>
@@ -3556,7 +3556,7 @@
             <w:pPr>
               <w:spacing w:after="20" w:before="0"/>
             </w:pPr>
-            <w:hyperlink w:history="1" r:id="rId9gtprqma8cnwkmduotehb">
+            <w:hyperlink w:history="1" r:id="rIdhtxyase90hy7zgqykk6op">
               <w:r>
                 <w:rPr>
                   <w:rFonts w:ascii="Arial" w:cs="Arial" w:eastAsia="Arial" w:hAnsi="Arial"/>
@@ -3565,7 +3565,7 @@
                   <w:szCs w:val="16"/>
                   <w:u w:val="single" w:color="2E75B6"/>
                 </w:rPr>
-                <w:t xml:space="preserve">Probability Distribution (Flexbook)</w:t>
+                <w:t xml:space="preserve">Summary Statistics, Summarizing Univariate Distributions (Flexbook)</w:t>
               </w:r>
             </w:hyperlink>
           </w:p>
@@ -3589,7 +3589,7 @@
               <w:spacing w:after="10" w:before="0"/>
               <w:ind w:left="120"/>
             </w:pPr>
-            <w:hyperlink w:history="1" r:id="rId1f-0lc5zs2nokpehgiymv">
+            <w:hyperlink w:history="1" r:id="rIdecfkcwdunmzyxiznmxl9g">
               <w:r>
                 <w:rPr>
                   <w:rFonts w:ascii="Arial" w:cs="Arial" w:eastAsia="Arial" w:hAnsi="Arial"/>
@@ -3784,7 +3784,7 @@
             <w:pPr>
               <w:spacing w:after="20" w:before="0"/>
             </w:pPr>
-            <w:hyperlink w:history="1" r:id="rId1va7pzqoi5hixcuxfxava">
+            <w:hyperlink w:history="1" r:id="rIdcz7jpsjtrw2tzfm2yug1x">
               <w:r>
                 <w:rPr>
                   <w:rFonts w:ascii="Arial" w:cs="Arial" w:eastAsia="Arial" w:hAnsi="Arial"/>
@@ -3793,7 +3793,7 @@
                   <w:szCs w:val="16"/>
                   <w:u w:val="single" w:color="2E75B6"/>
                 </w:rPr>
-                <w:t xml:space="preserve">Regrouping whole number place values</w:t>
+                <w:t xml:space="preserve">Using a table to estimate P-value from t statistic</w:t>
               </w:r>
             </w:hyperlink>
           </w:p>
@@ -3817,7 +3817,7 @@
               <w:spacing w:after="10" w:before="0"/>
               <w:ind w:left="120"/>
             </w:pPr>
-            <w:hyperlink w:history="1" r:id="rIdivbwvibsfp2gu5fppjmpm">
+            <w:hyperlink w:history="1" r:id="rIdtzpef2efb3yst-7xyqeoe">
               <w:r>
                 <w:rPr>
                   <w:rFonts w:ascii="Arial" w:cs="Arial" w:eastAsia="Arial" w:hAnsi="Arial"/>
@@ -3855,14 +3855,14 @@
                 <w:sz w:val="16"/>
                 <w:szCs w:val="16"/>
               </w:rPr>
-              <w:t xml:space="preserve">📖 HTML:</w:t>
+              <w:t xml:space="preserve">📖 EXERCISE:</w:t>
             </w:r>
           </w:p>
           <w:p>
             <w:pPr>
               <w:spacing w:after="20" w:before="0"/>
             </w:pPr>
-            <w:hyperlink w:history="1" r:id="rIdm53u0hwrv0ygqttuzvad5">
+            <w:hyperlink w:history="1" r:id="rIdtvoaf-zfj1ausfar88kkp">
               <w:r>
                 <w:rPr>
                   <w:rFonts w:ascii="Arial" w:cs="Arial" w:eastAsia="Arial" w:hAnsi="Arial"/>
@@ -3871,7 +3871,7 @@
                   <w:szCs w:val="16"/>
                   <w:u w:val="single" w:color="2E75B6"/>
                 </w:rPr>
-                <w:t xml:space="preserve">Probability Distribution (Flexbook)</w:t>
+                <w:t xml:space="preserve">Test statistic and P-value in chi-square tests with two-way tables</w:t>
               </w:r>
             </w:hyperlink>
           </w:p>
@@ -3887,7 +3887,7 @@
                 <w:sz w:val="14"/>
                 <w:szCs w:val="14"/>
               </w:rPr>
-              <w:t xml:space="preserve">Source: CK-12</w:t>
+              <w:t xml:space="preserve">Source: Khan Academy (English - US curriculum)</w:t>
             </w:r>
           </w:p>
           <w:p>
@@ -3895,7 +3895,7 @@
               <w:spacing w:after="10" w:before="0"/>
               <w:ind w:left="120"/>
             </w:pPr>
-            <w:hyperlink w:history="1" r:id="rIdfurxl7tkudjowthnkpk1f">
+            <w:hyperlink w:history="1" r:id="rIdtkfzcoe7pps0ggktbaj-j">
               <w:r>
                 <w:rPr>
                   <w:rFonts w:ascii="Arial" w:cs="Arial" w:eastAsia="Arial" w:hAnsi="Arial"/>
@@ -4090,7 +4090,7 @@
             <w:pPr>
               <w:spacing w:after="20" w:before="0"/>
             </w:pPr>
-            <w:hyperlink w:history="1" r:id="rIdupn2mzor84lx53lm63q_2">
+            <w:hyperlink w:history="1" r:id="rIds8x-1_f56oubqufyzktmh">
               <w:r>
                 <w:rPr>
                   <w:rFonts w:ascii="Arial" w:cs="Arial" w:eastAsia="Arial" w:hAnsi="Arial"/>
@@ -4099,7 +4099,7 @@
                   <w:szCs w:val="16"/>
                   <w:u w:val="single" w:color="2E75B6"/>
                 </w:rPr>
-                <w:t xml:space="preserve">Regrouping whole number place values</w:t>
+                <w:t xml:space="preserve">Sample statistic bias worked example</w:t>
               </w:r>
             </w:hyperlink>
           </w:p>
@@ -4123,7 +4123,7 @@
               <w:spacing w:after="10" w:before="0"/>
               <w:ind w:left="120"/>
             </w:pPr>
-            <w:hyperlink w:history="1" r:id="rId6vv7jasnk4vkztbfbea9e">
+            <w:hyperlink w:history="1" r:id="rIdtb9jb7uegqf_vavszb7qb">
               <w:r>
                 <w:rPr>
                   <w:rFonts w:ascii="Arial" w:cs="Arial" w:eastAsia="Arial" w:hAnsi="Arial"/>
@@ -4168,7 +4168,7 @@
             <w:pPr>
               <w:spacing w:after="20" w:before="0"/>
             </w:pPr>
-            <w:hyperlink w:history="1" r:id="rIdfxrmk3z69tsco_sr3vnnp">
+            <w:hyperlink w:history="1" r:id="rId4lwphgxn6rny7pzvuhtqj">
               <w:r>
                 <w:rPr>
                   <w:rFonts w:ascii="Arial" w:cs="Arial" w:eastAsia="Arial" w:hAnsi="Arial"/>
@@ -4177,7 +4177,7 @@
                   <w:szCs w:val="16"/>
                   <w:u w:val="single" w:color="2E75B6"/>
                 </w:rPr>
-                <w:t xml:space="preserve">Probability Distribution (Flexbook)</w:t>
+                <w:t xml:space="preserve">Summary Statistics, Summarizing Univariate Distributions (Flexbook)</w:t>
               </w:r>
             </w:hyperlink>
           </w:p>
@@ -4201,7 +4201,7 @@
               <w:spacing w:after="10" w:before="0"/>
               <w:ind w:left="120"/>
             </w:pPr>
-            <w:hyperlink w:history="1" r:id="rId5vo78cgaomu-ubqge4f64">
+            <w:hyperlink w:history="1" r:id="rIdqf600xajclrxvu-4qii2j">
               <w:r>
                 <w:rPr>
                   <w:rFonts w:ascii="Arial" w:cs="Arial" w:eastAsia="Arial" w:hAnsi="Arial"/>
@@ -4396,7 +4396,7 @@
             <w:pPr>
               <w:spacing w:after="20" w:before="0"/>
             </w:pPr>
-            <w:hyperlink w:history="1" r:id="rIdppvdhccq5zeyzl8drhn-d">
+            <w:hyperlink w:history="1" r:id="rId4vsfzvggoxyqkhhwmzw7f">
               <w:r>
                 <w:rPr>
                   <w:rFonts w:ascii="Arial" w:cs="Arial" w:eastAsia="Arial" w:hAnsi="Arial"/>
@@ -4405,7 +4405,7 @@
                   <w:szCs w:val="16"/>
                   <w:u w:val="single" w:color="2E75B6"/>
                 </w:rPr>
-                <w:t xml:space="preserve">Regrouping whole number place values</w:t>
+                <w:t xml:space="preserve">Sample statistic bias worked example</w:t>
               </w:r>
             </w:hyperlink>
           </w:p>
@@ -4429,7 +4429,7 @@
               <w:spacing w:after="10" w:before="0"/>
               <w:ind w:left="120"/>
             </w:pPr>
-            <w:hyperlink w:history="1" r:id="rIdhumxkeiimzqarelb0drsy">
+            <w:hyperlink w:history="1" r:id="rIdvz-crjo_mlldfns2p64ab">
               <w:r>
                 <w:rPr>
                   <w:rFonts w:ascii="Arial" w:cs="Arial" w:eastAsia="Arial" w:hAnsi="Arial"/>
@@ -4474,7 +4474,7 @@
             <w:pPr>
               <w:spacing w:after="20" w:before="0"/>
             </w:pPr>
-            <w:hyperlink w:history="1" r:id="rIdfiymaiqrctmavmsfynv3r">
+            <w:hyperlink w:history="1" r:id="rId7hkwgme9eiqmg7q9phhg9">
               <w:r>
                 <w:rPr>
                   <w:rFonts w:ascii="Arial" w:cs="Arial" w:eastAsia="Arial" w:hAnsi="Arial"/>
@@ -4483,7 +4483,7 @@
                   <w:szCs w:val="16"/>
                   <w:u w:val="single" w:color="2E75B6"/>
                 </w:rPr>
-                <w:t xml:space="preserve">Probability Distribution (Flexbook)</w:t>
+                <w:t xml:space="preserve">Summary Statistics, Summarizing Univariate Distributions (Flexbook)</w:t>
               </w:r>
             </w:hyperlink>
           </w:p>
@@ -4507,7 +4507,7 @@
               <w:spacing w:after="10" w:before="0"/>
               <w:ind w:left="120"/>
             </w:pPr>
-            <w:hyperlink w:history="1" r:id="rIddzw1j6pd3wkdxguqrtvbb">
+            <w:hyperlink w:history="1" r:id="rIdecn8mxq0wofv_mam8ro3e">
               <w:r>
                 <w:rPr>
                   <w:rFonts w:ascii="Arial" w:cs="Arial" w:eastAsia="Arial" w:hAnsi="Arial"/>
@@ -4702,7 +4702,7 @@
             <w:pPr>
               <w:spacing w:after="20" w:before="0"/>
             </w:pPr>
-            <w:hyperlink w:history="1" r:id="rIdeoezrgc90d3zy5otgcb1o">
+            <w:hyperlink w:history="1" r:id="rIdfimnyzq8bjazch4fvijre">
               <w:r>
                 <w:rPr>
                   <w:rFonts w:ascii="Arial" w:cs="Arial" w:eastAsia="Arial" w:hAnsi="Arial"/>
@@ -4711,7 +4711,7 @@
                   <w:szCs w:val="16"/>
                   <w:u w:val="single" w:color="2E75B6"/>
                 </w:rPr>
-                <w:t xml:space="preserve">Regrouping whole number place values</w:t>
+                <w:t xml:space="preserve">Sample statistic bias worked example</w:t>
               </w:r>
             </w:hyperlink>
           </w:p>
@@ -4735,7 +4735,7 @@
               <w:spacing w:after="10" w:before="0"/>
               <w:ind w:left="120"/>
             </w:pPr>
-            <w:hyperlink w:history="1" r:id="rId5m7i66z6h-b7pfwguwwsa">
+            <w:hyperlink w:history="1" r:id="rIdfe6yzdvzcsurv2orh8ae_">
               <w:r>
                 <w:rPr>
                   <w:rFonts w:ascii="Arial" w:cs="Arial" w:eastAsia="Arial" w:hAnsi="Arial"/>
@@ -4780,7 +4780,7 @@
             <w:pPr>
               <w:spacing w:after="20" w:before="0"/>
             </w:pPr>
-            <w:hyperlink w:history="1" r:id="rIdhqj50mizb9fsbikt3xjq9">
+            <w:hyperlink w:history="1" r:id="rIdww4z-nagungx0nyzbawrg">
               <w:r>
                 <w:rPr>
                   <w:rFonts w:ascii="Arial" w:cs="Arial" w:eastAsia="Arial" w:hAnsi="Arial"/>
@@ -4789,7 +4789,7 @@
                   <w:szCs w:val="16"/>
                   <w:u w:val="single" w:color="2E75B6"/>
                 </w:rPr>
-                <w:t xml:space="preserve">Probability Distribution (Flexbook)</w:t>
+                <w:t xml:space="preserve">Summary Statistics, Summarizing Univariate Distributions (Flexbook)</w:t>
               </w:r>
             </w:hyperlink>
           </w:p>
@@ -4813,7 +4813,7 @@
               <w:spacing w:after="10" w:before="0"/>
               <w:ind w:left="120"/>
             </w:pPr>
-            <w:hyperlink w:history="1" r:id="rIdf_nlfmvkrgdd-nzw7_1bm">
+            <w:hyperlink w:history="1" r:id="rIddun5ytszzqbsf-u-kmrj2">
               <w:r>
                 <w:rPr>
                   <w:rFonts w:ascii="Arial" w:cs="Arial" w:eastAsia="Arial" w:hAnsi="Arial"/>
@@ -6300,7 +6300,7 @@
             <w:pPr>
               <w:spacing w:after="20" w:before="0"/>
             </w:pPr>
-            <w:hyperlink w:history="1" r:id="rIdtqx-wfscswyzdsixyjgkc">
+            <w:hyperlink w:history="1" r:id="rIdnxgbttrydwdi-atvohcp7">
               <w:r>
                 <w:rPr>
                   <w:rFonts w:ascii="Arial" w:cs="Arial" w:eastAsia="Arial" w:hAnsi="Arial"/>
@@ -6309,7 +6309,7 @@
                   <w:szCs w:val="16"/>
                   <w:u w:val="single" w:color="2E75B6"/>
                 </w:rPr>
-                <w:t xml:space="preserve">Regrouping whole number place values</w:t>
+                <w:t xml:space="preserve">Two-way relative frequency tables</w:t>
               </w:r>
             </w:hyperlink>
           </w:p>
@@ -6333,7 +6333,7 @@
               <w:spacing w:after="10" w:before="0"/>
               <w:ind w:left="120"/>
             </w:pPr>
-            <w:hyperlink w:history="1" r:id="rIdju6esrunb-byna83vc6le">
+            <w:hyperlink w:history="1" r:id="rIdulww5oz-nhxvdv2c4vjvx">
               <w:r>
                 <w:rPr>
                   <w:rFonts w:ascii="Arial" w:cs="Arial" w:eastAsia="Arial" w:hAnsi="Arial"/>
@@ -6371,14 +6371,14 @@
                 <w:sz w:val="16"/>
                 <w:szCs w:val="16"/>
               </w:rPr>
-              <w:t xml:space="preserve">📖 HTML:</w:t>
+              <w:t xml:space="preserve">📖 EXERCISE:</w:t>
             </w:r>
           </w:p>
           <w:p>
             <w:pPr>
               <w:spacing w:after="20" w:before="0"/>
             </w:pPr>
-            <w:hyperlink w:history="1" r:id="rIdk0m1v89vutxq2a8hx7aox">
+            <w:hyperlink w:history="1" r:id="rIdpmplqsg1h9pmo05nnjo4r">
               <w:r>
                 <w:rPr>
                   <w:rFonts w:ascii="Arial" w:cs="Arial" w:eastAsia="Arial" w:hAnsi="Arial"/>
@@ -6387,7 +6387,7 @@
                   <w:szCs w:val="16"/>
                   <w:u w:val="single" w:color="2E75B6"/>
                 </w:rPr>
-                <w:t xml:space="preserve">Probability Distribution (Flexbook)</w:t>
+                <w:t xml:space="preserve">Create two-way relative frequency tables</w:t>
               </w:r>
             </w:hyperlink>
           </w:p>
@@ -6403,7 +6403,7 @@
                 <w:sz w:val="14"/>
                 <w:szCs w:val="14"/>
               </w:rPr>
-              <w:t xml:space="preserve">Source: CK-12</w:t>
+              <w:t xml:space="preserve">Source: Khan Academy (English - US curriculum)</w:t>
             </w:r>
           </w:p>
           <w:p>
@@ -6411,7 +6411,7 @@
               <w:spacing w:after="10" w:before="0"/>
               <w:ind w:left="120"/>
             </w:pPr>
-            <w:hyperlink w:history="1" r:id="rIdroa0ldk5km32kbwheqnxt">
+            <w:hyperlink w:history="1" r:id="rIdg-sgmn2uyzlvayzvqqa9t">
               <w:r>
                 <w:rPr>
                   <w:rFonts w:ascii="Arial" w:cs="Arial" w:eastAsia="Arial" w:hAnsi="Arial"/>
@@ -6606,7 +6606,7 @@
             <w:pPr>
               <w:spacing w:after="20" w:before="0"/>
             </w:pPr>
-            <w:hyperlink w:history="1" r:id="rIdb6u_1wzfxgqvtxka8gjy5">
+            <w:hyperlink w:history="1" r:id="rIdlam34psq7dxbezravdzo3">
               <w:r>
                 <w:rPr>
                   <w:rFonts w:ascii="Arial" w:cs="Arial" w:eastAsia="Arial" w:hAnsi="Arial"/>
@@ -6615,7 +6615,7 @@
                   <w:szCs w:val="16"/>
                   <w:u w:val="single" w:color="2E75B6"/>
                 </w:rPr>
-                <w:t xml:space="preserve">Regrouping whole number place values</w:t>
+                <w:t xml:space="preserve">Density Curves</w:t>
               </w:r>
             </w:hyperlink>
           </w:p>
@@ -6639,7 +6639,7 @@
               <w:spacing w:after="10" w:before="0"/>
               <w:ind w:left="120"/>
             </w:pPr>
-            <w:hyperlink w:history="1" r:id="rIdu9ebp_q9nbvkyabelthws">
+            <w:hyperlink w:history="1" r:id="rIdd5ztfqizo8jesb_tkfmyb">
               <w:r>
                 <w:rPr>
                   <w:rFonts w:ascii="Arial" w:cs="Arial" w:eastAsia="Arial" w:hAnsi="Arial"/>
@@ -6677,14 +6677,14 @@
                 <w:sz w:val="16"/>
                 <w:szCs w:val="16"/>
               </w:rPr>
-              <w:t xml:space="preserve">📖 HTML:</w:t>
+              <w:t xml:space="preserve">📖 EXERCISE:</w:t>
             </w:r>
           </w:p>
           <w:p>
             <w:pPr>
               <w:spacing w:after="20" w:before="0"/>
             </w:pPr>
-            <w:hyperlink w:history="1" r:id="rIdkixl_hmo45colkc2stdtx">
+            <w:hyperlink w:history="1" r:id="rId2got64uarf5jeiclumu8b">
               <w:r>
                 <w:rPr>
                   <w:rFonts w:ascii="Arial" w:cs="Arial" w:eastAsia="Arial" w:hAnsi="Arial"/>
@@ -6693,7 +6693,7 @@
                   <w:szCs w:val="16"/>
                   <w:u w:val="single" w:color="2E75B6"/>
                 </w:rPr>
-                <w:t xml:space="preserve">Probability Distribution (Flexbook)</w:t>
+                <w:t xml:space="preserve">Test statistic and P-value in chi-square tests with two-way tables</w:t>
               </w:r>
             </w:hyperlink>
           </w:p>
@@ -6709,7 +6709,7 @@
                 <w:sz w:val="14"/>
                 <w:szCs w:val="14"/>
               </w:rPr>
-              <w:t xml:space="preserve">Source: CK-12</w:t>
+              <w:t xml:space="preserve">Source: Khan Academy (English - US curriculum)</w:t>
             </w:r>
           </w:p>
           <w:p>
@@ -6717,7 +6717,7 @@
               <w:spacing w:after="10" w:before="0"/>
               <w:ind w:left="120"/>
             </w:pPr>
-            <w:hyperlink w:history="1" r:id="rId6snuxripiyfntdkztzwlh">
+            <w:hyperlink w:history="1" r:id="rIduy2z_k7bfehbk_kpx52e5">
               <w:r>
                 <w:rPr>
                   <w:rFonts w:ascii="Arial" w:cs="Arial" w:eastAsia="Arial" w:hAnsi="Arial"/>
@@ -6912,7 +6912,7 @@
             <w:pPr>
               <w:spacing w:after="20" w:before="0"/>
             </w:pPr>
-            <w:hyperlink w:history="1" r:id="rIdnfadzzgtaltk9crxjzmuw">
+            <w:hyperlink w:history="1" r:id="rIdiyucsq83mskow54gray-s">
               <w:r>
                 <w:rPr>
                   <w:rFonts w:ascii="Arial" w:cs="Arial" w:eastAsia="Arial" w:hAnsi="Arial"/>
@@ -6921,7 +6921,7 @@
                   <w:szCs w:val="16"/>
                   <w:u w:val="single" w:color="2E75B6"/>
                 </w:rPr>
-                <w:t xml:space="preserve">Regrouping whole number place values</w:t>
+                <w:t xml:space="preserve">Two-way relative frequency tables</w:t>
               </w:r>
             </w:hyperlink>
           </w:p>
@@ -6945,7 +6945,7 @@
               <w:spacing w:after="10" w:before="0"/>
               <w:ind w:left="120"/>
             </w:pPr>
-            <w:hyperlink w:history="1" r:id="rIdajwdmbmeblyw8cqxzu5o7">
+            <w:hyperlink w:history="1" r:id="rIdsjji7mgu1usqlz-j22dco">
               <w:r>
                 <w:rPr>
                   <w:rFonts w:ascii="Arial" w:cs="Arial" w:eastAsia="Arial" w:hAnsi="Arial"/>
@@ -6983,14 +6983,14 @@
                 <w:sz w:val="16"/>
                 <w:szCs w:val="16"/>
               </w:rPr>
-              <w:t xml:space="preserve">📖 HTML:</w:t>
+              <w:t xml:space="preserve">📖 EXERCISE:</w:t>
             </w:r>
           </w:p>
           <w:p>
             <w:pPr>
               <w:spacing w:after="20" w:before="0"/>
             </w:pPr>
-            <w:hyperlink w:history="1" r:id="rIds1il55m2px2dv51bpjtsg">
+            <w:hyperlink w:history="1" r:id="rIdi0jt_u4r-tjxunabxnjn3">
               <w:r>
                 <w:rPr>
                   <w:rFonts w:ascii="Arial" w:cs="Arial" w:eastAsia="Arial" w:hAnsi="Arial"/>
@@ -6999,7 +6999,7 @@
                   <w:szCs w:val="16"/>
                   <w:u w:val="single" w:color="2E75B6"/>
                 </w:rPr>
-                <w:t xml:space="preserve">Probability Distribution (Flexbook)</w:t>
+                <w:t xml:space="preserve">Graph data on line plots (through 1/8 of a unit)</w:t>
               </w:r>
             </w:hyperlink>
           </w:p>
@@ -7015,7 +7015,7 @@
                 <w:sz w:val="14"/>
                 <w:szCs w:val="14"/>
               </w:rPr>
-              <w:t xml:space="preserve">Source: CK-12</w:t>
+              <w:t xml:space="preserve">Source: Khan Academy (English - US curriculum)</w:t>
             </w:r>
           </w:p>
           <w:p>
@@ -7023,7 +7023,7 @@
               <w:spacing w:after="10" w:before="0"/>
               <w:ind w:left="120"/>
             </w:pPr>
-            <w:hyperlink w:history="1" r:id="rIdg6_shfgfkz3hwzf8jkxo5">
+            <w:hyperlink w:history="1" r:id="rIdudojjclg7k0xlidhejiiq">
               <w:r>
                 <w:rPr>
                   <w:rFonts w:ascii="Arial" w:cs="Arial" w:eastAsia="Arial" w:hAnsi="Arial"/>
@@ -7218,7 +7218,7 @@
             <w:pPr>
               <w:spacing w:after="20" w:before="0"/>
             </w:pPr>
-            <w:hyperlink w:history="1" r:id="rIdvggrpch6xi2e5bx4yb59r">
+            <w:hyperlink w:history="1" r:id="rIdqio_fjbxbabmtpe0ymig9">
               <w:r>
                 <w:rPr>
                   <w:rFonts w:ascii="Arial" w:cs="Arial" w:eastAsia="Arial" w:hAnsi="Arial"/>
@@ -7227,7 +7227,7 @@
                   <w:szCs w:val="16"/>
                   <w:u w:val="single" w:color="2E75B6"/>
                 </w:rPr>
-                <w:t xml:space="preserve">Regrouping whole number place values</w:t>
+                <w:t xml:space="preserve">Two-way relative frequency tables</w:t>
               </w:r>
             </w:hyperlink>
           </w:p>
@@ -7251,7 +7251,7 @@
               <w:spacing w:after="10" w:before="0"/>
               <w:ind w:left="120"/>
             </w:pPr>
-            <w:hyperlink w:history="1" r:id="rIdijyjwdazj3l61arxmqrpr">
+            <w:hyperlink w:history="1" r:id="rId8qbxmhv6suxfz-u4ap771">
               <w:r>
                 <w:rPr>
                   <w:rFonts w:ascii="Arial" w:cs="Arial" w:eastAsia="Arial" w:hAnsi="Arial"/>
@@ -7289,14 +7289,14 @@
                 <w:sz w:val="16"/>
                 <w:szCs w:val="16"/>
               </w:rPr>
-              <w:t xml:space="preserve">📖 HTML:</w:t>
+              <w:t xml:space="preserve">📖 EXERCISE:</w:t>
             </w:r>
           </w:p>
           <w:p>
             <w:pPr>
               <w:spacing w:after="20" w:before="0"/>
             </w:pPr>
-            <w:hyperlink w:history="1" r:id="rIdrj8vyazjy5jcrpim5xb9z">
+            <w:hyperlink w:history="1" r:id="rIdtrfv1ylv5kfx7bgkisgcg">
               <w:r>
                 <w:rPr>
                   <w:rFonts w:ascii="Arial" w:cs="Arial" w:eastAsia="Arial" w:hAnsi="Arial"/>
@@ -7305,7 +7305,7 @@
                   <w:szCs w:val="16"/>
                   <w:u w:val="single" w:color="2E75B6"/>
                 </w:rPr>
-                <w:t xml:space="preserve">Probability Distribution (Flexbook)</w:t>
+                <w:t xml:space="preserve">Create two-way relative frequency tables</w:t>
               </w:r>
             </w:hyperlink>
           </w:p>
@@ -7321,7 +7321,7 @@
                 <w:sz w:val="14"/>
                 <w:szCs w:val="14"/>
               </w:rPr>
-              <w:t xml:space="preserve">Source: CK-12</w:t>
+              <w:t xml:space="preserve">Source: Khan Academy (English - US curriculum)</w:t>
             </w:r>
           </w:p>
           <w:p>
@@ -7329,7 +7329,7 @@
               <w:spacing w:after="10" w:before="0"/>
               <w:ind w:left="120"/>
             </w:pPr>
-            <w:hyperlink w:history="1" r:id="rIdi-djfg4avjmnlmdphwprl">
+            <w:hyperlink w:history="1" r:id="rId55xf5vvnd1laef0siauhn">
               <w:r>
                 <w:rPr>
                   <w:rFonts w:ascii="Arial" w:cs="Arial" w:eastAsia="Arial" w:hAnsi="Arial"/>
@@ -7524,7 +7524,7 @@
             <w:pPr>
               <w:spacing w:after="20" w:before="0"/>
             </w:pPr>
-            <w:hyperlink w:history="1" r:id="rIdrpmljhlpo2iqck4sauzf1">
+            <w:hyperlink w:history="1" r:id="rIdqwv39ld0oyyrzgb0x4v3z">
               <w:r>
                 <w:rPr>
                   <w:rFonts w:ascii="Arial" w:cs="Arial" w:eastAsia="Arial" w:hAnsi="Arial"/>
@@ -7533,7 +7533,7 @@
                   <w:szCs w:val="16"/>
                   <w:u w:val="single" w:color="2E75B6"/>
                 </w:rPr>
-                <w:t xml:space="preserve">Regrouping whole number place values</w:t>
+                <w:t xml:space="preserve">Two-way relative frequency tables</w:t>
               </w:r>
             </w:hyperlink>
           </w:p>
@@ -7557,7 +7557,7 @@
               <w:spacing w:after="10" w:before="0"/>
               <w:ind w:left="120"/>
             </w:pPr>
-            <w:hyperlink w:history="1" r:id="rIdm7p-ucwtfwzckzblnae2i">
+            <w:hyperlink w:history="1" r:id="rIdbfe9gto_dmw5pvniutxit">
               <w:r>
                 <w:rPr>
                   <w:rFonts w:ascii="Arial" w:cs="Arial" w:eastAsia="Arial" w:hAnsi="Arial"/>
@@ -7595,14 +7595,14 @@
                 <w:sz w:val="16"/>
                 <w:szCs w:val="16"/>
               </w:rPr>
-              <w:t xml:space="preserve">📖 HTML:</w:t>
+              <w:t xml:space="preserve">📖 EXERCISE:</w:t>
             </w:r>
           </w:p>
           <w:p>
             <w:pPr>
               <w:spacing w:after="20" w:before="0"/>
             </w:pPr>
-            <w:hyperlink w:history="1" r:id="rId5asci9koerprx6nnr-bsc">
+            <w:hyperlink w:history="1" r:id="rIdwb6f8gujytyefy8nfghub">
               <w:r>
                 <w:rPr>
                   <w:rFonts w:ascii="Arial" w:cs="Arial" w:eastAsia="Arial" w:hAnsi="Arial"/>
@@ -7611,7 +7611,7 @@
                   <w:szCs w:val="16"/>
                   <w:u w:val="single" w:color="2E75B6"/>
                 </w:rPr>
-                <w:t xml:space="preserve">Probability Distribution (Flexbook)</w:t>
+                <w:t xml:space="preserve">Create two-way relative frequency tables</w:t>
               </w:r>
             </w:hyperlink>
           </w:p>
@@ -7627,7 +7627,7 @@
                 <w:sz w:val="14"/>
                 <w:szCs w:val="14"/>
               </w:rPr>
-              <w:t xml:space="preserve">Source: CK-12</w:t>
+              <w:t xml:space="preserve">Source: Khan Academy (English - US curriculum)</w:t>
             </w:r>
           </w:p>
           <w:p>
@@ -7635,7 +7635,7 @@
               <w:spacing w:after="10" w:before="0"/>
               <w:ind w:left="120"/>
             </w:pPr>
-            <w:hyperlink w:history="1" r:id="rIdtnxgsuy5k8jg85gfqfw_2">
+            <w:hyperlink w:history="1" r:id="rIdiwsctvtrupv24mutrtf0e">
               <w:r>
                 <w:rPr>
                   <w:rFonts w:ascii="Arial" w:cs="Arial" w:eastAsia="Arial" w:hAnsi="Arial"/>
@@ -9122,7 +9122,7 @@
             <w:pPr>
               <w:spacing w:after="20" w:before="0"/>
             </w:pPr>
-            <w:hyperlink w:history="1" r:id="rIduvva5cjxfrmhztx2v8jbc">
+            <w:hyperlink w:history="1" r:id="rIdrp38sezxnw5oiul-tnddf">
               <w:r>
                 <w:rPr>
                   <w:rFonts w:ascii="Arial" w:cs="Arial" w:eastAsia="Arial" w:hAnsi="Arial"/>
@@ -9155,7 +9155,7 @@
               <w:spacing w:after="10" w:before="0"/>
               <w:ind w:left="120"/>
             </w:pPr>
-            <w:hyperlink w:history="1" r:id="rIdnletxbqzh0gjdqgjcmzqg">
+            <w:hyperlink w:history="1" r:id="rIdy8ohycy2hykm83lhjg2cc">
               <w:r>
                 <w:rPr>
                   <w:rFonts w:ascii="Arial" w:cs="Arial" w:eastAsia="Arial" w:hAnsi="Arial"/>
@@ -9200,7 +9200,7 @@
             <w:pPr>
               <w:spacing w:after="20" w:before="0"/>
             </w:pPr>
-            <w:hyperlink w:history="1" r:id="rId85z5pc8urhsbvgbxlszfj">
+            <w:hyperlink w:history="1" r:id="rIdsdeimzk7ok8pr_nxxwrtv">
               <w:r>
                 <w:rPr>
                   <w:rFonts w:ascii="Arial" w:cs="Arial" w:eastAsia="Arial" w:hAnsi="Arial"/>
@@ -9209,7 +9209,7 @@
                   <w:szCs w:val="16"/>
                   <w:u w:val="single" w:color="2E75B6"/>
                 </w:rPr>
-                <w:t xml:space="preserve">Graphic Displays of Data (Flexbook)</w:t>
+                <w:t xml:space="preserve">Ungrouped Data to Find the Mean (Flexbook)</w:t>
               </w:r>
             </w:hyperlink>
           </w:p>
@@ -9233,7 +9233,7 @@
               <w:spacing w:after="10" w:before="0"/>
               <w:ind w:left="120"/>
             </w:pPr>
-            <w:hyperlink w:history="1" r:id="rId_xfbdk_de-bbxuu0mwmq8">
+            <w:hyperlink w:history="1" r:id="rIdmp237un0r4plyeiicd-iu">
               <w:r>
                 <w:rPr>
                   <w:rFonts w:ascii="Arial" w:cs="Arial" w:eastAsia="Arial" w:hAnsi="Arial"/>
@@ -9428,7 +9428,7 @@
             <w:pPr>
               <w:spacing w:after="20" w:before="0"/>
             </w:pPr>
-            <w:hyperlink w:history="1" r:id="rId3bcd7siviytoje7moinup">
+            <w:hyperlink w:history="1" r:id="rIdzpnic2luvl1vfn4nuqoug">
               <w:r>
                 <w:rPr>
                   <w:rFonts w:ascii="Arial" w:cs="Arial" w:eastAsia="Arial" w:hAnsi="Arial"/>
@@ -9437,7 +9437,7 @@
                   <w:szCs w:val="16"/>
                   <w:u w:val="single" w:color="2E75B6"/>
                 </w:rPr>
-                <w:t xml:space="preserve">Ungrouped Data to Find the Mean Principles</w:t>
+                <w:t xml:space="preserve">Statistics intro: Mean, median, &amp; mode</w:t>
               </w:r>
             </w:hyperlink>
           </w:p>
@@ -9453,7 +9453,7 @@
                 <w:sz w:val="14"/>
                 <w:szCs w:val="14"/>
               </w:rPr>
-              <w:t xml:space="preserve">Source: CK-12</w:t>
+              <w:t xml:space="preserve">Source: Khan Academy (English - US curriculum)</w:t>
             </w:r>
           </w:p>
           <w:p>
@@ -9461,7 +9461,7 @@
               <w:spacing w:after="10" w:before="0"/>
               <w:ind w:left="120"/>
             </w:pPr>
-            <w:hyperlink w:history="1" r:id="rId95sovriir8aew6r8qkwdy">
+            <w:hyperlink w:history="1" r:id="rIdrlf_j0jtyxh2vbxhedm-l">
               <w:r>
                 <w:rPr>
                   <w:rFonts w:ascii="Arial" w:cs="Arial" w:eastAsia="Arial" w:hAnsi="Arial"/>
@@ -9499,14 +9499,14 @@
                 <w:sz w:val="16"/>
                 <w:szCs w:val="16"/>
               </w:rPr>
-              <w:t xml:space="preserve">📖 HTML:</w:t>
+              <w:t xml:space="preserve">📖 EXERCISE:</w:t>
             </w:r>
           </w:p>
           <w:p>
             <w:pPr>
               <w:spacing w:after="20" w:before="0"/>
             </w:pPr>
-            <w:hyperlink w:history="1" r:id="rIdrtxaespijxlh5b3mebc9z">
+            <w:hyperlink w:history="1" r:id="rIdhscstdyzdyisys8wpzyzf">
               <w:r>
                 <w:rPr>
                   <w:rFonts w:ascii="Arial" w:cs="Arial" w:eastAsia="Arial" w:hAnsi="Arial"/>
@@ -9515,7 +9515,7 @@
                   <w:szCs w:val="16"/>
                   <w:u w:val="single" w:color="2E75B6"/>
                 </w:rPr>
-                <w:t xml:space="preserve">Graphic Displays of Data (Flexbook)</w:t>
+                <w:t xml:space="preserve">Ungrouped Data to Find the Mean Practice</w:t>
               </w:r>
             </w:hyperlink>
           </w:p>
@@ -9539,7 +9539,7 @@
               <w:spacing w:after="10" w:before="0"/>
               <w:ind w:left="120"/>
             </w:pPr>
-            <w:hyperlink w:history="1" r:id="rIdsjkqhvtubujbrmkpt18hc">
+            <w:hyperlink w:history="1" r:id="rIdjmaijyygshn0birkn9_wh">
               <w:r>
                 <w:rPr>
                   <w:rFonts w:ascii="Arial" w:cs="Arial" w:eastAsia="Arial" w:hAnsi="Arial"/>
@@ -9734,7 +9734,7 @@
             <w:pPr>
               <w:spacing w:after="20" w:before="0"/>
             </w:pPr>
-            <w:hyperlink w:history="1" r:id="rIdydh-j3lcpijj7zo6lcxzz">
+            <w:hyperlink w:history="1" r:id="rIdj_k9dieucdl814tsze8y7">
               <w:r>
                 <w:rPr>
                   <w:rFonts w:ascii="Arial" w:cs="Arial" w:eastAsia="Arial" w:hAnsi="Arial"/>
@@ -9743,7 +9743,7 @@
                   <w:szCs w:val="16"/>
                   <w:u w:val="single" w:color="2E75B6"/>
                 </w:rPr>
-                <w:t xml:space="preserve">Ungrouped Data to Find the Mean Principles</w:t>
+                <w:t xml:space="preserve">Read line plots</w:t>
               </w:r>
             </w:hyperlink>
           </w:p>
@@ -9759,7 +9759,7 @@
                 <w:sz w:val="14"/>
                 <w:szCs w:val="14"/>
               </w:rPr>
-              <w:t xml:space="preserve">Source: CK-12</w:t>
+              <w:t xml:space="preserve">Source: Khan Academy (English - US curriculum)</w:t>
             </w:r>
           </w:p>
           <w:p>
@@ -9767,7 +9767,7 @@
               <w:spacing w:after="10" w:before="0"/>
               <w:ind w:left="120"/>
             </w:pPr>
-            <w:hyperlink w:history="1" r:id="rId6-gqj1sv4meuymdbihrnu">
+            <w:hyperlink w:history="1" r:id="rId5gxiypbdi1pu9fgbikahp">
               <w:r>
                 <w:rPr>
                   <w:rFonts w:ascii="Arial" w:cs="Arial" w:eastAsia="Arial" w:hAnsi="Arial"/>
@@ -9805,14 +9805,14 @@
                 <w:sz w:val="16"/>
                 <w:szCs w:val="16"/>
               </w:rPr>
-              <w:t xml:space="preserve">📖 HTML:</w:t>
+              <w:t xml:space="preserve">📖 EXERCISE:</w:t>
             </w:r>
           </w:p>
           <w:p>
             <w:pPr>
               <w:spacing w:after="20" w:before="0"/>
             </w:pPr>
-            <w:hyperlink w:history="1" r:id="rIdvpzi-ieogyquvtrwjgoem">
+            <w:hyperlink w:history="1" r:id="rIdjys4p7-t2uqre9e8oikmx">
               <w:r>
                 <w:rPr>
                   <w:rFonts w:ascii="Arial" w:cs="Arial" w:eastAsia="Arial" w:hAnsi="Arial"/>
@@ -9821,7 +9821,7 @@
                   <w:szCs w:val="16"/>
                   <w:u w:val="single" w:color="2E75B6"/>
                 </w:rPr>
-                <w:t xml:space="preserve">Graphic Displays of Data (Flexbook)</w:t>
+                <w:t xml:space="preserve">Calculating the mean: data displays</w:t>
               </w:r>
             </w:hyperlink>
           </w:p>
@@ -9837,7 +9837,7 @@
                 <w:sz w:val="14"/>
                 <w:szCs w:val="14"/>
               </w:rPr>
-              <w:t xml:space="preserve">Source: CK-12</w:t>
+              <w:t xml:space="preserve">Source: Khan Academy (English - US curriculum)</w:t>
             </w:r>
           </w:p>
           <w:p>
@@ -9845,7 +9845,7 @@
               <w:spacing w:after="10" w:before="0"/>
               <w:ind w:left="120"/>
             </w:pPr>
-            <w:hyperlink w:history="1" r:id="rIdkcj2ewy0bpcyausxgibis">
+            <w:hyperlink w:history="1" r:id="rIdwyi2zgzc8aahrjvity2ce">
               <w:r>
                 <w:rPr>
                   <w:rFonts w:ascii="Arial" w:cs="Arial" w:eastAsia="Arial" w:hAnsi="Arial"/>
@@ -10040,7 +10040,7 @@
             <w:pPr>
               <w:spacing w:after="20" w:before="0"/>
             </w:pPr>
-            <w:hyperlink w:history="1" r:id="rIdwrwonv7tpbqrxn4kdwg8c">
+            <w:hyperlink w:history="1" r:id="rId8oq-rx0y1qq_n9fjd4mrm">
               <w:r>
                 <w:rPr>
                   <w:rFonts w:ascii="Arial" w:cs="Arial" w:eastAsia="Arial" w:hAnsi="Arial"/>
@@ -10049,7 +10049,7 @@
                   <w:szCs w:val="16"/>
                   <w:u w:val="single" w:color="2E75B6"/>
                 </w:rPr>
-                <w:t xml:space="preserve">Ungrouped Data to Find the Mean Principles</w:t>
+                <w:t xml:space="preserve">Making picture graphs and line plots</w:t>
               </w:r>
             </w:hyperlink>
           </w:p>
@@ -10065,7 +10065,7 @@
                 <w:sz w:val="14"/>
                 <w:szCs w:val="14"/>
               </w:rPr>
-              <w:t xml:space="preserve">Source: CK-12</w:t>
+              <w:t xml:space="preserve">Source: Khan Academy (English - US curriculum)</w:t>
             </w:r>
           </w:p>
           <w:p>
@@ -10073,7 +10073,7 @@
               <w:spacing w:after="10" w:before="0"/>
               <w:ind w:left="120"/>
             </w:pPr>
-            <w:hyperlink w:history="1" r:id="rId4z7dnekxa7wu0salx6o9z">
+            <w:hyperlink w:history="1" r:id="rId6ix2o8j-d_gxw17sod_zd">
               <w:r>
                 <w:rPr>
                   <w:rFonts w:ascii="Arial" w:cs="Arial" w:eastAsia="Arial" w:hAnsi="Arial"/>
@@ -10118,7 +10118,7 @@
             <w:pPr>
               <w:spacing w:after="20" w:before="0"/>
             </w:pPr>
-            <w:hyperlink w:history="1" r:id="rId_1wfyrwrr631jd8qses9x">
+            <w:hyperlink w:history="1" r:id="rIdjfr_n4ezqywr72rai7-iz">
               <w:r>
                 <w:rPr>
                   <w:rFonts w:ascii="Arial" w:cs="Arial" w:eastAsia="Arial" w:hAnsi="Arial"/>
@@ -10127,7 +10127,7 @@
                   <w:szCs w:val="16"/>
                   <w:u w:val="single" w:color="2E75B6"/>
                 </w:rPr>
-                <w:t xml:space="preserve">Graphic Displays of Data (Flexbook)</w:t>
+                <w:t xml:space="preserve">Ungrouped Data to Find the Mean (Flexbook)</w:t>
               </w:r>
             </w:hyperlink>
           </w:p>
@@ -10151,7 +10151,7 @@
               <w:spacing w:after="10" w:before="0"/>
               <w:ind w:left="120"/>
             </w:pPr>
-            <w:hyperlink w:history="1" r:id="rId1bnerdst9xhvipp7fs46n">
+            <w:hyperlink w:history="1" r:id="rIdhxlnku1ijreipjsfkup1f">
               <w:r>
                 <w:rPr>
                   <w:rFonts w:ascii="Arial" w:cs="Arial" w:eastAsia="Arial" w:hAnsi="Arial"/>
@@ -10346,7 +10346,7 @@
             <w:pPr>
               <w:spacing w:after="20" w:before="0"/>
             </w:pPr>
-            <w:hyperlink w:history="1" r:id="rId92r96pxrbzw_29_yo0jzw">
+            <w:hyperlink w:history="1" r:id="rIdzcqvnaib5ohfdc9xcivuw">
               <w:r>
                 <w:rPr>
                   <w:rFonts w:ascii="Arial" w:cs="Arial" w:eastAsia="Arial" w:hAnsi="Arial"/>
@@ -10355,7 +10355,7 @@
                   <w:szCs w:val="16"/>
                   <w:u w:val="single" w:color="2E75B6"/>
                 </w:rPr>
-                <w:t xml:space="preserve">Ungrouped Data to Find the Mean Principles</w:t>
+                <w:t xml:space="preserve">Comparing means of distributions</w:t>
               </w:r>
             </w:hyperlink>
           </w:p>
@@ -10371,7 +10371,7 @@
                 <w:sz w:val="14"/>
                 <w:szCs w:val="14"/>
               </w:rPr>
-              <w:t xml:space="preserve">Source: CK-12</w:t>
+              <w:t xml:space="preserve">Source: Khan Academy (English - US curriculum)</w:t>
             </w:r>
           </w:p>
           <w:p>
@@ -10379,7 +10379,7 @@
               <w:spacing w:after="10" w:before="0"/>
               <w:ind w:left="120"/>
             </w:pPr>
-            <w:hyperlink w:history="1" r:id="rIdmp8w1bmowxmho_vetqkdj">
+            <w:hyperlink w:history="1" r:id="rId2uzp3fgzbztj40ijmeyb3">
               <w:r>
                 <w:rPr>
                   <w:rFonts w:ascii="Arial" w:cs="Arial" w:eastAsia="Arial" w:hAnsi="Arial"/>
@@ -10424,7 +10424,7 @@
             <w:pPr>
               <w:spacing w:after="20" w:before="0"/>
             </w:pPr>
-            <w:hyperlink w:history="1" r:id="rIdz9k5tzyp7yd-tbpv5pz5r">
+            <w:hyperlink w:history="1" r:id="rIdzxp6plq__enxudjxoti01">
               <w:r>
                 <w:rPr>
                   <w:rFonts w:ascii="Arial" w:cs="Arial" w:eastAsia="Arial" w:hAnsi="Arial"/>
@@ -10433,7 +10433,7 @@
                   <w:szCs w:val="16"/>
                   <w:u w:val="single" w:color="2E75B6"/>
                 </w:rPr>
-                <w:t xml:space="preserve">Graphic Displays of Data (Flexbook)</w:t>
+                <w:t xml:space="preserve">Ungrouped Data to Find the Mean (Flexbook)</w:t>
               </w:r>
             </w:hyperlink>
           </w:p>
@@ -10457,7 +10457,7 @@
               <w:spacing w:after="10" w:before="0"/>
               <w:ind w:left="120"/>
             </w:pPr>
-            <w:hyperlink w:history="1" r:id="rIdr_r82w4hxvsjwqsar8ecn">
+            <w:hyperlink w:history="1" r:id="rIdpvrm4egjurszyq6jkbwbu">
               <w:r>
                 <w:rPr>
                   <w:rFonts w:ascii="Arial" w:cs="Arial" w:eastAsia="Arial" w:hAnsi="Arial"/>
@@ -11944,7 +11944,313 @@
             <w:pPr>
               <w:spacing w:after="20" w:before="0"/>
             </w:pPr>
-            <w:hyperlink w:history="1" r:id="rIdbuij9rzg_i9d9quubxpuq">
+            <w:hyperlink w:history="1" r:id="rIden8egvdu_y0igtfhbtikr">
+              <w:r>
+                <w:rPr>
+                  <w:rFonts w:ascii="Arial" w:cs="Arial" w:eastAsia="Arial" w:hAnsi="Arial"/>
+                  <w:color w:val="2E75B6"/>
+                  <w:sz w:val="16"/>
+                  <w:szCs w:val="16"/>
+                  <w:u w:val="single" w:color="2E75B6"/>
+                </w:rPr>
+                <w:t xml:space="preserve">Statistics intro: Mean, median, &amp; mode</w:t>
+              </w:r>
+            </w:hyperlink>
+          </w:p>
+          <w:p>
+            <w:pPr>
+              <w:spacing w:after="10" w:before="0"/>
+              <w:ind w:left="120"/>
+            </w:pPr>
+            <w:r>
+              <w:rPr>
+                <w:rFonts w:ascii="Arial" w:cs="Arial" w:eastAsia="Arial" w:hAnsi="Arial"/>
+                <w:color w:val="595959"/>
+                <w:sz w:val="14"/>
+                <w:szCs w:val="14"/>
+              </w:rPr>
+              <w:t xml:space="preserve">Source: Khan Academy (English - US curriculum)</w:t>
+            </w:r>
+          </w:p>
+          <w:p>
+            <w:pPr>
+              <w:spacing w:after="10" w:before="0"/>
+              <w:ind w:left="120"/>
+            </w:pPr>
+            <w:hyperlink w:history="1" r:id="rIdw7gfvfzbm32tpkukkeqcd">
+              <w:r>
+                <w:rPr>
+                  <w:rFonts w:ascii="Arial" w:cs="Arial" w:eastAsia="Arial" w:hAnsi="Arial"/>
+                  <w:color w:val="595959"/>
+                  <w:sz w:val="14"/>
+                  <w:szCs w:val="14"/>
+                  <w:u w:val="single" w:color="595959"/>
+                </w:rPr>
+                <w:t xml:space="preserve">🔍 Search ARES for similar videos</w:t>
+              </w:r>
+            </w:hyperlink>
+          </w:p>
+          <w:p>
+            <w:pPr>
+              <w:spacing w:after="40" w:before="0"/>
+            </w:pPr>
+            <w:r>
+              <w:rPr>
+                <w:sz w:val="14"/>
+                <w:szCs w:val="14"/>
+              </w:rPr>
+              <w:t xml:space="preserve"/>
+            </w:r>
+          </w:p>
+          <w:p>
+            <w:pPr>
+              <w:spacing w:after="20" w:before="0"/>
+            </w:pPr>
+            <w:r>
+              <w:rPr>
+                <w:rFonts w:ascii="Arial" w:cs="Arial" w:eastAsia="Arial" w:hAnsi="Arial"/>
+                <w:b/>
+                <w:bCs/>
+                <w:color w:val="1F3864"/>
+                <w:sz w:val="16"/>
+                <w:szCs w:val="16"/>
+              </w:rPr>
+              <w:t xml:space="preserve">📖 HTML:</w:t>
+            </w:r>
+          </w:p>
+          <w:p>
+            <w:pPr>
+              <w:spacing w:after="20" w:before="0"/>
+            </w:pPr>
+            <w:hyperlink w:history="1" r:id="rId4vdoaaclg_ddhhxr6eg0l">
+              <w:r>
+                <w:rPr>
+                  <w:rFonts w:ascii="Arial" w:cs="Arial" w:eastAsia="Arial" w:hAnsi="Arial"/>
+                  <w:color w:val="2E75B6"/>
+                  <w:sz w:val="16"/>
+                  <w:szCs w:val="16"/>
+                  <w:u w:val="single" w:color="2E75B6"/>
+                </w:rPr>
+                <w:t xml:space="preserve">Ungrouped Data to Find the Mean (Flexbook)</w:t>
+              </w:r>
+            </w:hyperlink>
+          </w:p>
+          <w:p>
+            <w:pPr>
+              <w:spacing w:after="10" w:before="0"/>
+              <w:ind w:left="120"/>
+            </w:pPr>
+            <w:r>
+              <w:rPr>
+                <w:rFonts w:ascii="Arial" w:cs="Arial" w:eastAsia="Arial" w:hAnsi="Arial"/>
+                <w:color w:val="595959"/>
+                <w:sz w:val="14"/>
+                <w:szCs w:val="14"/>
+              </w:rPr>
+              <w:t xml:space="preserve">Source: CK-12</w:t>
+            </w:r>
+          </w:p>
+          <w:p>
+            <w:pPr>
+              <w:spacing w:after="10" w:before="0"/>
+              <w:ind w:left="120"/>
+            </w:pPr>
+            <w:hyperlink w:history="1" r:id="rIdyu73rjaixudqxnqdtjpsg">
+              <w:r>
+                <w:rPr>
+                  <w:rFonts w:ascii="Arial" w:cs="Arial" w:eastAsia="Arial" w:hAnsi="Arial"/>
+                  <w:color w:val="595959"/>
+                  <w:sz w:val="14"/>
+                  <w:szCs w:val="14"/>
+                  <w:u w:val="single" w:color="595959"/>
+                </w:rPr>
+                <w:t xml:space="preserve">🔍 Search ARES for similar readings</w:t>
+              </w:r>
+            </w:hyperlink>
+          </w:p>
+        </w:tc>
+        <w:tc>
+          <w:tcPr>
+            <w:tcW w:type="dxa" w:w="3040"/>
+            <w:shd w:fill="FFFFFF" w:color="auto" w:val="clear"/>
+            <w:tcMar>
+              <w:top w:type="dxa" w:w="60"/>
+              <w:left w:type="dxa" w:w="120"/>
+              <w:bottom w:type="dxa" w:w="60"/>
+              <w:right w:type="dxa" w:w="120"/>
+            </w:tcMar>
+            <w:vAlign w:val="top"/>
+          </w:tcPr>
+          <w:p>
+            <w:pPr>
+              <w:spacing w:after="40" w:before="0"/>
+              <w:jc w:val="left"/>
+            </w:pPr>
+            <w:r>
+              <w:rPr>
+                <w:rFonts w:ascii="Arial" w:cs="Arial" w:eastAsia="Arial" w:hAnsi="Arial"/>
+                <w:b w:val="false"/>
+                <w:bCs w:val="false"/>
+                <w:i w:val="false"/>
+                <w:iCs w:val="false"/>
+                <w:color w:val="000000"/>
+                <w:sz w:val="18"/>
+                <w:szCs w:val="18"/>
+              </w:rPr>
+              <w:t xml:space="preserve">Learners are shown the 20 Nakuru maize harvest values on the board (4, 8, 12, 15, 15, 15, 10, 7, 20, 18, 15, 9, 22, 15, 11, 31, 6, 15, 14, 10) — the same data set from Lessons 1 and 3. The teacher asks: 'Without doing any calculation, which single harvest number do you think appears most often in this list? Write your prediction in your notebook and give one reason for your choice.' Learners write individually for 90 seconds, then share predictions with a shoulder partner. Two or three pairs share with the class. The teacher records predicted values on the board without confirming or denying correctness.</w:t>
+            </w:r>
+          </w:p>
+        </w:tc>
+        <w:tc>
+          <w:tcPr>
+            <w:tcW w:type="dxa" w:w="3040"/>
+            <w:shd w:fill="F2F2F2" w:color="auto" w:val="clear"/>
+            <w:tcMar>
+              <w:top w:type="dxa" w:w="60"/>
+              <w:left w:type="dxa" w:w="120"/>
+              <w:bottom w:type="dxa" w:w="60"/>
+              <w:right w:type="dxa" w:w="120"/>
+            </w:tcMar>
+            <w:vAlign w:val="top"/>
+          </w:tcPr>
+          <w:p>
+            <w:pPr>
+              <w:spacing w:after="40" w:before="0"/>
+              <w:jc w:val="left"/>
+            </w:pPr>
+            <w:r>
+              <w:rPr>
+                <w:rFonts w:ascii="Arial" w:cs="Arial" w:eastAsia="Arial" w:hAnsi="Arial"/>
+                <w:b w:val="false"/>
+                <w:bCs w:val="false"/>
+                <w:i w:val="false"/>
+                <w:iCs w:val="false"/>
+                <w:color w:val="000000"/>
+                <w:sz w:val="18"/>
+                <w:szCs w:val="18"/>
+              </w:rPr>
+              <w:t xml:space="preserve">Display the 20 values clearly on the board or a printed handout. Say: 'You already know the mean of this data is 15 bags. Today we are going to explore a completely different way of finding a representative value — one that does not involve any addition or division at all. Before I tell you anything, I want your brain to make a guess.' After individual writing time, say: 'Turn to your partner and compare predictions. Do you agree? Why?' After pair discussion, cold-call two pairs: 'Amina, what did you and your partner predict, and what was your reasoning?' WAIT TIME: After asking each pair, wait at least 5 seconds before accepting the answer. Record all predicted values on the board in a column labeled 'Our Predictions.' Do not evaluate yet — say: 'Let us keep these predictions and see what the data actually tells us.'</w:t>
+            </w:r>
+          </w:p>
+        </w:tc>
+        <w:tc>
+          <w:tcPr>
+            <w:tcW w:type="dxa" w:w="3040"/>
+            <w:shd w:fill="FFFFFF" w:color="auto" w:val="clear"/>
+            <w:tcMar>
+              <w:top w:type="dxa" w:w="60"/>
+              <w:left w:type="dxa" w:w="120"/>
+              <w:bottom w:type="dxa" w:w="60"/>
+              <w:right w:type="dxa" w:w="120"/>
+            </w:tcMar>
+            <w:vAlign w:val="top"/>
+          </w:tcPr>
+          <w:p>
+            <w:pPr>
+              <w:spacing w:after="40" w:before="0"/>
+              <w:jc w:val="left"/>
+            </w:pPr>
+            <w:r>
+              <w:rPr>
+                <w:rFonts w:ascii="Arial" w:cs="Arial" w:eastAsia="Arial" w:hAnsi="Arial"/>
+                <w:b w:val="false"/>
+                <w:bCs w:val="false"/>
+                <w:i w:val="false"/>
+                <w:iCs w:val="false"/>
+                <w:color w:val="000000"/>
+                <w:sz w:val="18"/>
+                <w:szCs w:val="18"/>
+              </w:rPr>
+              <w:t xml:space="preserve">Prediction journaling activates prior knowledge and creates cognitive investment. Recording predictions publicly on the board creates accountability — learners will want to check whether they were right during the Observe phase. Connecting to the mean (already known) primes learners to think comparatively from the start.</w:t>
+            </w:r>
+          </w:p>
+        </w:tc>
+        <w:tc>
+          <w:tcPr>
+            <w:tcW w:type="dxa" w:w="3040"/>
+            <w:shd w:fill="F2F2F2" w:color="auto" w:val="clear"/>
+            <w:tcMar>
+              <w:top w:type="dxa" w:w="60"/>
+              <w:left w:type="dxa" w:w="120"/>
+              <w:bottom w:type="dxa" w:w="60"/>
+              <w:right w:type="dxa" w:w="120"/>
+            </w:tcMar>
+            <w:vAlign w:val="top"/>
+          </w:tcPr>
+          <w:p>
+            <w:pPr>
+              <w:spacing w:after="40" w:before="0"/>
+              <w:jc w:val="left"/>
+            </w:pPr>
+            <w:r>
+              <w:rPr>
+                <w:rFonts w:ascii="Arial" w:cs="Arial" w:eastAsia="Arial" w:hAnsi="Arial"/>
+                <w:b w:val="false"/>
+                <w:bCs w:val="false"/>
+                <w:i w:val="false"/>
+                <w:iCs w:val="false"/>
+                <w:color w:val="000000"/>
+                <w:sz w:val="18"/>
+                <w:szCs w:val="18"/>
+              </w:rPr>
+              <w:t xml:space="preserve">Circulate during the 90-second individual writing period. Check that learners are engaging with the actual data values rather than guessing randomly. Listen for reasoning that references frequency (e.g., 'I see 15 written several times') — this signals readiness for the concept. Note learners who look confused so you can pair them strategically during the activity.</w:t>
+            </w:r>
+          </w:p>
+        </w:tc>
+      </w:tr>
+      <w:tr>
+        <w:tc>
+          <w:tcPr>
+            <w:tcW w:type="dxa" w:w="1520"/>
+            <w:shd w:fill="D9EEF1" w:color="auto" w:val="clear"/>
+            <w:tcMar>
+              <w:top w:type="dxa" w:w="60"/>
+              <w:left w:type="dxa" w:w="120"/>
+              <w:bottom w:type="dxa" w:w="60"/>
+              <w:right w:type="dxa" w:w="120"/>
+            </w:tcMar>
+            <w:vAlign w:val="top"/>
+          </w:tcPr>
+          <w:p>
+            <w:pPr>
+              <w:spacing w:after="40" w:before="0"/>
+              <w:jc w:val="left"/>
+            </w:pPr>
+            <w:r>
+              <w:rPr>
+                <w:rFonts w:ascii="Arial" w:cs="Arial" w:eastAsia="Arial" w:hAnsi="Arial"/>
+                <w:b/>
+                <w:bCs/>
+                <w:i w:val="false"/>
+                <w:iCs w:val="false"/>
+                <w:color w:val="000000"/>
+                <w:sz w:val="18"/>
+                <w:szCs w:val="18"/>
+              </w:rPr>
+              <w:t xml:space="preserve">Observe Phase</w:t>
+            </w:r>
+          </w:p>
+          <w:p>
+            <w:pPr>
+              <w:spacing w:after="20" w:before="0"/>
+            </w:pPr>
+            <w:r>
+              <w:rPr>
+                <w:rFonts w:ascii="Arial" w:cs="Arial" w:eastAsia="Arial" w:hAnsi="Arial"/>
+                <w:b/>
+                <w:bCs/>
+                <w:color w:val="1F3864"/>
+                <w:sz w:val="16"/>
+                <w:szCs w:val="16"/>
+              </w:rPr>
+              <w:t xml:space="preserve">📹 VIDEO:</w:t>
+            </w:r>
+          </w:p>
+          <w:p>
+            <w:pPr>
+              <w:spacing w:after="20" w:before="0"/>
+            </w:pPr>
+            <w:hyperlink w:history="1" r:id="rIdpxh4k4povjzkmbwhcskcv">
               <w:r>
                 <w:rPr>
                   <w:rFonts w:ascii="Arial" w:cs="Arial" w:eastAsia="Arial" w:hAnsi="Arial"/>
@@ -11977,7 +12283,7 @@
               <w:spacing w:after="10" w:before="0"/>
               <w:ind w:left="120"/>
             </w:pPr>
-            <w:hyperlink w:history="1" r:id="rId6krefxhbax357h9jjep-v">
+            <w:hyperlink w:history="1" r:id="rIdcj2dkz5pk3o8sgjgbrvow">
               <w:r>
                 <w:rPr>
                   <w:rFonts w:ascii="Arial" w:cs="Arial" w:eastAsia="Arial" w:hAnsi="Arial"/>
@@ -12015,14 +12321,14 @@
                 <w:sz w:val="16"/>
                 <w:szCs w:val="16"/>
               </w:rPr>
-              <w:t xml:space="preserve">📖 HTML:</w:t>
+              <w:t xml:space="preserve">📖 EXERCISE:</w:t>
             </w:r>
           </w:p>
           <w:p>
             <w:pPr>
               <w:spacing w:after="20" w:before="0"/>
             </w:pPr>
-            <w:hyperlink w:history="1" r:id="rIdqkh-mm6xhlyupkh0paqwl">
+            <w:hyperlink w:history="1" r:id="rIddswuqds9akruwxwj5svpi">
               <w:r>
                 <w:rPr>
                   <w:rFonts w:ascii="Arial" w:cs="Arial" w:eastAsia="Arial" w:hAnsi="Arial"/>
@@ -12031,7 +12337,7 @@
                   <w:szCs w:val="16"/>
                   <w:u w:val="single" w:color="2E75B6"/>
                 </w:rPr>
-                <w:t xml:space="preserve">Graphic Displays of Data (Flexbook)</w:t>
+                <w:t xml:space="preserve">Ungrouped Data to Find the Mean Practice</w:t>
               </w:r>
             </w:hyperlink>
           </w:p>
@@ -12055,7 +12361,7 @@
               <w:spacing w:after="10" w:before="0"/>
               <w:ind w:left="120"/>
             </w:pPr>
-            <w:hyperlink w:history="1" r:id="rIdrubqrxmkleif_e6d2fgsw">
+            <w:hyperlink w:history="1" r:id="rIdirsmx_ccegn7ydpsuck6l">
               <w:r>
                 <w:rPr>
                   <w:rFonts w:ascii="Arial" w:cs="Arial" w:eastAsia="Arial" w:hAnsi="Arial"/>
@@ -12097,7 +12403,7 @@
                 <w:sz w:val="18"/>
                 <w:szCs w:val="18"/>
               </w:rPr>
-              <w:t xml:space="preserve">Learners are shown the 20 Nakuru maize harvest values on the board (4, 8, 12, 15, 15, 15, 10, 7, 20, 18, 15, 9, 22, 15, 11, 31, 6, 15, 14, 10) — the same data set from Lessons 1 and 3. The teacher asks: 'Without doing any calculation, which single harvest number do you think appears most often in this list? Write your prediction in your notebook and give one reason for your choice.' Learners write individually for 90 seconds, then share predictions with a shoulder partner. Two or three pairs share with the class. The teacher records predicted values on the board without confirming or denying correctness.</w:t>
+              <w:t xml:space="preserve">Part A — Classroom Data Collection (8 minutes): The teacher explains that the class will collect its own data set right now. Each learner counts the number of siblings they have (including half-siblings and step-siblings if comfortable) and writes the number on a small piece of paper or calls it out when asked. The teacher records each value on the board as it is called, in the order given, creating a raw unsorted list of approximately 35 values. Learners copy this raw list. Part B — Building the Frequency Table (5 minutes): In pairs, learners organize the raw list into a frequency distribution table with three columns: Number of Siblings, Tally, and Frequency. They identify which value has the highest frequency. Part C — Mandazi Market Check (4 minutes): The teacher reveals the mandazi daily sales data from the supporting phenomenon (values: 45, 50, 45, 60, 45, 55, 45, 70, 45, 50, 45, 80, 45, 55, 45). Learners quickly build a small frequency table and identify the mode. The teacher then asks: 'Is the mode the same as the mean we calculated in Lesson 3 for a similar data set?'</w:t>
             </w:r>
           </w:p>
         </w:tc>
@@ -12129,7 +12435,7 @@
                 <w:sz w:val="18"/>
                 <w:szCs w:val="18"/>
               </w:rPr>
-              <w:t xml:space="preserve">Display the 20 values clearly on the board or a printed handout. Say: 'You already know the mean of this data is 15 bags. Today we are going to explore a completely different way of finding a representative value — one that does not involve any addition or division at all. Before I tell you anything, I want your brain to make a guess.' After individual writing time, say: 'Turn to your partner and compare predictions. Do you agree? Why?' After pair discussion, cold-call two pairs: 'Amina, what did you and your partner predict, and what was your reasoning?' WAIT TIME: After asking each pair, wait at least 5 seconds before accepting the answer. Record all predicted values on the board in a column labeled 'Our Predictions.' Do not evaluate yet — say: 'Let us keep these predictions and see what the data actually tells us.'</w:t>
+              <w:t xml:space="preserve">For Part A, say: 'I need everyone to participate. If you prefer not to call out your number, just hold up fingers or write it on paper and I will read it. No one is excluded.' Record values clearly and number them so learners can track the count. After collecting all values say: 'Look at this list. Does it remind you of anything?' (Expected: the chaotic raw Nakuru data from Lesson 1.) For Part B, say: 'With your partner, do exactly what we did in Lesson 1 — build a frequency table. Then circle the row with the highest frequency. That is your answer.' WAIT TIME: Give pairs 4 full minutes without interruption. Resist the urge to help immediately. After 4 minutes, ask: 'What value appears most often in our class data?' Take 3 responses. For Part C, reveal the mandazi data and say: 'You have 90 seconds — build the table, find the most frequent value, done.' After 90 seconds, say: 'What did you find?' WAIT TIME: 4 seconds after the question before taking responses.</w:t>
             </w:r>
           </w:p>
         </w:tc>
@@ -12161,7 +12467,7 @@
                 <w:sz w:val="18"/>
                 <w:szCs w:val="18"/>
               </w:rPr>
-              <w:t xml:space="preserve">Prediction journaling activates prior knowledge and creates cognitive investment. Recording predictions publicly on the board creates accountability — learners will want to check whether they were right during the Observe phase. Connecting to the mean (already known) primes learners to think comparatively from the start.</w:t>
+              <w:t xml:space="preserve">Using live classroom data makes the concept personally relevant and memorable — learners are not just analyzing numbers, they are analyzing themselves. The three-part sequence (raw list, frequency table, mode identification) mirrors exactly the process used for the Nakuru data, reinforcing the lesson storyline. Juxtaposing the mandazi data with the Nakuru data helps learners generalize the concept beyond a single context.</w:t>
             </w:r>
           </w:p>
         </w:tc>
@@ -12193,7 +12499,7 @@
                 <w:sz w:val="18"/>
                 <w:szCs w:val="18"/>
               </w:rPr>
-              <w:t xml:space="preserve">Circulate during the 90-second individual writing period. Check that learners are engaging with the actual data values rather than guessing randomly. Listen for reasoning that references frequency (e.g., 'I see 15 written several times') — this signals readiness for the concept. Note learners who look confused so you can pair them strategically during the activity.</w:t>
+              <w:t xml:space="preserve">Observe frequency tables being constructed during Part B. Look for: correct tally marks, accurate frequency counts, and correct identification of the modal value. Common error to watch for: learners who identify the highest value in the data (e.g., 31 bags) rather than the most frequently occurring value. If this error appears, ask without correcting: 'What does most frequent mean — biggest, or appearing the most times?'</w:t>
             </w:r>
           </w:p>
         </w:tc>
@@ -12202,32 +12508,32 @@
         <w:tc>
           <w:tcPr>
             <w:tcW w:type="dxa" w:w="1520"/>
-            <w:shd w:fill="D9EEF1" w:color="auto" w:val="clear"/>
-            <w:tcMar>
-              <w:top w:type="dxa" w:w="60"/>
-              <w:left w:type="dxa" w:w="120"/>
-              <w:bottom w:type="dxa" w:w="60"/>
-              <w:right w:type="dxa" w:w="120"/>
-            </w:tcMar>
-            <w:vAlign w:val="top"/>
-          </w:tcPr>
-          <w:p>
-            <w:pPr>
-              <w:spacing w:after="40" w:before="0"/>
-              <w:jc w:val="left"/>
-            </w:pPr>
-            <w:r>
-              <w:rPr>
-                <w:rFonts w:ascii="Arial" w:cs="Arial" w:eastAsia="Arial" w:hAnsi="Arial"/>
-                <w:b/>
-                <w:bCs/>
-                <w:i w:val="false"/>
-                <w:iCs w:val="false"/>
-                <w:color w:val="000000"/>
-                <w:sz w:val="18"/>
-                <w:szCs w:val="18"/>
-              </w:rPr>
-              <w:t xml:space="preserve">Observe Phase</w:t>
+            <w:shd w:fill="E2EFDA" w:color="auto" w:val="clear"/>
+            <w:tcMar>
+              <w:top w:type="dxa" w:w="60"/>
+              <w:left w:type="dxa" w:w="120"/>
+              <w:bottom w:type="dxa" w:w="60"/>
+              <w:right w:type="dxa" w:w="120"/>
+            </w:tcMar>
+            <w:vAlign w:val="top"/>
+          </w:tcPr>
+          <w:p>
+            <w:pPr>
+              <w:spacing w:after="40" w:before="0"/>
+              <w:jc w:val="left"/>
+            </w:pPr>
+            <w:r>
+              <w:rPr>
+                <w:rFonts w:ascii="Arial" w:cs="Arial" w:eastAsia="Arial" w:hAnsi="Arial"/>
+                <w:b/>
+                <w:bCs/>
+                <w:i w:val="false"/>
+                <w:iCs w:val="false"/>
+                <w:color w:val="000000"/>
+                <w:sz w:val="18"/>
+                <w:szCs w:val="18"/>
+              </w:rPr>
+              <w:t xml:space="preserve">Explain Phase</w:t>
             </w:r>
           </w:p>
           <w:p>
@@ -12250,7 +12556,7 @@
             <w:pPr>
               <w:spacing w:after="20" w:before="0"/>
             </w:pPr>
-            <w:hyperlink w:history="1" r:id="rId70d09qpbi7aji5scnv76h">
+            <w:hyperlink w:history="1" r:id="rIdgjfliownliacd-uxcy0rx">
               <w:r>
                 <w:rPr>
                   <w:rFonts w:ascii="Arial" w:cs="Arial" w:eastAsia="Arial" w:hAnsi="Arial"/>
@@ -12259,7 +12565,7 @@
                   <w:szCs w:val="16"/>
                   <w:u w:val="single" w:color="2E75B6"/>
                 </w:rPr>
-                <w:t xml:space="preserve">Ungrouped Data to Find the Mean Principles</w:t>
+                <w:t xml:space="preserve">Statistics intro: Mean, median, &amp; mode</w:t>
               </w:r>
             </w:hyperlink>
           </w:p>
@@ -12275,7 +12581,7 @@
                 <w:sz w:val="14"/>
                 <w:szCs w:val="14"/>
               </w:rPr>
-              <w:t xml:space="preserve">Source: CK-12</w:t>
+              <w:t xml:space="preserve">Source: Khan Academy (English - US curriculum)</w:t>
             </w:r>
           </w:p>
           <w:p>
@@ -12283,7 +12589,7 @@
               <w:spacing w:after="10" w:before="0"/>
               <w:ind w:left="120"/>
             </w:pPr>
-            <w:hyperlink w:history="1" r:id="rIdjeiof6n6x4y4crym9n5bf">
+            <w:hyperlink w:history="1" r:id="rIdi-03bqtasgpjfenkko-zb">
               <w:r>
                 <w:rPr>
                   <w:rFonts w:ascii="Arial" w:cs="Arial" w:eastAsia="Arial" w:hAnsi="Arial"/>
@@ -12328,7 +12634,7 @@
             <w:pPr>
               <w:spacing w:after="20" w:before="0"/>
             </w:pPr>
-            <w:hyperlink w:history="1" r:id="rIdo6gufhxnctrsey9jiinqx">
+            <w:hyperlink w:history="1" r:id="rIdfqufate9kgcdsf8x45fhk">
               <w:r>
                 <w:rPr>
                   <w:rFonts w:ascii="Arial" w:cs="Arial" w:eastAsia="Arial" w:hAnsi="Arial"/>
@@ -12337,7 +12643,7 @@
                   <w:szCs w:val="16"/>
                   <w:u w:val="single" w:color="2E75B6"/>
                 </w:rPr>
-                <w:t xml:space="preserve">Graphic Displays of Data (Flexbook)</w:t>
+                <w:t xml:space="preserve">Ungrouped Data to Find the Mean (Flexbook)</w:t>
               </w:r>
             </w:hyperlink>
           </w:p>
@@ -12361,7 +12667,7 @@
               <w:spacing w:after="10" w:before="0"/>
               <w:ind w:left="120"/>
             </w:pPr>
-            <w:hyperlink w:history="1" r:id="rIdbtah6neo4hsnjtp8xf8x1">
+            <w:hyperlink w:history="1" r:id="rId74t4mmfznbpymjobtr-se">
               <w:r>
                 <w:rPr>
                   <w:rFonts w:ascii="Arial" w:cs="Arial" w:eastAsia="Arial" w:hAnsi="Arial"/>
@@ -12403,7 +12709,7 @@
                 <w:sz w:val="18"/>
                 <w:szCs w:val="18"/>
               </w:rPr>
-              <w:t xml:space="preserve">Part A — Classroom Data Collection (8 minutes): The teacher explains that the class will collect its own data set right now. Each learner counts the number of siblings they have (including half-siblings and step-siblings if comfortable) and writes the number on a small piece of paper or calls it out when asked. The teacher records each value on the board as it is called, in the order given, creating a raw unsorted list of approximately 35 values. Learners copy this raw list. Part B — Building the Frequency Table (5 minutes): In pairs, learners organize the raw list into a frequency distribution table with three columns: Number of Siblings, Tally, and Frequency. They identify which value has the highest frequency. Part C — Mandazi Market Check (4 minutes): The teacher reveals the mandazi daily sales data from the supporting phenomenon (values: 45, 50, 45, 60, 45, 55, 45, 70, 45, 50, 45, 80, 45, 55, 45). Learners quickly build a small frequency table and identify the mode. The teacher then asks: 'Is the mode the same as the mean we calculated in Lesson 3 for a similar data set?'</w:t>
+              <w:t xml:space="preserve">The teacher formalizes the concept of mode. Learners record the definition, notation, and rules in their notebooks. The class then works through three examples together: (1) finding the mode of the class siblings data, (2) finding the mode of the Nakuru maize harvest data (confirming or refuting the Predict phase predictions), and (3) a bimodal example using a short data set of mandazi prices from two Nairobi market stalls: 10, 5, 10, 8, 5, 10, 5, 12. Learners discover that both 5 and 10 each appear three times — introducing the idea of a bimodal data set. Finally, learners are given a 5-value data set (2, 4, 6, 8, 10) and asked whether a mode exists, introducing the concept of no mode. After the three examples, the teacher leads a structured debate: 'For the Nakuru County fertilizer decision — which is more useful, the mean (15 bags) or the mode (15 bags in this case)? Would your answer change if the mode were 10 bags instead of 15?'</w:t>
             </w:r>
           </w:p>
         </w:tc>
@@ -12435,7 +12741,7 @@
                 <w:sz w:val="18"/>
                 <w:szCs w:val="18"/>
               </w:rPr>
-              <w:t xml:space="preserve">For Part A, say: 'I need everyone to participate. If you prefer not to call out your number, just hold up fingers or write it on paper and I will read it. No one is excluded.' Record values clearly and number them so learners can track the count. After collecting all values say: 'Look at this list. Does it remind you of anything?' (Expected: the chaotic raw Nakuru data from Lesson 1.) For Part B, say: 'With your partner, do exactly what we did in Lesson 1 — build a frequency table. Then circle the row with the highest frequency. That is your answer.' WAIT TIME: Give pairs 4 full minutes without interruption. Resist the urge to help immediately. After 4 minutes, ask: 'What value appears most often in our class data?' Take 3 responses. For Part C, reveal the mandazi data and say: 'You have 90 seconds — build the table, find the most frequent value, done.' After 90 seconds, say: 'What did you find?' WAIT TIME: 4 seconds after the question before taking responses.</w:t>
+              <w:t xml:space="preserve">Write on the board: 'The MODE is the value that occurs MOST FREQUENTLY in a data set.' Say: 'Mode comes from the French word meaning fashionable — it is the most popular value, the one that shows up to the party the most.' For the Nakuru data, say: 'Let us check our predictions from the beginning of class.' Count frequencies together. When 15 is confirmed as the mode, ask: 'Interesting — the mean is also 15. Is that always the case? Will mode and mean always be equal?' WAIT TIME: 6 seconds. Accept responses without confirming. For the bimodal example, say: 'What happens when two values tie for most frequent? Talk to your partner for 30 seconds.' After sharing, introduce the term bimodal. For the no-mode example, ask: 'Can a data set have NO mode? When would that happen?' WAIT TIME: 5 seconds. For the debate, use a structured protocol: give learners 60 seconds to write their argument privately, then have three learners argue for mean and three argue for mode. Conclude by saying: 'Both are valid tools. The skill is knowing when each one serves the decision-maker better.'</w:t>
             </w:r>
           </w:p>
         </w:tc>
@@ -12467,7 +12773,7 @@
                 <w:sz w:val="18"/>
                 <w:szCs w:val="18"/>
               </w:rPr>
-              <w:t xml:space="preserve">Using live classroom data makes the concept personally relevant and memorable — learners are not just analyzing numbers, they are analyzing themselves. The three-part sequence (raw list, frequency table, mode identification) mirrors exactly the process used for the Nakuru data, reinforcing the lesson storyline. Juxtaposing the mandazi data with the Nakuru data helps learners generalize the concept beyond a single context.</w:t>
+              <w:t xml:space="preserve">The French etymology of mode creates a memorable hook. The prediction-checking ritual (returning to the board predictions) closes the cognitive loop opened at the start, rewarding learners who reasoned from frequency. The structured debate is critical — it advances the driving question by forcing learners to articulate a position on which measure best serves the Nakuru County government, using evidence from their own calculations.</w:t>
             </w:r>
           </w:p>
         </w:tc>
@@ -12499,7 +12805,7 @@
                 <w:sz w:val="18"/>
                 <w:szCs w:val="18"/>
               </w:rPr>
-              <w:t xml:space="preserve">Observe frequency tables being constructed during Part B. Look for: correct tally marks, accurate frequency counts, and correct identification of the modal value. Common error to watch for: learners who identify the highest value in the data (e.g., 31 bags) rather than the most frequently occurring value. If this error appears, ask without correcting: 'What does most frequent mean — biggest, or appearing the most times?'</w:t>
+              <w:t xml:space="preserve">Use a quick exit check: ask learners to hold up 1 finger if the data set has one mode, 2 fingers if bimodal, and a fist if no mode, as you display three mini data sets on the board. This gives instant whole-class feedback before the DQB phase. Listen during the debate for learners who can articulate the idea that mode is resistant to outliers — this is the key conceptual leap linking Lessons 3 and 4.</w:t>
             </w:r>
           </w:p>
         </w:tc>
@@ -12508,32 +12814,32 @@
         <w:tc>
           <w:tcPr>
             <w:tcW w:type="dxa" w:w="1520"/>
-            <w:shd w:fill="E2EFDA" w:color="auto" w:val="clear"/>
-            <w:tcMar>
-              <w:top w:type="dxa" w:w="60"/>
-              <w:left w:type="dxa" w:w="120"/>
-              <w:bottom w:type="dxa" w:w="60"/>
-              <w:right w:type="dxa" w:w="120"/>
-            </w:tcMar>
-            <w:vAlign w:val="top"/>
-          </w:tcPr>
-          <w:p>
-            <w:pPr>
-              <w:spacing w:after="40" w:before="0"/>
-              <w:jc w:val="left"/>
-            </w:pPr>
-            <w:r>
-              <w:rPr>
-                <w:rFonts w:ascii="Arial" w:cs="Arial" w:eastAsia="Arial" w:hAnsi="Arial"/>
-                <w:b/>
-                <w:bCs/>
-                <w:i w:val="false"/>
-                <w:iCs w:val="false"/>
-                <w:color w:val="000000"/>
-                <w:sz w:val="18"/>
-                <w:szCs w:val="18"/>
-              </w:rPr>
-              <w:t xml:space="preserve">Explain Phase</w:t>
+            <w:shd w:fill="FCE4D6" w:color="auto" w:val="clear"/>
+            <w:tcMar>
+              <w:top w:type="dxa" w:w="60"/>
+              <w:left w:type="dxa" w:w="120"/>
+              <w:bottom w:type="dxa" w:w="60"/>
+              <w:right w:type="dxa" w:w="120"/>
+            </w:tcMar>
+            <w:vAlign w:val="top"/>
+          </w:tcPr>
+          <w:p>
+            <w:pPr>
+              <w:spacing w:after="40" w:before="0"/>
+              <w:jc w:val="left"/>
+            </w:pPr>
+            <w:r>
+              <w:rPr>
+                <w:rFonts w:ascii="Arial" w:cs="Arial" w:eastAsia="Arial" w:hAnsi="Arial"/>
+                <w:b/>
+                <w:bCs/>
+                <w:i w:val="false"/>
+                <w:iCs w:val="false"/>
+                <w:color w:val="000000"/>
+                <w:sz w:val="18"/>
+                <w:szCs w:val="18"/>
+              </w:rPr>
+              <w:t xml:space="preserve">Driving Question Board (DQB) Creation</w:t>
             </w:r>
           </w:p>
           <w:p>
@@ -12556,7 +12862,7 @@
             <w:pPr>
               <w:spacing w:after="20" w:before="0"/>
             </w:pPr>
-            <w:hyperlink w:history="1" r:id="rIdjxelor_svjt4mizoag6kg">
+            <w:hyperlink w:history="1" r:id="rIdszjaenabmrii325qyk5tw">
               <w:r>
                 <w:rPr>
                   <w:rFonts w:ascii="Arial" w:cs="Arial" w:eastAsia="Arial" w:hAnsi="Arial"/>
@@ -12565,7 +12871,7 @@
                   <w:szCs w:val="16"/>
                   <w:u w:val="single" w:color="2E75B6"/>
                 </w:rPr>
-                <w:t xml:space="preserve">Ungrouped Data to Find the Mean Principles</w:t>
+                <w:t xml:space="preserve">Statistics intro: Mean, median, &amp; mode</w:t>
               </w:r>
             </w:hyperlink>
           </w:p>
@@ -12581,7 +12887,7 @@
                 <w:sz w:val="14"/>
                 <w:szCs w:val="14"/>
               </w:rPr>
-              <w:t xml:space="preserve">Source: CK-12</w:t>
+              <w:t xml:space="preserve">Source: Khan Academy (English - US curriculum)</w:t>
             </w:r>
           </w:p>
           <w:p>
@@ -12589,7 +12895,7 @@
               <w:spacing w:after="10" w:before="0"/>
               <w:ind w:left="120"/>
             </w:pPr>
-            <w:hyperlink w:history="1" r:id="rId73beqrqjvvt6va3czl9co">
+            <w:hyperlink w:history="1" r:id="rIdr-4ul3bmpvkfu-rnvzqxa">
               <w:r>
                 <w:rPr>
                   <w:rFonts w:ascii="Arial" w:cs="Arial" w:eastAsia="Arial" w:hAnsi="Arial"/>
@@ -12634,7 +12940,7 @@
             <w:pPr>
               <w:spacing w:after="20" w:before="0"/>
             </w:pPr>
-            <w:hyperlink w:history="1" r:id="rIdfyn6u6oknllealymqalyy">
+            <w:hyperlink w:history="1" r:id="rIdyitcep-5kpbim2eww_kmu">
               <w:r>
                 <w:rPr>
                   <w:rFonts w:ascii="Arial" w:cs="Arial" w:eastAsia="Arial" w:hAnsi="Arial"/>
@@ -12643,7 +12949,7 @@
                   <w:szCs w:val="16"/>
                   <w:u w:val="single" w:color="2E75B6"/>
                 </w:rPr>
-                <w:t xml:space="preserve">Graphic Displays of Data (Flexbook)</w:t>
+                <w:t xml:space="preserve">Ungrouped Data to Find the Mean (Flexbook)</w:t>
               </w:r>
             </w:hyperlink>
           </w:p>
@@ -12667,7 +12973,7 @@
               <w:spacing w:after="10" w:before="0"/>
               <w:ind w:left="120"/>
             </w:pPr>
-            <w:hyperlink w:history="1" r:id="rId_0-jg3zw8xyypflj4-_nn">
+            <w:hyperlink w:history="1" r:id="rIdkmzswddmrbr2pep64kgf8">
               <w:r>
                 <w:rPr>
                   <w:rFonts w:ascii="Arial" w:cs="Arial" w:eastAsia="Arial" w:hAnsi="Arial"/>
@@ -12709,7 +13015,7 @@
                 <w:sz w:val="18"/>
                 <w:szCs w:val="18"/>
               </w:rPr>
-              <w:t xml:space="preserve">The teacher formalizes the concept of mode. Learners record the definition, notation, and rules in their notebooks. The class then works through three examples together: (1) finding the mode of the class siblings data, (2) finding the mode of the Nakuru maize harvest data (confirming or refuting the Predict phase predictions), and (3) a bimodal example using a short data set of mandazi prices from two Nairobi market stalls: 10, 5, 10, 8, 5, 10, 5, 12. Learners discover that both 5 and 10 each appear three times — introducing the idea of a bimodal data set. Finally, learners are given a 5-value data set (2, 4, 6, 8, 10) and asked whether a mode exists, introducing the concept of no mode. After the three examples, the teacher leads a structured debate: 'For the Nakuru County fertilizer decision — which is more useful, the mean (15 bags) or the mode (15 bags in this case)? Would your answer change if the mode were 10 bags instead of 15?'</w:t>
+              <w:t xml:space="preserve">Learners return to the class Driving Question Board. The teacher reveals the current state of the board, including questions and claims posted in Lessons 1 through 3. Learners are given two sticky notes each. On the first (green), they write one new piece of EVIDENCE they have gathered today that helps answer the driving question: 'How can we collect, organize, and represent data about our community to help Kenyan decision-makers take effective action?' On the second (yellow), they write one new QUESTION or TENSION that today's lesson created — for example, 'What happens when the mode and mean give different answers?' or 'Is mode useful for the fertilizer decision if most farmers harvested a very low number?' Learners post their sticky notes in the appropriate columns on the DQB. The teacher reads three or four aloud and briefly connects them to upcoming lessons.</w:t>
             </w:r>
           </w:p>
         </w:tc>
@@ -12741,7 +13047,7 @@
                 <w:sz w:val="18"/>
                 <w:szCs w:val="18"/>
               </w:rPr>
-              <w:t xml:space="preserve">Write on the board: 'The MODE is the value that occurs MOST FREQUENTLY in a data set.' Say: 'Mode comes from the French word meaning fashionable — it is the most popular value, the one that shows up to the party the most.' For the Nakuru data, say: 'Let us check our predictions from the beginning of class.' Count frequencies together. When 15 is confirmed as the mode, ask: 'Interesting — the mean is also 15. Is that always the case? Will mode and mean always be equal?' WAIT TIME: 6 seconds. Accept responses without confirming. For the bimodal example, say: 'What happens when two values tie for most frequent? Talk to your partner for 30 seconds.' After sharing, introduce the term bimodal. For the no-mode example, ask: 'Can a data set have NO mode? When would that happen?' WAIT TIME: 5 seconds. For the debate, use a structured protocol: give learners 60 seconds to write their argument privately, then have three learners argue for mean and three argue for mode. Conclude by saying: 'Both are valid tools. The skill is knowing when each one serves the decision-maker better.'</w:t>
+              <w:t xml:space="preserve">Say: 'In Lesson 3, someone asked on the DQB whether there is a measure that is not affected by outliers like the 200-mandazi day. Today you found one — the mode. Let us add that evidence.' Point to relevant previous sticky notes. Give learners 3 minutes of quiet writing time for their two sticky notes. As they post, circulate and read notes. Select two or three that represent contrasting views and read them aloud: 'Listen to what Wanjiku wrote — she says mode is better because it shows what most farmers actually experienced. But Kipchoge wrote that if the most common harvest is very low, using it as the representative value might cause the government to under-allocate fertilizer. Both are valid tensions.' Say: 'Lessons 5, 6, 7, and 8 will give us more tools to resolve these tensions. Keep your questions alive.'</w:t>
             </w:r>
           </w:p>
         </w:tc>
@@ -12773,7 +13079,7 @@
                 <w:sz w:val="18"/>
                 <w:szCs w:val="18"/>
               </w:rPr>
-              <w:t xml:space="preserve">The French etymology of mode creates a memorable hook. The prediction-checking ritual (returning to the board predictions) closes the cognitive loop opened at the start, rewarding learners who reasoned from frequency. The structured debate is critical — it advances the driving question by forcing learners to articulate a position on which measure best serves the Nakuru County government, using evidence from their own calculations.</w:t>
+              <w:t xml:space="preserve">The DQB functions as a public knowledge artifact — it externalizes thinking and shows learners that understanding is cumulative. By explicitly linking today's mode findings to a question posted in Lesson 3, the teacher models how scientists and decision-makers build on prior evidence. The green-and-yellow sticky note protocol distinguishes between evidence (what we know) and questions (what we still need to find out), mirroring scientific inquiry practice.</w:t>
             </w:r>
           </w:p>
         </w:tc>
@@ -12805,7 +13111,7 @@
                 <w:sz w:val="18"/>
                 <w:szCs w:val="18"/>
               </w:rPr>
-              <w:t xml:space="preserve">Use a quick exit check: ask learners to hold up 1 finger if the data set has one mode, 2 fingers if bimodal, and a fist if no mode, as you display three mini data sets on the board. This gives instant whole-class feedback before the DQB phase. Listen during the debate for learners who can articulate the idea that mode is resistant to outliers — this is the key conceptual leap linking Lessons 3 and 4.</w:t>
+              <w:t xml:space="preserve">Read sticky notes quickly as they are posted. Green notes should reference mode, frequency, or a comparison with mean. Yellow notes should contain a genuine tension or unresolved question — if a learner writes a factual question with an obvious answer, prompt them: 'You already know that answer — what is still puzzling you?' This pushes deeper thinking. Count the ratio of evidence notes to question notes: if questions far outnumber evidence notes, the class may not have consolidated the concept and the teacher should open Lesson 5 with a brief mode review.</w:t>
             </w:r>
           </w:p>
         </w:tc>
@@ -12814,32 +13120,32 @@
         <w:tc>
           <w:tcPr>
             <w:tcW w:type="dxa" w:w="1520"/>
-            <w:shd w:fill="FCE4D6" w:color="auto" w:val="clear"/>
-            <w:tcMar>
-              <w:top w:type="dxa" w:w="60"/>
-              <w:left w:type="dxa" w:w="120"/>
-              <w:bottom w:type="dxa" w:w="60"/>
-              <w:right w:type="dxa" w:w="120"/>
-            </w:tcMar>
-            <w:vAlign w:val="top"/>
-          </w:tcPr>
-          <w:p>
-            <w:pPr>
-              <w:spacing w:after="40" w:before="0"/>
-              <w:jc w:val="left"/>
-            </w:pPr>
-            <w:r>
-              <w:rPr>
-                <w:rFonts w:ascii="Arial" w:cs="Arial" w:eastAsia="Arial" w:hAnsi="Arial"/>
-                <w:b/>
-                <w:bCs/>
-                <w:i w:val="false"/>
-                <w:iCs w:val="false"/>
-                <w:color w:val="000000"/>
-                <w:sz w:val="18"/>
-                <w:szCs w:val="18"/>
-              </w:rPr>
-              <w:t xml:space="preserve">Driving Question Board (DQB) Creation</w:t>
+            <w:shd w:fill="D5E8F0" w:color="auto" w:val="clear"/>
+            <w:tcMar>
+              <w:top w:type="dxa" w:w="60"/>
+              <w:left w:type="dxa" w:w="120"/>
+              <w:bottom w:type="dxa" w:w="60"/>
+              <w:right w:type="dxa" w:w="120"/>
+            </w:tcMar>
+            <w:vAlign w:val="top"/>
+          </w:tcPr>
+          <w:p>
+            <w:pPr>
+              <w:spacing w:after="40" w:before="0"/>
+              <w:jc w:val="left"/>
+            </w:pPr>
+            <w:r>
+              <w:rPr>
+                <w:rFonts w:ascii="Arial" w:cs="Arial" w:eastAsia="Arial" w:hAnsi="Arial"/>
+                <w:b/>
+                <w:bCs/>
+                <w:i w:val="false"/>
+                <w:iCs w:val="false"/>
+                <w:color w:val="000000"/>
+                <w:sz w:val="18"/>
+                <w:szCs w:val="18"/>
+              </w:rPr>
+              <w:t xml:space="preserve">Model Building Phase</w:t>
             </w:r>
           </w:p>
           <w:p>
@@ -12862,7 +13168,7 @@
             <w:pPr>
               <w:spacing w:after="20" w:before="0"/>
             </w:pPr>
-            <w:hyperlink w:history="1" r:id="rId_djonyi__yghco_onoel_">
+            <w:hyperlink w:history="1" r:id="rIdh9we6fqh03ldexwk4reii">
               <w:r>
                 <w:rPr>
                   <w:rFonts w:ascii="Arial" w:cs="Arial" w:eastAsia="Arial" w:hAnsi="Arial"/>
@@ -12871,7 +13177,7 @@
                   <w:szCs w:val="16"/>
                   <w:u w:val="single" w:color="2E75B6"/>
                 </w:rPr>
-                <w:t xml:space="preserve">Ungrouped Data to Find the Mean Principles</w:t>
+                <w:t xml:space="preserve">Statistics intro: Mean, median, &amp; mode</w:t>
               </w:r>
             </w:hyperlink>
           </w:p>
@@ -12887,7 +13193,7 @@
                 <w:sz w:val="14"/>
                 <w:szCs w:val="14"/>
               </w:rPr>
-              <w:t xml:space="preserve">Source: CK-12</w:t>
+              <w:t xml:space="preserve">Source: Khan Academy (English - US curriculum)</w:t>
             </w:r>
           </w:p>
           <w:p>
@@ -12895,7 +13201,7 @@
               <w:spacing w:after="10" w:before="0"/>
               <w:ind w:left="120"/>
             </w:pPr>
-            <w:hyperlink w:history="1" r:id="rId3_xcs0v_d8xte6ki7uzha">
+            <w:hyperlink w:history="1" r:id="rIdldpvk19wrvzisodahlaz9">
               <w:r>
                 <w:rPr>
                   <w:rFonts w:ascii="Arial" w:cs="Arial" w:eastAsia="Arial" w:hAnsi="Arial"/>
@@ -12940,7 +13246,7 @@
             <w:pPr>
               <w:spacing w:after="20" w:before="0"/>
             </w:pPr>
-            <w:hyperlink w:history="1" r:id="rIdhn5wsrqac2cu8o4zmguob">
+            <w:hyperlink w:history="1" r:id="rId5idnkyif2tzft30m9wmdw">
               <w:r>
                 <w:rPr>
                   <w:rFonts w:ascii="Arial" w:cs="Arial" w:eastAsia="Arial" w:hAnsi="Arial"/>
@@ -12949,7 +13255,7 @@
                   <w:szCs w:val="16"/>
                   <w:u w:val="single" w:color="2E75B6"/>
                 </w:rPr>
-                <w:t xml:space="preserve">Graphic Displays of Data (Flexbook)</w:t>
+                <w:t xml:space="preserve">Ungrouped Data to Find the Mean (Flexbook)</w:t>
               </w:r>
             </w:hyperlink>
           </w:p>
@@ -12973,313 +13279,7 @@
               <w:spacing w:after="10" w:before="0"/>
               <w:ind w:left="120"/>
             </w:pPr>
-            <w:hyperlink w:history="1" r:id="rIdqfuyyfjtjkm5zf6hurohl">
-              <w:r>
-                <w:rPr>
-                  <w:rFonts w:ascii="Arial" w:cs="Arial" w:eastAsia="Arial" w:hAnsi="Arial"/>
-                  <w:color w:val="595959"/>
-                  <w:sz w:val="14"/>
-                  <w:szCs w:val="14"/>
-                  <w:u w:val="single" w:color="595959"/>
-                </w:rPr>
-                <w:t xml:space="preserve">🔍 Search ARES for similar readings</w:t>
-              </w:r>
-            </w:hyperlink>
-          </w:p>
-        </w:tc>
-        <w:tc>
-          <w:tcPr>
-            <w:tcW w:type="dxa" w:w="3040"/>
-            <w:shd w:fill="FFFFFF" w:color="auto" w:val="clear"/>
-            <w:tcMar>
-              <w:top w:type="dxa" w:w="60"/>
-              <w:left w:type="dxa" w:w="120"/>
-              <w:bottom w:type="dxa" w:w="60"/>
-              <w:right w:type="dxa" w:w="120"/>
-            </w:tcMar>
-            <w:vAlign w:val="top"/>
-          </w:tcPr>
-          <w:p>
-            <w:pPr>
-              <w:spacing w:after="40" w:before="0"/>
-              <w:jc w:val="left"/>
-            </w:pPr>
-            <w:r>
-              <w:rPr>
-                <w:rFonts w:ascii="Arial" w:cs="Arial" w:eastAsia="Arial" w:hAnsi="Arial"/>
-                <w:b w:val="false"/>
-                <w:bCs w:val="false"/>
-                <w:i w:val="false"/>
-                <w:iCs w:val="false"/>
-                <w:color w:val="000000"/>
-                <w:sz w:val="18"/>
-                <w:szCs w:val="18"/>
-              </w:rPr>
-              <w:t xml:space="preserve">Learners return to the class Driving Question Board. The teacher reveals the current state of the board, including questions and claims posted in Lessons 1 through 3. Learners are given two sticky notes each. On the first (green), they write one new piece of EVIDENCE they have gathered today that helps answer the driving question: 'How can we collect, organize, and represent data about our community to help Kenyan decision-makers take effective action?' On the second (yellow), they write one new QUESTION or TENSION that today's lesson created — for example, 'What happens when the mode and mean give different answers?' or 'Is mode useful for the fertilizer decision if most farmers harvested a very low number?' Learners post their sticky notes in the appropriate columns on the DQB. The teacher reads three or four aloud and briefly connects them to upcoming lessons.</w:t>
-            </w:r>
-          </w:p>
-        </w:tc>
-        <w:tc>
-          <w:tcPr>
-            <w:tcW w:type="dxa" w:w="3040"/>
-            <w:shd w:fill="F2F2F2" w:color="auto" w:val="clear"/>
-            <w:tcMar>
-              <w:top w:type="dxa" w:w="60"/>
-              <w:left w:type="dxa" w:w="120"/>
-              <w:bottom w:type="dxa" w:w="60"/>
-              <w:right w:type="dxa" w:w="120"/>
-            </w:tcMar>
-            <w:vAlign w:val="top"/>
-          </w:tcPr>
-          <w:p>
-            <w:pPr>
-              <w:spacing w:after="40" w:before="0"/>
-              <w:jc w:val="left"/>
-            </w:pPr>
-            <w:r>
-              <w:rPr>
-                <w:rFonts w:ascii="Arial" w:cs="Arial" w:eastAsia="Arial" w:hAnsi="Arial"/>
-                <w:b w:val="false"/>
-                <w:bCs w:val="false"/>
-                <w:i w:val="false"/>
-                <w:iCs w:val="false"/>
-                <w:color w:val="000000"/>
-                <w:sz w:val="18"/>
-                <w:szCs w:val="18"/>
-              </w:rPr>
-              <w:t xml:space="preserve">Say: 'In Lesson 3, someone asked on the DQB whether there is a measure that is not affected by outliers like the 200-mandazi day. Today you found one — the mode. Let us add that evidence.' Point to relevant previous sticky notes. Give learners 3 minutes of quiet writing time for their two sticky notes. As they post, circulate and read notes. Select two or three that represent contrasting views and read them aloud: 'Listen to what Wanjiku wrote — she says mode is better because it shows what most farmers actually experienced. But Kipchoge wrote that if the most common harvest is very low, using it as the representative value might cause the government to under-allocate fertilizer. Both are valid tensions.' Say: 'Lessons 5, 6, 7, and 8 will give us more tools to resolve these tensions. Keep your questions alive.'</w:t>
-            </w:r>
-          </w:p>
-        </w:tc>
-        <w:tc>
-          <w:tcPr>
-            <w:tcW w:type="dxa" w:w="3040"/>
-            <w:shd w:fill="FFFFFF" w:color="auto" w:val="clear"/>
-            <w:tcMar>
-              <w:top w:type="dxa" w:w="60"/>
-              <w:left w:type="dxa" w:w="120"/>
-              <w:bottom w:type="dxa" w:w="60"/>
-              <w:right w:type="dxa" w:w="120"/>
-            </w:tcMar>
-            <w:vAlign w:val="top"/>
-          </w:tcPr>
-          <w:p>
-            <w:pPr>
-              <w:spacing w:after="40" w:before="0"/>
-              <w:jc w:val="left"/>
-            </w:pPr>
-            <w:r>
-              <w:rPr>
-                <w:rFonts w:ascii="Arial" w:cs="Arial" w:eastAsia="Arial" w:hAnsi="Arial"/>
-                <w:b w:val="false"/>
-                <w:bCs w:val="false"/>
-                <w:i w:val="false"/>
-                <w:iCs w:val="false"/>
-                <w:color w:val="000000"/>
-                <w:sz w:val="18"/>
-                <w:szCs w:val="18"/>
-              </w:rPr>
-              <w:t xml:space="preserve">The DQB functions as a public knowledge artifact — it externalizes thinking and shows learners that understanding is cumulative. By explicitly linking today's mode findings to a question posted in Lesson 3, the teacher models how scientists and decision-makers build on prior evidence. The green-and-yellow sticky note protocol distinguishes between evidence (what we know) and questions (what we still need to find out), mirroring scientific inquiry practice.</w:t>
-            </w:r>
-          </w:p>
-        </w:tc>
-        <w:tc>
-          <w:tcPr>
-            <w:tcW w:type="dxa" w:w="3040"/>
-            <w:shd w:fill="F2F2F2" w:color="auto" w:val="clear"/>
-            <w:tcMar>
-              <w:top w:type="dxa" w:w="60"/>
-              <w:left w:type="dxa" w:w="120"/>
-              <w:bottom w:type="dxa" w:w="60"/>
-              <w:right w:type="dxa" w:w="120"/>
-            </w:tcMar>
-            <w:vAlign w:val="top"/>
-          </w:tcPr>
-          <w:p>
-            <w:pPr>
-              <w:spacing w:after="40" w:before="0"/>
-              <w:jc w:val="left"/>
-            </w:pPr>
-            <w:r>
-              <w:rPr>
-                <w:rFonts w:ascii="Arial" w:cs="Arial" w:eastAsia="Arial" w:hAnsi="Arial"/>
-                <w:b w:val="false"/>
-                <w:bCs w:val="false"/>
-                <w:i w:val="false"/>
-                <w:iCs w:val="false"/>
-                <w:color w:val="000000"/>
-                <w:sz w:val="18"/>
-                <w:szCs w:val="18"/>
-              </w:rPr>
-              <w:t xml:space="preserve">Read sticky notes quickly as they are posted. Green notes should reference mode, frequency, or a comparison with mean. Yellow notes should contain a genuine tension or unresolved question — if a learner writes a factual question with an obvious answer, prompt them: 'You already know that answer — what is still puzzling you?' This pushes deeper thinking. Count the ratio of evidence notes to question notes: if questions far outnumber evidence notes, the class may not have consolidated the concept and the teacher should open Lesson 5 with a brief mode review.</w:t>
-            </w:r>
-          </w:p>
-        </w:tc>
-      </w:tr>
-      <w:tr>
-        <w:tc>
-          <w:tcPr>
-            <w:tcW w:type="dxa" w:w="1520"/>
-            <w:shd w:fill="D5E8F0" w:color="auto" w:val="clear"/>
-            <w:tcMar>
-              <w:top w:type="dxa" w:w="60"/>
-              <w:left w:type="dxa" w:w="120"/>
-              <w:bottom w:type="dxa" w:w="60"/>
-              <w:right w:type="dxa" w:w="120"/>
-            </w:tcMar>
-            <w:vAlign w:val="top"/>
-          </w:tcPr>
-          <w:p>
-            <w:pPr>
-              <w:spacing w:after="40" w:before="0"/>
-              <w:jc w:val="left"/>
-            </w:pPr>
-            <w:r>
-              <w:rPr>
-                <w:rFonts w:ascii="Arial" w:cs="Arial" w:eastAsia="Arial" w:hAnsi="Arial"/>
-                <w:b/>
-                <w:bCs/>
-                <w:i w:val="false"/>
-                <w:iCs w:val="false"/>
-                <w:color w:val="000000"/>
-                <w:sz w:val="18"/>
-                <w:szCs w:val="18"/>
-              </w:rPr>
-              <w:t xml:space="preserve">Model Building Phase</w:t>
-            </w:r>
-          </w:p>
-          <w:p>
-            <w:pPr>
-              <w:spacing w:after="20" w:before="0"/>
-            </w:pPr>
-            <w:r>
-              <w:rPr>
-                <w:rFonts w:ascii="Arial" w:cs="Arial" w:eastAsia="Arial" w:hAnsi="Arial"/>
-                <w:b/>
-                <w:bCs/>
-                <w:color w:val="1F3864"/>
-                <w:sz w:val="16"/>
-                <w:szCs w:val="16"/>
-              </w:rPr>
-              <w:t xml:space="preserve">📹 VIDEO:</w:t>
-            </w:r>
-          </w:p>
-          <w:p>
-            <w:pPr>
-              <w:spacing w:after="20" w:before="0"/>
-            </w:pPr>
-            <w:hyperlink w:history="1" r:id="rIdkh-2xp0ly2-jjiiva4tkf">
-              <w:r>
-                <w:rPr>
-                  <w:rFonts w:ascii="Arial" w:cs="Arial" w:eastAsia="Arial" w:hAnsi="Arial"/>
-                  <w:color w:val="2E75B6"/>
-                  <w:sz w:val="16"/>
-                  <w:szCs w:val="16"/>
-                  <w:u w:val="single" w:color="2E75B6"/>
-                </w:rPr>
-                <w:t xml:space="preserve">Ungrouped Data to Find the Mean Principles</w:t>
-              </w:r>
-            </w:hyperlink>
-          </w:p>
-          <w:p>
-            <w:pPr>
-              <w:spacing w:after="10" w:before="0"/>
-              <w:ind w:left="120"/>
-            </w:pPr>
-            <w:r>
-              <w:rPr>
-                <w:rFonts w:ascii="Arial" w:cs="Arial" w:eastAsia="Arial" w:hAnsi="Arial"/>
-                <w:color w:val="595959"/>
-                <w:sz w:val="14"/>
-                <w:szCs w:val="14"/>
-              </w:rPr>
-              <w:t xml:space="preserve">Source: CK-12</w:t>
-            </w:r>
-          </w:p>
-          <w:p>
-            <w:pPr>
-              <w:spacing w:after="10" w:before="0"/>
-              <w:ind w:left="120"/>
-            </w:pPr>
-            <w:hyperlink w:history="1" r:id="rId5msdljxneeft6qurl42s2">
-              <w:r>
-                <w:rPr>
-                  <w:rFonts w:ascii="Arial" w:cs="Arial" w:eastAsia="Arial" w:hAnsi="Arial"/>
-                  <w:color w:val="595959"/>
-                  <w:sz w:val="14"/>
-                  <w:szCs w:val="14"/>
-                  <w:u w:val="single" w:color="595959"/>
-                </w:rPr>
-                <w:t xml:space="preserve">🔍 Search ARES for similar videos</w:t>
-              </w:r>
-            </w:hyperlink>
-          </w:p>
-          <w:p>
-            <w:pPr>
-              <w:spacing w:after="40" w:before="0"/>
-            </w:pPr>
-            <w:r>
-              <w:rPr>
-                <w:sz w:val="14"/>
-                <w:szCs w:val="14"/>
-              </w:rPr>
-              <w:t xml:space="preserve"/>
-            </w:r>
-          </w:p>
-          <w:p>
-            <w:pPr>
-              <w:spacing w:after="20" w:before="0"/>
-            </w:pPr>
-            <w:r>
-              <w:rPr>
-                <w:rFonts w:ascii="Arial" w:cs="Arial" w:eastAsia="Arial" w:hAnsi="Arial"/>
-                <w:b/>
-                <w:bCs/>
-                <w:color w:val="1F3864"/>
-                <w:sz w:val="16"/>
-                <w:szCs w:val="16"/>
-              </w:rPr>
-              <w:t xml:space="preserve">📖 HTML:</w:t>
-            </w:r>
-          </w:p>
-          <w:p>
-            <w:pPr>
-              <w:spacing w:after="20" w:before="0"/>
-            </w:pPr>
-            <w:hyperlink w:history="1" r:id="rIdzahv9gacpbeggzor3zqkx">
-              <w:r>
-                <w:rPr>
-                  <w:rFonts w:ascii="Arial" w:cs="Arial" w:eastAsia="Arial" w:hAnsi="Arial"/>
-                  <w:color w:val="2E75B6"/>
-                  <w:sz w:val="16"/>
-                  <w:szCs w:val="16"/>
-                  <w:u w:val="single" w:color="2E75B6"/>
-                </w:rPr>
-                <w:t xml:space="preserve">Graphic Displays of Data (Flexbook)</w:t>
-              </w:r>
-            </w:hyperlink>
-          </w:p>
-          <w:p>
-            <w:pPr>
-              <w:spacing w:after="10" w:before="0"/>
-              <w:ind w:left="120"/>
-            </w:pPr>
-            <w:r>
-              <w:rPr>
-                <w:rFonts w:ascii="Arial" w:cs="Arial" w:eastAsia="Arial" w:hAnsi="Arial"/>
-                <w:color w:val="595959"/>
-                <w:sz w:val="14"/>
-                <w:szCs w:val="14"/>
-              </w:rPr>
-              <w:t xml:space="preserve">Source: CK-12</w:t>
-            </w:r>
-          </w:p>
-          <w:p>
-            <w:pPr>
-              <w:spacing w:after="10" w:before="0"/>
-              <w:ind w:left="120"/>
-            </w:pPr>
-            <w:hyperlink w:history="1" r:id="rIde3irtzpst9ddqbezvgoil">
+            <w:hyperlink w:history="1" r:id="rId1jusnfwsgarkl9llpwupt">
               <w:r>
                 <w:rPr>
                   <w:rFonts w:ascii="Arial" w:cs="Arial" w:eastAsia="Arial" w:hAnsi="Arial"/>
@@ -14766,7 +14766,7 @@
             <w:pPr>
               <w:spacing w:after="20" w:before="0"/>
             </w:pPr>
-            <w:hyperlink w:history="1" r:id="rIdfjnmnstf4bvfoqfefvbbz">
+            <w:hyperlink w:history="1" r:id="rIdixizzliirvf3xgh9mpjan">
               <w:r>
                 <w:rPr>
                   <w:rFonts w:ascii="Arial" w:cs="Arial" w:eastAsia="Arial" w:hAnsi="Arial"/>
@@ -14775,7 +14775,7 @@
                   <w:szCs w:val="16"/>
                   <w:u w:val="single" w:color="2E75B6"/>
                 </w:rPr>
-                <w:t xml:space="preserve">Video: Plinko Probability</w:t>
+                <w:t xml:space="preserve">Statistics intro: Mean, median, &amp; mode</w:t>
               </w:r>
             </w:hyperlink>
           </w:p>
@@ -14791,7 +14791,7 @@
                 <w:sz w:val="14"/>
                 <w:szCs w:val="14"/>
               </w:rPr>
-              <w:t xml:space="preserve">Source: PhET Interactive Simulations (English)</w:t>
+              <w:t xml:space="preserve">Source: Khan Academy (English - US curriculum)</w:t>
             </w:r>
           </w:p>
           <w:p>
@@ -14799,7 +14799,7 @@
               <w:spacing w:after="10" w:before="0"/>
               <w:ind w:left="120"/>
             </w:pPr>
-            <w:hyperlink w:history="1" r:id="rIdwo1e9yicibsucvzsrbwlb">
+            <w:hyperlink w:history="1" r:id="rIdzp5ra43o2lxjyrvyjbed0">
               <w:r>
                 <w:rPr>
                   <w:rFonts w:ascii="Arial" w:cs="Arial" w:eastAsia="Arial" w:hAnsi="Arial"/>
@@ -14844,7 +14844,7 @@
             <w:pPr>
               <w:spacing w:after="20" w:before="0"/>
             </w:pPr>
-            <w:hyperlink w:history="1" r:id="rIdvtwme4pnxgfogyrrmboww">
+            <w:hyperlink w:history="1" r:id="rId5tuz6lk3vbbgjc54vphmv">
               <w:r>
                 <w:rPr>
                   <w:rFonts w:ascii="Arial" w:cs="Arial" w:eastAsia="Arial" w:hAnsi="Arial"/>
@@ -14853,7 +14853,7 @@
                   <w:szCs w:val="16"/>
                   <w:u w:val="single" w:color="2E75B6"/>
                 </w:rPr>
-                <w:t xml:space="preserve">Graphic Displays of Data (Flexbook)</w:t>
+                <w:t xml:space="preserve">Ungrouped Data to Find the Mean (Flexbook)</w:t>
               </w:r>
             </w:hyperlink>
           </w:p>
@@ -14877,7 +14877,7 @@
               <w:spacing w:after="10" w:before="0"/>
               <w:ind w:left="120"/>
             </w:pPr>
-            <w:hyperlink w:history="1" r:id="rIdyxpnxjx2es9iytif2hn0z">
+            <w:hyperlink w:history="1" r:id="rIdgpolpjss6iuepjsje3fkk">
               <w:r>
                 <w:rPr>
                   <w:rFonts w:ascii="Arial" w:cs="Arial" w:eastAsia="Arial" w:hAnsi="Arial"/>
@@ -15072,7 +15072,7 @@
             <w:pPr>
               <w:spacing w:after="20" w:before="0"/>
             </w:pPr>
-            <w:hyperlink w:history="1" r:id="rId5t7tacp-8nkave7bs5iey">
+            <w:hyperlink w:history="1" r:id="rId1g2ti1pnxzsnkcaklhfgi">
               <w:r>
                 <w:rPr>
                   <w:rFonts w:ascii="Arial" w:cs="Arial" w:eastAsia="Arial" w:hAnsi="Arial"/>
@@ -15081,7 +15081,7 @@
                   <w:szCs w:val="16"/>
                   <w:u w:val="single" w:color="2E75B6"/>
                 </w:rPr>
-                <w:t xml:space="preserve">Video: Plinko Probability</w:t>
+                <w:t xml:space="preserve">Ungrouped Data to Find the Mean Principles</w:t>
               </w:r>
             </w:hyperlink>
           </w:p>
@@ -15097,7 +15097,7 @@
                 <w:sz w:val="14"/>
                 <w:szCs w:val="14"/>
               </w:rPr>
-              <w:t xml:space="preserve">Source: PhET Interactive Simulations (English)</w:t>
+              <w:t xml:space="preserve">Source: CK-12</w:t>
             </w:r>
           </w:p>
           <w:p>
@@ -15105,7 +15105,7 @@
               <w:spacing w:after="10" w:before="0"/>
               <w:ind w:left="120"/>
             </w:pPr>
-            <w:hyperlink w:history="1" r:id="rIdm34lf6xupe5754oehh-cs">
+            <w:hyperlink w:history="1" r:id="rIdbzvqqj6ycc9tlem-c3fzx">
               <w:r>
                 <w:rPr>
                   <w:rFonts w:ascii="Arial" w:cs="Arial" w:eastAsia="Arial" w:hAnsi="Arial"/>
@@ -15143,14 +15143,14 @@
                 <w:sz w:val="16"/>
                 <w:szCs w:val="16"/>
               </w:rPr>
-              <w:t xml:space="preserve">📖 HTML:</w:t>
+              <w:t xml:space="preserve">📖 EXERCISE:</w:t>
             </w:r>
           </w:p>
           <w:p>
             <w:pPr>
               <w:spacing w:after="20" w:before="0"/>
             </w:pPr>
-            <w:hyperlink w:history="1" r:id="rId24s_augelbnqyvqtyahej">
+            <w:hyperlink w:history="1" r:id="rIdszbpfgb4xmrcbfx0uoufz">
               <w:r>
                 <w:rPr>
                   <w:rFonts w:ascii="Arial" w:cs="Arial" w:eastAsia="Arial" w:hAnsi="Arial"/>
@@ -15159,7 +15159,7 @@
                   <w:szCs w:val="16"/>
                   <w:u w:val="single" w:color="2E75B6"/>
                 </w:rPr>
-                <w:t xml:space="preserve">Graphic Displays of Data (Flexbook)</w:t>
+                <w:t xml:space="preserve">Ungrouped Data to Find the Mean Practice</w:t>
               </w:r>
             </w:hyperlink>
           </w:p>
@@ -15183,7 +15183,7 @@
               <w:spacing w:after="10" w:before="0"/>
               <w:ind w:left="120"/>
             </w:pPr>
-            <w:hyperlink w:history="1" r:id="rIdvgwsyxbbkagid_vwwyt6v">
+            <w:hyperlink w:history="1" r:id="rIdn1j4kszp8r3ouk3wxgl0i">
               <w:r>
                 <w:rPr>
                   <w:rFonts w:ascii="Arial" w:cs="Arial" w:eastAsia="Arial" w:hAnsi="Arial"/>
@@ -15378,7 +15378,7 @@
             <w:pPr>
               <w:spacing w:after="20" w:before="0"/>
             </w:pPr>
-            <w:hyperlink w:history="1" r:id="rIdd4i-kbfinw5hei5t3kqvm">
+            <w:hyperlink w:history="1" r:id="rIdqbq4kqy8iglmtqtqdckxf">
               <w:r>
                 <w:rPr>
                   <w:rFonts w:ascii="Arial" w:cs="Arial" w:eastAsia="Arial" w:hAnsi="Arial"/>
@@ -15387,7 +15387,7 @@
                   <w:szCs w:val="16"/>
                   <w:u w:val="single" w:color="2E75B6"/>
                 </w:rPr>
-                <w:t xml:space="preserve">Video: Plinko Probability</w:t>
+                <w:t xml:space="preserve">Statistics intro: Mean, median, &amp; mode</w:t>
               </w:r>
             </w:hyperlink>
           </w:p>
@@ -15403,7 +15403,7 @@
                 <w:sz w:val="14"/>
                 <w:szCs w:val="14"/>
               </w:rPr>
-              <w:t xml:space="preserve">Source: PhET Interactive Simulations (English)</w:t>
+              <w:t xml:space="preserve">Source: Khan Academy (English - US curriculum)</w:t>
             </w:r>
           </w:p>
           <w:p>
@@ -15411,7 +15411,7 @@
               <w:spacing w:after="10" w:before="0"/>
               <w:ind w:left="120"/>
             </w:pPr>
-            <w:hyperlink w:history="1" r:id="rId5vm3retwu1xwdtl2falbp">
+            <w:hyperlink w:history="1" r:id="rIdzcy63gltygrf-q0t0kqr3">
               <w:r>
                 <w:rPr>
                   <w:rFonts w:ascii="Arial" w:cs="Arial" w:eastAsia="Arial" w:hAnsi="Arial"/>
@@ -15449,14 +15449,14 @@
                 <w:sz w:val="16"/>
                 <w:szCs w:val="16"/>
               </w:rPr>
-              <w:t xml:space="preserve">📖 HTML:</w:t>
+              <w:t xml:space="preserve">📖 EXERCISE:</w:t>
             </w:r>
           </w:p>
           <w:p>
             <w:pPr>
               <w:spacing w:after="20" w:before="0"/>
             </w:pPr>
-            <w:hyperlink w:history="1" r:id="rId45o4abcvm8q-eunt683s2">
+            <w:hyperlink w:history="1" r:id="rId97mth2h2kcmvfpz0-n0gn">
               <w:r>
                 <w:rPr>
                   <w:rFonts w:ascii="Arial" w:cs="Arial" w:eastAsia="Arial" w:hAnsi="Arial"/>
@@ -15465,7 +15465,7 @@
                   <w:szCs w:val="16"/>
                   <w:u w:val="single" w:color="2E75B6"/>
                 </w:rPr>
-                <w:t xml:space="preserve">Graphic Displays of Data (Flexbook)</w:t>
+                <w:t xml:space="preserve">Mean, median, and mode</w:t>
               </w:r>
             </w:hyperlink>
           </w:p>
@@ -15481,7 +15481,7 @@
                 <w:sz w:val="14"/>
                 <w:szCs w:val="14"/>
               </w:rPr>
-              <w:t xml:space="preserve">Source: CK-12</w:t>
+              <w:t xml:space="preserve">Source: Khan Academy (English - US curriculum)</w:t>
             </w:r>
           </w:p>
           <w:p>
@@ -15489,7 +15489,7 @@
               <w:spacing w:after="10" w:before="0"/>
               <w:ind w:left="120"/>
             </w:pPr>
-            <w:hyperlink w:history="1" r:id="rIdvg3ueuwnouy92uijoasx_">
+            <w:hyperlink w:history="1" r:id="rId0sufytft6otoajmrucige">
               <w:r>
                 <w:rPr>
                   <w:rFonts w:ascii="Arial" w:cs="Arial" w:eastAsia="Arial" w:hAnsi="Arial"/>
@@ -15684,7 +15684,7 @@
             <w:pPr>
               <w:spacing w:after="20" w:before="0"/>
             </w:pPr>
-            <w:hyperlink w:history="1" r:id="rIdwutcba1tmybi-wgbgajet">
+            <w:hyperlink w:history="1" r:id="rIdt1ccagf5gwqqxg68fsqqk">
               <w:r>
                 <w:rPr>
                   <w:rFonts w:ascii="Arial" w:cs="Arial" w:eastAsia="Arial" w:hAnsi="Arial"/>
@@ -15693,7 +15693,7 @@
                   <w:szCs w:val="16"/>
                   <w:u w:val="single" w:color="2E75B6"/>
                 </w:rPr>
-                <w:t xml:space="preserve">Video: Plinko Probability</w:t>
+                <w:t xml:space="preserve">Statistics intro: Mean, median, &amp; mode</w:t>
               </w:r>
             </w:hyperlink>
           </w:p>
@@ -15709,7 +15709,7 @@
                 <w:sz w:val="14"/>
                 <w:szCs w:val="14"/>
               </w:rPr>
-              <w:t xml:space="preserve">Source: PhET Interactive Simulations (English)</w:t>
+              <w:t xml:space="preserve">Source: Khan Academy (English - US curriculum)</w:t>
             </w:r>
           </w:p>
           <w:p>
@@ -15717,7 +15717,7 @@
               <w:spacing w:after="10" w:before="0"/>
               <w:ind w:left="120"/>
             </w:pPr>
-            <w:hyperlink w:history="1" r:id="rIdxzipk1t8tlukawto2rxu5">
+            <w:hyperlink w:history="1" r:id="rIdlpopgkbnnphckigx1sy3h">
               <w:r>
                 <w:rPr>
                   <w:rFonts w:ascii="Arial" w:cs="Arial" w:eastAsia="Arial" w:hAnsi="Arial"/>
@@ -15762,7 +15762,7 @@
             <w:pPr>
               <w:spacing w:after="20" w:before="0"/>
             </w:pPr>
-            <w:hyperlink w:history="1" r:id="rIdnst3npnw3sjabngtr4gem">
+            <w:hyperlink w:history="1" r:id="rId8abol1uxzpyv2bqvzg0yw">
               <w:r>
                 <w:rPr>
                   <w:rFonts w:ascii="Arial" w:cs="Arial" w:eastAsia="Arial" w:hAnsi="Arial"/>
@@ -15771,7 +15771,7 @@
                   <w:szCs w:val="16"/>
                   <w:u w:val="single" w:color="2E75B6"/>
                 </w:rPr>
-                <w:t xml:space="preserve">Graphic Displays of Data (Flexbook)</w:t>
+                <w:t xml:space="preserve">Measures of Central Tendency and Dispersion (Flexbook)</w:t>
               </w:r>
             </w:hyperlink>
           </w:p>
@@ -15795,7 +15795,7 @@
               <w:spacing w:after="10" w:before="0"/>
               <w:ind w:left="120"/>
             </w:pPr>
-            <w:hyperlink w:history="1" r:id="rIdwkdeddmgqicejok9fj-oo">
+            <w:hyperlink w:history="1" r:id="rIdh5nu3jpn9q-vrhzxte4hr">
               <w:r>
                 <w:rPr>
                   <w:rFonts w:ascii="Arial" w:cs="Arial" w:eastAsia="Arial" w:hAnsi="Arial"/>
@@ -15990,7 +15990,7 @@
             <w:pPr>
               <w:spacing w:after="20" w:before="0"/>
             </w:pPr>
-            <w:hyperlink w:history="1" r:id="rIduyx3m6amadzryicxxii0l">
+            <w:hyperlink w:history="1" r:id="rId-yelydtgb5z14t6r7miht">
               <w:r>
                 <w:rPr>
                   <w:rFonts w:ascii="Arial" w:cs="Arial" w:eastAsia="Arial" w:hAnsi="Arial"/>
@@ -15999,7 +15999,7 @@
                   <w:szCs w:val="16"/>
                   <w:u w:val="single" w:color="2E75B6"/>
                 </w:rPr>
-                <w:t xml:space="preserve">Video: Plinko Probability</w:t>
+                <w:t xml:space="preserve">Statistics intro: Mean, median, &amp; mode</w:t>
               </w:r>
             </w:hyperlink>
           </w:p>
@@ -16015,7 +16015,7 @@
                 <w:sz w:val="14"/>
                 <w:szCs w:val="14"/>
               </w:rPr>
-              <w:t xml:space="preserve">Source: PhET Interactive Simulations (English)</w:t>
+              <w:t xml:space="preserve">Source: Khan Academy (English - US curriculum)</w:t>
             </w:r>
           </w:p>
           <w:p>
@@ -16023,7 +16023,7 @@
               <w:spacing w:after="10" w:before="0"/>
               <w:ind w:left="120"/>
             </w:pPr>
-            <w:hyperlink w:history="1" r:id="rIdvluyjihhu3jck5hvuo6hf">
+            <w:hyperlink w:history="1" r:id="rId3ywg4m0hmkfrhtkpxbcbd">
               <w:r>
                 <w:rPr>
                   <w:rFonts w:ascii="Arial" w:cs="Arial" w:eastAsia="Arial" w:hAnsi="Arial"/>
@@ -16061,14 +16061,14 @@
                 <w:sz w:val="16"/>
                 <w:szCs w:val="16"/>
               </w:rPr>
-              <w:t xml:space="preserve">📖 HTML:</w:t>
+              <w:t xml:space="preserve">📖 EXERCISE:</w:t>
             </w:r>
           </w:p>
           <w:p>
             <w:pPr>
               <w:spacing w:after="20" w:before="0"/>
             </w:pPr>
-            <w:hyperlink w:history="1" r:id="rIdxknq0k-uaigzzbcc71mip">
+            <w:hyperlink w:history="1" r:id="rId4vsmnf3o_jl_3jvtqljgj">
               <w:r>
                 <w:rPr>
                   <w:rFonts w:ascii="Arial" w:cs="Arial" w:eastAsia="Arial" w:hAnsi="Arial"/>
@@ -16077,7 +16077,7 @@
                   <w:szCs w:val="16"/>
                   <w:u w:val="single" w:color="2E75B6"/>
                 </w:rPr>
-                <w:t xml:space="preserve">Graphic Displays of Data (Flexbook)</w:t>
+                <w:t xml:space="preserve">Measures of Central Tendency and Dispersion Practice</w:t>
               </w:r>
             </w:hyperlink>
           </w:p>
@@ -16101,7 +16101,7 @@
               <w:spacing w:after="10" w:before="0"/>
               <w:ind w:left="120"/>
             </w:pPr>
-            <w:hyperlink w:history="1" r:id="rId8uvr3uwdd_hg-7lhzpraj">
+            <w:hyperlink w:history="1" r:id="rIdksfwhxfif18-9jcopct7t">
               <w:r>
                 <w:rPr>
                   <w:rFonts w:ascii="Arial" w:cs="Arial" w:eastAsia="Arial" w:hAnsi="Arial"/>
@@ -17588,7 +17588,7 @@
             <w:pPr>
               <w:spacing w:after="20" w:before="0"/>
             </w:pPr>
-            <w:hyperlink w:history="1" r:id="rIdyu83zzgeih-jbnsb7-j7e">
+            <w:hyperlink w:history="1" r:id="rIdhqba2clzg8zuxje63vdaf">
               <w:r>
                 <w:rPr>
                   <w:rFonts w:ascii="Arial" w:cs="Arial" w:eastAsia="Arial" w:hAnsi="Arial"/>
@@ -17597,7 +17597,7 @@
                   <w:szCs w:val="16"/>
                   <w:u w:val="single" w:color="2E75B6"/>
                 </w:rPr>
-                <w:t xml:space="preserve">Video: Least-Squares Regression</w:t>
+                <w:t xml:space="preserve">Plotting a point (ordered pair)</w:t>
               </w:r>
             </w:hyperlink>
           </w:p>
@@ -17613,7 +17613,7 @@
                 <w:sz w:val="14"/>
                 <w:szCs w:val="14"/>
               </w:rPr>
-              <w:t xml:space="preserve">Source: PhET Interactive Simulations (English)</w:t>
+              <w:t xml:space="preserve">Source: Khan Academy (English - US curriculum)</w:t>
             </w:r>
           </w:p>
           <w:p>
@@ -17621,7 +17621,7 @@
               <w:spacing w:after="10" w:before="0"/>
               <w:ind w:left="120"/>
             </w:pPr>
-            <w:hyperlink w:history="1" r:id="rIdpohifmilbkjzat-i49w5x">
+            <w:hyperlink w:history="1" r:id="rId0q_ndsbbdfrfagzaigngo">
               <w:r>
                 <w:rPr>
                   <w:rFonts w:ascii="Arial" w:cs="Arial" w:eastAsia="Arial" w:hAnsi="Arial"/>
@@ -17666,7 +17666,7 @@
             <w:pPr>
               <w:spacing w:after="20" w:before="0"/>
             </w:pPr>
-            <w:hyperlink w:history="1" r:id="rIdpupovfe4eubmk64vepavy">
+            <w:hyperlink w:history="1" r:id="rIdg69aia7sl4kslxzvwgke1">
               <w:r>
                 <w:rPr>
                   <w:rFonts w:ascii="Arial" w:cs="Arial" w:eastAsia="Arial" w:hAnsi="Arial"/>
@@ -17675,7 +17675,7 @@
                   <w:szCs w:val="16"/>
                   <w:u w:val="single" w:color="2E75B6"/>
                 </w:rPr>
-                <w:t xml:space="preserve">Equivalent Fractions: Number Line (PLIX)</w:t>
+                <w:t xml:space="preserve">Horizontal and Vertical Line Graphs (Flexbook)</w:t>
               </w:r>
             </w:hyperlink>
           </w:p>
@@ -17699,7 +17699,7 @@
               <w:spacing w:after="10" w:before="0"/>
               <w:ind w:left="120"/>
             </w:pPr>
-            <w:hyperlink w:history="1" r:id="rId19umtxnat54z5lpqucvft">
+            <w:hyperlink w:history="1" r:id="rIdhwif74ppa6tpfx5ophuko">
               <w:r>
                 <w:rPr>
                   <w:rFonts w:ascii="Arial" w:cs="Arial" w:eastAsia="Arial" w:hAnsi="Arial"/>
@@ -17894,7 +17894,7 @@
             <w:pPr>
               <w:spacing w:after="20" w:before="0"/>
             </w:pPr>
-            <w:hyperlink w:history="1" r:id="rId7w55afchf_wy4lrbvmdqo">
+            <w:hyperlink w:history="1" r:id="rId6yta8muha7ejqk4y6sggn">
               <w:r>
                 <w:rPr>
                   <w:rFonts w:ascii="Arial" w:cs="Arial" w:eastAsia="Arial" w:hAnsi="Arial"/>
@@ -17903,7 +17903,7 @@
                   <w:szCs w:val="16"/>
                   <w:u w:val="single" w:color="2E75B6"/>
                 </w:rPr>
-                <w:t xml:space="preserve">Video: Least-Squares Regression</w:t>
+                <w:t xml:space="preserve">Points on the coordinate plane examples</w:t>
               </w:r>
             </w:hyperlink>
           </w:p>
@@ -17919,7 +17919,7 @@
                 <w:sz w:val="14"/>
                 <w:szCs w:val="14"/>
               </w:rPr>
-              <w:t xml:space="preserve">Source: PhET Interactive Simulations (English)</w:t>
+              <w:t xml:space="preserve">Source: Khan Academy (English - US curriculum)</w:t>
             </w:r>
           </w:p>
           <w:p>
@@ -17927,7 +17927,7 @@
               <w:spacing w:after="10" w:before="0"/>
               <w:ind w:left="120"/>
             </w:pPr>
-            <w:hyperlink w:history="1" r:id="rId2ucw1c7eqxkvedzmwxamj">
+            <w:hyperlink w:history="1" r:id="rId3kkga-za7pnozwlqfvzmd">
               <w:r>
                 <w:rPr>
                   <w:rFonts w:ascii="Arial" w:cs="Arial" w:eastAsia="Arial" w:hAnsi="Arial"/>
@@ -17965,14 +17965,14 @@
                 <w:sz w:val="16"/>
                 <w:szCs w:val="16"/>
               </w:rPr>
-              <w:t xml:space="preserve">📖 HTML:</w:t>
+              <w:t xml:space="preserve">📖 EXERCISE:</w:t>
             </w:r>
           </w:p>
           <w:p>
             <w:pPr>
               <w:spacing w:after="20" w:before="0"/>
             </w:pPr>
-            <w:hyperlink w:history="1" r:id="rIdpamf8arw2i7dehqn6dd1i">
+            <w:hyperlink w:history="1" r:id="rId51bkco9h_fdp6hpfdivhq">
               <w:r>
                 <w:rPr>
                   <w:rFonts w:ascii="Arial" w:cs="Arial" w:eastAsia="Arial" w:hAnsi="Arial"/>
@@ -17981,7 +17981,7 @@
                   <w:szCs w:val="16"/>
                   <w:u w:val="single" w:color="2E75B6"/>
                 </w:rPr>
-                <w:t xml:space="preserve">Equivalent Fractions: Number Line (PLIX)</w:t>
+                <w:t xml:space="preserve">Horizontal and Vertical Line Graphs Practice</w:t>
               </w:r>
             </w:hyperlink>
           </w:p>
@@ -18005,7 +18005,7 @@
               <w:spacing w:after="10" w:before="0"/>
               <w:ind w:left="120"/>
             </w:pPr>
-            <w:hyperlink w:history="1" r:id="rIdeaqdt9tcqrwa4peivjm5_">
+            <w:hyperlink w:history="1" r:id="rIdl-lnocby_kknwaaltd2gf">
               <w:r>
                 <w:rPr>
                   <w:rFonts w:ascii="Arial" w:cs="Arial" w:eastAsia="Arial" w:hAnsi="Arial"/>
@@ -18200,7 +18200,7 @@
             <w:pPr>
               <w:spacing w:after="20" w:before="0"/>
             </w:pPr>
-            <w:hyperlink w:history="1" r:id="rIdibxnnw8mp-sa9xxhqhvku">
+            <w:hyperlink w:history="1" r:id="rId70pgak0zecoyue3d3ud1q">
               <w:r>
                 <w:rPr>
                   <w:rFonts w:ascii="Arial" w:cs="Arial" w:eastAsia="Arial" w:hAnsi="Arial"/>
@@ -18209,7 +18209,7 @@
                   <w:szCs w:val="16"/>
                   <w:u w:val="single" w:color="2E75B6"/>
                 </w:rPr>
-                <w:t xml:space="preserve">Video: Least-Squares Regression</w:t>
+                <w:t xml:space="preserve">Graphs of Horizontal and Vertical Lines: A Sample Application</w:t>
               </w:r>
             </w:hyperlink>
           </w:p>
@@ -18225,7 +18225,7 @@
                 <w:sz w:val="14"/>
                 <w:szCs w:val="14"/>
               </w:rPr>
-              <w:t xml:space="preserve">Source: PhET Interactive Simulations (English)</w:t>
+              <w:t xml:space="preserve">Source: CK-12</w:t>
             </w:r>
           </w:p>
           <w:p>
@@ -18233,7 +18233,7 @@
               <w:spacing w:after="10" w:before="0"/>
               <w:ind w:left="120"/>
             </w:pPr>
-            <w:hyperlink w:history="1" r:id="rIdsje6zv6k777flcyviobj4">
+            <w:hyperlink w:history="1" r:id="rIdoam77emfb3ik3dtnputec">
               <w:r>
                 <w:rPr>
                   <w:rFonts w:ascii="Arial" w:cs="Arial" w:eastAsia="Arial" w:hAnsi="Arial"/>
@@ -18278,7 +18278,7 @@
             <w:pPr>
               <w:spacing w:after="20" w:before="0"/>
             </w:pPr>
-            <w:hyperlink w:history="1" r:id="rIdpj9dpetahup_9ul6ia-8r">
+            <w:hyperlink w:history="1" r:id="rIdjytzv7eczi2_b_bhzfnle">
               <w:r>
                 <w:rPr>
                   <w:rFonts w:ascii="Arial" w:cs="Arial" w:eastAsia="Arial" w:hAnsi="Arial"/>
@@ -18287,7 +18287,7 @@
                   <w:szCs w:val="16"/>
                   <w:u w:val="single" w:color="2E75B6"/>
                 </w:rPr>
-                <w:t xml:space="preserve">Equivalent Fractions: Number Line (PLIX)</w:t>
+                <w:t xml:space="preserve">Horizontal and Vertical Line Graphs (PLIX)</w:t>
               </w:r>
             </w:hyperlink>
           </w:p>
@@ -18311,7 +18311,7 @@
               <w:spacing w:after="10" w:before="0"/>
               <w:ind w:left="120"/>
             </w:pPr>
-            <w:hyperlink w:history="1" r:id="rId4pk1ctfpt-1972kwqa26r">
+            <w:hyperlink w:history="1" r:id="rIdkblfap11s2wdut1hhcack">
               <w:r>
                 <w:rPr>
                   <w:rFonts w:ascii="Arial" w:cs="Arial" w:eastAsia="Arial" w:hAnsi="Arial"/>
@@ -18506,7 +18506,7 @@
             <w:pPr>
               <w:spacing w:after="20" w:before="0"/>
             </w:pPr>
-            <w:hyperlink w:history="1" r:id="rIdd4rndlzox_iqcvhf2ilf2">
+            <w:hyperlink w:history="1" r:id="rIdc5hro2jopxcta4wotuwlo">
               <w:r>
                 <w:rPr>
                   <w:rFonts w:ascii="Arial" w:cs="Arial" w:eastAsia="Arial" w:hAnsi="Arial"/>
@@ -18515,7 +18515,7 @@
                   <w:szCs w:val="16"/>
                   <w:u w:val="single" w:color="2E75B6"/>
                 </w:rPr>
-                <w:t xml:space="preserve">Video: Least-Squares Regression</w:t>
+                <w:t xml:space="preserve">Reading line graphs</w:t>
               </w:r>
             </w:hyperlink>
           </w:p>
@@ -18531,7 +18531,7 @@
                 <w:sz w:val="14"/>
                 <w:szCs w:val="14"/>
               </w:rPr>
-              <w:t xml:space="preserve">Source: PhET Interactive Simulations (English)</w:t>
+              <w:t xml:space="preserve">Source: Khan Academy (English - US curriculum)</w:t>
             </w:r>
           </w:p>
           <w:p>
@@ -18539,7 +18539,7 @@
               <w:spacing w:after="10" w:before="0"/>
               <w:ind w:left="120"/>
             </w:pPr>
-            <w:hyperlink w:history="1" r:id="rIdaywty_4wipyodj3omx99u">
+            <w:hyperlink w:history="1" r:id="rIdz6zvbpqtwd93pwag2yql0">
               <w:r>
                 <w:rPr>
                   <w:rFonts w:ascii="Arial" w:cs="Arial" w:eastAsia="Arial" w:hAnsi="Arial"/>
@@ -18577,14 +18577,14 @@
                 <w:sz w:val="16"/>
                 <w:szCs w:val="16"/>
               </w:rPr>
-              <w:t xml:space="preserve">📖 HTML:</w:t>
+              <w:t xml:space="preserve">📖 EXERCISE:</w:t>
             </w:r>
           </w:p>
           <w:p>
             <w:pPr>
               <w:spacing w:after="20" w:before="0"/>
             </w:pPr>
-            <w:hyperlink w:history="1" r:id="rIdx4ccqff9xf2kj2jjmme8n">
+            <w:hyperlink w:history="1" r:id="rIdhnjzgwvryhdu2dtgv1l-t">
               <w:r>
                 <w:rPr>
                   <w:rFonts w:ascii="Arial" w:cs="Arial" w:eastAsia="Arial" w:hAnsi="Arial"/>
@@ -18593,7 +18593,7 @@
                   <w:szCs w:val="16"/>
                   <w:u w:val="single" w:color="2E75B6"/>
                 </w:rPr>
-                <w:t xml:space="preserve">Equivalent Fractions: Number Line (PLIX)</w:t>
+                <w:t xml:space="preserve">Graph data on line plots</w:t>
               </w:r>
             </w:hyperlink>
           </w:p>
@@ -18609,7 +18609,7 @@
                 <w:sz w:val="14"/>
                 <w:szCs w:val="14"/>
               </w:rPr>
-              <w:t xml:space="preserve">Source: CK-12</w:t>
+              <w:t xml:space="preserve">Source: Khan Academy (English - US curriculum)</w:t>
             </w:r>
           </w:p>
           <w:p>
@@ -18617,7 +18617,7 @@
               <w:spacing w:after="10" w:before="0"/>
               <w:ind w:left="120"/>
             </w:pPr>
-            <w:hyperlink w:history="1" r:id="rIdh9mofvlrn3cy0e5hnfky0">
+            <w:hyperlink w:history="1" r:id="rId_y1ziay7xmrms2oocaljn">
               <w:r>
                 <w:rPr>
                   <w:rFonts w:ascii="Arial" w:cs="Arial" w:eastAsia="Arial" w:hAnsi="Arial"/>
@@ -18812,7 +18812,7 @@
             <w:pPr>
               <w:spacing w:after="20" w:before="0"/>
             </w:pPr>
-            <w:hyperlink w:history="1" r:id="rIdjjue8cfumoq5ppatsn_fh">
+            <w:hyperlink w:history="1" r:id="rId8bpecatps9j4ctreg0gla">
               <w:r>
                 <w:rPr>
                   <w:rFonts w:ascii="Arial" w:cs="Arial" w:eastAsia="Arial" w:hAnsi="Arial"/>
@@ -18821,7 +18821,7 @@
                   <w:szCs w:val="16"/>
                   <w:u w:val="single" w:color="2E75B6"/>
                 </w:rPr>
-                <w:t xml:space="preserve">Video: Least-Squares Regression</w:t>
+                <w:t xml:space="preserve">Plotting a point (ordered pair)</w:t>
               </w:r>
             </w:hyperlink>
           </w:p>
@@ -18837,7 +18837,7 @@
                 <w:sz w:val="14"/>
                 <w:szCs w:val="14"/>
               </w:rPr>
-              <w:t xml:space="preserve">Source: PhET Interactive Simulations (English)</w:t>
+              <w:t xml:space="preserve">Source: Khan Academy (English - US curriculum)</w:t>
             </w:r>
           </w:p>
           <w:p>
@@ -18845,7 +18845,7 @@
               <w:spacing w:after="10" w:before="0"/>
               <w:ind w:left="120"/>
             </w:pPr>
-            <w:hyperlink w:history="1" r:id="rIdys5ntbowt5i5xyg_d0ohc">
+            <w:hyperlink w:history="1" r:id="rIdwgttgppkf6_djhpg0ttu8">
               <w:r>
                 <w:rPr>
                   <w:rFonts w:ascii="Arial" w:cs="Arial" w:eastAsia="Arial" w:hAnsi="Arial"/>
@@ -18883,14 +18883,14 @@
                 <w:sz w:val="16"/>
                 <w:szCs w:val="16"/>
               </w:rPr>
-              <w:t xml:space="preserve">📖 HTML:</w:t>
+              <w:t xml:space="preserve">📖 EXERCISE:</w:t>
             </w:r>
           </w:p>
           <w:p>
             <w:pPr>
               <w:spacing w:after="20" w:before="0"/>
             </w:pPr>
-            <w:hyperlink w:history="1" r:id="rIdo7r4pqv9gvumfgy-gdfbo">
+            <w:hyperlink w:history="1" r:id="rIdghrhymieqkty6b9ku9lb0">
               <w:r>
                 <w:rPr>
                   <w:rFonts w:ascii="Arial" w:cs="Arial" w:eastAsia="Arial" w:hAnsi="Arial"/>
@@ -18899,7 +18899,7 @@
                   <w:szCs w:val="16"/>
                   <w:u w:val="single" w:color="2E75B6"/>
                 </w:rPr>
-                <w:t xml:space="preserve">Equivalent Fractions: Number Line (PLIX)</w:t>
+                <w:t xml:space="preserve">Tangents to graphs of implicit relations</w:t>
               </w:r>
             </w:hyperlink>
           </w:p>
@@ -18915,7 +18915,7 @@
                 <w:sz w:val="14"/>
                 <w:szCs w:val="14"/>
               </w:rPr>
-              <w:t xml:space="preserve">Source: CK-12</w:t>
+              <w:t xml:space="preserve">Source: Khan Academy (English - US curriculum)</w:t>
             </w:r>
           </w:p>
           <w:p>
@@ -18923,7 +18923,7 @@
               <w:spacing w:after="10" w:before="0"/>
               <w:ind w:left="120"/>
             </w:pPr>
-            <w:hyperlink w:history="1" r:id="rId_mo-yutrmkbwgylsyrwaj">
+            <w:hyperlink w:history="1" r:id="rIdl-yujothfwn6im_2g7jpy">
               <w:r>
                 <w:rPr>
                   <w:rFonts w:ascii="Arial" w:cs="Arial" w:eastAsia="Arial" w:hAnsi="Arial"/>
@@ -20410,7 +20410,7 @@
             <w:pPr>
               <w:spacing w:after="20" w:before="0"/>
             </w:pPr>
-            <w:hyperlink w:history="1" r:id="rIdrhpvqnuv8od7rof7p_w4f">
+            <w:hyperlink w:history="1" r:id="rIdf1w-stopnasuq9exeiodd">
               <w:r>
                 <w:rPr>
                   <w:rFonts w:ascii="Arial" w:cs="Arial" w:eastAsia="Arial" w:hAnsi="Arial"/>
@@ -20419,7 +20419,7 @@
                   <w:szCs w:val="16"/>
                   <w:u w:val="single" w:color="2E75B6"/>
                 </w:rPr>
-                <w:t xml:space="preserve">WATCH: The Agricultural Revolution</w:t>
+                <w:t xml:space="preserve">Interpreting bar graphs: colors</w:t>
               </w:r>
             </w:hyperlink>
           </w:p>
@@ -20443,7 +20443,7 @@
               <w:spacing w:after="10" w:before="0"/>
               <w:ind w:left="120"/>
             </w:pPr>
-            <w:hyperlink w:history="1" r:id="rIdbh3n0l2vudbp4qr9tqyrt">
+            <w:hyperlink w:history="1" r:id="rIdmbtdvw5z0auojbsvwvk5u">
               <w:r>
                 <w:rPr>
                   <w:rFonts w:ascii="Arial" w:cs="Arial" w:eastAsia="Arial" w:hAnsi="Arial"/>
@@ -20488,7 +20488,7 @@
             <w:pPr>
               <w:spacing w:after="20" w:before="0"/>
             </w:pPr>
-            <w:hyperlink w:history="1" r:id="rIdxw5d1gjzkatqkztizd8oa">
+            <w:hyperlink w:history="1" r:id="rIddzf6qql6uofpml72wnhci">
               <w:r>
                 <w:rPr>
                   <w:rFonts w:ascii="Arial" w:cs="Arial" w:eastAsia="Arial" w:hAnsi="Arial"/>
@@ -20497,7 +20497,7 @@
                   <w:szCs w:val="16"/>
                   <w:u w:val="single" w:color="2E75B6"/>
                 </w:rPr>
-                <w:t xml:space="preserve">Circle Graphs to Make Bar Graphs (Flexbook)</w:t>
+                <w:t xml:space="preserve">Represent Real-World Data Using Bar Graphs, Frequency Tables and Histograms (Flexbook)</w:t>
               </w:r>
             </w:hyperlink>
           </w:p>
@@ -20521,7 +20521,7 @@
               <w:spacing w:after="10" w:before="0"/>
               <w:ind w:left="120"/>
             </w:pPr>
-            <w:hyperlink w:history="1" r:id="rIdey5aroqagh7jucc3kihhb">
+            <w:hyperlink w:history="1" r:id="rIdlvg3pyxp4rnl5zqvi-6wj">
               <w:r>
                 <w:rPr>
                   <w:rFonts w:ascii="Arial" w:cs="Arial" w:eastAsia="Arial" w:hAnsi="Arial"/>
@@ -20716,7 +20716,7 @@
             <w:pPr>
               <w:spacing w:after="20" w:before="0"/>
             </w:pPr>
-            <w:hyperlink w:history="1" r:id="rIdoxy1ppc21smgdyjorugfi">
+            <w:hyperlink w:history="1" r:id="rIdqpbp6imqfmpy3tdza2wzy">
               <w:r>
                 <w:rPr>
                   <w:rFonts w:ascii="Arial" w:cs="Arial" w:eastAsia="Arial" w:hAnsi="Arial"/>
@@ -20725,7 +20725,7 @@
                   <w:szCs w:val="16"/>
                   <w:u w:val="single" w:color="2E75B6"/>
                 </w:rPr>
-                <w:t xml:space="preserve">WATCH: The Agricultural Revolution</w:t>
+                <w:t xml:space="preserve">Interpreting bar graphs: alligators</w:t>
               </w:r>
             </w:hyperlink>
           </w:p>
@@ -20749,7 +20749,7 @@
               <w:spacing w:after="10" w:before="0"/>
               <w:ind w:left="120"/>
             </w:pPr>
-            <w:hyperlink w:history="1" r:id="rIdg1konp8bzud2ltar3uqnp">
+            <w:hyperlink w:history="1" r:id="rId2rukl5a1qszspo6mudu_z">
               <w:r>
                 <w:rPr>
                   <w:rFonts w:ascii="Arial" w:cs="Arial" w:eastAsia="Arial" w:hAnsi="Arial"/>
@@ -20787,14 +20787,14 @@
                 <w:sz w:val="16"/>
                 <w:szCs w:val="16"/>
               </w:rPr>
-              <w:t xml:space="preserve">📖 HTML:</w:t>
+              <w:t xml:space="preserve">📖 EXERCISE:</w:t>
             </w:r>
           </w:p>
           <w:p>
             <w:pPr>
               <w:spacing w:after="20" w:before="0"/>
             </w:pPr>
-            <w:hyperlink w:history="1" r:id="rIdw6gnb-dxzmy_atsrdg2iv">
+            <w:hyperlink w:history="1" r:id="rIdekfahue6crzu2-q4ydy14">
               <w:r>
                 <w:rPr>
                   <w:rFonts w:ascii="Arial" w:cs="Arial" w:eastAsia="Arial" w:hAnsi="Arial"/>
@@ -20803,7 +20803,7 @@
                   <w:szCs w:val="16"/>
                   <w:u w:val="single" w:color="2E75B6"/>
                 </w:rPr>
-                <w:t xml:space="preserve">Circle Graphs to Make Bar Graphs (Flexbook)</w:t>
+                <w:t xml:space="preserve">Create bar graphs</w:t>
               </w:r>
             </w:hyperlink>
           </w:p>
@@ -20819,7 +20819,7 @@
                 <w:sz w:val="14"/>
                 <w:szCs w:val="14"/>
               </w:rPr>
-              <w:t xml:space="preserve">Source: CK-12</w:t>
+              <w:t xml:space="preserve">Source: Khan Academy (English - US curriculum)</w:t>
             </w:r>
           </w:p>
           <w:p>
@@ -20827,7 +20827,7 @@
               <w:spacing w:after="10" w:before="0"/>
               <w:ind w:left="120"/>
             </w:pPr>
-            <w:hyperlink w:history="1" r:id="rIdzwoiyzw-77raqpb81kmgw">
+            <w:hyperlink w:history="1" r:id="rIdc9b8ggokne63d9ogr41no">
               <w:r>
                 <w:rPr>
                   <w:rFonts w:ascii="Arial" w:cs="Arial" w:eastAsia="Arial" w:hAnsi="Arial"/>
@@ -21022,7 +21022,7 @@
             <w:pPr>
               <w:spacing w:after="20" w:before="0"/>
             </w:pPr>
-            <w:hyperlink w:history="1" r:id="rId4rv4smeqbfgz1n3chupiu">
+            <w:hyperlink w:history="1" r:id="rId72pnrv2rtcjg0bq95odfr">
               <w:r>
                 <w:rPr>
                   <w:rFonts w:ascii="Arial" w:cs="Arial" w:eastAsia="Arial" w:hAnsi="Arial"/>
@@ -21031,7 +21031,7 @@
                   <w:szCs w:val="16"/>
                   <w:u w:val="single" w:color="2E75B6"/>
                 </w:rPr>
-                <w:t xml:space="preserve">WATCH: The Agricultural Revolution</w:t>
+                <w:t xml:space="preserve">Histograms</w:t>
               </w:r>
             </w:hyperlink>
           </w:p>
@@ -21055,7 +21055,7 @@
               <w:spacing w:after="10" w:before="0"/>
               <w:ind w:left="120"/>
             </w:pPr>
-            <w:hyperlink w:history="1" r:id="rIdvinx7nrimgn4ntzsln8hd">
+            <w:hyperlink w:history="1" r:id="rIdwnsul03s7psxytbrax5pu">
               <w:r>
                 <w:rPr>
                   <w:rFonts w:ascii="Arial" w:cs="Arial" w:eastAsia="Arial" w:hAnsi="Arial"/>
@@ -21093,14 +21093,14 @@
                 <w:sz w:val="16"/>
                 <w:szCs w:val="16"/>
               </w:rPr>
-              <w:t xml:space="preserve">📖 HTML:</w:t>
+              <w:t xml:space="preserve">📖 EXERCISE:</w:t>
             </w:r>
           </w:p>
           <w:p>
             <w:pPr>
               <w:spacing w:after="20" w:before="0"/>
             </w:pPr>
-            <w:hyperlink w:history="1" r:id="rIdnssf0pfa2xq2vsg2ezad_">
+            <w:hyperlink w:history="1" r:id="rId9g1zdi1kvgvjdllfvpwtf">
               <w:r>
                 <w:rPr>
                   <w:rFonts w:ascii="Arial" w:cs="Arial" w:eastAsia="Arial" w:hAnsi="Arial"/>
@@ -21109,7 +21109,7 @@
                   <w:szCs w:val="16"/>
                   <w:u w:val="single" w:color="2E75B6"/>
                 </w:rPr>
-                <w:t xml:space="preserve">Circle Graphs to Make Bar Graphs (Flexbook)</w:t>
+                <w:t xml:space="preserve">Bar Graphs, Frequency Tables, and Histograms Practice</w:t>
               </w:r>
             </w:hyperlink>
           </w:p>
@@ -21133,7 +21133,7 @@
               <w:spacing w:after="10" w:before="0"/>
               <w:ind w:left="120"/>
             </w:pPr>
-            <w:hyperlink w:history="1" r:id="rIdv8byythvszqzlkivlwnvb">
+            <w:hyperlink w:history="1" r:id="rIde1awefbrbzkjcx9jfzmk_">
               <w:r>
                 <w:rPr>
                   <w:rFonts w:ascii="Arial" w:cs="Arial" w:eastAsia="Arial" w:hAnsi="Arial"/>
@@ -21328,7 +21328,7 @@
             <w:pPr>
               <w:spacing w:after="20" w:before="0"/>
             </w:pPr>
-            <w:hyperlink w:history="1" r:id="rIdjnkhmjo3i8dxnwswkzd0r">
+            <w:hyperlink w:history="1" r:id="rIdk5_q4enoucjui6dppdnep">
               <w:r>
                 <w:rPr>
                   <w:rFonts w:ascii="Arial" w:cs="Arial" w:eastAsia="Arial" w:hAnsi="Arial"/>
@@ -21337,7 +21337,7 @@
                   <w:szCs w:val="16"/>
                   <w:u w:val="single" w:color="2E75B6"/>
                 </w:rPr>
-                <w:t xml:space="preserve">WATCH: The Agricultural Revolution</w:t>
+                <w:t xml:space="preserve">Creating a bar graph</w:t>
               </w:r>
             </w:hyperlink>
           </w:p>
@@ -21361,7 +21361,7 @@
               <w:spacing w:after="10" w:before="0"/>
               <w:ind w:left="120"/>
             </w:pPr>
-            <w:hyperlink w:history="1" r:id="rId6nh1abmucjsymeynq9_hs">
+            <w:hyperlink w:history="1" r:id="rIdilmvnvjasthanwhlvidst">
               <w:r>
                 <w:rPr>
                   <w:rFonts w:ascii="Arial" w:cs="Arial" w:eastAsia="Arial" w:hAnsi="Arial"/>
@@ -21406,7 +21406,7 @@
             <w:pPr>
               <w:spacing w:after="20" w:before="0"/>
             </w:pPr>
-            <w:hyperlink w:history="1" r:id="rIdbmhvufpylepk9mgl8r_8l">
+            <w:hyperlink w:history="1" r:id="rIdwpevgcuqr0aetcyp8wdd7">
               <w:r>
                 <w:rPr>
                   <w:rFonts w:ascii="Arial" w:cs="Arial" w:eastAsia="Arial" w:hAnsi="Arial"/>
@@ -21415,7 +21415,7 @@
                   <w:szCs w:val="16"/>
                   <w:u w:val="single" w:color="2E75B6"/>
                 </w:rPr>
-                <w:t xml:space="preserve">Circle Graphs to Make Bar Graphs (Flexbook)</w:t>
+                <w:t xml:space="preserve">Represent Real-World Data Using Bar Graphs, Frequency Tables and Histograms (Flexbook)</w:t>
               </w:r>
             </w:hyperlink>
           </w:p>
@@ -21439,7 +21439,7 @@
               <w:spacing w:after="10" w:before="0"/>
               <w:ind w:left="120"/>
             </w:pPr>
-            <w:hyperlink w:history="1" r:id="rIdejbdtebkyduq239kzd4p4">
+            <w:hyperlink w:history="1" r:id="rIdtrkx4fvtg9srxj5tdoffs">
               <w:r>
                 <w:rPr>
                   <w:rFonts w:ascii="Arial" w:cs="Arial" w:eastAsia="Arial" w:hAnsi="Arial"/>
@@ -21634,7 +21634,7 @@
             <w:pPr>
               <w:spacing w:after="20" w:before="0"/>
             </w:pPr>
-            <w:hyperlink w:history="1" r:id="rIdtisz79gcoiw4t-geds97q">
+            <w:hyperlink w:history="1" r:id="rIdpvvex2cqq5o151md86wx5">
               <w:r>
                 <w:rPr>
                   <w:rFonts w:ascii="Arial" w:cs="Arial" w:eastAsia="Arial" w:hAnsi="Arial"/>
@@ -21643,7 +21643,7 @@
                   <w:szCs w:val="16"/>
                   <w:u w:val="single" w:color="2E75B6"/>
                 </w:rPr>
-                <w:t xml:space="preserve">WATCH: The Agricultural Revolution</w:t>
+                <w:t xml:space="preserve">Reading bar graphs: Harry Potter</w:t>
               </w:r>
             </w:hyperlink>
           </w:p>
@@ -21667,7 +21667,7 @@
               <w:spacing w:after="10" w:before="0"/>
               <w:ind w:left="120"/>
             </w:pPr>
-            <w:hyperlink w:history="1" r:id="rIdrq0wo74kxcz1givpwxfaf">
+            <w:hyperlink w:history="1" r:id="rIdytnjubum8g20tmanufzgg">
               <w:r>
                 <w:rPr>
                   <w:rFonts w:ascii="Arial" w:cs="Arial" w:eastAsia="Arial" w:hAnsi="Arial"/>
@@ -21712,7 +21712,7 @@
             <w:pPr>
               <w:spacing w:after="20" w:before="0"/>
             </w:pPr>
-            <w:hyperlink w:history="1" r:id="rIdmgxvxx_y-rnmzov1ysfuo">
+            <w:hyperlink w:history="1" r:id="rIddvoan-_ucapsyyabnnodm">
               <w:r>
                 <w:rPr>
                   <w:rFonts w:ascii="Arial" w:cs="Arial" w:eastAsia="Arial" w:hAnsi="Arial"/>
@@ -21721,7 +21721,7 @@
                   <w:szCs w:val="16"/>
                   <w:u w:val="single" w:color="2E75B6"/>
                 </w:rPr>
-                <w:t xml:space="preserve">Circle Graphs to Make Bar Graphs (Flexbook)</w:t>
+                <w:t xml:space="preserve">Represent Real-World Data Using Bar Graphs, Frequency Tables and Histograms (Flexbook)</w:t>
               </w:r>
             </w:hyperlink>
           </w:p>
@@ -21745,7 +21745,7 @@
               <w:spacing w:after="10" w:before="0"/>
               <w:ind w:left="120"/>
             </w:pPr>
-            <w:hyperlink w:history="1" r:id="rIdn85dr0d62jm1quepccilt">
+            <w:hyperlink w:history="1" r:id="rIdbfzfcrblweazzl1rqnmlg">
               <w:r>
                 <w:rPr>
                   <w:rFonts w:ascii="Arial" w:cs="Arial" w:eastAsia="Arial" w:hAnsi="Arial"/>
@@ -23232,7 +23232,7 @@
             <w:pPr>
               <w:spacing w:after="20" w:before="0"/>
             </w:pPr>
-            <w:hyperlink w:history="1" r:id="rIdzaa4asadm8xd-d9523nca">
+            <w:hyperlink w:history="1" r:id="rIdcdsrv1wpo0upahj76mypy">
               <w:r>
                 <w:rPr>
                   <w:rFonts w:ascii="Arial" w:cs="Arial" w:eastAsia="Arial" w:hAnsi="Arial"/>
@@ -23241,7 +23241,7 @@
                   <w:szCs w:val="16"/>
                   <w:u w:val="single" w:color="2E75B6"/>
                 </w:rPr>
-                <w:t xml:space="preserve">Video: Energy Skate Park: Basics</w:t>
+                <w:t xml:space="preserve">Area of a sector</w:t>
               </w:r>
             </w:hyperlink>
           </w:p>
@@ -23257,7 +23257,7 @@
                 <w:sz w:val="14"/>
                 <w:szCs w:val="14"/>
               </w:rPr>
-              <w:t xml:space="preserve">Source: PhET Interactive Simulations (English)</w:t>
+              <w:t xml:space="preserve">Source: Khan Academy (English - US curriculum)</w:t>
             </w:r>
           </w:p>
           <w:p>
@@ -23265,7 +23265,7 @@
               <w:spacing w:after="10" w:before="0"/>
               <w:ind w:left="120"/>
             </w:pPr>
-            <w:hyperlink w:history="1" r:id="rIds5cpo8cejj30swne6cz8n">
+            <w:hyperlink w:history="1" r:id="rId1nu1mbaeiwf-zjeu7nh3x">
               <w:r>
                 <w:rPr>
                   <w:rFonts w:ascii="Arial" w:cs="Arial" w:eastAsia="Arial" w:hAnsi="Arial"/>
@@ -23303,6 +23303,312 @@
                 <w:sz w:val="16"/>
                 <w:szCs w:val="16"/>
               </w:rPr>
+              <w:t xml:space="preserve">📖 EXERCISE:</w:t>
+            </w:r>
+          </w:p>
+          <w:p>
+            <w:pPr>
+              <w:spacing w:after="20" w:before="0"/>
+            </w:pPr>
+            <w:hyperlink w:history="1" r:id="rIdkf1isbuafpimjl1y8ghg-">
+              <w:r>
+                <w:rPr>
+                  <w:rFonts w:ascii="Arial" w:cs="Arial" w:eastAsia="Arial" w:hAnsi="Arial"/>
+                  <w:color w:val="2E75B6"/>
+                  <w:sz w:val="16"/>
+                  <w:szCs w:val="16"/>
+                  <w:u w:val="single" w:color="2E75B6"/>
+                </w:rPr>
+                <w:t xml:space="preserve">Area of a sector</w:t>
+              </w:r>
+            </w:hyperlink>
+          </w:p>
+          <w:p>
+            <w:pPr>
+              <w:spacing w:after="10" w:before="0"/>
+              <w:ind w:left="120"/>
+            </w:pPr>
+            <w:r>
+              <w:rPr>
+                <w:rFonts w:ascii="Arial" w:cs="Arial" w:eastAsia="Arial" w:hAnsi="Arial"/>
+                <w:color w:val="595959"/>
+                <w:sz w:val="14"/>
+                <w:szCs w:val="14"/>
+              </w:rPr>
+              <w:t xml:space="preserve">Source: Khan Academy (English - US curriculum)</w:t>
+            </w:r>
+          </w:p>
+          <w:p>
+            <w:pPr>
+              <w:spacing w:after="10" w:before="0"/>
+              <w:ind w:left="120"/>
+            </w:pPr>
+            <w:hyperlink w:history="1" r:id="rIdii-hiw2akpmxbmef1cmea">
+              <w:r>
+                <w:rPr>
+                  <w:rFonts w:ascii="Arial" w:cs="Arial" w:eastAsia="Arial" w:hAnsi="Arial"/>
+                  <w:color w:val="595959"/>
+                  <w:sz w:val="14"/>
+                  <w:szCs w:val="14"/>
+                  <w:u w:val="single" w:color="595959"/>
+                </w:rPr>
+                <w:t xml:space="preserve">🔍 Search ARES for similar readings</w:t>
+              </w:r>
+            </w:hyperlink>
+          </w:p>
+        </w:tc>
+        <w:tc>
+          <w:tcPr>
+            <w:tcW w:type="dxa" w:w="3040"/>
+            <w:shd w:fill="FFFFFF" w:color="auto" w:val="clear"/>
+            <w:tcMar>
+              <w:top w:type="dxa" w:w="60"/>
+              <w:left w:type="dxa" w:w="120"/>
+              <w:bottom w:type="dxa" w:w="60"/>
+              <w:right w:type="dxa" w:w="120"/>
+            </w:tcMar>
+            <w:vAlign w:val="top"/>
+          </w:tcPr>
+          <w:p>
+            <w:pPr>
+              <w:spacing w:after="40" w:before="0"/>
+              <w:jc w:val="left"/>
+            </w:pPr>
+            <w:r>
+              <w:rPr>
+                <w:rFonts w:ascii="Arial" w:cs="Arial" w:eastAsia="Arial" w:hAnsi="Arial"/>
+                <w:b w:val="false"/>
+                <w:bCs w:val="false"/>
+                <w:i w:val="false"/>
+                <w:iCs w:val="false"/>
+                <w:color w:val="000000"/>
+                <w:sz w:val="18"/>
+                <w:szCs w:val="18"/>
+              </w:rPr>
+              <w:t xml:space="preserve">Students are shown a blank circle drawn on the board and the class maize-harvest frequency table summary from Lesson 4 (e.g., Harvest Range: 1–10 bags, 11–20 bags, 21–31 bags, with frequencies). Working individually for 3 minutes, each student sketches — by eye, without any calculation — how they would 'slice' the circle to show the three groups of farmers. They write a one-sentence justification: 'I gave the largest slice to ___ because ___.' Students then share predictions with a shoulder partner.</w:t>
+            </w:r>
+          </w:p>
+        </w:tc>
+        <w:tc>
+          <w:tcPr>
+            <w:tcW w:type="dxa" w:w="3040"/>
+            <w:shd w:fill="F2F2F2" w:color="auto" w:val="clear"/>
+            <w:tcMar>
+              <w:top w:type="dxa" w:w="60"/>
+              <w:left w:type="dxa" w:w="120"/>
+              <w:bottom w:type="dxa" w:w="60"/>
+              <w:right w:type="dxa" w:w="120"/>
+            </w:tcMar>
+            <w:vAlign w:val="top"/>
+          </w:tcPr>
+          <w:p>
+            <w:pPr>
+              <w:spacing w:after="40" w:before="0"/>
+              <w:jc w:val="left"/>
+            </w:pPr>
+            <w:r>
+              <w:rPr>
+                <w:rFonts w:ascii="Arial" w:cs="Arial" w:eastAsia="Arial" w:hAnsi="Arial"/>
+                <w:b w:val="false"/>
+                <w:bCs w:val="false"/>
+                <w:i w:val="false"/>
+                <w:iCs w:val="false"/>
+                <w:color w:val="000000"/>
+                <w:sz w:val="18"/>
+                <w:szCs w:val="18"/>
+              </w:rPr>
+              <w:t xml:space="preserve">Display the blank circle and the grouped frequency table on the board (or projected screen). Say: 'Before we learn any formula, I want you to use your mathematical intuition. Look at this table — look at how many farmers fall into each harvest group. Now sketch how you would divide this circle to represent those groups. You have 3 minutes — go.' Set a visible timer. After 3 minutes, cold-call 3 students (choose one from each estimated performance level): 'Amina, show us your circle and explain your thinking.' After each response, ask the class: 'Does anyone agree with Amina? Raise your hand. Does anyone disagree? Why?' Allow 10 seconds of WAIT TIME after each question before accepting responses. Record 2–3 different student predictions on the board using quick sketches. Say: 'We will come back to your predictions at the end of the lesson to see how close your intuition was to the mathematically accurate answer.'</w:t>
+            </w:r>
+          </w:p>
+        </w:tc>
+        <w:tc>
+          <w:tcPr>
+            <w:tcW w:type="dxa" w:w="3040"/>
+            <w:shd w:fill="FFFFFF" w:color="auto" w:val="clear"/>
+            <w:tcMar>
+              <w:top w:type="dxa" w:w="60"/>
+              <w:left w:type="dxa" w:w="120"/>
+              <w:bottom w:type="dxa" w:w="60"/>
+              <w:right w:type="dxa" w:w="120"/>
+            </w:tcMar>
+            <w:vAlign w:val="top"/>
+          </w:tcPr>
+          <w:p>
+            <w:pPr>
+              <w:spacing w:after="40" w:before="0"/>
+              <w:jc w:val="left"/>
+            </w:pPr>
+            <w:r>
+              <w:rPr>
+                <w:rFonts w:ascii="Arial" w:cs="Arial" w:eastAsia="Arial" w:hAnsi="Arial"/>
+                <w:b w:val="false"/>
+                <w:bCs w:val="false"/>
+                <w:i w:val="false"/>
+                <w:iCs w:val="false"/>
+                <w:color w:val="000000"/>
+                <w:sz w:val="18"/>
+                <w:szCs w:val="18"/>
+              </w:rPr>
+              <w:t xml:space="preserve">Prediction with Justification — by committing to a sketch and a written reason before instruction, students activate proportional reasoning and create a cognitive anchor. Comparing predictions to the mathematically derived result later in the lesson deepens conceptual understanding of why the calculation matters.</w:t>
+            </w:r>
+          </w:p>
+        </w:tc>
+        <w:tc>
+          <w:tcPr>
+            <w:tcW w:type="dxa" w:w="3040"/>
+            <w:shd w:fill="F2F2F2" w:color="auto" w:val="clear"/>
+            <w:tcMar>
+              <w:top w:type="dxa" w:w="60"/>
+              <w:left w:type="dxa" w:w="120"/>
+              <w:bottom w:type="dxa" w:w="60"/>
+              <w:right w:type="dxa" w:w="120"/>
+            </w:tcMar>
+            <w:vAlign w:val="top"/>
+          </w:tcPr>
+          <w:p>
+            <w:pPr>
+              <w:spacing w:after="40" w:before="0"/>
+              <w:jc w:val="left"/>
+            </w:pPr>
+            <w:r>
+              <w:rPr>
+                <w:rFonts w:ascii="Arial" w:cs="Arial" w:eastAsia="Arial" w:hAnsi="Arial"/>
+                <w:b w:val="false"/>
+                <w:bCs w:val="false"/>
+                <w:i w:val="false"/>
+                <w:iCs w:val="false"/>
+                <w:color w:val="000000"/>
+                <w:sz w:val="18"/>
+                <w:szCs w:val="18"/>
+              </w:rPr>
+              <w:t xml:space="preserve">Observable indicator: Students produce a labelled sketch of a divided circle with a written justification sentence. Listen for whether students reference relative frequency ('this group has the most farmers, so it gets the biggest slice') rather than arbitrary guessing — this reveals prior understanding of proportionality. Note any student who divides the circle into equal thirds regardless of frequency; this is a key misconception to address in Phase 3.</w:t>
+            </w:r>
+          </w:p>
+        </w:tc>
+      </w:tr>
+      <w:tr>
+        <w:tc>
+          <w:tcPr>
+            <w:tcW w:type="dxa" w:w="1520"/>
+            <w:shd w:fill="D9EEF1" w:color="auto" w:val="clear"/>
+            <w:tcMar>
+              <w:top w:type="dxa" w:w="60"/>
+              <w:left w:type="dxa" w:w="120"/>
+              <w:bottom w:type="dxa" w:w="60"/>
+              <w:right w:type="dxa" w:w="120"/>
+            </w:tcMar>
+            <w:vAlign w:val="top"/>
+          </w:tcPr>
+          <w:p>
+            <w:pPr>
+              <w:spacing w:after="40" w:before="0"/>
+              <w:jc w:val="left"/>
+            </w:pPr>
+            <w:r>
+              <w:rPr>
+                <w:rFonts w:ascii="Arial" w:cs="Arial" w:eastAsia="Arial" w:hAnsi="Arial"/>
+                <w:b/>
+                <w:bCs/>
+                <w:i w:val="false"/>
+                <w:iCs w:val="false"/>
+                <w:color w:val="000000"/>
+                <w:sz w:val="18"/>
+                <w:szCs w:val="18"/>
+              </w:rPr>
+              <w:t xml:space="preserve">Observe Phase</w:t>
+            </w:r>
+          </w:p>
+          <w:p>
+            <w:pPr>
+              <w:spacing w:after="20" w:before="0"/>
+            </w:pPr>
+            <w:r>
+              <w:rPr>
+                <w:rFonts w:ascii="Arial" w:cs="Arial" w:eastAsia="Arial" w:hAnsi="Arial"/>
+                <w:b/>
+                <w:bCs/>
+                <w:color w:val="1F3864"/>
+                <w:sz w:val="16"/>
+                <w:szCs w:val="16"/>
+              </w:rPr>
+              <w:t xml:space="preserve">📹 VIDEO:</w:t>
+            </w:r>
+          </w:p>
+          <w:p>
+            <w:pPr>
+              <w:spacing w:after="20" w:before="0"/>
+            </w:pPr>
+            <w:hyperlink w:history="1" r:id="rIdpapsyv8rkg40fftatkaba">
+              <w:r>
+                <w:rPr>
+                  <w:rFonts w:ascii="Arial" w:cs="Arial" w:eastAsia="Arial" w:hAnsi="Arial"/>
+                  <w:color w:val="2E75B6"/>
+                  <w:sz w:val="16"/>
+                  <w:szCs w:val="16"/>
+                  <w:u w:val="single" w:color="2E75B6"/>
+                </w:rPr>
+                <w:t xml:space="preserve">Reading pie graphs (circle graphs)</w:t>
+              </w:r>
+            </w:hyperlink>
+          </w:p>
+          <w:p>
+            <w:pPr>
+              <w:spacing w:after="10" w:before="0"/>
+              <w:ind w:left="120"/>
+            </w:pPr>
+            <w:r>
+              <w:rPr>
+                <w:rFonts w:ascii="Arial" w:cs="Arial" w:eastAsia="Arial" w:hAnsi="Arial"/>
+                <w:color w:val="595959"/>
+                <w:sz w:val="14"/>
+                <w:szCs w:val="14"/>
+              </w:rPr>
+              <w:t xml:space="preserve">Source: Khan Academy (English - US curriculum)</w:t>
+            </w:r>
+          </w:p>
+          <w:p>
+            <w:pPr>
+              <w:spacing w:after="10" w:before="0"/>
+              <w:ind w:left="120"/>
+            </w:pPr>
+            <w:hyperlink w:history="1" r:id="rIdv9v0fy6dcelolvxbzet_u">
+              <w:r>
+                <w:rPr>
+                  <w:rFonts w:ascii="Arial" w:cs="Arial" w:eastAsia="Arial" w:hAnsi="Arial"/>
+                  <w:color w:val="595959"/>
+                  <w:sz w:val="14"/>
+                  <w:szCs w:val="14"/>
+                  <w:u w:val="single" w:color="595959"/>
+                </w:rPr>
+                <w:t xml:space="preserve">🔍 Search ARES for similar videos</w:t>
+              </w:r>
+            </w:hyperlink>
+          </w:p>
+          <w:p>
+            <w:pPr>
+              <w:spacing w:after="40" w:before="0"/>
+            </w:pPr>
+            <w:r>
+              <w:rPr>
+                <w:sz w:val="14"/>
+                <w:szCs w:val="14"/>
+              </w:rPr>
+              <w:t xml:space="preserve"/>
+            </w:r>
+          </w:p>
+          <w:p>
+            <w:pPr>
+              <w:spacing w:after="20" w:before="0"/>
+            </w:pPr>
+            <w:r>
+              <w:rPr>
+                <w:rFonts w:ascii="Arial" w:cs="Arial" w:eastAsia="Arial" w:hAnsi="Arial"/>
+                <w:b/>
+                <w:bCs/>
+                <w:color w:val="1F3864"/>
+                <w:sz w:val="16"/>
+                <w:szCs w:val="16"/>
+              </w:rPr>
               <w:t xml:space="preserve">📖 HTML:</w:t>
             </w:r>
           </w:p>
@@ -23310,7 +23616,7 @@
             <w:pPr>
               <w:spacing w:after="20" w:before="0"/>
             </w:pPr>
-            <w:hyperlink w:history="1" r:id="rIdb28nyhmalhs9kt1thkxa_">
+            <w:hyperlink w:history="1" r:id="rIdkqvv_jiasynyorvkrhezz">
               <w:r>
                 <w:rPr>
                   <w:rFonts w:ascii="Arial" w:cs="Arial" w:eastAsia="Arial" w:hAnsi="Arial"/>
@@ -23343,7 +23649,7 @@
               <w:spacing w:after="10" w:before="0"/>
               <w:ind w:left="120"/>
             </w:pPr>
-            <w:hyperlink w:history="1" r:id="rIdw7w6vu5mtonujhs8iynvp">
+            <w:hyperlink w:history="1" r:id="rIday_piu5ndzyu1kdyc3ce2">
               <w:r>
                 <w:rPr>
                   <w:rFonts w:ascii="Arial" w:cs="Arial" w:eastAsia="Arial" w:hAnsi="Arial"/>
@@ -23385,7 +23691,7 @@
                 <w:sz w:val="18"/>
                 <w:szCs w:val="18"/>
               </w:rPr>
-              <w:t xml:space="preserve">Students are shown a blank circle drawn on the board and the class maize-harvest frequency table summary from Lesson 4 (e.g., Harvest Range: 1–10 bags, 11–20 bags, 21–31 bags, with frequencies). Working individually for 3 minutes, each student sketches — by eye, without any calculation — how they would 'slice' the circle to show the three groups of farmers. They write a one-sentence justification: 'I gave the largest slice to ___ because ___.' Students then share predictions with a shoulder partner.</w:t>
+              <w:t xml:space="preserve">The teacher presents the Kenya Energy Mix supporting phenomenon: 'Kenya generated electricity in 2023 from these sources — Geothermal: 43%, Hydro: 24%, Wind: 14%, Solar: 9%, Fossil Fuels &amp; Others: 10% — (figures displayed on board). A KETRACO engineer needs to present this data to Parliament using a pie chart.' Students observe a two-part worked model: (A) The teacher constructs the pie chart live on the board, narrating every step aloud, while students follow along on their own blank circles using compass, ruler, and protractor. (B) Students then watch a short narrated animation (or teacher-drawn diagram sequence on board if offline) showing the same energy data pie chart being constructed. Students complete a structured observation guide: they record the angle calculated for each energy source and check that angles sum to 360°.</w:t>
             </w:r>
           </w:p>
         </w:tc>
@@ -23417,7 +23723,7 @@
                 <w:sz w:val="18"/>
                 <w:szCs w:val="18"/>
               </w:rPr>
-              <w:t xml:space="preserve">Display the blank circle and the grouped frequency table on the board (or projected screen). Say: 'Before we learn any formula, I want you to use your mathematical intuition. Look at this table — look at how many farmers fall into each harvest group. Now sketch how you would divide this circle to represent those groups. You have 3 minutes — go.' Set a visible timer. After 3 minutes, cold-call 3 students (choose one from each estimated performance level): 'Amina, show us your circle and explain your thinking.' After each response, ask the class: 'Does anyone agree with Amina? Raise your hand. Does anyone disagree? Why?' Allow 10 seconds of WAIT TIME after each question before accepting responses. Record 2–3 different student predictions on the board using quick sketches. Say: 'We will come back to your predictions at the end of the lesson to see how close your intuition was to the mathematically accurate answer.'</w:t>
+              <w:t xml:space="preserve">Before starting, distribute: compass, protractor, ruler, blank paper, coloured pencils for each student. Say: 'We are going to learn the exact method the KETRACO engineer uses. Watch me do each step once — then you will do the same step on your own circle.' STEP 1 — Frequency to Percentage: 'The percentages are already given here. But if they were raw frequencies, we would calculate: (frequency ÷ total) × 100. Everyone write that formula in your exercise book now.' Pause 10 seconds. STEP 2 — Percentage to Angle: 'Now we convert each percentage to an angle. The formula is: (percentage ÷ 100) × 360°. Let's do Geothermal together: (43 ÷ 100) × 360 = 154.8°. Round to 154.8°.' Write on board. Cold-call 2 students to calculate Hydro and Wind aloud. STEP 3 — Drawing: 'Use your compass to draw a circle of radius 5 cm. Mark the centre. Use your ruler to draw one radius line to the top (12 o'clock). Place your protractor — zero on that line, centre on the centre point. Measure 154.8°, mark it, draw the next radius.' Demonstrate slowly. Walk the room after each step; check that students' protractors are aligned correctly. Say: 'Check your partner's protractor placement before you draw the line.' STEP 4 — Label and colour each sector. STEP 5 — Verify: 'Add all your angles. What should they sum to?' WAIT 10 seconds. Accept responses. 'Yes — 360°. If yours does not, find the error before moving on.'</w:t>
             </w:r>
           </w:p>
         </w:tc>
@@ -23449,7 +23755,7 @@
                 <w:sz w:val="18"/>
                 <w:szCs w:val="18"/>
               </w:rPr>
-              <w:t xml:space="preserve">Prediction with Justification — by committing to a sketch and a written reason before instruction, students activate proportional reasoning and create a cognitive anchor. Comparing predictions to the mathematically derived result later in the lesson deepens conceptual understanding of why the calculation matters.</w:t>
+              <w:t xml:space="preserve">Worked Example with Concurrent Practice (I Do — We Do) — the teacher models each micro-step and students immediately replicate it on their own circle. This reduces cognitive load by chunking the multi-step procedure, allowing students to experience success at each stage before the complexity accumulates. Using the Kenya Energy Mix — a real, nationally significant dataset — grounds the procedure in authentic purpose.</w:t>
             </w:r>
           </w:p>
         </w:tc>
@@ -23481,7 +23787,7 @@
                 <w:sz w:val="18"/>
                 <w:szCs w:val="18"/>
               </w:rPr>
-              <w:t xml:space="preserve">Observable indicator: Students produce a labelled sketch of a divided circle with a written justification sentence. Listen for whether students reference relative frequency ('this group has the most farmers, so it gets the biggest slice') rather than arbitrary guessing — this reveals prior understanding of proportionality. Note any student who divides the circle into equal thirds regardless of frequency; this is a key misconception to address in Phase 3.</w:t>
+              <w:t xml:space="preserve">Observable indicators: (1) Each student's angle sum equals or rounds to 360°. (2) Protractor is correctly aligned (zero line on radius, centre on circle's centre). (3) Sectors are labelled with category name and percentage. Circulate and use targeted questions: 'Show me where you placed the zero on your protractor.' 'What angle did you calculate for Solar?' Flag students whose angles do not sum to 360° and prompt: 'Recheck your multiplication — use (percentage ÷ 100) × 360.'</w:t>
             </w:r>
           </w:p>
         </w:tc>
@@ -23490,32 +23796,32 @@
         <w:tc>
           <w:tcPr>
             <w:tcW w:type="dxa" w:w="1520"/>
-            <w:shd w:fill="D9EEF1" w:color="auto" w:val="clear"/>
-            <w:tcMar>
-              <w:top w:type="dxa" w:w="60"/>
-              <w:left w:type="dxa" w:w="120"/>
-              <w:bottom w:type="dxa" w:w="60"/>
-              <w:right w:type="dxa" w:w="120"/>
-            </w:tcMar>
-            <w:vAlign w:val="top"/>
-          </w:tcPr>
-          <w:p>
-            <w:pPr>
-              <w:spacing w:after="40" w:before="0"/>
-              <w:jc w:val="left"/>
-            </w:pPr>
-            <w:r>
-              <w:rPr>
-                <w:rFonts w:ascii="Arial" w:cs="Arial" w:eastAsia="Arial" w:hAnsi="Arial"/>
-                <w:b/>
-                <w:bCs/>
-                <w:i w:val="false"/>
-                <w:iCs w:val="false"/>
-                <w:color w:val="000000"/>
-                <w:sz w:val="18"/>
-                <w:szCs w:val="18"/>
-              </w:rPr>
-              <w:t xml:space="preserve">Observe Phase</w:t>
+            <w:shd w:fill="E2EFDA" w:color="auto" w:val="clear"/>
+            <w:tcMar>
+              <w:top w:type="dxa" w:w="60"/>
+              <w:left w:type="dxa" w:w="120"/>
+              <w:bottom w:type="dxa" w:w="60"/>
+              <w:right w:type="dxa" w:w="120"/>
+            </w:tcMar>
+            <w:vAlign w:val="top"/>
+          </w:tcPr>
+          <w:p>
+            <w:pPr>
+              <w:spacing w:after="40" w:before="0"/>
+              <w:jc w:val="left"/>
+            </w:pPr>
+            <w:r>
+              <w:rPr>
+                <w:rFonts w:ascii="Arial" w:cs="Arial" w:eastAsia="Arial" w:hAnsi="Arial"/>
+                <w:b/>
+                <w:bCs/>
+                <w:i w:val="false"/>
+                <w:iCs w:val="false"/>
+                <w:color w:val="000000"/>
+                <w:sz w:val="18"/>
+                <w:szCs w:val="18"/>
+              </w:rPr>
+              <w:t xml:space="preserve">Explain Phase</w:t>
             </w:r>
           </w:p>
           <w:p>
@@ -23538,7 +23844,7 @@
             <w:pPr>
               <w:spacing w:after="20" w:before="0"/>
             </w:pPr>
-            <w:hyperlink w:history="1" r:id="rIdopnzmstcfmanv8vxnps-a">
+            <w:hyperlink w:history="1" r:id="rIdqgjtxrv_mrqtiyseoiuf0">
               <w:r>
                 <w:rPr>
                   <w:rFonts w:ascii="Arial" w:cs="Arial" w:eastAsia="Arial" w:hAnsi="Arial"/>
@@ -23547,7 +23853,7 @@
                   <w:szCs w:val="16"/>
                   <w:u w:val="single" w:color="2E75B6"/>
                 </w:rPr>
-                <w:t xml:space="preserve">Video: Energy Skate Park: Basics</w:t>
+                <w:t xml:space="preserve">Pie Charts Principles</w:t>
               </w:r>
             </w:hyperlink>
           </w:p>
@@ -23563,7 +23869,7 @@
                 <w:sz w:val="14"/>
                 <w:szCs w:val="14"/>
               </w:rPr>
-              <w:t xml:space="preserve">Source: PhET Interactive Simulations (English)</w:t>
+              <w:t xml:space="preserve">Source: CK-12</w:t>
             </w:r>
           </w:p>
           <w:p>
@@ -23571,7 +23877,7 @@
               <w:spacing w:after="10" w:before="0"/>
               <w:ind w:left="120"/>
             </w:pPr>
-            <w:hyperlink w:history="1" r:id="rId8rewi_odpvziqu--a2i5k">
+            <w:hyperlink w:history="1" r:id="rIdpyldnbmbjrwloquq9jbf_">
               <w:r>
                 <w:rPr>
                   <w:rFonts w:ascii="Arial" w:cs="Arial" w:eastAsia="Arial" w:hAnsi="Arial"/>
@@ -23609,14 +23915,14 @@
                 <w:sz w:val="16"/>
                 <w:szCs w:val="16"/>
               </w:rPr>
-              <w:t xml:space="preserve">📖 HTML:</w:t>
+              <w:t xml:space="preserve">📖 EXERCISE:</w:t>
             </w:r>
           </w:p>
           <w:p>
             <w:pPr>
               <w:spacing w:after="20" w:before="0"/>
             </w:pPr>
-            <w:hyperlink w:history="1" r:id="rIdititsuys09ov3glrcpdya">
+            <w:hyperlink w:history="1" r:id="rIdm3o8odhc5uuyjdymzjpl2">
               <w:r>
                 <w:rPr>
                   <w:rFonts w:ascii="Arial" w:cs="Arial" w:eastAsia="Arial" w:hAnsi="Arial"/>
@@ -23625,7 +23931,7 @@
                   <w:szCs w:val="16"/>
                   <w:u w:val="single" w:color="2E75B6"/>
                 </w:rPr>
-                <w:t xml:space="preserve">Interpretations of Circle Graphs: Northwest Region Population Pie (PLIX)</w:t>
+                <w:t xml:space="preserve">Graph data on line plots (through 1/8 of a unit)</w:t>
               </w:r>
             </w:hyperlink>
           </w:p>
@@ -23641,7 +23947,7 @@
                 <w:sz w:val="14"/>
                 <w:szCs w:val="14"/>
               </w:rPr>
-              <w:t xml:space="preserve">Source: CK-12</w:t>
+              <w:t xml:space="preserve">Source: Khan Academy (English - US curriculum)</w:t>
             </w:r>
           </w:p>
           <w:p>
@@ -23649,7 +23955,7 @@
               <w:spacing w:after="10" w:before="0"/>
               <w:ind w:left="120"/>
             </w:pPr>
-            <w:hyperlink w:history="1" r:id="rIdqzpo9mvdeefe1vvnkoxdf">
+            <w:hyperlink w:history="1" r:id="rId1y0pjej_aakgxb5ryomzg">
               <w:r>
                 <w:rPr>
                   <w:rFonts w:ascii="Arial" w:cs="Arial" w:eastAsia="Arial" w:hAnsi="Arial"/>
@@ -23691,7 +23997,7 @@
                 <w:sz w:val="18"/>
                 <w:szCs w:val="18"/>
               </w:rPr>
-              <w:t xml:space="preserve">The teacher presents the Kenya Energy Mix supporting phenomenon: 'Kenya generated electricity in 2023 from these sources — Geothermal: 43%, Hydro: 24%, Wind: 14%, Solar: 9%, Fossil Fuels &amp; Others: 10% — (figures displayed on board). A KETRACO engineer needs to present this data to Parliament using a pie chart.' Students observe a two-part worked model: (A) The teacher constructs the pie chart live on the board, narrating every step aloud, while students follow along on their own blank circles using compass, ruler, and protractor. (B) Students then watch a short narrated animation (or teacher-drawn diagram sequence on board if offline) showing the same energy data pie chart being constructed. Students complete a structured observation guide: they record the angle calculated for each energy source and check that angles sum to 360°.</w:t>
+              <w:t xml:space="preserve">Students now apply the full construction process independently to the class maize-harvest dataset from Lesson 4. Each student receives (or copies from board) the grouped frequency table: e.g., 1–10 bags (8 farmers), 11–20 bags (7 farmers), 21–31 bags (5 farmers), Total: 20 farmers. Working individually, they: (1) convert each frequency to a percentage, (2) convert each percentage to a sector angle, (3) construct the pie chart with compass and protractor, (4) label each sector with harvest range and percentage, (5) write a two-sentence interpretation: 'The largest slice shows ___ because ___. This tells the KALRO officer that ___.' After individual work (20 minutes), students pair-share their completed charts and written interpretations. Pairs identify any angle discrepancies and resolve them together. Whole-class debrief: teacher cold-calls 2 pairs to share their interpretations; class evaluates whether the interpretation connects back to the driving question.</w:t>
             </w:r>
           </w:p>
         </w:tc>
@@ -23723,7 +24029,7 @@
                 <w:sz w:val="18"/>
                 <w:szCs w:val="18"/>
               </w:rPr>
-              <w:t xml:space="preserve">Before starting, distribute: compass, protractor, ruler, blank paper, coloured pencils for each student. Say: 'We are going to learn the exact method the KETRACO engineer uses. Watch me do each step once — then you will do the same step on your own circle.' STEP 1 — Frequency to Percentage: 'The percentages are already given here. But if they were raw frequencies, we would calculate: (frequency ÷ total) × 100. Everyone write that formula in your exercise book now.' Pause 10 seconds. STEP 2 — Percentage to Angle: 'Now we convert each percentage to an angle. The formula is: (percentage ÷ 100) × 360°. Let's do Geothermal together: (43 ÷ 100) × 360 = 154.8°. Round to 154.8°.' Write on board. Cold-call 2 students to calculate Hydro and Wind aloud. STEP 3 — Drawing: 'Use your compass to draw a circle of radius 5 cm. Mark the centre. Use your ruler to draw one radius line to the top (12 o'clock). Place your protractor — zero on that line, centre on the centre point. Measure 154.8°, mark it, draw the next radius.' Demonstrate slowly. Walk the room after each step; check that students' protractors are aligned correctly. Say: 'Check your partner's protractor placement before you draw the line.' STEP 4 — Label and colour each sector. STEP 5 — Verify: 'Add all your angles. What should they sum to?' WAIT 10 seconds. Accept responses. 'Yes — 360°. If yours does not, find the error before moving on.'</w:t>
+              <w:t xml:space="preserve">Display the grouped frequency table on the board. Say: 'This is our class data — real numbers about a real community context. Your job is to turn this table into a pie chart that the KALRO officer could include in her report to Nakuru County government. Use every step we practised.' Allow 20 minutes of individual work. Circulate every 2–3 minutes. Ask probing questions: 'Why did you multiply by 360 and not by 100 at this step?' 'What does a 144° sector tell someone looking at this chart?' 'If one group of farmers got a much larger slice than the others, what would that suggest about maize yields in Nakuru?' If a student divides the circle into equal thirds (the Lesson 4 misconception flagged in Predict), kneel to eye level and say quietly: 'Look at your frequency table — do all three groups have the same number of farmers? So should they get the same slice?' After pair-share, cold-call 2 pairs for whole-class sharing. After each pair presents, ask the class: 'Does this pie chart answer part of our driving question? How? What information does it show that a frequency table alone cannot?' Allow 10 seconds WAIT TIME before taking responses.</w:t>
             </w:r>
           </w:p>
         </w:tc>
@@ -23755,7 +24061,7 @@
                 <w:sz w:val="18"/>
                 <w:szCs w:val="18"/>
               </w:rPr>
-              <w:t xml:space="preserve">Worked Example with Concurrent Practice (I Do — We Do) — the teacher models each micro-step and students immediately replicate it on their own circle. This reduces cognitive load by chunking the multi-step procedure, allowing students to experience success at each stage before the complexity accumulates. Using the Kenya Energy Mix — a real, nationally significant dataset — grounds the procedure in authentic purpose.</w:t>
+              <w:t xml:space="preserve">Transfer Task with Written Interpretation — students move from the Kenya Energy Mix model to their own community dataset, requiring genuine transfer rather than rote imitation. Writing a two-sentence interpretation forces students to connect the visual representation back to real-world meaning (the KALRO officer's decision), building statistical literacy alongside procedural skill.</w:t>
             </w:r>
           </w:p>
         </w:tc>
@@ -23787,7 +24093,7 @@
                 <w:sz w:val="18"/>
                 <w:szCs w:val="18"/>
               </w:rPr>
-              <w:t xml:space="preserve">Observable indicators: (1) Each student's angle sum equals or rounds to 360°. (2) Protractor is correctly aligned (zero line on radius, centre on circle's centre). (3) Sectors are labelled with category name and percentage. Circulate and use targeted questions: 'Show me where you placed the zero on your protractor.' 'What angle did you calculate for Solar?' Flag students whose angles do not sum to 360° and prompt: 'Recheck your multiplication — use (percentage ÷ 100) × 360.'</w:t>
+              <w:t xml:space="preserve">Observable indicators: (1) Percentage calculations are correct: (frequency ÷ 20) × 100. (2) Sector angles are correct: (percentage ÷ 100) × 360 OR equivalently (frequency ÷ 20) × 360. (3) Angles sum to 360° (allow ±1° rounding tolerance). (4) Written interpretation explicitly references what the data means for Nakuru County farmers. Collect one written interpretation per student at the end of class as an exit artefact.</w:t>
             </w:r>
           </w:p>
         </w:tc>
@@ -23796,32 +24102,32 @@
         <w:tc>
           <w:tcPr>
             <w:tcW w:type="dxa" w:w="1520"/>
-            <w:shd w:fill="E2EFDA" w:color="auto" w:val="clear"/>
-            <w:tcMar>
-              <w:top w:type="dxa" w:w="60"/>
-              <w:left w:type="dxa" w:w="120"/>
-              <w:bottom w:type="dxa" w:w="60"/>
-              <w:right w:type="dxa" w:w="120"/>
-            </w:tcMar>
-            <w:vAlign w:val="top"/>
-          </w:tcPr>
-          <w:p>
-            <w:pPr>
-              <w:spacing w:after="40" w:before="0"/>
-              <w:jc w:val="left"/>
-            </w:pPr>
-            <w:r>
-              <w:rPr>
-                <w:rFonts w:ascii="Arial" w:cs="Arial" w:eastAsia="Arial" w:hAnsi="Arial"/>
-                <w:b/>
-                <w:bCs/>
-                <w:i w:val="false"/>
-                <w:iCs w:val="false"/>
-                <w:color w:val="000000"/>
-                <w:sz w:val="18"/>
-                <w:szCs w:val="18"/>
-              </w:rPr>
-              <w:t xml:space="preserve">Explain Phase</w:t>
+            <w:shd w:fill="FCE4D6" w:color="auto" w:val="clear"/>
+            <w:tcMar>
+              <w:top w:type="dxa" w:w="60"/>
+              <w:left w:type="dxa" w:w="120"/>
+              <w:bottom w:type="dxa" w:w="60"/>
+              <w:right w:type="dxa" w:w="120"/>
+            </w:tcMar>
+            <w:vAlign w:val="top"/>
+          </w:tcPr>
+          <w:p>
+            <w:pPr>
+              <w:spacing w:after="40" w:before="0"/>
+              <w:jc w:val="left"/>
+            </w:pPr>
+            <w:r>
+              <w:rPr>
+                <w:rFonts w:ascii="Arial" w:cs="Arial" w:eastAsia="Arial" w:hAnsi="Arial"/>
+                <w:b/>
+                <w:bCs/>
+                <w:i w:val="false"/>
+                <w:iCs w:val="false"/>
+                <w:color w:val="000000"/>
+                <w:sz w:val="18"/>
+                <w:szCs w:val="18"/>
+              </w:rPr>
+              <w:t xml:space="preserve">Driving Question Board (DQB) Creation</w:t>
             </w:r>
           </w:p>
           <w:p>
@@ -23844,7 +24150,7 @@
             <w:pPr>
               <w:spacing w:after="20" w:before="0"/>
             </w:pPr>
-            <w:hyperlink w:history="1" r:id="rIdhwxsksql5zazbwy5kb3d_">
+            <w:hyperlink w:history="1" r:id="rIdmhub1zjzryxksysjidugd">
               <w:r>
                 <w:rPr>
                   <w:rFonts w:ascii="Arial" w:cs="Arial" w:eastAsia="Arial" w:hAnsi="Arial"/>
@@ -23853,7 +24159,7 @@
                   <w:szCs w:val="16"/>
                   <w:u w:val="single" w:color="2E75B6"/>
                 </w:rPr>
-                <w:t xml:space="preserve">Video: Energy Skate Park: Basics</w:t>
+                <w:t xml:space="preserve">Geometry proof problem: squared circle</w:t>
               </w:r>
             </w:hyperlink>
           </w:p>
@@ -23869,7 +24175,7 @@
                 <w:sz w:val="14"/>
                 <w:szCs w:val="14"/>
               </w:rPr>
-              <w:t xml:space="preserve">Source: PhET Interactive Simulations (English)</w:t>
+              <w:t xml:space="preserve">Source: Khan Academy (English - US curriculum)</w:t>
             </w:r>
           </w:p>
           <w:p>
@@ -23877,7 +24183,7 @@
               <w:spacing w:after="10" w:before="0"/>
               <w:ind w:left="120"/>
             </w:pPr>
-            <w:hyperlink w:history="1" r:id="rIdbccebqaa_zxdd-tjqoyc5">
+            <w:hyperlink w:history="1" r:id="rIdx6tfe2dyhi4vve6e_cdig">
               <w:r>
                 <w:rPr>
                   <w:rFonts w:ascii="Arial" w:cs="Arial" w:eastAsia="Arial" w:hAnsi="Arial"/>
@@ -23915,14 +24221,14 @@
                 <w:sz w:val="16"/>
                 <w:szCs w:val="16"/>
               </w:rPr>
-              <w:t xml:space="preserve">📖 HTML:</w:t>
+              <w:t xml:space="preserve">📖 EXERCISE:</w:t>
             </w:r>
           </w:p>
           <w:p>
             <w:pPr>
               <w:spacing w:after="20" w:before="0"/>
             </w:pPr>
-            <w:hyperlink w:history="1" r:id="rIdio2ky36sp1e-hl3rbi7bi">
+            <w:hyperlink w:history="1" r:id="rIdffudopsjs6fmuk3kwp3cq">
               <w:r>
                 <w:rPr>
                   <w:rFonts w:ascii="Arial" w:cs="Arial" w:eastAsia="Arial" w:hAnsi="Arial"/>
@@ -23931,7 +24237,7 @@
                   <w:szCs w:val="16"/>
                   <w:u w:val="single" w:color="2E75B6"/>
                 </w:rPr>
-                <w:t xml:space="preserve">Interpretations of Circle Graphs: Northwest Region Population Pie (PLIX)</w:t>
+                <w:t xml:space="preserve">Types of Data Representation Practice</w:t>
               </w:r>
             </w:hyperlink>
           </w:p>
@@ -23955,7 +24261,7 @@
               <w:spacing w:after="10" w:before="0"/>
               <w:ind w:left="120"/>
             </w:pPr>
-            <w:hyperlink w:history="1" r:id="rIdgchax-zk9ihdb77229qpr">
+            <w:hyperlink w:history="1" r:id="rIdp8qtz7kxuaynxiysqstyc">
               <w:r>
                 <w:rPr>
                   <w:rFonts w:ascii="Arial" w:cs="Arial" w:eastAsia="Arial" w:hAnsi="Arial"/>
@@ -23997,7 +24303,7 @@
                 <w:sz w:val="18"/>
                 <w:szCs w:val="18"/>
               </w:rPr>
-              <w:t xml:space="preserve">Students now apply the full construction process independently to the class maize-harvest dataset from Lesson 4. Each student receives (or copies from board) the grouped frequency table: e.g., 1–10 bags (8 farmers), 11–20 bags (7 farmers), 21–31 bags (5 farmers), Total: 20 farmers. Working individually, they: (1) convert each frequency to a percentage, (2) convert each percentage to a sector angle, (3) construct the pie chart with compass and protractor, (4) label each sector with harvest range and percentage, (5) write a two-sentence interpretation: 'The largest slice shows ___ because ___. This tells the KALRO officer that ___.' After individual work (20 minutes), students pair-share their completed charts and written interpretations. Pairs identify any angle discrepancies and resolve them together. Whole-class debrief: teacher cold-calls 2 pairs to share their interpretations; class evaluates whether the interpretation connects back to the driving question.</w:t>
+              <w:t xml:space="preserve">Students receive two sticky notes each. On the first (green): they write one thing their pie chart reveals about the Nakuru maize harvest data that was NOT visible in the raw list or the frequency table alone. On the second (orange): they write one new question or limitation they noticed — e.g., 'Does a pie chart show us how spread out the data is within each slice?' Students post both notes on the class DQB under the column: 'Pie Charts — What We Now Know / What We Still Wonder.' The teacher facilitates a 5-minute whole-class gallery walk where students read each other's notes and place a dot sticker on any orange question they also have. The most-dotted questions are circled and flagged for Lesson 9.</w:t>
             </w:r>
           </w:p>
         </w:tc>
@@ -24029,7 +24335,7 @@
                 <w:sz w:val="18"/>
                 <w:szCs w:val="18"/>
               </w:rPr>
-              <w:t xml:space="preserve">Display the grouped frequency table on the board. Say: 'This is our class data — real numbers about a real community context. Your job is to turn this table into a pie chart that the KALRO officer could include in her report to Nakuru County government. Use every step we practised.' Allow 20 minutes of individual work. Circulate every 2–3 minutes. Ask probing questions: 'Why did you multiply by 360 and not by 100 at this step?' 'What does a 144° sector tell someone looking at this chart?' 'If one group of farmers got a much larger slice than the others, what would that suggest about maize yields in Nakuru?' If a student divides the circle into equal thirds (the Lesson 4 misconception flagged in Predict), kneel to eye level and say quietly: 'Look at your frequency table — do all three groups have the same number of farmers? So should they get the same slice?' After pair-share, cold-call 2 pairs for whole-class sharing. After each pair presents, ask the class: 'Does this pie chart answer part of our driving question? How? What information does it show that a frequency table alone cannot?' Allow 10 seconds WAIT TIME before taking responses.</w:t>
+              <w:t xml:space="preserve">Hand out sticky notes. Say: 'We have been building our answer to the driving question lesson by lesson. Today we added a new tool — the pie chart. On your green note, complete this sentence: My pie chart shows that ___ and this is useful to the KALRO officer because ___. On your orange note, write one thing a pie chart cannot tell us, or one new question you now have.' Allow 4 minutes of writing. Direct students to the DQB: 'Post your green note on the left column, orange on the right. Then do a gallery walk — read three other groups' orange notes and dot the ones that are also your question.' After gallery walk, say: 'I can see that many of you are asking whether pie charts can show us the spread or range of the data. Hold that question — it connects directly to what we will explore in Lesson 9.' Record the top two orange questions on a dedicated DQB sticky labelled 'LESSON 9 AGENDA.'</w:t>
             </w:r>
           </w:p>
         </w:tc>
@@ -24061,7 +24367,7 @@
                 <w:sz w:val="18"/>
                 <w:szCs w:val="18"/>
               </w:rPr>
-              <w:t xml:space="preserve">Transfer Task with Written Interpretation — students move from the Kenya Energy Mix model to their own community dataset, requiring genuine transfer rather than rote imitation. Writing a two-sentence interpretation forces students to connect the visual representation back to real-world meaning (the KALRO officer's decision), building statistical literacy alongside procedural skill.</w:t>
+              <w:t xml:space="preserve">Two-Column DQB Update (Know / Wonder) — separating 'what we now know' from 'what we still wonder' makes cumulative learning visible and metacognitive. The dot-voting ritual democratically surfaces the class's most pressing remaining questions, giving students agency over the inquiry direction and creating authentic motivation for Lesson 9.</w:t>
             </w:r>
           </w:p>
         </w:tc>
@@ -24093,7 +24399,7 @@
                 <w:sz w:val="18"/>
                 <w:szCs w:val="18"/>
               </w:rPr>
-              <w:t xml:space="preserve">Observable indicators: (1) Percentage calculations are correct: (frequency ÷ 20) × 100. (2) Sector angles are correct: (percentage ÷ 100) × 360 OR equivalently (frequency ÷ 20) × 360. (3) Angles sum to 360° (allow ±1° rounding tolerance). (4) Written interpretation explicitly references what the data means for Nakuru County farmers. Collect one written interpretation per student at the end of class as an exit artefact.</w:t>
+              <w:t xml:space="preserve">Observable indicators: Green notes correctly identify a proportion or comparison that is more visible in a pie chart than in a table (e.g., 'Most farmers — 40% — harvested only 1–10 bags'). Orange notes raise genuine statistical limitations or extensions (e.g., questions about spread, about what happens with many categories, about combining pie charts with other graphs). Flag any green note that is vague ('it shows data') for follow-up questioning.</w:t>
             </w:r>
           </w:p>
         </w:tc>
@@ -24102,32 +24408,32 @@
         <w:tc>
           <w:tcPr>
             <w:tcW w:type="dxa" w:w="1520"/>
-            <w:shd w:fill="FCE4D6" w:color="auto" w:val="clear"/>
-            <w:tcMar>
-              <w:top w:type="dxa" w:w="60"/>
-              <w:left w:type="dxa" w:w="120"/>
-              <w:bottom w:type="dxa" w:w="60"/>
-              <w:right w:type="dxa" w:w="120"/>
-            </w:tcMar>
-            <w:vAlign w:val="top"/>
-          </w:tcPr>
-          <w:p>
-            <w:pPr>
-              <w:spacing w:after="40" w:before="0"/>
-              <w:jc w:val="left"/>
-            </w:pPr>
-            <w:r>
-              <w:rPr>
-                <w:rFonts w:ascii="Arial" w:cs="Arial" w:eastAsia="Arial" w:hAnsi="Arial"/>
-                <w:b/>
-                <w:bCs/>
-                <w:i w:val="false"/>
-                <w:iCs w:val="false"/>
-                <w:color w:val="000000"/>
-                <w:sz w:val="18"/>
-                <w:szCs w:val="18"/>
-              </w:rPr>
-              <w:t xml:space="preserve">Driving Question Board (DQB) Creation</w:t>
+            <w:shd w:fill="D5E8F0" w:color="auto" w:val="clear"/>
+            <w:tcMar>
+              <w:top w:type="dxa" w:w="60"/>
+              <w:left w:type="dxa" w:w="120"/>
+              <w:bottom w:type="dxa" w:w="60"/>
+              <w:right w:type="dxa" w:w="120"/>
+            </w:tcMar>
+            <w:vAlign w:val="top"/>
+          </w:tcPr>
+          <w:p>
+            <w:pPr>
+              <w:spacing w:after="40" w:before="0"/>
+              <w:jc w:val="left"/>
+            </w:pPr>
+            <w:r>
+              <w:rPr>
+                <w:rFonts w:ascii="Arial" w:cs="Arial" w:eastAsia="Arial" w:hAnsi="Arial"/>
+                <w:b/>
+                <w:bCs/>
+                <w:i w:val="false"/>
+                <w:iCs w:val="false"/>
+                <w:color w:val="000000"/>
+                <w:sz w:val="18"/>
+                <w:szCs w:val="18"/>
+              </w:rPr>
+              <w:t xml:space="preserve">Model Building Phase</w:t>
             </w:r>
           </w:p>
           <w:p>
@@ -24150,7 +24456,7 @@
             <w:pPr>
               <w:spacing w:after="20" w:before="0"/>
             </w:pPr>
-            <w:hyperlink w:history="1" r:id="rIddzz_pclrmx0r-8gixdkbc">
+            <w:hyperlink w:history="1" r:id="rIdc6nveo-okthkf8h3lcwk4">
               <w:r>
                 <w:rPr>
                   <w:rFonts w:ascii="Arial" w:cs="Arial" w:eastAsia="Arial" w:hAnsi="Arial"/>
@@ -24159,7 +24465,7 @@
                   <w:szCs w:val="16"/>
                   <w:u w:val="single" w:color="2E75B6"/>
                 </w:rPr>
-                <w:t xml:space="preserve">Video: Energy Skate Park: Basics</w:t>
+                <w:t xml:space="preserve">Geometry proof problem: squared circle -dubbed(KY)</w:t>
               </w:r>
             </w:hyperlink>
           </w:p>
@@ -24175,7 +24481,7 @@
                 <w:sz w:val="14"/>
                 <w:szCs w:val="14"/>
               </w:rPr>
-              <w:t xml:space="preserve">Source: PhET Interactive Simulations (English)</w:t>
+              <w:t xml:space="preserve">Source: Khan Academy (Kiswahili)</w:t>
             </w:r>
           </w:p>
           <w:p>
@@ -24183,7 +24489,7 @@
               <w:spacing w:after="10" w:before="0"/>
               <w:ind w:left="120"/>
             </w:pPr>
-            <w:hyperlink w:history="1" r:id="rIdkwmgp-spldzgvqtogmcni">
+            <w:hyperlink w:history="1" r:id="rIdokf30cq_qeua1pghfthwp">
               <w:r>
                 <w:rPr>
                   <w:rFonts w:ascii="Arial" w:cs="Arial" w:eastAsia="Arial" w:hAnsi="Arial"/>
@@ -24228,7 +24534,7 @@
             <w:pPr>
               <w:spacing w:after="20" w:before="0"/>
             </w:pPr>
-            <w:hyperlink w:history="1" r:id="rIdw4zdv2splid8nwrkpnlaw">
+            <w:hyperlink w:history="1" r:id="rIdmctxjsttnpxfi4bp0kily">
               <w:r>
                 <w:rPr>
                   <w:rFonts w:ascii="Arial" w:cs="Arial" w:eastAsia="Arial" w:hAnsi="Arial"/>
@@ -24237,7 +24543,7 @@
                   <w:szCs w:val="16"/>
                   <w:u w:val="single" w:color="2E75B6"/>
                 </w:rPr>
-                <w:t xml:space="preserve">Interpretations of Circle Graphs: Northwest Region Population Pie (PLIX)</w:t>
+                <w:t xml:space="preserve">Pie Charts (Flexbook)</w:t>
               </w:r>
             </w:hyperlink>
           </w:p>
@@ -24261,313 +24567,7 @@
               <w:spacing w:after="10" w:before="0"/>
               <w:ind w:left="120"/>
             </w:pPr>
-            <w:hyperlink w:history="1" r:id="rIdl3vkmevykselhaixb2l4l">
-              <w:r>
-                <w:rPr>
-                  <w:rFonts w:ascii="Arial" w:cs="Arial" w:eastAsia="Arial" w:hAnsi="Arial"/>
-                  <w:color w:val="595959"/>
-                  <w:sz w:val="14"/>
-                  <w:szCs w:val="14"/>
-                  <w:u w:val="single" w:color="595959"/>
-                </w:rPr>
-                <w:t xml:space="preserve">🔍 Search ARES for similar readings</w:t>
-              </w:r>
-            </w:hyperlink>
-          </w:p>
-        </w:tc>
-        <w:tc>
-          <w:tcPr>
-            <w:tcW w:type="dxa" w:w="3040"/>
-            <w:shd w:fill="FFFFFF" w:color="auto" w:val="clear"/>
-            <w:tcMar>
-              <w:top w:type="dxa" w:w="60"/>
-              <w:left w:type="dxa" w:w="120"/>
-              <w:bottom w:type="dxa" w:w="60"/>
-              <w:right w:type="dxa" w:w="120"/>
-            </w:tcMar>
-            <w:vAlign w:val="top"/>
-          </w:tcPr>
-          <w:p>
-            <w:pPr>
-              <w:spacing w:after="40" w:before="0"/>
-              <w:jc w:val="left"/>
-            </w:pPr>
-            <w:r>
-              <w:rPr>
-                <w:rFonts w:ascii="Arial" w:cs="Arial" w:eastAsia="Arial" w:hAnsi="Arial"/>
-                <w:b w:val="false"/>
-                <w:bCs w:val="false"/>
-                <w:i w:val="false"/>
-                <w:iCs w:val="false"/>
-                <w:color w:val="000000"/>
-                <w:sz w:val="18"/>
-                <w:szCs w:val="18"/>
-              </w:rPr>
-              <w:t xml:space="preserve">Students receive two sticky notes each. On the first (green): they write one thing their pie chart reveals about the Nakuru maize harvest data that was NOT visible in the raw list or the frequency table alone. On the second (orange): they write one new question or limitation they noticed — e.g., 'Does a pie chart show us how spread out the data is within each slice?' Students post both notes on the class DQB under the column: 'Pie Charts — What We Now Know / What We Still Wonder.' The teacher facilitates a 5-minute whole-class gallery walk where students read each other's notes and place a dot sticker on any orange question they also have. The most-dotted questions are circled and flagged for Lesson 9.</w:t>
-            </w:r>
-          </w:p>
-        </w:tc>
-        <w:tc>
-          <w:tcPr>
-            <w:tcW w:type="dxa" w:w="3040"/>
-            <w:shd w:fill="F2F2F2" w:color="auto" w:val="clear"/>
-            <w:tcMar>
-              <w:top w:type="dxa" w:w="60"/>
-              <w:left w:type="dxa" w:w="120"/>
-              <w:bottom w:type="dxa" w:w="60"/>
-              <w:right w:type="dxa" w:w="120"/>
-            </w:tcMar>
-            <w:vAlign w:val="top"/>
-          </w:tcPr>
-          <w:p>
-            <w:pPr>
-              <w:spacing w:after="40" w:before="0"/>
-              <w:jc w:val="left"/>
-            </w:pPr>
-            <w:r>
-              <w:rPr>
-                <w:rFonts w:ascii="Arial" w:cs="Arial" w:eastAsia="Arial" w:hAnsi="Arial"/>
-                <w:b w:val="false"/>
-                <w:bCs w:val="false"/>
-                <w:i w:val="false"/>
-                <w:iCs w:val="false"/>
-                <w:color w:val="000000"/>
-                <w:sz w:val="18"/>
-                <w:szCs w:val="18"/>
-              </w:rPr>
-              <w:t xml:space="preserve">Hand out sticky notes. Say: 'We have been building our answer to the driving question lesson by lesson. Today we added a new tool — the pie chart. On your green note, complete this sentence: My pie chart shows that ___ and this is useful to the KALRO officer because ___. On your orange note, write one thing a pie chart cannot tell us, or one new question you now have.' Allow 4 minutes of writing. Direct students to the DQB: 'Post your green note on the left column, orange on the right. Then do a gallery walk — read three other groups' orange notes and dot the ones that are also your question.' After gallery walk, say: 'I can see that many of you are asking whether pie charts can show us the spread or range of the data. Hold that question — it connects directly to what we will explore in Lesson 9.' Record the top two orange questions on a dedicated DQB sticky labelled 'LESSON 9 AGENDA.'</w:t>
-            </w:r>
-          </w:p>
-        </w:tc>
-        <w:tc>
-          <w:tcPr>
-            <w:tcW w:type="dxa" w:w="3040"/>
-            <w:shd w:fill="FFFFFF" w:color="auto" w:val="clear"/>
-            <w:tcMar>
-              <w:top w:type="dxa" w:w="60"/>
-              <w:left w:type="dxa" w:w="120"/>
-              <w:bottom w:type="dxa" w:w="60"/>
-              <w:right w:type="dxa" w:w="120"/>
-            </w:tcMar>
-            <w:vAlign w:val="top"/>
-          </w:tcPr>
-          <w:p>
-            <w:pPr>
-              <w:spacing w:after="40" w:before="0"/>
-              <w:jc w:val="left"/>
-            </w:pPr>
-            <w:r>
-              <w:rPr>
-                <w:rFonts w:ascii="Arial" w:cs="Arial" w:eastAsia="Arial" w:hAnsi="Arial"/>
-                <w:b w:val="false"/>
-                <w:bCs w:val="false"/>
-                <w:i w:val="false"/>
-                <w:iCs w:val="false"/>
-                <w:color w:val="000000"/>
-                <w:sz w:val="18"/>
-                <w:szCs w:val="18"/>
-              </w:rPr>
-              <w:t xml:space="preserve">Two-Column DQB Update (Know / Wonder) — separating 'what we now know' from 'what we still wonder' makes cumulative learning visible and metacognitive. The dot-voting ritual democratically surfaces the class's most pressing remaining questions, giving students agency over the inquiry direction and creating authentic motivation for Lesson 9.</w:t>
-            </w:r>
-          </w:p>
-        </w:tc>
-        <w:tc>
-          <w:tcPr>
-            <w:tcW w:type="dxa" w:w="3040"/>
-            <w:shd w:fill="F2F2F2" w:color="auto" w:val="clear"/>
-            <w:tcMar>
-              <w:top w:type="dxa" w:w="60"/>
-              <w:left w:type="dxa" w:w="120"/>
-              <w:bottom w:type="dxa" w:w="60"/>
-              <w:right w:type="dxa" w:w="120"/>
-            </w:tcMar>
-            <w:vAlign w:val="top"/>
-          </w:tcPr>
-          <w:p>
-            <w:pPr>
-              <w:spacing w:after="40" w:before="0"/>
-              <w:jc w:val="left"/>
-            </w:pPr>
-            <w:r>
-              <w:rPr>
-                <w:rFonts w:ascii="Arial" w:cs="Arial" w:eastAsia="Arial" w:hAnsi="Arial"/>
-                <w:b w:val="false"/>
-                <w:bCs w:val="false"/>
-                <w:i w:val="false"/>
-                <w:iCs w:val="false"/>
-                <w:color w:val="000000"/>
-                <w:sz w:val="18"/>
-                <w:szCs w:val="18"/>
-              </w:rPr>
-              <w:t xml:space="preserve">Observable indicators: Green notes correctly identify a proportion or comparison that is more visible in a pie chart than in a table (e.g., 'Most farmers — 40% — harvested only 1–10 bags'). Orange notes raise genuine statistical limitations or extensions (e.g., questions about spread, about what happens with many categories, about combining pie charts with other graphs). Flag any green note that is vague ('it shows data') for follow-up questioning.</w:t>
-            </w:r>
-          </w:p>
-        </w:tc>
-      </w:tr>
-      <w:tr>
-        <w:tc>
-          <w:tcPr>
-            <w:tcW w:type="dxa" w:w="1520"/>
-            <w:shd w:fill="D5E8F0" w:color="auto" w:val="clear"/>
-            <w:tcMar>
-              <w:top w:type="dxa" w:w="60"/>
-              <w:left w:type="dxa" w:w="120"/>
-              <w:bottom w:type="dxa" w:w="60"/>
-              <w:right w:type="dxa" w:w="120"/>
-            </w:tcMar>
-            <w:vAlign w:val="top"/>
-          </w:tcPr>
-          <w:p>
-            <w:pPr>
-              <w:spacing w:after="40" w:before="0"/>
-              <w:jc w:val="left"/>
-            </w:pPr>
-            <w:r>
-              <w:rPr>
-                <w:rFonts w:ascii="Arial" w:cs="Arial" w:eastAsia="Arial" w:hAnsi="Arial"/>
-                <w:b/>
-                <w:bCs/>
-                <w:i w:val="false"/>
-                <w:iCs w:val="false"/>
-                <w:color w:val="000000"/>
-                <w:sz w:val="18"/>
-                <w:szCs w:val="18"/>
-              </w:rPr>
-              <w:t xml:space="preserve">Model Building Phase</w:t>
-            </w:r>
-          </w:p>
-          <w:p>
-            <w:pPr>
-              <w:spacing w:after="20" w:before="0"/>
-            </w:pPr>
-            <w:r>
-              <w:rPr>
-                <w:rFonts w:ascii="Arial" w:cs="Arial" w:eastAsia="Arial" w:hAnsi="Arial"/>
-                <w:b/>
-                <w:bCs/>
-                <w:color w:val="1F3864"/>
-                <w:sz w:val="16"/>
-                <w:szCs w:val="16"/>
-              </w:rPr>
-              <w:t xml:space="preserve">📹 VIDEO:</w:t>
-            </w:r>
-          </w:p>
-          <w:p>
-            <w:pPr>
-              <w:spacing w:after="20" w:before="0"/>
-            </w:pPr>
-            <w:hyperlink w:history="1" r:id="rIdphwfhtd6ov_hfu_0evqw7">
-              <w:r>
-                <w:rPr>
-                  <w:rFonts w:ascii="Arial" w:cs="Arial" w:eastAsia="Arial" w:hAnsi="Arial"/>
-                  <w:color w:val="2E75B6"/>
-                  <w:sz w:val="16"/>
-                  <w:szCs w:val="16"/>
-                  <w:u w:val="single" w:color="2E75B6"/>
-                </w:rPr>
-                <w:t xml:space="preserve">Video: Energy Skate Park: Basics</w:t>
-              </w:r>
-            </w:hyperlink>
-          </w:p>
-          <w:p>
-            <w:pPr>
-              <w:spacing w:after="10" w:before="0"/>
-              <w:ind w:left="120"/>
-            </w:pPr>
-            <w:r>
-              <w:rPr>
-                <w:rFonts w:ascii="Arial" w:cs="Arial" w:eastAsia="Arial" w:hAnsi="Arial"/>
-                <w:color w:val="595959"/>
-                <w:sz w:val="14"/>
-                <w:szCs w:val="14"/>
-              </w:rPr>
-              <w:t xml:space="preserve">Source: PhET Interactive Simulations (English)</w:t>
-            </w:r>
-          </w:p>
-          <w:p>
-            <w:pPr>
-              <w:spacing w:after="10" w:before="0"/>
-              <w:ind w:left="120"/>
-            </w:pPr>
-            <w:hyperlink w:history="1" r:id="rIdiflmdjhrw1qq3xy-bk_kq">
-              <w:r>
-                <w:rPr>
-                  <w:rFonts w:ascii="Arial" w:cs="Arial" w:eastAsia="Arial" w:hAnsi="Arial"/>
-                  <w:color w:val="595959"/>
-                  <w:sz w:val="14"/>
-                  <w:szCs w:val="14"/>
-                  <w:u w:val="single" w:color="595959"/>
-                </w:rPr>
-                <w:t xml:space="preserve">🔍 Search ARES for similar videos</w:t>
-              </w:r>
-            </w:hyperlink>
-          </w:p>
-          <w:p>
-            <w:pPr>
-              <w:spacing w:after="40" w:before="0"/>
-            </w:pPr>
-            <w:r>
-              <w:rPr>
-                <w:sz w:val="14"/>
-                <w:szCs w:val="14"/>
-              </w:rPr>
-              <w:t xml:space="preserve"/>
-            </w:r>
-          </w:p>
-          <w:p>
-            <w:pPr>
-              <w:spacing w:after="20" w:before="0"/>
-            </w:pPr>
-            <w:r>
-              <w:rPr>
-                <w:rFonts w:ascii="Arial" w:cs="Arial" w:eastAsia="Arial" w:hAnsi="Arial"/>
-                <w:b/>
-                <w:bCs/>
-                <w:color w:val="1F3864"/>
-                <w:sz w:val="16"/>
-                <w:szCs w:val="16"/>
-              </w:rPr>
-              <w:t xml:space="preserve">📖 HTML:</w:t>
-            </w:r>
-          </w:p>
-          <w:p>
-            <w:pPr>
-              <w:spacing w:after="20" w:before="0"/>
-            </w:pPr>
-            <w:hyperlink w:history="1" r:id="rIddnpnjavife3zjyborzzvd">
-              <w:r>
-                <w:rPr>
-                  <w:rFonts w:ascii="Arial" w:cs="Arial" w:eastAsia="Arial" w:hAnsi="Arial"/>
-                  <w:color w:val="2E75B6"/>
-                  <w:sz w:val="16"/>
-                  <w:szCs w:val="16"/>
-                  <w:u w:val="single" w:color="2E75B6"/>
-                </w:rPr>
-                <w:t xml:space="preserve">Interpretations of Circle Graphs: Northwest Region Population Pie (PLIX)</w:t>
-              </w:r>
-            </w:hyperlink>
-          </w:p>
-          <w:p>
-            <w:pPr>
-              <w:spacing w:after="10" w:before="0"/>
-              <w:ind w:left="120"/>
-            </w:pPr>
-            <w:r>
-              <w:rPr>
-                <w:rFonts w:ascii="Arial" w:cs="Arial" w:eastAsia="Arial" w:hAnsi="Arial"/>
-                <w:color w:val="595959"/>
-                <w:sz w:val="14"/>
-                <w:szCs w:val="14"/>
-              </w:rPr>
-              <w:t xml:space="preserve">Source: CK-12</w:t>
-            </w:r>
-          </w:p>
-          <w:p>
-            <w:pPr>
-              <w:spacing w:after="10" w:before="0"/>
-              <w:ind w:left="120"/>
-            </w:pPr>
-            <w:hyperlink w:history="1" r:id="rId6jpj1du0cxdk9wksa37ap">
+            <w:hyperlink w:history="1" r:id="rIda5uhspl4l4xqr6yjfjtc5">
               <w:r>
                 <w:rPr>
                   <w:rFonts w:ascii="Arial" w:cs="Arial" w:eastAsia="Arial" w:hAnsi="Arial"/>
@@ -26054,7 +26054,7 @@
             <w:pPr>
               <w:spacing w:after="20" w:before="0"/>
             </w:pPr>
-            <w:hyperlink w:history="1" r:id="rIdw5vbflb2fpneu-so2feh0">
+            <w:hyperlink w:history="1" r:id="rIdli5spc5cr-few1v9yu6mu">
               <w:r>
                 <w:rPr>
                   <w:rFonts w:ascii="Arial" w:cs="Arial" w:eastAsia="Arial" w:hAnsi="Arial"/>
@@ -26063,7 +26063,7 @@
                   <w:szCs w:val="16"/>
                   <w:u w:val="single" w:color="2E75B6"/>
                 </w:rPr>
-                <w:t xml:space="preserve">Video: Energy Skate Park: Basics</w:t>
+                <w:t xml:space="preserve">Statistics intro: Mean, median, &amp; mode</w:t>
               </w:r>
             </w:hyperlink>
           </w:p>
@@ -26079,7 +26079,7 @@
                 <w:sz w:val="14"/>
                 <w:szCs w:val="14"/>
               </w:rPr>
-              <w:t xml:space="preserve">Source: PhET Interactive Simulations (English)</w:t>
+              <w:t xml:space="preserve">Source: Khan Academy (English - US curriculum)</w:t>
             </w:r>
           </w:p>
           <w:p>
@@ -26087,7 +26087,7 @@
               <w:spacing w:after="10" w:before="0"/>
               <w:ind w:left="120"/>
             </w:pPr>
-            <w:hyperlink w:history="1" r:id="rIdvrdsf3vgwsumain-qr6l6">
+            <w:hyperlink w:history="1" r:id="rId66c-uoxqfqw_jchyoylr7">
               <w:r>
                 <w:rPr>
                   <w:rFonts w:ascii="Arial" w:cs="Arial" w:eastAsia="Arial" w:hAnsi="Arial"/>
@@ -26132,7 +26132,7 @@
             <w:pPr>
               <w:spacing w:after="20" w:before="0"/>
             </w:pPr>
-            <w:hyperlink w:history="1" r:id="rIdher414_fy0ah2_cjdewpe">
+            <w:hyperlink w:history="1" r:id="rId_i3fubrt1jrzu5sm30of7">
               <w:r>
                 <w:rPr>
                   <w:rFonts w:ascii="Arial" w:cs="Arial" w:eastAsia="Arial" w:hAnsi="Arial"/>
@@ -26141,7 +26141,7 @@
                   <w:szCs w:val="16"/>
                   <w:u w:val="single" w:color="2E75B6"/>
                 </w:rPr>
-                <w:t xml:space="preserve">Summary Statistics, Summarizing Univariate Distributions (Flexbook)</w:t>
+                <w:t xml:space="preserve">Represent Real-World Data Using Bar Graphs, Frequency Tables and Histograms (Flexbook)</w:t>
               </w:r>
             </w:hyperlink>
           </w:p>
@@ -26165,7 +26165,7 @@
               <w:spacing w:after="10" w:before="0"/>
               <w:ind w:left="120"/>
             </w:pPr>
-            <w:hyperlink w:history="1" r:id="rId0uk3i0ggvwwotnk3twc3_">
+            <w:hyperlink w:history="1" r:id="rIdoqpzth5lyyt512tpchosh">
               <w:r>
                 <w:rPr>
                   <w:rFonts w:ascii="Arial" w:cs="Arial" w:eastAsia="Arial" w:hAnsi="Arial"/>
@@ -26360,7 +26360,7 @@
             <w:pPr>
               <w:spacing w:after="20" w:before="0"/>
             </w:pPr>
-            <w:hyperlink w:history="1" r:id="rIdx9rwq-bu4fquelido6fjn">
+            <w:hyperlink w:history="1" r:id="rIdulxozbqfrrqouhdfkaywn">
               <w:r>
                 <w:rPr>
                   <w:rFonts w:ascii="Arial" w:cs="Arial" w:eastAsia="Arial" w:hAnsi="Arial"/>
@@ -26369,7 +26369,7 @@
                   <w:szCs w:val="16"/>
                   <w:u w:val="single" w:color="2E75B6"/>
                 </w:rPr>
-                <w:t xml:space="preserve">Video: Energy Skate Park: Basics</w:t>
+                <w:t xml:space="preserve">Reading bar graphs: Harry Potter</w:t>
               </w:r>
             </w:hyperlink>
           </w:p>
@@ -26385,7 +26385,7 @@
                 <w:sz w:val="14"/>
                 <w:szCs w:val="14"/>
               </w:rPr>
-              <w:t xml:space="preserve">Source: PhET Interactive Simulations (English)</w:t>
+              <w:t xml:space="preserve">Source: Khan Academy (English - US curriculum)</w:t>
             </w:r>
           </w:p>
           <w:p>
@@ -26393,7 +26393,7 @@
               <w:spacing w:after="10" w:before="0"/>
               <w:ind w:left="120"/>
             </w:pPr>
-            <w:hyperlink w:history="1" r:id="rIdqwcqngmcpk9hd35buqn73">
+            <w:hyperlink w:history="1" r:id="rIddvkug23dp14e41f-r0vzi">
               <w:r>
                 <w:rPr>
                   <w:rFonts w:ascii="Arial" w:cs="Arial" w:eastAsia="Arial" w:hAnsi="Arial"/>
@@ -26431,14 +26431,14 @@
                 <w:sz w:val="16"/>
                 <w:szCs w:val="16"/>
               </w:rPr>
-              <w:t xml:space="preserve">📖 HTML:</w:t>
+              <w:t xml:space="preserve">📖 EXERCISE:</w:t>
             </w:r>
           </w:p>
           <w:p>
             <w:pPr>
               <w:spacing w:after="20" w:before="0"/>
             </w:pPr>
-            <w:hyperlink w:history="1" r:id="rIdu8iro4debhkn69j99np8r">
+            <w:hyperlink w:history="1" r:id="rIdxlkyceedqtiqkcqvnejdd">
               <w:r>
                 <w:rPr>
                   <w:rFonts w:ascii="Arial" w:cs="Arial" w:eastAsia="Arial" w:hAnsi="Arial"/>
@@ -26447,7 +26447,7 @@
                   <w:szCs w:val="16"/>
                   <w:u w:val="single" w:color="2E75B6"/>
                 </w:rPr>
-                <w:t xml:space="preserve">Summary Statistics, Summarizing Univariate Distributions (Flexbook)</w:t>
+                <w:t xml:space="preserve">Bar Graphs, Frequency Tables, and Histograms Practice</w:t>
               </w:r>
             </w:hyperlink>
           </w:p>
@@ -26471,7 +26471,7 @@
               <w:spacing w:after="10" w:before="0"/>
               <w:ind w:left="120"/>
             </w:pPr>
-            <w:hyperlink w:history="1" r:id="rIdevulw8iq9ji_v1olrkezb">
+            <w:hyperlink w:history="1" r:id="rIdmimt2ogsi7dnau_lli672">
               <w:r>
                 <w:rPr>
                   <w:rFonts w:ascii="Arial" w:cs="Arial" w:eastAsia="Arial" w:hAnsi="Arial"/>
@@ -26666,7 +26666,7 @@
             <w:pPr>
               <w:spacing w:after="20" w:before="0"/>
             </w:pPr>
-            <w:hyperlink w:history="1" r:id="rIdw6jadghqs2qn8hdvu_i3v">
+            <w:hyperlink w:history="1" r:id="rIdvlouthdwtvjrbupotam0r">
               <w:r>
                 <w:rPr>
                   <w:rFonts w:ascii="Arial" w:cs="Arial" w:eastAsia="Arial" w:hAnsi="Arial"/>
@@ -26675,7 +26675,7 @@
                   <w:szCs w:val="16"/>
                   <w:u w:val="single" w:color="2E75B6"/>
                 </w:rPr>
-                <w:t xml:space="preserve">Video: Energy Skate Park: Basics</w:t>
+                <w:t xml:space="preserve">Reading bar graphs</w:t>
               </w:r>
             </w:hyperlink>
           </w:p>
@@ -26691,7 +26691,7 @@
                 <w:sz w:val="14"/>
                 <w:szCs w:val="14"/>
               </w:rPr>
-              <w:t xml:space="preserve">Source: PhET Interactive Simulations (English)</w:t>
+              <w:t xml:space="preserve">Source: Khan Academy (English - US curriculum)</w:t>
             </w:r>
           </w:p>
           <w:p>
@@ -26699,7 +26699,7 @@
               <w:spacing w:after="10" w:before="0"/>
               <w:ind w:left="120"/>
             </w:pPr>
-            <w:hyperlink w:history="1" r:id="rIdtj-9jvsxy5yr-qickm4ud">
+            <w:hyperlink w:history="1" r:id="rIdr46uu8tdci8ghszdjh-3f">
               <w:r>
                 <w:rPr>
                   <w:rFonts w:ascii="Arial" w:cs="Arial" w:eastAsia="Arial" w:hAnsi="Arial"/>
@@ -26737,14 +26737,14 @@
                 <w:sz w:val="16"/>
                 <w:szCs w:val="16"/>
               </w:rPr>
-              <w:t xml:space="preserve">📖 HTML:</w:t>
+              <w:t xml:space="preserve">📖 EXERCISE:</w:t>
             </w:r>
           </w:p>
           <w:p>
             <w:pPr>
               <w:spacing w:after="20" w:before="0"/>
             </w:pPr>
-            <w:hyperlink w:history="1" r:id="rId8qhunryueq6mnatqebktw">
+            <w:hyperlink w:history="1" r:id="rId5jbp2ntpvnefpa9wnxxnj">
               <w:r>
                 <w:rPr>
                   <w:rFonts w:ascii="Arial" w:cs="Arial" w:eastAsia="Arial" w:hAnsi="Arial"/>
@@ -26753,7 +26753,7 @@
                   <w:szCs w:val="16"/>
                   <w:u w:val="single" w:color="2E75B6"/>
                 </w:rPr>
-                <w:t xml:space="preserve">Summary Statistics, Summarizing Univariate Distributions (Flexbook)</w:t>
+                <w:t xml:space="preserve">Make bar graphs</w:t>
               </w:r>
             </w:hyperlink>
           </w:p>
@@ -26769,7 +26769,7 @@
                 <w:sz w:val="14"/>
                 <w:szCs w:val="14"/>
               </w:rPr>
-              <w:t xml:space="preserve">Source: CK-12</w:t>
+              <w:t xml:space="preserve">Source: Khan Academy (English - US curriculum)</w:t>
             </w:r>
           </w:p>
           <w:p>
@@ -26777,7 +26777,7 @@
               <w:spacing w:after="10" w:before="0"/>
               <w:ind w:left="120"/>
             </w:pPr>
-            <w:hyperlink w:history="1" r:id="rIdl5cpzdflxtur81mtyh6qq">
+            <w:hyperlink w:history="1" r:id="rIdeusj9zxd2ch201hxra1tv">
               <w:r>
                 <w:rPr>
                   <w:rFonts w:ascii="Arial" w:cs="Arial" w:eastAsia="Arial" w:hAnsi="Arial"/>
@@ -26972,7 +26972,7 @@
             <w:pPr>
               <w:spacing w:after="20" w:before="0"/>
             </w:pPr>
-            <w:hyperlink w:history="1" r:id="rId9cb2_a8y0mxaci1fxercq">
+            <w:hyperlink w:history="1" r:id="rIdquthvvcrylf1f_ufrpljp">
               <w:r>
                 <w:rPr>
                   <w:rFonts w:ascii="Arial" w:cs="Arial" w:eastAsia="Arial" w:hAnsi="Arial"/>
@@ -26981,7 +26981,7 @@
                   <w:szCs w:val="16"/>
                   <w:u w:val="single" w:color="2E75B6"/>
                 </w:rPr>
-                <w:t xml:space="preserve">Video: Energy Skate Park: Basics</w:t>
+                <w:t xml:space="preserve">Creating picture and bar graphs</w:t>
               </w:r>
             </w:hyperlink>
           </w:p>
@@ -26997,7 +26997,7 @@
                 <w:sz w:val="14"/>
                 <w:szCs w:val="14"/>
               </w:rPr>
-              <w:t xml:space="preserve">Source: PhET Interactive Simulations (English)</w:t>
+              <w:t xml:space="preserve">Source: Khan Academy (English - US curriculum)</w:t>
             </w:r>
           </w:p>
           <w:p>
@@ -27005,7 +27005,7 @@
               <w:spacing w:after="10" w:before="0"/>
               <w:ind w:left="120"/>
             </w:pPr>
-            <w:hyperlink w:history="1" r:id="rIdasuee7erlrkdbde4clb4o">
+            <w:hyperlink w:history="1" r:id="rIdijestsbeaqvidkbg39fbc">
               <w:r>
                 <w:rPr>
                   <w:rFonts w:ascii="Arial" w:cs="Arial" w:eastAsia="Arial" w:hAnsi="Arial"/>
@@ -27043,14 +27043,14 @@
                 <w:sz w:val="16"/>
                 <w:szCs w:val="16"/>
               </w:rPr>
-              <w:t xml:space="preserve">📖 HTML:</w:t>
+              <w:t xml:space="preserve">📖 EXERCISE:</w:t>
             </w:r>
           </w:p>
           <w:p>
             <w:pPr>
               <w:spacing w:after="20" w:before="0"/>
             </w:pPr>
-            <w:hyperlink w:history="1" r:id="rId3qv7uwpbuy4uf5eatil7n">
+            <w:hyperlink w:history="1" r:id="rIdpoqvwfurpe7xpfljc59fx">
               <w:r>
                 <w:rPr>
                   <w:rFonts w:ascii="Arial" w:cs="Arial" w:eastAsia="Arial" w:hAnsi="Arial"/>
@@ -27059,7 +27059,7 @@
                   <w:szCs w:val="16"/>
                   <w:u w:val="single" w:color="2E75B6"/>
                 </w:rPr>
-                <w:t xml:space="preserve">Summary Statistics, Summarizing Univariate Distributions (Flexbook)</w:t>
+                <w:t xml:space="preserve">Create bar graphs</w:t>
               </w:r>
             </w:hyperlink>
           </w:p>
@@ -27075,7 +27075,7 @@
                 <w:sz w:val="14"/>
                 <w:szCs w:val="14"/>
               </w:rPr>
-              <w:t xml:space="preserve">Source: CK-12</w:t>
+              <w:t xml:space="preserve">Source: Khan Academy (English - US curriculum)</w:t>
             </w:r>
           </w:p>
           <w:p>
@@ -27083,7 +27083,7 @@
               <w:spacing w:after="10" w:before="0"/>
               <w:ind w:left="120"/>
             </w:pPr>
-            <w:hyperlink w:history="1" r:id="rIdgv_ldkfbtw6pdgsgn_elq">
+            <w:hyperlink w:history="1" r:id="rIdktp7iexrrs75g25rlzvwm">
               <w:r>
                 <w:rPr>
                   <w:rFonts w:ascii="Arial" w:cs="Arial" w:eastAsia="Arial" w:hAnsi="Arial"/>
@@ -27278,7 +27278,7 @@
             <w:pPr>
               <w:spacing w:after="20" w:before="0"/>
             </w:pPr>
-            <w:hyperlink w:history="1" r:id="rIdhofvjg4jekqc89aspk5ek">
+            <w:hyperlink w:history="1" r:id="rIdioar94m0chcfcdbcc1crr">
               <w:r>
                 <w:rPr>
                   <w:rFonts w:ascii="Arial" w:cs="Arial" w:eastAsia="Arial" w:hAnsi="Arial"/>
@@ -27287,7 +27287,7 @@
                   <w:szCs w:val="16"/>
                   <w:u w:val="single" w:color="2E75B6"/>
                 </w:rPr>
-                <w:t xml:space="preserve">Video: Energy Skate Park: Basics</w:t>
+                <w:t xml:space="preserve">Reading bar graphs: bikes</w:t>
               </w:r>
             </w:hyperlink>
           </w:p>
@@ -27303,7 +27303,7 @@
                 <w:sz w:val="14"/>
                 <w:szCs w:val="14"/>
               </w:rPr>
-              <w:t xml:space="preserve">Source: PhET Interactive Simulations (English)</w:t>
+              <w:t xml:space="preserve">Source: Khan Academy (English - US curriculum)</w:t>
             </w:r>
           </w:p>
           <w:p>
@@ -27311,7 +27311,7 @@
               <w:spacing w:after="10" w:before="0"/>
               <w:ind w:left="120"/>
             </w:pPr>
-            <w:hyperlink w:history="1" r:id="rIdacscorzmahlxntnkcwdzn">
+            <w:hyperlink w:history="1" r:id="rIdnwk2ygosiqyzp1ug-niqq">
               <w:r>
                 <w:rPr>
                   <w:rFonts w:ascii="Arial" w:cs="Arial" w:eastAsia="Arial" w:hAnsi="Arial"/>
@@ -27356,7 +27356,7 @@
             <w:pPr>
               <w:spacing w:after="20" w:before="0"/>
             </w:pPr>
-            <w:hyperlink w:history="1" r:id="rIdmepjwjkk0hfgmftdrobhb">
+            <w:hyperlink w:history="1" r:id="rIdzxwoqwjpnqds2o_nkbazf">
               <w:r>
                 <w:rPr>
                   <w:rFonts w:ascii="Arial" w:cs="Arial" w:eastAsia="Arial" w:hAnsi="Arial"/>
@@ -27365,7 +27365,7 @@
                   <w:szCs w:val="16"/>
                   <w:u w:val="single" w:color="2E75B6"/>
                 </w:rPr>
-                <w:t xml:space="preserve">Summary Statistics, Summarizing Univariate Distributions (Flexbook)</w:t>
+                <w:t xml:space="preserve">Pie Charts (Flexbook)</w:t>
               </w:r>
             </w:hyperlink>
           </w:p>
@@ -27389,7 +27389,7 @@
               <w:spacing w:after="10" w:before="0"/>
               <w:ind w:left="120"/>
             </w:pPr>
-            <w:hyperlink w:history="1" r:id="rId2jh2q3gyevhpqdc54ivpo">
+            <w:hyperlink w:history="1" r:id="rId4on1hiuxo37y-xsixayaz">
               <w:r>
                 <w:rPr>
                   <w:rFonts w:ascii="Arial" w:cs="Arial" w:eastAsia="Arial" w:hAnsi="Arial"/>

--- a/data/outputs/v2/Maths/SS4.1_Statistics_I/Mathematics_Statistics_I_CBE_LessonSequence.docx
+++ b/data/outputs/v2/Maths/SS4.1_Statistics_I/Mathematics_Statistics_I_CBE_LessonSequence.docx
@@ -3478,7 +3478,7 @@
             <w:pPr>
               <w:spacing w:after="20" w:before="0"/>
             </w:pPr>
-            <w:hyperlink w:history="1" r:id="rIdaicsem9y_qmu31ttlvwa2">
+            <w:hyperlink w:history="1" r:id="rId18zp7vpazetjcv04vrmiv">
               <w:r>
                 <w:rPr>
                   <w:rFonts w:ascii="Arial" w:cs="Arial" w:eastAsia="Arial" w:hAnsi="Arial"/>
@@ -3511,7 +3511,7 @@
               <w:spacing w:after="10" w:before="0"/>
               <w:ind w:left="120"/>
             </w:pPr>
-            <w:hyperlink w:history="1" r:id="rIdd_0qdewxux3_m-snuk8gi">
+            <w:hyperlink w:history="1" r:id="rIdtqwzrqt0fj1rneq2xnfqf">
               <w:r>
                 <w:rPr>
                   <w:rFonts w:ascii="Arial" w:cs="Arial" w:eastAsia="Arial" w:hAnsi="Arial"/>
@@ -3556,7 +3556,7 @@
             <w:pPr>
               <w:spacing w:after="20" w:before="0"/>
             </w:pPr>
-            <w:hyperlink w:history="1" r:id="rIdhtxyase90hy7zgqykk6op">
+            <w:hyperlink w:history="1" r:id="rId-vhya6_qqqi3k3uaon6qk">
               <w:r>
                 <w:rPr>
                   <w:rFonts w:ascii="Arial" w:cs="Arial" w:eastAsia="Arial" w:hAnsi="Arial"/>
@@ -3589,7 +3589,7 @@
               <w:spacing w:after="10" w:before="0"/>
               <w:ind w:left="120"/>
             </w:pPr>
-            <w:hyperlink w:history="1" r:id="rIdecfkcwdunmzyxiznmxl9g">
+            <w:hyperlink w:history="1" r:id="rIduvospqezjfz2ux7pxulh6">
               <w:r>
                 <w:rPr>
                   <w:rFonts w:ascii="Arial" w:cs="Arial" w:eastAsia="Arial" w:hAnsi="Arial"/>
@@ -3784,7 +3784,7 @@
             <w:pPr>
               <w:spacing w:after="20" w:before="0"/>
             </w:pPr>
-            <w:hyperlink w:history="1" r:id="rIdcz7jpsjtrw2tzfm2yug1x">
+            <w:hyperlink w:history="1" r:id="rIddlq6sxv0dwcn9ywhlqvmp">
               <w:r>
                 <w:rPr>
                   <w:rFonts w:ascii="Arial" w:cs="Arial" w:eastAsia="Arial" w:hAnsi="Arial"/>
@@ -3817,7 +3817,7 @@
               <w:spacing w:after="10" w:before="0"/>
               <w:ind w:left="120"/>
             </w:pPr>
-            <w:hyperlink w:history="1" r:id="rIdtzpef2efb3yst-7xyqeoe">
+            <w:hyperlink w:history="1" r:id="rIdlpaps5cagsvkfz1xmgh2z">
               <w:r>
                 <w:rPr>
                   <w:rFonts w:ascii="Arial" w:cs="Arial" w:eastAsia="Arial" w:hAnsi="Arial"/>
@@ -3862,7 +3862,7 @@
             <w:pPr>
               <w:spacing w:after="20" w:before="0"/>
             </w:pPr>
-            <w:hyperlink w:history="1" r:id="rIdtvoaf-zfj1ausfar88kkp">
+            <w:hyperlink w:history="1" r:id="rIde1-er9aamv8tlbnu_e607">
               <w:r>
                 <w:rPr>
                   <w:rFonts w:ascii="Arial" w:cs="Arial" w:eastAsia="Arial" w:hAnsi="Arial"/>
@@ -3895,7 +3895,7 @@
               <w:spacing w:after="10" w:before="0"/>
               <w:ind w:left="120"/>
             </w:pPr>
-            <w:hyperlink w:history="1" r:id="rIdtkfzcoe7pps0ggktbaj-j">
+            <w:hyperlink w:history="1" r:id="rIdrrhkkyjenrx7t_-4tos-c">
               <w:r>
                 <w:rPr>
                   <w:rFonts w:ascii="Arial" w:cs="Arial" w:eastAsia="Arial" w:hAnsi="Arial"/>
@@ -4090,7 +4090,7 @@
             <w:pPr>
               <w:spacing w:after="20" w:before="0"/>
             </w:pPr>
-            <w:hyperlink w:history="1" r:id="rIds8x-1_f56oubqufyzktmh">
+            <w:hyperlink w:history="1" r:id="rIdvgaatxyqqmt_l-dhilhvq">
               <w:r>
                 <w:rPr>
                   <w:rFonts w:ascii="Arial" w:cs="Arial" w:eastAsia="Arial" w:hAnsi="Arial"/>
@@ -4123,7 +4123,7 @@
               <w:spacing w:after="10" w:before="0"/>
               <w:ind w:left="120"/>
             </w:pPr>
-            <w:hyperlink w:history="1" r:id="rIdtb9jb7uegqf_vavszb7qb">
+            <w:hyperlink w:history="1" r:id="rIdehuuyyaish4cyh1ptsmi-">
               <w:r>
                 <w:rPr>
                   <w:rFonts w:ascii="Arial" w:cs="Arial" w:eastAsia="Arial" w:hAnsi="Arial"/>
@@ -4168,7 +4168,7 @@
             <w:pPr>
               <w:spacing w:after="20" w:before="0"/>
             </w:pPr>
-            <w:hyperlink w:history="1" r:id="rId4lwphgxn6rny7pzvuhtqj">
+            <w:hyperlink w:history="1" r:id="rIdfigcfd0lh3gdgu0nvmtuy">
               <w:r>
                 <w:rPr>
                   <w:rFonts w:ascii="Arial" w:cs="Arial" w:eastAsia="Arial" w:hAnsi="Arial"/>
@@ -4201,7 +4201,7 @@
               <w:spacing w:after="10" w:before="0"/>
               <w:ind w:left="120"/>
             </w:pPr>
-            <w:hyperlink w:history="1" r:id="rIdqf600xajclrxvu-4qii2j">
+            <w:hyperlink w:history="1" r:id="rIdc9uccxugkz2smh3yvx0sn">
               <w:r>
                 <w:rPr>
                   <w:rFonts w:ascii="Arial" w:cs="Arial" w:eastAsia="Arial" w:hAnsi="Arial"/>
@@ -4396,7 +4396,7 @@
             <w:pPr>
               <w:spacing w:after="20" w:before="0"/>
             </w:pPr>
-            <w:hyperlink w:history="1" r:id="rId4vsfzvggoxyqkhhwmzw7f">
+            <w:hyperlink w:history="1" r:id="rIdm-d2kcxp45ezvreocm_ps">
               <w:r>
                 <w:rPr>
                   <w:rFonts w:ascii="Arial" w:cs="Arial" w:eastAsia="Arial" w:hAnsi="Arial"/>
@@ -4429,7 +4429,7 @@
               <w:spacing w:after="10" w:before="0"/>
               <w:ind w:left="120"/>
             </w:pPr>
-            <w:hyperlink w:history="1" r:id="rIdvz-crjo_mlldfns2p64ab">
+            <w:hyperlink w:history="1" r:id="rIdjn7qnr_nqyc5mkyqj9me-">
               <w:r>
                 <w:rPr>
                   <w:rFonts w:ascii="Arial" w:cs="Arial" w:eastAsia="Arial" w:hAnsi="Arial"/>
@@ -4474,7 +4474,7 @@
             <w:pPr>
               <w:spacing w:after="20" w:before="0"/>
             </w:pPr>
-            <w:hyperlink w:history="1" r:id="rId7hkwgme9eiqmg7q9phhg9">
+            <w:hyperlink w:history="1" r:id="rIdtlwhwsljzkwlatrtvfm6s">
               <w:r>
                 <w:rPr>
                   <w:rFonts w:ascii="Arial" w:cs="Arial" w:eastAsia="Arial" w:hAnsi="Arial"/>
@@ -4507,7 +4507,7 @@
               <w:spacing w:after="10" w:before="0"/>
               <w:ind w:left="120"/>
             </w:pPr>
-            <w:hyperlink w:history="1" r:id="rIdecn8mxq0wofv_mam8ro3e">
+            <w:hyperlink w:history="1" r:id="rId5lyshoksp0-a_hiutim0t">
               <w:r>
                 <w:rPr>
                   <w:rFonts w:ascii="Arial" w:cs="Arial" w:eastAsia="Arial" w:hAnsi="Arial"/>
@@ -4702,7 +4702,7 @@
             <w:pPr>
               <w:spacing w:after="20" w:before="0"/>
             </w:pPr>
-            <w:hyperlink w:history="1" r:id="rIdfimnyzq8bjazch4fvijre">
+            <w:hyperlink w:history="1" r:id="rIde1cuoaeawvkt_55cmew2k">
               <w:r>
                 <w:rPr>
                   <w:rFonts w:ascii="Arial" w:cs="Arial" w:eastAsia="Arial" w:hAnsi="Arial"/>
@@ -4735,7 +4735,7 @@
               <w:spacing w:after="10" w:before="0"/>
               <w:ind w:left="120"/>
             </w:pPr>
-            <w:hyperlink w:history="1" r:id="rIdfe6yzdvzcsurv2orh8ae_">
+            <w:hyperlink w:history="1" r:id="rIdwpvjfc97plgiwckepscat">
               <w:r>
                 <w:rPr>
                   <w:rFonts w:ascii="Arial" w:cs="Arial" w:eastAsia="Arial" w:hAnsi="Arial"/>
@@ -4780,7 +4780,7 @@
             <w:pPr>
               <w:spacing w:after="20" w:before="0"/>
             </w:pPr>
-            <w:hyperlink w:history="1" r:id="rIdww4z-nagungx0nyzbawrg">
+            <w:hyperlink w:history="1" r:id="rIdsel10ev6awfctwcvob24g">
               <w:r>
                 <w:rPr>
                   <w:rFonts w:ascii="Arial" w:cs="Arial" w:eastAsia="Arial" w:hAnsi="Arial"/>
@@ -4813,7 +4813,7 @@
               <w:spacing w:after="10" w:before="0"/>
               <w:ind w:left="120"/>
             </w:pPr>
-            <w:hyperlink w:history="1" r:id="rIddun5ytszzqbsf-u-kmrj2">
+            <w:hyperlink w:history="1" r:id="rIdtlruefzks0dcff-b8qvhw">
               <w:r>
                 <w:rPr>
                   <w:rFonts w:ascii="Arial" w:cs="Arial" w:eastAsia="Arial" w:hAnsi="Arial"/>
@@ -6300,7 +6300,7 @@
             <w:pPr>
               <w:spacing w:after="20" w:before="0"/>
             </w:pPr>
-            <w:hyperlink w:history="1" r:id="rIdnxgbttrydwdi-atvohcp7">
+            <w:hyperlink w:history="1" r:id="rIdomhgazflqbdxfgwf_mkf_">
               <w:r>
                 <w:rPr>
                   <w:rFonts w:ascii="Arial" w:cs="Arial" w:eastAsia="Arial" w:hAnsi="Arial"/>
@@ -6333,7 +6333,7 @@
               <w:spacing w:after="10" w:before="0"/>
               <w:ind w:left="120"/>
             </w:pPr>
-            <w:hyperlink w:history="1" r:id="rIdulww5oz-nhxvdv2c4vjvx">
+            <w:hyperlink w:history="1" r:id="rIdlikfrpkciusj0so2tvpz1">
               <w:r>
                 <w:rPr>
                   <w:rFonts w:ascii="Arial" w:cs="Arial" w:eastAsia="Arial" w:hAnsi="Arial"/>
@@ -6378,7 +6378,7 @@
             <w:pPr>
               <w:spacing w:after="20" w:before="0"/>
             </w:pPr>
-            <w:hyperlink w:history="1" r:id="rIdpmplqsg1h9pmo05nnjo4r">
+            <w:hyperlink w:history="1" r:id="rIdclui2vr-ujryhluxsim4c">
               <w:r>
                 <w:rPr>
                   <w:rFonts w:ascii="Arial" w:cs="Arial" w:eastAsia="Arial" w:hAnsi="Arial"/>
@@ -6411,7 +6411,7 @@
               <w:spacing w:after="10" w:before="0"/>
               <w:ind w:left="120"/>
             </w:pPr>
-            <w:hyperlink w:history="1" r:id="rIdg-sgmn2uyzlvayzvqqa9t">
+            <w:hyperlink w:history="1" r:id="rIdmp0fralyufcxuqrhnxdhl">
               <w:r>
                 <w:rPr>
                   <w:rFonts w:ascii="Arial" w:cs="Arial" w:eastAsia="Arial" w:hAnsi="Arial"/>
@@ -6606,7 +6606,925 @@
             <w:pPr>
               <w:spacing w:after="20" w:before="0"/>
             </w:pPr>
-            <w:hyperlink w:history="1" r:id="rIdlam34psq7dxbezravdzo3">
+            <w:hyperlink w:history="1" r:id="rIdlhhrsjljmzmmioyliljej">
+              <w:r>
+                <w:rPr>
+                  <w:rFonts w:ascii="Arial" w:cs="Arial" w:eastAsia="Arial" w:hAnsi="Arial"/>
+                  <w:color w:val="2E75B6"/>
+                  <w:sz w:val="16"/>
+                  <w:szCs w:val="16"/>
+                  <w:u w:val="single" w:color="2E75B6"/>
+                </w:rPr>
+                <w:t xml:space="preserve">Using a table to estimate P-value from t statistic</w:t>
+              </w:r>
+            </w:hyperlink>
+          </w:p>
+          <w:p>
+            <w:pPr>
+              <w:spacing w:after="10" w:before="0"/>
+              <w:ind w:left="120"/>
+            </w:pPr>
+            <w:r>
+              <w:rPr>
+                <w:rFonts w:ascii="Arial" w:cs="Arial" w:eastAsia="Arial" w:hAnsi="Arial"/>
+                <w:color w:val="595959"/>
+                <w:sz w:val="14"/>
+                <w:szCs w:val="14"/>
+              </w:rPr>
+              <w:t xml:space="preserve">Source: Khan Academy (English - US curriculum)</w:t>
+            </w:r>
+          </w:p>
+          <w:p>
+            <w:pPr>
+              <w:spacing w:after="10" w:before="0"/>
+              <w:ind w:left="120"/>
+            </w:pPr>
+            <w:hyperlink w:history="1" r:id="rIdnm9_4ytr2vlbiouwhppdt">
+              <w:r>
+                <w:rPr>
+                  <w:rFonts w:ascii="Arial" w:cs="Arial" w:eastAsia="Arial" w:hAnsi="Arial"/>
+                  <w:color w:val="595959"/>
+                  <w:sz w:val="14"/>
+                  <w:szCs w:val="14"/>
+                  <w:u w:val="single" w:color="595959"/>
+                </w:rPr>
+                <w:t xml:space="preserve">🔍 Search ARES for similar videos</w:t>
+              </w:r>
+            </w:hyperlink>
+          </w:p>
+          <w:p>
+            <w:pPr>
+              <w:spacing w:after="40" w:before="0"/>
+            </w:pPr>
+            <w:r>
+              <w:rPr>
+                <w:sz w:val="14"/>
+                <w:szCs w:val="14"/>
+              </w:rPr>
+              <w:t xml:space="preserve"/>
+            </w:r>
+          </w:p>
+          <w:p>
+            <w:pPr>
+              <w:spacing w:after="20" w:before="0"/>
+            </w:pPr>
+            <w:r>
+              <w:rPr>
+                <w:rFonts w:ascii="Arial" w:cs="Arial" w:eastAsia="Arial" w:hAnsi="Arial"/>
+                <w:b/>
+                <w:bCs/>
+                <w:color w:val="1F3864"/>
+                <w:sz w:val="16"/>
+                <w:szCs w:val="16"/>
+              </w:rPr>
+              <w:t xml:space="preserve">📖 EXERCISE:</w:t>
+            </w:r>
+          </w:p>
+          <w:p>
+            <w:pPr>
+              <w:spacing w:after="20" w:before="0"/>
+            </w:pPr>
+            <w:hyperlink w:history="1" r:id="rIdldkgmwpbcr77sudti8wqv">
+              <w:r>
+                <w:rPr>
+                  <w:rFonts w:ascii="Arial" w:cs="Arial" w:eastAsia="Arial" w:hAnsi="Arial"/>
+                  <w:color w:val="2E75B6"/>
+                  <w:sz w:val="16"/>
+                  <w:szCs w:val="16"/>
+                  <w:u w:val="single" w:color="2E75B6"/>
+                </w:rPr>
+                <w:t xml:space="preserve">Test statistic and P-value in chi-square tests with two-way tables</w:t>
+              </w:r>
+            </w:hyperlink>
+          </w:p>
+          <w:p>
+            <w:pPr>
+              <w:spacing w:after="10" w:before="0"/>
+              <w:ind w:left="120"/>
+            </w:pPr>
+            <w:r>
+              <w:rPr>
+                <w:rFonts w:ascii="Arial" w:cs="Arial" w:eastAsia="Arial" w:hAnsi="Arial"/>
+                <w:color w:val="595959"/>
+                <w:sz w:val="14"/>
+                <w:szCs w:val="14"/>
+              </w:rPr>
+              <w:t xml:space="preserve">Source: Khan Academy (English - US curriculum)</w:t>
+            </w:r>
+          </w:p>
+          <w:p>
+            <w:pPr>
+              <w:spacing w:after="10" w:before="0"/>
+              <w:ind w:left="120"/>
+            </w:pPr>
+            <w:hyperlink w:history="1" r:id="rIdb-wwcsbu1avdccyfl1yzp">
+              <w:r>
+                <w:rPr>
+                  <w:rFonts w:ascii="Arial" w:cs="Arial" w:eastAsia="Arial" w:hAnsi="Arial"/>
+                  <w:color w:val="595959"/>
+                  <w:sz w:val="14"/>
+                  <w:szCs w:val="14"/>
+                  <w:u w:val="single" w:color="595959"/>
+                </w:rPr>
+                <w:t xml:space="preserve">🔍 Search ARES for similar readings</w:t>
+              </w:r>
+            </w:hyperlink>
+          </w:p>
+        </w:tc>
+        <w:tc>
+          <w:tcPr>
+            <w:tcW w:type="dxa" w:w="3040"/>
+            <w:shd w:fill="FFFFFF" w:color="auto" w:val="clear"/>
+            <w:tcMar>
+              <w:top w:type="dxa" w:w="60"/>
+              <w:left w:type="dxa" w:w="120"/>
+              <w:bottom w:type="dxa" w:w="60"/>
+              <w:right w:type="dxa" w:w="120"/>
+            </w:tcMar>
+            <w:vAlign w:val="top"/>
+          </w:tcPr>
+          <w:p>
+            <w:pPr>
+              <w:spacing w:after="40" w:before="0"/>
+              <w:jc w:val="left"/>
+            </w:pPr>
+            <w:r>
+              <w:rPr>
+                <w:rFonts w:ascii="Arial" w:cs="Arial" w:eastAsia="Arial" w:hAnsi="Arial"/>
+                <w:b w:val="false"/>
+                <w:bCs w:val="false"/>
+                <w:i w:val="false"/>
+                <w:iCs w:val="false"/>
+                <w:color w:val="000000"/>
+                <w:sz w:val="18"/>
+                <w:szCs w:val="18"/>
+              </w:rPr>
+              <w:t xml:space="preserve">Learners watch a 7-minute instructional video: 'How a KALRO Data Clerk Organises Harvest Data.' The video shows a clerk in Nakuru taking a raw list of 20 maize harvest values, constructing a tally chart step-by-step (reading each value, finding its row, marking a tally), then converting tally counts into a clean frequency distribution table with columns: Harvest (bags) | Tally | Frequency. The clerk narrates each decision aloud. After the video, learners receive a printed or board-written dataset: 'Daily price of sukuma wiki (KES per bunch) at Kongowea Market, Mombasa over 20 market days: 10, 15, 10, 20, 15, 10, 25, 20, 15, 10, 20, 15, 25, 10, 15, 20, 10, 15, 20, 25.' In pairs, learners construct a tally chart and frequency distribution table for this dataset in their exercise books.</w:t>
+            </w:r>
+          </w:p>
+        </w:tc>
+        <w:tc>
+          <w:tcPr>
+            <w:tcW w:type="dxa" w:w="3040"/>
+            <w:shd w:fill="F2F2F2" w:color="auto" w:val="clear"/>
+            <w:tcMar>
+              <w:top w:type="dxa" w:w="60"/>
+              <w:left w:type="dxa" w:w="120"/>
+              <w:bottom w:type="dxa" w:w="60"/>
+              <w:right w:type="dxa" w:w="120"/>
+            </w:tcMar>
+            <w:vAlign w:val="top"/>
+          </w:tcPr>
+          <w:p>
+            <w:pPr>
+              <w:spacing w:after="40" w:before="0"/>
+              <w:jc w:val="left"/>
+            </w:pPr>
+            <w:r>
+              <w:rPr>
+                <w:rFonts w:ascii="Arial" w:cs="Arial" w:eastAsia="Arial" w:hAnsi="Arial"/>
+                <w:b w:val="false"/>
+                <w:bCs w:val="false"/>
+                <w:i w:val="false"/>
+                <w:iCs w:val="false"/>
+                <w:color w:val="000000"/>
+                <w:sz w:val="18"/>
+                <w:szCs w:val="18"/>
+              </w:rPr>
+              <w:t xml:space="preserve">Before playing the video say: 'As you watch, I want you to do two things: first, tick any organising idea from our board that the clerk also uses; second, notice one thing the clerk does that nobody on our board suggested.' Play the video without pausing unless technology fails. After the video, give learners 30 seconds of silent reflection, then say: 'Which of our ideas did the clerk use?' Cold-call 2 learners. Then ask: 'What did the clerk do that we didn't think of?' Cold-call 2 different learners. Allow 10 seconds WAIT TIME each time. Then say: 'Now it's your turn. Here is data from Kongowea Market in Mombasa — a place where sukuma wiki prices change day to day, just like maize harvests change farm to farm. With your partner, build a tally chart and then a frequency table. Use the same column headings the clerk used: Price (KES) | Tally | Frequency. You have 15 minutes.' Circulate actively — every 3 minutes, stop and ask one pair to show their tally marks so far on the board. Prompt: 'How do you know your tally marks are correct? What could you do to check?' If a pair finishes early, pose the extension: 'Add a fourth column: Relative Frequency (fraction of 20 days). What does each fraction tell the market vendor?'</w:t>
+            </w:r>
+          </w:p>
+        </w:tc>
+        <w:tc>
+          <w:tcPr>
+            <w:tcW w:type="dxa" w:w="3040"/>
+            <w:shd w:fill="FFFFFF" w:color="auto" w:val="clear"/>
+            <w:tcMar>
+              <w:top w:type="dxa" w:w="60"/>
+              <w:left w:type="dxa" w:w="120"/>
+              <w:bottom w:type="dxa" w:w="60"/>
+              <w:right w:type="dxa" w:w="120"/>
+            </w:tcMar>
+            <w:vAlign w:val="top"/>
+          </w:tcPr>
+          <w:p>
+            <w:pPr>
+              <w:spacing w:after="40" w:before="0"/>
+              <w:jc w:val="left"/>
+            </w:pPr>
+            <w:r>
+              <w:rPr>
+                <w:rFonts w:ascii="Arial" w:cs="Arial" w:eastAsia="Arial" w:hAnsi="Arial"/>
+                <w:b w:val="false"/>
+                <w:bCs w:val="false"/>
+                <w:i w:val="false"/>
+                <w:iCs w:val="false"/>
+                <w:color w:val="000000"/>
+                <w:sz w:val="18"/>
+                <w:szCs w:val="18"/>
+              </w:rPr>
+              <w:t xml:space="preserve">Worked Example then Immediate Transfer: The video provides a fully modelled worked example in a Kenyan context (KALRO/Nakuru), immediately followed by a parallel task in a new Kenyan context (Kongowea Market/Mombasa). This 'I do, we do' sequence lets learners test comprehension in real time rather than passively absorbing the model. The sukuma wiki context is deliberately chosen as universally familiar across Kenya, reducing cognitive load on context so learners can focus on the mathematical procedure.</w:t>
+            </w:r>
+          </w:p>
+        </w:tc>
+        <w:tc>
+          <w:tcPr>
+            <w:tcW w:type="dxa" w:w="3040"/>
+            <w:shd w:fill="F2F2F2" w:color="auto" w:val="clear"/>
+            <w:tcMar>
+              <w:top w:type="dxa" w:w="60"/>
+              <w:left w:type="dxa" w:w="120"/>
+              <w:bottom w:type="dxa" w:w="60"/>
+              <w:right w:type="dxa" w:w="120"/>
+            </w:tcMar>
+            <w:vAlign w:val="top"/>
+          </w:tcPr>
+          <w:p>
+            <w:pPr>
+              <w:spacing w:after="40" w:before="0"/>
+              <w:jc w:val="left"/>
+            </w:pPr>
+            <w:r>
+              <w:rPr>
+                <w:rFonts w:ascii="Arial" w:cs="Arial" w:eastAsia="Arial" w:hAnsi="Arial"/>
+                <w:b w:val="false"/>
+                <w:bCs w:val="false"/>
+                <w:i w:val="false"/>
+                <w:iCs w:val="false"/>
+                <w:color w:val="000000"/>
+                <w:sz w:val="18"/>
+                <w:szCs w:val="18"/>
+              </w:rPr>
+              <w:t xml:space="preserve">Observable indicator: Each pair produces a tally chart with exactly 4 distinct price rows (10, 15, 20, 25 KES) and tally marks that sum to 20. Frequency column totals must also sum to 20. Teacher checks at least 6 pairs during circulation. Common error to watch for: learners who tally in rows of 4 instead of the standard groups of 5 (four vertical, one diagonal). Address immediately by pointing to the video's method and asking: 'Why do we group tallies in fives?'</w:t>
+            </w:r>
+          </w:p>
+        </w:tc>
+      </w:tr>
+      <w:tr>
+        <w:tc>
+          <w:tcPr>
+            <w:tcW w:type="dxa" w:w="1520"/>
+            <w:shd w:fill="E2EFDA" w:color="auto" w:val="clear"/>
+            <w:tcMar>
+              <w:top w:type="dxa" w:w="60"/>
+              <w:left w:type="dxa" w:w="120"/>
+              <w:bottom w:type="dxa" w:w="60"/>
+              <w:right w:type="dxa" w:w="120"/>
+            </w:tcMar>
+            <w:vAlign w:val="top"/>
+          </w:tcPr>
+          <w:p>
+            <w:pPr>
+              <w:spacing w:after="40" w:before="0"/>
+              <w:jc w:val="left"/>
+            </w:pPr>
+            <w:r>
+              <w:rPr>
+                <w:rFonts w:ascii="Arial" w:cs="Arial" w:eastAsia="Arial" w:hAnsi="Arial"/>
+                <w:b/>
+                <w:bCs/>
+                <w:i w:val="false"/>
+                <w:iCs w:val="false"/>
+                <w:color w:val="000000"/>
+                <w:sz w:val="18"/>
+                <w:szCs w:val="18"/>
+              </w:rPr>
+              <w:t xml:space="preserve">Explain Phase</w:t>
+            </w:r>
+          </w:p>
+          <w:p>
+            <w:pPr>
+              <w:spacing w:after="20" w:before="0"/>
+            </w:pPr>
+            <w:r>
+              <w:rPr>
+                <w:rFonts w:ascii="Arial" w:cs="Arial" w:eastAsia="Arial" w:hAnsi="Arial"/>
+                <w:b/>
+                <w:bCs/>
+                <w:color w:val="1F3864"/>
+                <w:sz w:val="16"/>
+                <w:szCs w:val="16"/>
+              </w:rPr>
+              <w:t xml:space="preserve">📹 VIDEO:</w:t>
+            </w:r>
+          </w:p>
+          <w:p>
+            <w:pPr>
+              <w:spacing w:after="20" w:before="0"/>
+            </w:pPr>
+            <w:hyperlink w:history="1" r:id="rIdzzzzde4bs-ala_rajq2fl">
+              <w:r>
+                <w:rPr>
+                  <w:rFonts w:ascii="Arial" w:cs="Arial" w:eastAsia="Arial" w:hAnsi="Arial"/>
+                  <w:color w:val="2E75B6"/>
+                  <w:sz w:val="16"/>
+                  <w:szCs w:val="16"/>
+                  <w:u w:val="single" w:color="2E75B6"/>
+                </w:rPr>
+                <w:t xml:space="preserve">Sample statistic bias worked example</w:t>
+              </w:r>
+            </w:hyperlink>
+          </w:p>
+          <w:p>
+            <w:pPr>
+              <w:spacing w:after="10" w:before="0"/>
+              <w:ind w:left="120"/>
+            </w:pPr>
+            <w:r>
+              <w:rPr>
+                <w:rFonts w:ascii="Arial" w:cs="Arial" w:eastAsia="Arial" w:hAnsi="Arial"/>
+                <w:color w:val="595959"/>
+                <w:sz w:val="14"/>
+                <w:szCs w:val="14"/>
+              </w:rPr>
+              <w:t xml:space="preserve">Source: Khan Academy (English - US curriculum)</w:t>
+            </w:r>
+          </w:p>
+          <w:p>
+            <w:pPr>
+              <w:spacing w:after="10" w:before="0"/>
+              <w:ind w:left="120"/>
+            </w:pPr>
+            <w:hyperlink w:history="1" r:id="rIdtfo3yen-y-9ec_tqtwi10">
+              <w:r>
+                <w:rPr>
+                  <w:rFonts w:ascii="Arial" w:cs="Arial" w:eastAsia="Arial" w:hAnsi="Arial"/>
+                  <w:color w:val="595959"/>
+                  <w:sz w:val="14"/>
+                  <w:szCs w:val="14"/>
+                  <w:u w:val="single" w:color="595959"/>
+                </w:rPr>
+                <w:t xml:space="preserve">🔍 Search ARES for similar videos</w:t>
+              </w:r>
+            </w:hyperlink>
+          </w:p>
+          <w:p>
+            <w:pPr>
+              <w:spacing w:after="40" w:before="0"/>
+            </w:pPr>
+            <w:r>
+              <w:rPr>
+                <w:sz w:val="14"/>
+                <w:szCs w:val="14"/>
+              </w:rPr>
+              <w:t xml:space="preserve"/>
+            </w:r>
+          </w:p>
+          <w:p>
+            <w:pPr>
+              <w:spacing w:after="20" w:before="0"/>
+            </w:pPr>
+            <w:r>
+              <w:rPr>
+                <w:rFonts w:ascii="Arial" w:cs="Arial" w:eastAsia="Arial" w:hAnsi="Arial"/>
+                <w:b/>
+                <w:bCs/>
+                <w:color w:val="1F3864"/>
+                <w:sz w:val="16"/>
+                <w:szCs w:val="16"/>
+              </w:rPr>
+              <w:t xml:space="preserve">📖 HTML:</w:t>
+            </w:r>
+          </w:p>
+          <w:p>
+            <w:pPr>
+              <w:spacing w:after="20" w:before="0"/>
+            </w:pPr>
+            <w:hyperlink w:history="1" r:id="rIdmtlkkldgxk34f2wosj02n">
+              <w:r>
+                <w:rPr>
+                  <w:rFonts w:ascii="Arial" w:cs="Arial" w:eastAsia="Arial" w:hAnsi="Arial"/>
+                  <w:color w:val="2E75B6"/>
+                  <w:sz w:val="16"/>
+                  <w:szCs w:val="16"/>
+                  <w:u w:val="single" w:color="2E75B6"/>
+                </w:rPr>
+                <w:t xml:space="preserve">Summary Statistics, Summarizing Univariate Distributions (Flexbook)</w:t>
+              </w:r>
+            </w:hyperlink>
+          </w:p>
+          <w:p>
+            <w:pPr>
+              <w:spacing w:after="10" w:before="0"/>
+              <w:ind w:left="120"/>
+            </w:pPr>
+            <w:r>
+              <w:rPr>
+                <w:rFonts w:ascii="Arial" w:cs="Arial" w:eastAsia="Arial" w:hAnsi="Arial"/>
+                <w:color w:val="595959"/>
+                <w:sz w:val="14"/>
+                <w:szCs w:val="14"/>
+              </w:rPr>
+              <w:t xml:space="preserve">Source: CK-12</w:t>
+            </w:r>
+          </w:p>
+          <w:p>
+            <w:pPr>
+              <w:spacing w:after="10" w:before="0"/>
+              <w:ind w:left="120"/>
+            </w:pPr>
+            <w:hyperlink w:history="1" r:id="rId8w_n1xe1gflmzpu8m8zfr">
+              <w:r>
+                <w:rPr>
+                  <w:rFonts w:ascii="Arial" w:cs="Arial" w:eastAsia="Arial" w:hAnsi="Arial"/>
+                  <w:color w:val="595959"/>
+                  <w:sz w:val="14"/>
+                  <w:szCs w:val="14"/>
+                  <w:u w:val="single" w:color="595959"/>
+                </w:rPr>
+                <w:t xml:space="preserve">🔍 Search ARES for similar readings</w:t>
+              </w:r>
+            </w:hyperlink>
+          </w:p>
+        </w:tc>
+        <w:tc>
+          <w:tcPr>
+            <w:tcW w:type="dxa" w:w="3040"/>
+            <w:shd w:fill="FFFFFF" w:color="auto" w:val="clear"/>
+            <w:tcMar>
+              <w:top w:type="dxa" w:w="60"/>
+              <w:left w:type="dxa" w:w="120"/>
+              <w:bottom w:type="dxa" w:w="60"/>
+              <w:right w:type="dxa" w:w="120"/>
+            </w:tcMar>
+            <w:vAlign w:val="top"/>
+          </w:tcPr>
+          <w:p>
+            <w:pPr>
+              <w:spacing w:after="40" w:before="0"/>
+              <w:jc w:val="left"/>
+            </w:pPr>
+            <w:r>
+              <w:rPr>
+                <w:rFonts w:ascii="Arial" w:cs="Arial" w:eastAsia="Arial" w:hAnsi="Arial"/>
+                <w:b w:val="false"/>
+                <w:bCs w:val="false"/>
+                <w:i w:val="false"/>
+                <w:iCs w:val="false"/>
+                <w:color w:val="000000"/>
+                <w:sz w:val="18"/>
+                <w:szCs w:val="18"/>
+              </w:rPr>
+              <w:t xml:space="preserve">Pairs share their completed frequency tables. The class constructs a single agreed 'master table' on the board. Learners then answer three analysis questions individually in their exercise books: (1) Which sukuma wiki price occurred most often? (2) On how many days was the price above 15 KES? (3) A Kongowea Market vendor wants to stock up on days when prices are lowest — what does the table tell her? Groups then discuss: 'How is our sukuma wiki table similar to what the KALRO officer needed for the maize harvest data? How is it different?' Finally, learners are asked: 'Could you use this same table structure on the Nakuru maize harvest data from Lesson 1? What would the rows be?'</w:t>
+            </w:r>
+          </w:p>
+        </w:tc>
+        <w:tc>
+          <w:tcPr>
+            <w:tcW w:type="dxa" w:w="3040"/>
+            <w:shd w:fill="F2F2F2" w:color="auto" w:val="clear"/>
+            <w:tcMar>
+              <w:top w:type="dxa" w:w="60"/>
+              <w:left w:type="dxa" w:w="120"/>
+              <w:bottom w:type="dxa" w:w="60"/>
+              <w:right w:type="dxa" w:w="120"/>
+            </w:tcMar>
+            <w:vAlign w:val="top"/>
+          </w:tcPr>
+          <w:p>
+            <w:pPr>
+              <w:spacing w:after="40" w:before="0"/>
+              <w:jc w:val="left"/>
+            </w:pPr>
+            <w:r>
+              <w:rPr>
+                <w:rFonts w:ascii="Arial" w:cs="Arial" w:eastAsia="Arial" w:hAnsi="Arial"/>
+                <w:b w:val="false"/>
+                <w:bCs w:val="false"/>
+                <w:i w:val="false"/>
+                <w:iCs w:val="false"/>
+                <w:color w:val="000000"/>
+                <w:sz w:val="18"/>
+                <w:szCs w:val="18"/>
+              </w:rPr>
+              <w:t xml:space="preserve">Ask one pair to read out their frequency row for KES 10. Ask the class: 'Does everyone agree? Thumbs up, thumbs sideways, thumbs down.' Resolve any disagreements by re-tallying together aloud. Build the master table on the board column by column. Once complete, say: 'Now use only the table — not the raw data — to answer these three questions in your exercise book. You have 6 minutes. Silent, individual work.' After 6 minutes, cold-call 3 different learners (one per question) — for each, ask 'How did the table help you answer that — could you have answered it from the raw list as quickly?' Allow 10 seconds WAIT TIME. For the discussion question comparing sukuma wiki to maize harvest, give pairs 3 minutes, then cold-call 2 pairs. Push deeper: 'The KALRO officer has values ranging from 4 to 31 bags — how many rows would her table need? Is there a smarter way to handle a wide spread of values?' (Do not answer — record as a DQB question for Lesson 3 on grouped frequency tables.) Close by asking: 'Rewrite the raw maize list from the board into a frequency table in your exercise book. You have 5 minutes.'</w:t>
+            </w:r>
+          </w:p>
+        </w:tc>
+        <w:tc>
+          <w:tcPr>
+            <w:tcW w:type="dxa" w:w="3040"/>
+            <w:shd w:fill="FFFFFF" w:color="auto" w:val="clear"/>
+            <w:tcMar>
+              <w:top w:type="dxa" w:w="60"/>
+              <w:left w:type="dxa" w:w="120"/>
+              <w:bottom w:type="dxa" w:w="60"/>
+              <w:right w:type="dxa" w:w="120"/>
+            </w:tcMar>
+            <w:vAlign w:val="top"/>
+          </w:tcPr>
+          <w:p>
+            <w:pPr>
+              <w:spacing w:after="40" w:before="0"/>
+              <w:jc w:val="left"/>
+            </w:pPr>
+            <w:r>
+              <w:rPr>
+                <w:rFonts w:ascii="Arial" w:cs="Arial" w:eastAsia="Arial" w:hAnsi="Arial"/>
+                <w:b w:val="false"/>
+                <w:bCs w:val="false"/>
+                <w:i w:val="false"/>
+                <w:iCs w:val="false"/>
+                <w:color w:val="000000"/>
+                <w:sz w:val="18"/>
+                <w:szCs w:val="18"/>
+              </w:rPr>
+              <w:t xml:space="preserve">Table-to-Insight Bridge: By requiring learners to answer interpretive questions using only the completed table (not the raw data), the teacher forces learners to experience directly how a frequency table compresses information into readable patterns. The comparison between the two datasets (sukuma wiki vs. maize) activates analogical reasoning, helping learners generalise the tool rather than seeing it as one-off procedure.</w:t>
+            </w:r>
+          </w:p>
+        </w:tc>
+        <w:tc>
+          <w:tcPr>
+            <w:tcW w:type="dxa" w:w="3040"/>
+            <w:shd w:fill="F2F2F2" w:color="auto" w:val="clear"/>
+            <w:tcMar>
+              <w:top w:type="dxa" w:w="60"/>
+              <w:left w:type="dxa" w:w="120"/>
+              <w:bottom w:type="dxa" w:w="60"/>
+              <w:right w:type="dxa" w:w="120"/>
+            </w:tcMar>
+            <w:vAlign w:val="top"/>
+          </w:tcPr>
+          <w:p>
+            <w:pPr>
+              <w:spacing w:after="40" w:before="0"/>
+              <w:jc w:val="left"/>
+            </w:pPr>
+            <w:r>
+              <w:rPr>
+                <w:rFonts w:ascii="Arial" w:cs="Arial" w:eastAsia="Arial" w:hAnsi="Arial"/>
+                <w:b w:val="false"/>
+                <w:bCs w:val="false"/>
+                <w:i w:val="false"/>
+                <w:iCs w:val="false"/>
+                <w:color w:val="000000"/>
+                <w:sz w:val="18"/>
+                <w:szCs w:val="18"/>
+              </w:rPr>
+              <w:t xml:space="preserve">Observable indicator: Learners correctly identify KES 10 as the modal price (frequency 6), state that prices exceeded KES 15 on 9 days, and offer a market-relevant interpretation (e.g., 'She should buy on days priced at KES 10, which happened most often'). Exit check: teacher scans the self-constructed maize frequency tables — a correctly built table will have rows for values 4, 8, 9, 12, 14, 17, 22, 25, 31 with frequencies 4, 1, 3, 2, 2, 3, 2, 1, 2 (total = 20).</w:t>
+            </w:r>
+          </w:p>
+        </w:tc>
+      </w:tr>
+      <w:tr>
+        <w:tc>
+          <w:tcPr>
+            <w:tcW w:type="dxa" w:w="1520"/>
+            <w:shd w:fill="FCE4D6" w:color="auto" w:val="clear"/>
+            <w:tcMar>
+              <w:top w:type="dxa" w:w="60"/>
+              <w:left w:type="dxa" w:w="120"/>
+              <w:bottom w:type="dxa" w:w="60"/>
+              <w:right w:type="dxa" w:w="120"/>
+            </w:tcMar>
+            <w:vAlign w:val="top"/>
+          </w:tcPr>
+          <w:p>
+            <w:pPr>
+              <w:spacing w:after="40" w:before="0"/>
+              <w:jc w:val="left"/>
+            </w:pPr>
+            <w:r>
+              <w:rPr>
+                <w:rFonts w:ascii="Arial" w:cs="Arial" w:eastAsia="Arial" w:hAnsi="Arial"/>
+                <w:b/>
+                <w:bCs/>
+                <w:i w:val="false"/>
+                <w:iCs w:val="false"/>
+                <w:color w:val="000000"/>
+                <w:sz w:val="18"/>
+                <w:szCs w:val="18"/>
+              </w:rPr>
+              <w:t xml:space="preserve">Driving Question Board (DQB) Creation</w:t>
+            </w:r>
+          </w:p>
+          <w:p>
+            <w:pPr>
+              <w:spacing w:after="20" w:before="0"/>
+            </w:pPr>
+            <w:r>
+              <w:rPr>
+                <w:rFonts w:ascii="Arial" w:cs="Arial" w:eastAsia="Arial" w:hAnsi="Arial"/>
+                <w:b/>
+                <w:bCs/>
+                <w:color w:val="1F3864"/>
+                <w:sz w:val="16"/>
+                <w:szCs w:val="16"/>
+              </w:rPr>
+              <w:t xml:space="preserve">📹 VIDEO:</w:t>
+            </w:r>
+          </w:p>
+          <w:p>
+            <w:pPr>
+              <w:spacing w:after="20" w:before="0"/>
+            </w:pPr>
+            <w:hyperlink w:history="1" r:id="rIdbwum9wl50tlxl9mfh99hq">
+              <w:r>
+                <w:rPr>
+                  <w:rFonts w:ascii="Arial" w:cs="Arial" w:eastAsia="Arial" w:hAnsi="Arial"/>
+                  <w:color w:val="2E75B6"/>
+                  <w:sz w:val="16"/>
+                  <w:szCs w:val="16"/>
+                  <w:u w:val="single" w:color="2E75B6"/>
+                </w:rPr>
+                <w:t xml:space="preserve">Calculating a P-value given a z statistic</w:t>
+              </w:r>
+            </w:hyperlink>
+          </w:p>
+          <w:p>
+            <w:pPr>
+              <w:spacing w:after="10" w:before="0"/>
+              <w:ind w:left="120"/>
+            </w:pPr>
+            <w:r>
+              <w:rPr>
+                <w:rFonts w:ascii="Arial" w:cs="Arial" w:eastAsia="Arial" w:hAnsi="Arial"/>
+                <w:color w:val="595959"/>
+                <w:sz w:val="14"/>
+                <w:szCs w:val="14"/>
+              </w:rPr>
+              <w:t xml:space="preserve">Source: Khan Academy (English - US curriculum)</w:t>
+            </w:r>
+          </w:p>
+          <w:p>
+            <w:pPr>
+              <w:spacing w:after="10" w:before="0"/>
+              <w:ind w:left="120"/>
+            </w:pPr>
+            <w:hyperlink w:history="1" r:id="rIddkhcvz_7_o7qx3_alfjxw">
+              <w:r>
+                <w:rPr>
+                  <w:rFonts w:ascii="Arial" w:cs="Arial" w:eastAsia="Arial" w:hAnsi="Arial"/>
+                  <w:color w:val="595959"/>
+                  <w:sz w:val="14"/>
+                  <w:szCs w:val="14"/>
+                  <w:u w:val="single" w:color="595959"/>
+                </w:rPr>
+                <w:t xml:space="preserve">🔍 Search ARES for similar videos</w:t>
+              </w:r>
+            </w:hyperlink>
+          </w:p>
+          <w:p>
+            <w:pPr>
+              <w:spacing w:after="40" w:before="0"/>
+            </w:pPr>
+            <w:r>
+              <w:rPr>
+                <w:sz w:val="14"/>
+                <w:szCs w:val="14"/>
+              </w:rPr>
+              <w:t xml:space="preserve"/>
+            </w:r>
+          </w:p>
+          <w:p>
+            <w:pPr>
+              <w:spacing w:after="20" w:before="0"/>
+            </w:pPr>
+            <w:r>
+              <w:rPr>
+                <w:rFonts w:ascii="Arial" w:cs="Arial" w:eastAsia="Arial" w:hAnsi="Arial"/>
+                <w:b/>
+                <w:bCs/>
+                <w:color w:val="1F3864"/>
+                <w:sz w:val="16"/>
+                <w:szCs w:val="16"/>
+              </w:rPr>
+              <w:t xml:space="preserve">📖 EXERCISE:</w:t>
+            </w:r>
+          </w:p>
+          <w:p>
+            <w:pPr>
+              <w:spacing w:after="20" w:before="0"/>
+            </w:pPr>
+            <w:hyperlink w:history="1" r:id="rIdph7jl-_tdzl8ewemrceol">
+              <w:r>
+                <w:rPr>
+                  <w:rFonts w:ascii="Arial" w:cs="Arial" w:eastAsia="Arial" w:hAnsi="Arial"/>
+                  <w:color w:val="2E75B6"/>
+                  <w:sz w:val="16"/>
+                  <w:szCs w:val="16"/>
+                  <w:u w:val="single" w:color="2E75B6"/>
+                </w:rPr>
+                <w:t xml:space="preserve">Graph data on line plots (through 1/8 of a unit)</w:t>
+              </w:r>
+            </w:hyperlink>
+          </w:p>
+          <w:p>
+            <w:pPr>
+              <w:spacing w:after="10" w:before="0"/>
+              <w:ind w:left="120"/>
+            </w:pPr>
+            <w:r>
+              <w:rPr>
+                <w:rFonts w:ascii="Arial" w:cs="Arial" w:eastAsia="Arial" w:hAnsi="Arial"/>
+                <w:color w:val="595959"/>
+                <w:sz w:val="14"/>
+                <w:szCs w:val="14"/>
+              </w:rPr>
+              <w:t xml:space="preserve">Source: Khan Academy (English - US curriculum)</w:t>
+            </w:r>
+          </w:p>
+          <w:p>
+            <w:pPr>
+              <w:spacing w:after="10" w:before="0"/>
+              <w:ind w:left="120"/>
+            </w:pPr>
+            <w:hyperlink w:history="1" r:id="rIdogxjc9po0n9szi5tbodh4">
+              <w:r>
+                <w:rPr>
+                  <w:rFonts w:ascii="Arial" w:cs="Arial" w:eastAsia="Arial" w:hAnsi="Arial"/>
+                  <w:color w:val="595959"/>
+                  <w:sz w:val="14"/>
+                  <w:szCs w:val="14"/>
+                  <w:u w:val="single" w:color="595959"/>
+                </w:rPr>
+                <w:t xml:space="preserve">🔍 Search ARES for similar readings</w:t>
+              </w:r>
+            </w:hyperlink>
+          </w:p>
+        </w:tc>
+        <w:tc>
+          <w:tcPr>
+            <w:tcW w:type="dxa" w:w="3040"/>
+            <w:shd w:fill="FFFFFF" w:color="auto" w:val="clear"/>
+            <w:tcMar>
+              <w:top w:type="dxa" w:w="60"/>
+              <w:left w:type="dxa" w:w="120"/>
+              <w:bottom w:type="dxa" w:w="60"/>
+              <w:right w:type="dxa" w:w="120"/>
+            </w:tcMar>
+            <w:vAlign w:val="top"/>
+          </w:tcPr>
+          <w:p>
+            <w:pPr>
+              <w:spacing w:after="40" w:before="0"/>
+              <w:jc w:val="left"/>
+            </w:pPr>
+            <w:r>
+              <w:rPr>
+                <w:rFonts w:ascii="Arial" w:cs="Arial" w:eastAsia="Arial" w:hAnsi="Arial"/>
+                <w:b w:val="false"/>
+                <w:bCs w:val="false"/>
+                <w:i w:val="false"/>
+                <w:iCs w:val="false"/>
+                <w:color w:val="000000"/>
+                <w:sz w:val="18"/>
+                <w:szCs w:val="18"/>
+              </w:rPr>
+              <w:t xml:space="preserve">Learners return to the class Driving Question Board. Each learner receives two sticky notes (or writes in a designated DQB section of their exercise books if physical notes are unavailable). On the first note (green/evidence): they write one thing the frequency table NOW lets them see about the maize harvest data that they could NOT see from the raw list. On the second note (orange/question): they write one new question that has emerged — something the frequency table still does NOT tell them about the Nakuru farmers. Learners place/write their notes and the teacher facilitates a 5-minute whole-class read-aloud of selected entries, grouping similar questions visibly on the board.</w:t>
+            </w:r>
+          </w:p>
+        </w:tc>
+        <w:tc>
+          <w:tcPr>
+            <w:tcW w:type="dxa" w:w="3040"/>
+            <w:shd w:fill="F2F2F2" w:color="auto" w:val="clear"/>
+            <w:tcMar>
+              <w:top w:type="dxa" w:w="60"/>
+              <w:left w:type="dxa" w:w="120"/>
+              <w:bottom w:type="dxa" w:w="60"/>
+              <w:right w:type="dxa" w:w="120"/>
+            </w:tcMar>
+            <w:vAlign w:val="top"/>
+          </w:tcPr>
+          <w:p>
+            <w:pPr>
+              <w:spacing w:after="40" w:before="0"/>
+              <w:jc w:val="left"/>
+            </w:pPr>
+            <w:r>
+              <w:rPr>
+                <w:rFonts w:ascii="Arial" w:cs="Arial" w:eastAsia="Arial" w:hAnsi="Arial"/>
+                <w:b w:val="false"/>
+                <w:bCs w:val="false"/>
+                <w:i w:val="false"/>
+                <w:iCs w:val="false"/>
+                <w:color w:val="000000"/>
+                <w:sz w:val="18"/>
+                <w:szCs w:val="18"/>
+              </w:rPr>
+              <w:t xml:space="preserve">Say: 'Our Driving Question is: how can we collect, organise, and represent data to help Kenyan decision-makers? Today we gave ourselves a new tool. Let's update our board.' Distribute sticky notes or direct learners to the DQB section. Say: 'Green note: what can you NOW see in the maize data thanks to a frequency table? Orange note: what does the table still NOT tell you — what question does it leave unanswered?' Allow 4 minutes of individual writing. Collect/post notes. Read aloud 4–5 green notes, then 4–5 orange notes. As you read orange notes, say: 'Is this question one we should track? Raise your hand.' For questions that get 5 or more hands, star them on the DQB as 'priority questions.' Likely emerging questions: 'Which harvest number is most typical?' / 'What if we added all the numbers and divided?' / 'What about farmers with really unusual harvests — do they throw off the picture?' Say: 'These questions will drive our next lessons. Hold onto them.'</w:t>
+            </w:r>
+          </w:p>
+        </w:tc>
+        <w:tc>
+          <w:tcPr>
+            <w:tcW w:type="dxa" w:w="3040"/>
+            <w:shd w:fill="FFFFFF" w:color="auto" w:val="clear"/>
+            <w:tcMar>
+              <w:top w:type="dxa" w:w="60"/>
+              <w:left w:type="dxa" w:w="120"/>
+              <w:bottom w:type="dxa" w:w="60"/>
+              <w:right w:type="dxa" w:w="120"/>
+            </w:tcMar>
+            <w:vAlign w:val="top"/>
+          </w:tcPr>
+          <w:p>
+            <w:pPr>
+              <w:spacing w:after="40" w:before="0"/>
+              <w:jc w:val="left"/>
+            </w:pPr>
+            <w:r>
+              <w:rPr>
+                <w:rFonts w:ascii="Arial" w:cs="Arial" w:eastAsia="Arial" w:hAnsi="Arial"/>
+                <w:b w:val="false"/>
+                <w:bCs w:val="false"/>
+                <w:i w:val="false"/>
+                <w:iCs w:val="false"/>
+                <w:color w:val="000000"/>
+                <w:sz w:val="18"/>
+                <w:szCs w:val="18"/>
+              </w:rPr>
+              <w:t xml:space="preserve">Driving Question Board as Epistemic Tracker: The DQB makes the class's collective knowledge growth visible and public. Separating 'evidence' notes from 'question' notes trains learners to distinguish what they know from what they still need to find out — a core scientific practice. Starring priority questions democratises the inquiry direction and increases learner ownership of the storyline.</w:t>
+            </w:r>
+          </w:p>
+        </w:tc>
+        <w:tc>
+          <w:tcPr>
+            <w:tcW w:type="dxa" w:w="3040"/>
+            <w:shd w:fill="F2F2F2" w:color="auto" w:val="clear"/>
+            <w:tcMar>
+              <w:top w:type="dxa" w:w="60"/>
+              <w:left w:type="dxa" w:w="120"/>
+              <w:bottom w:type="dxa" w:w="60"/>
+              <w:right w:type="dxa" w:w="120"/>
+            </w:tcMar>
+            <w:vAlign w:val="top"/>
+          </w:tcPr>
+          <w:p>
+            <w:pPr>
+              <w:spacing w:after="40" w:before="0"/>
+              <w:jc w:val="left"/>
+            </w:pPr>
+            <w:r>
+              <w:rPr>
+                <w:rFonts w:ascii="Arial" w:cs="Arial" w:eastAsia="Arial" w:hAnsi="Arial"/>
+                <w:b w:val="false"/>
+                <w:bCs w:val="false"/>
+                <w:i w:val="false"/>
+                <w:iCs w:val="false"/>
+                <w:color w:val="000000"/>
+                <w:sz w:val="18"/>
+                <w:szCs w:val="18"/>
+              </w:rPr>
+              <w:t xml:space="preserve">Observable indicator: Green notes demonstrate specific, table-grounded observations (e.g., 'I can now see that the value 4 bags appeared most often — 4 times' rather than vague statements like 'it is clearer'). Orange notes articulate genuine mathematical gaps (e.g., 'the table doesn't tell me what the middle harvest is'). Teacher flags any green notes that are too vague for targeted follow-up in Lesson 3.</w:t>
+            </w:r>
+          </w:p>
+        </w:tc>
+      </w:tr>
+      <w:tr>
+        <w:tc>
+          <w:tcPr>
+            <w:tcW w:type="dxa" w:w="1520"/>
+            <w:shd w:fill="D5E8F0" w:color="auto" w:val="clear"/>
+            <w:tcMar>
+              <w:top w:type="dxa" w:w="60"/>
+              <w:left w:type="dxa" w:w="120"/>
+              <w:bottom w:type="dxa" w:w="60"/>
+              <w:right w:type="dxa" w:w="120"/>
+            </w:tcMar>
+            <w:vAlign w:val="top"/>
+          </w:tcPr>
+          <w:p>
+            <w:pPr>
+              <w:spacing w:after="40" w:before="0"/>
+              <w:jc w:val="left"/>
+            </w:pPr>
+            <w:r>
+              <w:rPr>
+                <w:rFonts w:ascii="Arial" w:cs="Arial" w:eastAsia="Arial" w:hAnsi="Arial"/>
+                <w:b/>
+                <w:bCs/>
+                <w:i w:val="false"/>
+                <w:iCs w:val="false"/>
+                <w:color w:val="000000"/>
+                <w:sz w:val="18"/>
+                <w:szCs w:val="18"/>
+              </w:rPr>
+              <w:t xml:space="preserve">Model Building Phase</w:t>
+            </w:r>
+          </w:p>
+          <w:p>
+            <w:pPr>
+              <w:spacing w:after="20" w:before="0"/>
+            </w:pPr>
+            <w:r>
+              <w:rPr>
+                <w:rFonts w:ascii="Arial" w:cs="Arial" w:eastAsia="Arial" w:hAnsi="Arial"/>
+                <w:b/>
+                <w:bCs/>
+                <w:color w:val="1F3864"/>
+                <w:sz w:val="16"/>
+                <w:szCs w:val="16"/>
+              </w:rPr>
+              <w:t xml:space="preserve">📹 VIDEO:</w:t>
+            </w:r>
+          </w:p>
+          <w:p>
+            <w:pPr>
+              <w:spacing w:after="20" w:before="0"/>
+            </w:pPr>
+            <w:hyperlink w:history="1" r:id="rIdrq1thtjsiukp0yml1gyec">
               <w:r>
                 <w:rPr>
                   <w:rFonts w:ascii="Arial" w:cs="Arial" w:eastAsia="Arial" w:hAnsi="Arial"/>
@@ -6639,7 +7557,7 @@
               <w:spacing w:after="10" w:before="0"/>
               <w:ind w:left="120"/>
             </w:pPr>
-            <w:hyperlink w:history="1" r:id="rIdd5ztfqizo8jesb_tkfmyb">
+            <w:hyperlink w:history="1" r:id="rIdtxkp2r5clept_bjogvp1e">
               <w:r>
                 <w:rPr>
                   <w:rFonts w:ascii="Arial" w:cs="Arial" w:eastAsia="Arial" w:hAnsi="Arial"/>
@@ -6684,619 +7602,7 @@
             <w:pPr>
               <w:spacing w:after="20" w:before="0"/>
             </w:pPr>
-            <w:hyperlink w:history="1" r:id="rId2got64uarf5jeiclumu8b">
-              <w:r>
-                <w:rPr>
-                  <w:rFonts w:ascii="Arial" w:cs="Arial" w:eastAsia="Arial" w:hAnsi="Arial"/>
-                  <w:color w:val="2E75B6"/>
-                  <w:sz w:val="16"/>
-                  <w:szCs w:val="16"/>
-                  <w:u w:val="single" w:color="2E75B6"/>
-                </w:rPr>
-                <w:t xml:space="preserve">Test statistic and P-value in chi-square tests with two-way tables</w:t>
-              </w:r>
-            </w:hyperlink>
-          </w:p>
-          <w:p>
-            <w:pPr>
-              <w:spacing w:after="10" w:before="0"/>
-              <w:ind w:left="120"/>
-            </w:pPr>
-            <w:r>
-              <w:rPr>
-                <w:rFonts w:ascii="Arial" w:cs="Arial" w:eastAsia="Arial" w:hAnsi="Arial"/>
-                <w:color w:val="595959"/>
-                <w:sz w:val="14"/>
-                <w:szCs w:val="14"/>
-              </w:rPr>
-              <w:t xml:space="preserve">Source: Khan Academy (English - US curriculum)</w:t>
-            </w:r>
-          </w:p>
-          <w:p>
-            <w:pPr>
-              <w:spacing w:after="10" w:before="0"/>
-              <w:ind w:left="120"/>
-            </w:pPr>
-            <w:hyperlink w:history="1" r:id="rIduy2z_k7bfehbk_kpx52e5">
-              <w:r>
-                <w:rPr>
-                  <w:rFonts w:ascii="Arial" w:cs="Arial" w:eastAsia="Arial" w:hAnsi="Arial"/>
-                  <w:color w:val="595959"/>
-                  <w:sz w:val="14"/>
-                  <w:szCs w:val="14"/>
-                  <w:u w:val="single" w:color="595959"/>
-                </w:rPr>
-                <w:t xml:space="preserve">🔍 Search ARES for similar readings</w:t>
-              </w:r>
-            </w:hyperlink>
-          </w:p>
-        </w:tc>
-        <w:tc>
-          <w:tcPr>
-            <w:tcW w:type="dxa" w:w="3040"/>
-            <w:shd w:fill="FFFFFF" w:color="auto" w:val="clear"/>
-            <w:tcMar>
-              <w:top w:type="dxa" w:w="60"/>
-              <w:left w:type="dxa" w:w="120"/>
-              <w:bottom w:type="dxa" w:w="60"/>
-              <w:right w:type="dxa" w:w="120"/>
-            </w:tcMar>
-            <w:vAlign w:val="top"/>
-          </w:tcPr>
-          <w:p>
-            <w:pPr>
-              <w:spacing w:after="40" w:before="0"/>
-              <w:jc w:val="left"/>
-            </w:pPr>
-            <w:r>
-              <w:rPr>
-                <w:rFonts w:ascii="Arial" w:cs="Arial" w:eastAsia="Arial" w:hAnsi="Arial"/>
-                <w:b w:val="false"/>
-                <w:bCs w:val="false"/>
-                <w:i w:val="false"/>
-                <w:iCs w:val="false"/>
-                <w:color w:val="000000"/>
-                <w:sz w:val="18"/>
-                <w:szCs w:val="18"/>
-              </w:rPr>
-              <w:t xml:space="preserve">Learners watch a 7-minute instructional video: 'How a KALRO Data Clerk Organises Harvest Data.' The video shows a clerk in Nakuru taking a raw list of 20 maize harvest values, constructing a tally chart step-by-step (reading each value, finding its row, marking a tally), then converting tally counts into a clean frequency distribution table with columns: Harvest (bags) | Tally | Frequency. The clerk narrates each decision aloud. After the video, learners receive a printed or board-written dataset: 'Daily price of sukuma wiki (KES per bunch) at Kongowea Market, Mombasa over 20 market days: 10, 15, 10, 20, 15, 10, 25, 20, 15, 10, 20, 15, 25, 10, 15, 20, 10, 15, 20, 25.' In pairs, learners construct a tally chart and frequency distribution table for this dataset in their exercise books.</w:t>
-            </w:r>
-          </w:p>
-        </w:tc>
-        <w:tc>
-          <w:tcPr>
-            <w:tcW w:type="dxa" w:w="3040"/>
-            <w:shd w:fill="F2F2F2" w:color="auto" w:val="clear"/>
-            <w:tcMar>
-              <w:top w:type="dxa" w:w="60"/>
-              <w:left w:type="dxa" w:w="120"/>
-              <w:bottom w:type="dxa" w:w="60"/>
-              <w:right w:type="dxa" w:w="120"/>
-            </w:tcMar>
-            <w:vAlign w:val="top"/>
-          </w:tcPr>
-          <w:p>
-            <w:pPr>
-              <w:spacing w:after="40" w:before="0"/>
-              <w:jc w:val="left"/>
-            </w:pPr>
-            <w:r>
-              <w:rPr>
-                <w:rFonts w:ascii="Arial" w:cs="Arial" w:eastAsia="Arial" w:hAnsi="Arial"/>
-                <w:b w:val="false"/>
-                <w:bCs w:val="false"/>
-                <w:i w:val="false"/>
-                <w:iCs w:val="false"/>
-                <w:color w:val="000000"/>
-                <w:sz w:val="18"/>
-                <w:szCs w:val="18"/>
-              </w:rPr>
-              <w:t xml:space="preserve">Before playing the video say: 'As you watch, I want you to do two things: first, tick any organising idea from our board that the clerk also uses; second, notice one thing the clerk does that nobody on our board suggested.' Play the video without pausing unless technology fails. After the video, give learners 30 seconds of silent reflection, then say: 'Which of our ideas did the clerk use?' Cold-call 2 learners. Then ask: 'What did the clerk do that we didn't think of?' Cold-call 2 different learners. Allow 10 seconds WAIT TIME each time. Then say: 'Now it's your turn. Here is data from Kongowea Market in Mombasa — a place where sukuma wiki prices change day to day, just like maize harvests change farm to farm. With your partner, build a tally chart and then a frequency table. Use the same column headings the clerk used: Price (KES) | Tally | Frequency. You have 15 minutes.' Circulate actively — every 3 minutes, stop and ask one pair to show their tally marks so far on the board. Prompt: 'How do you know your tally marks are correct? What could you do to check?' If a pair finishes early, pose the extension: 'Add a fourth column: Relative Frequency (fraction of 20 days). What does each fraction tell the market vendor?'</w:t>
-            </w:r>
-          </w:p>
-        </w:tc>
-        <w:tc>
-          <w:tcPr>
-            <w:tcW w:type="dxa" w:w="3040"/>
-            <w:shd w:fill="FFFFFF" w:color="auto" w:val="clear"/>
-            <w:tcMar>
-              <w:top w:type="dxa" w:w="60"/>
-              <w:left w:type="dxa" w:w="120"/>
-              <w:bottom w:type="dxa" w:w="60"/>
-              <w:right w:type="dxa" w:w="120"/>
-            </w:tcMar>
-            <w:vAlign w:val="top"/>
-          </w:tcPr>
-          <w:p>
-            <w:pPr>
-              <w:spacing w:after="40" w:before="0"/>
-              <w:jc w:val="left"/>
-            </w:pPr>
-            <w:r>
-              <w:rPr>
-                <w:rFonts w:ascii="Arial" w:cs="Arial" w:eastAsia="Arial" w:hAnsi="Arial"/>
-                <w:b w:val="false"/>
-                <w:bCs w:val="false"/>
-                <w:i w:val="false"/>
-                <w:iCs w:val="false"/>
-                <w:color w:val="000000"/>
-                <w:sz w:val="18"/>
-                <w:szCs w:val="18"/>
-              </w:rPr>
-              <w:t xml:space="preserve">Worked Example then Immediate Transfer: The video provides a fully modelled worked example in a Kenyan context (KALRO/Nakuru), immediately followed by a parallel task in a new Kenyan context (Kongowea Market/Mombasa). This 'I do, we do' sequence lets learners test comprehension in real time rather than passively absorbing the model. The sukuma wiki context is deliberately chosen as universally familiar across Kenya, reducing cognitive load on context so learners can focus on the mathematical procedure.</w:t>
-            </w:r>
-          </w:p>
-        </w:tc>
-        <w:tc>
-          <w:tcPr>
-            <w:tcW w:type="dxa" w:w="3040"/>
-            <w:shd w:fill="F2F2F2" w:color="auto" w:val="clear"/>
-            <w:tcMar>
-              <w:top w:type="dxa" w:w="60"/>
-              <w:left w:type="dxa" w:w="120"/>
-              <w:bottom w:type="dxa" w:w="60"/>
-              <w:right w:type="dxa" w:w="120"/>
-            </w:tcMar>
-            <w:vAlign w:val="top"/>
-          </w:tcPr>
-          <w:p>
-            <w:pPr>
-              <w:spacing w:after="40" w:before="0"/>
-              <w:jc w:val="left"/>
-            </w:pPr>
-            <w:r>
-              <w:rPr>
-                <w:rFonts w:ascii="Arial" w:cs="Arial" w:eastAsia="Arial" w:hAnsi="Arial"/>
-                <w:b w:val="false"/>
-                <w:bCs w:val="false"/>
-                <w:i w:val="false"/>
-                <w:iCs w:val="false"/>
-                <w:color w:val="000000"/>
-                <w:sz w:val="18"/>
-                <w:szCs w:val="18"/>
-              </w:rPr>
-              <w:t xml:space="preserve">Observable indicator: Each pair produces a tally chart with exactly 4 distinct price rows (10, 15, 20, 25 KES) and tally marks that sum to 20. Frequency column totals must also sum to 20. Teacher checks at least 6 pairs during circulation. Common error to watch for: learners who tally in rows of 4 instead of the standard groups of 5 (four vertical, one diagonal). Address immediately by pointing to the video's method and asking: 'Why do we group tallies in fives?'</w:t>
-            </w:r>
-          </w:p>
-        </w:tc>
-      </w:tr>
-      <w:tr>
-        <w:tc>
-          <w:tcPr>
-            <w:tcW w:type="dxa" w:w="1520"/>
-            <w:shd w:fill="E2EFDA" w:color="auto" w:val="clear"/>
-            <w:tcMar>
-              <w:top w:type="dxa" w:w="60"/>
-              <w:left w:type="dxa" w:w="120"/>
-              <w:bottom w:type="dxa" w:w="60"/>
-              <w:right w:type="dxa" w:w="120"/>
-            </w:tcMar>
-            <w:vAlign w:val="top"/>
-          </w:tcPr>
-          <w:p>
-            <w:pPr>
-              <w:spacing w:after="40" w:before="0"/>
-              <w:jc w:val="left"/>
-            </w:pPr>
-            <w:r>
-              <w:rPr>
-                <w:rFonts w:ascii="Arial" w:cs="Arial" w:eastAsia="Arial" w:hAnsi="Arial"/>
-                <w:b/>
-                <w:bCs/>
-                <w:i w:val="false"/>
-                <w:iCs w:val="false"/>
-                <w:color w:val="000000"/>
-                <w:sz w:val="18"/>
-                <w:szCs w:val="18"/>
-              </w:rPr>
-              <w:t xml:space="preserve">Explain Phase</w:t>
-            </w:r>
-          </w:p>
-          <w:p>
-            <w:pPr>
-              <w:spacing w:after="20" w:before="0"/>
-            </w:pPr>
-            <w:r>
-              <w:rPr>
-                <w:rFonts w:ascii="Arial" w:cs="Arial" w:eastAsia="Arial" w:hAnsi="Arial"/>
-                <w:b/>
-                <w:bCs/>
-                <w:color w:val="1F3864"/>
-                <w:sz w:val="16"/>
-                <w:szCs w:val="16"/>
-              </w:rPr>
-              <w:t xml:space="preserve">📹 VIDEO:</w:t>
-            </w:r>
-          </w:p>
-          <w:p>
-            <w:pPr>
-              <w:spacing w:after="20" w:before="0"/>
-            </w:pPr>
-            <w:hyperlink w:history="1" r:id="rIdiyucsq83mskow54gray-s">
-              <w:r>
-                <w:rPr>
-                  <w:rFonts w:ascii="Arial" w:cs="Arial" w:eastAsia="Arial" w:hAnsi="Arial"/>
-                  <w:color w:val="2E75B6"/>
-                  <w:sz w:val="16"/>
-                  <w:szCs w:val="16"/>
-                  <w:u w:val="single" w:color="2E75B6"/>
-                </w:rPr>
-                <w:t xml:space="preserve">Two-way relative frequency tables</w:t>
-              </w:r>
-            </w:hyperlink>
-          </w:p>
-          <w:p>
-            <w:pPr>
-              <w:spacing w:after="10" w:before="0"/>
-              <w:ind w:left="120"/>
-            </w:pPr>
-            <w:r>
-              <w:rPr>
-                <w:rFonts w:ascii="Arial" w:cs="Arial" w:eastAsia="Arial" w:hAnsi="Arial"/>
-                <w:color w:val="595959"/>
-                <w:sz w:val="14"/>
-                <w:szCs w:val="14"/>
-              </w:rPr>
-              <w:t xml:space="preserve">Source: Khan Academy (English - US curriculum)</w:t>
-            </w:r>
-          </w:p>
-          <w:p>
-            <w:pPr>
-              <w:spacing w:after="10" w:before="0"/>
-              <w:ind w:left="120"/>
-            </w:pPr>
-            <w:hyperlink w:history="1" r:id="rIdsjji7mgu1usqlz-j22dco">
-              <w:r>
-                <w:rPr>
-                  <w:rFonts w:ascii="Arial" w:cs="Arial" w:eastAsia="Arial" w:hAnsi="Arial"/>
-                  <w:color w:val="595959"/>
-                  <w:sz w:val="14"/>
-                  <w:szCs w:val="14"/>
-                  <w:u w:val="single" w:color="595959"/>
-                </w:rPr>
-                <w:t xml:space="preserve">🔍 Search ARES for similar videos</w:t>
-              </w:r>
-            </w:hyperlink>
-          </w:p>
-          <w:p>
-            <w:pPr>
-              <w:spacing w:after="40" w:before="0"/>
-            </w:pPr>
-            <w:r>
-              <w:rPr>
-                <w:sz w:val="14"/>
-                <w:szCs w:val="14"/>
-              </w:rPr>
-              <w:t xml:space="preserve"/>
-            </w:r>
-          </w:p>
-          <w:p>
-            <w:pPr>
-              <w:spacing w:after="20" w:before="0"/>
-            </w:pPr>
-            <w:r>
-              <w:rPr>
-                <w:rFonts w:ascii="Arial" w:cs="Arial" w:eastAsia="Arial" w:hAnsi="Arial"/>
-                <w:b/>
-                <w:bCs/>
-                <w:color w:val="1F3864"/>
-                <w:sz w:val="16"/>
-                <w:szCs w:val="16"/>
-              </w:rPr>
-              <w:t xml:space="preserve">📖 EXERCISE:</w:t>
-            </w:r>
-          </w:p>
-          <w:p>
-            <w:pPr>
-              <w:spacing w:after="20" w:before="0"/>
-            </w:pPr>
-            <w:hyperlink w:history="1" r:id="rIdi0jt_u4r-tjxunabxnjn3">
-              <w:r>
-                <w:rPr>
-                  <w:rFonts w:ascii="Arial" w:cs="Arial" w:eastAsia="Arial" w:hAnsi="Arial"/>
-                  <w:color w:val="2E75B6"/>
-                  <w:sz w:val="16"/>
-                  <w:szCs w:val="16"/>
-                  <w:u w:val="single" w:color="2E75B6"/>
-                </w:rPr>
-                <w:t xml:space="preserve">Graph data on line plots (through 1/8 of a unit)</w:t>
-              </w:r>
-            </w:hyperlink>
-          </w:p>
-          <w:p>
-            <w:pPr>
-              <w:spacing w:after="10" w:before="0"/>
-              <w:ind w:left="120"/>
-            </w:pPr>
-            <w:r>
-              <w:rPr>
-                <w:rFonts w:ascii="Arial" w:cs="Arial" w:eastAsia="Arial" w:hAnsi="Arial"/>
-                <w:color w:val="595959"/>
-                <w:sz w:val="14"/>
-                <w:szCs w:val="14"/>
-              </w:rPr>
-              <w:t xml:space="preserve">Source: Khan Academy (English - US curriculum)</w:t>
-            </w:r>
-          </w:p>
-          <w:p>
-            <w:pPr>
-              <w:spacing w:after="10" w:before="0"/>
-              <w:ind w:left="120"/>
-            </w:pPr>
-            <w:hyperlink w:history="1" r:id="rIdudojjclg7k0xlidhejiiq">
-              <w:r>
-                <w:rPr>
-                  <w:rFonts w:ascii="Arial" w:cs="Arial" w:eastAsia="Arial" w:hAnsi="Arial"/>
-                  <w:color w:val="595959"/>
-                  <w:sz w:val="14"/>
-                  <w:szCs w:val="14"/>
-                  <w:u w:val="single" w:color="595959"/>
-                </w:rPr>
-                <w:t xml:space="preserve">🔍 Search ARES for similar readings</w:t>
-              </w:r>
-            </w:hyperlink>
-          </w:p>
-        </w:tc>
-        <w:tc>
-          <w:tcPr>
-            <w:tcW w:type="dxa" w:w="3040"/>
-            <w:shd w:fill="FFFFFF" w:color="auto" w:val="clear"/>
-            <w:tcMar>
-              <w:top w:type="dxa" w:w="60"/>
-              <w:left w:type="dxa" w:w="120"/>
-              <w:bottom w:type="dxa" w:w="60"/>
-              <w:right w:type="dxa" w:w="120"/>
-            </w:tcMar>
-            <w:vAlign w:val="top"/>
-          </w:tcPr>
-          <w:p>
-            <w:pPr>
-              <w:spacing w:after="40" w:before="0"/>
-              <w:jc w:val="left"/>
-            </w:pPr>
-            <w:r>
-              <w:rPr>
-                <w:rFonts w:ascii="Arial" w:cs="Arial" w:eastAsia="Arial" w:hAnsi="Arial"/>
-                <w:b w:val="false"/>
-                <w:bCs w:val="false"/>
-                <w:i w:val="false"/>
-                <w:iCs w:val="false"/>
-                <w:color w:val="000000"/>
-                <w:sz w:val="18"/>
-                <w:szCs w:val="18"/>
-              </w:rPr>
-              <w:t xml:space="preserve">Pairs share their completed frequency tables. The class constructs a single agreed 'master table' on the board. Learners then answer three analysis questions individually in their exercise books: (1) Which sukuma wiki price occurred most often? (2) On how many days was the price above 15 KES? (3) A Kongowea Market vendor wants to stock up on days when prices are lowest — what does the table tell her? Groups then discuss: 'How is our sukuma wiki table similar to what the KALRO officer needed for the maize harvest data? How is it different?' Finally, learners are asked: 'Could you use this same table structure on the Nakuru maize harvest data from Lesson 1? What would the rows be?'</w:t>
-            </w:r>
-          </w:p>
-        </w:tc>
-        <w:tc>
-          <w:tcPr>
-            <w:tcW w:type="dxa" w:w="3040"/>
-            <w:shd w:fill="F2F2F2" w:color="auto" w:val="clear"/>
-            <w:tcMar>
-              <w:top w:type="dxa" w:w="60"/>
-              <w:left w:type="dxa" w:w="120"/>
-              <w:bottom w:type="dxa" w:w="60"/>
-              <w:right w:type="dxa" w:w="120"/>
-            </w:tcMar>
-            <w:vAlign w:val="top"/>
-          </w:tcPr>
-          <w:p>
-            <w:pPr>
-              <w:spacing w:after="40" w:before="0"/>
-              <w:jc w:val="left"/>
-            </w:pPr>
-            <w:r>
-              <w:rPr>
-                <w:rFonts w:ascii="Arial" w:cs="Arial" w:eastAsia="Arial" w:hAnsi="Arial"/>
-                <w:b w:val="false"/>
-                <w:bCs w:val="false"/>
-                <w:i w:val="false"/>
-                <w:iCs w:val="false"/>
-                <w:color w:val="000000"/>
-                <w:sz w:val="18"/>
-                <w:szCs w:val="18"/>
-              </w:rPr>
-              <w:t xml:space="preserve">Ask one pair to read out their frequency row for KES 10. Ask the class: 'Does everyone agree? Thumbs up, thumbs sideways, thumbs down.' Resolve any disagreements by re-tallying together aloud. Build the master table on the board column by column. Once complete, say: 'Now use only the table — not the raw data — to answer these three questions in your exercise book. You have 6 minutes. Silent, individual work.' After 6 minutes, cold-call 3 different learners (one per question) — for each, ask 'How did the table help you answer that — could you have answered it from the raw list as quickly?' Allow 10 seconds WAIT TIME. For the discussion question comparing sukuma wiki to maize harvest, give pairs 3 minutes, then cold-call 2 pairs. Push deeper: 'The KALRO officer has values ranging from 4 to 31 bags — how many rows would her table need? Is there a smarter way to handle a wide spread of values?' (Do not answer — record as a DQB question for Lesson 3 on grouped frequency tables.) Close by asking: 'Rewrite the raw maize list from the board into a frequency table in your exercise book. You have 5 minutes.'</w:t>
-            </w:r>
-          </w:p>
-        </w:tc>
-        <w:tc>
-          <w:tcPr>
-            <w:tcW w:type="dxa" w:w="3040"/>
-            <w:shd w:fill="FFFFFF" w:color="auto" w:val="clear"/>
-            <w:tcMar>
-              <w:top w:type="dxa" w:w="60"/>
-              <w:left w:type="dxa" w:w="120"/>
-              <w:bottom w:type="dxa" w:w="60"/>
-              <w:right w:type="dxa" w:w="120"/>
-            </w:tcMar>
-            <w:vAlign w:val="top"/>
-          </w:tcPr>
-          <w:p>
-            <w:pPr>
-              <w:spacing w:after="40" w:before="0"/>
-              <w:jc w:val="left"/>
-            </w:pPr>
-            <w:r>
-              <w:rPr>
-                <w:rFonts w:ascii="Arial" w:cs="Arial" w:eastAsia="Arial" w:hAnsi="Arial"/>
-                <w:b w:val="false"/>
-                <w:bCs w:val="false"/>
-                <w:i w:val="false"/>
-                <w:iCs w:val="false"/>
-                <w:color w:val="000000"/>
-                <w:sz w:val="18"/>
-                <w:szCs w:val="18"/>
-              </w:rPr>
-              <w:t xml:space="preserve">Table-to-Insight Bridge: By requiring learners to answer interpretive questions using only the completed table (not the raw data), the teacher forces learners to experience directly how a frequency table compresses information into readable patterns. The comparison between the two datasets (sukuma wiki vs. maize) activates analogical reasoning, helping learners generalise the tool rather than seeing it as one-off procedure.</w:t>
-            </w:r>
-          </w:p>
-        </w:tc>
-        <w:tc>
-          <w:tcPr>
-            <w:tcW w:type="dxa" w:w="3040"/>
-            <w:shd w:fill="F2F2F2" w:color="auto" w:val="clear"/>
-            <w:tcMar>
-              <w:top w:type="dxa" w:w="60"/>
-              <w:left w:type="dxa" w:w="120"/>
-              <w:bottom w:type="dxa" w:w="60"/>
-              <w:right w:type="dxa" w:w="120"/>
-            </w:tcMar>
-            <w:vAlign w:val="top"/>
-          </w:tcPr>
-          <w:p>
-            <w:pPr>
-              <w:spacing w:after="40" w:before="0"/>
-              <w:jc w:val="left"/>
-            </w:pPr>
-            <w:r>
-              <w:rPr>
-                <w:rFonts w:ascii="Arial" w:cs="Arial" w:eastAsia="Arial" w:hAnsi="Arial"/>
-                <w:b w:val="false"/>
-                <w:bCs w:val="false"/>
-                <w:i w:val="false"/>
-                <w:iCs w:val="false"/>
-                <w:color w:val="000000"/>
-                <w:sz w:val="18"/>
-                <w:szCs w:val="18"/>
-              </w:rPr>
-              <w:t xml:space="preserve">Observable indicator: Learners correctly identify KES 10 as the modal price (frequency 6), state that prices exceeded KES 15 on 9 days, and offer a market-relevant interpretation (e.g., 'She should buy on days priced at KES 10, which happened most often'). Exit check: teacher scans the self-constructed maize frequency tables — a correctly built table will have rows for values 4, 8, 9, 12, 14, 17, 22, 25, 31 with frequencies 4, 1, 3, 2, 2, 3, 2, 1, 2 (total = 20).</w:t>
-            </w:r>
-          </w:p>
-        </w:tc>
-      </w:tr>
-      <w:tr>
-        <w:tc>
-          <w:tcPr>
-            <w:tcW w:type="dxa" w:w="1520"/>
-            <w:shd w:fill="FCE4D6" w:color="auto" w:val="clear"/>
-            <w:tcMar>
-              <w:top w:type="dxa" w:w="60"/>
-              <w:left w:type="dxa" w:w="120"/>
-              <w:bottom w:type="dxa" w:w="60"/>
-              <w:right w:type="dxa" w:w="120"/>
-            </w:tcMar>
-            <w:vAlign w:val="top"/>
-          </w:tcPr>
-          <w:p>
-            <w:pPr>
-              <w:spacing w:after="40" w:before="0"/>
-              <w:jc w:val="left"/>
-            </w:pPr>
-            <w:r>
-              <w:rPr>
-                <w:rFonts w:ascii="Arial" w:cs="Arial" w:eastAsia="Arial" w:hAnsi="Arial"/>
-                <w:b/>
-                <w:bCs/>
-                <w:i w:val="false"/>
-                <w:iCs w:val="false"/>
-                <w:color w:val="000000"/>
-                <w:sz w:val="18"/>
-                <w:szCs w:val="18"/>
-              </w:rPr>
-              <w:t xml:space="preserve">Driving Question Board (DQB) Creation</w:t>
-            </w:r>
-          </w:p>
-          <w:p>
-            <w:pPr>
-              <w:spacing w:after="20" w:before="0"/>
-            </w:pPr>
-            <w:r>
-              <w:rPr>
-                <w:rFonts w:ascii="Arial" w:cs="Arial" w:eastAsia="Arial" w:hAnsi="Arial"/>
-                <w:b/>
-                <w:bCs/>
-                <w:color w:val="1F3864"/>
-                <w:sz w:val="16"/>
-                <w:szCs w:val="16"/>
-              </w:rPr>
-              <w:t xml:space="preserve">📹 VIDEO:</w:t>
-            </w:r>
-          </w:p>
-          <w:p>
-            <w:pPr>
-              <w:spacing w:after="20" w:before="0"/>
-            </w:pPr>
-            <w:hyperlink w:history="1" r:id="rIdqio_fjbxbabmtpe0ymig9">
-              <w:r>
-                <w:rPr>
-                  <w:rFonts w:ascii="Arial" w:cs="Arial" w:eastAsia="Arial" w:hAnsi="Arial"/>
-                  <w:color w:val="2E75B6"/>
-                  <w:sz w:val="16"/>
-                  <w:szCs w:val="16"/>
-                  <w:u w:val="single" w:color="2E75B6"/>
-                </w:rPr>
-                <w:t xml:space="preserve">Two-way relative frequency tables</w:t>
-              </w:r>
-            </w:hyperlink>
-          </w:p>
-          <w:p>
-            <w:pPr>
-              <w:spacing w:after="10" w:before="0"/>
-              <w:ind w:left="120"/>
-            </w:pPr>
-            <w:r>
-              <w:rPr>
-                <w:rFonts w:ascii="Arial" w:cs="Arial" w:eastAsia="Arial" w:hAnsi="Arial"/>
-                <w:color w:val="595959"/>
-                <w:sz w:val="14"/>
-                <w:szCs w:val="14"/>
-              </w:rPr>
-              <w:t xml:space="preserve">Source: Khan Academy (English - US curriculum)</w:t>
-            </w:r>
-          </w:p>
-          <w:p>
-            <w:pPr>
-              <w:spacing w:after="10" w:before="0"/>
-              <w:ind w:left="120"/>
-            </w:pPr>
-            <w:hyperlink w:history="1" r:id="rId8qbxmhv6suxfz-u4ap771">
-              <w:r>
-                <w:rPr>
-                  <w:rFonts w:ascii="Arial" w:cs="Arial" w:eastAsia="Arial" w:hAnsi="Arial"/>
-                  <w:color w:val="595959"/>
-                  <w:sz w:val="14"/>
-                  <w:szCs w:val="14"/>
-                  <w:u w:val="single" w:color="595959"/>
-                </w:rPr>
-                <w:t xml:space="preserve">🔍 Search ARES for similar videos</w:t>
-              </w:r>
-            </w:hyperlink>
-          </w:p>
-          <w:p>
-            <w:pPr>
-              <w:spacing w:after="40" w:before="0"/>
-            </w:pPr>
-            <w:r>
-              <w:rPr>
-                <w:sz w:val="14"/>
-                <w:szCs w:val="14"/>
-              </w:rPr>
-              <w:t xml:space="preserve"/>
-            </w:r>
-          </w:p>
-          <w:p>
-            <w:pPr>
-              <w:spacing w:after="20" w:before="0"/>
-            </w:pPr>
-            <w:r>
-              <w:rPr>
-                <w:rFonts w:ascii="Arial" w:cs="Arial" w:eastAsia="Arial" w:hAnsi="Arial"/>
-                <w:b/>
-                <w:bCs/>
-                <w:color w:val="1F3864"/>
-                <w:sz w:val="16"/>
-                <w:szCs w:val="16"/>
-              </w:rPr>
-              <w:t xml:space="preserve">📖 EXERCISE:</w:t>
-            </w:r>
-          </w:p>
-          <w:p>
-            <w:pPr>
-              <w:spacing w:after="20" w:before="0"/>
-            </w:pPr>
-            <w:hyperlink w:history="1" r:id="rIdtrfv1ylv5kfx7bgkisgcg">
+            <w:hyperlink w:history="1" r:id="rIdfaxnf4__ghfgnmdzr7s0f">
               <w:r>
                 <w:rPr>
                   <w:rFonts w:ascii="Arial" w:cs="Arial" w:eastAsia="Arial" w:hAnsi="Arial"/>
@@ -7329,313 +7635,7 @@
               <w:spacing w:after="10" w:before="0"/>
               <w:ind w:left="120"/>
             </w:pPr>
-            <w:hyperlink w:history="1" r:id="rId55xf5vvnd1laef0siauhn">
-              <w:r>
-                <w:rPr>
-                  <w:rFonts w:ascii="Arial" w:cs="Arial" w:eastAsia="Arial" w:hAnsi="Arial"/>
-                  <w:color w:val="595959"/>
-                  <w:sz w:val="14"/>
-                  <w:szCs w:val="14"/>
-                  <w:u w:val="single" w:color="595959"/>
-                </w:rPr>
-                <w:t xml:space="preserve">🔍 Search ARES for similar readings</w:t>
-              </w:r>
-            </w:hyperlink>
-          </w:p>
-        </w:tc>
-        <w:tc>
-          <w:tcPr>
-            <w:tcW w:type="dxa" w:w="3040"/>
-            <w:shd w:fill="FFFFFF" w:color="auto" w:val="clear"/>
-            <w:tcMar>
-              <w:top w:type="dxa" w:w="60"/>
-              <w:left w:type="dxa" w:w="120"/>
-              <w:bottom w:type="dxa" w:w="60"/>
-              <w:right w:type="dxa" w:w="120"/>
-            </w:tcMar>
-            <w:vAlign w:val="top"/>
-          </w:tcPr>
-          <w:p>
-            <w:pPr>
-              <w:spacing w:after="40" w:before="0"/>
-              <w:jc w:val="left"/>
-            </w:pPr>
-            <w:r>
-              <w:rPr>
-                <w:rFonts w:ascii="Arial" w:cs="Arial" w:eastAsia="Arial" w:hAnsi="Arial"/>
-                <w:b w:val="false"/>
-                <w:bCs w:val="false"/>
-                <w:i w:val="false"/>
-                <w:iCs w:val="false"/>
-                <w:color w:val="000000"/>
-                <w:sz w:val="18"/>
-                <w:szCs w:val="18"/>
-              </w:rPr>
-              <w:t xml:space="preserve">Learners return to the class Driving Question Board. Each learner receives two sticky notes (or writes in a designated DQB section of their exercise books if physical notes are unavailable). On the first note (green/evidence): they write one thing the frequency table NOW lets them see about the maize harvest data that they could NOT see from the raw list. On the second note (orange/question): they write one new question that has emerged — something the frequency table still does NOT tell them about the Nakuru farmers. Learners place/write their notes and the teacher facilitates a 5-minute whole-class read-aloud of selected entries, grouping similar questions visibly on the board.</w:t>
-            </w:r>
-          </w:p>
-        </w:tc>
-        <w:tc>
-          <w:tcPr>
-            <w:tcW w:type="dxa" w:w="3040"/>
-            <w:shd w:fill="F2F2F2" w:color="auto" w:val="clear"/>
-            <w:tcMar>
-              <w:top w:type="dxa" w:w="60"/>
-              <w:left w:type="dxa" w:w="120"/>
-              <w:bottom w:type="dxa" w:w="60"/>
-              <w:right w:type="dxa" w:w="120"/>
-            </w:tcMar>
-            <w:vAlign w:val="top"/>
-          </w:tcPr>
-          <w:p>
-            <w:pPr>
-              <w:spacing w:after="40" w:before="0"/>
-              <w:jc w:val="left"/>
-            </w:pPr>
-            <w:r>
-              <w:rPr>
-                <w:rFonts w:ascii="Arial" w:cs="Arial" w:eastAsia="Arial" w:hAnsi="Arial"/>
-                <w:b w:val="false"/>
-                <w:bCs w:val="false"/>
-                <w:i w:val="false"/>
-                <w:iCs w:val="false"/>
-                <w:color w:val="000000"/>
-                <w:sz w:val="18"/>
-                <w:szCs w:val="18"/>
-              </w:rPr>
-              <w:t xml:space="preserve">Say: 'Our Driving Question is: how can we collect, organise, and represent data to help Kenyan decision-makers? Today we gave ourselves a new tool. Let's update our board.' Distribute sticky notes or direct learners to the DQB section. Say: 'Green note: what can you NOW see in the maize data thanks to a frequency table? Orange note: what does the table still NOT tell you — what question does it leave unanswered?' Allow 4 minutes of individual writing. Collect/post notes. Read aloud 4–5 green notes, then 4–5 orange notes. As you read orange notes, say: 'Is this question one we should track? Raise your hand.' For questions that get 5 or more hands, star them on the DQB as 'priority questions.' Likely emerging questions: 'Which harvest number is most typical?' / 'What if we added all the numbers and divided?' / 'What about farmers with really unusual harvests — do they throw off the picture?' Say: 'These questions will drive our next lessons. Hold onto them.'</w:t>
-            </w:r>
-          </w:p>
-        </w:tc>
-        <w:tc>
-          <w:tcPr>
-            <w:tcW w:type="dxa" w:w="3040"/>
-            <w:shd w:fill="FFFFFF" w:color="auto" w:val="clear"/>
-            <w:tcMar>
-              <w:top w:type="dxa" w:w="60"/>
-              <w:left w:type="dxa" w:w="120"/>
-              <w:bottom w:type="dxa" w:w="60"/>
-              <w:right w:type="dxa" w:w="120"/>
-            </w:tcMar>
-            <w:vAlign w:val="top"/>
-          </w:tcPr>
-          <w:p>
-            <w:pPr>
-              <w:spacing w:after="40" w:before="0"/>
-              <w:jc w:val="left"/>
-            </w:pPr>
-            <w:r>
-              <w:rPr>
-                <w:rFonts w:ascii="Arial" w:cs="Arial" w:eastAsia="Arial" w:hAnsi="Arial"/>
-                <w:b w:val="false"/>
-                <w:bCs w:val="false"/>
-                <w:i w:val="false"/>
-                <w:iCs w:val="false"/>
-                <w:color w:val="000000"/>
-                <w:sz w:val="18"/>
-                <w:szCs w:val="18"/>
-              </w:rPr>
-              <w:t xml:space="preserve">Driving Question Board as Epistemic Tracker: The DQB makes the class's collective knowledge growth visible and public. Separating 'evidence' notes from 'question' notes trains learners to distinguish what they know from what they still need to find out — a core scientific practice. Starring priority questions democratises the inquiry direction and increases learner ownership of the storyline.</w:t>
-            </w:r>
-          </w:p>
-        </w:tc>
-        <w:tc>
-          <w:tcPr>
-            <w:tcW w:type="dxa" w:w="3040"/>
-            <w:shd w:fill="F2F2F2" w:color="auto" w:val="clear"/>
-            <w:tcMar>
-              <w:top w:type="dxa" w:w="60"/>
-              <w:left w:type="dxa" w:w="120"/>
-              <w:bottom w:type="dxa" w:w="60"/>
-              <w:right w:type="dxa" w:w="120"/>
-            </w:tcMar>
-            <w:vAlign w:val="top"/>
-          </w:tcPr>
-          <w:p>
-            <w:pPr>
-              <w:spacing w:after="40" w:before="0"/>
-              <w:jc w:val="left"/>
-            </w:pPr>
-            <w:r>
-              <w:rPr>
-                <w:rFonts w:ascii="Arial" w:cs="Arial" w:eastAsia="Arial" w:hAnsi="Arial"/>
-                <w:b w:val="false"/>
-                <w:bCs w:val="false"/>
-                <w:i w:val="false"/>
-                <w:iCs w:val="false"/>
-                <w:color w:val="000000"/>
-                <w:sz w:val="18"/>
-                <w:szCs w:val="18"/>
-              </w:rPr>
-              <w:t xml:space="preserve">Observable indicator: Green notes demonstrate specific, table-grounded observations (e.g., 'I can now see that the value 4 bags appeared most often — 4 times' rather than vague statements like 'it is clearer'). Orange notes articulate genuine mathematical gaps (e.g., 'the table doesn't tell me what the middle harvest is'). Teacher flags any green notes that are too vague for targeted follow-up in Lesson 3.</w:t>
-            </w:r>
-          </w:p>
-        </w:tc>
-      </w:tr>
-      <w:tr>
-        <w:tc>
-          <w:tcPr>
-            <w:tcW w:type="dxa" w:w="1520"/>
-            <w:shd w:fill="D5E8F0" w:color="auto" w:val="clear"/>
-            <w:tcMar>
-              <w:top w:type="dxa" w:w="60"/>
-              <w:left w:type="dxa" w:w="120"/>
-              <w:bottom w:type="dxa" w:w="60"/>
-              <w:right w:type="dxa" w:w="120"/>
-            </w:tcMar>
-            <w:vAlign w:val="top"/>
-          </w:tcPr>
-          <w:p>
-            <w:pPr>
-              <w:spacing w:after="40" w:before="0"/>
-              <w:jc w:val="left"/>
-            </w:pPr>
-            <w:r>
-              <w:rPr>
-                <w:rFonts w:ascii="Arial" w:cs="Arial" w:eastAsia="Arial" w:hAnsi="Arial"/>
-                <w:b/>
-                <w:bCs/>
-                <w:i w:val="false"/>
-                <w:iCs w:val="false"/>
-                <w:color w:val="000000"/>
-                <w:sz w:val="18"/>
-                <w:szCs w:val="18"/>
-              </w:rPr>
-              <w:t xml:space="preserve">Model Building Phase</w:t>
-            </w:r>
-          </w:p>
-          <w:p>
-            <w:pPr>
-              <w:spacing w:after="20" w:before="0"/>
-            </w:pPr>
-            <w:r>
-              <w:rPr>
-                <w:rFonts w:ascii="Arial" w:cs="Arial" w:eastAsia="Arial" w:hAnsi="Arial"/>
-                <w:b/>
-                <w:bCs/>
-                <w:color w:val="1F3864"/>
-                <w:sz w:val="16"/>
-                <w:szCs w:val="16"/>
-              </w:rPr>
-              <w:t xml:space="preserve">📹 VIDEO:</w:t>
-            </w:r>
-          </w:p>
-          <w:p>
-            <w:pPr>
-              <w:spacing w:after="20" w:before="0"/>
-            </w:pPr>
-            <w:hyperlink w:history="1" r:id="rIdqwv39ld0oyyrzgb0x4v3z">
-              <w:r>
-                <w:rPr>
-                  <w:rFonts w:ascii="Arial" w:cs="Arial" w:eastAsia="Arial" w:hAnsi="Arial"/>
-                  <w:color w:val="2E75B6"/>
-                  <w:sz w:val="16"/>
-                  <w:szCs w:val="16"/>
-                  <w:u w:val="single" w:color="2E75B6"/>
-                </w:rPr>
-                <w:t xml:space="preserve">Two-way relative frequency tables</w:t>
-              </w:r>
-            </w:hyperlink>
-          </w:p>
-          <w:p>
-            <w:pPr>
-              <w:spacing w:after="10" w:before="0"/>
-              <w:ind w:left="120"/>
-            </w:pPr>
-            <w:r>
-              <w:rPr>
-                <w:rFonts w:ascii="Arial" w:cs="Arial" w:eastAsia="Arial" w:hAnsi="Arial"/>
-                <w:color w:val="595959"/>
-                <w:sz w:val="14"/>
-                <w:szCs w:val="14"/>
-              </w:rPr>
-              <w:t xml:space="preserve">Source: Khan Academy (English - US curriculum)</w:t>
-            </w:r>
-          </w:p>
-          <w:p>
-            <w:pPr>
-              <w:spacing w:after="10" w:before="0"/>
-              <w:ind w:left="120"/>
-            </w:pPr>
-            <w:hyperlink w:history="1" r:id="rIdbfe9gto_dmw5pvniutxit">
-              <w:r>
-                <w:rPr>
-                  <w:rFonts w:ascii="Arial" w:cs="Arial" w:eastAsia="Arial" w:hAnsi="Arial"/>
-                  <w:color w:val="595959"/>
-                  <w:sz w:val="14"/>
-                  <w:szCs w:val="14"/>
-                  <w:u w:val="single" w:color="595959"/>
-                </w:rPr>
-                <w:t xml:space="preserve">🔍 Search ARES for similar videos</w:t>
-              </w:r>
-            </w:hyperlink>
-          </w:p>
-          <w:p>
-            <w:pPr>
-              <w:spacing w:after="40" w:before="0"/>
-            </w:pPr>
-            <w:r>
-              <w:rPr>
-                <w:sz w:val="14"/>
-                <w:szCs w:val="14"/>
-              </w:rPr>
-              <w:t xml:space="preserve"/>
-            </w:r>
-          </w:p>
-          <w:p>
-            <w:pPr>
-              <w:spacing w:after="20" w:before="0"/>
-            </w:pPr>
-            <w:r>
-              <w:rPr>
-                <w:rFonts w:ascii="Arial" w:cs="Arial" w:eastAsia="Arial" w:hAnsi="Arial"/>
-                <w:b/>
-                <w:bCs/>
-                <w:color w:val="1F3864"/>
-                <w:sz w:val="16"/>
-                <w:szCs w:val="16"/>
-              </w:rPr>
-              <w:t xml:space="preserve">📖 EXERCISE:</w:t>
-            </w:r>
-          </w:p>
-          <w:p>
-            <w:pPr>
-              <w:spacing w:after="20" w:before="0"/>
-            </w:pPr>
-            <w:hyperlink w:history="1" r:id="rIdwb6f8gujytyefy8nfghub">
-              <w:r>
-                <w:rPr>
-                  <w:rFonts w:ascii="Arial" w:cs="Arial" w:eastAsia="Arial" w:hAnsi="Arial"/>
-                  <w:color w:val="2E75B6"/>
-                  <w:sz w:val="16"/>
-                  <w:szCs w:val="16"/>
-                  <w:u w:val="single" w:color="2E75B6"/>
-                </w:rPr>
-                <w:t xml:space="preserve">Create two-way relative frequency tables</w:t>
-              </w:r>
-            </w:hyperlink>
-          </w:p>
-          <w:p>
-            <w:pPr>
-              <w:spacing w:after="10" w:before="0"/>
-              <w:ind w:left="120"/>
-            </w:pPr>
-            <w:r>
-              <w:rPr>
-                <w:rFonts w:ascii="Arial" w:cs="Arial" w:eastAsia="Arial" w:hAnsi="Arial"/>
-                <w:color w:val="595959"/>
-                <w:sz w:val="14"/>
-                <w:szCs w:val="14"/>
-              </w:rPr>
-              <w:t xml:space="preserve">Source: Khan Academy (English - US curriculum)</w:t>
-            </w:r>
-          </w:p>
-          <w:p>
-            <w:pPr>
-              <w:spacing w:after="10" w:before="0"/>
-              <w:ind w:left="120"/>
-            </w:pPr>
-            <w:hyperlink w:history="1" r:id="rIdiwsctvtrupv24mutrtf0e">
+            <w:hyperlink w:history="1" r:id="rIde9nrvtgbdmzki8nme-x_j">
               <w:r>
                 <w:rPr>
                   <w:rFonts w:ascii="Arial" w:cs="Arial" w:eastAsia="Arial" w:hAnsi="Arial"/>
@@ -9122,7 +9122,7 @@
             <w:pPr>
               <w:spacing w:after="20" w:before="0"/>
             </w:pPr>
-            <w:hyperlink w:history="1" r:id="rIdrp38sezxnw5oiul-tnddf">
+            <w:hyperlink w:history="1" r:id="rIdex3zg51tirirtnzq2frkm">
               <w:r>
                 <w:rPr>
                   <w:rFonts w:ascii="Arial" w:cs="Arial" w:eastAsia="Arial" w:hAnsi="Arial"/>
@@ -9155,7 +9155,7 @@
               <w:spacing w:after="10" w:before="0"/>
               <w:ind w:left="120"/>
             </w:pPr>
-            <w:hyperlink w:history="1" r:id="rIdy8ohycy2hykm83lhjg2cc">
+            <w:hyperlink w:history="1" r:id="rIdzkyxg7owgde6w4tfdj8ux">
               <w:r>
                 <w:rPr>
                   <w:rFonts w:ascii="Arial" w:cs="Arial" w:eastAsia="Arial" w:hAnsi="Arial"/>
@@ -9200,7 +9200,7 @@
             <w:pPr>
               <w:spacing w:after="20" w:before="0"/>
             </w:pPr>
-            <w:hyperlink w:history="1" r:id="rIdsdeimzk7ok8pr_nxxwrtv">
+            <w:hyperlink w:history="1" r:id="rIdsnzdt42illodukkdb1ely">
               <w:r>
                 <w:rPr>
                   <w:rFonts w:ascii="Arial" w:cs="Arial" w:eastAsia="Arial" w:hAnsi="Arial"/>
@@ -9233,7 +9233,7 @@
               <w:spacing w:after="10" w:before="0"/>
               <w:ind w:left="120"/>
             </w:pPr>
-            <w:hyperlink w:history="1" r:id="rIdmp237un0r4plyeiicd-iu">
+            <w:hyperlink w:history="1" r:id="rIdbmsybfm-0kvjnc48giyqi">
               <w:r>
                 <w:rPr>
                   <w:rFonts w:ascii="Arial" w:cs="Arial" w:eastAsia="Arial" w:hAnsi="Arial"/>
@@ -9428,7 +9428,7 @@
             <w:pPr>
               <w:spacing w:after="20" w:before="0"/>
             </w:pPr>
-            <w:hyperlink w:history="1" r:id="rIdzpnic2luvl1vfn4nuqoug">
+            <w:hyperlink w:history="1" r:id="rIdf71zrs3ygdg4lshe0sj2u">
               <w:r>
                 <w:rPr>
                   <w:rFonts w:ascii="Arial" w:cs="Arial" w:eastAsia="Arial" w:hAnsi="Arial"/>
@@ -9461,7 +9461,7 @@
               <w:spacing w:after="10" w:before="0"/>
               <w:ind w:left="120"/>
             </w:pPr>
-            <w:hyperlink w:history="1" r:id="rIdrlf_j0jtyxh2vbxhedm-l">
+            <w:hyperlink w:history="1" r:id="rIdbifzzg0xsn_agfq_ryxn1">
               <w:r>
                 <w:rPr>
                   <w:rFonts w:ascii="Arial" w:cs="Arial" w:eastAsia="Arial" w:hAnsi="Arial"/>
@@ -9506,7 +9506,7 @@
             <w:pPr>
               <w:spacing w:after="20" w:before="0"/>
             </w:pPr>
-            <w:hyperlink w:history="1" r:id="rIdhscstdyzdyisys8wpzyzf">
+            <w:hyperlink w:history="1" r:id="rIdf15ldbzvj8idq4xyhs3ik">
               <w:r>
                 <w:rPr>
                   <w:rFonts w:ascii="Arial" w:cs="Arial" w:eastAsia="Arial" w:hAnsi="Arial"/>
@@ -9539,7 +9539,7 @@
               <w:spacing w:after="10" w:before="0"/>
               <w:ind w:left="120"/>
             </w:pPr>
-            <w:hyperlink w:history="1" r:id="rIdjmaijyygshn0birkn9_wh">
+            <w:hyperlink w:history="1" r:id="rId0x7dltclubjvgixd8z4xa">
               <w:r>
                 <w:rPr>
                   <w:rFonts w:ascii="Arial" w:cs="Arial" w:eastAsia="Arial" w:hAnsi="Arial"/>
@@ -9734,7 +9734,7 @@
             <w:pPr>
               <w:spacing w:after="20" w:before="0"/>
             </w:pPr>
-            <w:hyperlink w:history="1" r:id="rIdj_k9dieucdl814tsze8y7">
+            <w:hyperlink w:history="1" r:id="rIdk738qkhigv274slpfmxhs">
               <w:r>
                 <w:rPr>
                   <w:rFonts w:ascii="Arial" w:cs="Arial" w:eastAsia="Arial" w:hAnsi="Arial"/>
@@ -9767,7 +9767,7 @@
               <w:spacing w:after="10" w:before="0"/>
               <w:ind w:left="120"/>
             </w:pPr>
-            <w:hyperlink w:history="1" r:id="rId5gxiypbdi1pu9fgbikahp">
+            <w:hyperlink w:history="1" r:id="rId2fzqmghbt2dns8ytgpxes">
               <w:r>
                 <w:rPr>
                   <w:rFonts w:ascii="Arial" w:cs="Arial" w:eastAsia="Arial" w:hAnsi="Arial"/>
@@ -9812,7 +9812,7 @@
             <w:pPr>
               <w:spacing w:after="20" w:before="0"/>
             </w:pPr>
-            <w:hyperlink w:history="1" r:id="rIdjys4p7-t2uqre9e8oikmx">
+            <w:hyperlink w:history="1" r:id="rIdftl1lg4fvm2ak2jui5oh0">
               <w:r>
                 <w:rPr>
                   <w:rFonts w:ascii="Arial" w:cs="Arial" w:eastAsia="Arial" w:hAnsi="Arial"/>
@@ -9845,7 +9845,7 @@
               <w:spacing w:after="10" w:before="0"/>
               <w:ind w:left="120"/>
             </w:pPr>
-            <w:hyperlink w:history="1" r:id="rIdwyi2zgzc8aahrjvity2ce">
+            <w:hyperlink w:history="1" r:id="rIdinf3cdkn0sjfiwdr-jmln">
               <w:r>
                 <w:rPr>
                   <w:rFonts w:ascii="Arial" w:cs="Arial" w:eastAsia="Arial" w:hAnsi="Arial"/>
@@ -10040,7 +10040,7 @@
             <w:pPr>
               <w:spacing w:after="20" w:before="0"/>
             </w:pPr>
-            <w:hyperlink w:history="1" r:id="rId8oq-rx0y1qq_n9fjd4mrm">
+            <w:hyperlink w:history="1" r:id="rIdqr6z4aviik5tostkhu-5v">
               <w:r>
                 <w:rPr>
                   <w:rFonts w:ascii="Arial" w:cs="Arial" w:eastAsia="Arial" w:hAnsi="Arial"/>
@@ -10073,7 +10073,7 @@
               <w:spacing w:after="10" w:before="0"/>
               <w:ind w:left="120"/>
             </w:pPr>
-            <w:hyperlink w:history="1" r:id="rId6ix2o8j-d_gxw17sod_zd">
+            <w:hyperlink w:history="1" r:id="rId7lmuxvfwedfxbbbap5ier">
               <w:r>
                 <w:rPr>
                   <w:rFonts w:ascii="Arial" w:cs="Arial" w:eastAsia="Arial" w:hAnsi="Arial"/>
@@ -10118,7 +10118,7 @@
             <w:pPr>
               <w:spacing w:after="20" w:before="0"/>
             </w:pPr>
-            <w:hyperlink w:history="1" r:id="rIdjfr_n4ezqywr72rai7-iz">
+            <w:hyperlink w:history="1" r:id="rIds3f100jyquy41o_9jarsl">
               <w:r>
                 <w:rPr>
                   <w:rFonts w:ascii="Arial" w:cs="Arial" w:eastAsia="Arial" w:hAnsi="Arial"/>
@@ -10151,7 +10151,7 @@
               <w:spacing w:after="10" w:before="0"/>
               <w:ind w:left="120"/>
             </w:pPr>
-            <w:hyperlink w:history="1" r:id="rIdhxlnku1ijreipjsfkup1f">
+            <w:hyperlink w:history="1" r:id="rIdiim6btjbk5qe4efanfzn4">
               <w:r>
                 <w:rPr>
                   <w:rFonts w:ascii="Arial" w:cs="Arial" w:eastAsia="Arial" w:hAnsi="Arial"/>
@@ -10346,7 +10346,7 @@
             <w:pPr>
               <w:spacing w:after="20" w:before="0"/>
             </w:pPr>
-            <w:hyperlink w:history="1" r:id="rIdzcqvnaib5ohfdc9xcivuw">
+            <w:hyperlink w:history="1" r:id="rIdoenmqid4co92teh16pysy">
               <w:r>
                 <w:rPr>
                   <w:rFonts w:ascii="Arial" w:cs="Arial" w:eastAsia="Arial" w:hAnsi="Arial"/>
@@ -10355,7 +10355,7 @@
                   <w:szCs w:val="16"/>
                   <w:u w:val="single" w:color="2E75B6"/>
                 </w:rPr>
-                <w:t xml:space="preserve">Comparing means of distributions</w:t>
+                <w:t xml:space="preserve">Simulation showing value of t statistic</w:t>
               </w:r>
             </w:hyperlink>
           </w:p>
@@ -10379,7 +10379,7 @@
               <w:spacing w:after="10" w:before="0"/>
               <w:ind w:left="120"/>
             </w:pPr>
-            <w:hyperlink w:history="1" r:id="rId2uzp3fgzbztj40ijmeyb3">
+            <w:hyperlink w:history="1" r:id="rIdvn44-0nxe9ktr6sey-frx">
               <w:r>
                 <w:rPr>
                   <w:rFonts w:ascii="Arial" w:cs="Arial" w:eastAsia="Arial" w:hAnsi="Arial"/>
@@ -10424,7 +10424,7 @@
             <w:pPr>
               <w:spacing w:after="20" w:before="0"/>
             </w:pPr>
-            <w:hyperlink w:history="1" r:id="rIdzxp6plq__enxudjxoti01">
+            <w:hyperlink w:history="1" r:id="rIdyyrrqu-jashimueimtaqr">
               <w:r>
                 <w:rPr>
                   <w:rFonts w:ascii="Arial" w:cs="Arial" w:eastAsia="Arial" w:hAnsi="Arial"/>
@@ -10457,7 +10457,7 @@
               <w:spacing w:after="10" w:before="0"/>
               <w:ind w:left="120"/>
             </w:pPr>
-            <w:hyperlink w:history="1" r:id="rIdpvrm4egjurszyq6jkbwbu">
+            <w:hyperlink w:history="1" r:id="rIdjrdku7vw2mll5kaypoeij">
               <w:r>
                 <w:rPr>
                   <w:rFonts w:ascii="Arial" w:cs="Arial" w:eastAsia="Arial" w:hAnsi="Arial"/>
@@ -11944,7 +11944,7 @@
             <w:pPr>
               <w:spacing w:after="20" w:before="0"/>
             </w:pPr>
-            <w:hyperlink w:history="1" r:id="rIden8egvdu_y0igtfhbtikr">
+            <w:hyperlink w:history="1" r:id="rIdfeh4pdjvwrhlunrkw8trz">
               <w:r>
                 <w:rPr>
                   <w:rFonts w:ascii="Arial" w:cs="Arial" w:eastAsia="Arial" w:hAnsi="Arial"/>
@@ -11977,7 +11977,7 @@
               <w:spacing w:after="10" w:before="0"/>
               <w:ind w:left="120"/>
             </w:pPr>
-            <w:hyperlink w:history="1" r:id="rIdw7gfvfzbm32tpkukkeqcd">
+            <w:hyperlink w:history="1" r:id="rIdl5ryau_ugb9j4e-5jzatv">
               <w:r>
                 <w:rPr>
                   <w:rFonts w:ascii="Arial" w:cs="Arial" w:eastAsia="Arial" w:hAnsi="Arial"/>
@@ -12022,7 +12022,7 @@
             <w:pPr>
               <w:spacing w:after="20" w:before="0"/>
             </w:pPr>
-            <w:hyperlink w:history="1" r:id="rId4vdoaaclg_ddhhxr6eg0l">
+            <w:hyperlink w:history="1" r:id="rIdg7qqcfenavbbivdrahirk">
               <w:r>
                 <w:rPr>
                   <w:rFonts w:ascii="Arial" w:cs="Arial" w:eastAsia="Arial" w:hAnsi="Arial"/>
@@ -12055,7 +12055,7 @@
               <w:spacing w:after="10" w:before="0"/>
               <w:ind w:left="120"/>
             </w:pPr>
-            <w:hyperlink w:history="1" r:id="rIdyu73rjaixudqxnqdtjpsg">
+            <w:hyperlink w:history="1" r:id="rIdxtpmcuxcb3pj5ypx2d3qs">
               <w:r>
                 <w:rPr>
                   <w:rFonts w:ascii="Arial" w:cs="Arial" w:eastAsia="Arial" w:hAnsi="Arial"/>
@@ -12250,7 +12250,7 @@
             <w:pPr>
               <w:spacing w:after="20" w:before="0"/>
             </w:pPr>
-            <w:hyperlink w:history="1" r:id="rIdpxh4k4povjzkmbwhcskcv">
+            <w:hyperlink w:history="1" r:id="rIdr09gfaqsybimj52mtzzx5">
               <w:r>
                 <w:rPr>
                   <w:rFonts w:ascii="Arial" w:cs="Arial" w:eastAsia="Arial" w:hAnsi="Arial"/>
@@ -12283,7 +12283,7 @@
               <w:spacing w:after="10" w:before="0"/>
               <w:ind w:left="120"/>
             </w:pPr>
-            <w:hyperlink w:history="1" r:id="rIdcj2dkz5pk3o8sgjgbrvow">
+            <w:hyperlink w:history="1" r:id="rIdeczx6dxdotfxnijbh94sz">
               <w:r>
                 <w:rPr>
                   <w:rFonts w:ascii="Arial" w:cs="Arial" w:eastAsia="Arial" w:hAnsi="Arial"/>
@@ -12328,7 +12328,7 @@
             <w:pPr>
               <w:spacing w:after="20" w:before="0"/>
             </w:pPr>
-            <w:hyperlink w:history="1" r:id="rIddswuqds9akruwxwj5svpi">
+            <w:hyperlink w:history="1" r:id="rIddl13zsa5qxnalt1rbnldj">
               <w:r>
                 <w:rPr>
                   <w:rFonts w:ascii="Arial" w:cs="Arial" w:eastAsia="Arial" w:hAnsi="Arial"/>
@@ -12361,7 +12361,7 @@
               <w:spacing w:after="10" w:before="0"/>
               <w:ind w:left="120"/>
             </w:pPr>
-            <w:hyperlink w:history="1" r:id="rIdirsmx_ccegn7ydpsuck6l">
+            <w:hyperlink w:history="1" r:id="rId5nufwypl4ikgjqddg8iz-">
               <w:r>
                 <w:rPr>
                   <w:rFonts w:ascii="Arial" w:cs="Arial" w:eastAsia="Arial" w:hAnsi="Arial"/>
@@ -12556,7 +12556,7 @@
             <w:pPr>
               <w:spacing w:after="20" w:before="0"/>
             </w:pPr>
-            <w:hyperlink w:history="1" r:id="rIdgjfliownliacd-uxcy0rx">
+            <w:hyperlink w:history="1" r:id="rIdxdsko-glnvxflc1zapdcg">
               <w:r>
                 <w:rPr>
                   <w:rFonts w:ascii="Arial" w:cs="Arial" w:eastAsia="Arial" w:hAnsi="Arial"/>
@@ -12589,7 +12589,7 @@
               <w:spacing w:after="10" w:before="0"/>
               <w:ind w:left="120"/>
             </w:pPr>
-            <w:hyperlink w:history="1" r:id="rIdi-03bqtasgpjfenkko-zb">
+            <w:hyperlink w:history="1" r:id="rIdb-g1alispjxkhvvw6ssm0">
               <w:r>
                 <w:rPr>
                   <w:rFonts w:ascii="Arial" w:cs="Arial" w:eastAsia="Arial" w:hAnsi="Arial"/>
@@ -12627,14 +12627,14 @@
                 <w:sz w:val="16"/>
                 <w:szCs w:val="16"/>
               </w:rPr>
-              <w:t xml:space="preserve">📖 HTML:</w:t>
+              <w:t xml:space="preserve">📖 EXERCISE:</w:t>
             </w:r>
           </w:p>
           <w:p>
             <w:pPr>
               <w:spacing w:after="20" w:before="0"/>
             </w:pPr>
-            <w:hyperlink w:history="1" r:id="rIdfqufate9kgcdsf8x45fhk">
+            <w:hyperlink w:history="1" r:id="rIdeh8sxi-xuwrjdxnckfr8t">
               <w:r>
                 <w:rPr>
                   <w:rFonts w:ascii="Arial" w:cs="Arial" w:eastAsia="Arial" w:hAnsi="Arial"/>
@@ -12643,7 +12643,7 @@
                   <w:szCs w:val="16"/>
                   <w:u w:val="single" w:color="2E75B6"/>
                 </w:rPr>
-                <w:t xml:space="preserve">Ungrouped Data to Find the Mean (Flexbook)</w:t>
+                <w:t xml:space="preserve">Test statistic and P-value in a goodness-of-fit test</w:t>
               </w:r>
             </w:hyperlink>
           </w:p>
@@ -12659,7 +12659,7 @@
                 <w:sz w:val="14"/>
                 <w:szCs w:val="14"/>
               </w:rPr>
-              <w:t xml:space="preserve">Source: CK-12</w:t>
+              <w:t xml:space="preserve">Source: Khan Academy (English - US curriculum)</w:t>
             </w:r>
           </w:p>
           <w:p>
@@ -12667,7 +12667,7 @@
               <w:spacing w:after="10" w:before="0"/>
               <w:ind w:left="120"/>
             </w:pPr>
-            <w:hyperlink w:history="1" r:id="rId74t4mmfznbpymjobtr-se">
+            <w:hyperlink w:history="1" r:id="rIdjykayyzkpcbk-hwyg2bhl">
               <w:r>
                 <w:rPr>
                   <w:rFonts w:ascii="Arial" w:cs="Arial" w:eastAsia="Arial" w:hAnsi="Arial"/>
@@ -12862,7 +12862,7 @@
             <w:pPr>
               <w:spacing w:after="20" w:before="0"/>
             </w:pPr>
-            <w:hyperlink w:history="1" r:id="rIdszjaenabmrii325qyk5tw">
+            <w:hyperlink w:history="1" r:id="rIdmpwvabloy4musvnhc-nlt">
               <w:r>
                 <w:rPr>
                   <w:rFonts w:ascii="Arial" w:cs="Arial" w:eastAsia="Arial" w:hAnsi="Arial"/>
@@ -12895,7 +12895,7 @@
               <w:spacing w:after="10" w:before="0"/>
               <w:ind w:left="120"/>
             </w:pPr>
-            <w:hyperlink w:history="1" r:id="rIdr-4ul3bmpvkfu-rnvzqxa">
+            <w:hyperlink w:history="1" r:id="rIdbakpuyksffmykuwqu0ix-">
               <w:r>
                 <w:rPr>
                   <w:rFonts w:ascii="Arial" w:cs="Arial" w:eastAsia="Arial" w:hAnsi="Arial"/>
@@ -12933,14 +12933,14 @@
                 <w:sz w:val="16"/>
                 <w:szCs w:val="16"/>
               </w:rPr>
-              <w:t xml:space="preserve">📖 HTML:</w:t>
+              <w:t xml:space="preserve">📖 EXERCISE:</w:t>
             </w:r>
           </w:p>
           <w:p>
             <w:pPr>
               <w:spacing w:after="20" w:before="0"/>
             </w:pPr>
-            <w:hyperlink w:history="1" r:id="rIdyitcep-5kpbim2eww_kmu">
+            <w:hyperlink w:history="1" r:id="rIdlkexk5i-k-tegwjeyisbz">
               <w:r>
                 <w:rPr>
                   <w:rFonts w:ascii="Arial" w:cs="Arial" w:eastAsia="Arial" w:hAnsi="Arial"/>
@@ -12949,7 +12949,7 @@
                   <w:szCs w:val="16"/>
                   <w:u w:val="single" w:color="2E75B6"/>
                 </w:rPr>
-                <w:t xml:space="preserve">Ungrouped Data to Find the Mean (Flexbook)</w:t>
+                <w:t xml:space="preserve">Test statistic and P-value in chi-square tests with two-way tables</w:t>
               </w:r>
             </w:hyperlink>
           </w:p>
@@ -12965,7 +12965,7 @@
                 <w:sz w:val="14"/>
                 <w:szCs w:val="14"/>
               </w:rPr>
-              <w:t xml:space="preserve">Source: CK-12</w:t>
+              <w:t xml:space="preserve">Source: Khan Academy (English - US curriculum)</w:t>
             </w:r>
           </w:p>
           <w:p>
@@ -12973,7 +12973,7 @@
               <w:spacing w:after="10" w:before="0"/>
               <w:ind w:left="120"/>
             </w:pPr>
-            <w:hyperlink w:history="1" r:id="rIdkmzswddmrbr2pep64kgf8">
+            <w:hyperlink w:history="1" r:id="rId3afsrvxipqpwxfnr0inbh">
               <w:r>
                 <w:rPr>
                   <w:rFonts w:ascii="Arial" w:cs="Arial" w:eastAsia="Arial" w:hAnsi="Arial"/>
@@ -13168,7 +13168,7 @@
             <w:pPr>
               <w:spacing w:after="20" w:before="0"/>
             </w:pPr>
-            <w:hyperlink w:history="1" r:id="rIdh9we6fqh03ldexwk4reii">
+            <w:hyperlink w:history="1" r:id="rIdav4eyrswznmlk3o3hzyup">
               <w:r>
                 <w:rPr>
                   <w:rFonts w:ascii="Arial" w:cs="Arial" w:eastAsia="Arial" w:hAnsi="Arial"/>
@@ -13201,7 +13201,7 @@
               <w:spacing w:after="10" w:before="0"/>
               <w:ind w:left="120"/>
             </w:pPr>
-            <w:hyperlink w:history="1" r:id="rIdldpvk19wrvzisodahlaz9">
+            <w:hyperlink w:history="1" r:id="rIdzsuvfuqnfjdofjszmqgjx">
               <w:r>
                 <w:rPr>
                   <w:rFonts w:ascii="Arial" w:cs="Arial" w:eastAsia="Arial" w:hAnsi="Arial"/>
@@ -13239,14 +13239,14 @@
                 <w:sz w:val="16"/>
                 <w:szCs w:val="16"/>
               </w:rPr>
-              <w:t xml:space="preserve">📖 HTML:</w:t>
+              <w:t xml:space="preserve">📖 EXERCISE:</w:t>
             </w:r>
           </w:p>
           <w:p>
             <w:pPr>
               <w:spacing w:after="20" w:before="0"/>
             </w:pPr>
-            <w:hyperlink w:history="1" r:id="rId5idnkyif2tzft30m9wmdw">
+            <w:hyperlink w:history="1" r:id="rId4qg5gtyjwl9tn6100bhoa">
               <w:r>
                 <w:rPr>
                   <w:rFonts w:ascii="Arial" w:cs="Arial" w:eastAsia="Arial" w:hAnsi="Arial"/>
@@ -13255,7 +13255,7 @@
                   <w:szCs w:val="16"/>
                   <w:u w:val="single" w:color="2E75B6"/>
                 </w:rPr>
-                <w:t xml:space="preserve">Ungrouped Data to Find the Mean (Flexbook)</w:t>
+                <w:t xml:space="preserve">Calculating the test statistic in a z test for a proportion</w:t>
               </w:r>
             </w:hyperlink>
           </w:p>
@@ -13271,7 +13271,7 @@
                 <w:sz w:val="14"/>
                 <w:szCs w:val="14"/>
               </w:rPr>
-              <w:t xml:space="preserve">Source: CK-12</w:t>
+              <w:t xml:space="preserve">Source: Khan Academy (English - US curriculum)</w:t>
             </w:r>
           </w:p>
           <w:p>
@@ -13279,7 +13279,7 @@
               <w:spacing w:after="10" w:before="0"/>
               <w:ind w:left="120"/>
             </w:pPr>
-            <w:hyperlink w:history="1" r:id="rId1jusnfwsgarkl9llpwupt">
+            <w:hyperlink w:history="1" r:id="rIduojcjfyrbxkoithxz2wel">
               <w:r>
                 <w:rPr>
                   <w:rFonts w:ascii="Arial" w:cs="Arial" w:eastAsia="Arial" w:hAnsi="Arial"/>
@@ -14766,7 +14766,7 @@
             <w:pPr>
               <w:spacing w:after="20" w:before="0"/>
             </w:pPr>
-            <w:hyperlink w:history="1" r:id="rIdixizzliirvf3xgh9mpjan">
+            <w:hyperlink w:history="1" r:id="rId6nohmgmckmkohgmli_lj0">
               <w:r>
                 <w:rPr>
                   <w:rFonts w:ascii="Arial" w:cs="Arial" w:eastAsia="Arial" w:hAnsi="Arial"/>
@@ -14799,7 +14799,7 @@
               <w:spacing w:after="10" w:before="0"/>
               <w:ind w:left="120"/>
             </w:pPr>
-            <w:hyperlink w:history="1" r:id="rIdzp5ra43o2lxjyrvyjbed0">
+            <w:hyperlink w:history="1" r:id="rIdurnnvb9dx78fxuwc2rg_n">
               <w:r>
                 <w:rPr>
                   <w:rFonts w:ascii="Arial" w:cs="Arial" w:eastAsia="Arial" w:hAnsi="Arial"/>
@@ -14844,7 +14844,7 @@
             <w:pPr>
               <w:spacing w:after="20" w:before="0"/>
             </w:pPr>
-            <w:hyperlink w:history="1" r:id="rId5tuz6lk3vbbgjc54vphmv">
+            <w:hyperlink w:history="1" r:id="rId7oe20oyyc3z9zmfut5yj_">
               <w:r>
                 <w:rPr>
                   <w:rFonts w:ascii="Arial" w:cs="Arial" w:eastAsia="Arial" w:hAnsi="Arial"/>
@@ -14877,7 +14877,7 @@
               <w:spacing w:after="10" w:before="0"/>
               <w:ind w:left="120"/>
             </w:pPr>
-            <w:hyperlink w:history="1" r:id="rIdgpolpjss6iuepjsje3fkk">
+            <w:hyperlink w:history="1" r:id="rIdhbrvpq585oh2uuq7b9fkq">
               <w:r>
                 <w:rPr>
                   <w:rFonts w:ascii="Arial" w:cs="Arial" w:eastAsia="Arial" w:hAnsi="Arial"/>
@@ -15072,7 +15072,7 @@
             <w:pPr>
               <w:spacing w:after="20" w:before="0"/>
             </w:pPr>
-            <w:hyperlink w:history="1" r:id="rId1g2ti1pnxzsnkcaklhfgi">
+            <w:hyperlink w:history="1" r:id="rIdjvl-z9hbrsqxxz_zlkzuw">
               <w:r>
                 <w:rPr>
                   <w:rFonts w:ascii="Arial" w:cs="Arial" w:eastAsia="Arial" w:hAnsi="Arial"/>
@@ -15081,7 +15081,7 @@
                   <w:szCs w:val="16"/>
                   <w:u w:val="single" w:color="2E75B6"/>
                 </w:rPr>
-                <w:t xml:space="preserve">Ungrouped Data to Find the Mean Principles</w:t>
+                <w:t xml:space="preserve">Statistics intro: Mean, median, &amp; mode</w:t>
               </w:r>
             </w:hyperlink>
           </w:p>
@@ -15097,7 +15097,7 @@
                 <w:sz w:val="14"/>
                 <w:szCs w:val="14"/>
               </w:rPr>
-              <w:t xml:space="preserve">Source: CK-12</w:t>
+              <w:t xml:space="preserve">Source: Khan Academy (English - US curriculum)</w:t>
             </w:r>
           </w:p>
           <w:p>
@@ -15105,7 +15105,7 @@
               <w:spacing w:after="10" w:before="0"/>
               <w:ind w:left="120"/>
             </w:pPr>
-            <w:hyperlink w:history="1" r:id="rIdbzvqqj6ycc9tlem-c3fzx">
+            <w:hyperlink w:history="1" r:id="rId2vaobcly-jlw-klltk7hp">
               <w:r>
                 <w:rPr>
                   <w:rFonts w:ascii="Arial" w:cs="Arial" w:eastAsia="Arial" w:hAnsi="Arial"/>
@@ -15150,7 +15150,7 @@
             <w:pPr>
               <w:spacing w:after="20" w:before="0"/>
             </w:pPr>
-            <w:hyperlink w:history="1" r:id="rIdszbpfgb4xmrcbfx0uoufz">
+            <w:hyperlink w:history="1" r:id="rIdqbx98sji6xoxht0tvdyzu">
               <w:r>
                 <w:rPr>
                   <w:rFonts w:ascii="Arial" w:cs="Arial" w:eastAsia="Arial" w:hAnsi="Arial"/>
@@ -15183,7 +15183,7 @@
               <w:spacing w:after="10" w:before="0"/>
               <w:ind w:left="120"/>
             </w:pPr>
-            <w:hyperlink w:history="1" r:id="rIdn1j4kszp8r3ouk3wxgl0i">
+            <w:hyperlink w:history="1" r:id="rIdxlk3c51jez2gi18ci-ell">
               <w:r>
                 <w:rPr>
                   <w:rFonts w:ascii="Arial" w:cs="Arial" w:eastAsia="Arial" w:hAnsi="Arial"/>
@@ -15378,7 +15378,7 @@
             <w:pPr>
               <w:spacing w:after="20" w:before="0"/>
             </w:pPr>
-            <w:hyperlink w:history="1" r:id="rIdqbq4kqy8iglmtqtqdckxf">
+            <w:hyperlink w:history="1" r:id="rId7ct6i8cs3mvhmgvo8ldot">
               <w:r>
                 <w:rPr>
                   <w:rFonts w:ascii="Arial" w:cs="Arial" w:eastAsia="Arial" w:hAnsi="Arial"/>
@@ -15411,7 +15411,7 @@
               <w:spacing w:after="10" w:before="0"/>
               <w:ind w:left="120"/>
             </w:pPr>
-            <w:hyperlink w:history="1" r:id="rIdzcy63gltygrf-q0t0kqr3">
+            <w:hyperlink w:history="1" r:id="rIdpr4il4dzutxgis79x2a4a">
               <w:r>
                 <w:rPr>
                   <w:rFonts w:ascii="Arial" w:cs="Arial" w:eastAsia="Arial" w:hAnsi="Arial"/>
@@ -15456,7 +15456,7 @@
             <w:pPr>
               <w:spacing w:after="20" w:before="0"/>
             </w:pPr>
-            <w:hyperlink w:history="1" r:id="rId97mth2h2kcmvfpz0-n0gn">
+            <w:hyperlink w:history="1" r:id="rIdgfmy9aw7aulhmd_ob3puh">
               <w:r>
                 <w:rPr>
                   <w:rFonts w:ascii="Arial" w:cs="Arial" w:eastAsia="Arial" w:hAnsi="Arial"/>
@@ -15489,7 +15489,7 @@
               <w:spacing w:after="10" w:before="0"/>
               <w:ind w:left="120"/>
             </w:pPr>
-            <w:hyperlink w:history="1" r:id="rId0sufytft6otoajmrucige">
+            <w:hyperlink w:history="1" r:id="rIduh4iq5nravdnsjbi2rvkg">
               <w:r>
                 <w:rPr>
                   <w:rFonts w:ascii="Arial" w:cs="Arial" w:eastAsia="Arial" w:hAnsi="Arial"/>
@@ -15684,7 +15684,7 @@
             <w:pPr>
               <w:spacing w:after="20" w:before="0"/>
             </w:pPr>
-            <w:hyperlink w:history="1" r:id="rIdt1ccagf5gwqqxg68fsqqk">
+            <w:hyperlink w:history="1" r:id="rId1ryaidpgbyp9i8mskw98e">
               <w:r>
                 <w:rPr>
                   <w:rFonts w:ascii="Arial" w:cs="Arial" w:eastAsia="Arial" w:hAnsi="Arial"/>
@@ -15717,7 +15717,7 @@
               <w:spacing w:after="10" w:before="0"/>
               <w:ind w:left="120"/>
             </w:pPr>
-            <w:hyperlink w:history="1" r:id="rIdlpopgkbnnphckigx1sy3h">
+            <w:hyperlink w:history="1" r:id="rIdq2vwrt_wbs7lg9vhmho78">
               <w:r>
                 <w:rPr>
                   <w:rFonts w:ascii="Arial" w:cs="Arial" w:eastAsia="Arial" w:hAnsi="Arial"/>
@@ -15762,7 +15762,7 @@
             <w:pPr>
               <w:spacing w:after="20" w:before="0"/>
             </w:pPr>
-            <w:hyperlink w:history="1" r:id="rId8abol1uxzpyv2bqvzg0yw">
+            <w:hyperlink w:history="1" r:id="rIdvknoiudzzdbfh_bg4swad">
               <w:r>
                 <w:rPr>
                   <w:rFonts w:ascii="Arial" w:cs="Arial" w:eastAsia="Arial" w:hAnsi="Arial"/>
@@ -15795,7 +15795,7 @@
               <w:spacing w:after="10" w:before="0"/>
               <w:ind w:left="120"/>
             </w:pPr>
-            <w:hyperlink w:history="1" r:id="rIdh5nu3jpn9q-vrhzxte4hr">
+            <w:hyperlink w:history="1" r:id="rId9ry1jpcsul6k4wr7po-0u">
               <w:r>
                 <w:rPr>
                   <w:rFonts w:ascii="Arial" w:cs="Arial" w:eastAsia="Arial" w:hAnsi="Arial"/>
@@ -15990,7 +15990,7 @@
             <w:pPr>
               <w:spacing w:after="20" w:before="0"/>
             </w:pPr>
-            <w:hyperlink w:history="1" r:id="rId-yelydtgb5z14t6r7miht">
+            <w:hyperlink w:history="1" r:id="rIducdlgonbnlhkviw6sqvmj">
               <w:r>
                 <w:rPr>
                   <w:rFonts w:ascii="Arial" w:cs="Arial" w:eastAsia="Arial" w:hAnsi="Arial"/>
@@ -16023,7 +16023,7 @@
               <w:spacing w:after="10" w:before="0"/>
               <w:ind w:left="120"/>
             </w:pPr>
-            <w:hyperlink w:history="1" r:id="rId3ywg4m0hmkfrhtkpxbcbd">
+            <w:hyperlink w:history="1" r:id="rIdbpgptwzlidw8-pnkv36ti">
               <w:r>
                 <w:rPr>
                   <w:rFonts w:ascii="Arial" w:cs="Arial" w:eastAsia="Arial" w:hAnsi="Arial"/>
@@ -16068,7 +16068,7 @@
             <w:pPr>
               <w:spacing w:after="20" w:before="0"/>
             </w:pPr>
-            <w:hyperlink w:history="1" r:id="rId4vsmnf3o_jl_3jvtqljgj">
+            <w:hyperlink w:history="1" r:id="rIdaldj7lyqjr-zwhmbpnk_h">
               <w:r>
                 <w:rPr>
                   <w:rFonts w:ascii="Arial" w:cs="Arial" w:eastAsia="Arial" w:hAnsi="Arial"/>
@@ -16101,7 +16101,7 @@
               <w:spacing w:after="10" w:before="0"/>
               <w:ind w:left="120"/>
             </w:pPr>
-            <w:hyperlink w:history="1" r:id="rIdksfwhxfif18-9jcopct7t">
+            <w:hyperlink w:history="1" r:id="rId6vy-wwg-qgn_fc0t-rn4a">
               <w:r>
                 <w:rPr>
                   <w:rFonts w:ascii="Arial" w:cs="Arial" w:eastAsia="Arial" w:hAnsi="Arial"/>
@@ -17588,7 +17588,7 @@
             <w:pPr>
               <w:spacing w:after="20" w:before="0"/>
             </w:pPr>
-            <w:hyperlink w:history="1" r:id="rIdhqba2clzg8zuxje63vdaf">
+            <w:hyperlink w:history="1" r:id="rIdkpaomwecq1e2tmzy-bbl-">
               <w:r>
                 <w:rPr>
                   <w:rFonts w:ascii="Arial" w:cs="Arial" w:eastAsia="Arial" w:hAnsi="Arial"/>
@@ -17621,7 +17621,7 @@
               <w:spacing w:after="10" w:before="0"/>
               <w:ind w:left="120"/>
             </w:pPr>
-            <w:hyperlink w:history="1" r:id="rId0q_ndsbbdfrfagzaigngo">
+            <w:hyperlink w:history="1" r:id="rIdpq-h4pe6ch6gbevt_nlv_">
               <w:r>
                 <w:rPr>
                   <w:rFonts w:ascii="Arial" w:cs="Arial" w:eastAsia="Arial" w:hAnsi="Arial"/>
@@ -17666,7 +17666,7 @@
             <w:pPr>
               <w:spacing w:after="20" w:before="0"/>
             </w:pPr>
-            <w:hyperlink w:history="1" r:id="rIdg69aia7sl4kslxzvwgke1">
+            <w:hyperlink w:history="1" r:id="rIdzjnklvbeadijwykgbruul">
               <w:r>
                 <w:rPr>
                   <w:rFonts w:ascii="Arial" w:cs="Arial" w:eastAsia="Arial" w:hAnsi="Arial"/>
@@ -17699,7 +17699,7 @@
               <w:spacing w:after="10" w:before="0"/>
               <w:ind w:left="120"/>
             </w:pPr>
-            <w:hyperlink w:history="1" r:id="rIdhwif74ppa6tpfx5ophuko">
+            <w:hyperlink w:history="1" r:id="rId9pzu3pfhdevacfxsou1vc">
               <w:r>
                 <w:rPr>
                   <w:rFonts w:ascii="Arial" w:cs="Arial" w:eastAsia="Arial" w:hAnsi="Arial"/>
@@ -17894,7 +17894,7 @@
             <w:pPr>
               <w:spacing w:after="20" w:before="0"/>
             </w:pPr>
-            <w:hyperlink w:history="1" r:id="rId6yta8muha7ejqk4y6sggn">
+            <w:hyperlink w:history="1" r:id="rIdg84przia79khpzdaighn3">
               <w:r>
                 <w:rPr>
                   <w:rFonts w:ascii="Arial" w:cs="Arial" w:eastAsia="Arial" w:hAnsi="Arial"/>
@@ -17927,7 +17927,7 @@
               <w:spacing w:after="10" w:before="0"/>
               <w:ind w:left="120"/>
             </w:pPr>
-            <w:hyperlink w:history="1" r:id="rId3kkga-za7pnozwlqfvzmd">
+            <w:hyperlink w:history="1" r:id="rIdd_abp0vmqw9vwnukcxxat">
               <w:r>
                 <w:rPr>
                   <w:rFonts w:ascii="Arial" w:cs="Arial" w:eastAsia="Arial" w:hAnsi="Arial"/>
@@ -17972,7 +17972,7 @@
             <w:pPr>
               <w:spacing w:after="20" w:before="0"/>
             </w:pPr>
-            <w:hyperlink w:history="1" r:id="rId51bkco9h_fdp6hpfdivhq">
+            <w:hyperlink w:history="1" r:id="rIdsh1difjfckk_3v6lketvb">
               <w:r>
                 <w:rPr>
                   <w:rFonts w:ascii="Arial" w:cs="Arial" w:eastAsia="Arial" w:hAnsi="Arial"/>
@@ -18005,7 +18005,7 @@
               <w:spacing w:after="10" w:before="0"/>
               <w:ind w:left="120"/>
             </w:pPr>
-            <w:hyperlink w:history="1" r:id="rIdl-lnocby_kknwaaltd2gf">
+            <w:hyperlink w:history="1" r:id="rIdfjdjwshb5adqqdvmdvgst">
               <w:r>
                 <w:rPr>
                   <w:rFonts w:ascii="Arial" w:cs="Arial" w:eastAsia="Arial" w:hAnsi="Arial"/>
@@ -18200,7 +18200,7 @@
             <w:pPr>
               <w:spacing w:after="20" w:before="0"/>
             </w:pPr>
-            <w:hyperlink w:history="1" r:id="rId70pgak0zecoyue3d3ud1q">
+            <w:hyperlink w:history="1" r:id="rIdvmzkcerju5keef6yaviw5">
               <w:r>
                 <w:rPr>
                   <w:rFonts w:ascii="Arial" w:cs="Arial" w:eastAsia="Arial" w:hAnsi="Arial"/>
@@ -18233,7 +18233,7 @@
               <w:spacing w:after="10" w:before="0"/>
               <w:ind w:left="120"/>
             </w:pPr>
-            <w:hyperlink w:history="1" r:id="rIdoam77emfb3ik3dtnputec">
+            <w:hyperlink w:history="1" r:id="rIdwm-hdvbt0v3ednblaxqtt">
               <w:r>
                 <w:rPr>
                   <w:rFonts w:ascii="Arial" w:cs="Arial" w:eastAsia="Arial" w:hAnsi="Arial"/>
@@ -18278,7 +18278,7 @@
             <w:pPr>
               <w:spacing w:after="20" w:before="0"/>
             </w:pPr>
-            <w:hyperlink w:history="1" r:id="rIdjytzv7eczi2_b_bhzfnle">
+            <w:hyperlink w:history="1" r:id="rIdzwionpgj6hpgkzakmrz1v">
               <w:r>
                 <w:rPr>
                   <w:rFonts w:ascii="Arial" w:cs="Arial" w:eastAsia="Arial" w:hAnsi="Arial"/>
@@ -18311,7 +18311,7 @@
               <w:spacing w:after="10" w:before="0"/>
               <w:ind w:left="120"/>
             </w:pPr>
-            <w:hyperlink w:history="1" r:id="rIdkblfap11s2wdut1hhcack">
+            <w:hyperlink w:history="1" r:id="rId8s2l9qnfuu_g6evbqupoo">
               <w:r>
                 <w:rPr>
                   <w:rFonts w:ascii="Arial" w:cs="Arial" w:eastAsia="Arial" w:hAnsi="Arial"/>
@@ -18506,7 +18506,7 @@
             <w:pPr>
               <w:spacing w:after="20" w:before="0"/>
             </w:pPr>
-            <w:hyperlink w:history="1" r:id="rIdc5hro2jopxcta4wotuwlo">
+            <w:hyperlink w:history="1" r:id="rIdbjbus0jy9bv4zqpd00c9c">
               <w:r>
                 <w:rPr>
                   <w:rFonts w:ascii="Arial" w:cs="Arial" w:eastAsia="Arial" w:hAnsi="Arial"/>
@@ -18539,7 +18539,7 @@
               <w:spacing w:after="10" w:before="0"/>
               <w:ind w:left="120"/>
             </w:pPr>
-            <w:hyperlink w:history="1" r:id="rIdz6zvbpqtwd93pwag2yql0">
+            <w:hyperlink w:history="1" r:id="rIddsirgxc84h6vdhni9byj5">
               <w:r>
                 <w:rPr>
                   <w:rFonts w:ascii="Arial" w:cs="Arial" w:eastAsia="Arial" w:hAnsi="Arial"/>
@@ -18584,7 +18584,7 @@
             <w:pPr>
               <w:spacing w:after="20" w:before="0"/>
             </w:pPr>
-            <w:hyperlink w:history="1" r:id="rIdhnjzgwvryhdu2dtgv1l-t">
+            <w:hyperlink w:history="1" r:id="rIdetautyvd1eg6kkiuw4fup">
               <w:r>
                 <w:rPr>
                   <w:rFonts w:ascii="Arial" w:cs="Arial" w:eastAsia="Arial" w:hAnsi="Arial"/>
@@ -18617,7 +18617,7 @@
               <w:spacing w:after="10" w:before="0"/>
               <w:ind w:left="120"/>
             </w:pPr>
-            <w:hyperlink w:history="1" r:id="rId_y1ziay7xmrms2oocaljn">
+            <w:hyperlink w:history="1" r:id="rIdk1ff8hvgzw99cfuvozmhn">
               <w:r>
                 <w:rPr>
                   <w:rFonts w:ascii="Arial" w:cs="Arial" w:eastAsia="Arial" w:hAnsi="Arial"/>
@@ -18812,7 +18812,7 @@
             <w:pPr>
               <w:spacing w:after="20" w:before="0"/>
             </w:pPr>
-            <w:hyperlink w:history="1" r:id="rId8bpecatps9j4ctreg0gla">
+            <w:hyperlink w:history="1" r:id="rIdwwniwaykznzmvnyav9qdx">
               <w:r>
                 <w:rPr>
                   <w:rFonts w:ascii="Arial" w:cs="Arial" w:eastAsia="Arial" w:hAnsi="Arial"/>
@@ -18845,7 +18845,7 @@
               <w:spacing w:after="10" w:before="0"/>
               <w:ind w:left="120"/>
             </w:pPr>
-            <w:hyperlink w:history="1" r:id="rIdwgttgppkf6_djhpg0ttu8">
+            <w:hyperlink w:history="1" r:id="rIdikxgwdwpg2trpi2rkyhhh">
               <w:r>
                 <w:rPr>
                   <w:rFonts w:ascii="Arial" w:cs="Arial" w:eastAsia="Arial" w:hAnsi="Arial"/>
@@ -18890,7 +18890,7 @@
             <w:pPr>
               <w:spacing w:after="20" w:before="0"/>
             </w:pPr>
-            <w:hyperlink w:history="1" r:id="rIdghrhymieqkty6b9ku9lb0">
+            <w:hyperlink w:history="1" r:id="rIdavu8kx1oy8poyzx8or5bs">
               <w:r>
                 <w:rPr>
                   <w:rFonts w:ascii="Arial" w:cs="Arial" w:eastAsia="Arial" w:hAnsi="Arial"/>
@@ -18923,7 +18923,7 @@
               <w:spacing w:after="10" w:before="0"/>
               <w:ind w:left="120"/>
             </w:pPr>
-            <w:hyperlink w:history="1" r:id="rIdl-yujothfwn6im_2g7jpy">
+            <w:hyperlink w:history="1" r:id="rIddge4luhxblqx3vvu2rmep">
               <w:r>
                 <w:rPr>
                   <w:rFonts w:ascii="Arial" w:cs="Arial" w:eastAsia="Arial" w:hAnsi="Arial"/>
@@ -20410,7 +20410,7 @@
             <w:pPr>
               <w:spacing w:after="20" w:before="0"/>
             </w:pPr>
-            <w:hyperlink w:history="1" r:id="rIdf1w-stopnasuq9exeiodd">
+            <w:hyperlink w:history="1" r:id="rId3asxwlhle_rpuicyylk7p">
               <w:r>
                 <w:rPr>
                   <w:rFonts w:ascii="Arial" w:cs="Arial" w:eastAsia="Arial" w:hAnsi="Arial"/>
@@ -20443,7 +20443,7 @@
               <w:spacing w:after="10" w:before="0"/>
               <w:ind w:left="120"/>
             </w:pPr>
-            <w:hyperlink w:history="1" r:id="rIdmbtdvw5z0auojbsvwvk5u">
+            <w:hyperlink w:history="1" r:id="rId5phvgtw7ps8j53ags7hjz">
               <w:r>
                 <w:rPr>
                   <w:rFonts w:ascii="Arial" w:cs="Arial" w:eastAsia="Arial" w:hAnsi="Arial"/>
@@ -20488,7 +20488,7 @@
             <w:pPr>
               <w:spacing w:after="20" w:before="0"/>
             </w:pPr>
-            <w:hyperlink w:history="1" r:id="rIddzf6qql6uofpml72wnhci">
+            <w:hyperlink w:history="1" r:id="rIdh2_szmdiiiyje-g38bx3m">
               <w:r>
                 <w:rPr>
                   <w:rFonts w:ascii="Arial" w:cs="Arial" w:eastAsia="Arial" w:hAnsi="Arial"/>
@@ -20521,7 +20521,7 @@
               <w:spacing w:after="10" w:before="0"/>
               <w:ind w:left="120"/>
             </w:pPr>
-            <w:hyperlink w:history="1" r:id="rIdlvg3pyxp4rnl5zqvi-6wj">
+            <w:hyperlink w:history="1" r:id="rIdaswtw11dtgxcbhvy9ezvu">
               <w:r>
                 <w:rPr>
                   <w:rFonts w:ascii="Arial" w:cs="Arial" w:eastAsia="Arial" w:hAnsi="Arial"/>
@@ -20716,7 +20716,7 @@
             <w:pPr>
               <w:spacing w:after="20" w:before="0"/>
             </w:pPr>
-            <w:hyperlink w:history="1" r:id="rIdqpbp6imqfmpy3tdza2wzy">
+            <w:hyperlink w:history="1" r:id="rIdj_tq8voernnv8svlrqz1b">
               <w:r>
                 <w:rPr>
                   <w:rFonts w:ascii="Arial" w:cs="Arial" w:eastAsia="Arial" w:hAnsi="Arial"/>
@@ -20749,7 +20749,7 @@
               <w:spacing w:after="10" w:before="0"/>
               <w:ind w:left="120"/>
             </w:pPr>
-            <w:hyperlink w:history="1" r:id="rId2rukl5a1qszspo6mudu_z">
+            <w:hyperlink w:history="1" r:id="rIdtrqtti-aumdi-wsn9fexv">
               <w:r>
                 <w:rPr>
                   <w:rFonts w:ascii="Arial" w:cs="Arial" w:eastAsia="Arial" w:hAnsi="Arial"/>
@@ -20794,7 +20794,7 @@
             <w:pPr>
               <w:spacing w:after="20" w:before="0"/>
             </w:pPr>
-            <w:hyperlink w:history="1" r:id="rIdekfahue6crzu2-q4ydy14">
+            <w:hyperlink w:history="1" r:id="rIdtyiu_l18wuxqptcj6c5ar">
               <w:r>
                 <w:rPr>
                   <w:rFonts w:ascii="Arial" w:cs="Arial" w:eastAsia="Arial" w:hAnsi="Arial"/>
@@ -20827,7 +20827,7 @@
               <w:spacing w:after="10" w:before="0"/>
               <w:ind w:left="120"/>
             </w:pPr>
-            <w:hyperlink w:history="1" r:id="rIdc9b8ggokne63d9ogr41no">
+            <w:hyperlink w:history="1" r:id="rIdzisdovdofia0mdr3q07kr">
               <w:r>
                 <w:rPr>
                   <w:rFonts w:ascii="Arial" w:cs="Arial" w:eastAsia="Arial" w:hAnsi="Arial"/>
@@ -21022,7 +21022,7 @@
             <w:pPr>
               <w:spacing w:after="20" w:before="0"/>
             </w:pPr>
-            <w:hyperlink w:history="1" r:id="rId72pnrv2rtcjg0bq95odfr">
+            <w:hyperlink w:history="1" r:id="rIdyof4ul9jsnouuldwvlbqb">
               <w:r>
                 <w:rPr>
                   <w:rFonts w:ascii="Arial" w:cs="Arial" w:eastAsia="Arial" w:hAnsi="Arial"/>
@@ -21055,7 +21055,7 @@
               <w:spacing w:after="10" w:before="0"/>
               <w:ind w:left="120"/>
             </w:pPr>
-            <w:hyperlink w:history="1" r:id="rIdwnsul03s7psxytbrax5pu">
+            <w:hyperlink w:history="1" r:id="rIdsvt1cxwergl-qb2idsnqq">
               <w:r>
                 <w:rPr>
                   <w:rFonts w:ascii="Arial" w:cs="Arial" w:eastAsia="Arial" w:hAnsi="Arial"/>
@@ -21100,7 +21100,7 @@
             <w:pPr>
               <w:spacing w:after="20" w:before="0"/>
             </w:pPr>
-            <w:hyperlink w:history="1" r:id="rId9g1zdi1kvgvjdllfvpwtf">
+            <w:hyperlink w:history="1" r:id="rIdy42li0pc9zoeosjvmwzna">
               <w:r>
                 <w:rPr>
                   <w:rFonts w:ascii="Arial" w:cs="Arial" w:eastAsia="Arial" w:hAnsi="Arial"/>
@@ -21133,7 +21133,7 @@
               <w:spacing w:after="10" w:before="0"/>
               <w:ind w:left="120"/>
             </w:pPr>
-            <w:hyperlink w:history="1" r:id="rIde1awefbrbzkjcx9jfzmk_">
+            <w:hyperlink w:history="1" r:id="rIdhojg9-em1wfrdbmqlw1wc">
               <w:r>
                 <w:rPr>
                   <w:rFonts w:ascii="Arial" w:cs="Arial" w:eastAsia="Arial" w:hAnsi="Arial"/>
@@ -21328,7 +21328,7 @@
             <w:pPr>
               <w:spacing w:after="20" w:before="0"/>
             </w:pPr>
-            <w:hyperlink w:history="1" r:id="rIdk5_q4enoucjui6dppdnep">
+            <w:hyperlink w:history="1" r:id="rIdhzdy1pxiw9ltatsygibhn">
               <w:r>
                 <w:rPr>
                   <w:rFonts w:ascii="Arial" w:cs="Arial" w:eastAsia="Arial" w:hAnsi="Arial"/>
@@ -21361,7 +21361,7 @@
               <w:spacing w:after="10" w:before="0"/>
               <w:ind w:left="120"/>
             </w:pPr>
-            <w:hyperlink w:history="1" r:id="rIdilmvnvjasthanwhlvidst">
+            <w:hyperlink w:history="1" r:id="rIde1ydrgup76leymoqbjzcl">
               <w:r>
                 <w:rPr>
                   <w:rFonts w:ascii="Arial" w:cs="Arial" w:eastAsia="Arial" w:hAnsi="Arial"/>
@@ -21406,7 +21406,7 @@
             <w:pPr>
               <w:spacing w:after="20" w:before="0"/>
             </w:pPr>
-            <w:hyperlink w:history="1" r:id="rIdwpevgcuqr0aetcyp8wdd7">
+            <w:hyperlink w:history="1" r:id="rIdkeqmqstterwmm-8htth7x">
               <w:r>
                 <w:rPr>
                   <w:rFonts w:ascii="Arial" w:cs="Arial" w:eastAsia="Arial" w:hAnsi="Arial"/>
@@ -21439,7 +21439,7 @@
               <w:spacing w:after="10" w:before="0"/>
               <w:ind w:left="120"/>
             </w:pPr>
-            <w:hyperlink w:history="1" r:id="rIdtrkx4fvtg9srxj5tdoffs">
+            <w:hyperlink w:history="1" r:id="rId0ojp1oxkuvhyqjusp4wll">
               <w:r>
                 <w:rPr>
                   <w:rFonts w:ascii="Arial" w:cs="Arial" w:eastAsia="Arial" w:hAnsi="Arial"/>
@@ -21634,7 +21634,7 @@
             <w:pPr>
               <w:spacing w:after="20" w:before="0"/>
             </w:pPr>
-            <w:hyperlink w:history="1" r:id="rIdpvvex2cqq5o151md86wx5">
+            <w:hyperlink w:history="1" r:id="rIdowgwhzaf9egvdx4tpmc1f">
               <w:r>
                 <w:rPr>
                   <w:rFonts w:ascii="Arial" w:cs="Arial" w:eastAsia="Arial" w:hAnsi="Arial"/>
@@ -21667,7 +21667,7 @@
               <w:spacing w:after="10" w:before="0"/>
               <w:ind w:left="120"/>
             </w:pPr>
-            <w:hyperlink w:history="1" r:id="rIdytnjubum8g20tmanufzgg">
+            <w:hyperlink w:history="1" r:id="rIdgtpzu3wsz0xq-azf9jfvv">
               <w:r>
                 <w:rPr>
                   <w:rFonts w:ascii="Arial" w:cs="Arial" w:eastAsia="Arial" w:hAnsi="Arial"/>
@@ -21712,7 +21712,7 @@
             <w:pPr>
               <w:spacing w:after="20" w:before="0"/>
             </w:pPr>
-            <w:hyperlink w:history="1" r:id="rIddvoan-_ucapsyyabnnodm">
+            <w:hyperlink w:history="1" r:id="rId_vywk22_wsovvnonaacip">
               <w:r>
                 <w:rPr>
                   <w:rFonts w:ascii="Arial" w:cs="Arial" w:eastAsia="Arial" w:hAnsi="Arial"/>
@@ -21745,7 +21745,7 @@
               <w:spacing w:after="10" w:before="0"/>
               <w:ind w:left="120"/>
             </w:pPr>
-            <w:hyperlink w:history="1" r:id="rIdbfzfcrblweazzl1rqnmlg">
+            <w:hyperlink w:history="1" r:id="rIdfumrtc2pysrmu74wnpv1j">
               <w:r>
                 <w:rPr>
                   <w:rFonts w:ascii="Arial" w:cs="Arial" w:eastAsia="Arial" w:hAnsi="Arial"/>
@@ -23232,7 +23232,7 @@
             <w:pPr>
               <w:spacing w:after="20" w:before="0"/>
             </w:pPr>
-            <w:hyperlink w:history="1" r:id="rIdcdsrv1wpo0upahj76mypy">
+            <w:hyperlink w:history="1" r:id="rIdnszcxecympz8henuh5zw9">
               <w:r>
                 <w:rPr>
                   <w:rFonts w:ascii="Arial" w:cs="Arial" w:eastAsia="Arial" w:hAnsi="Arial"/>
@@ -23265,7 +23265,7 @@
               <w:spacing w:after="10" w:before="0"/>
               <w:ind w:left="120"/>
             </w:pPr>
-            <w:hyperlink w:history="1" r:id="rId1nu1mbaeiwf-zjeu7nh3x">
+            <w:hyperlink w:history="1" r:id="rIdogper5jvj4cw-iziok-hf">
               <w:r>
                 <w:rPr>
                   <w:rFonts w:ascii="Arial" w:cs="Arial" w:eastAsia="Arial" w:hAnsi="Arial"/>
@@ -23310,7 +23310,7 @@
             <w:pPr>
               <w:spacing w:after="20" w:before="0"/>
             </w:pPr>
-            <w:hyperlink w:history="1" r:id="rIdkf1isbuafpimjl1y8ghg-">
+            <w:hyperlink w:history="1" r:id="rIdasycdtr6kinqima3ppabx">
               <w:r>
                 <w:rPr>
                   <w:rFonts w:ascii="Arial" w:cs="Arial" w:eastAsia="Arial" w:hAnsi="Arial"/>
@@ -23343,7 +23343,7 @@
               <w:spacing w:after="10" w:before="0"/>
               <w:ind w:left="120"/>
             </w:pPr>
-            <w:hyperlink w:history="1" r:id="rIdii-hiw2akpmxbmef1cmea">
+            <w:hyperlink w:history="1" r:id="rIdaw6gbjd6ajxsx07gwaqqj">
               <w:r>
                 <w:rPr>
                   <w:rFonts w:ascii="Arial" w:cs="Arial" w:eastAsia="Arial" w:hAnsi="Arial"/>
@@ -23538,7 +23538,7 @@
             <w:pPr>
               <w:spacing w:after="20" w:before="0"/>
             </w:pPr>
-            <w:hyperlink w:history="1" r:id="rIdpapsyv8rkg40fftatkaba">
+            <w:hyperlink w:history="1" r:id="rIdntijgssm-owdfml2eriyl">
               <w:r>
                 <w:rPr>
                   <w:rFonts w:ascii="Arial" w:cs="Arial" w:eastAsia="Arial" w:hAnsi="Arial"/>
@@ -23571,7 +23571,7 @@
               <w:spacing w:after="10" w:before="0"/>
               <w:ind w:left="120"/>
             </w:pPr>
-            <w:hyperlink w:history="1" r:id="rIdv9v0fy6dcelolvxbzet_u">
+            <w:hyperlink w:history="1" r:id="rIdzjcqo2vnforsq-uirgfax">
               <w:r>
                 <w:rPr>
                   <w:rFonts w:ascii="Arial" w:cs="Arial" w:eastAsia="Arial" w:hAnsi="Arial"/>
@@ -23616,7 +23616,7 @@
             <w:pPr>
               <w:spacing w:after="20" w:before="0"/>
             </w:pPr>
-            <w:hyperlink w:history="1" r:id="rIdkqvv_jiasynyorvkrhezz">
+            <w:hyperlink w:history="1" r:id="rIdys9x3xgxclc4msvmdkml6">
               <w:r>
                 <w:rPr>
                   <w:rFonts w:ascii="Arial" w:cs="Arial" w:eastAsia="Arial" w:hAnsi="Arial"/>
@@ -23649,7 +23649,7 @@
               <w:spacing w:after="10" w:before="0"/>
               <w:ind w:left="120"/>
             </w:pPr>
-            <w:hyperlink w:history="1" r:id="rIday_piu5ndzyu1kdyc3ce2">
+            <w:hyperlink w:history="1" r:id="rId2h0quel__zmyylxwvgpeh">
               <w:r>
                 <w:rPr>
                   <w:rFonts w:ascii="Arial" w:cs="Arial" w:eastAsia="Arial" w:hAnsi="Arial"/>
@@ -23844,7 +23844,7 @@
             <w:pPr>
               <w:spacing w:after="20" w:before="0"/>
             </w:pPr>
-            <w:hyperlink w:history="1" r:id="rIdqgjtxrv_mrqtiyseoiuf0">
+            <w:hyperlink w:history="1" r:id="rIdoizi-zeoflwqnnwqqka-f">
               <w:r>
                 <w:rPr>
                   <w:rFonts w:ascii="Arial" w:cs="Arial" w:eastAsia="Arial" w:hAnsi="Arial"/>
@@ -23877,7 +23877,7 @@
               <w:spacing w:after="10" w:before="0"/>
               <w:ind w:left="120"/>
             </w:pPr>
-            <w:hyperlink w:history="1" r:id="rIdpyldnbmbjrwloquq9jbf_">
+            <w:hyperlink w:history="1" r:id="rIdh7t_ttwfp41_a4z1udziq">
               <w:r>
                 <w:rPr>
                   <w:rFonts w:ascii="Arial" w:cs="Arial" w:eastAsia="Arial" w:hAnsi="Arial"/>
@@ -23922,7 +23922,7 @@
             <w:pPr>
               <w:spacing w:after="20" w:before="0"/>
             </w:pPr>
-            <w:hyperlink w:history="1" r:id="rIdm3o8odhc5uuyjdymzjpl2">
+            <w:hyperlink w:history="1" r:id="rIdtm1nbtrtudikr12akyemm">
               <w:r>
                 <w:rPr>
                   <w:rFonts w:ascii="Arial" w:cs="Arial" w:eastAsia="Arial" w:hAnsi="Arial"/>
@@ -23955,7 +23955,7 @@
               <w:spacing w:after="10" w:before="0"/>
               <w:ind w:left="120"/>
             </w:pPr>
-            <w:hyperlink w:history="1" r:id="rId1y0pjej_aakgxb5ryomzg">
+            <w:hyperlink w:history="1" r:id="rIdqqcvi0s78foumzaormu8u">
               <w:r>
                 <w:rPr>
                   <w:rFonts w:ascii="Arial" w:cs="Arial" w:eastAsia="Arial" w:hAnsi="Arial"/>
@@ -24150,7 +24150,7 @@
             <w:pPr>
               <w:spacing w:after="20" w:before="0"/>
             </w:pPr>
-            <w:hyperlink w:history="1" r:id="rIdmhub1zjzryxksysjidugd">
+            <w:hyperlink w:history="1" r:id="rIdnwzbxsj3lpxfpydefftgj">
               <w:r>
                 <w:rPr>
                   <w:rFonts w:ascii="Arial" w:cs="Arial" w:eastAsia="Arial" w:hAnsi="Arial"/>
@@ -24183,7 +24183,7 @@
               <w:spacing w:after="10" w:before="0"/>
               <w:ind w:left="120"/>
             </w:pPr>
-            <w:hyperlink w:history="1" r:id="rIdx6tfe2dyhi4vve6e_cdig">
+            <w:hyperlink w:history="1" r:id="rId9acfaujttdgqdnwvrjsdc">
               <w:r>
                 <w:rPr>
                   <w:rFonts w:ascii="Arial" w:cs="Arial" w:eastAsia="Arial" w:hAnsi="Arial"/>
@@ -24228,7 +24228,7 @@
             <w:pPr>
               <w:spacing w:after="20" w:before="0"/>
             </w:pPr>
-            <w:hyperlink w:history="1" r:id="rIdffudopsjs6fmuk3kwp3cq">
+            <w:hyperlink w:history="1" r:id="rIdrjfsjt8q3-2_erhr7fbfl">
               <w:r>
                 <w:rPr>
                   <w:rFonts w:ascii="Arial" w:cs="Arial" w:eastAsia="Arial" w:hAnsi="Arial"/>
@@ -24261,7 +24261,7 @@
               <w:spacing w:after="10" w:before="0"/>
               <w:ind w:left="120"/>
             </w:pPr>
-            <w:hyperlink w:history="1" r:id="rIdp8qtz7kxuaynxiysqstyc">
+            <w:hyperlink w:history="1" r:id="rIdcsqmkx8w_ay2lzhc9k3rt">
               <w:r>
                 <w:rPr>
                   <w:rFonts w:ascii="Arial" w:cs="Arial" w:eastAsia="Arial" w:hAnsi="Arial"/>
@@ -24456,7 +24456,7 @@
             <w:pPr>
               <w:spacing w:after="20" w:before="0"/>
             </w:pPr>
-            <w:hyperlink w:history="1" r:id="rIdc6nveo-okthkf8h3lcwk4">
+            <w:hyperlink w:history="1" r:id="rIdeoxn38gp2d0ngvx86pfjq">
               <w:r>
                 <w:rPr>
                   <w:rFonts w:ascii="Arial" w:cs="Arial" w:eastAsia="Arial" w:hAnsi="Arial"/>
@@ -24489,7 +24489,7 @@
               <w:spacing w:after="10" w:before="0"/>
               <w:ind w:left="120"/>
             </w:pPr>
-            <w:hyperlink w:history="1" r:id="rIdokf30cq_qeua1pghfthwp">
+            <w:hyperlink w:history="1" r:id="rId-cbslcj2j5muzk-uiqe6_">
               <w:r>
                 <w:rPr>
                   <w:rFonts w:ascii="Arial" w:cs="Arial" w:eastAsia="Arial" w:hAnsi="Arial"/>
@@ -24534,7 +24534,7 @@
             <w:pPr>
               <w:spacing w:after="20" w:before="0"/>
             </w:pPr>
-            <w:hyperlink w:history="1" r:id="rIdmctxjsttnpxfi4bp0kily">
+            <w:hyperlink w:history="1" r:id="rId_safcyjqtl0xirwhzj_fc">
               <w:r>
                 <w:rPr>
                   <w:rFonts w:ascii="Arial" w:cs="Arial" w:eastAsia="Arial" w:hAnsi="Arial"/>
@@ -24567,7 +24567,7 @@
               <w:spacing w:after="10" w:before="0"/>
               <w:ind w:left="120"/>
             </w:pPr>
-            <w:hyperlink w:history="1" r:id="rIda5uhspl4l4xqr6yjfjtc5">
+            <w:hyperlink w:history="1" r:id="rIdhntk7487ttqvqnrylaqla">
               <w:r>
                 <w:rPr>
                   <w:rFonts w:ascii="Arial" w:cs="Arial" w:eastAsia="Arial" w:hAnsi="Arial"/>
@@ -26054,7 +26054,7 @@
             <w:pPr>
               <w:spacing w:after="20" w:before="0"/>
             </w:pPr>
-            <w:hyperlink w:history="1" r:id="rIdli5spc5cr-few1v9yu6mu">
+            <w:hyperlink w:history="1" r:id="rIdmi-avyitkbvf7bmray19g">
               <w:r>
                 <w:rPr>
                   <w:rFonts w:ascii="Arial" w:cs="Arial" w:eastAsia="Arial" w:hAnsi="Arial"/>
@@ -26087,7 +26087,7 @@
               <w:spacing w:after="10" w:before="0"/>
               <w:ind w:left="120"/>
             </w:pPr>
-            <w:hyperlink w:history="1" r:id="rId66c-uoxqfqw_jchyoylr7">
+            <w:hyperlink w:history="1" r:id="rIdx2hmmjmh3bv9ljjqcnsbk">
               <w:r>
                 <w:rPr>
                   <w:rFonts w:ascii="Arial" w:cs="Arial" w:eastAsia="Arial" w:hAnsi="Arial"/>
@@ -26132,7 +26132,7 @@
             <w:pPr>
               <w:spacing w:after="20" w:before="0"/>
             </w:pPr>
-            <w:hyperlink w:history="1" r:id="rId_i3fubrt1jrzu5sm30of7">
+            <w:hyperlink w:history="1" r:id="rIdis6uac_nv71kflp5saqew">
               <w:r>
                 <w:rPr>
                   <w:rFonts w:ascii="Arial" w:cs="Arial" w:eastAsia="Arial" w:hAnsi="Arial"/>
@@ -26165,7 +26165,7 @@
               <w:spacing w:after="10" w:before="0"/>
               <w:ind w:left="120"/>
             </w:pPr>
-            <w:hyperlink w:history="1" r:id="rIdoqpzth5lyyt512tpchosh">
+            <w:hyperlink w:history="1" r:id="rIdzmddeoisklx_wn8hi2cu8">
               <w:r>
                 <w:rPr>
                   <w:rFonts w:ascii="Arial" w:cs="Arial" w:eastAsia="Arial" w:hAnsi="Arial"/>
@@ -26360,7 +26360,7 @@
             <w:pPr>
               <w:spacing w:after="20" w:before="0"/>
             </w:pPr>
-            <w:hyperlink w:history="1" r:id="rIdulxozbqfrrqouhdfkaywn">
+            <w:hyperlink w:history="1" r:id="rIdv93ydlz1gi4vqeyejuio1">
               <w:r>
                 <w:rPr>
                   <w:rFonts w:ascii="Arial" w:cs="Arial" w:eastAsia="Arial" w:hAnsi="Arial"/>
@@ -26393,7 +26393,7 @@
               <w:spacing w:after="10" w:before="0"/>
               <w:ind w:left="120"/>
             </w:pPr>
-            <w:hyperlink w:history="1" r:id="rIddvkug23dp14e41f-r0vzi">
+            <w:hyperlink w:history="1" r:id="rId_cey4e__wnstgirpc_d3a">
               <w:r>
                 <w:rPr>
                   <w:rFonts w:ascii="Arial" w:cs="Arial" w:eastAsia="Arial" w:hAnsi="Arial"/>
@@ -26438,7 +26438,7 @@
             <w:pPr>
               <w:spacing w:after="20" w:before="0"/>
             </w:pPr>
-            <w:hyperlink w:history="1" r:id="rIdxlkyceedqtiqkcqvnejdd">
+            <w:hyperlink w:history="1" r:id="rIdptqh48rac4cuyrwbyrvuj">
               <w:r>
                 <w:rPr>
                   <w:rFonts w:ascii="Arial" w:cs="Arial" w:eastAsia="Arial" w:hAnsi="Arial"/>
@@ -26471,7 +26471,7 @@
               <w:spacing w:after="10" w:before="0"/>
               <w:ind w:left="120"/>
             </w:pPr>
-            <w:hyperlink w:history="1" r:id="rIdmimt2ogsi7dnau_lli672">
+            <w:hyperlink w:history="1" r:id="rIdaouzylg7iwtpibunm2drq">
               <w:r>
                 <w:rPr>
                   <w:rFonts w:ascii="Arial" w:cs="Arial" w:eastAsia="Arial" w:hAnsi="Arial"/>
@@ -26666,7 +26666,7 @@
             <w:pPr>
               <w:spacing w:after="20" w:before="0"/>
             </w:pPr>
-            <w:hyperlink w:history="1" r:id="rIdvlouthdwtvjrbupotam0r">
+            <w:hyperlink w:history="1" r:id="rIdkkfrqeoisi0cy2zq8hmyg">
               <w:r>
                 <w:rPr>
                   <w:rFonts w:ascii="Arial" w:cs="Arial" w:eastAsia="Arial" w:hAnsi="Arial"/>
@@ -26699,7 +26699,7 @@
               <w:spacing w:after="10" w:before="0"/>
               <w:ind w:left="120"/>
             </w:pPr>
-            <w:hyperlink w:history="1" r:id="rIdr46uu8tdci8ghszdjh-3f">
+            <w:hyperlink w:history="1" r:id="rIdeswgin7csen5ndvskhogz">
               <w:r>
                 <w:rPr>
                   <w:rFonts w:ascii="Arial" w:cs="Arial" w:eastAsia="Arial" w:hAnsi="Arial"/>
@@ -26744,7 +26744,7 @@
             <w:pPr>
               <w:spacing w:after="20" w:before="0"/>
             </w:pPr>
-            <w:hyperlink w:history="1" r:id="rId5jbp2ntpvnefpa9wnxxnj">
+            <w:hyperlink w:history="1" r:id="rIdwfcrxf4hnchjablsl7yxi">
               <w:r>
                 <w:rPr>
                   <w:rFonts w:ascii="Arial" w:cs="Arial" w:eastAsia="Arial" w:hAnsi="Arial"/>
@@ -26777,7 +26777,7 @@
               <w:spacing w:after="10" w:before="0"/>
               <w:ind w:left="120"/>
             </w:pPr>
-            <w:hyperlink w:history="1" r:id="rIdeusj9zxd2ch201hxra1tv">
+            <w:hyperlink w:history="1" r:id="rIdwhoc36nafhvve_mwoocey">
               <w:r>
                 <w:rPr>
                   <w:rFonts w:ascii="Arial" w:cs="Arial" w:eastAsia="Arial" w:hAnsi="Arial"/>
@@ -26972,7 +26972,7 @@
             <w:pPr>
               <w:spacing w:after="20" w:before="0"/>
             </w:pPr>
-            <w:hyperlink w:history="1" r:id="rIdquthvvcrylf1f_ufrpljp">
+            <w:hyperlink w:history="1" r:id="rIdl5oenorbd7t95xutdl9kh">
               <w:r>
                 <w:rPr>
                   <w:rFonts w:ascii="Arial" w:cs="Arial" w:eastAsia="Arial" w:hAnsi="Arial"/>
@@ -27005,7 +27005,7 @@
               <w:spacing w:after="10" w:before="0"/>
               <w:ind w:left="120"/>
             </w:pPr>
-            <w:hyperlink w:history="1" r:id="rIdijestsbeaqvidkbg39fbc">
+            <w:hyperlink w:history="1" r:id="rIdafxr7bqfzfmo24xbgq6n0">
               <w:r>
                 <w:rPr>
                   <w:rFonts w:ascii="Arial" w:cs="Arial" w:eastAsia="Arial" w:hAnsi="Arial"/>
@@ -27050,7 +27050,7 @@
             <w:pPr>
               <w:spacing w:after="20" w:before="0"/>
             </w:pPr>
-            <w:hyperlink w:history="1" r:id="rIdpoqvwfurpe7xpfljc59fx">
+            <w:hyperlink w:history="1" r:id="rIdtwv65ykris7ncakwkkvvr">
               <w:r>
                 <w:rPr>
                   <w:rFonts w:ascii="Arial" w:cs="Arial" w:eastAsia="Arial" w:hAnsi="Arial"/>
@@ -27083,7 +27083,7 @@
               <w:spacing w:after="10" w:before="0"/>
               <w:ind w:left="120"/>
             </w:pPr>
-            <w:hyperlink w:history="1" r:id="rIdktp7iexrrs75g25rlzvwm">
+            <w:hyperlink w:history="1" r:id="rIdsuc0hjfapfvbg7wafhrdc">
               <w:r>
                 <w:rPr>
                   <w:rFonts w:ascii="Arial" w:cs="Arial" w:eastAsia="Arial" w:hAnsi="Arial"/>
@@ -27278,7 +27278,7 @@
             <w:pPr>
               <w:spacing w:after="20" w:before="0"/>
             </w:pPr>
-            <w:hyperlink w:history="1" r:id="rIdioar94m0chcfcdbcc1crr">
+            <w:hyperlink w:history="1" r:id="rIdwlvdjmizlm3bvi9vu1wsv">
               <w:r>
                 <w:rPr>
                   <w:rFonts w:ascii="Arial" w:cs="Arial" w:eastAsia="Arial" w:hAnsi="Arial"/>
@@ -27311,7 +27311,7 @@
               <w:spacing w:after="10" w:before="0"/>
               <w:ind w:left="120"/>
             </w:pPr>
-            <w:hyperlink w:history="1" r:id="rIdnwk2ygosiqyzp1ug-niqq">
+            <w:hyperlink w:history="1" r:id="rIdofj44vocae1hlbbgvrjy-">
               <w:r>
                 <w:rPr>
                   <w:rFonts w:ascii="Arial" w:cs="Arial" w:eastAsia="Arial" w:hAnsi="Arial"/>
@@ -27356,7 +27356,7 @@
             <w:pPr>
               <w:spacing w:after="20" w:before="0"/>
             </w:pPr>
-            <w:hyperlink w:history="1" r:id="rIdzxwoqwjpnqds2o_nkbazf">
+            <w:hyperlink w:history="1" r:id="rIdexn_psefxmpw3sno7tr2t">
               <w:r>
                 <w:rPr>
                   <w:rFonts w:ascii="Arial" w:cs="Arial" w:eastAsia="Arial" w:hAnsi="Arial"/>
@@ -27389,7 +27389,7 @@
               <w:spacing w:after="10" w:before="0"/>
               <w:ind w:left="120"/>
             </w:pPr>
-            <w:hyperlink w:history="1" r:id="rId4on1hiuxo37y-xsixayaz">
+            <w:hyperlink w:history="1" r:id="rIdjiwijaisibtgalpis3j_e">
               <w:r>
                 <w:rPr>
                   <w:rFonts w:ascii="Arial" w:cs="Arial" w:eastAsia="Arial" w:hAnsi="Arial"/>

--- a/data/outputs/v2/Maths/SS4.1_Statistics_I/Mathematics_Statistics_I_CBE_LessonSequence.docx
+++ b/data/outputs/v2/Maths/SS4.1_Statistics_I/Mathematics_Statistics_I_CBE_LessonSequence.docx
@@ -42,6 +42,177 @@
     </w:p>
     <w:p>
       <w:pPr>
+        <w:spacing w:after="80" w:before="120"/>
+      </w:pPr>
+      <w:r>
+        <w:rPr>
+          <w:rFonts w:ascii="Arial" w:cs="Arial" w:eastAsia="Arial" w:hAnsi="Arial"/>
+          <w:b/>
+          <w:bCs/>
+          <w:color w:val="1F3864"/>
+          <w:sz w:val="20"/>
+          <w:szCs w:val="20"/>
+        </w:rPr>
+        <w:t xml:space="preserve">ATTRIBUTION AND LICENSING</w:t>
+      </w:r>
+    </w:p>
+    <w:p>
+      <w:pPr>
+        <w:spacing w:after="60" w:before="0"/>
+      </w:pPr>
+      <w:r>
+        <w:rPr>
+          <w:rFonts w:ascii="Arial" w:cs="Arial" w:eastAsia="Arial" w:hAnsi="Arial"/>
+          <w:b/>
+          <w:bCs/>
+          <w:sz w:val="17"/>
+          <w:szCs w:val="17"/>
+        </w:rPr>
+        <w:t xml:space="preserve">Curriculum Alignment: </w:t>
+      </w:r>
+      <w:r>
+        <w:rPr>
+          <w:rFonts w:ascii="Arial" w:cs="Arial" w:eastAsia="Arial" w:hAnsi="Arial"/>
+          <w:sz w:val="17"/>
+          <w:szCs w:val="17"/>
+        </w:rPr>
+        <w:t xml:space="preserve">Structured in pedagogical alignment with the competence-based curriculum format and learning outcomes established by the Kenya Institute of Curriculum Development (KICD). This material is independently developed and is not officially endorsed or published by KICD.</w:t>
+      </w:r>
+    </w:p>
+    <w:p>
+      <w:pPr>
+        <w:spacing w:after="60" w:before="0"/>
+      </w:pPr>
+      <w:r>
+        <w:rPr>
+          <w:rFonts w:ascii="Arial" w:cs="Arial" w:eastAsia="Arial" w:hAnsi="Arial"/>
+          <w:b/>
+          <w:bCs/>
+          <w:sz w:val="17"/>
+          <w:szCs w:val="17"/>
+        </w:rPr>
+        <w:t xml:space="preserve">Content &amp; Pedagogy: </w:t>
+      </w:r>
+      <w:r>
+        <w:rPr>
+          <w:rFonts w:ascii="Arial" w:cs="Arial" w:eastAsia="Arial" w:hAnsi="Arial"/>
+          <w:sz w:val="17"/>
+          <w:szCs w:val="17"/>
+        </w:rPr>
+        <w:t xml:space="preserve">Developed and adapted by the educator team at SeaVuria (registered 501(c)(3) in the United States and registered NGO in Kenya, No. 872-850A-BF11), who designed the pedagogical framework, lesson templates and exemplar lessons on which this material is based.</w:t>
+      </w:r>
+    </w:p>
+    <w:p>
+      <w:pPr>
+        <w:spacing w:after="60" w:before="0"/>
+      </w:pPr>
+      <w:r>
+        <w:rPr>
+          <w:rFonts w:ascii="Arial" w:cs="Arial" w:eastAsia="Arial" w:hAnsi="Arial"/>
+          <w:b/>
+          <w:bCs/>
+          <w:sz w:val="17"/>
+          <w:szCs w:val="17"/>
+        </w:rPr>
+        <w:t xml:space="preserve">Production &amp; Layout: </w:t>
+      </w:r>
+      <w:r>
+        <w:rPr>
+          <w:rFonts w:ascii="Arial" w:cs="Arial" w:eastAsia="Arial" w:hAnsi="Arial"/>
+          <w:sz w:val="17"/>
+          <w:szCs w:val="17"/>
+        </w:rPr>
+        <w:t xml:space="preserve">Educational design and curriculum sequencing by SeaVuria. Technical layout, structural formatting, and digital optimization/implementation executed in partnership with ARES Education (registered 501(c)(3) in the United States and Canada (as Afretech Aid) and registered NGO in Kenya), with lesson drafting and compilation assisted by AI (Claude, Anthropic).</w:t>
+      </w:r>
+    </w:p>
+    <w:p>
+      <w:pPr>
+        <w:pBdr>
+          <w:bottom w:val="single" w:color="1F3864" w:sz="6" w:space="6"/>
+        </w:pBdr>
+        <w:spacing w:after="60" w:before="0"/>
+      </w:pPr>
+      <w:r>
+        <w:rPr>
+          <w:rFonts w:ascii="Arial" w:cs="Arial" w:eastAsia="Arial" w:hAnsi="Arial"/>
+          <w:b/>
+          <w:bCs/>
+          <w:sz w:val="17"/>
+          <w:szCs w:val="17"/>
+        </w:rPr>
+        <w:t xml:space="preserve">Licensing &amp; Copyright: </w:t>
+      </w:r>
+      <w:r>
+        <w:rPr>
+          <w:rFonts w:ascii="Arial" w:cs="Arial" w:eastAsia="Arial" w:hAnsi="Arial"/>
+          <w:sz w:val="17"/>
+          <w:szCs w:val="17"/>
+        </w:rPr>
+        <w:t xml:space="preserve">© 2026 SeaVuria and ARES. This work is licensed under a </w:t>
+      </w:r>
+      <w:hyperlink w:history="1" r:id="rIdjlbmujs1h_unizhxpowge">
+        <w:r>
+          <w:rPr>
+            <w:rFonts w:ascii="Arial" w:cs="Arial" w:eastAsia="Arial" w:hAnsi="Arial"/>
+            <w:color w:val="1F6B75"/>
+            <w:sz w:val="17"/>
+            <w:szCs w:val="17"/>
+            <w:u w:val="single" w:color="1F6B75"/>
+          </w:rPr>
+          <w:t xml:space="preserve">Creative Commons Attribution-NonCommercial 4.0 International License</w:t>
+        </w:r>
+      </w:hyperlink>
+      <w:r>
+        <w:rPr>
+          <w:rFonts w:ascii="Arial" w:cs="Arial" w:eastAsia="Arial" w:hAnsi="Arial"/>
+          <w:sz w:val="17"/>
+          <w:szCs w:val="17"/>
+        </w:rPr>
+        <w:t xml:space="preserve"> (</w:t>
+      </w:r>
+      <w:hyperlink w:history="1" r:id="rIdogf7rlts28wbyhs5lpa2q">
+        <w:r>
+          <w:rPr>
+            <w:rFonts w:ascii="Arial" w:cs="Arial" w:eastAsia="Arial" w:hAnsi="Arial"/>
+            <w:color w:val="1F6B75"/>
+            <w:sz w:val="17"/>
+            <w:szCs w:val="17"/>
+            <w:u w:val="single" w:color="1F6B75"/>
+          </w:rPr>
+          <w:t xml:space="preserve">CC BY-NC 4.0</w:t>
+        </w:r>
+      </w:hyperlink>
+      <w:r>
+        <w:rPr>
+          <w:rFonts w:ascii="Arial" w:cs="Arial" w:eastAsia="Arial" w:hAnsi="Arial"/>
+          <w:sz w:val="17"/>
+          <w:szCs w:val="17"/>
+        </w:rPr>
+        <w:t xml:space="preserve">). To view a copy of this license, visit </w:t>
+      </w:r>
+      <w:hyperlink w:history="1" r:id="rIdsypsym2wxr4wdijnt9fns">
+        <w:r>
+          <w:rPr>
+            <w:rFonts w:ascii="Arial" w:cs="Arial" w:eastAsia="Arial" w:hAnsi="Arial"/>
+            <w:color w:val="1F6B75"/>
+            <w:sz w:val="17"/>
+            <w:szCs w:val="17"/>
+            <w:u w:val="single" w:color="1F6B75"/>
+          </w:rPr>
+          <w:t xml:space="preserve">https://creativecommons.org/licenses/by-nc/4.0/</w:t>
+        </w:r>
+      </w:hyperlink>
+      <w:r>
+        <w:rPr>
+          <w:rFonts w:ascii="Arial" w:cs="Arial" w:eastAsia="Arial" w:hAnsi="Arial"/>
+          <w:sz w:val="17"/>
+          <w:szCs w:val="17"/>
+        </w:rPr>
+        <w:t xml:space="preserve">. You are free to copy, redistribute, and adapt this material in any medium or format, provided appropriate credit is given and the material is not used for commercial purposes. KICD learning outcomes and curriculum designations reproduced here for alignment purposes remain the property of KICD and are not covered by this license. Linked external resources (e.g. CK-12, Khan Academy, PhET) are subject to their own licenses.</w:t>
+      </w:r>
+    </w:p>
+    <w:p>
+      <w:pPr>
         <w:spacing w:after="120"/>
       </w:pPr>
       <w:r>
@@ -3478,7 +3649,7 @@
             <w:pPr>
               <w:spacing w:after="20" w:before="0"/>
             </w:pPr>
-            <w:hyperlink w:history="1" r:id="rId18zp7vpazetjcv04vrmiv">
+            <w:hyperlink w:history="1" r:id="rIdtbgiv3ox4uhgrzcnt5tzi">
               <w:r>
                 <w:rPr>
                   <w:rFonts w:ascii="Arial" w:cs="Arial" w:eastAsia="Arial" w:hAnsi="Arial"/>
@@ -3511,7 +3682,7 @@
               <w:spacing w:after="10" w:before="0"/>
               <w:ind w:left="120"/>
             </w:pPr>
-            <w:hyperlink w:history="1" r:id="rIdtqwzrqt0fj1rneq2xnfqf">
+            <w:hyperlink w:history="1" r:id="rIdd-jqxuyymwgssmqeuxo92">
               <w:r>
                 <w:rPr>
                   <w:rFonts w:ascii="Arial" w:cs="Arial" w:eastAsia="Arial" w:hAnsi="Arial"/>
@@ -3556,7 +3727,7 @@
             <w:pPr>
               <w:spacing w:after="20" w:before="0"/>
             </w:pPr>
-            <w:hyperlink w:history="1" r:id="rId-vhya6_qqqi3k3uaon6qk">
+            <w:hyperlink w:history="1" r:id="rId4wrk831ws0ye2slx3krm8">
               <w:r>
                 <w:rPr>
                   <w:rFonts w:ascii="Arial" w:cs="Arial" w:eastAsia="Arial" w:hAnsi="Arial"/>
@@ -3589,7 +3760,7 @@
               <w:spacing w:after="10" w:before="0"/>
               <w:ind w:left="120"/>
             </w:pPr>
-            <w:hyperlink w:history="1" r:id="rIduvospqezjfz2ux7pxulh6">
+            <w:hyperlink w:history="1" r:id="rId5nxgc8remh7niua7dou6k">
               <w:r>
                 <w:rPr>
                   <w:rFonts w:ascii="Arial" w:cs="Arial" w:eastAsia="Arial" w:hAnsi="Arial"/>
@@ -3784,7 +3955,7 @@
             <w:pPr>
               <w:spacing w:after="20" w:before="0"/>
             </w:pPr>
-            <w:hyperlink w:history="1" r:id="rIddlq6sxv0dwcn9ywhlqvmp">
+            <w:hyperlink w:history="1" r:id="rId_0ypkt755tqvb8rscjpjv">
               <w:r>
                 <w:rPr>
                   <w:rFonts w:ascii="Arial" w:cs="Arial" w:eastAsia="Arial" w:hAnsi="Arial"/>
@@ -3817,7 +3988,7 @@
               <w:spacing w:after="10" w:before="0"/>
               <w:ind w:left="120"/>
             </w:pPr>
-            <w:hyperlink w:history="1" r:id="rIdlpaps5cagsvkfz1xmgh2z">
+            <w:hyperlink w:history="1" r:id="rIdialqahzo3g47gdtty4v05">
               <w:r>
                 <w:rPr>
                   <w:rFonts w:ascii="Arial" w:cs="Arial" w:eastAsia="Arial" w:hAnsi="Arial"/>
@@ -3862,7 +4033,7 @@
             <w:pPr>
               <w:spacing w:after="20" w:before="0"/>
             </w:pPr>
-            <w:hyperlink w:history="1" r:id="rIde1-er9aamv8tlbnu_e607">
+            <w:hyperlink w:history="1" r:id="rIdv3znrhrumnpcin3thxyay">
               <w:r>
                 <w:rPr>
                   <w:rFonts w:ascii="Arial" w:cs="Arial" w:eastAsia="Arial" w:hAnsi="Arial"/>
@@ -3895,7 +4066,7 @@
               <w:spacing w:after="10" w:before="0"/>
               <w:ind w:left="120"/>
             </w:pPr>
-            <w:hyperlink w:history="1" r:id="rIdrrhkkyjenrx7t_-4tos-c">
+            <w:hyperlink w:history="1" r:id="rIdiwdcanmnow2ozfetlcrsl">
               <w:r>
                 <w:rPr>
                   <w:rFonts w:ascii="Arial" w:cs="Arial" w:eastAsia="Arial" w:hAnsi="Arial"/>
@@ -4090,7 +4261,7 @@
             <w:pPr>
               <w:spacing w:after="20" w:before="0"/>
             </w:pPr>
-            <w:hyperlink w:history="1" r:id="rIdvgaatxyqqmt_l-dhilhvq">
+            <w:hyperlink w:history="1" r:id="rIdjujt8edre-3r4tzrhvd5d">
               <w:r>
                 <w:rPr>
                   <w:rFonts w:ascii="Arial" w:cs="Arial" w:eastAsia="Arial" w:hAnsi="Arial"/>
@@ -4123,7 +4294,7 @@
               <w:spacing w:after="10" w:before="0"/>
               <w:ind w:left="120"/>
             </w:pPr>
-            <w:hyperlink w:history="1" r:id="rIdehuuyyaish4cyh1ptsmi-">
+            <w:hyperlink w:history="1" r:id="rId4qd1jzupzpx5eb8ym4c8s">
               <w:r>
                 <w:rPr>
                   <w:rFonts w:ascii="Arial" w:cs="Arial" w:eastAsia="Arial" w:hAnsi="Arial"/>
@@ -4168,7 +4339,7 @@
             <w:pPr>
               <w:spacing w:after="20" w:before="0"/>
             </w:pPr>
-            <w:hyperlink w:history="1" r:id="rIdfigcfd0lh3gdgu0nvmtuy">
+            <w:hyperlink w:history="1" r:id="rIdpivl8jni9rdgy2kakmhdk">
               <w:r>
                 <w:rPr>
                   <w:rFonts w:ascii="Arial" w:cs="Arial" w:eastAsia="Arial" w:hAnsi="Arial"/>
@@ -4201,7 +4372,7 @@
               <w:spacing w:after="10" w:before="0"/>
               <w:ind w:left="120"/>
             </w:pPr>
-            <w:hyperlink w:history="1" r:id="rIdc9uccxugkz2smh3yvx0sn">
+            <w:hyperlink w:history="1" r:id="rIdtygy0vpj5vj_g_m1u2omt">
               <w:r>
                 <w:rPr>
                   <w:rFonts w:ascii="Arial" w:cs="Arial" w:eastAsia="Arial" w:hAnsi="Arial"/>
@@ -4396,7 +4567,7 @@
             <w:pPr>
               <w:spacing w:after="20" w:before="0"/>
             </w:pPr>
-            <w:hyperlink w:history="1" r:id="rIdm-d2kcxp45ezvreocm_ps">
+            <w:hyperlink w:history="1" r:id="rIds6esw1sz2nfpleaabl1es">
               <w:r>
                 <w:rPr>
                   <w:rFonts w:ascii="Arial" w:cs="Arial" w:eastAsia="Arial" w:hAnsi="Arial"/>
@@ -4429,7 +4600,7 @@
               <w:spacing w:after="10" w:before="0"/>
               <w:ind w:left="120"/>
             </w:pPr>
-            <w:hyperlink w:history="1" r:id="rIdjn7qnr_nqyc5mkyqj9me-">
+            <w:hyperlink w:history="1" r:id="rIdiaagokgfudw41renebn2b">
               <w:r>
                 <w:rPr>
                   <w:rFonts w:ascii="Arial" w:cs="Arial" w:eastAsia="Arial" w:hAnsi="Arial"/>
@@ -4474,7 +4645,7 @@
             <w:pPr>
               <w:spacing w:after="20" w:before="0"/>
             </w:pPr>
-            <w:hyperlink w:history="1" r:id="rIdtlwhwsljzkwlatrtvfm6s">
+            <w:hyperlink w:history="1" r:id="rIduxs4dtabpbd-uaeuhmgbl">
               <w:r>
                 <w:rPr>
                   <w:rFonts w:ascii="Arial" w:cs="Arial" w:eastAsia="Arial" w:hAnsi="Arial"/>
@@ -4507,7 +4678,7 @@
               <w:spacing w:after="10" w:before="0"/>
               <w:ind w:left="120"/>
             </w:pPr>
-            <w:hyperlink w:history="1" r:id="rId5lyshoksp0-a_hiutim0t">
+            <w:hyperlink w:history="1" r:id="rIdo_41l_kklrls_krv6t4bx">
               <w:r>
                 <w:rPr>
                   <w:rFonts w:ascii="Arial" w:cs="Arial" w:eastAsia="Arial" w:hAnsi="Arial"/>
@@ -4702,7 +4873,7 @@
             <w:pPr>
               <w:spacing w:after="20" w:before="0"/>
             </w:pPr>
-            <w:hyperlink w:history="1" r:id="rIde1cuoaeawvkt_55cmew2k">
+            <w:hyperlink w:history="1" r:id="rIdcy5xjfxglmsqcapsn0par">
               <w:r>
                 <w:rPr>
                   <w:rFonts w:ascii="Arial" w:cs="Arial" w:eastAsia="Arial" w:hAnsi="Arial"/>
@@ -4735,7 +4906,7 @@
               <w:spacing w:after="10" w:before="0"/>
               <w:ind w:left="120"/>
             </w:pPr>
-            <w:hyperlink w:history="1" r:id="rIdwpvjfc97plgiwckepscat">
+            <w:hyperlink w:history="1" r:id="rIdzwrdxxtr2pzuuudvhkgl_">
               <w:r>
                 <w:rPr>
                   <w:rFonts w:ascii="Arial" w:cs="Arial" w:eastAsia="Arial" w:hAnsi="Arial"/>
@@ -4780,7 +4951,7 @@
             <w:pPr>
               <w:spacing w:after="20" w:before="0"/>
             </w:pPr>
-            <w:hyperlink w:history="1" r:id="rIdsel10ev6awfctwcvob24g">
+            <w:hyperlink w:history="1" r:id="rIdlfyjovjtbfpxykwotmbky">
               <w:r>
                 <w:rPr>
                   <w:rFonts w:ascii="Arial" w:cs="Arial" w:eastAsia="Arial" w:hAnsi="Arial"/>
@@ -4813,7 +4984,7 @@
               <w:spacing w:after="10" w:before="0"/>
               <w:ind w:left="120"/>
             </w:pPr>
-            <w:hyperlink w:history="1" r:id="rIdtlruefzks0dcff-b8qvhw">
+            <w:hyperlink w:history="1" r:id="rIdqwc_guznewt6j0jnmfxo6">
               <w:r>
                 <w:rPr>
                   <w:rFonts w:ascii="Arial" w:cs="Arial" w:eastAsia="Arial" w:hAnsi="Arial"/>
@@ -5309,6 +5480,65 @@
         </w:tc>
       </w:tr>
     </w:tbl>
+    <w:p>
+      <w:pPr>
+        <w:pBdr>
+          <w:top w:val="single" w:color="BBBBBB" w:sz="4" w:space="4"/>
+        </w:pBdr>
+        <w:spacing w:after="0" w:before="160"/>
+      </w:pPr>
+      <w:r>
+        <w:rPr>
+          <w:rFonts w:ascii="Arial" w:cs="Arial" w:eastAsia="Arial" w:hAnsi="Arial"/>
+          <w:color w:val="666666"/>
+          <w:sz w:val="14"/>
+          <w:szCs w:val="14"/>
+        </w:rPr>
+        <w:t xml:space="preserve">© 2026 SeaVuria and ARES. Aligned with KICD objectives. Developed by SeaVuria; technical implementation by ARES (with AI assistance from Claude). Licensed under </w:t>
+      </w:r>
+      <w:hyperlink w:history="1" r:id="rIdtr2utwq2zazceg3wfr4t6">
+        <w:r>
+          <w:rPr>
+            <w:rFonts w:ascii="Arial" w:cs="Arial" w:eastAsia="Arial" w:hAnsi="Arial"/>
+            <w:color w:val="1F6B75"/>
+            <w:sz w:val="14"/>
+            <w:szCs w:val="14"/>
+            <w:u w:val="single" w:color="1F6B75"/>
+          </w:rPr>
+          <w:t xml:space="preserve">CC BY-NC 4.0</w:t>
+        </w:r>
+      </w:hyperlink>
+      <w:r>
+        <w:rPr>
+          <w:rFonts w:ascii="Arial" w:cs="Arial" w:eastAsia="Arial" w:hAnsi="Arial"/>
+          <w:color w:val="666666"/>
+          <w:sz w:val="14"/>
+          <w:szCs w:val="14"/>
+        </w:rPr>
+        <w:t xml:space="preserve"> (</w:t>
+      </w:r>
+      <w:hyperlink w:history="1" r:id="rIdvtm-rkvudr5gw3sqgkrn2">
+        <w:r>
+          <w:rPr>
+            <w:rFonts w:ascii="Arial" w:cs="Arial" w:eastAsia="Arial" w:hAnsi="Arial"/>
+            <w:color w:val="1F6B75"/>
+            <w:sz w:val="14"/>
+            <w:szCs w:val="14"/>
+            <w:u w:val="single" w:color="1F6B75"/>
+          </w:rPr>
+          <w:t xml:space="preserve">https://creativecommons.org/licenses/by-nc/4.0/</w:t>
+        </w:r>
+      </w:hyperlink>
+      <w:r>
+        <w:rPr>
+          <w:rFonts w:ascii="Arial" w:cs="Arial" w:eastAsia="Arial" w:hAnsi="Arial"/>
+          <w:color w:val="666666"/>
+          <w:sz w:val="14"/>
+          <w:szCs w:val="14"/>
+        </w:rPr>
+        <w:t xml:space="preserve">).</w:t>
+      </w:r>
+    </w:p>
     <w:p>
       <w:r>
         <w:br w:type="page"/>
@@ -6300,7 +6530,7 @@
             <w:pPr>
               <w:spacing w:after="20" w:before="0"/>
             </w:pPr>
-            <w:hyperlink w:history="1" r:id="rIdomhgazflqbdxfgwf_mkf_">
+            <w:hyperlink w:history="1" r:id="rIdtwbj-kqntlwcczkvvbbi7">
               <w:r>
                 <w:rPr>
                   <w:rFonts w:ascii="Arial" w:cs="Arial" w:eastAsia="Arial" w:hAnsi="Arial"/>
@@ -6333,7 +6563,7 @@
               <w:spacing w:after="10" w:before="0"/>
               <w:ind w:left="120"/>
             </w:pPr>
-            <w:hyperlink w:history="1" r:id="rIdlikfrpkciusj0so2tvpz1">
+            <w:hyperlink w:history="1" r:id="rId05krxzmie3xoxw6o1n4ft">
               <w:r>
                 <w:rPr>
                   <w:rFonts w:ascii="Arial" w:cs="Arial" w:eastAsia="Arial" w:hAnsi="Arial"/>
@@ -6378,7 +6608,7 @@
             <w:pPr>
               <w:spacing w:after="20" w:before="0"/>
             </w:pPr>
-            <w:hyperlink w:history="1" r:id="rIdclui2vr-ujryhluxsim4c">
+            <w:hyperlink w:history="1" r:id="rIdxaniwhl67vu5tni5ae7d_">
               <w:r>
                 <w:rPr>
                   <w:rFonts w:ascii="Arial" w:cs="Arial" w:eastAsia="Arial" w:hAnsi="Arial"/>
@@ -6411,7 +6641,7 @@
               <w:spacing w:after="10" w:before="0"/>
               <w:ind w:left="120"/>
             </w:pPr>
-            <w:hyperlink w:history="1" r:id="rIdmp0fralyufcxuqrhnxdhl">
+            <w:hyperlink w:history="1" r:id="rIdqwopmrgqrvtth73awhemn">
               <w:r>
                 <w:rPr>
                   <w:rFonts w:ascii="Arial" w:cs="Arial" w:eastAsia="Arial" w:hAnsi="Arial"/>
@@ -6606,7 +6836,7 @@
             <w:pPr>
               <w:spacing w:after="20" w:before="0"/>
             </w:pPr>
-            <w:hyperlink w:history="1" r:id="rIdlhhrsjljmzmmioyliljej">
+            <w:hyperlink w:history="1" r:id="rIdnuudal0yxnw7t4ds6styb">
               <w:r>
                 <w:rPr>
                   <w:rFonts w:ascii="Arial" w:cs="Arial" w:eastAsia="Arial" w:hAnsi="Arial"/>
@@ -6639,7 +6869,7 @@
               <w:spacing w:after="10" w:before="0"/>
               <w:ind w:left="120"/>
             </w:pPr>
-            <w:hyperlink w:history="1" r:id="rIdnm9_4ytr2vlbiouwhppdt">
+            <w:hyperlink w:history="1" r:id="rId_ihgg1trn-do1lqhpftkj">
               <w:r>
                 <w:rPr>
                   <w:rFonts w:ascii="Arial" w:cs="Arial" w:eastAsia="Arial" w:hAnsi="Arial"/>
@@ -6684,7 +6914,7 @@
             <w:pPr>
               <w:spacing w:after="20" w:before="0"/>
             </w:pPr>
-            <w:hyperlink w:history="1" r:id="rIdldkgmwpbcr77sudti8wqv">
+            <w:hyperlink w:history="1" r:id="rId5rgicgturkis1aoflnphh">
               <w:r>
                 <w:rPr>
                   <w:rFonts w:ascii="Arial" w:cs="Arial" w:eastAsia="Arial" w:hAnsi="Arial"/>
@@ -6717,7 +6947,7 @@
               <w:spacing w:after="10" w:before="0"/>
               <w:ind w:left="120"/>
             </w:pPr>
-            <w:hyperlink w:history="1" r:id="rIdb-wwcsbu1avdccyfl1yzp">
+            <w:hyperlink w:history="1" r:id="rIdoqst8wqin9maui1p3dwqv">
               <w:r>
                 <w:rPr>
                   <w:rFonts w:ascii="Arial" w:cs="Arial" w:eastAsia="Arial" w:hAnsi="Arial"/>
@@ -6912,7 +7142,7 @@
             <w:pPr>
               <w:spacing w:after="20" w:before="0"/>
             </w:pPr>
-            <w:hyperlink w:history="1" r:id="rIdzzzzde4bs-ala_rajq2fl">
+            <w:hyperlink w:history="1" r:id="rIdah4unkc776yyboxhz3rj-">
               <w:r>
                 <w:rPr>
                   <w:rFonts w:ascii="Arial" w:cs="Arial" w:eastAsia="Arial" w:hAnsi="Arial"/>
@@ -6945,7 +7175,7 @@
               <w:spacing w:after="10" w:before="0"/>
               <w:ind w:left="120"/>
             </w:pPr>
-            <w:hyperlink w:history="1" r:id="rIdtfo3yen-y-9ec_tqtwi10">
+            <w:hyperlink w:history="1" r:id="rIdaqlb18t8j6znhkcycp6rs">
               <w:r>
                 <w:rPr>
                   <w:rFonts w:ascii="Arial" w:cs="Arial" w:eastAsia="Arial" w:hAnsi="Arial"/>
@@ -6990,7 +7220,7 @@
             <w:pPr>
               <w:spacing w:after="20" w:before="0"/>
             </w:pPr>
-            <w:hyperlink w:history="1" r:id="rIdmtlkkldgxk34f2wosj02n">
+            <w:hyperlink w:history="1" r:id="rIdz9igwkh5a_cym_7anvjor">
               <w:r>
                 <w:rPr>
                   <w:rFonts w:ascii="Arial" w:cs="Arial" w:eastAsia="Arial" w:hAnsi="Arial"/>
@@ -7023,7 +7253,7 @@
               <w:spacing w:after="10" w:before="0"/>
               <w:ind w:left="120"/>
             </w:pPr>
-            <w:hyperlink w:history="1" r:id="rId8w_n1xe1gflmzpu8m8zfr">
+            <w:hyperlink w:history="1" r:id="rId7knndgonycyr0hg8zbwey">
               <w:r>
                 <w:rPr>
                   <w:rFonts w:ascii="Arial" w:cs="Arial" w:eastAsia="Arial" w:hAnsi="Arial"/>
@@ -7218,7 +7448,7 @@
             <w:pPr>
               <w:spacing w:after="20" w:before="0"/>
             </w:pPr>
-            <w:hyperlink w:history="1" r:id="rIdbwum9wl50tlxl9mfh99hq">
+            <w:hyperlink w:history="1" r:id="rIdehqxoo2xmn6ay47ugn10p">
               <w:r>
                 <w:rPr>
                   <w:rFonts w:ascii="Arial" w:cs="Arial" w:eastAsia="Arial" w:hAnsi="Arial"/>
@@ -7251,7 +7481,7 @@
               <w:spacing w:after="10" w:before="0"/>
               <w:ind w:left="120"/>
             </w:pPr>
-            <w:hyperlink w:history="1" r:id="rIddkhcvz_7_o7qx3_alfjxw">
+            <w:hyperlink w:history="1" r:id="rIdumnarexwj2eghi9qekarg">
               <w:r>
                 <w:rPr>
                   <w:rFonts w:ascii="Arial" w:cs="Arial" w:eastAsia="Arial" w:hAnsi="Arial"/>
@@ -7296,7 +7526,7 @@
             <w:pPr>
               <w:spacing w:after="20" w:before="0"/>
             </w:pPr>
-            <w:hyperlink w:history="1" r:id="rIdph7jl-_tdzl8ewemrceol">
+            <w:hyperlink w:history="1" r:id="rIdfxni4yiren8fm_a8s5fxz">
               <w:r>
                 <w:rPr>
                   <w:rFonts w:ascii="Arial" w:cs="Arial" w:eastAsia="Arial" w:hAnsi="Arial"/>
@@ -7329,7 +7559,7 @@
               <w:spacing w:after="10" w:before="0"/>
               <w:ind w:left="120"/>
             </w:pPr>
-            <w:hyperlink w:history="1" r:id="rIdogxjc9po0n9szi5tbodh4">
+            <w:hyperlink w:history="1" r:id="rIdvohkfp7kvvoa3-uhjr_co">
               <w:r>
                 <w:rPr>
                   <w:rFonts w:ascii="Arial" w:cs="Arial" w:eastAsia="Arial" w:hAnsi="Arial"/>
@@ -7524,7 +7754,7 @@
             <w:pPr>
               <w:spacing w:after="20" w:before="0"/>
             </w:pPr>
-            <w:hyperlink w:history="1" r:id="rIdrq1thtjsiukp0yml1gyec">
+            <w:hyperlink w:history="1" r:id="rIdj5rkftf1gttn_dae4dh3-">
               <w:r>
                 <w:rPr>
                   <w:rFonts w:ascii="Arial" w:cs="Arial" w:eastAsia="Arial" w:hAnsi="Arial"/>
@@ -7557,7 +7787,7 @@
               <w:spacing w:after="10" w:before="0"/>
               <w:ind w:left="120"/>
             </w:pPr>
-            <w:hyperlink w:history="1" r:id="rIdtxkp2r5clept_bjogvp1e">
+            <w:hyperlink w:history="1" r:id="rIdzahad9mujvihi_kkbd3qa">
               <w:r>
                 <w:rPr>
                   <w:rFonts w:ascii="Arial" w:cs="Arial" w:eastAsia="Arial" w:hAnsi="Arial"/>
@@ -7602,7 +7832,7 @@
             <w:pPr>
               <w:spacing w:after="20" w:before="0"/>
             </w:pPr>
-            <w:hyperlink w:history="1" r:id="rIdfaxnf4__ghfgnmdzr7s0f">
+            <w:hyperlink w:history="1" r:id="rIdb-o715a3zgpopxatmsnrf">
               <w:r>
                 <w:rPr>
                   <w:rFonts w:ascii="Arial" w:cs="Arial" w:eastAsia="Arial" w:hAnsi="Arial"/>
@@ -7635,7 +7865,7 @@
               <w:spacing w:after="10" w:before="0"/>
               <w:ind w:left="120"/>
             </w:pPr>
-            <w:hyperlink w:history="1" r:id="rIde9nrvtgbdmzki8nme-x_j">
+            <w:hyperlink w:history="1" r:id="rIdmms1ftqteqcazlsflee1p">
               <w:r>
                 <w:rPr>
                   <w:rFonts w:ascii="Arial" w:cs="Arial" w:eastAsia="Arial" w:hAnsi="Arial"/>
@@ -8131,6 +8361,65 @@
         </w:tc>
       </w:tr>
     </w:tbl>
+    <w:p>
+      <w:pPr>
+        <w:pBdr>
+          <w:top w:val="single" w:color="BBBBBB" w:sz="4" w:space="4"/>
+        </w:pBdr>
+        <w:spacing w:after="0" w:before="160"/>
+      </w:pPr>
+      <w:r>
+        <w:rPr>
+          <w:rFonts w:ascii="Arial" w:cs="Arial" w:eastAsia="Arial" w:hAnsi="Arial"/>
+          <w:color w:val="666666"/>
+          <w:sz w:val="14"/>
+          <w:szCs w:val="14"/>
+        </w:rPr>
+        <w:t xml:space="preserve">© 2026 SeaVuria and ARES. Aligned with KICD objectives. Developed by SeaVuria; technical implementation by ARES (with AI assistance from Claude). Licensed under </w:t>
+      </w:r>
+      <w:hyperlink w:history="1" r:id="rIdbyndvoz3gm4avwcbdd7yl">
+        <w:r>
+          <w:rPr>
+            <w:rFonts w:ascii="Arial" w:cs="Arial" w:eastAsia="Arial" w:hAnsi="Arial"/>
+            <w:color w:val="1F6B75"/>
+            <w:sz w:val="14"/>
+            <w:szCs w:val="14"/>
+            <w:u w:val="single" w:color="1F6B75"/>
+          </w:rPr>
+          <w:t xml:space="preserve">CC BY-NC 4.0</w:t>
+        </w:r>
+      </w:hyperlink>
+      <w:r>
+        <w:rPr>
+          <w:rFonts w:ascii="Arial" w:cs="Arial" w:eastAsia="Arial" w:hAnsi="Arial"/>
+          <w:color w:val="666666"/>
+          <w:sz w:val="14"/>
+          <w:szCs w:val="14"/>
+        </w:rPr>
+        <w:t xml:space="preserve"> (</w:t>
+      </w:r>
+      <w:hyperlink w:history="1" r:id="rIdpp3nlzaexyv9eatr8iflb">
+        <w:r>
+          <w:rPr>
+            <w:rFonts w:ascii="Arial" w:cs="Arial" w:eastAsia="Arial" w:hAnsi="Arial"/>
+            <w:color w:val="1F6B75"/>
+            <w:sz w:val="14"/>
+            <w:szCs w:val="14"/>
+            <w:u w:val="single" w:color="1F6B75"/>
+          </w:rPr>
+          <w:t xml:space="preserve">https://creativecommons.org/licenses/by-nc/4.0/</w:t>
+        </w:r>
+      </w:hyperlink>
+      <w:r>
+        <w:rPr>
+          <w:rFonts w:ascii="Arial" w:cs="Arial" w:eastAsia="Arial" w:hAnsi="Arial"/>
+          <w:color w:val="666666"/>
+          <w:sz w:val="14"/>
+          <w:szCs w:val="14"/>
+        </w:rPr>
+        <w:t xml:space="preserve">).</w:t>
+      </w:r>
+    </w:p>
     <w:p>
       <w:r>
         <w:br w:type="page"/>
@@ -9122,7 +9411,7 @@
             <w:pPr>
               <w:spacing w:after="20" w:before="0"/>
             </w:pPr>
-            <w:hyperlink w:history="1" r:id="rIdex3zg51tirirtnzq2frkm">
+            <w:hyperlink w:history="1" r:id="rIdn_4pdsrzcuuab8zk3ogem">
               <w:r>
                 <w:rPr>
                   <w:rFonts w:ascii="Arial" w:cs="Arial" w:eastAsia="Arial" w:hAnsi="Arial"/>
@@ -9155,7 +9444,7 @@
               <w:spacing w:after="10" w:before="0"/>
               <w:ind w:left="120"/>
             </w:pPr>
-            <w:hyperlink w:history="1" r:id="rIdzkyxg7owgde6w4tfdj8ux">
+            <w:hyperlink w:history="1" r:id="rIdr9zrbbjksg4gg4b-otoqp">
               <w:r>
                 <w:rPr>
                   <w:rFonts w:ascii="Arial" w:cs="Arial" w:eastAsia="Arial" w:hAnsi="Arial"/>
@@ -9200,7 +9489,7 @@
             <w:pPr>
               <w:spacing w:after="20" w:before="0"/>
             </w:pPr>
-            <w:hyperlink w:history="1" r:id="rIdsnzdt42illodukkdb1ely">
+            <w:hyperlink w:history="1" r:id="rId72oj8yvjhywrh0vpwldpt">
               <w:r>
                 <w:rPr>
                   <w:rFonts w:ascii="Arial" w:cs="Arial" w:eastAsia="Arial" w:hAnsi="Arial"/>
@@ -9233,7 +9522,7 @@
               <w:spacing w:after="10" w:before="0"/>
               <w:ind w:left="120"/>
             </w:pPr>
-            <w:hyperlink w:history="1" r:id="rIdbmsybfm-0kvjnc48giyqi">
+            <w:hyperlink w:history="1" r:id="rIdgpqn3u6rs4y30vzkaeocl">
               <w:r>
                 <w:rPr>
                   <w:rFonts w:ascii="Arial" w:cs="Arial" w:eastAsia="Arial" w:hAnsi="Arial"/>
@@ -9428,7 +9717,7 @@
             <w:pPr>
               <w:spacing w:after="20" w:before="0"/>
             </w:pPr>
-            <w:hyperlink w:history="1" r:id="rIdf71zrs3ygdg4lshe0sj2u">
+            <w:hyperlink w:history="1" r:id="rIdcgtvyk6kisfeq_brmgepg">
               <w:r>
                 <w:rPr>
                   <w:rFonts w:ascii="Arial" w:cs="Arial" w:eastAsia="Arial" w:hAnsi="Arial"/>
@@ -9461,7 +9750,7 @@
               <w:spacing w:after="10" w:before="0"/>
               <w:ind w:left="120"/>
             </w:pPr>
-            <w:hyperlink w:history="1" r:id="rIdbifzzg0xsn_agfq_ryxn1">
+            <w:hyperlink w:history="1" r:id="rIdb_2msckx80wv8xbwztkzi">
               <w:r>
                 <w:rPr>
                   <w:rFonts w:ascii="Arial" w:cs="Arial" w:eastAsia="Arial" w:hAnsi="Arial"/>
@@ -9506,7 +9795,7 @@
             <w:pPr>
               <w:spacing w:after="20" w:before="0"/>
             </w:pPr>
-            <w:hyperlink w:history="1" r:id="rIdf15ldbzvj8idq4xyhs3ik">
+            <w:hyperlink w:history="1" r:id="rId6promjviabmfviwqiicac">
               <w:r>
                 <w:rPr>
                   <w:rFonts w:ascii="Arial" w:cs="Arial" w:eastAsia="Arial" w:hAnsi="Arial"/>
@@ -9539,7 +9828,7 @@
               <w:spacing w:after="10" w:before="0"/>
               <w:ind w:left="120"/>
             </w:pPr>
-            <w:hyperlink w:history="1" r:id="rId0x7dltclubjvgixd8z4xa">
+            <w:hyperlink w:history="1" r:id="rIdzppg3ninpuqty1rwllvgm">
               <w:r>
                 <w:rPr>
                   <w:rFonts w:ascii="Arial" w:cs="Arial" w:eastAsia="Arial" w:hAnsi="Arial"/>
@@ -9734,7 +10023,7 @@
             <w:pPr>
               <w:spacing w:after="20" w:before="0"/>
             </w:pPr>
-            <w:hyperlink w:history="1" r:id="rIdk738qkhigv274slpfmxhs">
+            <w:hyperlink w:history="1" r:id="rIdy1ouworxuroivn9x7aqtg">
               <w:r>
                 <w:rPr>
                   <w:rFonts w:ascii="Arial" w:cs="Arial" w:eastAsia="Arial" w:hAnsi="Arial"/>
@@ -9767,7 +10056,7 @@
               <w:spacing w:after="10" w:before="0"/>
               <w:ind w:left="120"/>
             </w:pPr>
-            <w:hyperlink w:history="1" r:id="rId2fzqmghbt2dns8ytgpxes">
+            <w:hyperlink w:history="1" r:id="rIdv1zp98ajg7i1vznlsvizz">
               <w:r>
                 <w:rPr>
                   <w:rFonts w:ascii="Arial" w:cs="Arial" w:eastAsia="Arial" w:hAnsi="Arial"/>
@@ -9812,7 +10101,7 @@
             <w:pPr>
               <w:spacing w:after="20" w:before="0"/>
             </w:pPr>
-            <w:hyperlink w:history="1" r:id="rIdftl1lg4fvm2ak2jui5oh0">
+            <w:hyperlink w:history="1" r:id="rIdns-dgxstbq6uec3z2w0dw">
               <w:r>
                 <w:rPr>
                   <w:rFonts w:ascii="Arial" w:cs="Arial" w:eastAsia="Arial" w:hAnsi="Arial"/>
@@ -9845,7 +10134,7 @@
               <w:spacing w:after="10" w:before="0"/>
               <w:ind w:left="120"/>
             </w:pPr>
-            <w:hyperlink w:history="1" r:id="rIdinf3cdkn0sjfiwdr-jmln">
+            <w:hyperlink w:history="1" r:id="rId3oglzypfacurtl_1ygrg5">
               <w:r>
                 <w:rPr>
                   <w:rFonts w:ascii="Arial" w:cs="Arial" w:eastAsia="Arial" w:hAnsi="Arial"/>
@@ -10040,7 +10329,7 @@
             <w:pPr>
               <w:spacing w:after="20" w:before="0"/>
             </w:pPr>
-            <w:hyperlink w:history="1" r:id="rIdqr6z4aviik5tostkhu-5v">
+            <w:hyperlink w:history="1" r:id="rIddyixd-_uzdhgpugjzv9qe">
               <w:r>
                 <w:rPr>
                   <w:rFonts w:ascii="Arial" w:cs="Arial" w:eastAsia="Arial" w:hAnsi="Arial"/>
@@ -10073,7 +10362,7 @@
               <w:spacing w:after="10" w:before="0"/>
               <w:ind w:left="120"/>
             </w:pPr>
-            <w:hyperlink w:history="1" r:id="rId7lmuxvfwedfxbbbap5ier">
+            <w:hyperlink w:history="1" r:id="rIdx0wpoa0izbwhbzeats01i">
               <w:r>
                 <w:rPr>
                   <w:rFonts w:ascii="Arial" w:cs="Arial" w:eastAsia="Arial" w:hAnsi="Arial"/>
@@ -10118,7 +10407,7 @@
             <w:pPr>
               <w:spacing w:after="20" w:before="0"/>
             </w:pPr>
-            <w:hyperlink w:history="1" r:id="rIds3f100jyquy41o_9jarsl">
+            <w:hyperlink w:history="1" r:id="rId-txfv2liw8y28lpr7-rt0">
               <w:r>
                 <w:rPr>
                   <w:rFonts w:ascii="Arial" w:cs="Arial" w:eastAsia="Arial" w:hAnsi="Arial"/>
@@ -10151,7 +10440,7 @@
               <w:spacing w:after="10" w:before="0"/>
               <w:ind w:left="120"/>
             </w:pPr>
-            <w:hyperlink w:history="1" r:id="rIdiim6btjbk5qe4efanfzn4">
+            <w:hyperlink w:history="1" r:id="rId1ibg8xonpmnyzj8roqe6y">
               <w:r>
                 <w:rPr>
                   <w:rFonts w:ascii="Arial" w:cs="Arial" w:eastAsia="Arial" w:hAnsi="Arial"/>
@@ -10346,7 +10635,7 @@
             <w:pPr>
               <w:spacing w:after="20" w:before="0"/>
             </w:pPr>
-            <w:hyperlink w:history="1" r:id="rIdoenmqid4co92teh16pysy">
+            <w:hyperlink w:history="1" r:id="rIdofash6ljl9pdq3vswfaiz">
               <w:r>
                 <w:rPr>
                   <w:rFonts w:ascii="Arial" w:cs="Arial" w:eastAsia="Arial" w:hAnsi="Arial"/>
@@ -10379,7 +10668,7 @@
               <w:spacing w:after="10" w:before="0"/>
               <w:ind w:left="120"/>
             </w:pPr>
-            <w:hyperlink w:history="1" r:id="rIdvn44-0nxe9ktr6sey-frx">
+            <w:hyperlink w:history="1" r:id="rId__q2qipavxg8sim0oh-6s">
               <w:r>
                 <w:rPr>
                   <w:rFonts w:ascii="Arial" w:cs="Arial" w:eastAsia="Arial" w:hAnsi="Arial"/>
@@ -10424,7 +10713,7 @@
             <w:pPr>
               <w:spacing w:after="20" w:before="0"/>
             </w:pPr>
-            <w:hyperlink w:history="1" r:id="rIdyyrrqu-jashimueimtaqr">
+            <w:hyperlink w:history="1" r:id="rIdj-rwlq5gkngyxfnvysw76">
               <w:r>
                 <w:rPr>
                   <w:rFonts w:ascii="Arial" w:cs="Arial" w:eastAsia="Arial" w:hAnsi="Arial"/>
@@ -10457,7 +10746,7 @@
               <w:spacing w:after="10" w:before="0"/>
               <w:ind w:left="120"/>
             </w:pPr>
-            <w:hyperlink w:history="1" r:id="rIdjrdku7vw2mll5kaypoeij">
+            <w:hyperlink w:history="1" r:id="rId0y91_q6nprs026f9pck4l">
               <w:r>
                 <w:rPr>
                   <w:rFonts w:ascii="Arial" w:cs="Arial" w:eastAsia="Arial" w:hAnsi="Arial"/>
@@ -10953,6 +11242,65 @@
         </w:tc>
       </w:tr>
     </w:tbl>
+    <w:p>
+      <w:pPr>
+        <w:pBdr>
+          <w:top w:val="single" w:color="BBBBBB" w:sz="4" w:space="4"/>
+        </w:pBdr>
+        <w:spacing w:after="0" w:before="160"/>
+      </w:pPr>
+      <w:r>
+        <w:rPr>
+          <w:rFonts w:ascii="Arial" w:cs="Arial" w:eastAsia="Arial" w:hAnsi="Arial"/>
+          <w:color w:val="666666"/>
+          <w:sz w:val="14"/>
+          <w:szCs w:val="14"/>
+        </w:rPr>
+        <w:t xml:space="preserve">© 2026 SeaVuria and ARES. Aligned with KICD objectives. Developed by SeaVuria; technical implementation by ARES (with AI assistance from Claude). Licensed under </w:t>
+      </w:r>
+      <w:hyperlink w:history="1" r:id="rIdu8xzarw5zf_ttadn6jkjq">
+        <w:r>
+          <w:rPr>
+            <w:rFonts w:ascii="Arial" w:cs="Arial" w:eastAsia="Arial" w:hAnsi="Arial"/>
+            <w:color w:val="1F6B75"/>
+            <w:sz w:val="14"/>
+            <w:szCs w:val="14"/>
+            <w:u w:val="single" w:color="1F6B75"/>
+          </w:rPr>
+          <w:t xml:space="preserve">CC BY-NC 4.0</w:t>
+        </w:r>
+      </w:hyperlink>
+      <w:r>
+        <w:rPr>
+          <w:rFonts w:ascii="Arial" w:cs="Arial" w:eastAsia="Arial" w:hAnsi="Arial"/>
+          <w:color w:val="666666"/>
+          <w:sz w:val="14"/>
+          <w:szCs w:val="14"/>
+        </w:rPr>
+        <w:t xml:space="preserve"> (</w:t>
+      </w:r>
+      <w:hyperlink w:history="1" r:id="rIdmgbvotyl2mtew9ebgxbnb">
+        <w:r>
+          <w:rPr>
+            <w:rFonts w:ascii="Arial" w:cs="Arial" w:eastAsia="Arial" w:hAnsi="Arial"/>
+            <w:color w:val="1F6B75"/>
+            <w:sz w:val="14"/>
+            <w:szCs w:val="14"/>
+            <w:u w:val="single" w:color="1F6B75"/>
+          </w:rPr>
+          <w:t xml:space="preserve">https://creativecommons.org/licenses/by-nc/4.0/</w:t>
+        </w:r>
+      </w:hyperlink>
+      <w:r>
+        <w:rPr>
+          <w:rFonts w:ascii="Arial" w:cs="Arial" w:eastAsia="Arial" w:hAnsi="Arial"/>
+          <w:color w:val="666666"/>
+          <w:sz w:val="14"/>
+          <w:szCs w:val="14"/>
+        </w:rPr>
+        <w:t xml:space="preserve">).</w:t>
+      </w:r>
+    </w:p>
     <w:p>
       <w:r>
         <w:br w:type="page"/>
@@ -11944,7 +12292,7 @@
             <w:pPr>
               <w:spacing w:after="20" w:before="0"/>
             </w:pPr>
-            <w:hyperlink w:history="1" r:id="rIdfeh4pdjvwrhlunrkw8trz">
+            <w:hyperlink w:history="1" r:id="rIdpudgiudzfolol_vnfov8m">
               <w:r>
                 <w:rPr>
                   <w:rFonts w:ascii="Arial" w:cs="Arial" w:eastAsia="Arial" w:hAnsi="Arial"/>
@@ -11977,7 +12325,7 @@
               <w:spacing w:after="10" w:before="0"/>
               <w:ind w:left="120"/>
             </w:pPr>
-            <w:hyperlink w:history="1" r:id="rIdl5ryau_ugb9j4e-5jzatv">
+            <w:hyperlink w:history="1" r:id="rId4kegfhapbg0z0xdds5lvi">
               <w:r>
                 <w:rPr>
                   <w:rFonts w:ascii="Arial" w:cs="Arial" w:eastAsia="Arial" w:hAnsi="Arial"/>
@@ -12022,7 +12370,7 @@
             <w:pPr>
               <w:spacing w:after="20" w:before="0"/>
             </w:pPr>
-            <w:hyperlink w:history="1" r:id="rIdg7qqcfenavbbivdrahirk">
+            <w:hyperlink w:history="1" r:id="rIdtpxegdoe1lfzhqbyspipd">
               <w:r>
                 <w:rPr>
                   <w:rFonts w:ascii="Arial" w:cs="Arial" w:eastAsia="Arial" w:hAnsi="Arial"/>
@@ -12055,7 +12403,7 @@
               <w:spacing w:after="10" w:before="0"/>
               <w:ind w:left="120"/>
             </w:pPr>
-            <w:hyperlink w:history="1" r:id="rIdxtpmcuxcb3pj5ypx2d3qs">
+            <w:hyperlink w:history="1" r:id="rIdko81bhepnnfagy3tsvoaf">
               <w:r>
                 <w:rPr>
                   <w:rFonts w:ascii="Arial" w:cs="Arial" w:eastAsia="Arial" w:hAnsi="Arial"/>
@@ -12250,7 +12598,7 @@
             <w:pPr>
               <w:spacing w:after="20" w:before="0"/>
             </w:pPr>
-            <w:hyperlink w:history="1" r:id="rIdr09gfaqsybimj52mtzzx5">
+            <w:hyperlink w:history="1" r:id="rIdnjjyje6-xp75hpehyawp9">
               <w:r>
                 <w:rPr>
                   <w:rFonts w:ascii="Arial" w:cs="Arial" w:eastAsia="Arial" w:hAnsi="Arial"/>
@@ -12283,7 +12631,7 @@
               <w:spacing w:after="10" w:before="0"/>
               <w:ind w:left="120"/>
             </w:pPr>
-            <w:hyperlink w:history="1" r:id="rIdeczx6dxdotfxnijbh94sz">
+            <w:hyperlink w:history="1" r:id="rIdqm2hjw5lc65ehe734aogd">
               <w:r>
                 <w:rPr>
                   <w:rFonts w:ascii="Arial" w:cs="Arial" w:eastAsia="Arial" w:hAnsi="Arial"/>
@@ -12328,7 +12676,7 @@
             <w:pPr>
               <w:spacing w:after="20" w:before="0"/>
             </w:pPr>
-            <w:hyperlink w:history="1" r:id="rIddl13zsa5qxnalt1rbnldj">
+            <w:hyperlink w:history="1" r:id="rIdf9d3iajnbrirfxjugq-9u">
               <w:r>
                 <w:rPr>
                   <w:rFonts w:ascii="Arial" w:cs="Arial" w:eastAsia="Arial" w:hAnsi="Arial"/>
@@ -12361,7 +12709,7 @@
               <w:spacing w:after="10" w:before="0"/>
               <w:ind w:left="120"/>
             </w:pPr>
-            <w:hyperlink w:history="1" r:id="rId5nufwypl4ikgjqddg8iz-">
+            <w:hyperlink w:history="1" r:id="rIdd0i6tgp8ib1dxxwra5t3a">
               <w:r>
                 <w:rPr>
                   <w:rFonts w:ascii="Arial" w:cs="Arial" w:eastAsia="Arial" w:hAnsi="Arial"/>
@@ -12556,7 +12904,7 @@
             <w:pPr>
               <w:spacing w:after="20" w:before="0"/>
             </w:pPr>
-            <w:hyperlink w:history="1" r:id="rIdxdsko-glnvxflc1zapdcg">
+            <w:hyperlink w:history="1" r:id="rIdqfbehrk6kkxkv1sdbqw1l">
               <w:r>
                 <w:rPr>
                   <w:rFonts w:ascii="Arial" w:cs="Arial" w:eastAsia="Arial" w:hAnsi="Arial"/>
@@ -12589,7 +12937,7 @@
               <w:spacing w:after="10" w:before="0"/>
               <w:ind w:left="120"/>
             </w:pPr>
-            <w:hyperlink w:history="1" r:id="rIdb-g1alispjxkhvvw6ssm0">
+            <w:hyperlink w:history="1" r:id="rIdahwfaqgxxumo6huh84gom">
               <w:r>
                 <w:rPr>
                   <w:rFonts w:ascii="Arial" w:cs="Arial" w:eastAsia="Arial" w:hAnsi="Arial"/>
@@ -12634,7 +12982,7 @@
             <w:pPr>
               <w:spacing w:after="20" w:before="0"/>
             </w:pPr>
-            <w:hyperlink w:history="1" r:id="rIdeh8sxi-xuwrjdxnckfr8t">
+            <w:hyperlink w:history="1" r:id="rIdqvhtzeudgavzs5gxj7vih">
               <w:r>
                 <w:rPr>
                   <w:rFonts w:ascii="Arial" w:cs="Arial" w:eastAsia="Arial" w:hAnsi="Arial"/>
@@ -12667,7 +13015,7 @@
               <w:spacing w:after="10" w:before="0"/>
               <w:ind w:left="120"/>
             </w:pPr>
-            <w:hyperlink w:history="1" r:id="rIdjykayyzkpcbk-hwyg2bhl">
+            <w:hyperlink w:history="1" r:id="rIdondtvxudy2svnijn2qjtp">
               <w:r>
                 <w:rPr>
                   <w:rFonts w:ascii="Arial" w:cs="Arial" w:eastAsia="Arial" w:hAnsi="Arial"/>
@@ -12862,7 +13210,7 @@
             <w:pPr>
               <w:spacing w:after="20" w:before="0"/>
             </w:pPr>
-            <w:hyperlink w:history="1" r:id="rIdmpwvabloy4musvnhc-nlt">
+            <w:hyperlink w:history="1" r:id="rIdicsaiv5zpteyhw-zptjy5">
               <w:r>
                 <w:rPr>
                   <w:rFonts w:ascii="Arial" w:cs="Arial" w:eastAsia="Arial" w:hAnsi="Arial"/>
@@ -12895,7 +13243,7 @@
               <w:spacing w:after="10" w:before="0"/>
               <w:ind w:left="120"/>
             </w:pPr>
-            <w:hyperlink w:history="1" r:id="rIdbakpuyksffmykuwqu0ix-">
+            <w:hyperlink w:history="1" r:id="rIdupbcrjknuxaneni1x4u9c">
               <w:r>
                 <w:rPr>
                   <w:rFonts w:ascii="Arial" w:cs="Arial" w:eastAsia="Arial" w:hAnsi="Arial"/>
@@ -12940,7 +13288,7 @@
             <w:pPr>
               <w:spacing w:after="20" w:before="0"/>
             </w:pPr>
-            <w:hyperlink w:history="1" r:id="rIdlkexk5i-k-tegwjeyisbz">
+            <w:hyperlink w:history="1" r:id="rId-qnnhlgoz2f7fjzbfdr6z">
               <w:r>
                 <w:rPr>
                   <w:rFonts w:ascii="Arial" w:cs="Arial" w:eastAsia="Arial" w:hAnsi="Arial"/>
@@ -12973,7 +13321,7 @@
               <w:spacing w:after="10" w:before="0"/>
               <w:ind w:left="120"/>
             </w:pPr>
-            <w:hyperlink w:history="1" r:id="rId3afsrvxipqpwxfnr0inbh">
+            <w:hyperlink w:history="1" r:id="rId701_mc9bnfmptlgdslpm-">
               <w:r>
                 <w:rPr>
                   <w:rFonts w:ascii="Arial" w:cs="Arial" w:eastAsia="Arial" w:hAnsi="Arial"/>
@@ -13168,7 +13516,7 @@
             <w:pPr>
               <w:spacing w:after="20" w:before="0"/>
             </w:pPr>
-            <w:hyperlink w:history="1" r:id="rIdav4eyrswznmlk3o3hzyup">
+            <w:hyperlink w:history="1" r:id="rId7mugcg4mdus9npddwigsn">
               <w:r>
                 <w:rPr>
                   <w:rFonts w:ascii="Arial" w:cs="Arial" w:eastAsia="Arial" w:hAnsi="Arial"/>
@@ -13201,7 +13549,7 @@
               <w:spacing w:after="10" w:before="0"/>
               <w:ind w:left="120"/>
             </w:pPr>
-            <w:hyperlink w:history="1" r:id="rIdzsuvfuqnfjdofjszmqgjx">
+            <w:hyperlink w:history="1" r:id="rIdczlzpuazze737n45g6gg8">
               <w:r>
                 <w:rPr>
                   <w:rFonts w:ascii="Arial" w:cs="Arial" w:eastAsia="Arial" w:hAnsi="Arial"/>
@@ -13246,7 +13594,7 @@
             <w:pPr>
               <w:spacing w:after="20" w:before="0"/>
             </w:pPr>
-            <w:hyperlink w:history="1" r:id="rId4qg5gtyjwl9tn6100bhoa">
+            <w:hyperlink w:history="1" r:id="rIdl_y6s_qdm6bjddxdojkmx">
               <w:r>
                 <w:rPr>
                   <w:rFonts w:ascii="Arial" w:cs="Arial" w:eastAsia="Arial" w:hAnsi="Arial"/>
@@ -13279,7 +13627,7 @@
               <w:spacing w:after="10" w:before="0"/>
               <w:ind w:left="120"/>
             </w:pPr>
-            <w:hyperlink w:history="1" r:id="rIduojcjfyrbxkoithxz2wel">
+            <w:hyperlink w:history="1" r:id="rId1jx65d_0cmu2po5aweo5k">
               <w:r>
                 <w:rPr>
                   <w:rFonts w:ascii="Arial" w:cs="Arial" w:eastAsia="Arial" w:hAnsi="Arial"/>
@@ -13775,6 +14123,65 @@
         </w:tc>
       </w:tr>
     </w:tbl>
+    <w:p>
+      <w:pPr>
+        <w:pBdr>
+          <w:top w:val="single" w:color="BBBBBB" w:sz="4" w:space="4"/>
+        </w:pBdr>
+        <w:spacing w:after="0" w:before="160"/>
+      </w:pPr>
+      <w:r>
+        <w:rPr>
+          <w:rFonts w:ascii="Arial" w:cs="Arial" w:eastAsia="Arial" w:hAnsi="Arial"/>
+          <w:color w:val="666666"/>
+          <w:sz w:val="14"/>
+          <w:szCs w:val="14"/>
+        </w:rPr>
+        <w:t xml:space="preserve">© 2026 SeaVuria and ARES. Aligned with KICD objectives. Developed by SeaVuria; technical implementation by ARES (with AI assistance from Claude). Licensed under </w:t>
+      </w:r>
+      <w:hyperlink w:history="1" r:id="rId0m0e6kvy1qbttc0o-pjft">
+        <w:r>
+          <w:rPr>
+            <w:rFonts w:ascii="Arial" w:cs="Arial" w:eastAsia="Arial" w:hAnsi="Arial"/>
+            <w:color w:val="1F6B75"/>
+            <w:sz w:val="14"/>
+            <w:szCs w:val="14"/>
+            <w:u w:val="single" w:color="1F6B75"/>
+          </w:rPr>
+          <w:t xml:space="preserve">CC BY-NC 4.0</w:t>
+        </w:r>
+      </w:hyperlink>
+      <w:r>
+        <w:rPr>
+          <w:rFonts w:ascii="Arial" w:cs="Arial" w:eastAsia="Arial" w:hAnsi="Arial"/>
+          <w:color w:val="666666"/>
+          <w:sz w:val="14"/>
+          <w:szCs w:val="14"/>
+        </w:rPr>
+        <w:t xml:space="preserve"> (</w:t>
+      </w:r>
+      <w:hyperlink w:history="1" r:id="rIdjvgxmxuy7ppok9vxxhmj2">
+        <w:r>
+          <w:rPr>
+            <w:rFonts w:ascii="Arial" w:cs="Arial" w:eastAsia="Arial" w:hAnsi="Arial"/>
+            <w:color w:val="1F6B75"/>
+            <w:sz w:val="14"/>
+            <w:szCs w:val="14"/>
+            <w:u w:val="single" w:color="1F6B75"/>
+          </w:rPr>
+          <w:t xml:space="preserve">https://creativecommons.org/licenses/by-nc/4.0/</w:t>
+        </w:r>
+      </w:hyperlink>
+      <w:r>
+        <w:rPr>
+          <w:rFonts w:ascii="Arial" w:cs="Arial" w:eastAsia="Arial" w:hAnsi="Arial"/>
+          <w:color w:val="666666"/>
+          <w:sz w:val="14"/>
+          <w:szCs w:val="14"/>
+        </w:rPr>
+        <w:t xml:space="preserve">).</w:t>
+      </w:r>
+    </w:p>
     <w:p>
       <w:r>
         <w:br w:type="page"/>
@@ -14766,7 +15173,7 @@
             <w:pPr>
               <w:spacing w:after="20" w:before="0"/>
             </w:pPr>
-            <w:hyperlink w:history="1" r:id="rId6nohmgmckmkohgmli_lj0">
+            <w:hyperlink w:history="1" r:id="rIdmvh1og76ncl-wvrkv_jhm">
               <w:r>
                 <w:rPr>
                   <w:rFonts w:ascii="Arial" w:cs="Arial" w:eastAsia="Arial" w:hAnsi="Arial"/>
@@ -14799,7 +15206,7 @@
               <w:spacing w:after="10" w:before="0"/>
               <w:ind w:left="120"/>
             </w:pPr>
-            <w:hyperlink w:history="1" r:id="rIdurnnvb9dx78fxuwc2rg_n">
+            <w:hyperlink w:history="1" r:id="rIdnqrvu8moybgd4nwm8qltt">
               <w:r>
                 <w:rPr>
                   <w:rFonts w:ascii="Arial" w:cs="Arial" w:eastAsia="Arial" w:hAnsi="Arial"/>
@@ -14844,7 +15251,7 @@
             <w:pPr>
               <w:spacing w:after="20" w:before="0"/>
             </w:pPr>
-            <w:hyperlink w:history="1" r:id="rId7oe20oyyc3z9zmfut5yj_">
+            <w:hyperlink w:history="1" r:id="rIddl-pe_ig2cb5hrvm2g3uj">
               <w:r>
                 <w:rPr>
                   <w:rFonts w:ascii="Arial" w:cs="Arial" w:eastAsia="Arial" w:hAnsi="Arial"/>
@@ -14877,7 +15284,7 @@
               <w:spacing w:after="10" w:before="0"/>
               <w:ind w:left="120"/>
             </w:pPr>
-            <w:hyperlink w:history="1" r:id="rIdhbrvpq585oh2uuq7b9fkq">
+            <w:hyperlink w:history="1" r:id="rIdxss2qg0no7if8lvhndaqw">
               <w:r>
                 <w:rPr>
                   <w:rFonts w:ascii="Arial" w:cs="Arial" w:eastAsia="Arial" w:hAnsi="Arial"/>
@@ -15072,7 +15479,7 @@
             <w:pPr>
               <w:spacing w:after="20" w:before="0"/>
             </w:pPr>
-            <w:hyperlink w:history="1" r:id="rIdjvl-z9hbrsqxxz_zlkzuw">
+            <w:hyperlink w:history="1" r:id="rIdvo8yi7ssqkjj9rz1uf3q0">
               <w:r>
                 <w:rPr>
                   <w:rFonts w:ascii="Arial" w:cs="Arial" w:eastAsia="Arial" w:hAnsi="Arial"/>
@@ -15105,7 +15512,7 @@
               <w:spacing w:after="10" w:before="0"/>
               <w:ind w:left="120"/>
             </w:pPr>
-            <w:hyperlink w:history="1" r:id="rId2vaobcly-jlw-klltk7hp">
+            <w:hyperlink w:history="1" r:id="rId2xna_aoekvdpa0sq64gz_">
               <w:r>
                 <w:rPr>
                   <w:rFonts w:ascii="Arial" w:cs="Arial" w:eastAsia="Arial" w:hAnsi="Arial"/>
@@ -15150,7 +15557,7 @@
             <w:pPr>
               <w:spacing w:after="20" w:before="0"/>
             </w:pPr>
-            <w:hyperlink w:history="1" r:id="rIdqbx98sji6xoxht0tvdyzu">
+            <w:hyperlink w:history="1" r:id="rIdgxgkoz4ocf9vdw1jcktrz">
               <w:r>
                 <w:rPr>
                   <w:rFonts w:ascii="Arial" w:cs="Arial" w:eastAsia="Arial" w:hAnsi="Arial"/>
@@ -15183,7 +15590,7 @@
               <w:spacing w:after="10" w:before="0"/>
               <w:ind w:left="120"/>
             </w:pPr>
-            <w:hyperlink w:history="1" r:id="rIdxlk3c51jez2gi18ci-ell">
+            <w:hyperlink w:history="1" r:id="rIdwp9_fae3-egetiaxjn8cp">
               <w:r>
                 <w:rPr>
                   <w:rFonts w:ascii="Arial" w:cs="Arial" w:eastAsia="Arial" w:hAnsi="Arial"/>
@@ -15378,7 +15785,7 @@
             <w:pPr>
               <w:spacing w:after="20" w:before="0"/>
             </w:pPr>
-            <w:hyperlink w:history="1" r:id="rId7ct6i8cs3mvhmgvo8ldot">
+            <w:hyperlink w:history="1" r:id="rId7mw6gsbwykabmn9kwskdx">
               <w:r>
                 <w:rPr>
                   <w:rFonts w:ascii="Arial" w:cs="Arial" w:eastAsia="Arial" w:hAnsi="Arial"/>
@@ -15411,7 +15818,7 @@
               <w:spacing w:after="10" w:before="0"/>
               <w:ind w:left="120"/>
             </w:pPr>
-            <w:hyperlink w:history="1" r:id="rIdpr4il4dzutxgis79x2a4a">
+            <w:hyperlink w:history="1" r:id="rIdc0cqwazs8ejoxa03cvhth">
               <w:r>
                 <w:rPr>
                   <w:rFonts w:ascii="Arial" w:cs="Arial" w:eastAsia="Arial" w:hAnsi="Arial"/>
@@ -15456,7 +15863,7 @@
             <w:pPr>
               <w:spacing w:after="20" w:before="0"/>
             </w:pPr>
-            <w:hyperlink w:history="1" r:id="rIdgfmy9aw7aulhmd_ob3puh">
+            <w:hyperlink w:history="1" r:id="rIdi2xjku5z259bfzb6v1dzm">
               <w:r>
                 <w:rPr>
                   <w:rFonts w:ascii="Arial" w:cs="Arial" w:eastAsia="Arial" w:hAnsi="Arial"/>
@@ -15489,7 +15896,7 @@
               <w:spacing w:after="10" w:before="0"/>
               <w:ind w:left="120"/>
             </w:pPr>
-            <w:hyperlink w:history="1" r:id="rIduh4iq5nravdnsjbi2rvkg">
+            <w:hyperlink w:history="1" r:id="rIdp9cgxernnjtraojh4fz-1">
               <w:r>
                 <w:rPr>
                   <w:rFonts w:ascii="Arial" w:cs="Arial" w:eastAsia="Arial" w:hAnsi="Arial"/>
@@ -15684,7 +16091,7 @@
             <w:pPr>
               <w:spacing w:after="20" w:before="0"/>
             </w:pPr>
-            <w:hyperlink w:history="1" r:id="rId1ryaidpgbyp9i8mskw98e">
+            <w:hyperlink w:history="1" r:id="rId4lp4uehfauc3luvqwxoi3">
               <w:r>
                 <w:rPr>
                   <w:rFonts w:ascii="Arial" w:cs="Arial" w:eastAsia="Arial" w:hAnsi="Arial"/>
@@ -15717,7 +16124,7 @@
               <w:spacing w:after="10" w:before="0"/>
               <w:ind w:left="120"/>
             </w:pPr>
-            <w:hyperlink w:history="1" r:id="rIdq2vwrt_wbs7lg9vhmho78">
+            <w:hyperlink w:history="1" r:id="rId32uqtue9dcyu3o6pgwbnw">
               <w:r>
                 <w:rPr>
                   <w:rFonts w:ascii="Arial" w:cs="Arial" w:eastAsia="Arial" w:hAnsi="Arial"/>
@@ -15762,7 +16169,7 @@
             <w:pPr>
               <w:spacing w:after="20" w:before="0"/>
             </w:pPr>
-            <w:hyperlink w:history="1" r:id="rIdvknoiudzzdbfh_bg4swad">
+            <w:hyperlink w:history="1" r:id="rId_itmqfsg-jihoocjhvbk_">
               <w:r>
                 <w:rPr>
                   <w:rFonts w:ascii="Arial" w:cs="Arial" w:eastAsia="Arial" w:hAnsi="Arial"/>
@@ -15795,7 +16202,7 @@
               <w:spacing w:after="10" w:before="0"/>
               <w:ind w:left="120"/>
             </w:pPr>
-            <w:hyperlink w:history="1" r:id="rId9ry1jpcsul6k4wr7po-0u">
+            <w:hyperlink w:history="1" r:id="rIdwaoodazcuq-n_sdaleaeh">
               <w:r>
                 <w:rPr>
                   <w:rFonts w:ascii="Arial" w:cs="Arial" w:eastAsia="Arial" w:hAnsi="Arial"/>
@@ -15990,7 +16397,7 @@
             <w:pPr>
               <w:spacing w:after="20" w:before="0"/>
             </w:pPr>
-            <w:hyperlink w:history="1" r:id="rIducdlgonbnlhkviw6sqvmj">
+            <w:hyperlink w:history="1" r:id="rIdbtzqr6-ypht9z4wlb58s8">
               <w:r>
                 <w:rPr>
                   <w:rFonts w:ascii="Arial" w:cs="Arial" w:eastAsia="Arial" w:hAnsi="Arial"/>
@@ -16023,7 +16430,7 @@
               <w:spacing w:after="10" w:before="0"/>
               <w:ind w:left="120"/>
             </w:pPr>
-            <w:hyperlink w:history="1" r:id="rIdbpgptwzlidw8-pnkv36ti">
+            <w:hyperlink w:history="1" r:id="rIdriw0zfrwv7kh3exoya3me">
               <w:r>
                 <w:rPr>
                   <w:rFonts w:ascii="Arial" w:cs="Arial" w:eastAsia="Arial" w:hAnsi="Arial"/>
@@ -16068,7 +16475,7 @@
             <w:pPr>
               <w:spacing w:after="20" w:before="0"/>
             </w:pPr>
-            <w:hyperlink w:history="1" r:id="rIdaldj7lyqjr-zwhmbpnk_h">
+            <w:hyperlink w:history="1" r:id="rIdu7_zq8j8xxqqtk_bfy3ab">
               <w:r>
                 <w:rPr>
                   <w:rFonts w:ascii="Arial" w:cs="Arial" w:eastAsia="Arial" w:hAnsi="Arial"/>
@@ -16101,7 +16508,7 @@
               <w:spacing w:after="10" w:before="0"/>
               <w:ind w:left="120"/>
             </w:pPr>
-            <w:hyperlink w:history="1" r:id="rId6vy-wwg-qgn_fc0t-rn4a">
+            <w:hyperlink w:history="1" r:id="rIddpqv0ei99_-wy8h15kwc3">
               <w:r>
                 <w:rPr>
                   <w:rFonts w:ascii="Arial" w:cs="Arial" w:eastAsia="Arial" w:hAnsi="Arial"/>
@@ -16597,6 +17004,65 @@
         </w:tc>
       </w:tr>
     </w:tbl>
+    <w:p>
+      <w:pPr>
+        <w:pBdr>
+          <w:top w:val="single" w:color="BBBBBB" w:sz="4" w:space="4"/>
+        </w:pBdr>
+        <w:spacing w:after="0" w:before="160"/>
+      </w:pPr>
+      <w:r>
+        <w:rPr>
+          <w:rFonts w:ascii="Arial" w:cs="Arial" w:eastAsia="Arial" w:hAnsi="Arial"/>
+          <w:color w:val="666666"/>
+          <w:sz w:val="14"/>
+          <w:szCs w:val="14"/>
+        </w:rPr>
+        <w:t xml:space="preserve">© 2026 SeaVuria and ARES. Aligned with KICD objectives. Developed by SeaVuria; technical implementation by ARES (with AI assistance from Claude). Licensed under </w:t>
+      </w:r>
+      <w:hyperlink w:history="1" r:id="rIdanb6iqkr_poydxcpfmhgh">
+        <w:r>
+          <w:rPr>
+            <w:rFonts w:ascii="Arial" w:cs="Arial" w:eastAsia="Arial" w:hAnsi="Arial"/>
+            <w:color w:val="1F6B75"/>
+            <w:sz w:val="14"/>
+            <w:szCs w:val="14"/>
+            <w:u w:val="single" w:color="1F6B75"/>
+          </w:rPr>
+          <w:t xml:space="preserve">CC BY-NC 4.0</w:t>
+        </w:r>
+      </w:hyperlink>
+      <w:r>
+        <w:rPr>
+          <w:rFonts w:ascii="Arial" w:cs="Arial" w:eastAsia="Arial" w:hAnsi="Arial"/>
+          <w:color w:val="666666"/>
+          <w:sz w:val="14"/>
+          <w:szCs w:val="14"/>
+        </w:rPr>
+        <w:t xml:space="preserve"> (</w:t>
+      </w:r>
+      <w:hyperlink w:history="1" r:id="rIdsiffx3nbtdmco3fxxivzc">
+        <w:r>
+          <w:rPr>
+            <w:rFonts w:ascii="Arial" w:cs="Arial" w:eastAsia="Arial" w:hAnsi="Arial"/>
+            <w:color w:val="1F6B75"/>
+            <w:sz w:val="14"/>
+            <w:szCs w:val="14"/>
+            <w:u w:val="single" w:color="1F6B75"/>
+          </w:rPr>
+          <w:t xml:space="preserve">https://creativecommons.org/licenses/by-nc/4.0/</w:t>
+        </w:r>
+      </w:hyperlink>
+      <w:r>
+        <w:rPr>
+          <w:rFonts w:ascii="Arial" w:cs="Arial" w:eastAsia="Arial" w:hAnsi="Arial"/>
+          <w:color w:val="666666"/>
+          <w:sz w:val="14"/>
+          <w:szCs w:val="14"/>
+        </w:rPr>
+        <w:t xml:space="preserve">).</w:t>
+      </w:r>
+    </w:p>
     <w:p>
       <w:r>
         <w:br w:type="page"/>
@@ -17588,7 +18054,7 @@
             <w:pPr>
               <w:spacing w:after="20" w:before="0"/>
             </w:pPr>
-            <w:hyperlink w:history="1" r:id="rIdkpaomwecq1e2tmzy-bbl-">
+            <w:hyperlink w:history="1" r:id="rIdvycexpj446-ikncnjqqxu">
               <w:r>
                 <w:rPr>
                   <w:rFonts w:ascii="Arial" w:cs="Arial" w:eastAsia="Arial" w:hAnsi="Arial"/>
@@ -17621,7 +18087,7 @@
               <w:spacing w:after="10" w:before="0"/>
               <w:ind w:left="120"/>
             </w:pPr>
-            <w:hyperlink w:history="1" r:id="rIdpq-h4pe6ch6gbevt_nlv_">
+            <w:hyperlink w:history="1" r:id="rIdu7kc_fohlrqq1ktu_1xnz">
               <w:r>
                 <w:rPr>
                   <w:rFonts w:ascii="Arial" w:cs="Arial" w:eastAsia="Arial" w:hAnsi="Arial"/>
@@ -17666,7 +18132,7 @@
             <w:pPr>
               <w:spacing w:after="20" w:before="0"/>
             </w:pPr>
-            <w:hyperlink w:history="1" r:id="rIdzjnklvbeadijwykgbruul">
+            <w:hyperlink w:history="1" r:id="rId2tb2ce_ymu-ei2pzp5fys">
               <w:r>
                 <w:rPr>
                   <w:rFonts w:ascii="Arial" w:cs="Arial" w:eastAsia="Arial" w:hAnsi="Arial"/>
@@ -17699,7 +18165,7 @@
               <w:spacing w:after="10" w:before="0"/>
               <w:ind w:left="120"/>
             </w:pPr>
-            <w:hyperlink w:history="1" r:id="rId9pzu3pfhdevacfxsou1vc">
+            <w:hyperlink w:history="1" r:id="rIdwwecycdnxru7z4ocenagx">
               <w:r>
                 <w:rPr>
                   <w:rFonts w:ascii="Arial" w:cs="Arial" w:eastAsia="Arial" w:hAnsi="Arial"/>
@@ -17894,7 +18360,7 @@
             <w:pPr>
               <w:spacing w:after="20" w:before="0"/>
             </w:pPr>
-            <w:hyperlink w:history="1" r:id="rIdg84przia79khpzdaighn3">
+            <w:hyperlink w:history="1" r:id="rIdassowgrjfe6beo38py-j4">
               <w:r>
                 <w:rPr>
                   <w:rFonts w:ascii="Arial" w:cs="Arial" w:eastAsia="Arial" w:hAnsi="Arial"/>
@@ -17927,7 +18393,7 @@
               <w:spacing w:after="10" w:before="0"/>
               <w:ind w:left="120"/>
             </w:pPr>
-            <w:hyperlink w:history="1" r:id="rIdd_abp0vmqw9vwnukcxxat">
+            <w:hyperlink w:history="1" r:id="rIdxpiq1aruinboat7x6kwnm">
               <w:r>
                 <w:rPr>
                   <w:rFonts w:ascii="Arial" w:cs="Arial" w:eastAsia="Arial" w:hAnsi="Arial"/>
@@ -17972,7 +18438,7 @@
             <w:pPr>
               <w:spacing w:after="20" w:before="0"/>
             </w:pPr>
-            <w:hyperlink w:history="1" r:id="rIdsh1difjfckk_3v6lketvb">
+            <w:hyperlink w:history="1" r:id="rIdhys8tok46mykfigdsc822">
               <w:r>
                 <w:rPr>
                   <w:rFonts w:ascii="Arial" w:cs="Arial" w:eastAsia="Arial" w:hAnsi="Arial"/>
@@ -18005,7 +18471,7 @@
               <w:spacing w:after="10" w:before="0"/>
               <w:ind w:left="120"/>
             </w:pPr>
-            <w:hyperlink w:history="1" r:id="rIdfjdjwshb5adqqdvmdvgst">
+            <w:hyperlink w:history="1" r:id="rIdmxqqpyhfrgjada_ke4a-u">
               <w:r>
                 <w:rPr>
                   <w:rFonts w:ascii="Arial" w:cs="Arial" w:eastAsia="Arial" w:hAnsi="Arial"/>
@@ -18200,7 +18666,7 @@
             <w:pPr>
               <w:spacing w:after="20" w:before="0"/>
             </w:pPr>
-            <w:hyperlink w:history="1" r:id="rIdvmzkcerju5keef6yaviw5">
+            <w:hyperlink w:history="1" r:id="rIdywzelgwncs_tbpmdekpsd">
               <w:r>
                 <w:rPr>
                   <w:rFonts w:ascii="Arial" w:cs="Arial" w:eastAsia="Arial" w:hAnsi="Arial"/>
@@ -18233,7 +18699,7 @@
               <w:spacing w:after="10" w:before="0"/>
               <w:ind w:left="120"/>
             </w:pPr>
-            <w:hyperlink w:history="1" r:id="rIdwm-hdvbt0v3ednblaxqtt">
+            <w:hyperlink w:history="1" r:id="rIdh-s6s5eqe0rpfwqpfv_46">
               <w:r>
                 <w:rPr>
                   <w:rFonts w:ascii="Arial" w:cs="Arial" w:eastAsia="Arial" w:hAnsi="Arial"/>
@@ -18278,7 +18744,7 @@
             <w:pPr>
               <w:spacing w:after="20" w:before="0"/>
             </w:pPr>
-            <w:hyperlink w:history="1" r:id="rIdzwionpgj6hpgkzakmrz1v">
+            <w:hyperlink w:history="1" r:id="rIdrdkfqvj7tq0jfstjsyzww">
               <w:r>
                 <w:rPr>
                   <w:rFonts w:ascii="Arial" w:cs="Arial" w:eastAsia="Arial" w:hAnsi="Arial"/>
@@ -18311,7 +18777,7 @@
               <w:spacing w:after="10" w:before="0"/>
               <w:ind w:left="120"/>
             </w:pPr>
-            <w:hyperlink w:history="1" r:id="rId8s2l9qnfuu_g6evbqupoo">
+            <w:hyperlink w:history="1" r:id="rIdwdhhqc6k_wanwrfat-kah">
               <w:r>
                 <w:rPr>
                   <w:rFonts w:ascii="Arial" w:cs="Arial" w:eastAsia="Arial" w:hAnsi="Arial"/>
@@ -18506,7 +18972,7 @@
             <w:pPr>
               <w:spacing w:after="20" w:before="0"/>
             </w:pPr>
-            <w:hyperlink w:history="1" r:id="rIdbjbus0jy9bv4zqpd00c9c">
+            <w:hyperlink w:history="1" r:id="rIdc_0mtzvdncnneitq63_qy">
               <w:r>
                 <w:rPr>
                   <w:rFonts w:ascii="Arial" w:cs="Arial" w:eastAsia="Arial" w:hAnsi="Arial"/>
@@ -18539,7 +19005,7 @@
               <w:spacing w:after="10" w:before="0"/>
               <w:ind w:left="120"/>
             </w:pPr>
-            <w:hyperlink w:history="1" r:id="rIddsirgxc84h6vdhni9byj5">
+            <w:hyperlink w:history="1" r:id="rIdblsjh4yhetliel3e4xsrp">
               <w:r>
                 <w:rPr>
                   <w:rFonts w:ascii="Arial" w:cs="Arial" w:eastAsia="Arial" w:hAnsi="Arial"/>
@@ -18584,7 +19050,7 @@
             <w:pPr>
               <w:spacing w:after="20" w:before="0"/>
             </w:pPr>
-            <w:hyperlink w:history="1" r:id="rIdetautyvd1eg6kkiuw4fup">
+            <w:hyperlink w:history="1" r:id="rIdnkc5b4bdbabz8rljgcphg">
               <w:r>
                 <w:rPr>
                   <w:rFonts w:ascii="Arial" w:cs="Arial" w:eastAsia="Arial" w:hAnsi="Arial"/>
@@ -18617,7 +19083,7 @@
               <w:spacing w:after="10" w:before="0"/>
               <w:ind w:left="120"/>
             </w:pPr>
-            <w:hyperlink w:history="1" r:id="rIdk1ff8hvgzw99cfuvozmhn">
+            <w:hyperlink w:history="1" r:id="rIdf4pcr95rxkro0z-3da4cw">
               <w:r>
                 <w:rPr>
                   <w:rFonts w:ascii="Arial" w:cs="Arial" w:eastAsia="Arial" w:hAnsi="Arial"/>
@@ -18812,7 +19278,7 @@
             <w:pPr>
               <w:spacing w:after="20" w:before="0"/>
             </w:pPr>
-            <w:hyperlink w:history="1" r:id="rIdwwniwaykznzmvnyav9qdx">
+            <w:hyperlink w:history="1" r:id="rId1h7dbiubavzvjjzruxpzl">
               <w:r>
                 <w:rPr>
                   <w:rFonts w:ascii="Arial" w:cs="Arial" w:eastAsia="Arial" w:hAnsi="Arial"/>
@@ -18845,7 +19311,7 @@
               <w:spacing w:after="10" w:before="0"/>
               <w:ind w:left="120"/>
             </w:pPr>
-            <w:hyperlink w:history="1" r:id="rIdikxgwdwpg2trpi2rkyhhh">
+            <w:hyperlink w:history="1" r:id="rIddwekwarqt0bquwy1lvqbw">
               <w:r>
                 <w:rPr>
                   <w:rFonts w:ascii="Arial" w:cs="Arial" w:eastAsia="Arial" w:hAnsi="Arial"/>
@@ -18890,7 +19356,7 @@
             <w:pPr>
               <w:spacing w:after="20" w:before="0"/>
             </w:pPr>
-            <w:hyperlink w:history="1" r:id="rIdavu8kx1oy8poyzx8or5bs">
+            <w:hyperlink w:history="1" r:id="rIdlmgva1y26c3ht_axvqwlt">
               <w:r>
                 <w:rPr>
                   <w:rFonts w:ascii="Arial" w:cs="Arial" w:eastAsia="Arial" w:hAnsi="Arial"/>
@@ -18923,7 +19389,7 @@
               <w:spacing w:after="10" w:before="0"/>
               <w:ind w:left="120"/>
             </w:pPr>
-            <w:hyperlink w:history="1" r:id="rIddge4luhxblqx3vvu2rmep">
+            <w:hyperlink w:history="1" r:id="rIdtcm1r2fswwz83mpclpb9o">
               <w:r>
                 <w:rPr>
                   <w:rFonts w:ascii="Arial" w:cs="Arial" w:eastAsia="Arial" w:hAnsi="Arial"/>
@@ -19419,6 +19885,65 @@
         </w:tc>
       </w:tr>
     </w:tbl>
+    <w:p>
+      <w:pPr>
+        <w:pBdr>
+          <w:top w:val="single" w:color="BBBBBB" w:sz="4" w:space="4"/>
+        </w:pBdr>
+        <w:spacing w:after="0" w:before="160"/>
+      </w:pPr>
+      <w:r>
+        <w:rPr>
+          <w:rFonts w:ascii="Arial" w:cs="Arial" w:eastAsia="Arial" w:hAnsi="Arial"/>
+          <w:color w:val="666666"/>
+          <w:sz w:val="14"/>
+          <w:szCs w:val="14"/>
+        </w:rPr>
+        <w:t xml:space="preserve">© 2026 SeaVuria and ARES. Aligned with KICD objectives. Developed by SeaVuria; technical implementation by ARES (with AI assistance from Claude). Licensed under </w:t>
+      </w:r>
+      <w:hyperlink w:history="1" r:id="rIdcod05uziuz5uohlcr7wmb">
+        <w:r>
+          <w:rPr>
+            <w:rFonts w:ascii="Arial" w:cs="Arial" w:eastAsia="Arial" w:hAnsi="Arial"/>
+            <w:color w:val="1F6B75"/>
+            <w:sz w:val="14"/>
+            <w:szCs w:val="14"/>
+            <w:u w:val="single" w:color="1F6B75"/>
+          </w:rPr>
+          <w:t xml:space="preserve">CC BY-NC 4.0</w:t>
+        </w:r>
+      </w:hyperlink>
+      <w:r>
+        <w:rPr>
+          <w:rFonts w:ascii="Arial" w:cs="Arial" w:eastAsia="Arial" w:hAnsi="Arial"/>
+          <w:color w:val="666666"/>
+          <w:sz w:val="14"/>
+          <w:szCs w:val="14"/>
+        </w:rPr>
+        <w:t xml:space="preserve"> (</w:t>
+      </w:r>
+      <w:hyperlink w:history="1" r:id="rIdqljdlzt7tgphm1q3dxbcq">
+        <w:r>
+          <w:rPr>
+            <w:rFonts w:ascii="Arial" w:cs="Arial" w:eastAsia="Arial" w:hAnsi="Arial"/>
+            <w:color w:val="1F6B75"/>
+            <w:sz w:val="14"/>
+            <w:szCs w:val="14"/>
+            <w:u w:val="single" w:color="1F6B75"/>
+          </w:rPr>
+          <w:t xml:space="preserve">https://creativecommons.org/licenses/by-nc/4.0/</w:t>
+        </w:r>
+      </w:hyperlink>
+      <w:r>
+        <w:rPr>
+          <w:rFonts w:ascii="Arial" w:cs="Arial" w:eastAsia="Arial" w:hAnsi="Arial"/>
+          <w:color w:val="666666"/>
+          <w:sz w:val="14"/>
+          <w:szCs w:val="14"/>
+        </w:rPr>
+        <w:t xml:space="preserve">).</w:t>
+      </w:r>
+    </w:p>
     <w:p>
       <w:r>
         <w:br w:type="page"/>
@@ -20410,7 +20935,7 @@
             <w:pPr>
               <w:spacing w:after="20" w:before="0"/>
             </w:pPr>
-            <w:hyperlink w:history="1" r:id="rId3asxwlhle_rpuicyylk7p">
+            <w:hyperlink w:history="1" r:id="rIdw9vgnty0epngryizvr4ww">
               <w:r>
                 <w:rPr>
                   <w:rFonts w:ascii="Arial" w:cs="Arial" w:eastAsia="Arial" w:hAnsi="Arial"/>
@@ -20443,7 +20968,7 @@
               <w:spacing w:after="10" w:before="0"/>
               <w:ind w:left="120"/>
             </w:pPr>
-            <w:hyperlink w:history="1" r:id="rId5phvgtw7ps8j53ags7hjz">
+            <w:hyperlink w:history="1" r:id="rIdsbtmzsqndznhtnlomzjij">
               <w:r>
                 <w:rPr>
                   <w:rFonts w:ascii="Arial" w:cs="Arial" w:eastAsia="Arial" w:hAnsi="Arial"/>
@@ -20488,7 +21013,7 @@
             <w:pPr>
               <w:spacing w:after="20" w:before="0"/>
             </w:pPr>
-            <w:hyperlink w:history="1" r:id="rIdh2_szmdiiiyje-g38bx3m">
+            <w:hyperlink w:history="1" r:id="rId83tgggtggl8qif-uesj36">
               <w:r>
                 <w:rPr>
                   <w:rFonts w:ascii="Arial" w:cs="Arial" w:eastAsia="Arial" w:hAnsi="Arial"/>
@@ -20521,7 +21046,7 @@
               <w:spacing w:after="10" w:before="0"/>
               <w:ind w:left="120"/>
             </w:pPr>
-            <w:hyperlink w:history="1" r:id="rIdaswtw11dtgxcbhvy9ezvu">
+            <w:hyperlink w:history="1" r:id="rIdwxqtkw0mtvszg6cnk5qsw">
               <w:r>
                 <w:rPr>
                   <w:rFonts w:ascii="Arial" w:cs="Arial" w:eastAsia="Arial" w:hAnsi="Arial"/>
@@ -20716,7 +21241,7 @@
             <w:pPr>
               <w:spacing w:after="20" w:before="0"/>
             </w:pPr>
-            <w:hyperlink w:history="1" r:id="rIdj_tq8voernnv8svlrqz1b">
+            <w:hyperlink w:history="1" r:id="rIdp4wcsb1xzvv8heaik6mdr">
               <w:r>
                 <w:rPr>
                   <w:rFonts w:ascii="Arial" w:cs="Arial" w:eastAsia="Arial" w:hAnsi="Arial"/>
@@ -20749,7 +21274,7 @@
               <w:spacing w:after="10" w:before="0"/>
               <w:ind w:left="120"/>
             </w:pPr>
-            <w:hyperlink w:history="1" r:id="rIdtrqtti-aumdi-wsn9fexv">
+            <w:hyperlink w:history="1" r:id="rId_a3aftwwvswtitpqleccr">
               <w:r>
                 <w:rPr>
                   <w:rFonts w:ascii="Arial" w:cs="Arial" w:eastAsia="Arial" w:hAnsi="Arial"/>
@@ -20794,7 +21319,7 @@
             <w:pPr>
               <w:spacing w:after="20" w:before="0"/>
             </w:pPr>
-            <w:hyperlink w:history="1" r:id="rIdtyiu_l18wuxqptcj6c5ar">
+            <w:hyperlink w:history="1" r:id="rIdjbrc9oatjwef8wcyvccia">
               <w:r>
                 <w:rPr>
                   <w:rFonts w:ascii="Arial" w:cs="Arial" w:eastAsia="Arial" w:hAnsi="Arial"/>
@@ -20827,7 +21352,7 @@
               <w:spacing w:after="10" w:before="0"/>
               <w:ind w:left="120"/>
             </w:pPr>
-            <w:hyperlink w:history="1" r:id="rIdzisdovdofia0mdr3q07kr">
+            <w:hyperlink w:history="1" r:id="rIdqxmraenbb5m4j1tdalf1n">
               <w:r>
                 <w:rPr>
                   <w:rFonts w:ascii="Arial" w:cs="Arial" w:eastAsia="Arial" w:hAnsi="Arial"/>
@@ -21022,7 +21547,7 @@
             <w:pPr>
               <w:spacing w:after="20" w:before="0"/>
             </w:pPr>
-            <w:hyperlink w:history="1" r:id="rIdyof4ul9jsnouuldwvlbqb">
+            <w:hyperlink w:history="1" r:id="rId7tisp-ilaj5ym7ohslk9g">
               <w:r>
                 <w:rPr>
                   <w:rFonts w:ascii="Arial" w:cs="Arial" w:eastAsia="Arial" w:hAnsi="Arial"/>
@@ -21055,7 +21580,7 @@
               <w:spacing w:after="10" w:before="0"/>
               <w:ind w:left="120"/>
             </w:pPr>
-            <w:hyperlink w:history="1" r:id="rIdsvt1cxwergl-qb2idsnqq">
+            <w:hyperlink w:history="1" r:id="rIdaqr84s4an48ucbv-iau8s">
               <w:r>
                 <w:rPr>
                   <w:rFonts w:ascii="Arial" w:cs="Arial" w:eastAsia="Arial" w:hAnsi="Arial"/>
@@ -21100,7 +21625,7 @@
             <w:pPr>
               <w:spacing w:after="20" w:before="0"/>
             </w:pPr>
-            <w:hyperlink w:history="1" r:id="rIdy42li0pc9zoeosjvmwzna">
+            <w:hyperlink w:history="1" r:id="rIdrzh6fxmskey0dbrrcwnnv">
               <w:r>
                 <w:rPr>
                   <w:rFonts w:ascii="Arial" w:cs="Arial" w:eastAsia="Arial" w:hAnsi="Arial"/>
@@ -21133,7 +21658,7 @@
               <w:spacing w:after="10" w:before="0"/>
               <w:ind w:left="120"/>
             </w:pPr>
-            <w:hyperlink w:history="1" r:id="rIdhojg9-em1wfrdbmqlw1wc">
+            <w:hyperlink w:history="1" r:id="rId7pnd7vydu6luunnqyt2d6">
               <w:r>
                 <w:rPr>
                   <w:rFonts w:ascii="Arial" w:cs="Arial" w:eastAsia="Arial" w:hAnsi="Arial"/>
@@ -21328,7 +21853,7 @@
             <w:pPr>
               <w:spacing w:after="20" w:before="0"/>
             </w:pPr>
-            <w:hyperlink w:history="1" r:id="rIdhzdy1pxiw9ltatsygibhn">
+            <w:hyperlink w:history="1" r:id="rIdwr4el5-obkugebs7lztfs">
               <w:r>
                 <w:rPr>
                   <w:rFonts w:ascii="Arial" w:cs="Arial" w:eastAsia="Arial" w:hAnsi="Arial"/>
@@ -21361,7 +21886,7 @@
               <w:spacing w:after="10" w:before="0"/>
               <w:ind w:left="120"/>
             </w:pPr>
-            <w:hyperlink w:history="1" r:id="rIde1ydrgup76leymoqbjzcl">
+            <w:hyperlink w:history="1" r:id="rIdye4poi2xosrvqdkcpf3-p">
               <w:r>
                 <w:rPr>
                   <w:rFonts w:ascii="Arial" w:cs="Arial" w:eastAsia="Arial" w:hAnsi="Arial"/>
@@ -21406,7 +21931,7 @@
             <w:pPr>
               <w:spacing w:after="20" w:before="0"/>
             </w:pPr>
-            <w:hyperlink w:history="1" r:id="rIdkeqmqstterwmm-8htth7x">
+            <w:hyperlink w:history="1" r:id="rIdlwbxwl9xfo0mwd1z_u8ko">
               <w:r>
                 <w:rPr>
                   <w:rFonts w:ascii="Arial" w:cs="Arial" w:eastAsia="Arial" w:hAnsi="Arial"/>
@@ -21439,7 +21964,7 @@
               <w:spacing w:after="10" w:before="0"/>
               <w:ind w:left="120"/>
             </w:pPr>
-            <w:hyperlink w:history="1" r:id="rId0ojp1oxkuvhyqjusp4wll">
+            <w:hyperlink w:history="1" r:id="rId6bwamdkar6jwls5_9idnp">
               <w:r>
                 <w:rPr>
                   <w:rFonts w:ascii="Arial" w:cs="Arial" w:eastAsia="Arial" w:hAnsi="Arial"/>
@@ -21634,7 +22159,7 @@
             <w:pPr>
               <w:spacing w:after="20" w:before="0"/>
             </w:pPr>
-            <w:hyperlink w:history="1" r:id="rIdowgwhzaf9egvdx4tpmc1f">
+            <w:hyperlink w:history="1" r:id="rIdc5vvqsd9j-aj_dpdu41-e">
               <w:r>
                 <w:rPr>
                   <w:rFonts w:ascii="Arial" w:cs="Arial" w:eastAsia="Arial" w:hAnsi="Arial"/>
@@ -21667,7 +22192,7 @@
               <w:spacing w:after="10" w:before="0"/>
               <w:ind w:left="120"/>
             </w:pPr>
-            <w:hyperlink w:history="1" r:id="rIdgtpzu3wsz0xq-azf9jfvv">
+            <w:hyperlink w:history="1" r:id="rIdli5-kbd0_9jltovkh4ene">
               <w:r>
                 <w:rPr>
                   <w:rFonts w:ascii="Arial" w:cs="Arial" w:eastAsia="Arial" w:hAnsi="Arial"/>
@@ -21712,7 +22237,7 @@
             <w:pPr>
               <w:spacing w:after="20" w:before="0"/>
             </w:pPr>
-            <w:hyperlink w:history="1" r:id="rId_vywk22_wsovvnonaacip">
+            <w:hyperlink w:history="1" r:id="rIdptvo7xsqf719xfmxipu4-">
               <w:r>
                 <w:rPr>
                   <w:rFonts w:ascii="Arial" w:cs="Arial" w:eastAsia="Arial" w:hAnsi="Arial"/>
@@ -21745,7 +22270,7 @@
               <w:spacing w:after="10" w:before="0"/>
               <w:ind w:left="120"/>
             </w:pPr>
-            <w:hyperlink w:history="1" r:id="rIdfumrtc2pysrmu74wnpv1j">
+            <w:hyperlink w:history="1" r:id="rIdx3wahzkrm3nhjb74ehj0c">
               <w:r>
                 <w:rPr>
                   <w:rFonts w:ascii="Arial" w:cs="Arial" w:eastAsia="Arial" w:hAnsi="Arial"/>
@@ -22241,6 +22766,65 @@
         </w:tc>
       </w:tr>
     </w:tbl>
+    <w:p>
+      <w:pPr>
+        <w:pBdr>
+          <w:top w:val="single" w:color="BBBBBB" w:sz="4" w:space="4"/>
+        </w:pBdr>
+        <w:spacing w:after="0" w:before="160"/>
+      </w:pPr>
+      <w:r>
+        <w:rPr>
+          <w:rFonts w:ascii="Arial" w:cs="Arial" w:eastAsia="Arial" w:hAnsi="Arial"/>
+          <w:color w:val="666666"/>
+          <w:sz w:val="14"/>
+          <w:szCs w:val="14"/>
+        </w:rPr>
+        <w:t xml:space="preserve">© 2026 SeaVuria and ARES. Aligned with KICD objectives. Developed by SeaVuria; technical implementation by ARES (with AI assistance from Claude). Licensed under </w:t>
+      </w:r>
+      <w:hyperlink w:history="1" r:id="rId1hiu50alznzmcnvyrhhtl">
+        <w:r>
+          <w:rPr>
+            <w:rFonts w:ascii="Arial" w:cs="Arial" w:eastAsia="Arial" w:hAnsi="Arial"/>
+            <w:color w:val="1F6B75"/>
+            <w:sz w:val="14"/>
+            <w:szCs w:val="14"/>
+            <w:u w:val="single" w:color="1F6B75"/>
+          </w:rPr>
+          <w:t xml:space="preserve">CC BY-NC 4.0</w:t>
+        </w:r>
+      </w:hyperlink>
+      <w:r>
+        <w:rPr>
+          <w:rFonts w:ascii="Arial" w:cs="Arial" w:eastAsia="Arial" w:hAnsi="Arial"/>
+          <w:color w:val="666666"/>
+          <w:sz w:val="14"/>
+          <w:szCs w:val="14"/>
+        </w:rPr>
+        <w:t xml:space="preserve"> (</w:t>
+      </w:r>
+      <w:hyperlink w:history="1" r:id="rIdjn1ggpswxwdgj5hgsz4by">
+        <w:r>
+          <w:rPr>
+            <w:rFonts w:ascii="Arial" w:cs="Arial" w:eastAsia="Arial" w:hAnsi="Arial"/>
+            <w:color w:val="1F6B75"/>
+            <w:sz w:val="14"/>
+            <w:szCs w:val="14"/>
+            <w:u w:val="single" w:color="1F6B75"/>
+          </w:rPr>
+          <w:t xml:space="preserve">https://creativecommons.org/licenses/by-nc/4.0/</w:t>
+        </w:r>
+      </w:hyperlink>
+      <w:r>
+        <w:rPr>
+          <w:rFonts w:ascii="Arial" w:cs="Arial" w:eastAsia="Arial" w:hAnsi="Arial"/>
+          <w:color w:val="666666"/>
+          <w:sz w:val="14"/>
+          <w:szCs w:val="14"/>
+        </w:rPr>
+        <w:t xml:space="preserve">).</w:t>
+      </w:r>
+    </w:p>
     <w:p>
       <w:r>
         <w:br w:type="page"/>
@@ -23232,7 +23816,7 @@
             <w:pPr>
               <w:spacing w:after="20" w:before="0"/>
             </w:pPr>
-            <w:hyperlink w:history="1" r:id="rIdnszcxecympz8henuh5zw9">
+            <w:hyperlink w:history="1" r:id="rIdpvvg8knie5ss20q22heh5">
               <w:r>
                 <w:rPr>
                   <w:rFonts w:ascii="Arial" w:cs="Arial" w:eastAsia="Arial" w:hAnsi="Arial"/>
@@ -23265,7 +23849,7 @@
               <w:spacing w:after="10" w:before="0"/>
               <w:ind w:left="120"/>
             </w:pPr>
-            <w:hyperlink w:history="1" r:id="rIdogper5jvj4cw-iziok-hf">
+            <w:hyperlink w:history="1" r:id="rIdp611fsladuseunv_pirq5">
               <w:r>
                 <w:rPr>
                   <w:rFonts w:ascii="Arial" w:cs="Arial" w:eastAsia="Arial" w:hAnsi="Arial"/>
@@ -23310,7 +23894,7 @@
             <w:pPr>
               <w:spacing w:after="20" w:before="0"/>
             </w:pPr>
-            <w:hyperlink w:history="1" r:id="rIdasycdtr6kinqima3ppabx">
+            <w:hyperlink w:history="1" r:id="rIdsdox6qjwxr9wmrrf4deq9">
               <w:r>
                 <w:rPr>
                   <w:rFonts w:ascii="Arial" w:cs="Arial" w:eastAsia="Arial" w:hAnsi="Arial"/>
@@ -23343,7 +23927,7 @@
               <w:spacing w:after="10" w:before="0"/>
               <w:ind w:left="120"/>
             </w:pPr>
-            <w:hyperlink w:history="1" r:id="rIdaw6gbjd6ajxsx07gwaqqj">
+            <w:hyperlink w:history="1" r:id="rIdio-mhv4mbchiyavmy3bbv">
               <w:r>
                 <w:rPr>
                   <w:rFonts w:ascii="Arial" w:cs="Arial" w:eastAsia="Arial" w:hAnsi="Arial"/>
@@ -23538,7 +24122,7 @@
             <w:pPr>
               <w:spacing w:after="20" w:before="0"/>
             </w:pPr>
-            <w:hyperlink w:history="1" r:id="rIdntijgssm-owdfml2eriyl">
+            <w:hyperlink w:history="1" r:id="rIdgnrz4rz_w_uhr9h3qxlmv">
               <w:r>
                 <w:rPr>
                   <w:rFonts w:ascii="Arial" w:cs="Arial" w:eastAsia="Arial" w:hAnsi="Arial"/>
@@ -23571,7 +24155,7 @@
               <w:spacing w:after="10" w:before="0"/>
               <w:ind w:left="120"/>
             </w:pPr>
-            <w:hyperlink w:history="1" r:id="rIdzjcqo2vnforsq-uirgfax">
+            <w:hyperlink w:history="1" r:id="rIdscmqoa-rwtqvemozshhmj">
               <w:r>
                 <w:rPr>
                   <w:rFonts w:ascii="Arial" w:cs="Arial" w:eastAsia="Arial" w:hAnsi="Arial"/>
@@ -23616,7 +24200,7 @@
             <w:pPr>
               <w:spacing w:after="20" w:before="0"/>
             </w:pPr>
-            <w:hyperlink w:history="1" r:id="rIdys9x3xgxclc4msvmdkml6">
+            <w:hyperlink w:history="1" r:id="rIdvtcjxmjmyxbf_tpng8k0e">
               <w:r>
                 <w:rPr>
                   <w:rFonts w:ascii="Arial" w:cs="Arial" w:eastAsia="Arial" w:hAnsi="Arial"/>
@@ -23649,7 +24233,7 @@
               <w:spacing w:after="10" w:before="0"/>
               <w:ind w:left="120"/>
             </w:pPr>
-            <w:hyperlink w:history="1" r:id="rId2h0quel__zmyylxwvgpeh">
+            <w:hyperlink w:history="1" r:id="rIdi7tfvkghsdmbqadxj3bdt">
               <w:r>
                 <w:rPr>
                   <w:rFonts w:ascii="Arial" w:cs="Arial" w:eastAsia="Arial" w:hAnsi="Arial"/>
@@ -23844,7 +24428,7 @@
             <w:pPr>
               <w:spacing w:after="20" w:before="0"/>
             </w:pPr>
-            <w:hyperlink w:history="1" r:id="rIdoizi-zeoflwqnnwqqka-f">
+            <w:hyperlink w:history="1" r:id="rIdjdzk13ekyy7agol_chngm">
               <w:r>
                 <w:rPr>
                   <w:rFonts w:ascii="Arial" w:cs="Arial" w:eastAsia="Arial" w:hAnsi="Arial"/>
@@ -23877,7 +24461,7 @@
               <w:spacing w:after="10" w:before="0"/>
               <w:ind w:left="120"/>
             </w:pPr>
-            <w:hyperlink w:history="1" r:id="rIdh7t_ttwfp41_a4z1udziq">
+            <w:hyperlink w:history="1" r:id="rIdmca_h3f81r--xpdlaxxqg">
               <w:r>
                 <w:rPr>
                   <w:rFonts w:ascii="Arial" w:cs="Arial" w:eastAsia="Arial" w:hAnsi="Arial"/>
@@ -23922,7 +24506,7 @@
             <w:pPr>
               <w:spacing w:after="20" w:before="0"/>
             </w:pPr>
-            <w:hyperlink w:history="1" r:id="rIdtm1nbtrtudikr12akyemm">
+            <w:hyperlink w:history="1" r:id="rIdvvpyasbh_hwmmnvzwsqwn">
               <w:r>
                 <w:rPr>
                   <w:rFonts w:ascii="Arial" w:cs="Arial" w:eastAsia="Arial" w:hAnsi="Arial"/>
@@ -23955,7 +24539,7 @@
               <w:spacing w:after="10" w:before="0"/>
               <w:ind w:left="120"/>
             </w:pPr>
-            <w:hyperlink w:history="1" r:id="rIdqqcvi0s78foumzaormu8u">
+            <w:hyperlink w:history="1" r:id="rIdouuqlrf1wgznvcmsp0yta">
               <w:r>
                 <w:rPr>
                   <w:rFonts w:ascii="Arial" w:cs="Arial" w:eastAsia="Arial" w:hAnsi="Arial"/>
@@ -24150,7 +24734,7 @@
             <w:pPr>
               <w:spacing w:after="20" w:before="0"/>
             </w:pPr>
-            <w:hyperlink w:history="1" r:id="rIdnwzbxsj3lpxfpydefftgj">
+            <w:hyperlink w:history="1" r:id="rId3gdatnpwsawdz8bmofrtu">
               <w:r>
                 <w:rPr>
                   <w:rFonts w:ascii="Arial" w:cs="Arial" w:eastAsia="Arial" w:hAnsi="Arial"/>
@@ -24183,7 +24767,7 @@
               <w:spacing w:after="10" w:before="0"/>
               <w:ind w:left="120"/>
             </w:pPr>
-            <w:hyperlink w:history="1" r:id="rId9acfaujttdgqdnwvrjsdc">
+            <w:hyperlink w:history="1" r:id="rIdnx8cgzezptbj60qcovobr">
               <w:r>
                 <w:rPr>
                   <w:rFonts w:ascii="Arial" w:cs="Arial" w:eastAsia="Arial" w:hAnsi="Arial"/>
@@ -24228,7 +24812,7 @@
             <w:pPr>
               <w:spacing w:after="20" w:before="0"/>
             </w:pPr>
-            <w:hyperlink w:history="1" r:id="rIdrjfsjt8q3-2_erhr7fbfl">
+            <w:hyperlink w:history="1" r:id="rId0onviv-ovk-p3urqxmued">
               <w:r>
                 <w:rPr>
                   <w:rFonts w:ascii="Arial" w:cs="Arial" w:eastAsia="Arial" w:hAnsi="Arial"/>
@@ -24261,7 +24845,7 @@
               <w:spacing w:after="10" w:before="0"/>
               <w:ind w:left="120"/>
             </w:pPr>
-            <w:hyperlink w:history="1" r:id="rIdcsqmkx8w_ay2lzhc9k3rt">
+            <w:hyperlink w:history="1" r:id="rIdvsw0shsk5vhy6gqztjx3g">
               <w:r>
                 <w:rPr>
                   <w:rFonts w:ascii="Arial" w:cs="Arial" w:eastAsia="Arial" w:hAnsi="Arial"/>
@@ -24456,7 +25040,7 @@
             <w:pPr>
               <w:spacing w:after="20" w:before="0"/>
             </w:pPr>
-            <w:hyperlink w:history="1" r:id="rIdeoxn38gp2d0ngvx86pfjq">
+            <w:hyperlink w:history="1" r:id="rId6z5hvdzeaktnpxievsifp">
               <w:r>
                 <w:rPr>
                   <w:rFonts w:ascii="Arial" w:cs="Arial" w:eastAsia="Arial" w:hAnsi="Arial"/>
@@ -24489,7 +25073,7 @@
               <w:spacing w:after="10" w:before="0"/>
               <w:ind w:left="120"/>
             </w:pPr>
-            <w:hyperlink w:history="1" r:id="rId-cbslcj2j5muzk-uiqe6_">
+            <w:hyperlink w:history="1" r:id="rId20drdymzb3llcaicud_dk">
               <w:r>
                 <w:rPr>
                   <w:rFonts w:ascii="Arial" w:cs="Arial" w:eastAsia="Arial" w:hAnsi="Arial"/>
@@ -24534,7 +25118,7 @@
             <w:pPr>
               <w:spacing w:after="20" w:before="0"/>
             </w:pPr>
-            <w:hyperlink w:history="1" r:id="rId_safcyjqtl0xirwhzj_fc">
+            <w:hyperlink w:history="1" r:id="rIdrifjocgubfvtp_pxicwyk">
               <w:r>
                 <w:rPr>
                   <w:rFonts w:ascii="Arial" w:cs="Arial" w:eastAsia="Arial" w:hAnsi="Arial"/>
@@ -24567,7 +25151,7 @@
               <w:spacing w:after="10" w:before="0"/>
               <w:ind w:left="120"/>
             </w:pPr>
-            <w:hyperlink w:history="1" r:id="rIdhntk7487ttqvqnrylaqla">
+            <w:hyperlink w:history="1" r:id="rIdelij32v6bg7zimlul9u3o">
               <w:r>
                 <w:rPr>
                   <w:rFonts w:ascii="Arial" w:cs="Arial" w:eastAsia="Arial" w:hAnsi="Arial"/>
@@ -25063,6 +25647,65 @@
         </w:tc>
       </w:tr>
     </w:tbl>
+    <w:p>
+      <w:pPr>
+        <w:pBdr>
+          <w:top w:val="single" w:color="BBBBBB" w:sz="4" w:space="4"/>
+        </w:pBdr>
+        <w:spacing w:after="0" w:before="160"/>
+      </w:pPr>
+      <w:r>
+        <w:rPr>
+          <w:rFonts w:ascii="Arial" w:cs="Arial" w:eastAsia="Arial" w:hAnsi="Arial"/>
+          <w:color w:val="666666"/>
+          <w:sz w:val="14"/>
+          <w:szCs w:val="14"/>
+        </w:rPr>
+        <w:t xml:space="preserve">© 2026 SeaVuria and ARES. Aligned with KICD objectives. Developed by SeaVuria; technical implementation by ARES (with AI assistance from Claude). Licensed under </w:t>
+      </w:r>
+      <w:hyperlink w:history="1" r:id="rId8ckjyq2kvb8ncq5njxaqe">
+        <w:r>
+          <w:rPr>
+            <w:rFonts w:ascii="Arial" w:cs="Arial" w:eastAsia="Arial" w:hAnsi="Arial"/>
+            <w:color w:val="1F6B75"/>
+            <w:sz w:val="14"/>
+            <w:szCs w:val="14"/>
+            <w:u w:val="single" w:color="1F6B75"/>
+          </w:rPr>
+          <w:t xml:space="preserve">CC BY-NC 4.0</w:t>
+        </w:r>
+      </w:hyperlink>
+      <w:r>
+        <w:rPr>
+          <w:rFonts w:ascii="Arial" w:cs="Arial" w:eastAsia="Arial" w:hAnsi="Arial"/>
+          <w:color w:val="666666"/>
+          <w:sz w:val="14"/>
+          <w:szCs w:val="14"/>
+        </w:rPr>
+        <w:t xml:space="preserve"> (</w:t>
+      </w:r>
+      <w:hyperlink w:history="1" r:id="rIdqh0oibpoub0n09mevoomz">
+        <w:r>
+          <w:rPr>
+            <w:rFonts w:ascii="Arial" w:cs="Arial" w:eastAsia="Arial" w:hAnsi="Arial"/>
+            <w:color w:val="1F6B75"/>
+            <w:sz w:val="14"/>
+            <w:szCs w:val="14"/>
+            <w:u w:val="single" w:color="1F6B75"/>
+          </w:rPr>
+          <w:t xml:space="preserve">https://creativecommons.org/licenses/by-nc/4.0/</w:t>
+        </w:r>
+      </w:hyperlink>
+      <w:r>
+        <w:rPr>
+          <w:rFonts w:ascii="Arial" w:cs="Arial" w:eastAsia="Arial" w:hAnsi="Arial"/>
+          <w:color w:val="666666"/>
+          <w:sz w:val="14"/>
+          <w:szCs w:val="14"/>
+        </w:rPr>
+        <w:t xml:space="preserve">).</w:t>
+      </w:r>
+    </w:p>
     <w:p>
       <w:r>
         <w:br w:type="page"/>
@@ -26054,7 +26697,7 @@
             <w:pPr>
               <w:spacing w:after="20" w:before="0"/>
             </w:pPr>
-            <w:hyperlink w:history="1" r:id="rIdmi-avyitkbvf7bmray19g">
+            <w:hyperlink w:history="1" r:id="rId5_ms3wmu_dvkooidnnrqj">
               <w:r>
                 <w:rPr>
                   <w:rFonts w:ascii="Arial" w:cs="Arial" w:eastAsia="Arial" w:hAnsi="Arial"/>
@@ -26087,7 +26730,7 @@
               <w:spacing w:after="10" w:before="0"/>
               <w:ind w:left="120"/>
             </w:pPr>
-            <w:hyperlink w:history="1" r:id="rIdx2hmmjmh3bv9ljjqcnsbk">
+            <w:hyperlink w:history="1" r:id="rIdkc2lzybi4ewjujc8ibzvv">
               <w:r>
                 <w:rPr>
                   <w:rFonts w:ascii="Arial" w:cs="Arial" w:eastAsia="Arial" w:hAnsi="Arial"/>
@@ -26132,7 +26775,7 @@
             <w:pPr>
               <w:spacing w:after="20" w:before="0"/>
             </w:pPr>
-            <w:hyperlink w:history="1" r:id="rIdis6uac_nv71kflp5saqew">
+            <w:hyperlink w:history="1" r:id="rIds5dxzpam_puilpn66c8fr">
               <w:r>
                 <w:rPr>
                   <w:rFonts w:ascii="Arial" w:cs="Arial" w:eastAsia="Arial" w:hAnsi="Arial"/>
@@ -26165,7 +26808,7 @@
               <w:spacing w:after="10" w:before="0"/>
               <w:ind w:left="120"/>
             </w:pPr>
-            <w:hyperlink w:history="1" r:id="rIdzmddeoisklx_wn8hi2cu8">
+            <w:hyperlink w:history="1" r:id="rId9gtbibkg35lexyh0czy4d">
               <w:r>
                 <w:rPr>
                   <w:rFonts w:ascii="Arial" w:cs="Arial" w:eastAsia="Arial" w:hAnsi="Arial"/>
@@ -26360,7 +27003,7 @@
             <w:pPr>
               <w:spacing w:after="20" w:before="0"/>
             </w:pPr>
-            <w:hyperlink w:history="1" r:id="rIdv93ydlz1gi4vqeyejuio1">
+            <w:hyperlink w:history="1" r:id="rIdom9qtmv3_4ld4gzszstnj">
               <w:r>
                 <w:rPr>
                   <w:rFonts w:ascii="Arial" w:cs="Arial" w:eastAsia="Arial" w:hAnsi="Arial"/>
@@ -26393,7 +27036,7 @@
               <w:spacing w:after="10" w:before="0"/>
               <w:ind w:left="120"/>
             </w:pPr>
-            <w:hyperlink w:history="1" r:id="rId_cey4e__wnstgirpc_d3a">
+            <w:hyperlink w:history="1" r:id="rIdpmgrqd7tmoek994qns1fb">
               <w:r>
                 <w:rPr>
                   <w:rFonts w:ascii="Arial" w:cs="Arial" w:eastAsia="Arial" w:hAnsi="Arial"/>
@@ -26438,7 +27081,7 @@
             <w:pPr>
               <w:spacing w:after="20" w:before="0"/>
             </w:pPr>
-            <w:hyperlink w:history="1" r:id="rIdptqh48rac4cuyrwbyrvuj">
+            <w:hyperlink w:history="1" r:id="rIdpbccxco-orlow4yn77xjd">
               <w:r>
                 <w:rPr>
                   <w:rFonts w:ascii="Arial" w:cs="Arial" w:eastAsia="Arial" w:hAnsi="Arial"/>
@@ -26471,7 +27114,7 @@
               <w:spacing w:after="10" w:before="0"/>
               <w:ind w:left="120"/>
             </w:pPr>
-            <w:hyperlink w:history="1" r:id="rIdaouzylg7iwtpibunm2drq">
+            <w:hyperlink w:history="1" r:id="rIde0g0ws1dw3vcfbybxny0h">
               <w:r>
                 <w:rPr>
                   <w:rFonts w:ascii="Arial" w:cs="Arial" w:eastAsia="Arial" w:hAnsi="Arial"/>
@@ -26666,7 +27309,7 @@
             <w:pPr>
               <w:spacing w:after="20" w:before="0"/>
             </w:pPr>
-            <w:hyperlink w:history="1" r:id="rIdkkfrqeoisi0cy2zq8hmyg">
+            <w:hyperlink w:history="1" r:id="rIdiqoz399-mkihl9yheixbj">
               <w:r>
                 <w:rPr>
                   <w:rFonts w:ascii="Arial" w:cs="Arial" w:eastAsia="Arial" w:hAnsi="Arial"/>
@@ -26699,7 +27342,7 @@
               <w:spacing w:after="10" w:before="0"/>
               <w:ind w:left="120"/>
             </w:pPr>
-            <w:hyperlink w:history="1" r:id="rIdeswgin7csen5ndvskhogz">
+            <w:hyperlink w:history="1" r:id="rIdkhrlsj8d3ofop9gipvq2o">
               <w:r>
                 <w:rPr>
                   <w:rFonts w:ascii="Arial" w:cs="Arial" w:eastAsia="Arial" w:hAnsi="Arial"/>
@@ -26744,7 +27387,7 @@
             <w:pPr>
               <w:spacing w:after="20" w:before="0"/>
             </w:pPr>
-            <w:hyperlink w:history="1" r:id="rIdwfcrxf4hnchjablsl7yxi">
+            <w:hyperlink w:history="1" r:id="rIdwowejlrv7cysz1p7_krwr">
               <w:r>
                 <w:rPr>
                   <w:rFonts w:ascii="Arial" w:cs="Arial" w:eastAsia="Arial" w:hAnsi="Arial"/>
@@ -26777,7 +27420,7 @@
               <w:spacing w:after="10" w:before="0"/>
               <w:ind w:left="120"/>
             </w:pPr>
-            <w:hyperlink w:history="1" r:id="rIdwhoc36nafhvve_mwoocey">
+            <w:hyperlink w:history="1" r:id="rIduto5vkpaxzcghg_2bcs75">
               <w:r>
                 <w:rPr>
                   <w:rFonts w:ascii="Arial" w:cs="Arial" w:eastAsia="Arial" w:hAnsi="Arial"/>
@@ -26972,7 +27615,7 @@
             <w:pPr>
               <w:spacing w:after="20" w:before="0"/>
             </w:pPr>
-            <w:hyperlink w:history="1" r:id="rIdl5oenorbd7t95xutdl9kh">
+            <w:hyperlink w:history="1" r:id="rId7-o0fojbkzhfuuevvgcus">
               <w:r>
                 <w:rPr>
                   <w:rFonts w:ascii="Arial" w:cs="Arial" w:eastAsia="Arial" w:hAnsi="Arial"/>
@@ -27005,7 +27648,7 @@
               <w:spacing w:after="10" w:before="0"/>
               <w:ind w:left="120"/>
             </w:pPr>
-            <w:hyperlink w:history="1" r:id="rIdafxr7bqfzfmo24xbgq6n0">
+            <w:hyperlink w:history="1" r:id="rIde58qlmevljc0lgyqnczwu">
               <w:r>
                 <w:rPr>
                   <w:rFonts w:ascii="Arial" w:cs="Arial" w:eastAsia="Arial" w:hAnsi="Arial"/>
@@ -27050,7 +27693,7 @@
             <w:pPr>
               <w:spacing w:after="20" w:before="0"/>
             </w:pPr>
-            <w:hyperlink w:history="1" r:id="rIdtwv65ykris7ncakwkkvvr">
+            <w:hyperlink w:history="1" r:id="rIdsznp7qjlh1nlgqciqrv5u">
               <w:r>
                 <w:rPr>
                   <w:rFonts w:ascii="Arial" w:cs="Arial" w:eastAsia="Arial" w:hAnsi="Arial"/>
@@ -27083,7 +27726,7 @@
               <w:spacing w:after="10" w:before="0"/>
               <w:ind w:left="120"/>
             </w:pPr>
-            <w:hyperlink w:history="1" r:id="rIdsuc0hjfapfvbg7wafhrdc">
+            <w:hyperlink w:history="1" r:id="rId2s-zocyvvq3xhgpp6ecpr">
               <w:r>
                 <w:rPr>
                   <w:rFonts w:ascii="Arial" w:cs="Arial" w:eastAsia="Arial" w:hAnsi="Arial"/>
@@ -27278,7 +27921,7 @@
             <w:pPr>
               <w:spacing w:after="20" w:before="0"/>
             </w:pPr>
-            <w:hyperlink w:history="1" r:id="rIdwlvdjmizlm3bvi9vu1wsv">
+            <w:hyperlink w:history="1" r:id="rIdk1wnxbcys0tcsg8ifuvaa">
               <w:r>
                 <w:rPr>
                   <w:rFonts w:ascii="Arial" w:cs="Arial" w:eastAsia="Arial" w:hAnsi="Arial"/>
@@ -27311,7 +27954,7 @@
               <w:spacing w:after="10" w:before="0"/>
               <w:ind w:left="120"/>
             </w:pPr>
-            <w:hyperlink w:history="1" r:id="rIdofj44vocae1hlbbgvrjy-">
+            <w:hyperlink w:history="1" r:id="rIdxphmbhanw_c_shij4jree">
               <w:r>
                 <w:rPr>
                   <w:rFonts w:ascii="Arial" w:cs="Arial" w:eastAsia="Arial" w:hAnsi="Arial"/>
@@ -27356,7 +27999,7 @@
             <w:pPr>
               <w:spacing w:after="20" w:before="0"/>
             </w:pPr>
-            <w:hyperlink w:history="1" r:id="rIdexn_psefxmpw3sno7tr2t">
+            <w:hyperlink w:history="1" r:id="rId9gwr7ais9k8ws3imzqxvn">
               <w:r>
                 <w:rPr>
                   <w:rFonts w:ascii="Arial" w:cs="Arial" w:eastAsia="Arial" w:hAnsi="Arial"/>
@@ -27389,7 +28032,7 @@
               <w:spacing w:after="10" w:before="0"/>
               <w:ind w:left="120"/>
             </w:pPr>
-            <w:hyperlink w:history="1" r:id="rIdjiwijaisibtgalpis3j_e">
+            <w:hyperlink w:history="1" r:id="rIdutyzqpk_b22wfqz2ynb3m">
               <w:r>
                 <w:rPr>
                   <w:rFonts w:ascii="Arial" w:cs="Arial" w:eastAsia="Arial" w:hAnsi="Arial"/>
@@ -27999,6 +28642,65 @@
         </w:tc>
       </w:tr>
     </w:tbl>
+    <w:p>
+      <w:pPr>
+        <w:pBdr>
+          <w:top w:val="single" w:color="BBBBBB" w:sz="4" w:space="4"/>
+        </w:pBdr>
+        <w:spacing w:after="0" w:before="160"/>
+      </w:pPr>
+      <w:r>
+        <w:rPr>
+          <w:rFonts w:ascii="Arial" w:cs="Arial" w:eastAsia="Arial" w:hAnsi="Arial"/>
+          <w:color w:val="666666"/>
+          <w:sz w:val="14"/>
+          <w:szCs w:val="14"/>
+        </w:rPr>
+        <w:t xml:space="preserve">© 2026 SeaVuria and ARES. Aligned with KICD objectives. Developed by SeaVuria; technical implementation by ARES (with AI assistance from Claude). Licensed under </w:t>
+      </w:r>
+      <w:hyperlink w:history="1" r:id="rIdhuvipczg0wnmdhf5a3a_-">
+        <w:r>
+          <w:rPr>
+            <w:rFonts w:ascii="Arial" w:cs="Arial" w:eastAsia="Arial" w:hAnsi="Arial"/>
+            <w:color w:val="1F6B75"/>
+            <w:sz w:val="14"/>
+            <w:szCs w:val="14"/>
+            <w:u w:val="single" w:color="1F6B75"/>
+          </w:rPr>
+          <w:t xml:space="preserve">CC BY-NC 4.0</w:t>
+        </w:r>
+      </w:hyperlink>
+      <w:r>
+        <w:rPr>
+          <w:rFonts w:ascii="Arial" w:cs="Arial" w:eastAsia="Arial" w:hAnsi="Arial"/>
+          <w:color w:val="666666"/>
+          <w:sz w:val="14"/>
+          <w:szCs w:val="14"/>
+        </w:rPr>
+        <w:t xml:space="preserve"> (</w:t>
+      </w:r>
+      <w:hyperlink w:history="1" r:id="rIdi1qnfp1rlhwgzahnm_dol">
+        <w:r>
+          <w:rPr>
+            <w:rFonts w:ascii="Arial" w:cs="Arial" w:eastAsia="Arial" w:hAnsi="Arial"/>
+            <w:color w:val="1F6B75"/>
+            <w:sz w:val="14"/>
+            <w:szCs w:val="14"/>
+            <w:u w:val="single" w:color="1F6B75"/>
+          </w:rPr>
+          <w:t xml:space="preserve">https://creativecommons.org/licenses/by-nc/4.0/</w:t>
+        </w:r>
+      </w:hyperlink>
+      <w:r>
+        <w:rPr>
+          <w:rFonts w:ascii="Arial" w:cs="Arial" w:eastAsia="Arial" w:hAnsi="Arial"/>
+          <w:color w:val="666666"/>
+          <w:sz w:val="14"/>
+          <w:szCs w:val="14"/>
+        </w:rPr>
+        <w:t xml:space="preserve">).</w:t>
+      </w:r>
+    </w:p>
     <w:p>
       <w:r>
         <w:br w:type="page"/>

--- a/data/outputs/v2/Maths/SS4.1_Statistics_I/Mathematics_Statistics_I_CBE_LessonSequence.docx
+++ b/data/outputs/v2/Maths/SS4.1_Statistics_I/Mathematics_Statistics_I_CBE_LessonSequence.docx
@@ -38,6 +38,2453 @@
           <w:szCs w:val="22"/>
         </w:rPr>
         <w:t xml:space="preserve">CBE Phenomenon-Driven Lesson Sequence — Sub-Strand 4.1 (9 Lessons)</w:t>
+      </w:r>
+    </w:p>
+    <w:p>
+      <w:pPr>
+        <w:spacing w:after="120"/>
+      </w:pPr>
+      <w:r>
+        <w:t xml:space="preserve"/>
+      </w:r>
+    </w:p>
+    <w:tbl>
+      <w:tblPr>
+        <w:tblW w:type="dxa" w:w="13680"/>
+        <w:tblBorders>
+          <w:top w:val="single" w:color="AAAAAA" w:sz="4"/>
+          <w:left w:val="single" w:color="AAAAAA" w:sz="4"/>
+          <w:bottom w:val="single" w:color="AAAAAA" w:sz="4"/>
+          <w:right w:val="single" w:color="AAAAAA" w:sz="4"/>
+          <w:insideH w:val="single" w:color="auto" w:sz="4"/>
+          <w:insideV w:val="single" w:color="auto" w:sz="4"/>
+        </w:tblBorders>
+        <w:tblLayout w:type="fixed"/>
+      </w:tblPr>
+      <w:tblGrid>
+        <w:gridCol w:w="3000"/>
+        <w:gridCol w:w="10680"/>
+      </w:tblGrid>
+      <w:tr>
+        <w:tc>
+          <w:tcPr>
+            <w:tcW w:type="dxa" w:w="13680"/>
+            <w:gridSpan w:val="2"/>
+            <w:shd w:fill="1F3864" w:color="auto" w:val="clear"/>
+            <w:tcMar>
+              <w:top w:type="dxa" w:w="60"/>
+              <w:left w:type="dxa" w:w="120"/>
+              <w:bottom w:type="dxa" w:w="60"/>
+              <w:right w:type="dxa" w:w="120"/>
+            </w:tcMar>
+            <w:vAlign w:val="top"/>
+          </w:tcPr>
+          <w:p>
+            <w:pPr>
+              <w:spacing w:after="40" w:before="0"/>
+              <w:jc w:val="center"/>
+            </w:pPr>
+            <w:r>
+              <w:rPr>
+                <w:rFonts w:ascii="Arial" w:cs="Arial" w:eastAsia="Arial" w:hAnsi="Arial"/>
+                <w:b/>
+                <w:bCs/>
+                <w:i w:val="false"/>
+                <w:iCs w:val="false"/>
+                <w:color w:val="FFFFFF"/>
+                <w:sz w:val="22"/>
+                <w:szCs w:val="22"/>
+              </w:rPr>
+              <w:t xml:space="preserve">SUB-STRAND OVERVIEW</w:t>
+            </w:r>
+          </w:p>
+        </w:tc>
+      </w:tr>
+      <w:tr>
+        <w:tc>
+          <w:tcPr>
+            <w:tcW w:type="dxa" w:w="3000"/>
+            <w:shd w:fill="D5E8F0" w:color="auto" w:val="clear"/>
+            <w:tcMar>
+              <w:top w:type="dxa" w:w="60"/>
+              <w:left w:type="dxa" w:w="120"/>
+              <w:bottom w:type="dxa" w:w="60"/>
+              <w:right w:type="dxa" w:w="120"/>
+            </w:tcMar>
+            <w:vAlign w:val="top"/>
+          </w:tcPr>
+          <w:p>
+            <w:pPr>
+              <w:spacing w:after="40" w:before="0"/>
+              <w:jc w:val="left"/>
+            </w:pPr>
+            <w:r>
+              <w:rPr>
+                <w:rFonts w:ascii="Arial" w:cs="Arial" w:eastAsia="Arial" w:hAnsi="Arial"/>
+                <w:b/>
+                <w:bCs/>
+                <w:i w:val="false"/>
+                <w:iCs w:val="false"/>
+                <w:color w:val="000000"/>
+                <w:sz w:val="18"/>
+                <w:szCs w:val="18"/>
+              </w:rPr>
+              <w:t xml:space="preserve">Grade Level</w:t>
+            </w:r>
+          </w:p>
+        </w:tc>
+        <w:tc>
+          <w:tcPr>
+            <w:tcW w:type="dxa" w:w="10680"/>
+            <w:shd w:fill="FFFFFF" w:color="auto" w:val="clear"/>
+            <w:tcMar>
+              <w:top w:type="dxa" w:w="60"/>
+              <w:left w:type="dxa" w:w="120"/>
+              <w:bottom w:type="dxa" w:w="60"/>
+              <w:right w:type="dxa" w:w="120"/>
+            </w:tcMar>
+            <w:vAlign w:val="top"/>
+          </w:tcPr>
+          <w:p>
+            <w:pPr>
+              <w:spacing w:after="40" w:before="0"/>
+              <w:jc w:val="left"/>
+            </w:pPr>
+            <w:r>
+              <w:rPr>
+                <w:rFonts w:ascii="Arial" w:cs="Arial" w:eastAsia="Arial" w:hAnsi="Arial"/>
+                <w:b w:val="false"/>
+                <w:bCs w:val="false"/>
+                <w:i w:val="false"/>
+                <w:iCs w:val="false"/>
+                <w:color w:val="000000"/>
+                <w:sz w:val="18"/>
+                <w:szCs w:val="18"/>
+              </w:rPr>
+              <w:t xml:space="preserve">10</w:t>
+            </w:r>
+          </w:p>
+        </w:tc>
+      </w:tr>
+      <w:tr>
+        <w:tc>
+          <w:tcPr>
+            <w:tcW w:type="dxa" w:w="3000"/>
+            <w:shd w:fill="D5E8F0" w:color="auto" w:val="clear"/>
+            <w:tcMar>
+              <w:top w:type="dxa" w:w="60"/>
+              <w:left w:type="dxa" w:w="120"/>
+              <w:bottom w:type="dxa" w:w="60"/>
+              <w:right w:type="dxa" w:w="120"/>
+            </w:tcMar>
+            <w:vAlign w:val="top"/>
+          </w:tcPr>
+          <w:p>
+            <w:pPr>
+              <w:spacing w:after="40" w:before="0"/>
+              <w:jc w:val="left"/>
+            </w:pPr>
+            <w:r>
+              <w:rPr>
+                <w:rFonts w:ascii="Arial" w:cs="Arial" w:eastAsia="Arial" w:hAnsi="Arial"/>
+                <w:b/>
+                <w:bCs/>
+                <w:i w:val="false"/>
+                <w:iCs w:val="false"/>
+                <w:color w:val="000000"/>
+                <w:sz w:val="18"/>
+                <w:szCs w:val="18"/>
+              </w:rPr>
+              <w:t xml:space="preserve">Subject</w:t>
+            </w:r>
+          </w:p>
+        </w:tc>
+        <w:tc>
+          <w:tcPr>
+            <w:tcW w:type="dxa" w:w="10680"/>
+            <w:shd w:fill="FFFFFF" w:color="auto" w:val="clear"/>
+            <w:tcMar>
+              <w:top w:type="dxa" w:w="60"/>
+              <w:left w:type="dxa" w:w="120"/>
+              <w:bottom w:type="dxa" w:w="60"/>
+              <w:right w:type="dxa" w:w="120"/>
+            </w:tcMar>
+            <w:vAlign w:val="top"/>
+          </w:tcPr>
+          <w:p>
+            <w:pPr>
+              <w:spacing w:after="40" w:before="0"/>
+              <w:jc w:val="left"/>
+            </w:pPr>
+            <w:r>
+              <w:rPr>
+                <w:rFonts w:ascii="Arial" w:cs="Arial" w:eastAsia="Arial" w:hAnsi="Arial"/>
+                <w:b w:val="false"/>
+                <w:bCs w:val="false"/>
+                <w:i w:val="false"/>
+                <w:iCs w:val="false"/>
+                <w:color w:val="000000"/>
+                <w:sz w:val="18"/>
+                <w:szCs w:val="18"/>
+              </w:rPr>
+              <w:t xml:space="preserve">Mathematics</w:t>
+            </w:r>
+          </w:p>
+        </w:tc>
+      </w:tr>
+      <w:tr>
+        <w:tc>
+          <w:tcPr>
+            <w:tcW w:type="dxa" w:w="3000"/>
+            <w:shd w:fill="D5E8F0" w:color="auto" w:val="clear"/>
+            <w:tcMar>
+              <w:top w:type="dxa" w:w="60"/>
+              <w:left w:type="dxa" w:w="120"/>
+              <w:bottom w:type="dxa" w:w="60"/>
+              <w:right w:type="dxa" w:w="120"/>
+            </w:tcMar>
+            <w:vAlign w:val="top"/>
+          </w:tcPr>
+          <w:p>
+            <w:pPr>
+              <w:spacing w:after="40" w:before="0"/>
+              <w:jc w:val="left"/>
+            </w:pPr>
+            <w:r>
+              <w:rPr>
+                <w:rFonts w:ascii="Arial" w:cs="Arial" w:eastAsia="Arial" w:hAnsi="Arial"/>
+                <w:b/>
+                <w:bCs/>
+                <w:i w:val="false"/>
+                <w:iCs w:val="false"/>
+                <w:color w:val="000000"/>
+                <w:sz w:val="18"/>
+                <w:szCs w:val="18"/>
+              </w:rPr>
+              <w:t xml:space="preserve">Strand</w:t>
+            </w:r>
+          </w:p>
+        </w:tc>
+        <w:tc>
+          <w:tcPr>
+            <w:tcW w:type="dxa" w:w="10680"/>
+            <w:shd w:fill="FFFFFF" w:color="auto" w:val="clear"/>
+            <w:tcMar>
+              <w:top w:type="dxa" w:w="60"/>
+              <w:left w:type="dxa" w:w="120"/>
+              <w:bottom w:type="dxa" w:w="60"/>
+              <w:right w:type="dxa" w:w="120"/>
+            </w:tcMar>
+            <w:vAlign w:val="top"/>
+          </w:tcPr>
+          <w:p>
+            <w:pPr>
+              <w:spacing w:after="40" w:before="0"/>
+              <w:jc w:val="left"/>
+            </w:pPr>
+            <w:r>
+              <w:rPr>
+                <w:rFonts w:ascii="Arial" w:cs="Arial" w:eastAsia="Arial" w:hAnsi="Arial"/>
+                <w:b w:val="false"/>
+                <w:bCs w:val="false"/>
+                <w:i w:val="false"/>
+                <w:iCs w:val="false"/>
+                <w:color w:val="000000"/>
+                <w:sz w:val="18"/>
+                <w:szCs w:val="18"/>
+              </w:rPr>
+              <w:t xml:space="preserve">Strand 4.0: Statistics and Probability</w:t>
+            </w:r>
+          </w:p>
+        </w:tc>
+      </w:tr>
+      <w:tr>
+        <w:tc>
+          <w:tcPr>
+            <w:tcW w:type="dxa" w:w="3000"/>
+            <w:shd w:fill="D5E8F0" w:color="auto" w:val="clear"/>
+            <w:tcMar>
+              <w:top w:type="dxa" w:w="60"/>
+              <w:left w:type="dxa" w:w="120"/>
+              <w:bottom w:type="dxa" w:w="60"/>
+              <w:right w:type="dxa" w:w="120"/>
+            </w:tcMar>
+            <w:vAlign w:val="top"/>
+          </w:tcPr>
+          <w:p>
+            <w:pPr>
+              <w:spacing w:after="40" w:before="0"/>
+              <w:jc w:val="left"/>
+            </w:pPr>
+            <w:r>
+              <w:rPr>
+                <w:rFonts w:ascii="Arial" w:cs="Arial" w:eastAsia="Arial" w:hAnsi="Arial"/>
+                <w:b/>
+                <w:bCs/>
+                <w:i w:val="false"/>
+                <w:iCs w:val="false"/>
+                <w:color w:val="000000"/>
+                <w:sz w:val="18"/>
+                <w:szCs w:val="18"/>
+              </w:rPr>
+              <w:t xml:space="preserve">Sub-Strand</w:t>
+            </w:r>
+          </w:p>
+        </w:tc>
+        <w:tc>
+          <w:tcPr>
+            <w:tcW w:type="dxa" w:w="10680"/>
+            <w:shd w:fill="FFFFFF" w:color="auto" w:val="clear"/>
+            <w:tcMar>
+              <w:top w:type="dxa" w:w="60"/>
+              <w:left w:type="dxa" w:w="120"/>
+              <w:bottom w:type="dxa" w:w="60"/>
+              <w:right w:type="dxa" w:w="120"/>
+            </w:tcMar>
+            <w:vAlign w:val="top"/>
+          </w:tcPr>
+          <w:p>
+            <w:pPr>
+              <w:spacing w:after="40" w:before="0"/>
+              <w:jc w:val="left"/>
+            </w:pPr>
+            <w:r>
+              <w:rPr>
+                <w:rFonts w:ascii="Arial" w:cs="Arial" w:eastAsia="Arial" w:hAnsi="Arial"/>
+                <w:b w:val="false"/>
+                <w:bCs w:val="false"/>
+                <w:i w:val="false"/>
+                <w:iCs w:val="false"/>
+                <w:color w:val="000000"/>
+                <w:sz w:val="18"/>
+                <w:szCs w:val="18"/>
+              </w:rPr>
+              <w:t xml:space="preserve">Sub-Strand 4.1: Statistics I</w:t>
+            </w:r>
+          </w:p>
+        </w:tc>
+      </w:tr>
+      <w:tr>
+        <w:tc>
+          <w:tcPr>
+            <w:tcW w:type="dxa" w:w="3000"/>
+            <w:shd w:fill="D5E8F0" w:color="auto" w:val="clear"/>
+            <w:tcMar>
+              <w:top w:type="dxa" w:w="60"/>
+              <w:left w:type="dxa" w:w="120"/>
+              <w:bottom w:type="dxa" w:w="60"/>
+              <w:right w:type="dxa" w:w="120"/>
+            </w:tcMar>
+            <w:vAlign w:val="top"/>
+          </w:tcPr>
+          <w:p>
+            <w:pPr>
+              <w:spacing w:after="40" w:before="0"/>
+              <w:jc w:val="left"/>
+            </w:pPr>
+            <w:r>
+              <w:rPr>
+                <w:rFonts w:ascii="Arial" w:cs="Arial" w:eastAsia="Arial" w:hAnsi="Arial"/>
+                <w:b/>
+                <w:bCs/>
+                <w:i w:val="false"/>
+                <w:iCs w:val="false"/>
+                <w:color w:val="000000"/>
+                <w:sz w:val="18"/>
+                <w:szCs w:val="18"/>
+              </w:rPr>
+              <w:t xml:space="preserve">Total Duration</w:t>
+            </w:r>
+          </w:p>
+        </w:tc>
+        <w:tc>
+          <w:tcPr>
+            <w:tcW w:type="dxa" w:w="10680"/>
+            <w:shd w:fill="FFFFFF" w:color="auto" w:val="clear"/>
+            <w:tcMar>
+              <w:top w:type="dxa" w:w="60"/>
+              <w:left w:type="dxa" w:w="120"/>
+              <w:bottom w:type="dxa" w:w="60"/>
+              <w:right w:type="dxa" w:w="120"/>
+            </w:tcMar>
+            <w:vAlign w:val="top"/>
+          </w:tcPr>
+          <w:p>
+            <w:pPr>
+              <w:spacing w:after="40" w:before="0"/>
+              <w:jc w:val="left"/>
+            </w:pPr>
+            <w:r>
+              <w:rPr>
+                <w:rFonts w:ascii="Arial" w:cs="Arial" w:eastAsia="Arial" w:hAnsi="Arial"/>
+                <w:b w:val="false"/>
+                <w:bCs w:val="false"/>
+                <w:i w:val="false"/>
+                <w:iCs w:val="false"/>
+                <w:color w:val="000000"/>
+                <w:sz w:val="18"/>
+                <w:szCs w:val="18"/>
+              </w:rPr>
+              <w:t xml:space="preserve">9 lessons (approximately 18 periods × 40 minutes = 720 minutes)</w:t>
+            </w:r>
+          </w:p>
+        </w:tc>
+      </w:tr>
+      <w:tr>
+        <w:tc>
+          <w:tcPr>
+            <w:tcW w:type="dxa" w:w="3000"/>
+            <w:shd w:fill="D5E8F0" w:color="auto" w:val="clear"/>
+            <w:tcMar>
+              <w:top w:type="dxa" w:w="60"/>
+              <w:left w:type="dxa" w:w="120"/>
+              <w:bottom w:type="dxa" w:w="60"/>
+              <w:right w:type="dxa" w:w="120"/>
+            </w:tcMar>
+            <w:vAlign w:val="top"/>
+          </w:tcPr>
+          <w:p>
+            <w:pPr>
+              <w:spacing w:after="40" w:before="0"/>
+              <w:jc w:val="left"/>
+            </w:pPr>
+            <w:r>
+              <w:rPr>
+                <w:rFonts w:ascii="Arial" w:cs="Arial" w:eastAsia="Arial" w:hAnsi="Arial"/>
+                <w:b/>
+                <w:bCs/>
+                <w:i w:val="false"/>
+                <w:iCs w:val="false"/>
+                <w:color w:val="000000"/>
+                <w:sz w:val="18"/>
+                <w:szCs w:val="18"/>
+              </w:rPr>
+              <w:t xml:space="preserve">Sub-Strand Content</w:t>
+            </w:r>
+          </w:p>
+        </w:tc>
+        <w:tc>
+          <w:tcPr>
+            <w:tcW w:type="dxa" w:w="10680"/>
+            <w:shd w:fill="FFFFFF" w:color="auto" w:val="clear"/>
+            <w:tcMar>
+              <w:top w:type="dxa" w:w="60"/>
+              <w:left w:type="dxa" w:w="120"/>
+              <w:bottom w:type="dxa" w:w="60"/>
+              <w:right w:type="dxa" w:w="120"/>
+            </w:tcMar>
+            <w:vAlign w:val="top"/>
+          </w:tcPr>
+          <w:p>
+            <w:pPr>
+              <w:spacing w:after="30" w:before="0"/>
+              <w:ind w:left="360" w:hanging="180"/>
+              <w:jc w:val="left"/>
+            </w:pPr>
+            <w:r>
+              <w:rPr>
+                <w:rFonts w:ascii="Arial" w:cs="Arial" w:eastAsia="Arial" w:hAnsi="Arial"/>
+                <w:b w:val="false"/>
+                <w:bCs w:val="false"/>
+                <w:i w:val="false"/>
+                <w:iCs w:val="false"/>
+                <w:color w:val="000000"/>
+                <w:sz w:val="18"/>
+                <w:szCs w:val="18"/>
+              </w:rPr>
+              <w:t xml:space="preserve">–  Frequency distribution tables for ungrouped data</w:t>
+            </w:r>
+          </w:p>
+          <w:p>
+            <w:pPr>
+              <w:spacing w:after="30" w:before="0"/>
+              <w:ind w:left="360" w:hanging="180"/>
+              <w:jc w:val="left"/>
+            </w:pPr>
+            <w:r>
+              <w:rPr>
+                <w:rFonts w:ascii="Arial" w:cs="Arial" w:eastAsia="Arial" w:hAnsi="Arial"/>
+                <w:b w:val="false"/>
+                <w:bCs w:val="false"/>
+                <w:i w:val="false"/>
+                <w:iCs w:val="false"/>
+                <w:color w:val="000000"/>
+                <w:sz w:val="18"/>
+                <w:szCs w:val="18"/>
+              </w:rPr>
+              <w:t xml:space="preserve">–  Simple distribution tables and tally charts</w:t>
+            </w:r>
+          </w:p>
+          <w:p>
+            <w:pPr>
+              <w:spacing w:after="30" w:before="0"/>
+              <w:ind w:left="360" w:hanging="180"/>
+              <w:jc w:val="left"/>
+            </w:pPr>
+            <w:r>
+              <w:rPr>
+                <w:rFonts w:ascii="Arial" w:cs="Arial" w:eastAsia="Arial" w:hAnsi="Arial"/>
+                <w:b w:val="false"/>
+                <w:bCs w:val="false"/>
+                <w:i w:val="false"/>
+                <w:iCs w:val="false"/>
+                <w:color w:val="000000"/>
+                <w:sz w:val="18"/>
+                <w:szCs w:val="18"/>
+              </w:rPr>
+              <w:t xml:space="preserve">–  Measures of central tendency: mean of ungrouped data</w:t>
+            </w:r>
+          </w:p>
+          <w:p>
+            <w:pPr>
+              <w:spacing w:after="30" w:before="0"/>
+              <w:ind w:left="360" w:hanging="180"/>
+              <w:jc w:val="left"/>
+            </w:pPr>
+            <w:r>
+              <w:rPr>
+                <w:rFonts w:ascii="Arial" w:cs="Arial" w:eastAsia="Arial" w:hAnsi="Arial"/>
+                <w:b w:val="false"/>
+                <w:bCs w:val="false"/>
+                <w:i w:val="false"/>
+                <w:iCs w:val="false"/>
+                <w:color w:val="000000"/>
+                <w:sz w:val="18"/>
+                <w:szCs w:val="18"/>
+              </w:rPr>
+              <w:t xml:space="preserve">–  Measures of central tendency: mode of ungrouped data</w:t>
+            </w:r>
+          </w:p>
+          <w:p>
+            <w:pPr>
+              <w:spacing w:after="30" w:before="0"/>
+              <w:ind w:left="360" w:hanging="180"/>
+              <w:jc w:val="left"/>
+            </w:pPr>
+            <w:r>
+              <w:rPr>
+                <w:rFonts w:ascii="Arial" w:cs="Arial" w:eastAsia="Arial" w:hAnsi="Arial"/>
+                <w:b w:val="false"/>
+                <w:bCs w:val="false"/>
+                <w:i w:val="false"/>
+                <w:iCs w:val="false"/>
+                <w:color w:val="000000"/>
+                <w:sz w:val="18"/>
+                <w:szCs w:val="18"/>
+              </w:rPr>
+              <w:t xml:space="preserve">–  Measures of central tendency: median of ungrouped data</w:t>
+            </w:r>
+          </w:p>
+          <w:p>
+            <w:pPr>
+              <w:spacing w:after="30" w:before="0"/>
+              <w:ind w:left="360" w:hanging="180"/>
+              <w:jc w:val="left"/>
+            </w:pPr>
+            <w:r>
+              <w:rPr>
+                <w:rFonts w:ascii="Arial" w:cs="Arial" w:eastAsia="Arial" w:hAnsi="Arial"/>
+                <w:b w:val="false"/>
+                <w:bCs w:val="false"/>
+                <w:i w:val="false"/>
+                <w:iCs w:val="false"/>
+                <w:color w:val="000000"/>
+                <w:sz w:val="18"/>
+                <w:szCs w:val="18"/>
+              </w:rPr>
+              <w:t xml:space="preserve">–  Representation of data: line graphs</w:t>
+            </w:r>
+          </w:p>
+          <w:p>
+            <w:pPr>
+              <w:spacing w:after="30" w:before="0"/>
+              <w:ind w:left="360" w:hanging="180"/>
+              <w:jc w:val="left"/>
+            </w:pPr>
+            <w:r>
+              <w:rPr>
+                <w:rFonts w:ascii="Arial" w:cs="Arial" w:eastAsia="Arial" w:hAnsi="Arial"/>
+                <w:b w:val="false"/>
+                <w:bCs w:val="false"/>
+                <w:i w:val="false"/>
+                <w:iCs w:val="false"/>
+                <w:color w:val="000000"/>
+                <w:sz w:val="18"/>
+                <w:szCs w:val="18"/>
+              </w:rPr>
+              <w:t xml:space="preserve">–  Representation of data: bar graphs</w:t>
+            </w:r>
+          </w:p>
+          <w:p>
+            <w:pPr>
+              <w:spacing w:after="30" w:before="0"/>
+              <w:ind w:left="360" w:hanging="180"/>
+              <w:jc w:val="left"/>
+            </w:pPr>
+            <w:r>
+              <w:rPr>
+                <w:rFonts w:ascii="Arial" w:cs="Arial" w:eastAsia="Arial" w:hAnsi="Arial"/>
+                <w:b w:val="false"/>
+                <w:bCs w:val="false"/>
+                <w:i w:val="false"/>
+                <w:iCs w:val="false"/>
+                <w:color w:val="000000"/>
+                <w:sz w:val="18"/>
+                <w:szCs w:val="18"/>
+              </w:rPr>
+              <w:t xml:space="preserve">–  Representation of data: pie charts (construction)</w:t>
+            </w:r>
+          </w:p>
+          <w:p>
+            <w:pPr>
+              <w:spacing w:after="30" w:before="0"/>
+              <w:ind w:left="360" w:hanging="180"/>
+              <w:jc w:val="left"/>
+            </w:pPr>
+            <w:r>
+              <w:rPr>
+                <w:rFonts w:ascii="Arial" w:cs="Arial" w:eastAsia="Arial" w:hAnsi="Arial"/>
+                <w:b w:val="false"/>
+                <w:bCs w:val="false"/>
+                <w:i w:val="false"/>
+                <w:iCs w:val="false"/>
+                <w:color w:val="000000"/>
+                <w:sz w:val="18"/>
+                <w:szCs w:val="18"/>
+              </w:rPr>
+              <w:t xml:space="preserve">–  Interpretation of graphs and pie charts</w:t>
+            </w:r>
+          </w:p>
+          <w:p>
+            <w:pPr>
+              <w:spacing w:after="30" w:before="0"/>
+              <w:ind w:left="360" w:hanging="180"/>
+              <w:jc w:val="left"/>
+            </w:pPr>
+            <w:r>
+              <w:rPr>
+                <w:rFonts w:ascii="Arial" w:cs="Arial" w:eastAsia="Arial" w:hAnsi="Arial"/>
+                <w:b w:val="false"/>
+                <w:bCs w:val="false"/>
+                <w:i w:val="false"/>
+                <w:iCs w:val="false"/>
+                <w:color w:val="000000"/>
+                <w:sz w:val="18"/>
+                <w:szCs w:val="18"/>
+              </w:rPr>
+              <w:t xml:space="preserve">–  Importance of statistics in real-life decision-making</w:t>
+            </w:r>
+          </w:p>
+        </w:tc>
+      </w:tr>
+      <w:tr>
+        <w:tc>
+          <w:tcPr>
+            <w:tcW w:type="dxa" w:w="3000"/>
+            <w:shd w:fill="D5E8F0" w:color="auto" w:val="clear"/>
+            <w:tcMar>
+              <w:top w:type="dxa" w:w="60"/>
+              <w:left w:type="dxa" w:w="120"/>
+              <w:bottom w:type="dxa" w:w="60"/>
+              <w:right w:type="dxa" w:w="120"/>
+            </w:tcMar>
+            <w:vAlign w:val="top"/>
+          </w:tcPr>
+          <w:p>
+            <w:pPr>
+              <w:spacing w:after="40" w:before="0"/>
+              <w:jc w:val="left"/>
+            </w:pPr>
+            <w:r>
+              <w:rPr>
+                <w:rFonts w:ascii="Arial" w:cs="Arial" w:eastAsia="Arial" w:hAnsi="Arial"/>
+                <w:b/>
+                <w:bCs/>
+                <w:i w:val="false"/>
+                <w:iCs w:val="false"/>
+                <w:color w:val="000000"/>
+                <w:sz w:val="18"/>
+                <w:szCs w:val="18"/>
+              </w:rPr>
+              <w:t xml:space="preserve">Learning Outcomes</w:t>
+            </w:r>
+          </w:p>
+        </w:tc>
+        <w:tc>
+          <w:tcPr>
+            <w:tcW w:type="dxa" w:w="10680"/>
+            <w:shd w:fill="FFFFFF" w:color="auto" w:val="clear"/>
+            <w:tcMar>
+              <w:top w:type="dxa" w:w="60"/>
+              <w:left w:type="dxa" w:w="120"/>
+              <w:bottom w:type="dxa" w:w="60"/>
+              <w:right w:type="dxa" w:w="120"/>
+            </w:tcMar>
+            <w:vAlign w:val="top"/>
+          </w:tcPr>
+          <w:p>
+            <w:pPr>
+              <w:spacing w:after="40" w:before="0"/>
+              <w:jc w:val="left"/>
+            </w:pPr>
+            <w:r>
+              <w:rPr>
+                <w:rFonts w:ascii="Arial" w:cs="Arial" w:eastAsia="Arial" w:hAnsi="Arial"/>
+                <w:b w:val="false"/>
+                <w:bCs w:val="false"/>
+                <w:i w:val="false"/>
+                <w:iCs w:val="false"/>
+                <w:color w:val="000000"/>
+                <w:sz w:val="18"/>
+                <w:szCs w:val="18"/>
+              </w:rPr>
+              <w:t xml:space="preserve">By the end of the sub-strand, the learner should be able to:</w:t>
+            </w:r>
+          </w:p>
+          <w:p>
+            <w:pPr>
+              <w:spacing w:after="40" w:before="0"/>
+              <w:jc w:val="left"/>
+            </w:pPr>
+            <w:r>
+              <w:rPr>
+                <w:rFonts w:ascii="Arial" w:cs="Arial" w:eastAsia="Arial" w:hAnsi="Arial"/>
+                <w:b w:val="false"/>
+                <w:bCs w:val="false"/>
+                <w:i w:val="false"/>
+                <w:iCs w:val="false"/>
+                <w:color w:val="000000"/>
+                <w:sz w:val="18"/>
+                <w:szCs w:val="18"/>
+              </w:rPr>
+              <w:t xml:space="preserve">a) Collect, organize, and represent ungrouped data in frequency distribution tables</w:t>
+            </w:r>
+          </w:p>
+          <w:p>
+            <w:pPr>
+              <w:spacing w:after="40" w:before="0"/>
+              <w:jc w:val="left"/>
+            </w:pPr>
+            <w:r>
+              <w:rPr>
+                <w:rFonts w:ascii="Arial" w:cs="Arial" w:eastAsia="Arial" w:hAnsi="Arial"/>
+                <w:b w:val="false"/>
+                <w:bCs w:val="false"/>
+                <w:i w:val="false"/>
+                <w:iCs w:val="false"/>
+                <w:color w:val="000000"/>
+                <w:sz w:val="18"/>
+                <w:szCs w:val="18"/>
+              </w:rPr>
+              <w:t xml:space="preserve">b) Calculate the mean, mode, and median of ungrouped data sets drawn from real-life Kenyan contexts</w:t>
+            </w:r>
+          </w:p>
+          <w:p>
+            <w:pPr>
+              <w:spacing w:after="40" w:before="0"/>
+              <w:jc w:val="left"/>
+            </w:pPr>
+            <w:r>
+              <w:rPr>
+                <w:rFonts w:ascii="Arial" w:cs="Arial" w:eastAsia="Arial" w:hAnsi="Arial"/>
+                <w:b w:val="false"/>
+                <w:bCs w:val="false"/>
+                <w:i w:val="false"/>
+                <w:iCs w:val="false"/>
+                <w:color w:val="000000"/>
+                <w:sz w:val="18"/>
+                <w:szCs w:val="18"/>
+              </w:rPr>
+              <w:t xml:space="preserve">c) Represent data accurately using line graphs, bar graphs, and pie charts</w:t>
+            </w:r>
+          </w:p>
+          <w:p>
+            <w:pPr>
+              <w:spacing w:after="40" w:before="0"/>
+              <w:jc w:val="left"/>
+            </w:pPr>
+            <w:r>
+              <w:rPr>
+                <w:rFonts w:ascii="Arial" w:cs="Arial" w:eastAsia="Arial" w:hAnsi="Arial"/>
+                <w:b w:val="false"/>
+                <w:bCs w:val="false"/>
+                <w:i w:val="false"/>
+                <w:iCs w:val="false"/>
+                <w:color w:val="000000"/>
+                <w:sz w:val="18"/>
+                <w:szCs w:val="18"/>
+              </w:rPr>
+              <w:t xml:space="preserve">d) Read, interpret, and draw conclusions from graphs and pie charts</w:t>
+            </w:r>
+          </w:p>
+          <w:p>
+            <w:pPr>
+              <w:spacing w:after="40" w:before="0"/>
+              <w:jc w:val="left"/>
+            </w:pPr>
+            <w:r>
+              <w:rPr>
+                <w:rFonts w:ascii="Arial" w:cs="Arial" w:eastAsia="Arial" w:hAnsi="Arial"/>
+                <w:b w:val="false"/>
+                <w:bCs w:val="false"/>
+                <w:i w:val="false"/>
+                <w:iCs w:val="false"/>
+                <w:color w:val="000000"/>
+                <w:sz w:val="18"/>
+                <w:szCs w:val="18"/>
+              </w:rPr>
+              <w:t xml:space="preserve">e) Appreciate the importance of collecting, organizing, and interpreting data in making effective decisions in everyday life</w:t>
+            </w:r>
+          </w:p>
+        </w:tc>
+      </w:tr>
+      <w:tr>
+        <w:tc>
+          <w:tcPr>
+            <w:tcW w:type="dxa" w:w="3000"/>
+            <w:shd w:fill="D5E8F0" w:color="auto" w:val="clear"/>
+            <w:tcMar>
+              <w:top w:type="dxa" w:w="60"/>
+              <w:left w:type="dxa" w:w="120"/>
+              <w:bottom w:type="dxa" w:w="60"/>
+              <w:right w:type="dxa" w:w="120"/>
+            </w:tcMar>
+            <w:vAlign w:val="top"/>
+          </w:tcPr>
+          <w:p>
+            <w:pPr>
+              <w:spacing w:after="40" w:before="0"/>
+              <w:jc w:val="left"/>
+            </w:pPr>
+            <w:r>
+              <w:rPr>
+                <w:rFonts w:ascii="Arial" w:cs="Arial" w:eastAsia="Arial" w:hAnsi="Arial"/>
+                <w:b/>
+                <w:bCs/>
+                <w:i w:val="false"/>
+                <w:iCs w:val="false"/>
+                <w:color w:val="000000"/>
+                <w:sz w:val="18"/>
+                <w:szCs w:val="18"/>
+              </w:rPr>
+              <w:t xml:space="preserve">Core Competencies</w:t>
+            </w:r>
+          </w:p>
+        </w:tc>
+        <w:tc>
+          <w:tcPr>
+            <w:tcW w:type="dxa" w:w="10680"/>
+            <w:shd w:fill="FFFFFF" w:color="auto" w:val="clear"/>
+            <w:tcMar>
+              <w:top w:type="dxa" w:w="60"/>
+              <w:left w:type="dxa" w:w="120"/>
+              <w:bottom w:type="dxa" w:w="60"/>
+              <w:right w:type="dxa" w:w="120"/>
+            </w:tcMar>
+            <w:vAlign w:val="top"/>
+          </w:tcPr>
+          <w:p>
+            <w:pPr>
+              <w:spacing w:after="30" w:before="0"/>
+              <w:ind w:left="360" w:hanging="180"/>
+              <w:jc w:val="left"/>
+            </w:pPr>
+            <w:r>
+              <w:rPr>
+                <w:rFonts w:ascii="Arial" w:cs="Arial" w:eastAsia="Arial" w:hAnsi="Arial"/>
+                <w:b w:val="false"/>
+                <w:bCs w:val="false"/>
+                <w:i w:val="false"/>
+                <w:iCs w:val="false"/>
+                <w:color w:val="000000"/>
+                <w:sz w:val="18"/>
+                <w:szCs w:val="18"/>
+              </w:rPr>
+              <w:t xml:space="preserve">–  Communication and Collaboration: Learners discuss and compare their frequency tables, graphs, and measures of central tendency with peers, articulating mathematical reasoning clearly during group activities</w:t>
+            </w:r>
+          </w:p>
+          <w:p>
+            <w:pPr>
+              <w:spacing w:after="30" w:before="0"/>
+              <w:ind w:left="360" w:hanging="180"/>
+              <w:jc w:val="left"/>
+            </w:pPr>
+            <w:r>
+              <w:rPr>
+                <w:rFonts w:ascii="Arial" w:cs="Arial" w:eastAsia="Arial" w:hAnsi="Arial"/>
+                <w:b w:val="false"/>
+                <w:bCs w:val="false"/>
+                <w:i w:val="false"/>
+                <w:iCs w:val="false"/>
+                <w:color w:val="000000"/>
+                <w:sz w:val="18"/>
+                <w:szCs w:val="18"/>
+              </w:rPr>
+              <w:t xml:space="preserve">–  Critical Thinking and Problem Solving: Learners analyze ungrouped data sets (e.g., maize harvest yields across Rift Valley counties), identify patterns, calculate central tendency measures, and draw evidence-based conclusions</w:t>
+            </w:r>
+          </w:p>
+          <w:p>
+            <w:pPr>
+              <w:spacing w:after="30" w:before="0"/>
+              <w:ind w:left="360" w:hanging="180"/>
+              <w:jc w:val="left"/>
+            </w:pPr>
+            <w:r>
+              <w:rPr>
+                <w:rFonts w:ascii="Arial" w:cs="Arial" w:eastAsia="Arial" w:hAnsi="Arial"/>
+                <w:b w:val="false"/>
+                <w:bCs w:val="false"/>
+                <w:i w:val="false"/>
+                <w:iCs w:val="false"/>
+                <w:color w:val="000000"/>
+                <w:sz w:val="18"/>
+                <w:szCs w:val="18"/>
+              </w:rPr>
+              <w:t xml:space="preserve">–  Digital Literacy: Learners engage with PhET simulations and online videos to explore mean, mode, and median interactively, building confidence with digital learning tools</w:t>
+            </w:r>
+          </w:p>
+          <w:p>
+            <w:pPr>
+              <w:spacing w:after="30" w:before="0"/>
+              <w:ind w:left="360" w:hanging="180"/>
+              <w:jc w:val="left"/>
+            </w:pPr>
+            <w:r>
+              <w:rPr>
+                <w:rFonts w:ascii="Arial" w:cs="Arial" w:eastAsia="Arial" w:hAnsi="Arial"/>
+                <w:b w:val="false"/>
+                <w:bCs w:val="false"/>
+                <w:i w:val="false"/>
+                <w:iCs w:val="false"/>
+                <w:color w:val="000000"/>
+                <w:sz w:val="18"/>
+                <w:szCs w:val="18"/>
+              </w:rPr>
+              <w:t xml:space="preserve">–  Learning to Learn: Learners reflect on errors in graph construction and interpretation, revising their models and building metacognitive awareness of statistical reasoning</w:t>
+            </w:r>
+          </w:p>
+          <w:p>
+            <w:pPr>
+              <w:spacing w:after="30" w:before="0"/>
+              <w:ind w:left="360" w:hanging="180"/>
+              <w:jc w:val="left"/>
+            </w:pPr>
+            <w:r>
+              <w:rPr>
+                <w:rFonts w:ascii="Arial" w:cs="Arial" w:eastAsia="Arial" w:hAnsi="Arial"/>
+                <w:b w:val="false"/>
+                <w:bCs w:val="false"/>
+                <w:i w:val="false"/>
+                <w:iCs w:val="false"/>
+                <w:color w:val="000000"/>
+                <w:sz w:val="18"/>
+                <w:szCs w:val="18"/>
+              </w:rPr>
+              <w:t xml:space="preserve">–  Self-Efficacy: Learners build confidence by successfully constructing and interpreting their own pie charts and bar graphs from locally sourced Kenyan data</w:t>
+            </w:r>
+          </w:p>
+        </w:tc>
+      </w:tr>
+      <w:tr>
+        <w:tc>
+          <w:tcPr>
+            <w:tcW w:type="dxa" w:w="3000"/>
+            <w:shd w:fill="E2EFDA" w:color="auto" w:val="clear"/>
+            <w:tcMar>
+              <w:top w:type="dxa" w:w="60"/>
+              <w:left w:type="dxa" w:w="120"/>
+              <w:bottom w:type="dxa" w:w="60"/>
+              <w:right w:type="dxa" w:w="120"/>
+            </w:tcMar>
+            <w:vAlign w:val="top"/>
+          </w:tcPr>
+          <w:p>
+            <w:pPr>
+              <w:spacing w:after="40" w:before="0"/>
+              <w:jc w:val="left"/>
+            </w:pPr>
+            <w:r>
+              <w:rPr>
+                <w:rFonts w:ascii="Arial" w:cs="Arial" w:eastAsia="Arial" w:hAnsi="Arial"/>
+                <w:b/>
+                <w:bCs/>
+                <w:i w:val="false"/>
+                <w:iCs w:val="false"/>
+                <w:color w:val="000000"/>
+                <w:sz w:val="18"/>
+                <w:szCs w:val="18"/>
+              </w:rPr>
+              <w:t xml:space="preserve">Core Values</w:t>
+            </w:r>
+          </w:p>
+        </w:tc>
+        <w:tc>
+          <w:tcPr>
+            <w:tcW w:type="dxa" w:w="10680"/>
+            <w:shd w:fill="FFFFFF" w:color="auto" w:val="clear"/>
+            <w:tcMar>
+              <w:top w:type="dxa" w:w="60"/>
+              <w:left w:type="dxa" w:w="120"/>
+              <w:bottom w:type="dxa" w:w="60"/>
+              <w:right w:type="dxa" w:w="120"/>
+            </w:tcMar>
+            <w:vAlign w:val="top"/>
+          </w:tcPr>
+          <w:p>
+            <w:pPr>
+              <w:spacing w:after="30" w:before="0"/>
+              <w:ind w:left="360" w:hanging="180"/>
+              <w:jc w:val="left"/>
+            </w:pPr>
+            <w:r>
+              <w:rPr>
+                <w:rFonts w:ascii="Arial" w:cs="Arial" w:eastAsia="Arial" w:hAnsi="Arial"/>
+                <w:b w:val="false"/>
+                <w:bCs w:val="false"/>
+                <w:i w:val="false"/>
+                <w:iCs w:val="false"/>
+                <w:color w:val="000000"/>
+                <w:sz w:val="18"/>
+                <w:szCs w:val="18"/>
+              </w:rPr>
+              <w:t xml:space="preserve">–  Responsibility: Learners appreciate the responsibility of accurate data collection and honest representation, understanding that misleading statistics can harm communities (e.g., misreporting crop yields or health data)</w:t>
+            </w:r>
+          </w:p>
+          <w:p>
+            <w:pPr>
+              <w:spacing w:after="30" w:before="0"/>
+              <w:ind w:left="360" w:hanging="180"/>
+              <w:jc w:val="left"/>
+            </w:pPr>
+            <w:r>
+              <w:rPr>
+                <w:rFonts w:ascii="Arial" w:cs="Arial" w:eastAsia="Arial" w:hAnsi="Arial"/>
+                <w:b w:val="false"/>
+                <w:bCs w:val="false"/>
+                <w:i w:val="false"/>
+                <w:iCs w:val="false"/>
+                <w:color w:val="000000"/>
+                <w:sz w:val="18"/>
+                <w:szCs w:val="18"/>
+              </w:rPr>
+              <w:t xml:space="preserve">–  Integrity: Learners are guided to record and present data truthfully, even when results are unexpected, reinforcing honest mathematical practice</w:t>
+            </w:r>
+          </w:p>
+          <w:p>
+            <w:pPr>
+              <w:spacing w:after="30" w:before="0"/>
+              <w:ind w:left="360" w:hanging="180"/>
+              <w:jc w:val="left"/>
+            </w:pPr>
+            <w:r>
+              <w:rPr>
+                <w:rFonts w:ascii="Arial" w:cs="Arial" w:eastAsia="Arial" w:hAnsi="Arial"/>
+                <w:b w:val="false"/>
+                <w:bCs w:val="false"/>
+                <w:i w:val="false"/>
+                <w:iCs w:val="false"/>
+                <w:color w:val="000000"/>
+                <w:sz w:val="18"/>
+                <w:szCs w:val="18"/>
+              </w:rPr>
+              <w:t xml:space="preserve">–  Social Justice: Learners examine how statistical data on issues like school attendance, food distribution, or water access in counties such as Turkana or Kisumu can drive equitable policy decisions</w:t>
+            </w:r>
+          </w:p>
+          <w:p>
+            <w:pPr>
+              <w:spacing w:after="30" w:before="0"/>
+              <w:ind w:left="360" w:hanging="180"/>
+              <w:jc w:val="left"/>
+            </w:pPr>
+            <w:r>
+              <w:rPr>
+                <w:rFonts w:ascii="Arial" w:cs="Arial" w:eastAsia="Arial" w:hAnsi="Arial"/>
+                <w:b w:val="false"/>
+                <w:bCs w:val="false"/>
+                <w:i w:val="false"/>
+                <w:iCs w:val="false"/>
+                <w:color w:val="000000"/>
+                <w:sz w:val="18"/>
+                <w:szCs w:val="18"/>
+              </w:rPr>
+              <w:t xml:space="preserve">–  Unity: Collaborative data-collection activities foster teamwork and mutual respect among learners from diverse Kenyan backgrounds</w:t>
+            </w:r>
+          </w:p>
+          <w:p>
+            <w:pPr>
+              <w:spacing w:after="30" w:before="0"/>
+              <w:ind w:left="360" w:hanging="180"/>
+              <w:jc w:val="left"/>
+            </w:pPr>
+            <w:r>
+              <w:rPr>
+                <w:rFonts w:ascii="Arial" w:cs="Arial" w:eastAsia="Arial" w:hAnsi="Arial"/>
+                <w:b w:val="false"/>
+                <w:bCs w:val="false"/>
+                <w:i w:val="false"/>
+                <w:iCs w:val="false"/>
+                <w:color w:val="000000"/>
+                <w:sz w:val="18"/>
+                <w:szCs w:val="18"/>
+              </w:rPr>
+              <w:t xml:space="preserve">–  Patriotism: Learners use real Kenyan data sets (KNBS census figures, KCPE scores, rainfall data) connecting mathematics to national development and civic awareness</w:t>
+            </w:r>
+          </w:p>
+        </w:tc>
+      </w:tr>
+      <w:tr>
+        <w:tc>
+          <w:tcPr>
+            <w:tcW w:type="dxa" w:w="3000"/>
+            <w:shd w:fill="D5E8F0" w:color="auto" w:val="clear"/>
+            <w:tcMar>
+              <w:top w:type="dxa" w:w="60"/>
+              <w:left w:type="dxa" w:w="120"/>
+              <w:bottom w:type="dxa" w:w="60"/>
+              <w:right w:type="dxa" w:w="120"/>
+            </w:tcMar>
+            <w:vAlign w:val="top"/>
+          </w:tcPr>
+          <w:p>
+            <w:pPr>
+              <w:spacing w:after="40" w:before="0"/>
+              <w:jc w:val="left"/>
+            </w:pPr>
+            <w:r>
+              <w:rPr>
+                <w:rFonts w:ascii="Arial" w:cs="Arial" w:eastAsia="Arial" w:hAnsi="Arial"/>
+                <w:b/>
+                <w:bCs/>
+                <w:i w:val="false"/>
+                <w:iCs w:val="false"/>
+                <w:color w:val="000000"/>
+                <w:sz w:val="18"/>
+                <w:szCs w:val="18"/>
+              </w:rPr>
+              <w:t xml:space="preserve">Science &amp; Engineering Practices</w:t>
+            </w:r>
+          </w:p>
+        </w:tc>
+        <w:tc>
+          <w:tcPr>
+            <w:tcW w:type="dxa" w:w="10680"/>
+            <w:shd w:fill="FFFFFF" w:color="auto" w:val="clear"/>
+            <w:tcMar>
+              <w:top w:type="dxa" w:w="60"/>
+              <w:left w:type="dxa" w:w="120"/>
+              <w:bottom w:type="dxa" w:w="60"/>
+              <w:right w:type="dxa" w:w="120"/>
+            </w:tcMar>
+            <w:vAlign w:val="top"/>
+          </w:tcPr>
+          <w:p>
+            <w:pPr>
+              <w:spacing w:after="30" w:before="0"/>
+              <w:ind w:left="360" w:hanging="180"/>
+              <w:jc w:val="left"/>
+            </w:pPr>
+            <w:r>
+              <w:rPr>
+                <w:rFonts w:ascii="Arial" w:cs="Arial" w:eastAsia="Arial" w:hAnsi="Arial"/>
+                <w:b w:val="false"/>
+                <w:bCs w:val="false"/>
+                <w:i w:val="false"/>
+                <w:iCs w:val="false"/>
+                <w:color w:val="000000"/>
+                <w:sz w:val="18"/>
+                <w:szCs w:val="18"/>
+              </w:rPr>
+              <w:t xml:space="preserve">–  Asking Questions and Defining Problems: Learners formulate questions about patterns in Kenyan data sets (e.g., "What is the most common number of siblings in our class?") that drive the need for frequency distribution tables</w:t>
+            </w:r>
+          </w:p>
+          <w:p>
+            <w:pPr>
+              <w:spacing w:after="30" w:before="0"/>
+              <w:ind w:left="360" w:hanging="180"/>
+              <w:jc w:val="left"/>
+            </w:pPr>
+            <w:r>
+              <w:rPr>
+                <w:rFonts w:ascii="Arial" w:cs="Arial" w:eastAsia="Arial" w:hAnsi="Arial"/>
+                <w:b w:val="false"/>
+                <w:bCs w:val="false"/>
+                <w:i w:val="false"/>
+                <w:iCs w:val="false"/>
+                <w:color w:val="000000"/>
+                <w:sz w:val="18"/>
+                <w:szCs w:val="18"/>
+              </w:rPr>
+              <w:t xml:space="preserve">–  Analyzing and Interpreting Data: Central to every lesson — learners organize raw data into tables, compute measures of central tendency, and construct graphs to reveal trends</w:t>
+            </w:r>
+          </w:p>
+          <w:p>
+            <w:pPr>
+              <w:spacing w:after="30" w:before="0"/>
+              <w:ind w:left="360" w:hanging="180"/>
+              <w:jc w:val="left"/>
+            </w:pPr>
+            <w:r>
+              <w:rPr>
+                <w:rFonts w:ascii="Arial" w:cs="Arial" w:eastAsia="Arial" w:hAnsi="Arial"/>
+                <w:b w:val="false"/>
+                <w:bCs w:val="false"/>
+                <w:i w:val="false"/>
+                <w:iCs w:val="false"/>
+                <w:color w:val="000000"/>
+                <w:sz w:val="18"/>
+                <w:szCs w:val="18"/>
+              </w:rPr>
+              <w:t xml:space="preserve">–  Using Mathematics and Computational Thinking: Learners apply arithmetic operations to calculate mean, determine mode by frequency inspection, and locate median through ordered data sets</w:t>
+            </w:r>
+          </w:p>
+          <w:p>
+            <w:pPr>
+              <w:spacing w:after="30" w:before="0"/>
+              <w:ind w:left="360" w:hanging="180"/>
+              <w:jc w:val="left"/>
+            </w:pPr>
+            <w:r>
+              <w:rPr>
+                <w:rFonts w:ascii="Arial" w:cs="Arial" w:eastAsia="Arial" w:hAnsi="Arial"/>
+                <w:b w:val="false"/>
+                <w:bCs w:val="false"/>
+                <w:i w:val="false"/>
+                <w:iCs w:val="false"/>
+                <w:color w:val="000000"/>
+                <w:sz w:val="18"/>
+                <w:szCs w:val="18"/>
+              </w:rPr>
+              <w:t xml:space="preserve">–  Constructing Explanations: Learners write and present explanations of what their graphs and central tendency values reveal about real-world Kenyan phenomena (e.g., daily mandazi sales at a Nairobi market)</w:t>
+            </w:r>
+          </w:p>
+          <w:p>
+            <w:pPr>
+              <w:spacing w:after="30" w:before="0"/>
+              <w:ind w:left="360" w:hanging="180"/>
+              <w:jc w:val="left"/>
+            </w:pPr>
+            <w:r>
+              <w:rPr>
+                <w:rFonts w:ascii="Arial" w:cs="Arial" w:eastAsia="Arial" w:hAnsi="Arial"/>
+                <w:b w:val="false"/>
+                <w:bCs w:val="false"/>
+                <w:i w:val="false"/>
+                <w:iCs w:val="false"/>
+                <w:color w:val="000000"/>
+                <w:sz w:val="18"/>
+                <w:szCs w:val="18"/>
+              </w:rPr>
+              <w:t xml:space="preserve">–  Obtaining, Evaluating, and Communicating Information: Learners critically evaluate graphs encountered in Kenyan newspapers and government reports, identifying accurate versus misleading representations</w:t>
+            </w:r>
+          </w:p>
+        </w:tc>
+      </w:tr>
+      <w:tr>
+        <w:tc>
+          <w:tcPr>
+            <w:tcW w:type="dxa" w:w="3000"/>
+            <w:shd w:fill="FCE4D6" w:color="auto" w:val="clear"/>
+            <w:tcMar>
+              <w:top w:type="dxa" w:w="60"/>
+              <w:left w:type="dxa" w:w="120"/>
+              <w:bottom w:type="dxa" w:w="60"/>
+              <w:right w:type="dxa" w:w="120"/>
+            </w:tcMar>
+            <w:vAlign w:val="top"/>
+          </w:tcPr>
+          <w:p>
+            <w:pPr>
+              <w:spacing w:after="40" w:before="0"/>
+              <w:jc w:val="left"/>
+            </w:pPr>
+            <w:r>
+              <w:rPr>
+                <w:rFonts w:ascii="Arial" w:cs="Arial" w:eastAsia="Arial" w:hAnsi="Arial"/>
+                <w:b/>
+                <w:bCs/>
+                <w:i w:val="false"/>
+                <w:iCs w:val="false"/>
+                <w:color w:val="000000"/>
+                <w:sz w:val="18"/>
+                <w:szCs w:val="18"/>
+              </w:rPr>
+              <w:t xml:space="preserve">Pertinent &amp; Contemporary Issues (PCIs)</w:t>
+            </w:r>
+          </w:p>
+        </w:tc>
+        <w:tc>
+          <w:tcPr>
+            <w:tcW w:type="dxa" w:w="10680"/>
+            <w:shd w:fill="FFFFFF" w:color="auto" w:val="clear"/>
+            <w:tcMar>
+              <w:top w:type="dxa" w:w="60"/>
+              <w:left w:type="dxa" w:w="120"/>
+              <w:bottom w:type="dxa" w:w="60"/>
+              <w:right w:type="dxa" w:w="120"/>
+            </w:tcMar>
+            <w:vAlign w:val="top"/>
+          </w:tcPr>
+          <w:p>
+            <w:pPr>
+              <w:spacing w:after="30" w:before="0"/>
+              <w:ind w:left="360" w:hanging="180"/>
+              <w:jc w:val="left"/>
+            </w:pPr>
+            <w:r>
+              <w:rPr>
+                <w:rFonts w:ascii="Arial" w:cs="Arial" w:eastAsia="Arial" w:hAnsi="Arial"/>
+                <w:b w:val="false"/>
+                <w:bCs w:val="false"/>
+                <w:i w:val="false"/>
+                <w:iCs w:val="false"/>
+                <w:color w:val="000000"/>
+                <w:sz w:val="18"/>
+                <w:szCs w:val="18"/>
+              </w:rPr>
+              <w:t xml:space="preserve">–  Financial Literacy: Learners apply statistics to interpret market price data, household income distributions, and budgeting scenarios relevant to Kenyan families</w:t>
+            </w:r>
+          </w:p>
+          <w:p>
+            <w:pPr>
+              <w:spacing w:after="30" w:before="0"/>
+              <w:ind w:left="360" w:hanging="180"/>
+              <w:jc w:val="left"/>
+            </w:pPr>
+            <w:r>
+              <w:rPr>
+                <w:rFonts w:ascii="Arial" w:cs="Arial" w:eastAsia="Arial" w:hAnsi="Arial"/>
+                <w:b w:val="false"/>
+                <w:bCs w:val="false"/>
+                <w:i w:val="false"/>
+                <w:iCs w:val="false"/>
+                <w:color w:val="000000"/>
+                <w:sz w:val="18"/>
+                <w:szCs w:val="18"/>
+              </w:rPr>
+              <w:t xml:space="preserve">–  Health Education: Learners use data on nutrition (e.g., protein content in githeri versus nyama choma) and disease prevalence to see how statistics informs public health decisions in Kenya</w:t>
+            </w:r>
+          </w:p>
+          <w:p>
+            <w:pPr>
+              <w:spacing w:after="30" w:before="0"/>
+              <w:ind w:left="360" w:hanging="180"/>
+              <w:jc w:val="left"/>
+            </w:pPr>
+            <w:r>
+              <w:rPr>
+                <w:rFonts w:ascii="Arial" w:cs="Arial" w:eastAsia="Arial" w:hAnsi="Arial"/>
+                <w:b w:val="false"/>
+                <w:bCs w:val="false"/>
+                <w:i w:val="false"/>
+                <w:iCs w:val="false"/>
+                <w:color w:val="000000"/>
+                <w:sz w:val="18"/>
+                <w:szCs w:val="18"/>
+              </w:rPr>
+              <w:t xml:space="preserve">–  Environmental Education: Learners analyse rainfall and temperature data from Kenyan weather stations (e.g., Kericho tea-growing region vs. arid Turkana) to understand climate variability through statistical lenses</w:t>
+            </w:r>
+          </w:p>
+          <w:p>
+            <w:pPr>
+              <w:spacing w:after="30" w:before="0"/>
+              <w:ind w:left="360" w:hanging="180"/>
+              <w:jc w:val="left"/>
+            </w:pPr>
+            <w:r>
+              <w:rPr>
+                <w:rFonts w:ascii="Arial" w:cs="Arial" w:eastAsia="Arial" w:hAnsi="Arial"/>
+                <w:b w:val="false"/>
+                <w:bCs w:val="false"/>
+                <w:i w:val="false"/>
+                <w:iCs w:val="false"/>
+                <w:color w:val="000000"/>
+                <w:sz w:val="18"/>
+                <w:szCs w:val="18"/>
+              </w:rPr>
+              <w:t xml:space="preserve">–  Life Skills: Learners develop decision-making and critical thinking skills by interpreting data before drawing conclusions, a skill transferable to everyday Kenyan life contexts</w:t>
+            </w:r>
+          </w:p>
+          <w:p>
+            <w:pPr>
+              <w:spacing w:after="30" w:before="0"/>
+              <w:ind w:left="360" w:hanging="180"/>
+              <w:jc w:val="left"/>
+            </w:pPr>
+            <w:r>
+              <w:rPr>
+                <w:rFonts w:ascii="Arial" w:cs="Arial" w:eastAsia="Arial" w:hAnsi="Arial"/>
+                <w:b w:val="false"/>
+                <w:bCs w:val="false"/>
+                <w:i w:val="false"/>
+                <w:iCs w:val="false"/>
+                <w:color w:val="000000"/>
+                <w:sz w:val="18"/>
+                <w:szCs w:val="18"/>
+              </w:rPr>
+              <w:t xml:space="preserve">–  Citizenship: Learners examine how the Kenya National Bureau of Statistics (KNBS) uses data collection and representation to inform national planning, budgets, and the census</w:t>
+            </w:r>
+          </w:p>
+        </w:tc>
+      </w:tr>
+      <w:tr>
+        <w:tc>
+          <w:tcPr>
+            <w:tcW w:type="dxa" w:w="3000"/>
+            <w:shd w:fill="D9EEF1" w:color="auto" w:val="clear"/>
+            <w:tcMar>
+              <w:top w:type="dxa" w:w="60"/>
+              <w:left w:type="dxa" w:w="120"/>
+              <w:bottom w:type="dxa" w:w="60"/>
+              <w:right w:type="dxa" w:w="120"/>
+            </w:tcMar>
+            <w:vAlign w:val="top"/>
+          </w:tcPr>
+          <w:p>
+            <w:pPr>
+              <w:spacing w:after="40" w:before="0"/>
+              <w:jc w:val="left"/>
+            </w:pPr>
+            <w:r>
+              <w:rPr>
+                <w:rFonts w:ascii="Arial" w:cs="Arial" w:eastAsia="Arial" w:hAnsi="Arial"/>
+                <w:b/>
+                <w:bCs/>
+                <w:i w:val="false"/>
+                <w:iCs w:val="false"/>
+                <w:color w:val="000000"/>
+                <w:sz w:val="18"/>
+                <w:szCs w:val="18"/>
+              </w:rPr>
+              <w:t xml:space="preserve">Career Connections</w:t>
+            </w:r>
+          </w:p>
+        </w:tc>
+        <w:tc>
+          <w:tcPr>
+            <w:tcW w:type="dxa" w:w="10680"/>
+            <w:shd w:fill="FFFFFF" w:color="auto" w:val="clear"/>
+            <w:tcMar>
+              <w:top w:type="dxa" w:w="60"/>
+              <w:left w:type="dxa" w:w="120"/>
+              <w:bottom w:type="dxa" w:w="60"/>
+              <w:right w:type="dxa" w:w="120"/>
+            </w:tcMar>
+            <w:vAlign w:val="top"/>
+          </w:tcPr>
+          <w:p>
+            <w:pPr>
+              <w:spacing w:after="30" w:before="0"/>
+              <w:ind w:left="360" w:hanging="180"/>
+              <w:jc w:val="left"/>
+            </w:pPr>
+            <w:r>
+              <w:rPr>
+                <w:rFonts w:ascii="Arial" w:cs="Arial" w:eastAsia="Arial" w:hAnsi="Arial"/>
+                <w:b w:val="false"/>
+                <w:bCs w:val="false"/>
+                <w:i w:val="false"/>
+                <w:iCs w:val="false"/>
+                <w:color w:val="000000"/>
+                <w:sz w:val="18"/>
+                <w:szCs w:val="18"/>
+              </w:rPr>
+              <w:t xml:space="preserve">–  Data Analyst / Statistician: This sub-strand lays the foundation for careers at institutions like the Kenya National Bureau of Statistics (KNBS) or private research firms, where organizing and interpreting large data sets is core work</w:t>
+            </w:r>
+          </w:p>
+          <w:p>
+            <w:pPr>
+              <w:spacing w:after="30" w:before="0"/>
+              <w:ind w:left="360" w:hanging="180"/>
+              <w:jc w:val="left"/>
+            </w:pPr>
+            <w:r>
+              <w:rPr>
+                <w:rFonts w:ascii="Arial" w:cs="Arial" w:eastAsia="Arial" w:hAnsi="Arial"/>
+                <w:b w:val="false"/>
+                <w:bCs w:val="false"/>
+                <w:i w:val="false"/>
+                <w:iCs w:val="false"/>
+                <w:color w:val="000000"/>
+                <w:sz w:val="18"/>
+                <w:szCs w:val="18"/>
+              </w:rPr>
+              <w:t xml:space="preserve">–  Medical / Public Health Officer: Epidemiologists and public health workers in Kenya (e.g., at KEMRI) rely on measures of central tendency and graphical data to track disease outbreaks and design interventions</w:t>
+            </w:r>
+          </w:p>
+          <w:p>
+            <w:pPr>
+              <w:spacing w:after="30" w:before="0"/>
+              <w:ind w:left="360" w:hanging="180"/>
+              <w:jc w:val="left"/>
+            </w:pPr>
+            <w:r>
+              <w:rPr>
+                <w:rFonts w:ascii="Arial" w:cs="Arial" w:eastAsia="Arial" w:hAnsi="Arial"/>
+                <w:b w:val="false"/>
+                <w:bCs w:val="false"/>
+                <w:i w:val="false"/>
+                <w:iCs w:val="false"/>
+                <w:color w:val="000000"/>
+                <w:sz w:val="18"/>
+                <w:szCs w:val="18"/>
+              </w:rPr>
+              <w:t xml:space="preserve">–  Agricultural Extension Officer: Officers advising Kenyan smallholder farmers use statistical tools to analyse crop yield data, advise on planting decisions, and report to county governments</w:t>
+            </w:r>
+          </w:p>
+          <w:p>
+            <w:pPr>
+              <w:spacing w:after="30" w:before="0"/>
+              <w:ind w:left="360" w:hanging="180"/>
+              <w:jc w:val="left"/>
+            </w:pPr>
+            <w:r>
+              <w:rPr>
+                <w:rFonts w:ascii="Arial" w:cs="Arial" w:eastAsia="Arial" w:hAnsi="Arial"/>
+                <w:b w:val="false"/>
+                <w:bCs w:val="false"/>
+                <w:i w:val="false"/>
+                <w:iCs w:val="false"/>
+                <w:color w:val="000000"/>
+                <w:sz w:val="18"/>
+                <w:szCs w:val="18"/>
+              </w:rPr>
+              <w:t xml:space="preserve">–  Business / Economics Analyst: Market analysts at Nairobi Stock Exchange or retail chains use frequency distributions and graphs to understand consumer trends and sales performance</w:t>
+            </w:r>
+          </w:p>
+          <w:p>
+            <w:pPr>
+              <w:spacing w:after="30" w:before="0"/>
+              <w:ind w:left="360" w:hanging="180"/>
+              <w:jc w:val="left"/>
+            </w:pPr>
+            <w:r>
+              <w:rPr>
+                <w:rFonts w:ascii="Arial" w:cs="Arial" w:eastAsia="Arial" w:hAnsi="Arial"/>
+                <w:b w:val="false"/>
+                <w:bCs w:val="false"/>
+                <w:i w:val="false"/>
+                <w:iCs w:val="false"/>
+                <w:color w:val="000000"/>
+                <w:sz w:val="18"/>
+                <w:szCs w:val="18"/>
+              </w:rPr>
+              <w:t xml:space="preserve">–  Journalist / Media Professional: Data journalists at outlets like Nation Media Group use graphs and statistics to communicate findings on elections, health, and economy to the public</w:t>
+            </w:r>
+          </w:p>
+          <w:p>
+            <w:pPr>
+              <w:spacing w:after="30" w:before="0"/>
+              <w:ind w:left="360" w:hanging="180"/>
+              <w:jc w:val="left"/>
+            </w:pPr>
+            <w:r>
+              <w:rPr>
+                <w:rFonts w:ascii="Arial" w:cs="Arial" w:eastAsia="Arial" w:hAnsi="Arial"/>
+                <w:b w:val="false"/>
+                <w:bCs w:val="false"/>
+                <w:i w:val="false"/>
+                <w:iCs w:val="false"/>
+                <w:color w:val="000000"/>
+                <w:sz w:val="18"/>
+                <w:szCs w:val="18"/>
+              </w:rPr>
+              <w:t xml:space="preserve">–  Teacher / Educator: Mathematics and science teachers require deep understanding of statistics to teach CBC effectively across Kenyan schools</w:t>
+            </w:r>
+          </w:p>
+        </w:tc>
+      </w:tr>
+      <w:tr>
+        <w:tc>
+          <w:tcPr>
+            <w:tcW w:type="dxa" w:w="3000"/>
+            <w:shd w:fill="D5E8F0" w:color="auto" w:val="clear"/>
+            <w:tcMar>
+              <w:top w:type="dxa" w:w="60"/>
+              <w:left w:type="dxa" w:w="120"/>
+              <w:bottom w:type="dxa" w:w="60"/>
+              <w:right w:type="dxa" w:w="120"/>
+            </w:tcMar>
+            <w:vAlign w:val="top"/>
+          </w:tcPr>
+          <w:p>
+            <w:pPr>
+              <w:spacing w:after="40" w:before="0"/>
+              <w:jc w:val="left"/>
+            </w:pPr>
+            <w:r>
+              <w:rPr>
+                <w:rFonts w:ascii="Arial" w:cs="Arial" w:eastAsia="Arial" w:hAnsi="Arial"/>
+                <w:b/>
+                <w:bCs/>
+                <w:i w:val="false"/>
+                <w:iCs w:val="false"/>
+                <w:color w:val="000000"/>
+                <w:sz w:val="18"/>
+                <w:szCs w:val="18"/>
+              </w:rPr>
+              <w:t xml:space="preserve">Focus for Lessons</w:t>
+            </w:r>
+          </w:p>
+        </w:tc>
+        <w:tc>
+          <w:tcPr>
+            <w:tcW w:type="dxa" w:w="10680"/>
+            <w:shd w:fill="FFFFFF" w:color="auto" w:val="clear"/>
+            <w:tcMar>
+              <w:top w:type="dxa" w:w="60"/>
+              <w:left w:type="dxa" w:w="120"/>
+              <w:bottom w:type="dxa" w:w="60"/>
+              <w:right w:type="dxa" w:w="120"/>
+            </w:tcMar>
+            <w:vAlign w:val="top"/>
+          </w:tcPr>
+          <w:p>
+            <w:pPr>
+              <w:spacing w:after="40" w:before="0"/>
+              <w:jc w:val="left"/>
+            </w:pPr>
+            <w:r>
+              <w:rPr>
+                <w:rFonts w:ascii="Arial" w:cs="Arial" w:eastAsia="Arial" w:hAnsi="Arial"/>
+                <w:b w:val="false"/>
+                <w:bCs w:val="false"/>
+                <w:i w:val="false"/>
+                <w:iCs w:val="false"/>
+                <w:color w:val="000000"/>
+                <w:sz w:val="18"/>
+                <w:szCs w:val="18"/>
+              </w:rPr>
+              <w:t xml:space="preserve">This unit introduces Grade 10 learners to the foundational concepts of Statistics through the lens of real Kenyan data — from KCPE score distributions in Nairobi schools to maize harvest records in the Rift Valley. Learners progress from organizing raw data into frequency distribution tables, through calculating measures of central tendency (mean, mode, and median), to constructing and interpreting line graphs, bar graphs, and pie charts. The unit emphasizes that statistics is not merely a computational exercise but a powerful tool for making sense of the world — enabling communities, governments, and individuals across Kenya to make informed, evidence-based decisions.</w:t>
+            </w:r>
+          </w:p>
+        </w:tc>
+      </w:tr>
+      <w:tr>
+        <w:tc>
+          <w:tcPr>
+            <w:tcW w:type="dxa" w:w="3000"/>
+            <w:shd w:fill="EAD1F5" w:color="auto" w:val="clear"/>
+            <w:tcMar>
+              <w:top w:type="dxa" w:w="60"/>
+              <w:left w:type="dxa" w:w="120"/>
+              <w:bottom w:type="dxa" w:w="60"/>
+              <w:right w:type="dxa" w:w="120"/>
+            </w:tcMar>
+            <w:vAlign w:val="top"/>
+          </w:tcPr>
+          <w:p>
+            <w:pPr>
+              <w:spacing w:after="40" w:before="0"/>
+              <w:jc w:val="left"/>
+            </w:pPr>
+            <w:r>
+              <w:rPr>
+                <w:rFonts w:ascii="Arial" w:cs="Arial" w:eastAsia="Arial" w:hAnsi="Arial"/>
+                <w:b/>
+                <w:bCs/>
+                <w:i w:val="false"/>
+                <w:iCs w:val="false"/>
+                <w:color w:val="000000"/>
+                <w:sz w:val="18"/>
+                <w:szCs w:val="18"/>
+              </w:rPr>
+              <w:t xml:space="preserve">Driving Question / Key Inquiry Questions</w:t>
+            </w:r>
+          </w:p>
+        </w:tc>
+        <w:tc>
+          <w:tcPr>
+            <w:tcW w:type="dxa" w:w="10680"/>
+            <w:shd w:fill="FFFFFF" w:color="auto" w:val="clear"/>
+            <w:tcMar>
+              <w:top w:type="dxa" w:w="60"/>
+              <w:left w:type="dxa" w:w="120"/>
+              <w:bottom w:type="dxa" w:w="60"/>
+              <w:right w:type="dxa" w:w="120"/>
+            </w:tcMar>
+            <w:vAlign w:val="top"/>
+          </w:tcPr>
+          <w:p>
+            <w:pPr>
+              <w:spacing w:after="40" w:before="0"/>
+              <w:jc w:val="left"/>
+            </w:pPr>
+            <w:r>
+              <w:rPr>
+                <w:rFonts w:ascii="Arial" w:cs="Arial" w:eastAsia="Arial" w:hAnsi="Arial"/>
+                <w:b w:val="false"/>
+                <w:bCs w:val="false"/>
+                <w:i w:val="false"/>
+                <w:iCs w:val="false"/>
+                <w:color w:val="000000"/>
+                <w:sz w:val="18"/>
+                <w:szCs w:val="18"/>
+              </w:rPr>
+              <w:t xml:space="preserve">DRIVING QUESTION: How can we collect, organize, and represent data about our community to help Kenyan decision-makers take effective action?</w:t>
+            </w:r>
+          </w:p>
+          <w:p>
+            <w:pPr>
+              <w:spacing w:after="40" w:before="0"/>
+              <w:jc w:val="left"/>
+            </w:pPr>
+            <w:r>
+              <w:rPr>
+                <w:rFonts w:ascii="Arial" w:cs="Arial" w:eastAsia="Arial" w:hAnsi="Arial"/>
+                <w:b w:val="false"/>
+                <w:bCs w:val="false"/>
+                <w:i w:val="false"/>
+                <w:iCs w:val="false"/>
+                <w:color w:val="000000"/>
+                <w:sz w:val="18"/>
+                <w:szCs w:val="18"/>
+              </w:rPr>
+              <w:t xml:space="preserve"/>
+            </w:r>
+          </w:p>
+          <w:p>
+            <w:pPr>
+              <w:spacing w:after="40" w:before="0"/>
+              <w:jc w:val="left"/>
+            </w:pPr>
+            <w:r>
+              <w:rPr>
+                <w:rFonts w:ascii="Arial" w:cs="Arial" w:eastAsia="Arial" w:hAnsi="Arial"/>
+                <w:b w:val="false"/>
+                <w:bCs w:val="false"/>
+                <w:i w:val="false"/>
+                <w:iCs w:val="false"/>
+                <w:color w:val="000000"/>
+                <w:sz w:val="18"/>
+                <w:szCs w:val="18"/>
+              </w:rPr>
+              <w:t xml:space="preserve">KICD KEY INQUIRY QUESTIONS:</w:t>
+            </w:r>
+          </w:p>
+          <w:p>
+            <w:pPr>
+              <w:spacing w:after="40" w:before="0"/>
+              <w:jc w:val="left"/>
+            </w:pPr>
+            <w:r>
+              <w:rPr>
+                <w:rFonts w:ascii="Arial" w:cs="Arial" w:eastAsia="Arial" w:hAnsi="Arial"/>
+                <w:b w:val="false"/>
+                <w:bCs w:val="false"/>
+                <w:i w:val="false"/>
+                <w:iCs w:val="false"/>
+                <w:color w:val="000000"/>
+                <w:sz w:val="18"/>
+                <w:szCs w:val="18"/>
+              </w:rPr>
+              <w:t xml:space="preserve">1. How do we collect, organize, and represent data?</w:t>
+            </w:r>
+          </w:p>
+          <w:p>
+            <w:pPr>
+              <w:spacing w:after="40" w:before="0"/>
+              <w:jc w:val="left"/>
+            </w:pPr>
+            <w:r>
+              <w:rPr>
+                <w:rFonts w:ascii="Arial" w:cs="Arial" w:eastAsia="Arial" w:hAnsi="Arial"/>
+                <w:b w:val="false"/>
+                <w:bCs w:val="false"/>
+                <w:i w:val="false"/>
+                <w:iCs w:val="false"/>
+                <w:color w:val="000000"/>
+                <w:sz w:val="18"/>
+                <w:szCs w:val="18"/>
+              </w:rPr>
+              <w:t xml:space="preserve">2. How do measures of central tendency help us make sense of data in real life?</w:t>
+            </w:r>
+          </w:p>
+        </w:tc>
+      </w:tr>
+      <w:tr>
+        <w:tc>
+          <w:tcPr>
+            <w:tcW w:type="dxa" w:w="3000"/>
+            <w:shd w:fill="EAD1F5" w:color="auto" w:val="clear"/>
+            <w:tcMar>
+              <w:top w:type="dxa" w:w="60"/>
+              <w:left w:type="dxa" w:w="120"/>
+              <w:bottom w:type="dxa" w:w="60"/>
+              <w:right w:type="dxa" w:w="120"/>
+            </w:tcMar>
+            <w:vAlign w:val="top"/>
+          </w:tcPr>
+          <w:p>
+            <w:pPr>
+              <w:spacing w:after="40" w:before="0"/>
+              <w:jc w:val="left"/>
+            </w:pPr>
+            <w:r>
+              <w:rPr>
+                <w:rFonts w:ascii="Arial" w:cs="Arial" w:eastAsia="Arial" w:hAnsi="Arial"/>
+                <w:b/>
+                <w:bCs/>
+                <w:i w:val="false"/>
+                <w:iCs w:val="false"/>
+                <w:color w:val="000000"/>
+                <w:sz w:val="18"/>
+                <w:szCs w:val="18"/>
+              </w:rPr>
+              <w:t xml:space="preserve">Anchoring Phenomenon</w:t>
+            </w:r>
+          </w:p>
+        </w:tc>
+        <w:tc>
+          <w:tcPr>
+            <w:tcW w:type="dxa" w:w="10680"/>
+            <w:shd w:fill="FFFFFF" w:color="auto" w:val="clear"/>
+            <w:tcMar>
+              <w:top w:type="dxa" w:w="60"/>
+              <w:left w:type="dxa" w:w="120"/>
+              <w:bottom w:type="dxa" w:w="60"/>
+              <w:right w:type="dxa" w:w="120"/>
+            </w:tcMar>
+            <w:vAlign w:val="top"/>
+          </w:tcPr>
+          <w:p>
+            <w:pPr>
+              <w:spacing w:after="40" w:before="0"/>
+              <w:jc w:val="left"/>
+            </w:pPr>
+            <w:r>
+              <w:rPr>
+                <w:rFonts w:ascii="Arial" w:cs="Arial" w:eastAsia="Arial" w:hAnsi="Arial"/>
+                <w:b w:val="false"/>
+                <w:bCs w:val="false"/>
+                <w:i w:val="false"/>
+                <w:iCs w:val="false"/>
+                <w:color w:val="000000"/>
+                <w:sz w:val="18"/>
+                <w:szCs w:val="18"/>
+              </w:rPr>
+              <w:t xml:space="preserve">ANCHORING PHENOMENON — "The Maize Harvest Mystery of Nakuru County"</w:t>
+            </w:r>
+          </w:p>
+          <w:p>
+            <w:pPr>
+              <w:spacing w:after="40" w:before="0"/>
+              <w:jc w:val="left"/>
+            </w:pPr>
+            <w:r>
+              <w:rPr>
+                <w:rFonts w:ascii="Arial" w:cs="Arial" w:eastAsia="Arial" w:hAnsi="Arial"/>
+                <w:b w:val="false"/>
+                <w:bCs w:val="false"/>
+                <w:i w:val="false"/>
+                <w:iCs w:val="false"/>
+                <w:color w:val="000000"/>
+                <w:sz w:val="18"/>
+                <w:szCs w:val="18"/>
+              </w:rPr>
+              <w:t xml:space="preserve"/>
+            </w:r>
+          </w:p>
+          <w:p>
+            <w:pPr>
+              <w:spacing w:after="40" w:before="0"/>
+              <w:jc w:val="left"/>
+            </w:pPr>
+            <w:r>
+              <w:rPr>
+                <w:rFonts w:ascii="Arial" w:cs="Arial" w:eastAsia="Arial" w:hAnsi="Arial"/>
+                <w:b w:val="false"/>
+                <w:bCs w:val="false"/>
+                <w:i w:val="false"/>
+                <w:iCs w:val="false"/>
+                <w:color w:val="000000"/>
+                <w:sz w:val="18"/>
+                <w:szCs w:val="18"/>
+              </w:rPr>
+              <w:t xml:space="preserve">A video is shown of a Kenya Agricultural and Livestock Research Organization (KALRO) officer visiting five smallholder maize farmers in Nakuru County. Each farmer reports their total maize harvest in 90-kg bags: the values are scattered and seemingly random — some farmers harvested as few as 4 bags while others harvested as many as 31 bags. The officer writes all 20 farmers' values on a chalkboard in the order she collected them. The data looks chaotic and impossible to interpret at a glance.</w:t>
+            </w:r>
+          </w:p>
+          <w:p>
+            <w:pPr>
+              <w:spacing w:after="40" w:before="0"/>
+              <w:jc w:val="left"/>
+            </w:pPr>
+            <w:r>
+              <w:rPr>
+                <w:rFonts w:ascii="Arial" w:cs="Arial" w:eastAsia="Arial" w:hAnsi="Arial"/>
+                <w:b w:val="false"/>
+                <w:bCs w:val="false"/>
+                <w:i w:val="false"/>
+                <w:iCs w:val="false"/>
+                <w:color w:val="000000"/>
+                <w:sz w:val="18"/>
+                <w:szCs w:val="18"/>
+              </w:rPr>
+              <w:t xml:space="preserve"/>
+            </w:r>
+          </w:p>
+          <w:p>
+            <w:pPr>
+              <w:spacing w:after="40" w:before="0"/>
+              <w:jc w:val="left"/>
+            </w:pPr>
+            <w:r>
+              <w:rPr>
+                <w:rFonts w:ascii="Arial" w:cs="Arial" w:eastAsia="Arial" w:hAnsi="Arial"/>
+                <w:b w:val="false"/>
+                <w:bCs w:val="false"/>
+                <w:i w:val="false"/>
+                <w:iCs w:val="false"/>
+                <w:color w:val="000000"/>
+                <w:sz w:val="18"/>
+                <w:szCs w:val="18"/>
+              </w:rPr>
+              <w:t xml:space="preserve">The puzzle: The county government needs ONE number to represent the "typical" harvest for Nakuru County farmers so they can decide how much subsidized fertilizer to allocate next season. But looking at the raw list, students notice that different farmers suggest different "representative" numbers — one says use the most common value, another says use the middle value, another says add them all up and divide. The video ends with the officer asking: "Which single number best represents all our farmers — and how do we even begin to make sense of all this data?"</w:t>
+            </w:r>
+          </w:p>
+          <w:p>
+            <w:pPr>
+              <w:spacing w:after="40" w:before="0"/>
+              <w:jc w:val="left"/>
+            </w:pPr>
+            <w:r>
+              <w:rPr>
+                <w:rFonts w:ascii="Arial" w:cs="Arial" w:eastAsia="Arial" w:hAnsi="Arial"/>
+                <w:b w:val="false"/>
+                <w:bCs w:val="false"/>
+                <w:i w:val="false"/>
+                <w:iCs w:val="false"/>
+                <w:color w:val="000000"/>
+                <w:sz w:val="18"/>
+                <w:szCs w:val="18"/>
+              </w:rPr>
+              <w:t xml:space="preserve"/>
+            </w:r>
+          </w:p>
+          <w:p>
+            <w:pPr>
+              <w:spacing w:after="40" w:before="0"/>
+              <w:jc w:val="left"/>
+            </w:pPr>
+            <w:r>
+              <w:rPr>
+                <w:rFonts w:ascii="Arial" w:cs="Arial" w:eastAsia="Arial" w:hAnsi="Arial"/>
+                <w:b w:val="false"/>
+                <w:bCs w:val="false"/>
+                <w:i w:val="false"/>
+                <w:iCs w:val="false"/>
+                <w:color w:val="000000"/>
+                <w:sz w:val="18"/>
+                <w:szCs w:val="18"/>
+              </w:rPr>
+              <w:t xml:space="preserve">This is puzzling because learners immediately feel the tension: raw data is overwhelming and unhelpful until it is organized. They are motivated to find tools (frequency tables, averages, graphs) that turn a chaotic list into a story that can drive real decisions affecting Kenyan farmers' livelihoods.</w:t>
+            </w:r>
+          </w:p>
+        </w:tc>
+      </w:tr>
+      <w:tr>
+        <w:tc>
+          <w:tcPr>
+            <w:tcW w:type="dxa" w:w="3000"/>
+            <w:shd w:fill="D9EEF1" w:color="auto" w:val="clear"/>
+            <w:tcMar>
+              <w:top w:type="dxa" w:w="60"/>
+              <w:left w:type="dxa" w:w="120"/>
+              <w:bottom w:type="dxa" w:w="60"/>
+              <w:right w:type="dxa" w:w="120"/>
+            </w:tcMar>
+            <w:vAlign w:val="top"/>
+          </w:tcPr>
+          <w:p>
+            <w:pPr>
+              <w:spacing w:after="40" w:before="0"/>
+              <w:jc w:val="left"/>
+            </w:pPr>
+            <w:r>
+              <w:rPr>
+                <w:rFonts w:ascii="Arial" w:cs="Arial" w:eastAsia="Arial" w:hAnsi="Arial"/>
+                <w:b/>
+                <w:bCs/>
+                <w:i w:val="false"/>
+                <w:iCs w:val="false"/>
+                <w:color w:val="000000"/>
+                <w:sz w:val="18"/>
+                <w:szCs w:val="18"/>
+              </w:rPr>
+              <w:t xml:space="preserve">Storyline Thread</w:t>
+            </w:r>
+          </w:p>
+        </w:tc>
+        <w:tc>
+          <w:tcPr>
+            <w:tcW w:type="dxa" w:w="10680"/>
+            <w:shd w:fill="FFFFFF" w:color="auto" w:val="clear"/>
+            <w:tcMar>
+              <w:top w:type="dxa" w:w="60"/>
+              <w:left w:type="dxa" w:w="120"/>
+              <w:bottom w:type="dxa" w:w="60"/>
+              <w:right w:type="dxa" w:w="120"/>
+            </w:tcMar>
+            <w:vAlign w:val="top"/>
+          </w:tcPr>
+          <w:p>
+            <w:pPr>
+              <w:spacing w:after="40" w:before="0"/>
+              <w:jc w:val="left"/>
+            </w:pPr>
+            <w:r>
+              <w:rPr>
+                <w:rFonts w:ascii="Arial" w:cs="Arial" w:eastAsia="Arial" w:hAnsi="Arial"/>
+                <w:b w:val="false"/>
+                <w:bCs w:val="false"/>
+                <w:i w:val="false"/>
+                <w:iCs w:val="false"/>
+                <w:color w:val="000000"/>
+                <w:sz w:val="18"/>
+                <w:szCs w:val="18"/>
+              </w:rPr>
+              <w:t xml:space="preserve">Lesson 1 — "Making Sense of Chaos" (Frequency Distribution Tables): Students encounter the anchoring phenomenon (Nakuru maize harvest data). They attempt to make sense of 20 raw data values, discover the need for organization, and construct their first frequency distribution table for ungrouped data using tally marks. They add their first "wonder" question to the Driving Question Board (DQB).</w:t>
+            </w:r>
+          </w:p>
+          <w:p>
+            <w:pPr>
+              <w:spacing w:after="40" w:before="0"/>
+              <w:jc w:val="left"/>
+            </w:pPr>
+            <w:r>
+              <w:rPr>
+                <w:rFonts w:ascii="Arial" w:cs="Arial" w:eastAsia="Arial" w:hAnsi="Arial"/>
+                <w:b w:val="false"/>
+                <w:bCs w:val="false"/>
+                <w:i w:val="false"/>
+                <w:iCs w:val="false"/>
+                <w:color w:val="000000"/>
+                <w:sz w:val="18"/>
+                <w:szCs w:val="18"/>
+              </w:rPr>
+              <w:t xml:space="preserve"/>
+            </w:r>
+          </w:p>
+          <w:p>
+            <w:pPr>
+              <w:spacing w:after="40" w:before="0"/>
+              <w:jc w:val="left"/>
+            </w:pPr>
+            <w:r>
+              <w:rPr>
+                <w:rFonts w:ascii="Arial" w:cs="Arial" w:eastAsia="Arial" w:hAnsi="Arial"/>
+                <w:b w:val="false"/>
+                <w:bCs w:val="false"/>
+                <w:i w:val="false"/>
+                <w:iCs w:val="false"/>
+                <w:color w:val="000000"/>
+                <w:sz w:val="18"/>
+                <w:szCs w:val="18"/>
+              </w:rPr>
+              <w:t xml:space="preserve">Lesson 2 — "Sorting the Story" (Simple Distribution Tables &amp; Tally Charts): Students refine their frequency tables using a video on simple distribution tables, practice with a new data set (daily sukuma wiki prices at Kongowea Market, Mombasa), and compare how a well-structured table makes patterns immediately visible. DQB is updated with new observations.</w:t>
+            </w:r>
+          </w:p>
+          <w:p>
+            <w:pPr>
+              <w:spacing w:after="40" w:before="0"/>
+              <w:jc w:val="left"/>
+            </w:pPr>
+            <w:r>
+              <w:rPr>
+                <w:rFonts w:ascii="Arial" w:cs="Arial" w:eastAsia="Arial" w:hAnsi="Arial"/>
+                <w:b w:val="false"/>
+                <w:bCs w:val="false"/>
+                <w:i w:val="false"/>
+                <w:iCs w:val="false"/>
+                <w:color w:val="000000"/>
+                <w:sz w:val="18"/>
+                <w:szCs w:val="18"/>
+              </w:rPr>
+              <w:t xml:space="preserve"/>
+            </w:r>
+          </w:p>
+          <w:p>
+            <w:pPr>
+              <w:spacing w:after="40" w:before="0"/>
+              <w:jc w:val="left"/>
+            </w:pPr>
+            <w:r>
+              <w:rPr>
+                <w:rFonts w:ascii="Arial" w:cs="Arial" w:eastAsia="Arial" w:hAnsi="Arial"/>
+                <w:b w:val="false"/>
+                <w:bCs w:val="false"/>
+                <w:i w:val="false"/>
+                <w:iCs w:val="false"/>
+                <w:color w:val="000000"/>
+                <w:sz w:val="18"/>
+                <w:szCs w:val="18"/>
+              </w:rPr>
+              <w:t xml:space="preserve">Lesson 3 — "Finding the Balance Point" (Mean of Ungrouped Data): Using the PhET simulation, students explore the concept of mean as a balance point. They calculate the mean of the Nakuru maize harvest data and the mandazi sales data, connecting the computed value back to the anchoring phenomenon — does the mean represent the "typical" farmer?</w:t>
+            </w:r>
+          </w:p>
+          <w:p>
+            <w:pPr>
+              <w:spacing w:after="40" w:before="0"/>
+              <w:jc w:val="left"/>
+            </w:pPr>
+            <w:r>
+              <w:rPr>
+                <w:rFonts w:ascii="Arial" w:cs="Arial" w:eastAsia="Arial" w:hAnsi="Arial"/>
+                <w:b w:val="false"/>
+                <w:bCs w:val="false"/>
+                <w:i w:val="false"/>
+                <w:iCs w:val="false"/>
+                <w:color w:val="000000"/>
+                <w:sz w:val="18"/>
+                <w:szCs w:val="18"/>
+              </w:rPr>
+              <w:t xml:space="preserve"/>
+            </w:r>
+          </w:p>
+          <w:p>
+            <w:pPr>
+              <w:spacing w:after="40" w:before="0"/>
+              <w:jc w:val="left"/>
+            </w:pPr>
+            <w:r>
+              <w:rPr>
+                <w:rFonts w:ascii="Arial" w:cs="Arial" w:eastAsia="Arial" w:hAnsi="Arial"/>
+                <w:b w:val="false"/>
+                <w:bCs w:val="false"/>
+                <w:i w:val="false"/>
+                <w:iCs w:val="false"/>
+                <w:color w:val="000000"/>
+                <w:sz w:val="18"/>
+                <w:szCs w:val="18"/>
+              </w:rPr>
+              <w:t xml:space="preserve">Lesson 4 — "The Most Popular Value" (Mode of Ungrouped Data): Students investigate mode through the mandazi market supporting phenomenon, identifying the most frequently occurring value. They conduct a classroom data-collection activity (e.g., number of siblings), find the mode, and debate whether the mode or mean is more useful for the fertilizer allocation decision.</w:t>
+            </w:r>
+          </w:p>
+          <w:p>
+            <w:pPr>
+              <w:spacing w:after="40" w:before="0"/>
+              <w:jc w:val="left"/>
+            </w:pPr>
+            <w:r>
+              <w:rPr>
+                <w:rFonts w:ascii="Arial" w:cs="Arial" w:eastAsia="Arial" w:hAnsi="Arial"/>
+                <w:b w:val="false"/>
+                <w:bCs w:val="false"/>
+                <w:i w:val="false"/>
+                <w:iCs w:val="false"/>
+                <w:color w:val="000000"/>
+                <w:sz w:val="18"/>
+                <w:szCs w:val="18"/>
+              </w:rPr>
+              <w:t xml:space="preserve"/>
+            </w:r>
+          </w:p>
+          <w:p>
+            <w:pPr>
+              <w:spacing w:after="40" w:before="0"/>
+              <w:jc w:val="left"/>
+            </w:pPr>
+            <w:r>
+              <w:rPr>
+                <w:rFonts w:ascii="Arial" w:cs="Arial" w:eastAsia="Arial" w:hAnsi="Arial"/>
+                <w:b w:val="false"/>
+                <w:bCs w:val="false"/>
+                <w:i w:val="false"/>
+                <w:iCs w:val="false"/>
+                <w:color w:val="000000"/>
+                <w:sz w:val="18"/>
+                <w:szCs w:val="18"/>
+              </w:rPr>
+              <w:t xml:space="preserve">Lesson 5 — "The Middle of the Story" (Median of Ungrouped Data): Students order data sets and locate the median, using the KCPE Kisumu supporting phenomenon to see why median can be more representative than mean when extreme values exist. They compare mean, mode, and median for the Nakuru data set, updating their DQB with a refined answer to the driving question.</w:t>
+            </w:r>
+          </w:p>
+          <w:p>
+            <w:pPr>
+              <w:spacing w:after="40" w:before="0"/>
+              <w:jc w:val="left"/>
+            </w:pPr>
+            <w:r>
+              <w:rPr>
+                <w:rFonts w:ascii="Arial" w:cs="Arial" w:eastAsia="Arial" w:hAnsi="Arial"/>
+                <w:b w:val="false"/>
+                <w:bCs w:val="false"/>
+                <w:i w:val="false"/>
+                <w:iCs w:val="false"/>
+                <w:color w:val="000000"/>
+                <w:sz w:val="18"/>
+                <w:szCs w:val="18"/>
+              </w:rPr>
+              <w:t xml:space="preserve"/>
+            </w:r>
+          </w:p>
+          <w:p>
+            <w:pPr>
+              <w:spacing w:after="40" w:before="0"/>
+              <w:jc w:val="left"/>
+            </w:pPr>
+            <w:r>
+              <w:rPr>
+                <w:rFonts w:ascii="Arial" w:cs="Arial" w:eastAsia="Arial" w:hAnsi="Arial"/>
+                <w:b w:val="false"/>
+                <w:bCs w:val="false"/>
+                <w:i w:val="false"/>
+                <w:iCs w:val="false"/>
+                <w:color w:val="000000"/>
+                <w:sz w:val="18"/>
+                <w:szCs w:val="18"/>
+              </w:rPr>
+              <w:t xml:space="preserve">Lesson 6 — "Drawing the Journey" (Line Graphs): Using the Kericho rainfall supporting phenomenon and a video on line graphs, students construct line graphs from provided data sets (e.g., monthly maize prices in Nairobi). They identify trends, peaks, and troughs, connecting graphical patterns to real agricultural and economic decisions.</w:t>
+            </w:r>
+          </w:p>
+          <w:p>
+            <w:pPr>
+              <w:spacing w:after="40" w:before="0"/>
+              <w:jc w:val="left"/>
+            </w:pPr>
+            <w:r>
+              <w:rPr>
+                <w:rFonts w:ascii="Arial" w:cs="Arial" w:eastAsia="Arial" w:hAnsi="Arial"/>
+                <w:b w:val="false"/>
+                <w:bCs w:val="false"/>
+                <w:i w:val="false"/>
+                <w:iCs w:val="false"/>
+                <w:color w:val="000000"/>
+                <w:sz w:val="18"/>
+                <w:szCs w:val="18"/>
+              </w:rPr>
+              <w:t xml:space="preserve"/>
+            </w:r>
+          </w:p>
+          <w:p>
+            <w:pPr>
+              <w:spacing w:after="40" w:before="0"/>
+              <w:jc w:val="left"/>
+            </w:pPr>
+            <w:r>
+              <w:rPr>
+                <w:rFonts w:ascii="Arial" w:cs="Arial" w:eastAsia="Arial" w:hAnsi="Arial"/>
+                <w:b w:val="false"/>
+                <w:bCs w:val="false"/>
+                <w:i w:val="false"/>
+                <w:iCs w:val="false"/>
+                <w:color w:val="000000"/>
+                <w:sz w:val="18"/>
+                <w:szCs w:val="18"/>
+              </w:rPr>
+              <w:t xml:space="preserve">Lesson 7 — "Comparing with Bars" (Bar Graphs): Students watch a video on bar graphs and construct their own bar graphs from frequency distribution tables built in Lessons 1–2. They compare multiple categories (e.g., harvest yields across five Rift Valley counties) and discuss how bar graphs communicate comparisons more powerfully than raw tables.</w:t>
+            </w:r>
+          </w:p>
+          <w:p>
+            <w:pPr>
+              <w:spacing w:after="40" w:before="0"/>
+              <w:jc w:val="left"/>
+            </w:pPr>
+            <w:r>
+              <w:rPr>
+                <w:rFonts w:ascii="Arial" w:cs="Arial" w:eastAsia="Arial" w:hAnsi="Arial"/>
+                <w:b w:val="false"/>
+                <w:bCs w:val="false"/>
+                <w:i w:val="false"/>
+                <w:iCs w:val="false"/>
+                <w:color w:val="000000"/>
+                <w:sz w:val="18"/>
+                <w:szCs w:val="18"/>
+              </w:rPr>
+              <w:t xml:space="preserve"/>
+            </w:r>
+          </w:p>
+          <w:p>
+            <w:pPr>
+              <w:spacing w:after="40" w:before="0"/>
+              <w:jc w:val="left"/>
+            </w:pPr>
+            <w:r>
+              <w:rPr>
+                <w:rFonts w:ascii="Arial" w:cs="Arial" w:eastAsia="Arial" w:hAnsi="Arial"/>
+                <w:b w:val="false"/>
+                <w:bCs w:val="false"/>
+                <w:i w:val="false"/>
+                <w:iCs w:val="false"/>
+                <w:color w:val="000000"/>
+                <w:sz w:val="18"/>
+                <w:szCs w:val="18"/>
+              </w:rPr>
+              <w:t xml:space="preserve">Lesson 8 — "Slicing the Pie" (Construction of Pie Charts): Using the Kenya Energy Mix supporting phenomenon as a model, students learn to calculate angles from percentages and construct accurate pie charts by hand. They create pie charts representing the class data collected in Lesson 4, connecting construction skills to real-world data visualization.</w:t>
+            </w:r>
+          </w:p>
+          <w:p>
+            <w:pPr>
+              <w:spacing w:after="40" w:before="0"/>
+              <w:jc w:val="left"/>
+            </w:pPr>
+            <w:r>
+              <w:rPr>
+                <w:rFonts w:ascii="Arial" w:cs="Arial" w:eastAsia="Arial" w:hAnsi="Arial"/>
+                <w:b w:val="false"/>
+                <w:bCs w:val="false"/>
+                <w:i w:val="false"/>
+                <w:iCs w:val="false"/>
+                <w:color w:val="000000"/>
+                <w:sz w:val="18"/>
+                <w:szCs w:val="18"/>
+              </w:rPr>
+              <w:t xml:space="preserve"/>
+            </w:r>
+          </w:p>
+          <w:p>
+            <w:pPr>
+              <w:spacing w:after="40" w:before="0"/>
+              <w:jc w:val="left"/>
+            </w:pPr>
+            <w:r>
+              <w:rPr>
+                <w:rFonts w:ascii="Arial" w:cs="Arial" w:eastAsia="Arial" w:hAnsi="Arial"/>
+                <w:b w:val="false"/>
+                <w:bCs w:val="false"/>
+                <w:i w:val="false"/>
+                <w:iCs w:val="false"/>
+                <w:color w:val="000000"/>
+                <w:sz w:val="18"/>
+                <w:szCs w:val="18"/>
+              </w:rPr>
+              <w:t xml:space="preserve">Lesson 9 — "Reading the Full Picture" (Interpretation of Graphs, Pie Charts &amp; Importance of Statistics): Students interpret a set of mixed graphs and pie charts drawn from Kenyan newspaper articles and KNBS reports. They write a short advisory report to the fictional Nakuru County government recommending a fertilizer allocation strategy, using all statistical tools learned in the unit. The lesson closes with a video on the importance of statistics in real life and a full DQB review — students answer the driving question using evidence gathered across all 9 lessons.</w:t>
+            </w:r>
+          </w:p>
+        </w:tc>
+      </w:tr>
+      <w:tr>
+        <w:tc>
+          <w:tcPr>
+            <w:tcW w:type="dxa" w:w="3000"/>
+            <w:shd w:fill="EAD1F5" w:color="auto" w:val="clear"/>
+            <w:tcMar>
+              <w:top w:type="dxa" w:w="60"/>
+              <w:left w:type="dxa" w:w="120"/>
+              <w:bottom w:type="dxa" w:w="60"/>
+              <w:right w:type="dxa" w:w="120"/>
+            </w:tcMar>
+            <w:vAlign w:val="top"/>
+          </w:tcPr>
+          <w:p>
+            <w:pPr>
+              <w:spacing w:after="40" w:before="0"/>
+              <w:jc w:val="left"/>
+            </w:pPr>
+            <w:r>
+              <w:rPr>
+                <w:rFonts w:ascii="Arial" w:cs="Arial" w:eastAsia="Arial" w:hAnsi="Arial"/>
+                <w:b/>
+                <w:bCs/>
+                <w:i w:val="false"/>
+                <w:iCs w:val="false"/>
+                <w:color w:val="000000"/>
+                <w:sz w:val="18"/>
+                <w:szCs w:val="18"/>
+              </w:rPr>
+              <w:t xml:space="preserve">Supporting Phenomena</w:t>
+            </w:r>
+          </w:p>
+        </w:tc>
+        <w:tc>
+          <w:tcPr>
+            <w:tcW w:type="dxa" w:w="10680"/>
+            <w:shd w:fill="FFFFFF" w:color="auto" w:val="clear"/>
+            <w:tcMar>
+              <w:top w:type="dxa" w:w="60"/>
+              <w:left w:type="dxa" w:w="120"/>
+              <w:bottom w:type="dxa" w:w="60"/>
+              <w:right w:type="dxa" w:w="120"/>
+            </w:tcMar>
+            <w:vAlign w:val="top"/>
+          </w:tcPr>
+          <w:p>
+            <w:pPr>
+              <w:spacing w:after="30" w:before="0"/>
+              <w:ind w:left="360" w:hanging="180"/>
+              <w:jc w:val="left"/>
+            </w:pPr>
+            <w:r>
+              <w:rPr>
+                <w:rFonts w:ascii="Arial" w:cs="Arial" w:eastAsia="Arial" w:hAnsi="Arial"/>
+                <w:b w:val="false"/>
+                <w:bCs w:val="false"/>
+                <w:i w:val="false"/>
+                <w:iCs w:val="false"/>
+                <w:color w:val="000000"/>
+                <w:sz w:val="18"/>
+                <w:szCs w:val="18"/>
+              </w:rPr>
+              <w:t xml:space="preserve">–  SUPPORTING PHENOMENON 1 — "Mandazi Sales at Gikomba Market": A Nairobi market vendor records the number of mandazi sold each day for 20 days. The raw tally is shown on screen — students see how a simple frequency distribution table instantly reveals the most common daily sales figure (mode), helping the vendor decide how many to bake each morning.</w:t>
+            </w:r>
+          </w:p>
+          <w:p>
+            <w:pPr>
+              <w:spacing w:after="30" w:before="0"/>
+              <w:ind w:left="360" w:hanging="180"/>
+              <w:jc w:val="left"/>
+            </w:pPr>
+            <w:r>
+              <w:rPr>
+                <w:rFonts w:ascii="Arial" w:cs="Arial" w:eastAsia="Arial" w:hAnsi="Arial"/>
+                <w:b w:val="false"/>
+                <w:bCs w:val="false"/>
+                <w:i w:val="false"/>
+                <w:iCs w:val="false"/>
+                <w:color w:val="000000"/>
+                <w:sz w:val="18"/>
+                <w:szCs w:val="18"/>
+              </w:rPr>
+              <w:t xml:space="preserve">–  SUPPORTING PHENOMENON 2 — "Rainfall Records in Kericho Tea Country": A line graph from the Kenya Meteorological Department showing monthly rainfall in Kericho over one year is displayed alongside raw monthly figures. Students observe how the line graph reveals a wet-season peak invisible in the raw numbers, motivating the power of graphical data representation.</w:t>
+            </w:r>
+          </w:p>
+          <w:p>
+            <w:pPr>
+              <w:spacing w:after="30" w:before="0"/>
+              <w:ind w:left="360" w:hanging="180"/>
+              <w:jc w:val="left"/>
+            </w:pPr>
+            <w:r>
+              <w:rPr>
+                <w:rFonts w:ascii="Arial" w:cs="Arial" w:eastAsia="Arial" w:hAnsi="Arial"/>
+                <w:b w:val="false"/>
+                <w:bCs w:val="false"/>
+                <w:i w:val="false"/>
+                <w:iCs w:val="false"/>
+                <w:color w:val="000000"/>
+                <w:sz w:val="18"/>
+                <w:szCs w:val="18"/>
+              </w:rPr>
+              <w:t xml:space="preserve">–  SUPPORTING PHENOMENON 3 — "KCPE Score Distribution in a Kisumu School": A bar graph of KCPE scores from a Kisumu primary school is shown with the mean score marked. Students notice several pupils scored far above and below the mean, prompting discussion of whether the mean alone tells the full story — introducing the value of median and mode alongside mean.</w:t>
+            </w:r>
+          </w:p>
+          <w:p>
+            <w:pPr>
+              <w:spacing w:after="30" w:before="0"/>
+              <w:ind w:left="360" w:hanging="180"/>
+              <w:jc w:val="left"/>
+            </w:pPr>
+            <w:r>
+              <w:rPr>
+                <w:rFonts w:ascii="Arial" w:cs="Arial" w:eastAsia="Arial" w:hAnsi="Arial"/>
+                <w:b w:val="false"/>
+                <w:bCs w:val="false"/>
+                <w:i w:val="false"/>
+                <w:iCs w:val="false"/>
+                <w:color w:val="000000"/>
+                <w:sz w:val="18"/>
+                <w:szCs w:val="18"/>
+              </w:rPr>
+              <w:t xml:space="preserve">–  SUPPORTING PHENOMENON 4 — "Kenya's Energy Mix Pie Chart": A pie chart from the Kenya Energy and Petroleum Regulatory Authority (EPRA) showing Kenya's electricity generation sources (geothermal, hydro, wind, solar, thermal) is displayed. Students are challenged to reverse-engineer the chart — given the percentages, can they reconstruct it? This motivates the lesson on pie chart construction.</w:t>
+            </w:r>
+          </w:p>
+        </w:tc>
+      </w:tr>
+    </w:tbl>
+    <w:p>
+      <w:pPr>
+        <w:spacing w:after="120"/>
+      </w:pPr>
+      <w:r>
+        <w:t xml:space="preserve"/>
       </w:r>
     </w:p>
     <w:p>
@@ -150,7 +2597,7 @@
         </w:rPr>
         <w:t xml:space="preserve">© 2026 SeaVuria and ARES. This work is licensed under a </w:t>
       </w:r>
-      <w:hyperlink w:history="1" r:id="rIdjlbmujs1h_unizhxpowge">
+      <w:hyperlink w:history="1" r:id="rIdy47xa5vu5xnauyqyrx1f-">
         <w:r>
           <w:rPr>
             <w:rFonts w:ascii="Arial" w:cs="Arial" w:eastAsia="Arial" w:hAnsi="Arial"/>
@@ -170,7 +2617,7 @@
         </w:rPr>
         <w:t xml:space="preserve"> (</w:t>
       </w:r>
-      <w:hyperlink w:history="1" r:id="rIdogf7rlts28wbyhs5lpa2q">
+      <w:hyperlink w:history="1" r:id="rIdtemrvdb8jgylnvm_1koyv">
         <w:r>
           <w:rPr>
             <w:rFonts w:ascii="Arial" w:cs="Arial" w:eastAsia="Arial" w:hAnsi="Arial"/>
@@ -190,7 +2637,7 @@
         </w:rPr>
         <w:t xml:space="preserve">). To view a copy of this license, visit </w:t>
       </w:r>
-      <w:hyperlink w:history="1" r:id="rIdsypsym2wxr4wdijnt9fns">
+      <w:hyperlink w:history="1" r:id="rIdrqdxd-kjjuewnqpjeu261">
         <w:r>
           <w:rPr>
             <w:rFonts w:ascii="Arial" w:cs="Arial" w:eastAsia="Arial" w:hAnsi="Arial"/>
@@ -209,2453 +2656,6 @@
           <w:szCs w:val="17"/>
         </w:rPr>
         <w:t xml:space="preserve">. You are free to copy, redistribute, and adapt this material in any medium or format, provided appropriate credit is given and the material is not used for commercial purposes. KICD learning outcomes and curriculum designations reproduced here for alignment purposes remain the property of KICD and are not covered by this license. Linked external resources (e.g. CK-12, Khan Academy, PhET) are subject to their own licenses.</w:t>
-      </w:r>
-    </w:p>
-    <w:p>
-      <w:pPr>
-        <w:spacing w:after="120"/>
-      </w:pPr>
-      <w:r>
-        <w:t xml:space="preserve"/>
-      </w:r>
-    </w:p>
-    <w:tbl>
-      <w:tblPr>
-        <w:tblW w:type="dxa" w:w="13680"/>
-        <w:tblBorders>
-          <w:top w:val="single" w:color="AAAAAA" w:sz="4"/>
-          <w:left w:val="single" w:color="AAAAAA" w:sz="4"/>
-          <w:bottom w:val="single" w:color="AAAAAA" w:sz="4"/>
-          <w:right w:val="single" w:color="AAAAAA" w:sz="4"/>
-          <w:insideH w:val="single" w:color="auto" w:sz="4"/>
-          <w:insideV w:val="single" w:color="auto" w:sz="4"/>
-        </w:tblBorders>
-        <w:tblLayout w:type="fixed"/>
-      </w:tblPr>
-      <w:tblGrid>
-        <w:gridCol w:w="3000"/>
-        <w:gridCol w:w="10680"/>
-      </w:tblGrid>
-      <w:tr>
-        <w:tc>
-          <w:tcPr>
-            <w:tcW w:type="dxa" w:w="13680"/>
-            <w:gridSpan w:val="2"/>
-            <w:shd w:fill="1F3864" w:color="auto" w:val="clear"/>
-            <w:tcMar>
-              <w:top w:type="dxa" w:w="60"/>
-              <w:left w:type="dxa" w:w="120"/>
-              <w:bottom w:type="dxa" w:w="60"/>
-              <w:right w:type="dxa" w:w="120"/>
-            </w:tcMar>
-            <w:vAlign w:val="top"/>
-          </w:tcPr>
-          <w:p>
-            <w:pPr>
-              <w:spacing w:after="40" w:before="0"/>
-              <w:jc w:val="center"/>
-            </w:pPr>
-            <w:r>
-              <w:rPr>
-                <w:rFonts w:ascii="Arial" w:cs="Arial" w:eastAsia="Arial" w:hAnsi="Arial"/>
-                <w:b/>
-                <w:bCs/>
-                <w:i w:val="false"/>
-                <w:iCs w:val="false"/>
-                <w:color w:val="FFFFFF"/>
-                <w:sz w:val="22"/>
-                <w:szCs w:val="22"/>
-              </w:rPr>
-              <w:t xml:space="preserve">SUB-STRAND OVERVIEW</w:t>
-            </w:r>
-          </w:p>
-        </w:tc>
-      </w:tr>
-      <w:tr>
-        <w:tc>
-          <w:tcPr>
-            <w:tcW w:type="dxa" w:w="3000"/>
-            <w:shd w:fill="D5E8F0" w:color="auto" w:val="clear"/>
-            <w:tcMar>
-              <w:top w:type="dxa" w:w="60"/>
-              <w:left w:type="dxa" w:w="120"/>
-              <w:bottom w:type="dxa" w:w="60"/>
-              <w:right w:type="dxa" w:w="120"/>
-            </w:tcMar>
-            <w:vAlign w:val="top"/>
-          </w:tcPr>
-          <w:p>
-            <w:pPr>
-              <w:spacing w:after="40" w:before="0"/>
-              <w:jc w:val="left"/>
-            </w:pPr>
-            <w:r>
-              <w:rPr>
-                <w:rFonts w:ascii="Arial" w:cs="Arial" w:eastAsia="Arial" w:hAnsi="Arial"/>
-                <w:b/>
-                <w:bCs/>
-                <w:i w:val="false"/>
-                <w:iCs w:val="false"/>
-                <w:color w:val="000000"/>
-                <w:sz w:val="18"/>
-                <w:szCs w:val="18"/>
-              </w:rPr>
-              <w:t xml:space="preserve">Grade Level</w:t>
-            </w:r>
-          </w:p>
-        </w:tc>
-        <w:tc>
-          <w:tcPr>
-            <w:tcW w:type="dxa" w:w="10680"/>
-            <w:shd w:fill="FFFFFF" w:color="auto" w:val="clear"/>
-            <w:tcMar>
-              <w:top w:type="dxa" w:w="60"/>
-              <w:left w:type="dxa" w:w="120"/>
-              <w:bottom w:type="dxa" w:w="60"/>
-              <w:right w:type="dxa" w:w="120"/>
-            </w:tcMar>
-            <w:vAlign w:val="top"/>
-          </w:tcPr>
-          <w:p>
-            <w:pPr>
-              <w:spacing w:after="40" w:before="0"/>
-              <w:jc w:val="left"/>
-            </w:pPr>
-            <w:r>
-              <w:rPr>
-                <w:rFonts w:ascii="Arial" w:cs="Arial" w:eastAsia="Arial" w:hAnsi="Arial"/>
-                <w:b w:val="false"/>
-                <w:bCs w:val="false"/>
-                <w:i w:val="false"/>
-                <w:iCs w:val="false"/>
-                <w:color w:val="000000"/>
-                <w:sz w:val="18"/>
-                <w:szCs w:val="18"/>
-              </w:rPr>
-              <w:t xml:space="preserve">10</w:t>
-            </w:r>
-          </w:p>
-        </w:tc>
-      </w:tr>
-      <w:tr>
-        <w:tc>
-          <w:tcPr>
-            <w:tcW w:type="dxa" w:w="3000"/>
-            <w:shd w:fill="D5E8F0" w:color="auto" w:val="clear"/>
-            <w:tcMar>
-              <w:top w:type="dxa" w:w="60"/>
-              <w:left w:type="dxa" w:w="120"/>
-              <w:bottom w:type="dxa" w:w="60"/>
-              <w:right w:type="dxa" w:w="120"/>
-            </w:tcMar>
-            <w:vAlign w:val="top"/>
-          </w:tcPr>
-          <w:p>
-            <w:pPr>
-              <w:spacing w:after="40" w:before="0"/>
-              <w:jc w:val="left"/>
-            </w:pPr>
-            <w:r>
-              <w:rPr>
-                <w:rFonts w:ascii="Arial" w:cs="Arial" w:eastAsia="Arial" w:hAnsi="Arial"/>
-                <w:b/>
-                <w:bCs/>
-                <w:i w:val="false"/>
-                <w:iCs w:val="false"/>
-                <w:color w:val="000000"/>
-                <w:sz w:val="18"/>
-                <w:szCs w:val="18"/>
-              </w:rPr>
-              <w:t xml:space="preserve">Subject</w:t>
-            </w:r>
-          </w:p>
-        </w:tc>
-        <w:tc>
-          <w:tcPr>
-            <w:tcW w:type="dxa" w:w="10680"/>
-            <w:shd w:fill="FFFFFF" w:color="auto" w:val="clear"/>
-            <w:tcMar>
-              <w:top w:type="dxa" w:w="60"/>
-              <w:left w:type="dxa" w:w="120"/>
-              <w:bottom w:type="dxa" w:w="60"/>
-              <w:right w:type="dxa" w:w="120"/>
-            </w:tcMar>
-            <w:vAlign w:val="top"/>
-          </w:tcPr>
-          <w:p>
-            <w:pPr>
-              <w:spacing w:after="40" w:before="0"/>
-              <w:jc w:val="left"/>
-            </w:pPr>
-            <w:r>
-              <w:rPr>
-                <w:rFonts w:ascii="Arial" w:cs="Arial" w:eastAsia="Arial" w:hAnsi="Arial"/>
-                <w:b w:val="false"/>
-                <w:bCs w:val="false"/>
-                <w:i w:val="false"/>
-                <w:iCs w:val="false"/>
-                <w:color w:val="000000"/>
-                <w:sz w:val="18"/>
-                <w:szCs w:val="18"/>
-              </w:rPr>
-              <w:t xml:space="preserve">Mathematics</w:t>
-            </w:r>
-          </w:p>
-        </w:tc>
-      </w:tr>
-      <w:tr>
-        <w:tc>
-          <w:tcPr>
-            <w:tcW w:type="dxa" w:w="3000"/>
-            <w:shd w:fill="D5E8F0" w:color="auto" w:val="clear"/>
-            <w:tcMar>
-              <w:top w:type="dxa" w:w="60"/>
-              <w:left w:type="dxa" w:w="120"/>
-              <w:bottom w:type="dxa" w:w="60"/>
-              <w:right w:type="dxa" w:w="120"/>
-            </w:tcMar>
-            <w:vAlign w:val="top"/>
-          </w:tcPr>
-          <w:p>
-            <w:pPr>
-              <w:spacing w:after="40" w:before="0"/>
-              <w:jc w:val="left"/>
-            </w:pPr>
-            <w:r>
-              <w:rPr>
-                <w:rFonts w:ascii="Arial" w:cs="Arial" w:eastAsia="Arial" w:hAnsi="Arial"/>
-                <w:b/>
-                <w:bCs/>
-                <w:i w:val="false"/>
-                <w:iCs w:val="false"/>
-                <w:color w:val="000000"/>
-                <w:sz w:val="18"/>
-                <w:szCs w:val="18"/>
-              </w:rPr>
-              <w:t xml:space="preserve">Strand</w:t>
-            </w:r>
-          </w:p>
-        </w:tc>
-        <w:tc>
-          <w:tcPr>
-            <w:tcW w:type="dxa" w:w="10680"/>
-            <w:shd w:fill="FFFFFF" w:color="auto" w:val="clear"/>
-            <w:tcMar>
-              <w:top w:type="dxa" w:w="60"/>
-              <w:left w:type="dxa" w:w="120"/>
-              <w:bottom w:type="dxa" w:w="60"/>
-              <w:right w:type="dxa" w:w="120"/>
-            </w:tcMar>
-            <w:vAlign w:val="top"/>
-          </w:tcPr>
-          <w:p>
-            <w:pPr>
-              <w:spacing w:after="40" w:before="0"/>
-              <w:jc w:val="left"/>
-            </w:pPr>
-            <w:r>
-              <w:rPr>
-                <w:rFonts w:ascii="Arial" w:cs="Arial" w:eastAsia="Arial" w:hAnsi="Arial"/>
-                <w:b w:val="false"/>
-                <w:bCs w:val="false"/>
-                <w:i w:val="false"/>
-                <w:iCs w:val="false"/>
-                <w:color w:val="000000"/>
-                <w:sz w:val="18"/>
-                <w:szCs w:val="18"/>
-              </w:rPr>
-              <w:t xml:space="preserve">Strand 4.0: Statistics and Probability</w:t>
-            </w:r>
-          </w:p>
-        </w:tc>
-      </w:tr>
-      <w:tr>
-        <w:tc>
-          <w:tcPr>
-            <w:tcW w:type="dxa" w:w="3000"/>
-            <w:shd w:fill="D5E8F0" w:color="auto" w:val="clear"/>
-            <w:tcMar>
-              <w:top w:type="dxa" w:w="60"/>
-              <w:left w:type="dxa" w:w="120"/>
-              <w:bottom w:type="dxa" w:w="60"/>
-              <w:right w:type="dxa" w:w="120"/>
-            </w:tcMar>
-            <w:vAlign w:val="top"/>
-          </w:tcPr>
-          <w:p>
-            <w:pPr>
-              <w:spacing w:after="40" w:before="0"/>
-              <w:jc w:val="left"/>
-            </w:pPr>
-            <w:r>
-              <w:rPr>
-                <w:rFonts w:ascii="Arial" w:cs="Arial" w:eastAsia="Arial" w:hAnsi="Arial"/>
-                <w:b/>
-                <w:bCs/>
-                <w:i w:val="false"/>
-                <w:iCs w:val="false"/>
-                <w:color w:val="000000"/>
-                <w:sz w:val="18"/>
-                <w:szCs w:val="18"/>
-              </w:rPr>
-              <w:t xml:space="preserve">Sub-Strand</w:t>
-            </w:r>
-          </w:p>
-        </w:tc>
-        <w:tc>
-          <w:tcPr>
-            <w:tcW w:type="dxa" w:w="10680"/>
-            <w:shd w:fill="FFFFFF" w:color="auto" w:val="clear"/>
-            <w:tcMar>
-              <w:top w:type="dxa" w:w="60"/>
-              <w:left w:type="dxa" w:w="120"/>
-              <w:bottom w:type="dxa" w:w="60"/>
-              <w:right w:type="dxa" w:w="120"/>
-            </w:tcMar>
-            <w:vAlign w:val="top"/>
-          </w:tcPr>
-          <w:p>
-            <w:pPr>
-              <w:spacing w:after="40" w:before="0"/>
-              <w:jc w:val="left"/>
-            </w:pPr>
-            <w:r>
-              <w:rPr>
-                <w:rFonts w:ascii="Arial" w:cs="Arial" w:eastAsia="Arial" w:hAnsi="Arial"/>
-                <w:b w:val="false"/>
-                <w:bCs w:val="false"/>
-                <w:i w:val="false"/>
-                <w:iCs w:val="false"/>
-                <w:color w:val="000000"/>
-                <w:sz w:val="18"/>
-                <w:szCs w:val="18"/>
-              </w:rPr>
-              <w:t xml:space="preserve">Sub-Strand 4.1: Statistics I</w:t>
-            </w:r>
-          </w:p>
-        </w:tc>
-      </w:tr>
-      <w:tr>
-        <w:tc>
-          <w:tcPr>
-            <w:tcW w:type="dxa" w:w="3000"/>
-            <w:shd w:fill="D5E8F0" w:color="auto" w:val="clear"/>
-            <w:tcMar>
-              <w:top w:type="dxa" w:w="60"/>
-              <w:left w:type="dxa" w:w="120"/>
-              <w:bottom w:type="dxa" w:w="60"/>
-              <w:right w:type="dxa" w:w="120"/>
-            </w:tcMar>
-            <w:vAlign w:val="top"/>
-          </w:tcPr>
-          <w:p>
-            <w:pPr>
-              <w:spacing w:after="40" w:before="0"/>
-              <w:jc w:val="left"/>
-            </w:pPr>
-            <w:r>
-              <w:rPr>
-                <w:rFonts w:ascii="Arial" w:cs="Arial" w:eastAsia="Arial" w:hAnsi="Arial"/>
-                <w:b/>
-                <w:bCs/>
-                <w:i w:val="false"/>
-                <w:iCs w:val="false"/>
-                <w:color w:val="000000"/>
-                <w:sz w:val="18"/>
-                <w:szCs w:val="18"/>
-              </w:rPr>
-              <w:t xml:space="preserve">Total Duration</w:t>
-            </w:r>
-          </w:p>
-        </w:tc>
-        <w:tc>
-          <w:tcPr>
-            <w:tcW w:type="dxa" w:w="10680"/>
-            <w:shd w:fill="FFFFFF" w:color="auto" w:val="clear"/>
-            <w:tcMar>
-              <w:top w:type="dxa" w:w="60"/>
-              <w:left w:type="dxa" w:w="120"/>
-              <w:bottom w:type="dxa" w:w="60"/>
-              <w:right w:type="dxa" w:w="120"/>
-            </w:tcMar>
-            <w:vAlign w:val="top"/>
-          </w:tcPr>
-          <w:p>
-            <w:pPr>
-              <w:spacing w:after="40" w:before="0"/>
-              <w:jc w:val="left"/>
-            </w:pPr>
-            <w:r>
-              <w:rPr>
-                <w:rFonts w:ascii="Arial" w:cs="Arial" w:eastAsia="Arial" w:hAnsi="Arial"/>
-                <w:b w:val="false"/>
-                <w:bCs w:val="false"/>
-                <w:i w:val="false"/>
-                <w:iCs w:val="false"/>
-                <w:color w:val="000000"/>
-                <w:sz w:val="18"/>
-                <w:szCs w:val="18"/>
-              </w:rPr>
-              <w:t xml:space="preserve">9 lessons (approximately 18 periods × 40 minutes = 720 minutes)</w:t>
-            </w:r>
-          </w:p>
-        </w:tc>
-      </w:tr>
-      <w:tr>
-        <w:tc>
-          <w:tcPr>
-            <w:tcW w:type="dxa" w:w="3000"/>
-            <w:shd w:fill="D5E8F0" w:color="auto" w:val="clear"/>
-            <w:tcMar>
-              <w:top w:type="dxa" w:w="60"/>
-              <w:left w:type="dxa" w:w="120"/>
-              <w:bottom w:type="dxa" w:w="60"/>
-              <w:right w:type="dxa" w:w="120"/>
-            </w:tcMar>
-            <w:vAlign w:val="top"/>
-          </w:tcPr>
-          <w:p>
-            <w:pPr>
-              <w:spacing w:after="40" w:before="0"/>
-              <w:jc w:val="left"/>
-            </w:pPr>
-            <w:r>
-              <w:rPr>
-                <w:rFonts w:ascii="Arial" w:cs="Arial" w:eastAsia="Arial" w:hAnsi="Arial"/>
-                <w:b/>
-                <w:bCs/>
-                <w:i w:val="false"/>
-                <w:iCs w:val="false"/>
-                <w:color w:val="000000"/>
-                <w:sz w:val="18"/>
-                <w:szCs w:val="18"/>
-              </w:rPr>
-              <w:t xml:space="preserve">Sub-Strand Content</w:t>
-            </w:r>
-          </w:p>
-        </w:tc>
-        <w:tc>
-          <w:tcPr>
-            <w:tcW w:type="dxa" w:w="10680"/>
-            <w:shd w:fill="FFFFFF" w:color="auto" w:val="clear"/>
-            <w:tcMar>
-              <w:top w:type="dxa" w:w="60"/>
-              <w:left w:type="dxa" w:w="120"/>
-              <w:bottom w:type="dxa" w:w="60"/>
-              <w:right w:type="dxa" w:w="120"/>
-            </w:tcMar>
-            <w:vAlign w:val="top"/>
-          </w:tcPr>
-          <w:p>
-            <w:pPr>
-              <w:spacing w:after="30" w:before="0"/>
-              <w:ind w:left="360" w:hanging="180"/>
-              <w:jc w:val="left"/>
-            </w:pPr>
-            <w:r>
-              <w:rPr>
-                <w:rFonts w:ascii="Arial" w:cs="Arial" w:eastAsia="Arial" w:hAnsi="Arial"/>
-                <w:b w:val="false"/>
-                <w:bCs w:val="false"/>
-                <w:i w:val="false"/>
-                <w:iCs w:val="false"/>
-                <w:color w:val="000000"/>
-                <w:sz w:val="18"/>
-                <w:szCs w:val="18"/>
-              </w:rPr>
-              <w:t xml:space="preserve">–  Frequency distribution tables for ungrouped data</w:t>
-            </w:r>
-          </w:p>
-          <w:p>
-            <w:pPr>
-              <w:spacing w:after="30" w:before="0"/>
-              <w:ind w:left="360" w:hanging="180"/>
-              <w:jc w:val="left"/>
-            </w:pPr>
-            <w:r>
-              <w:rPr>
-                <w:rFonts w:ascii="Arial" w:cs="Arial" w:eastAsia="Arial" w:hAnsi="Arial"/>
-                <w:b w:val="false"/>
-                <w:bCs w:val="false"/>
-                <w:i w:val="false"/>
-                <w:iCs w:val="false"/>
-                <w:color w:val="000000"/>
-                <w:sz w:val="18"/>
-                <w:szCs w:val="18"/>
-              </w:rPr>
-              <w:t xml:space="preserve">–  Simple distribution tables and tally charts</w:t>
-            </w:r>
-          </w:p>
-          <w:p>
-            <w:pPr>
-              <w:spacing w:after="30" w:before="0"/>
-              <w:ind w:left="360" w:hanging="180"/>
-              <w:jc w:val="left"/>
-            </w:pPr>
-            <w:r>
-              <w:rPr>
-                <w:rFonts w:ascii="Arial" w:cs="Arial" w:eastAsia="Arial" w:hAnsi="Arial"/>
-                <w:b w:val="false"/>
-                <w:bCs w:val="false"/>
-                <w:i w:val="false"/>
-                <w:iCs w:val="false"/>
-                <w:color w:val="000000"/>
-                <w:sz w:val="18"/>
-                <w:szCs w:val="18"/>
-              </w:rPr>
-              <w:t xml:space="preserve">–  Measures of central tendency: mean of ungrouped data</w:t>
-            </w:r>
-          </w:p>
-          <w:p>
-            <w:pPr>
-              <w:spacing w:after="30" w:before="0"/>
-              <w:ind w:left="360" w:hanging="180"/>
-              <w:jc w:val="left"/>
-            </w:pPr>
-            <w:r>
-              <w:rPr>
-                <w:rFonts w:ascii="Arial" w:cs="Arial" w:eastAsia="Arial" w:hAnsi="Arial"/>
-                <w:b w:val="false"/>
-                <w:bCs w:val="false"/>
-                <w:i w:val="false"/>
-                <w:iCs w:val="false"/>
-                <w:color w:val="000000"/>
-                <w:sz w:val="18"/>
-                <w:szCs w:val="18"/>
-              </w:rPr>
-              <w:t xml:space="preserve">–  Measures of central tendency: mode of ungrouped data</w:t>
-            </w:r>
-          </w:p>
-          <w:p>
-            <w:pPr>
-              <w:spacing w:after="30" w:before="0"/>
-              <w:ind w:left="360" w:hanging="180"/>
-              <w:jc w:val="left"/>
-            </w:pPr>
-            <w:r>
-              <w:rPr>
-                <w:rFonts w:ascii="Arial" w:cs="Arial" w:eastAsia="Arial" w:hAnsi="Arial"/>
-                <w:b w:val="false"/>
-                <w:bCs w:val="false"/>
-                <w:i w:val="false"/>
-                <w:iCs w:val="false"/>
-                <w:color w:val="000000"/>
-                <w:sz w:val="18"/>
-                <w:szCs w:val="18"/>
-              </w:rPr>
-              <w:t xml:space="preserve">–  Measures of central tendency: median of ungrouped data</w:t>
-            </w:r>
-          </w:p>
-          <w:p>
-            <w:pPr>
-              <w:spacing w:after="30" w:before="0"/>
-              <w:ind w:left="360" w:hanging="180"/>
-              <w:jc w:val="left"/>
-            </w:pPr>
-            <w:r>
-              <w:rPr>
-                <w:rFonts w:ascii="Arial" w:cs="Arial" w:eastAsia="Arial" w:hAnsi="Arial"/>
-                <w:b w:val="false"/>
-                <w:bCs w:val="false"/>
-                <w:i w:val="false"/>
-                <w:iCs w:val="false"/>
-                <w:color w:val="000000"/>
-                <w:sz w:val="18"/>
-                <w:szCs w:val="18"/>
-              </w:rPr>
-              <w:t xml:space="preserve">–  Representation of data: line graphs</w:t>
-            </w:r>
-          </w:p>
-          <w:p>
-            <w:pPr>
-              <w:spacing w:after="30" w:before="0"/>
-              <w:ind w:left="360" w:hanging="180"/>
-              <w:jc w:val="left"/>
-            </w:pPr>
-            <w:r>
-              <w:rPr>
-                <w:rFonts w:ascii="Arial" w:cs="Arial" w:eastAsia="Arial" w:hAnsi="Arial"/>
-                <w:b w:val="false"/>
-                <w:bCs w:val="false"/>
-                <w:i w:val="false"/>
-                <w:iCs w:val="false"/>
-                <w:color w:val="000000"/>
-                <w:sz w:val="18"/>
-                <w:szCs w:val="18"/>
-              </w:rPr>
-              <w:t xml:space="preserve">–  Representation of data: bar graphs</w:t>
-            </w:r>
-          </w:p>
-          <w:p>
-            <w:pPr>
-              <w:spacing w:after="30" w:before="0"/>
-              <w:ind w:left="360" w:hanging="180"/>
-              <w:jc w:val="left"/>
-            </w:pPr>
-            <w:r>
-              <w:rPr>
-                <w:rFonts w:ascii="Arial" w:cs="Arial" w:eastAsia="Arial" w:hAnsi="Arial"/>
-                <w:b w:val="false"/>
-                <w:bCs w:val="false"/>
-                <w:i w:val="false"/>
-                <w:iCs w:val="false"/>
-                <w:color w:val="000000"/>
-                <w:sz w:val="18"/>
-                <w:szCs w:val="18"/>
-              </w:rPr>
-              <w:t xml:space="preserve">–  Representation of data: pie charts (construction)</w:t>
-            </w:r>
-          </w:p>
-          <w:p>
-            <w:pPr>
-              <w:spacing w:after="30" w:before="0"/>
-              <w:ind w:left="360" w:hanging="180"/>
-              <w:jc w:val="left"/>
-            </w:pPr>
-            <w:r>
-              <w:rPr>
-                <w:rFonts w:ascii="Arial" w:cs="Arial" w:eastAsia="Arial" w:hAnsi="Arial"/>
-                <w:b w:val="false"/>
-                <w:bCs w:val="false"/>
-                <w:i w:val="false"/>
-                <w:iCs w:val="false"/>
-                <w:color w:val="000000"/>
-                <w:sz w:val="18"/>
-                <w:szCs w:val="18"/>
-              </w:rPr>
-              <w:t xml:space="preserve">–  Interpretation of graphs and pie charts</w:t>
-            </w:r>
-          </w:p>
-          <w:p>
-            <w:pPr>
-              <w:spacing w:after="30" w:before="0"/>
-              <w:ind w:left="360" w:hanging="180"/>
-              <w:jc w:val="left"/>
-            </w:pPr>
-            <w:r>
-              <w:rPr>
-                <w:rFonts w:ascii="Arial" w:cs="Arial" w:eastAsia="Arial" w:hAnsi="Arial"/>
-                <w:b w:val="false"/>
-                <w:bCs w:val="false"/>
-                <w:i w:val="false"/>
-                <w:iCs w:val="false"/>
-                <w:color w:val="000000"/>
-                <w:sz w:val="18"/>
-                <w:szCs w:val="18"/>
-              </w:rPr>
-              <w:t xml:space="preserve">–  Importance of statistics in real-life decision-making</w:t>
-            </w:r>
-          </w:p>
-        </w:tc>
-      </w:tr>
-      <w:tr>
-        <w:tc>
-          <w:tcPr>
-            <w:tcW w:type="dxa" w:w="3000"/>
-            <w:shd w:fill="D5E8F0" w:color="auto" w:val="clear"/>
-            <w:tcMar>
-              <w:top w:type="dxa" w:w="60"/>
-              <w:left w:type="dxa" w:w="120"/>
-              <w:bottom w:type="dxa" w:w="60"/>
-              <w:right w:type="dxa" w:w="120"/>
-            </w:tcMar>
-            <w:vAlign w:val="top"/>
-          </w:tcPr>
-          <w:p>
-            <w:pPr>
-              <w:spacing w:after="40" w:before="0"/>
-              <w:jc w:val="left"/>
-            </w:pPr>
-            <w:r>
-              <w:rPr>
-                <w:rFonts w:ascii="Arial" w:cs="Arial" w:eastAsia="Arial" w:hAnsi="Arial"/>
-                <w:b/>
-                <w:bCs/>
-                <w:i w:val="false"/>
-                <w:iCs w:val="false"/>
-                <w:color w:val="000000"/>
-                <w:sz w:val="18"/>
-                <w:szCs w:val="18"/>
-              </w:rPr>
-              <w:t xml:space="preserve">Learning Outcomes</w:t>
-            </w:r>
-          </w:p>
-        </w:tc>
-        <w:tc>
-          <w:tcPr>
-            <w:tcW w:type="dxa" w:w="10680"/>
-            <w:shd w:fill="FFFFFF" w:color="auto" w:val="clear"/>
-            <w:tcMar>
-              <w:top w:type="dxa" w:w="60"/>
-              <w:left w:type="dxa" w:w="120"/>
-              <w:bottom w:type="dxa" w:w="60"/>
-              <w:right w:type="dxa" w:w="120"/>
-            </w:tcMar>
-            <w:vAlign w:val="top"/>
-          </w:tcPr>
-          <w:p>
-            <w:pPr>
-              <w:spacing w:after="40" w:before="0"/>
-              <w:jc w:val="left"/>
-            </w:pPr>
-            <w:r>
-              <w:rPr>
-                <w:rFonts w:ascii="Arial" w:cs="Arial" w:eastAsia="Arial" w:hAnsi="Arial"/>
-                <w:b w:val="false"/>
-                <w:bCs w:val="false"/>
-                <w:i w:val="false"/>
-                <w:iCs w:val="false"/>
-                <w:color w:val="000000"/>
-                <w:sz w:val="18"/>
-                <w:szCs w:val="18"/>
-              </w:rPr>
-              <w:t xml:space="preserve">By the end of the sub-strand, the learner should be able to:</w:t>
-            </w:r>
-          </w:p>
-          <w:p>
-            <w:pPr>
-              <w:spacing w:after="40" w:before="0"/>
-              <w:jc w:val="left"/>
-            </w:pPr>
-            <w:r>
-              <w:rPr>
-                <w:rFonts w:ascii="Arial" w:cs="Arial" w:eastAsia="Arial" w:hAnsi="Arial"/>
-                <w:b w:val="false"/>
-                <w:bCs w:val="false"/>
-                <w:i w:val="false"/>
-                <w:iCs w:val="false"/>
-                <w:color w:val="000000"/>
-                <w:sz w:val="18"/>
-                <w:szCs w:val="18"/>
-              </w:rPr>
-              <w:t xml:space="preserve">a) Collect, organize, and represent ungrouped data in frequency distribution tables</w:t>
-            </w:r>
-          </w:p>
-          <w:p>
-            <w:pPr>
-              <w:spacing w:after="40" w:before="0"/>
-              <w:jc w:val="left"/>
-            </w:pPr>
-            <w:r>
-              <w:rPr>
-                <w:rFonts w:ascii="Arial" w:cs="Arial" w:eastAsia="Arial" w:hAnsi="Arial"/>
-                <w:b w:val="false"/>
-                <w:bCs w:val="false"/>
-                <w:i w:val="false"/>
-                <w:iCs w:val="false"/>
-                <w:color w:val="000000"/>
-                <w:sz w:val="18"/>
-                <w:szCs w:val="18"/>
-              </w:rPr>
-              <w:t xml:space="preserve">b) Calculate the mean, mode, and median of ungrouped data sets drawn from real-life Kenyan contexts</w:t>
-            </w:r>
-          </w:p>
-          <w:p>
-            <w:pPr>
-              <w:spacing w:after="40" w:before="0"/>
-              <w:jc w:val="left"/>
-            </w:pPr>
-            <w:r>
-              <w:rPr>
-                <w:rFonts w:ascii="Arial" w:cs="Arial" w:eastAsia="Arial" w:hAnsi="Arial"/>
-                <w:b w:val="false"/>
-                <w:bCs w:val="false"/>
-                <w:i w:val="false"/>
-                <w:iCs w:val="false"/>
-                <w:color w:val="000000"/>
-                <w:sz w:val="18"/>
-                <w:szCs w:val="18"/>
-              </w:rPr>
-              <w:t xml:space="preserve">c) Represent data accurately using line graphs, bar graphs, and pie charts</w:t>
-            </w:r>
-          </w:p>
-          <w:p>
-            <w:pPr>
-              <w:spacing w:after="40" w:before="0"/>
-              <w:jc w:val="left"/>
-            </w:pPr>
-            <w:r>
-              <w:rPr>
-                <w:rFonts w:ascii="Arial" w:cs="Arial" w:eastAsia="Arial" w:hAnsi="Arial"/>
-                <w:b w:val="false"/>
-                <w:bCs w:val="false"/>
-                <w:i w:val="false"/>
-                <w:iCs w:val="false"/>
-                <w:color w:val="000000"/>
-                <w:sz w:val="18"/>
-                <w:szCs w:val="18"/>
-              </w:rPr>
-              <w:t xml:space="preserve">d) Read, interpret, and draw conclusions from graphs and pie charts</w:t>
-            </w:r>
-          </w:p>
-          <w:p>
-            <w:pPr>
-              <w:spacing w:after="40" w:before="0"/>
-              <w:jc w:val="left"/>
-            </w:pPr>
-            <w:r>
-              <w:rPr>
-                <w:rFonts w:ascii="Arial" w:cs="Arial" w:eastAsia="Arial" w:hAnsi="Arial"/>
-                <w:b w:val="false"/>
-                <w:bCs w:val="false"/>
-                <w:i w:val="false"/>
-                <w:iCs w:val="false"/>
-                <w:color w:val="000000"/>
-                <w:sz w:val="18"/>
-                <w:szCs w:val="18"/>
-              </w:rPr>
-              <w:t xml:space="preserve">e) Appreciate the importance of collecting, organizing, and interpreting data in making effective decisions in everyday life</w:t>
-            </w:r>
-          </w:p>
-        </w:tc>
-      </w:tr>
-      <w:tr>
-        <w:tc>
-          <w:tcPr>
-            <w:tcW w:type="dxa" w:w="3000"/>
-            <w:shd w:fill="D5E8F0" w:color="auto" w:val="clear"/>
-            <w:tcMar>
-              <w:top w:type="dxa" w:w="60"/>
-              <w:left w:type="dxa" w:w="120"/>
-              <w:bottom w:type="dxa" w:w="60"/>
-              <w:right w:type="dxa" w:w="120"/>
-            </w:tcMar>
-            <w:vAlign w:val="top"/>
-          </w:tcPr>
-          <w:p>
-            <w:pPr>
-              <w:spacing w:after="40" w:before="0"/>
-              <w:jc w:val="left"/>
-            </w:pPr>
-            <w:r>
-              <w:rPr>
-                <w:rFonts w:ascii="Arial" w:cs="Arial" w:eastAsia="Arial" w:hAnsi="Arial"/>
-                <w:b/>
-                <w:bCs/>
-                <w:i w:val="false"/>
-                <w:iCs w:val="false"/>
-                <w:color w:val="000000"/>
-                <w:sz w:val="18"/>
-                <w:szCs w:val="18"/>
-              </w:rPr>
-              <w:t xml:space="preserve">Core Competencies</w:t>
-            </w:r>
-          </w:p>
-        </w:tc>
-        <w:tc>
-          <w:tcPr>
-            <w:tcW w:type="dxa" w:w="10680"/>
-            <w:shd w:fill="FFFFFF" w:color="auto" w:val="clear"/>
-            <w:tcMar>
-              <w:top w:type="dxa" w:w="60"/>
-              <w:left w:type="dxa" w:w="120"/>
-              <w:bottom w:type="dxa" w:w="60"/>
-              <w:right w:type="dxa" w:w="120"/>
-            </w:tcMar>
-            <w:vAlign w:val="top"/>
-          </w:tcPr>
-          <w:p>
-            <w:pPr>
-              <w:spacing w:after="30" w:before="0"/>
-              <w:ind w:left="360" w:hanging="180"/>
-              <w:jc w:val="left"/>
-            </w:pPr>
-            <w:r>
-              <w:rPr>
-                <w:rFonts w:ascii="Arial" w:cs="Arial" w:eastAsia="Arial" w:hAnsi="Arial"/>
-                <w:b w:val="false"/>
-                <w:bCs w:val="false"/>
-                <w:i w:val="false"/>
-                <w:iCs w:val="false"/>
-                <w:color w:val="000000"/>
-                <w:sz w:val="18"/>
-                <w:szCs w:val="18"/>
-              </w:rPr>
-              <w:t xml:space="preserve">–  Communication and Collaboration: Learners discuss and compare their frequency tables, graphs, and measures of central tendency with peers, articulating mathematical reasoning clearly during group activities</w:t>
-            </w:r>
-          </w:p>
-          <w:p>
-            <w:pPr>
-              <w:spacing w:after="30" w:before="0"/>
-              <w:ind w:left="360" w:hanging="180"/>
-              <w:jc w:val="left"/>
-            </w:pPr>
-            <w:r>
-              <w:rPr>
-                <w:rFonts w:ascii="Arial" w:cs="Arial" w:eastAsia="Arial" w:hAnsi="Arial"/>
-                <w:b w:val="false"/>
-                <w:bCs w:val="false"/>
-                <w:i w:val="false"/>
-                <w:iCs w:val="false"/>
-                <w:color w:val="000000"/>
-                <w:sz w:val="18"/>
-                <w:szCs w:val="18"/>
-              </w:rPr>
-              <w:t xml:space="preserve">–  Critical Thinking and Problem Solving: Learners analyze ungrouped data sets (e.g., maize harvest yields across Rift Valley counties), identify patterns, calculate central tendency measures, and draw evidence-based conclusions</w:t>
-            </w:r>
-          </w:p>
-          <w:p>
-            <w:pPr>
-              <w:spacing w:after="30" w:before="0"/>
-              <w:ind w:left="360" w:hanging="180"/>
-              <w:jc w:val="left"/>
-            </w:pPr>
-            <w:r>
-              <w:rPr>
-                <w:rFonts w:ascii="Arial" w:cs="Arial" w:eastAsia="Arial" w:hAnsi="Arial"/>
-                <w:b w:val="false"/>
-                <w:bCs w:val="false"/>
-                <w:i w:val="false"/>
-                <w:iCs w:val="false"/>
-                <w:color w:val="000000"/>
-                <w:sz w:val="18"/>
-                <w:szCs w:val="18"/>
-              </w:rPr>
-              <w:t xml:space="preserve">–  Digital Literacy: Learners engage with PhET simulations and online videos to explore mean, mode, and median interactively, building confidence with digital learning tools</w:t>
-            </w:r>
-          </w:p>
-          <w:p>
-            <w:pPr>
-              <w:spacing w:after="30" w:before="0"/>
-              <w:ind w:left="360" w:hanging="180"/>
-              <w:jc w:val="left"/>
-            </w:pPr>
-            <w:r>
-              <w:rPr>
-                <w:rFonts w:ascii="Arial" w:cs="Arial" w:eastAsia="Arial" w:hAnsi="Arial"/>
-                <w:b w:val="false"/>
-                <w:bCs w:val="false"/>
-                <w:i w:val="false"/>
-                <w:iCs w:val="false"/>
-                <w:color w:val="000000"/>
-                <w:sz w:val="18"/>
-                <w:szCs w:val="18"/>
-              </w:rPr>
-              <w:t xml:space="preserve">–  Learning to Learn: Learners reflect on errors in graph construction and interpretation, revising their models and building metacognitive awareness of statistical reasoning</w:t>
-            </w:r>
-          </w:p>
-          <w:p>
-            <w:pPr>
-              <w:spacing w:after="30" w:before="0"/>
-              <w:ind w:left="360" w:hanging="180"/>
-              <w:jc w:val="left"/>
-            </w:pPr>
-            <w:r>
-              <w:rPr>
-                <w:rFonts w:ascii="Arial" w:cs="Arial" w:eastAsia="Arial" w:hAnsi="Arial"/>
-                <w:b w:val="false"/>
-                <w:bCs w:val="false"/>
-                <w:i w:val="false"/>
-                <w:iCs w:val="false"/>
-                <w:color w:val="000000"/>
-                <w:sz w:val="18"/>
-                <w:szCs w:val="18"/>
-              </w:rPr>
-              <w:t xml:space="preserve">–  Self-Efficacy: Learners build confidence by successfully constructing and interpreting their own pie charts and bar graphs from locally sourced Kenyan data</w:t>
-            </w:r>
-          </w:p>
-        </w:tc>
-      </w:tr>
-      <w:tr>
-        <w:tc>
-          <w:tcPr>
-            <w:tcW w:type="dxa" w:w="3000"/>
-            <w:shd w:fill="E2EFDA" w:color="auto" w:val="clear"/>
-            <w:tcMar>
-              <w:top w:type="dxa" w:w="60"/>
-              <w:left w:type="dxa" w:w="120"/>
-              <w:bottom w:type="dxa" w:w="60"/>
-              <w:right w:type="dxa" w:w="120"/>
-            </w:tcMar>
-            <w:vAlign w:val="top"/>
-          </w:tcPr>
-          <w:p>
-            <w:pPr>
-              <w:spacing w:after="40" w:before="0"/>
-              <w:jc w:val="left"/>
-            </w:pPr>
-            <w:r>
-              <w:rPr>
-                <w:rFonts w:ascii="Arial" w:cs="Arial" w:eastAsia="Arial" w:hAnsi="Arial"/>
-                <w:b/>
-                <w:bCs/>
-                <w:i w:val="false"/>
-                <w:iCs w:val="false"/>
-                <w:color w:val="000000"/>
-                <w:sz w:val="18"/>
-                <w:szCs w:val="18"/>
-              </w:rPr>
-              <w:t xml:space="preserve">Core Values</w:t>
-            </w:r>
-          </w:p>
-        </w:tc>
-        <w:tc>
-          <w:tcPr>
-            <w:tcW w:type="dxa" w:w="10680"/>
-            <w:shd w:fill="FFFFFF" w:color="auto" w:val="clear"/>
-            <w:tcMar>
-              <w:top w:type="dxa" w:w="60"/>
-              <w:left w:type="dxa" w:w="120"/>
-              <w:bottom w:type="dxa" w:w="60"/>
-              <w:right w:type="dxa" w:w="120"/>
-            </w:tcMar>
-            <w:vAlign w:val="top"/>
-          </w:tcPr>
-          <w:p>
-            <w:pPr>
-              <w:spacing w:after="30" w:before="0"/>
-              <w:ind w:left="360" w:hanging="180"/>
-              <w:jc w:val="left"/>
-            </w:pPr>
-            <w:r>
-              <w:rPr>
-                <w:rFonts w:ascii="Arial" w:cs="Arial" w:eastAsia="Arial" w:hAnsi="Arial"/>
-                <w:b w:val="false"/>
-                <w:bCs w:val="false"/>
-                <w:i w:val="false"/>
-                <w:iCs w:val="false"/>
-                <w:color w:val="000000"/>
-                <w:sz w:val="18"/>
-                <w:szCs w:val="18"/>
-              </w:rPr>
-              <w:t xml:space="preserve">–  Responsibility: Learners appreciate the responsibility of accurate data collection and honest representation, understanding that misleading statistics can harm communities (e.g., misreporting crop yields or health data)</w:t>
-            </w:r>
-          </w:p>
-          <w:p>
-            <w:pPr>
-              <w:spacing w:after="30" w:before="0"/>
-              <w:ind w:left="360" w:hanging="180"/>
-              <w:jc w:val="left"/>
-            </w:pPr>
-            <w:r>
-              <w:rPr>
-                <w:rFonts w:ascii="Arial" w:cs="Arial" w:eastAsia="Arial" w:hAnsi="Arial"/>
-                <w:b w:val="false"/>
-                <w:bCs w:val="false"/>
-                <w:i w:val="false"/>
-                <w:iCs w:val="false"/>
-                <w:color w:val="000000"/>
-                <w:sz w:val="18"/>
-                <w:szCs w:val="18"/>
-              </w:rPr>
-              <w:t xml:space="preserve">–  Integrity: Learners are guided to record and present data truthfully, even when results are unexpected, reinforcing honest mathematical practice</w:t>
-            </w:r>
-          </w:p>
-          <w:p>
-            <w:pPr>
-              <w:spacing w:after="30" w:before="0"/>
-              <w:ind w:left="360" w:hanging="180"/>
-              <w:jc w:val="left"/>
-            </w:pPr>
-            <w:r>
-              <w:rPr>
-                <w:rFonts w:ascii="Arial" w:cs="Arial" w:eastAsia="Arial" w:hAnsi="Arial"/>
-                <w:b w:val="false"/>
-                <w:bCs w:val="false"/>
-                <w:i w:val="false"/>
-                <w:iCs w:val="false"/>
-                <w:color w:val="000000"/>
-                <w:sz w:val="18"/>
-                <w:szCs w:val="18"/>
-              </w:rPr>
-              <w:t xml:space="preserve">–  Social Justice: Learners examine how statistical data on issues like school attendance, food distribution, or water access in counties such as Turkana or Kisumu can drive equitable policy decisions</w:t>
-            </w:r>
-          </w:p>
-          <w:p>
-            <w:pPr>
-              <w:spacing w:after="30" w:before="0"/>
-              <w:ind w:left="360" w:hanging="180"/>
-              <w:jc w:val="left"/>
-            </w:pPr>
-            <w:r>
-              <w:rPr>
-                <w:rFonts w:ascii="Arial" w:cs="Arial" w:eastAsia="Arial" w:hAnsi="Arial"/>
-                <w:b w:val="false"/>
-                <w:bCs w:val="false"/>
-                <w:i w:val="false"/>
-                <w:iCs w:val="false"/>
-                <w:color w:val="000000"/>
-                <w:sz w:val="18"/>
-                <w:szCs w:val="18"/>
-              </w:rPr>
-              <w:t xml:space="preserve">–  Unity: Collaborative data-collection activities foster teamwork and mutual respect among learners from diverse Kenyan backgrounds</w:t>
-            </w:r>
-          </w:p>
-          <w:p>
-            <w:pPr>
-              <w:spacing w:after="30" w:before="0"/>
-              <w:ind w:left="360" w:hanging="180"/>
-              <w:jc w:val="left"/>
-            </w:pPr>
-            <w:r>
-              <w:rPr>
-                <w:rFonts w:ascii="Arial" w:cs="Arial" w:eastAsia="Arial" w:hAnsi="Arial"/>
-                <w:b w:val="false"/>
-                <w:bCs w:val="false"/>
-                <w:i w:val="false"/>
-                <w:iCs w:val="false"/>
-                <w:color w:val="000000"/>
-                <w:sz w:val="18"/>
-                <w:szCs w:val="18"/>
-              </w:rPr>
-              <w:t xml:space="preserve">–  Patriotism: Learners use real Kenyan data sets (KNBS census figures, KCPE scores, rainfall data) connecting mathematics to national development and civic awareness</w:t>
-            </w:r>
-          </w:p>
-        </w:tc>
-      </w:tr>
-      <w:tr>
-        <w:tc>
-          <w:tcPr>
-            <w:tcW w:type="dxa" w:w="3000"/>
-            <w:shd w:fill="D5E8F0" w:color="auto" w:val="clear"/>
-            <w:tcMar>
-              <w:top w:type="dxa" w:w="60"/>
-              <w:left w:type="dxa" w:w="120"/>
-              <w:bottom w:type="dxa" w:w="60"/>
-              <w:right w:type="dxa" w:w="120"/>
-            </w:tcMar>
-            <w:vAlign w:val="top"/>
-          </w:tcPr>
-          <w:p>
-            <w:pPr>
-              <w:spacing w:after="40" w:before="0"/>
-              <w:jc w:val="left"/>
-            </w:pPr>
-            <w:r>
-              <w:rPr>
-                <w:rFonts w:ascii="Arial" w:cs="Arial" w:eastAsia="Arial" w:hAnsi="Arial"/>
-                <w:b/>
-                <w:bCs/>
-                <w:i w:val="false"/>
-                <w:iCs w:val="false"/>
-                <w:color w:val="000000"/>
-                <w:sz w:val="18"/>
-                <w:szCs w:val="18"/>
-              </w:rPr>
-              <w:t xml:space="preserve">Science &amp; Engineering Practices</w:t>
-            </w:r>
-          </w:p>
-        </w:tc>
-        <w:tc>
-          <w:tcPr>
-            <w:tcW w:type="dxa" w:w="10680"/>
-            <w:shd w:fill="FFFFFF" w:color="auto" w:val="clear"/>
-            <w:tcMar>
-              <w:top w:type="dxa" w:w="60"/>
-              <w:left w:type="dxa" w:w="120"/>
-              <w:bottom w:type="dxa" w:w="60"/>
-              <w:right w:type="dxa" w:w="120"/>
-            </w:tcMar>
-            <w:vAlign w:val="top"/>
-          </w:tcPr>
-          <w:p>
-            <w:pPr>
-              <w:spacing w:after="30" w:before="0"/>
-              <w:ind w:left="360" w:hanging="180"/>
-              <w:jc w:val="left"/>
-            </w:pPr>
-            <w:r>
-              <w:rPr>
-                <w:rFonts w:ascii="Arial" w:cs="Arial" w:eastAsia="Arial" w:hAnsi="Arial"/>
-                <w:b w:val="false"/>
-                <w:bCs w:val="false"/>
-                <w:i w:val="false"/>
-                <w:iCs w:val="false"/>
-                <w:color w:val="000000"/>
-                <w:sz w:val="18"/>
-                <w:szCs w:val="18"/>
-              </w:rPr>
-              <w:t xml:space="preserve">–  Asking Questions and Defining Problems: Learners formulate questions about patterns in Kenyan data sets (e.g., "What is the most common number of siblings in our class?") that drive the need for frequency distribution tables</w:t>
-            </w:r>
-          </w:p>
-          <w:p>
-            <w:pPr>
-              <w:spacing w:after="30" w:before="0"/>
-              <w:ind w:left="360" w:hanging="180"/>
-              <w:jc w:val="left"/>
-            </w:pPr>
-            <w:r>
-              <w:rPr>
-                <w:rFonts w:ascii="Arial" w:cs="Arial" w:eastAsia="Arial" w:hAnsi="Arial"/>
-                <w:b w:val="false"/>
-                <w:bCs w:val="false"/>
-                <w:i w:val="false"/>
-                <w:iCs w:val="false"/>
-                <w:color w:val="000000"/>
-                <w:sz w:val="18"/>
-                <w:szCs w:val="18"/>
-              </w:rPr>
-              <w:t xml:space="preserve">–  Analyzing and Interpreting Data: Central to every lesson — learners organize raw data into tables, compute measures of central tendency, and construct graphs to reveal trends</w:t>
-            </w:r>
-          </w:p>
-          <w:p>
-            <w:pPr>
-              <w:spacing w:after="30" w:before="0"/>
-              <w:ind w:left="360" w:hanging="180"/>
-              <w:jc w:val="left"/>
-            </w:pPr>
-            <w:r>
-              <w:rPr>
-                <w:rFonts w:ascii="Arial" w:cs="Arial" w:eastAsia="Arial" w:hAnsi="Arial"/>
-                <w:b w:val="false"/>
-                <w:bCs w:val="false"/>
-                <w:i w:val="false"/>
-                <w:iCs w:val="false"/>
-                <w:color w:val="000000"/>
-                <w:sz w:val="18"/>
-                <w:szCs w:val="18"/>
-              </w:rPr>
-              <w:t xml:space="preserve">–  Using Mathematics and Computational Thinking: Learners apply arithmetic operations to calculate mean, determine mode by frequency inspection, and locate median through ordered data sets</w:t>
-            </w:r>
-          </w:p>
-          <w:p>
-            <w:pPr>
-              <w:spacing w:after="30" w:before="0"/>
-              <w:ind w:left="360" w:hanging="180"/>
-              <w:jc w:val="left"/>
-            </w:pPr>
-            <w:r>
-              <w:rPr>
-                <w:rFonts w:ascii="Arial" w:cs="Arial" w:eastAsia="Arial" w:hAnsi="Arial"/>
-                <w:b w:val="false"/>
-                <w:bCs w:val="false"/>
-                <w:i w:val="false"/>
-                <w:iCs w:val="false"/>
-                <w:color w:val="000000"/>
-                <w:sz w:val="18"/>
-                <w:szCs w:val="18"/>
-              </w:rPr>
-              <w:t xml:space="preserve">–  Constructing Explanations: Learners write and present explanations of what their graphs and central tendency values reveal about real-world Kenyan phenomena (e.g., daily mandazi sales at a Nairobi market)</w:t>
-            </w:r>
-          </w:p>
-          <w:p>
-            <w:pPr>
-              <w:spacing w:after="30" w:before="0"/>
-              <w:ind w:left="360" w:hanging="180"/>
-              <w:jc w:val="left"/>
-            </w:pPr>
-            <w:r>
-              <w:rPr>
-                <w:rFonts w:ascii="Arial" w:cs="Arial" w:eastAsia="Arial" w:hAnsi="Arial"/>
-                <w:b w:val="false"/>
-                <w:bCs w:val="false"/>
-                <w:i w:val="false"/>
-                <w:iCs w:val="false"/>
-                <w:color w:val="000000"/>
-                <w:sz w:val="18"/>
-                <w:szCs w:val="18"/>
-              </w:rPr>
-              <w:t xml:space="preserve">–  Obtaining, Evaluating, and Communicating Information: Learners critically evaluate graphs encountered in Kenyan newspapers and government reports, identifying accurate versus misleading representations</w:t>
-            </w:r>
-          </w:p>
-        </w:tc>
-      </w:tr>
-      <w:tr>
-        <w:tc>
-          <w:tcPr>
-            <w:tcW w:type="dxa" w:w="3000"/>
-            <w:shd w:fill="FCE4D6" w:color="auto" w:val="clear"/>
-            <w:tcMar>
-              <w:top w:type="dxa" w:w="60"/>
-              <w:left w:type="dxa" w:w="120"/>
-              <w:bottom w:type="dxa" w:w="60"/>
-              <w:right w:type="dxa" w:w="120"/>
-            </w:tcMar>
-            <w:vAlign w:val="top"/>
-          </w:tcPr>
-          <w:p>
-            <w:pPr>
-              <w:spacing w:after="40" w:before="0"/>
-              <w:jc w:val="left"/>
-            </w:pPr>
-            <w:r>
-              <w:rPr>
-                <w:rFonts w:ascii="Arial" w:cs="Arial" w:eastAsia="Arial" w:hAnsi="Arial"/>
-                <w:b/>
-                <w:bCs/>
-                <w:i w:val="false"/>
-                <w:iCs w:val="false"/>
-                <w:color w:val="000000"/>
-                <w:sz w:val="18"/>
-                <w:szCs w:val="18"/>
-              </w:rPr>
-              <w:t xml:space="preserve">Pertinent &amp; Contemporary Issues (PCIs)</w:t>
-            </w:r>
-          </w:p>
-        </w:tc>
-        <w:tc>
-          <w:tcPr>
-            <w:tcW w:type="dxa" w:w="10680"/>
-            <w:shd w:fill="FFFFFF" w:color="auto" w:val="clear"/>
-            <w:tcMar>
-              <w:top w:type="dxa" w:w="60"/>
-              <w:left w:type="dxa" w:w="120"/>
-              <w:bottom w:type="dxa" w:w="60"/>
-              <w:right w:type="dxa" w:w="120"/>
-            </w:tcMar>
-            <w:vAlign w:val="top"/>
-          </w:tcPr>
-          <w:p>
-            <w:pPr>
-              <w:spacing w:after="30" w:before="0"/>
-              <w:ind w:left="360" w:hanging="180"/>
-              <w:jc w:val="left"/>
-            </w:pPr>
-            <w:r>
-              <w:rPr>
-                <w:rFonts w:ascii="Arial" w:cs="Arial" w:eastAsia="Arial" w:hAnsi="Arial"/>
-                <w:b w:val="false"/>
-                <w:bCs w:val="false"/>
-                <w:i w:val="false"/>
-                <w:iCs w:val="false"/>
-                <w:color w:val="000000"/>
-                <w:sz w:val="18"/>
-                <w:szCs w:val="18"/>
-              </w:rPr>
-              <w:t xml:space="preserve">–  Financial Literacy: Learners apply statistics to interpret market price data, household income distributions, and budgeting scenarios relevant to Kenyan families</w:t>
-            </w:r>
-          </w:p>
-          <w:p>
-            <w:pPr>
-              <w:spacing w:after="30" w:before="0"/>
-              <w:ind w:left="360" w:hanging="180"/>
-              <w:jc w:val="left"/>
-            </w:pPr>
-            <w:r>
-              <w:rPr>
-                <w:rFonts w:ascii="Arial" w:cs="Arial" w:eastAsia="Arial" w:hAnsi="Arial"/>
-                <w:b w:val="false"/>
-                <w:bCs w:val="false"/>
-                <w:i w:val="false"/>
-                <w:iCs w:val="false"/>
-                <w:color w:val="000000"/>
-                <w:sz w:val="18"/>
-                <w:szCs w:val="18"/>
-              </w:rPr>
-              <w:t xml:space="preserve">–  Health Education: Learners use data on nutrition (e.g., protein content in githeri versus nyama choma) and disease prevalence to see how statistics informs public health decisions in Kenya</w:t>
-            </w:r>
-          </w:p>
-          <w:p>
-            <w:pPr>
-              <w:spacing w:after="30" w:before="0"/>
-              <w:ind w:left="360" w:hanging="180"/>
-              <w:jc w:val="left"/>
-            </w:pPr>
-            <w:r>
-              <w:rPr>
-                <w:rFonts w:ascii="Arial" w:cs="Arial" w:eastAsia="Arial" w:hAnsi="Arial"/>
-                <w:b w:val="false"/>
-                <w:bCs w:val="false"/>
-                <w:i w:val="false"/>
-                <w:iCs w:val="false"/>
-                <w:color w:val="000000"/>
-                <w:sz w:val="18"/>
-                <w:szCs w:val="18"/>
-              </w:rPr>
-              <w:t xml:space="preserve">–  Environmental Education: Learners analyse rainfall and temperature data from Kenyan weather stations (e.g., Kericho tea-growing region vs. arid Turkana) to understand climate variability through statistical lenses</w:t>
-            </w:r>
-          </w:p>
-          <w:p>
-            <w:pPr>
-              <w:spacing w:after="30" w:before="0"/>
-              <w:ind w:left="360" w:hanging="180"/>
-              <w:jc w:val="left"/>
-            </w:pPr>
-            <w:r>
-              <w:rPr>
-                <w:rFonts w:ascii="Arial" w:cs="Arial" w:eastAsia="Arial" w:hAnsi="Arial"/>
-                <w:b w:val="false"/>
-                <w:bCs w:val="false"/>
-                <w:i w:val="false"/>
-                <w:iCs w:val="false"/>
-                <w:color w:val="000000"/>
-                <w:sz w:val="18"/>
-                <w:szCs w:val="18"/>
-              </w:rPr>
-              <w:t xml:space="preserve">–  Life Skills: Learners develop decision-making and critical thinking skills by interpreting data before drawing conclusions, a skill transferable to everyday Kenyan life contexts</w:t>
-            </w:r>
-          </w:p>
-          <w:p>
-            <w:pPr>
-              <w:spacing w:after="30" w:before="0"/>
-              <w:ind w:left="360" w:hanging="180"/>
-              <w:jc w:val="left"/>
-            </w:pPr>
-            <w:r>
-              <w:rPr>
-                <w:rFonts w:ascii="Arial" w:cs="Arial" w:eastAsia="Arial" w:hAnsi="Arial"/>
-                <w:b w:val="false"/>
-                <w:bCs w:val="false"/>
-                <w:i w:val="false"/>
-                <w:iCs w:val="false"/>
-                <w:color w:val="000000"/>
-                <w:sz w:val="18"/>
-                <w:szCs w:val="18"/>
-              </w:rPr>
-              <w:t xml:space="preserve">–  Citizenship: Learners examine how the Kenya National Bureau of Statistics (KNBS) uses data collection and representation to inform national planning, budgets, and the census</w:t>
-            </w:r>
-          </w:p>
-        </w:tc>
-      </w:tr>
-      <w:tr>
-        <w:tc>
-          <w:tcPr>
-            <w:tcW w:type="dxa" w:w="3000"/>
-            <w:shd w:fill="D9EEF1" w:color="auto" w:val="clear"/>
-            <w:tcMar>
-              <w:top w:type="dxa" w:w="60"/>
-              <w:left w:type="dxa" w:w="120"/>
-              <w:bottom w:type="dxa" w:w="60"/>
-              <w:right w:type="dxa" w:w="120"/>
-            </w:tcMar>
-            <w:vAlign w:val="top"/>
-          </w:tcPr>
-          <w:p>
-            <w:pPr>
-              <w:spacing w:after="40" w:before="0"/>
-              <w:jc w:val="left"/>
-            </w:pPr>
-            <w:r>
-              <w:rPr>
-                <w:rFonts w:ascii="Arial" w:cs="Arial" w:eastAsia="Arial" w:hAnsi="Arial"/>
-                <w:b/>
-                <w:bCs/>
-                <w:i w:val="false"/>
-                <w:iCs w:val="false"/>
-                <w:color w:val="000000"/>
-                <w:sz w:val="18"/>
-                <w:szCs w:val="18"/>
-              </w:rPr>
-              <w:t xml:space="preserve">Career Connections</w:t>
-            </w:r>
-          </w:p>
-        </w:tc>
-        <w:tc>
-          <w:tcPr>
-            <w:tcW w:type="dxa" w:w="10680"/>
-            <w:shd w:fill="FFFFFF" w:color="auto" w:val="clear"/>
-            <w:tcMar>
-              <w:top w:type="dxa" w:w="60"/>
-              <w:left w:type="dxa" w:w="120"/>
-              <w:bottom w:type="dxa" w:w="60"/>
-              <w:right w:type="dxa" w:w="120"/>
-            </w:tcMar>
-            <w:vAlign w:val="top"/>
-          </w:tcPr>
-          <w:p>
-            <w:pPr>
-              <w:spacing w:after="30" w:before="0"/>
-              <w:ind w:left="360" w:hanging="180"/>
-              <w:jc w:val="left"/>
-            </w:pPr>
-            <w:r>
-              <w:rPr>
-                <w:rFonts w:ascii="Arial" w:cs="Arial" w:eastAsia="Arial" w:hAnsi="Arial"/>
-                <w:b w:val="false"/>
-                <w:bCs w:val="false"/>
-                <w:i w:val="false"/>
-                <w:iCs w:val="false"/>
-                <w:color w:val="000000"/>
-                <w:sz w:val="18"/>
-                <w:szCs w:val="18"/>
-              </w:rPr>
-              <w:t xml:space="preserve">–  Data Analyst / Statistician: This sub-strand lays the foundation for careers at institutions like the Kenya National Bureau of Statistics (KNBS) or private research firms, where organizing and interpreting large data sets is core work</w:t>
-            </w:r>
-          </w:p>
-          <w:p>
-            <w:pPr>
-              <w:spacing w:after="30" w:before="0"/>
-              <w:ind w:left="360" w:hanging="180"/>
-              <w:jc w:val="left"/>
-            </w:pPr>
-            <w:r>
-              <w:rPr>
-                <w:rFonts w:ascii="Arial" w:cs="Arial" w:eastAsia="Arial" w:hAnsi="Arial"/>
-                <w:b w:val="false"/>
-                <w:bCs w:val="false"/>
-                <w:i w:val="false"/>
-                <w:iCs w:val="false"/>
-                <w:color w:val="000000"/>
-                <w:sz w:val="18"/>
-                <w:szCs w:val="18"/>
-              </w:rPr>
-              <w:t xml:space="preserve">–  Medical / Public Health Officer: Epidemiologists and public health workers in Kenya (e.g., at KEMRI) rely on measures of central tendency and graphical data to track disease outbreaks and design interventions</w:t>
-            </w:r>
-          </w:p>
-          <w:p>
-            <w:pPr>
-              <w:spacing w:after="30" w:before="0"/>
-              <w:ind w:left="360" w:hanging="180"/>
-              <w:jc w:val="left"/>
-            </w:pPr>
-            <w:r>
-              <w:rPr>
-                <w:rFonts w:ascii="Arial" w:cs="Arial" w:eastAsia="Arial" w:hAnsi="Arial"/>
-                <w:b w:val="false"/>
-                <w:bCs w:val="false"/>
-                <w:i w:val="false"/>
-                <w:iCs w:val="false"/>
-                <w:color w:val="000000"/>
-                <w:sz w:val="18"/>
-                <w:szCs w:val="18"/>
-              </w:rPr>
-              <w:t xml:space="preserve">–  Agricultural Extension Officer: Officers advising Kenyan smallholder farmers use statistical tools to analyse crop yield data, advise on planting decisions, and report to county governments</w:t>
-            </w:r>
-          </w:p>
-          <w:p>
-            <w:pPr>
-              <w:spacing w:after="30" w:before="0"/>
-              <w:ind w:left="360" w:hanging="180"/>
-              <w:jc w:val="left"/>
-            </w:pPr>
-            <w:r>
-              <w:rPr>
-                <w:rFonts w:ascii="Arial" w:cs="Arial" w:eastAsia="Arial" w:hAnsi="Arial"/>
-                <w:b w:val="false"/>
-                <w:bCs w:val="false"/>
-                <w:i w:val="false"/>
-                <w:iCs w:val="false"/>
-                <w:color w:val="000000"/>
-                <w:sz w:val="18"/>
-                <w:szCs w:val="18"/>
-              </w:rPr>
-              <w:t xml:space="preserve">–  Business / Economics Analyst: Market analysts at Nairobi Stock Exchange or retail chains use frequency distributions and graphs to understand consumer trends and sales performance</w:t>
-            </w:r>
-          </w:p>
-          <w:p>
-            <w:pPr>
-              <w:spacing w:after="30" w:before="0"/>
-              <w:ind w:left="360" w:hanging="180"/>
-              <w:jc w:val="left"/>
-            </w:pPr>
-            <w:r>
-              <w:rPr>
-                <w:rFonts w:ascii="Arial" w:cs="Arial" w:eastAsia="Arial" w:hAnsi="Arial"/>
-                <w:b w:val="false"/>
-                <w:bCs w:val="false"/>
-                <w:i w:val="false"/>
-                <w:iCs w:val="false"/>
-                <w:color w:val="000000"/>
-                <w:sz w:val="18"/>
-                <w:szCs w:val="18"/>
-              </w:rPr>
-              <w:t xml:space="preserve">–  Journalist / Media Professional: Data journalists at outlets like Nation Media Group use graphs and statistics to communicate findings on elections, health, and economy to the public</w:t>
-            </w:r>
-          </w:p>
-          <w:p>
-            <w:pPr>
-              <w:spacing w:after="30" w:before="0"/>
-              <w:ind w:left="360" w:hanging="180"/>
-              <w:jc w:val="left"/>
-            </w:pPr>
-            <w:r>
-              <w:rPr>
-                <w:rFonts w:ascii="Arial" w:cs="Arial" w:eastAsia="Arial" w:hAnsi="Arial"/>
-                <w:b w:val="false"/>
-                <w:bCs w:val="false"/>
-                <w:i w:val="false"/>
-                <w:iCs w:val="false"/>
-                <w:color w:val="000000"/>
-                <w:sz w:val="18"/>
-                <w:szCs w:val="18"/>
-              </w:rPr>
-              <w:t xml:space="preserve">–  Teacher / Educator: Mathematics and science teachers require deep understanding of statistics to teach CBC effectively across Kenyan schools</w:t>
-            </w:r>
-          </w:p>
-        </w:tc>
-      </w:tr>
-      <w:tr>
-        <w:tc>
-          <w:tcPr>
-            <w:tcW w:type="dxa" w:w="3000"/>
-            <w:shd w:fill="D5E8F0" w:color="auto" w:val="clear"/>
-            <w:tcMar>
-              <w:top w:type="dxa" w:w="60"/>
-              <w:left w:type="dxa" w:w="120"/>
-              <w:bottom w:type="dxa" w:w="60"/>
-              <w:right w:type="dxa" w:w="120"/>
-            </w:tcMar>
-            <w:vAlign w:val="top"/>
-          </w:tcPr>
-          <w:p>
-            <w:pPr>
-              <w:spacing w:after="40" w:before="0"/>
-              <w:jc w:val="left"/>
-            </w:pPr>
-            <w:r>
-              <w:rPr>
-                <w:rFonts w:ascii="Arial" w:cs="Arial" w:eastAsia="Arial" w:hAnsi="Arial"/>
-                <w:b/>
-                <w:bCs/>
-                <w:i w:val="false"/>
-                <w:iCs w:val="false"/>
-                <w:color w:val="000000"/>
-                <w:sz w:val="18"/>
-                <w:szCs w:val="18"/>
-              </w:rPr>
-              <w:t xml:space="preserve">Focus for Lessons</w:t>
-            </w:r>
-          </w:p>
-        </w:tc>
-        <w:tc>
-          <w:tcPr>
-            <w:tcW w:type="dxa" w:w="10680"/>
-            <w:shd w:fill="FFFFFF" w:color="auto" w:val="clear"/>
-            <w:tcMar>
-              <w:top w:type="dxa" w:w="60"/>
-              <w:left w:type="dxa" w:w="120"/>
-              <w:bottom w:type="dxa" w:w="60"/>
-              <w:right w:type="dxa" w:w="120"/>
-            </w:tcMar>
-            <w:vAlign w:val="top"/>
-          </w:tcPr>
-          <w:p>
-            <w:pPr>
-              <w:spacing w:after="40" w:before="0"/>
-              <w:jc w:val="left"/>
-            </w:pPr>
-            <w:r>
-              <w:rPr>
-                <w:rFonts w:ascii="Arial" w:cs="Arial" w:eastAsia="Arial" w:hAnsi="Arial"/>
-                <w:b w:val="false"/>
-                <w:bCs w:val="false"/>
-                <w:i w:val="false"/>
-                <w:iCs w:val="false"/>
-                <w:color w:val="000000"/>
-                <w:sz w:val="18"/>
-                <w:szCs w:val="18"/>
-              </w:rPr>
-              <w:t xml:space="preserve">This unit introduces Grade 10 learners to the foundational concepts of Statistics through the lens of real Kenyan data — from KCPE score distributions in Nairobi schools to maize harvest records in the Rift Valley. Learners progress from organizing raw data into frequency distribution tables, through calculating measures of central tendency (mean, mode, and median), to constructing and interpreting line graphs, bar graphs, and pie charts. The unit emphasizes that statistics is not merely a computational exercise but a powerful tool for making sense of the world — enabling communities, governments, and individuals across Kenya to make informed, evidence-based decisions.</w:t>
-            </w:r>
-          </w:p>
-        </w:tc>
-      </w:tr>
-      <w:tr>
-        <w:tc>
-          <w:tcPr>
-            <w:tcW w:type="dxa" w:w="3000"/>
-            <w:shd w:fill="EAD1F5" w:color="auto" w:val="clear"/>
-            <w:tcMar>
-              <w:top w:type="dxa" w:w="60"/>
-              <w:left w:type="dxa" w:w="120"/>
-              <w:bottom w:type="dxa" w:w="60"/>
-              <w:right w:type="dxa" w:w="120"/>
-            </w:tcMar>
-            <w:vAlign w:val="top"/>
-          </w:tcPr>
-          <w:p>
-            <w:pPr>
-              <w:spacing w:after="40" w:before="0"/>
-              <w:jc w:val="left"/>
-            </w:pPr>
-            <w:r>
-              <w:rPr>
-                <w:rFonts w:ascii="Arial" w:cs="Arial" w:eastAsia="Arial" w:hAnsi="Arial"/>
-                <w:b/>
-                <w:bCs/>
-                <w:i w:val="false"/>
-                <w:iCs w:val="false"/>
-                <w:color w:val="000000"/>
-                <w:sz w:val="18"/>
-                <w:szCs w:val="18"/>
-              </w:rPr>
-              <w:t xml:space="preserve">Driving Question / Key Inquiry Questions</w:t>
-            </w:r>
-          </w:p>
-        </w:tc>
-        <w:tc>
-          <w:tcPr>
-            <w:tcW w:type="dxa" w:w="10680"/>
-            <w:shd w:fill="FFFFFF" w:color="auto" w:val="clear"/>
-            <w:tcMar>
-              <w:top w:type="dxa" w:w="60"/>
-              <w:left w:type="dxa" w:w="120"/>
-              <w:bottom w:type="dxa" w:w="60"/>
-              <w:right w:type="dxa" w:w="120"/>
-            </w:tcMar>
-            <w:vAlign w:val="top"/>
-          </w:tcPr>
-          <w:p>
-            <w:pPr>
-              <w:spacing w:after="40" w:before="0"/>
-              <w:jc w:val="left"/>
-            </w:pPr>
-            <w:r>
-              <w:rPr>
-                <w:rFonts w:ascii="Arial" w:cs="Arial" w:eastAsia="Arial" w:hAnsi="Arial"/>
-                <w:b w:val="false"/>
-                <w:bCs w:val="false"/>
-                <w:i w:val="false"/>
-                <w:iCs w:val="false"/>
-                <w:color w:val="000000"/>
-                <w:sz w:val="18"/>
-                <w:szCs w:val="18"/>
-              </w:rPr>
-              <w:t xml:space="preserve">DRIVING QUESTION: How can we collect, organize, and represent data about our community to help Kenyan decision-makers take effective action?</w:t>
-            </w:r>
-          </w:p>
-          <w:p>
-            <w:pPr>
-              <w:spacing w:after="40" w:before="0"/>
-              <w:jc w:val="left"/>
-            </w:pPr>
-            <w:r>
-              <w:rPr>
-                <w:rFonts w:ascii="Arial" w:cs="Arial" w:eastAsia="Arial" w:hAnsi="Arial"/>
-                <w:b w:val="false"/>
-                <w:bCs w:val="false"/>
-                <w:i w:val="false"/>
-                <w:iCs w:val="false"/>
-                <w:color w:val="000000"/>
-                <w:sz w:val="18"/>
-                <w:szCs w:val="18"/>
-              </w:rPr>
-              <w:t xml:space="preserve"/>
-            </w:r>
-          </w:p>
-          <w:p>
-            <w:pPr>
-              <w:spacing w:after="40" w:before="0"/>
-              <w:jc w:val="left"/>
-            </w:pPr>
-            <w:r>
-              <w:rPr>
-                <w:rFonts w:ascii="Arial" w:cs="Arial" w:eastAsia="Arial" w:hAnsi="Arial"/>
-                <w:b w:val="false"/>
-                <w:bCs w:val="false"/>
-                <w:i w:val="false"/>
-                <w:iCs w:val="false"/>
-                <w:color w:val="000000"/>
-                <w:sz w:val="18"/>
-                <w:szCs w:val="18"/>
-              </w:rPr>
-              <w:t xml:space="preserve">KICD KEY INQUIRY QUESTIONS:</w:t>
-            </w:r>
-          </w:p>
-          <w:p>
-            <w:pPr>
-              <w:spacing w:after="40" w:before="0"/>
-              <w:jc w:val="left"/>
-            </w:pPr>
-            <w:r>
-              <w:rPr>
-                <w:rFonts w:ascii="Arial" w:cs="Arial" w:eastAsia="Arial" w:hAnsi="Arial"/>
-                <w:b w:val="false"/>
-                <w:bCs w:val="false"/>
-                <w:i w:val="false"/>
-                <w:iCs w:val="false"/>
-                <w:color w:val="000000"/>
-                <w:sz w:val="18"/>
-                <w:szCs w:val="18"/>
-              </w:rPr>
-              <w:t xml:space="preserve">1. How do we collect, organize, and represent data?</w:t>
-            </w:r>
-          </w:p>
-          <w:p>
-            <w:pPr>
-              <w:spacing w:after="40" w:before="0"/>
-              <w:jc w:val="left"/>
-            </w:pPr>
-            <w:r>
-              <w:rPr>
-                <w:rFonts w:ascii="Arial" w:cs="Arial" w:eastAsia="Arial" w:hAnsi="Arial"/>
-                <w:b w:val="false"/>
-                <w:bCs w:val="false"/>
-                <w:i w:val="false"/>
-                <w:iCs w:val="false"/>
-                <w:color w:val="000000"/>
-                <w:sz w:val="18"/>
-                <w:szCs w:val="18"/>
-              </w:rPr>
-              <w:t xml:space="preserve">2. How do measures of central tendency help us make sense of data in real life?</w:t>
-            </w:r>
-          </w:p>
-        </w:tc>
-      </w:tr>
-      <w:tr>
-        <w:tc>
-          <w:tcPr>
-            <w:tcW w:type="dxa" w:w="3000"/>
-            <w:shd w:fill="EAD1F5" w:color="auto" w:val="clear"/>
-            <w:tcMar>
-              <w:top w:type="dxa" w:w="60"/>
-              <w:left w:type="dxa" w:w="120"/>
-              <w:bottom w:type="dxa" w:w="60"/>
-              <w:right w:type="dxa" w:w="120"/>
-            </w:tcMar>
-            <w:vAlign w:val="top"/>
-          </w:tcPr>
-          <w:p>
-            <w:pPr>
-              <w:spacing w:after="40" w:before="0"/>
-              <w:jc w:val="left"/>
-            </w:pPr>
-            <w:r>
-              <w:rPr>
-                <w:rFonts w:ascii="Arial" w:cs="Arial" w:eastAsia="Arial" w:hAnsi="Arial"/>
-                <w:b/>
-                <w:bCs/>
-                <w:i w:val="false"/>
-                <w:iCs w:val="false"/>
-                <w:color w:val="000000"/>
-                <w:sz w:val="18"/>
-                <w:szCs w:val="18"/>
-              </w:rPr>
-              <w:t xml:space="preserve">Anchoring Phenomenon</w:t>
-            </w:r>
-          </w:p>
-        </w:tc>
-        <w:tc>
-          <w:tcPr>
-            <w:tcW w:type="dxa" w:w="10680"/>
-            <w:shd w:fill="FFFFFF" w:color="auto" w:val="clear"/>
-            <w:tcMar>
-              <w:top w:type="dxa" w:w="60"/>
-              <w:left w:type="dxa" w:w="120"/>
-              <w:bottom w:type="dxa" w:w="60"/>
-              <w:right w:type="dxa" w:w="120"/>
-            </w:tcMar>
-            <w:vAlign w:val="top"/>
-          </w:tcPr>
-          <w:p>
-            <w:pPr>
-              <w:spacing w:after="40" w:before="0"/>
-              <w:jc w:val="left"/>
-            </w:pPr>
-            <w:r>
-              <w:rPr>
-                <w:rFonts w:ascii="Arial" w:cs="Arial" w:eastAsia="Arial" w:hAnsi="Arial"/>
-                <w:b w:val="false"/>
-                <w:bCs w:val="false"/>
-                <w:i w:val="false"/>
-                <w:iCs w:val="false"/>
-                <w:color w:val="000000"/>
-                <w:sz w:val="18"/>
-                <w:szCs w:val="18"/>
-              </w:rPr>
-              <w:t xml:space="preserve">ANCHORING PHENOMENON — "The Maize Harvest Mystery of Nakuru County"</w:t>
-            </w:r>
-          </w:p>
-          <w:p>
-            <w:pPr>
-              <w:spacing w:after="40" w:before="0"/>
-              <w:jc w:val="left"/>
-            </w:pPr>
-            <w:r>
-              <w:rPr>
-                <w:rFonts w:ascii="Arial" w:cs="Arial" w:eastAsia="Arial" w:hAnsi="Arial"/>
-                <w:b w:val="false"/>
-                <w:bCs w:val="false"/>
-                <w:i w:val="false"/>
-                <w:iCs w:val="false"/>
-                <w:color w:val="000000"/>
-                <w:sz w:val="18"/>
-                <w:szCs w:val="18"/>
-              </w:rPr>
-              <w:t xml:space="preserve"/>
-            </w:r>
-          </w:p>
-          <w:p>
-            <w:pPr>
-              <w:spacing w:after="40" w:before="0"/>
-              <w:jc w:val="left"/>
-            </w:pPr>
-            <w:r>
-              <w:rPr>
-                <w:rFonts w:ascii="Arial" w:cs="Arial" w:eastAsia="Arial" w:hAnsi="Arial"/>
-                <w:b w:val="false"/>
-                <w:bCs w:val="false"/>
-                <w:i w:val="false"/>
-                <w:iCs w:val="false"/>
-                <w:color w:val="000000"/>
-                <w:sz w:val="18"/>
-                <w:szCs w:val="18"/>
-              </w:rPr>
-              <w:t xml:space="preserve">A video is shown of a Kenya Agricultural and Livestock Research Organization (KALRO) officer visiting five smallholder maize farmers in Nakuru County. Each farmer reports their total maize harvest in 90-kg bags: the values are scattered and seemingly random — some farmers harvested as few as 4 bags while others harvested as many as 31 bags. The officer writes all 20 farmers' values on a chalkboard in the order she collected them. The data looks chaotic and impossible to interpret at a glance.</w:t>
-            </w:r>
-          </w:p>
-          <w:p>
-            <w:pPr>
-              <w:spacing w:after="40" w:before="0"/>
-              <w:jc w:val="left"/>
-            </w:pPr>
-            <w:r>
-              <w:rPr>
-                <w:rFonts w:ascii="Arial" w:cs="Arial" w:eastAsia="Arial" w:hAnsi="Arial"/>
-                <w:b w:val="false"/>
-                <w:bCs w:val="false"/>
-                <w:i w:val="false"/>
-                <w:iCs w:val="false"/>
-                <w:color w:val="000000"/>
-                <w:sz w:val="18"/>
-                <w:szCs w:val="18"/>
-              </w:rPr>
-              <w:t xml:space="preserve"/>
-            </w:r>
-          </w:p>
-          <w:p>
-            <w:pPr>
-              <w:spacing w:after="40" w:before="0"/>
-              <w:jc w:val="left"/>
-            </w:pPr>
-            <w:r>
-              <w:rPr>
-                <w:rFonts w:ascii="Arial" w:cs="Arial" w:eastAsia="Arial" w:hAnsi="Arial"/>
-                <w:b w:val="false"/>
-                <w:bCs w:val="false"/>
-                <w:i w:val="false"/>
-                <w:iCs w:val="false"/>
-                <w:color w:val="000000"/>
-                <w:sz w:val="18"/>
-                <w:szCs w:val="18"/>
-              </w:rPr>
-              <w:t xml:space="preserve">The puzzle: The county government needs ONE number to represent the "typical" harvest for Nakuru County farmers so they can decide how much subsidized fertilizer to allocate next season. But looking at the raw list, students notice that different farmers suggest different "representative" numbers — one says use the most common value, another says use the middle value, another says add them all up and divide. The video ends with the officer asking: "Which single number best represents all our farmers — and how do we even begin to make sense of all this data?"</w:t>
-            </w:r>
-          </w:p>
-          <w:p>
-            <w:pPr>
-              <w:spacing w:after="40" w:before="0"/>
-              <w:jc w:val="left"/>
-            </w:pPr>
-            <w:r>
-              <w:rPr>
-                <w:rFonts w:ascii="Arial" w:cs="Arial" w:eastAsia="Arial" w:hAnsi="Arial"/>
-                <w:b w:val="false"/>
-                <w:bCs w:val="false"/>
-                <w:i w:val="false"/>
-                <w:iCs w:val="false"/>
-                <w:color w:val="000000"/>
-                <w:sz w:val="18"/>
-                <w:szCs w:val="18"/>
-              </w:rPr>
-              <w:t xml:space="preserve"/>
-            </w:r>
-          </w:p>
-          <w:p>
-            <w:pPr>
-              <w:spacing w:after="40" w:before="0"/>
-              <w:jc w:val="left"/>
-            </w:pPr>
-            <w:r>
-              <w:rPr>
-                <w:rFonts w:ascii="Arial" w:cs="Arial" w:eastAsia="Arial" w:hAnsi="Arial"/>
-                <w:b w:val="false"/>
-                <w:bCs w:val="false"/>
-                <w:i w:val="false"/>
-                <w:iCs w:val="false"/>
-                <w:color w:val="000000"/>
-                <w:sz w:val="18"/>
-                <w:szCs w:val="18"/>
-              </w:rPr>
-              <w:t xml:space="preserve">This is puzzling because learners immediately feel the tension: raw data is overwhelming and unhelpful until it is organized. They are motivated to find tools (frequency tables, averages, graphs) that turn a chaotic list into a story that can drive real decisions affecting Kenyan farmers' livelihoods.</w:t>
-            </w:r>
-          </w:p>
-        </w:tc>
-      </w:tr>
-      <w:tr>
-        <w:tc>
-          <w:tcPr>
-            <w:tcW w:type="dxa" w:w="3000"/>
-            <w:shd w:fill="D9EEF1" w:color="auto" w:val="clear"/>
-            <w:tcMar>
-              <w:top w:type="dxa" w:w="60"/>
-              <w:left w:type="dxa" w:w="120"/>
-              <w:bottom w:type="dxa" w:w="60"/>
-              <w:right w:type="dxa" w:w="120"/>
-            </w:tcMar>
-            <w:vAlign w:val="top"/>
-          </w:tcPr>
-          <w:p>
-            <w:pPr>
-              <w:spacing w:after="40" w:before="0"/>
-              <w:jc w:val="left"/>
-            </w:pPr>
-            <w:r>
-              <w:rPr>
-                <w:rFonts w:ascii="Arial" w:cs="Arial" w:eastAsia="Arial" w:hAnsi="Arial"/>
-                <w:b/>
-                <w:bCs/>
-                <w:i w:val="false"/>
-                <w:iCs w:val="false"/>
-                <w:color w:val="000000"/>
-                <w:sz w:val="18"/>
-                <w:szCs w:val="18"/>
-              </w:rPr>
-              <w:t xml:space="preserve">Storyline Thread</w:t>
-            </w:r>
-          </w:p>
-        </w:tc>
-        <w:tc>
-          <w:tcPr>
-            <w:tcW w:type="dxa" w:w="10680"/>
-            <w:shd w:fill="FFFFFF" w:color="auto" w:val="clear"/>
-            <w:tcMar>
-              <w:top w:type="dxa" w:w="60"/>
-              <w:left w:type="dxa" w:w="120"/>
-              <w:bottom w:type="dxa" w:w="60"/>
-              <w:right w:type="dxa" w:w="120"/>
-            </w:tcMar>
-            <w:vAlign w:val="top"/>
-          </w:tcPr>
-          <w:p>
-            <w:pPr>
-              <w:spacing w:after="40" w:before="0"/>
-              <w:jc w:val="left"/>
-            </w:pPr>
-            <w:r>
-              <w:rPr>
-                <w:rFonts w:ascii="Arial" w:cs="Arial" w:eastAsia="Arial" w:hAnsi="Arial"/>
-                <w:b w:val="false"/>
-                <w:bCs w:val="false"/>
-                <w:i w:val="false"/>
-                <w:iCs w:val="false"/>
-                <w:color w:val="000000"/>
-                <w:sz w:val="18"/>
-                <w:szCs w:val="18"/>
-              </w:rPr>
-              <w:t xml:space="preserve">Lesson 1 — "Making Sense of Chaos" (Frequency Distribution Tables): Students encounter the anchoring phenomenon (Nakuru maize harvest data). They attempt to make sense of 20 raw data values, discover the need for organization, and construct their first frequency distribution table for ungrouped data using tally marks. They add their first "wonder" question to the Driving Question Board (DQB).</w:t>
-            </w:r>
-          </w:p>
-          <w:p>
-            <w:pPr>
-              <w:spacing w:after="40" w:before="0"/>
-              <w:jc w:val="left"/>
-            </w:pPr>
-            <w:r>
-              <w:rPr>
-                <w:rFonts w:ascii="Arial" w:cs="Arial" w:eastAsia="Arial" w:hAnsi="Arial"/>
-                <w:b w:val="false"/>
-                <w:bCs w:val="false"/>
-                <w:i w:val="false"/>
-                <w:iCs w:val="false"/>
-                <w:color w:val="000000"/>
-                <w:sz w:val="18"/>
-                <w:szCs w:val="18"/>
-              </w:rPr>
-              <w:t xml:space="preserve"/>
-            </w:r>
-          </w:p>
-          <w:p>
-            <w:pPr>
-              <w:spacing w:after="40" w:before="0"/>
-              <w:jc w:val="left"/>
-            </w:pPr>
-            <w:r>
-              <w:rPr>
-                <w:rFonts w:ascii="Arial" w:cs="Arial" w:eastAsia="Arial" w:hAnsi="Arial"/>
-                <w:b w:val="false"/>
-                <w:bCs w:val="false"/>
-                <w:i w:val="false"/>
-                <w:iCs w:val="false"/>
-                <w:color w:val="000000"/>
-                <w:sz w:val="18"/>
-                <w:szCs w:val="18"/>
-              </w:rPr>
-              <w:t xml:space="preserve">Lesson 2 — "Sorting the Story" (Simple Distribution Tables &amp; Tally Charts): Students refine their frequency tables using a video on simple distribution tables, practice with a new data set (daily sukuma wiki prices at Kongowea Market, Mombasa), and compare how a well-structured table makes patterns immediately visible. DQB is updated with new observations.</w:t>
-            </w:r>
-          </w:p>
-          <w:p>
-            <w:pPr>
-              <w:spacing w:after="40" w:before="0"/>
-              <w:jc w:val="left"/>
-            </w:pPr>
-            <w:r>
-              <w:rPr>
-                <w:rFonts w:ascii="Arial" w:cs="Arial" w:eastAsia="Arial" w:hAnsi="Arial"/>
-                <w:b w:val="false"/>
-                <w:bCs w:val="false"/>
-                <w:i w:val="false"/>
-                <w:iCs w:val="false"/>
-                <w:color w:val="000000"/>
-                <w:sz w:val="18"/>
-                <w:szCs w:val="18"/>
-              </w:rPr>
-              <w:t xml:space="preserve"/>
-            </w:r>
-          </w:p>
-          <w:p>
-            <w:pPr>
-              <w:spacing w:after="40" w:before="0"/>
-              <w:jc w:val="left"/>
-            </w:pPr>
-            <w:r>
-              <w:rPr>
-                <w:rFonts w:ascii="Arial" w:cs="Arial" w:eastAsia="Arial" w:hAnsi="Arial"/>
-                <w:b w:val="false"/>
-                <w:bCs w:val="false"/>
-                <w:i w:val="false"/>
-                <w:iCs w:val="false"/>
-                <w:color w:val="000000"/>
-                <w:sz w:val="18"/>
-                <w:szCs w:val="18"/>
-              </w:rPr>
-              <w:t xml:space="preserve">Lesson 3 — "Finding the Balance Point" (Mean of Ungrouped Data): Using the PhET simulation, students explore the concept of mean as a balance point. They calculate the mean of the Nakuru maize harvest data and the mandazi sales data, connecting the computed value back to the anchoring phenomenon — does the mean represent the "typical" farmer?</w:t>
-            </w:r>
-          </w:p>
-          <w:p>
-            <w:pPr>
-              <w:spacing w:after="40" w:before="0"/>
-              <w:jc w:val="left"/>
-            </w:pPr>
-            <w:r>
-              <w:rPr>
-                <w:rFonts w:ascii="Arial" w:cs="Arial" w:eastAsia="Arial" w:hAnsi="Arial"/>
-                <w:b w:val="false"/>
-                <w:bCs w:val="false"/>
-                <w:i w:val="false"/>
-                <w:iCs w:val="false"/>
-                <w:color w:val="000000"/>
-                <w:sz w:val="18"/>
-                <w:szCs w:val="18"/>
-              </w:rPr>
-              <w:t xml:space="preserve"/>
-            </w:r>
-          </w:p>
-          <w:p>
-            <w:pPr>
-              <w:spacing w:after="40" w:before="0"/>
-              <w:jc w:val="left"/>
-            </w:pPr>
-            <w:r>
-              <w:rPr>
-                <w:rFonts w:ascii="Arial" w:cs="Arial" w:eastAsia="Arial" w:hAnsi="Arial"/>
-                <w:b w:val="false"/>
-                <w:bCs w:val="false"/>
-                <w:i w:val="false"/>
-                <w:iCs w:val="false"/>
-                <w:color w:val="000000"/>
-                <w:sz w:val="18"/>
-                <w:szCs w:val="18"/>
-              </w:rPr>
-              <w:t xml:space="preserve">Lesson 4 — "The Most Popular Value" (Mode of Ungrouped Data): Students investigate mode through the mandazi market supporting phenomenon, identifying the most frequently occurring value. They conduct a classroom data-collection activity (e.g., number of siblings), find the mode, and debate whether the mode or mean is more useful for the fertilizer allocation decision.</w:t>
-            </w:r>
-          </w:p>
-          <w:p>
-            <w:pPr>
-              <w:spacing w:after="40" w:before="0"/>
-              <w:jc w:val="left"/>
-            </w:pPr>
-            <w:r>
-              <w:rPr>
-                <w:rFonts w:ascii="Arial" w:cs="Arial" w:eastAsia="Arial" w:hAnsi="Arial"/>
-                <w:b w:val="false"/>
-                <w:bCs w:val="false"/>
-                <w:i w:val="false"/>
-                <w:iCs w:val="false"/>
-                <w:color w:val="000000"/>
-                <w:sz w:val="18"/>
-                <w:szCs w:val="18"/>
-              </w:rPr>
-              <w:t xml:space="preserve"/>
-            </w:r>
-          </w:p>
-          <w:p>
-            <w:pPr>
-              <w:spacing w:after="40" w:before="0"/>
-              <w:jc w:val="left"/>
-            </w:pPr>
-            <w:r>
-              <w:rPr>
-                <w:rFonts w:ascii="Arial" w:cs="Arial" w:eastAsia="Arial" w:hAnsi="Arial"/>
-                <w:b w:val="false"/>
-                <w:bCs w:val="false"/>
-                <w:i w:val="false"/>
-                <w:iCs w:val="false"/>
-                <w:color w:val="000000"/>
-                <w:sz w:val="18"/>
-                <w:szCs w:val="18"/>
-              </w:rPr>
-              <w:t xml:space="preserve">Lesson 5 — "The Middle of the Story" (Median of Ungrouped Data): Students order data sets and locate the median, using the KCPE Kisumu supporting phenomenon to see why median can be more representative than mean when extreme values exist. They compare mean, mode, and median for the Nakuru data set, updating their DQB with a refined answer to the driving question.</w:t>
-            </w:r>
-          </w:p>
-          <w:p>
-            <w:pPr>
-              <w:spacing w:after="40" w:before="0"/>
-              <w:jc w:val="left"/>
-            </w:pPr>
-            <w:r>
-              <w:rPr>
-                <w:rFonts w:ascii="Arial" w:cs="Arial" w:eastAsia="Arial" w:hAnsi="Arial"/>
-                <w:b w:val="false"/>
-                <w:bCs w:val="false"/>
-                <w:i w:val="false"/>
-                <w:iCs w:val="false"/>
-                <w:color w:val="000000"/>
-                <w:sz w:val="18"/>
-                <w:szCs w:val="18"/>
-              </w:rPr>
-              <w:t xml:space="preserve"/>
-            </w:r>
-          </w:p>
-          <w:p>
-            <w:pPr>
-              <w:spacing w:after="40" w:before="0"/>
-              <w:jc w:val="left"/>
-            </w:pPr>
-            <w:r>
-              <w:rPr>
-                <w:rFonts w:ascii="Arial" w:cs="Arial" w:eastAsia="Arial" w:hAnsi="Arial"/>
-                <w:b w:val="false"/>
-                <w:bCs w:val="false"/>
-                <w:i w:val="false"/>
-                <w:iCs w:val="false"/>
-                <w:color w:val="000000"/>
-                <w:sz w:val="18"/>
-                <w:szCs w:val="18"/>
-              </w:rPr>
-              <w:t xml:space="preserve">Lesson 6 — "Drawing the Journey" (Line Graphs): Using the Kericho rainfall supporting phenomenon and a video on line graphs, students construct line graphs from provided data sets (e.g., monthly maize prices in Nairobi). They identify trends, peaks, and troughs, connecting graphical patterns to real agricultural and economic decisions.</w:t>
-            </w:r>
-          </w:p>
-          <w:p>
-            <w:pPr>
-              <w:spacing w:after="40" w:before="0"/>
-              <w:jc w:val="left"/>
-            </w:pPr>
-            <w:r>
-              <w:rPr>
-                <w:rFonts w:ascii="Arial" w:cs="Arial" w:eastAsia="Arial" w:hAnsi="Arial"/>
-                <w:b w:val="false"/>
-                <w:bCs w:val="false"/>
-                <w:i w:val="false"/>
-                <w:iCs w:val="false"/>
-                <w:color w:val="000000"/>
-                <w:sz w:val="18"/>
-                <w:szCs w:val="18"/>
-              </w:rPr>
-              <w:t xml:space="preserve"/>
-            </w:r>
-          </w:p>
-          <w:p>
-            <w:pPr>
-              <w:spacing w:after="40" w:before="0"/>
-              <w:jc w:val="left"/>
-            </w:pPr>
-            <w:r>
-              <w:rPr>
-                <w:rFonts w:ascii="Arial" w:cs="Arial" w:eastAsia="Arial" w:hAnsi="Arial"/>
-                <w:b w:val="false"/>
-                <w:bCs w:val="false"/>
-                <w:i w:val="false"/>
-                <w:iCs w:val="false"/>
-                <w:color w:val="000000"/>
-                <w:sz w:val="18"/>
-                <w:szCs w:val="18"/>
-              </w:rPr>
-              <w:t xml:space="preserve">Lesson 7 — "Comparing with Bars" (Bar Graphs): Students watch a video on bar graphs and construct their own bar graphs from frequency distribution tables built in Lessons 1–2. They compare multiple categories (e.g., harvest yields across five Rift Valley counties) and discuss how bar graphs communicate comparisons more powerfully than raw tables.</w:t>
-            </w:r>
-          </w:p>
-          <w:p>
-            <w:pPr>
-              <w:spacing w:after="40" w:before="0"/>
-              <w:jc w:val="left"/>
-            </w:pPr>
-            <w:r>
-              <w:rPr>
-                <w:rFonts w:ascii="Arial" w:cs="Arial" w:eastAsia="Arial" w:hAnsi="Arial"/>
-                <w:b w:val="false"/>
-                <w:bCs w:val="false"/>
-                <w:i w:val="false"/>
-                <w:iCs w:val="false"/>
-                <w:color w:val="000000"/>
-                <w:sz w:val="18"/>
-                <w:szCs w:val="18"/>
-              </w:rPr>
-              <w:t xml:space="preserve"/>
-            </w:r>
-          </w:p>
-          <w:p>
-            <w:pPr>
-              <w:spacing w:after="40" w:before="0"/>
-              <w:jc w:val="left"/>
-            </w:pPr>
-            <w:r>
-              <w:rPr>
-                <w:rFonts w:ascii="Arial" w:cs="Arial" w:eastAsia="Arial" w:hAnsi="Arial"/>
-                <w:b w:val="false"/>
-                <w:bCs w:val="false"/>
-                <w:i w:val="false"/>
-                <w:iCs w:val="false"/>
-                <w:color w:val="000000"/>
-                <w:sz w:val="18"/>
-                <w:szCs w:val="18"/>
-              </w:rPr>
-              <w:t xml:space="preserve">Lesson 8 — "Slicing the Pie" (Construction of Pie Charts): Using the Kenya Energy Mix supporting phenomenon as a model, students learn to calculate angles from percentages and construct accurate pie charts by hand. They create pie charts representing the class data collected in Lesson 4, connecting construction skills to real-world data visualization.</w:t>
-            </w:r>
-          </w:p>
-          <w:p>
-            <w:pPr>
-              <w:spacing w:after="40" w:before="0"/>
-              <w:jc w:val="left"/>
-            </w:pPr>
-            <w:r>
-              <w:rPr>
-                <w:rFonts w:ascii="Arial" w:cs="Arial" w:eastAsia="Arial" w:hAnsi="Arial"/>
-                <w:b w:val="false"/>
-                <w:bCs w:val="false"/>
-                <w:i w:val="false"/>
-                <w:iCs w:val="false"/>
-                <w:color w:val="000000"/>
-                <w:sz w:val="18"/>
-                <w:szCs w:val="18"/>
-              </w:rPr>
-              <w:t xml:space="preserve"/>
-            </w:r>
-          </w:p>
-          <w:p>
-            <w:pPr>
-              <w:spacing w:after="40" w:before="0"/>
-              <w:jc w:val="left"/>
-            </w:pPr>
-            <w:r>
-              <w:rPr>
-                <w:rFonts w:ascii="Arial" w:cs="Arial" w:eastAsia="Arial" w:hAnsi="Arial"/>
-                <w:b w:val="false"/>
-                <w:bCs w:val="false"/>
-                <w:i w:val="false"/>
-                <w:iCs w:val="false"/>
-                <w:color w:val="000000"/>
-                <w:sz w:val="18"/>
-                <w:szCs w:val="18"/>
-              </w:rPr>
-              <w:t xml:space="preserve">Lesson 9 — "Reading the Full Picture" (Interpretation of Graphs, Pie Charts &amp; Importance of Statistics): Students interpret a set of mixed graphs and pie charts drawn from Kenyan newspaper articles and KNBS reports. They write a short advisory report to the fictional Nakuru County government recommending a fertilizer allocation strategy, using all statistical tools learned in the unit. The lesson closes with a video on the importance of statistics in real life and a full DQB review — students answer the driving question using evidence gathered across all 9 lessons.</w:t>
-            </w:r>
-          </w:p>
-        </w:tc>
-      </w:tr>
-      <w:tr>
-        <w:tc>
-          <w:tcPr>
-            <w:tcW w:type="dxa" w:w="3000"/>
-            <w:shd w:fill="EAD1F5" w:color="auto" w:val="clear"/>
-            <w:tcMar>
-              <w:top w:type="dxa" w:w="60"/>
-              <w:left w:type="dxa" w:w="120"/>
-              <w:bottom w:type="dxa" w:w="60"/>
-              <w:right w:type="dxa" w:w="120"/>
-            </w:tcMar>
-            <w:vAlign w:val="top"/>
-          </w:tcPr>
-          <w:p>
-            <w:pPr>
-              <w:spacing w:after="40" w:before="0"/>
-              <w:jc w:val="left"/>
-            </w:pPr>
-            <w:r>
-              <w:rPr>
-                <w:rFonts w:ascii="Arial" w:cs="Arial" w:eastAsia="Arial" w:hAnsi="Arial"/>
-                <w:b/>
-                <w:bCs/>
-                <w:i w:val="false"/>
-                <w:iCs w:val="false"/>
-                <w:color w:val="000000"/>
-                <w:sz w:val="18"/>
-                <w:szCs w:val="18"/>
-              </w:rPr>
-              <w:t xml:space="preserve">Supporting Phenomena</w:t>
-            </w:r>
-          </w:p>
-        </w:tc>
-        <w:tc>
-          <w:tcPr>
-            <w:tcW w:type="dxa" w:w="10680"/>
-            <w:shd w:fill="FFFFFF" w:color="auto" w:val="clear"/>
-            <w:tcMar>
-              <w:top w:type="dxa" w:w="60"/>
-              <w:left w:type="dxa" w:w="120"/>
-              <w:bottom w:type="dxa" w:w="60"/>
-              <w:right w:type="dxa" w:w="120"/>
-            </w:tcMar>
-            <w:vAlign w:val="top"/>
-          </w:tcPr>
-          <w:p>
-            <w:pPr>
-              <w:spacing w:after="30" w:before="0"/>
-              <w:ind w:left="360" w:hanging="180"/>
-              <w:jc w:val="left"/>
-            </w:pPr>
-            <w:r>
-              <w:rPr>
-                <w:rFonts w:ascii="Arial" w:cs="Arial" w:eastAsia="Arial" w:hAnsi="Arial"/>
-                <w:b w:val="false"/>
-                <w:bCs w:val="false"/>
-                <w:i w:val="false"/>
-                <w:iCs w:val="false"/>
-                <w:color w:val="000000"/>
-                <w:sz w:val="18"/>
-                <w:szCs w:val="18"/>
-              </w:rPr>
-              <w:t xml:space="preserve">–  SUPPORTING PHENOMENON 1 — "Mandazi Sales at Gikomba Market": A Nairobi market vendor records the number of mandazi sold each day for 20 days. The raw tally is shown on screen — students see how a simple frequency distribution table instantly reveals the most common daily sales figure (mode), helping the vendor decide how many to bake each morning.</w:t>
-            </w:r>
-          </w:p>
-          <w:p>
-            <w:pPr>
-              <w:spacing w:after="30" w:before="0"/>
-              <w:ind w:left="360" w:hanging="180"/>
-              <w:jc w:val="left"/>
-            </w:pPr>
-            <w:r>
-              <w:rPr>
-                <w:rFonts w:ascii="Arial" w:cs="Arial" w:eastAsia="Arial" w:hAnsi="Arial"/>
-                <w:b w:val="false"/>
-                <w:bCs w:val="false"/>
-                <w:i w:val="false"/>
-                <w:iCs w:val="false"/>
-                <w:color w:val="000000"/>
-                <w:sz w:val="18"/>
-                <w:szCs w:val="18"/>
-              </w:rPr>
-              <w:t xml:space="preserve">–  SUPPORTING PHENOMENON 2 — "Rainfall Records in Kericho Tea Country": A line graph from the Kenya Meteorological Department showing monthly rainfall in Kericho over one year is displayed alongside raw monthly figures. Students observe how the line graph reveals a wet-season peak invisible in the raw numbers, motivating the power of graphical data representation.</w:t>
-            </w:r>
-          </w:p>
-          <w:p>
-            <w:pPr>
-              <w:spacing w:after="30" w:before="0"/>
-              <w:ind w:left="360" w:hanging="180"/>
-              <w:jc w:val="left"/>
-            </w:pPr>
-            <w:r>
-              <w:rPr>
-                <w:rFonts w:ascii="Arial" w:cs="Arial" w:eastAsia="Arial" w:hAnsi="Arial"/>
-                <w:b w:val="false"/>
-                <w:bCs w:val="false"/>
-                <w:i w:val="false"/>
-                <w:iCs w:val="false"/>
-                <w:color w:val="000000"/>
-                <w:sz w:val="18"/>
-                <w:szCs w:val="18"/>
-              </w:rPr>
-              <w:t xml:space="preserve">–  SUPPORTING PHENOMENON 3 — "KCPE Score Distribution in a Kisumu School": A bar graph of KCPE scores from a Kisumu primary school is shown with the mean score marked. Students notice several pupils scored far above and below the mean, prompting discussion of whether the mean alone tells the full story — introducing the value of median and mode alongside mean.</w:t>
-            </w:r>
-          </w:p>
-          <w:p>
-            <w:pPr>
-              <w:spacing w:after="30" w:before="0"/>
-              <w:ind w:left="360" w:hanging="180"/>
-              <w:jc w:val="left"/>
-            </w:pPr>
-            <w:r>
-              <w:rPr>
-                <w:rFonts w:ascii="Arial" w:cs="Arial" w:eastAsia="Arial" w:hAnsi="Arial"/>
-                <w:b w:val="false"/>
-                <w:bCs w:val="false"/>
-                <w:i w:val="false"/>
-                <w:iCs w:val="false"/>
-                <w:color w:val="000000"/>
-                <w:sz w:val="18"/>
-                <w:szCs w:val="18"/>
-              </w:rPr>
-              <w:t xml:space="preserve">–  SUPPORTING PHENOMENON 4 — "Kenya's Energy Mix Pie Chart": A pie chart from the Kenya Energy and Petroleum Regulatory Authority (EPRA) showing Kenya's electricity generation sources (geothermal, hydro, wind, solar, thermal) is displayed. Students are challenged to reverse-engineer the chart — given the percentages, can they reconstruct it? This motivates the lesson on pie chart construction.</w:t>
-            </w:r>
-          </w:p>
-        </w:tc>
-      </w:tr>
-    </w:tbl>
-    <w:p>
-      <w:pPr>
-        <w:spacing w:after="120"/>
-      </w:pPr>
-      <w:r>
-        <w:t xml:space="preserve"/>
       </w:r>
     </w:p>
     <w:p>
@@ -3649,7 +3649,7 @@
             <w:pPr>
               <w:spacing w:after="20" w:before="0"/>
             </w:pPr>
-            <w:hyperlink w:history="1" r:id="rIdtbgiv3ox4uhgrzcnt5tzi">
+            <w:hyperlink w:history="1" r:id="rId2qbv0vxiqwps4yl_szjgr">
               <w:r>
                 <w:rPr>
                   <w:rFonts w:ascii="Arial" w:cs="Arial" w:eastAsia="Arial" w:hAnsi="Arial"/>
@@ -3682,7 +3682,7 @@
               <w:spacing w:after="10" w:before="0"/>
               <w:ind w:left="120"/>
             </w:pPr>
-            <w:hyperlink w:history="1" r:id="rIdd-jqxuyymwgssmqeuxo92">
+            <w:hyperlink w:history="1" r:id="rIdotvxnlt8tikiveytjdari">
               <w:r>
                 <w:rPr>
                   <w:rFonts w:ascii="Arial" w:cs="Arial" w:eastAsia="Arial" w:hAnsi="Arial"/>
@@ -3727,7 +3727,7 @@
             <w:pPr>
               <w:spacing w:after="20" w:before="0"/>
             </w:pPr>
-            <w:hyperlink w:history="1" r:id="rId4wrk831ws0ye2slx3krm8">
+            <w:hyperlink w:history="1" r:id="rIdgj4jbz9rhfqluxvev722p">
               <w:r>
                 <w:rPr>
                   <w:rFonts w:ascii="Arial" w:cs="Arial" w:eastAsia="Arial" w:hAnsi="Arial"/>
@@ -3760,7 +3760,7 @@
               <w:spacing w:after="10" w:before="0"/>
               <w:ind w:left="120"/>
             </w:pPr>
-            <w:hyperlink w:history="1" r:id="rId5nxgc8remh7niua7dou6k">
+            <w:hyperlink w:history="1" r:id="rIdhblid1d53vw5hpdb2sdxl">
               <w:r>
                 <w:rPr>
                   <w:rFonts w:ascii="Arial" w:cs="Arial" w:eastAsia="Arial" w:hAnsi="Arial"/>
@@ -3955,7 +3955,7 @@
             <w:pPr>
               <w:spacing w:after="20" w:before="0"/>
             </w:pPr>
-            <w:hyperlink w:history="1" r:id="rId_0ypkt755tqvb8rscjpjv">
+            <w:hyperlink w:history="1" r:id="rIdaiik-j1xqhhn8egywivep">
               <w:r>
                 <w:rPr>
                   <w:rFonts w:ascii="Arial" w:cs="Arial" w:eastAsia="Arial" w:hAnsi="Arial"/>
@@ -3988,7 +3988,7 @@
               <w:spacing w:after="10" w:before="0"/>
               <w:ind w:left="120"/>
             </w:pPr>
-            <w:hyperlink w:history="1" r:id="rIdialqahzo3g47gdtty4v05">
+            <w:hyperlink w:history="1" r:id="rIdtssglkeqiqri3m6yb-ww3">
               <w:r>
                 <w:rPr>
                   <w:rFonts w:ascii="Arial" w:cs="Arial" w:eastAsia="Arial" w:hAnsi="Arial"/>
@@ -4033,7 +4033,7 @@
             <w:pPr>
               <w:spacing w:after="20" w:before="0"/>
             </w:pPr>
-            <w:hyperlink w:history="1" r:id="rIdv3znrhrumnpcin3thxyay">
+            <w:hyperlink w:history="1" r:id="rIds5osklrrl_v1qzjyc9la8">
               <w:r>
                 <w:rPr>
                   <w:rFonts w:ascii="Arial" w:cs="Arial" w:eastAsia="Arial" w:hAnsi="Arial"/>
@@ -4066,7 +4066,7 @@
               <w:spacing w:after="10" w:before="0"/>
               <w:ind w:left="120"/>
             </w:pPr>
-            <w:hyperlink w:history="1" r:id="rIdiwdcanmnow2ozfetlcrsl">
+            <w:hyperlink w:history="1" r:id="rIdgheag2dqt4wg9nv1p8pxg">
               <w:r>
                 <w:rPr>
                   <w:rFonts w:ascii="Arial" w:cs="Arial" w:eastAsia="Arial" w:hAnsi="Arial"/>
@@ -4261,7 +4261,7 @@
             <w:pPr>
               <w:spacing w:after="20" w:before="0"/>
             </w:pPr>
-            <w:hyperlink w:history="1" r:id="rIdjujt8edre-3r4tzrhvd5d">
+            <w:hyperlink w:history="1" r:id="rIdlgfqc0pam0uo1rnmpwtma">
               <w:r>
                 <w:rPr>
                   <w:rFonts w:ascii="Arial" w:cs="Arial" w:eastAsia="Arial" w:hAnsi="Arial"/>
@@ -4294,7 +4294,7 @@
               <w:spacing w:after="10" w:before="0"/>
               <w:ind w:left="120"/>
             </w:pPr>
-            <w:hyperlink w:history="1" r:id="rId4qd1jzupzpx5eb8ym4c8s">
+            <w:hyperlink w:history="1" r:id="rIdgw1-q4xlp8lj9_svyuf9o">
               <w:r>
                 <w:rPr>
                   <w:rFonts w:ascii="Arial" w:cs="Arial" w:eastAsia="Arial" w:hAnsi="Arial"/>
@@ -4339,7 +4339,7 @@
             <w:pPr>
               <w:spacing w:after="20" w:before="0"/>
             </w:pPr>
-            <w:hyperlink w:history="1" r:id="rIdpivl8jni9rdgy2kakmhdk">
+            <w:hyperlink w:history="1" r:id="rIdwlta4jfakdfmvzkr3talm">
               <w:r>
                 <w:rPr>
                   <w:rFonts w:ascii="Arial" w:cs="Arial" w:eastAsia="Arial" w:hAnsi="Arial"/>
@@ -4372,7 +4372,7 @@
               <w:spacing w:after="10" w:before="0"/>
               <w:ind w:left="120"/>
             </w:pPr>
-            <w:hyperlink w:history="1" r:id="rIdtygy0vpj5vj_g_m1u2omt">
+            <w:hyperlink w:history="1" r:id="rId8_ytrlauxt1ddf1tfwwve">
               <w:r>
                 <w:rPr>
                   <w:rFonts w:ascii="Arial" w:cs="Arial" w:eastAsia="Arial" w:hAnsi="Arial"/>
@@ -4567,7 +4567,7 @@
             <w:pPr>
               <w:spacing w:after="20" w:before="0"/>
             </w:pPr>
-            <w:hyperlink w:history="1" r:id="rIds6esw1sz2nfpleaabl1es">
+            <w:hyperlink w:history="1" r:id="rIdmdfhxautj7iv3ymtxus0k">
               <w:r>
                 <w:rPr>
                   <w:rFonts w:ascii="Arial" w:cs="Arial" w:eastAsia="Arial" w:hAnsi="Arial"/>
@@ -4600,7 +4600,7 @@
               <w:spacing w:after="10" w:before="0"/>
               <w:ind w:left="120"/>
             </w:pPr>
-            <w:hyperlink w:history="1" r:id="rIdiaagokgfudw41renebn2b">
+            <w:hyperlink w:history="1" r:id="rId_ctfkdu0x9dbrmyxwdts6">
               <w:r>
                 <w:rPr>
                   <w:rFonts w:ascii="Arial" w:cs="Arial" w:eastAsia="Arial" w:hAnsi="Arial"/>
@@ -4645,7 +4645,7 @@
             <w:pPr>
               <w:spacing w:after="20" w:before="0"/>
             </w:pPr>
-            <w:hyperlink w:history="1" r:id="rIduxs4dtabpbd-uaeuhmgbl">
+            <w:hyperlink w:history="1" r:id="rIdywyyjrpsnvj0ymeak-yez">
               <w:r>
                 <w:rPr>
                   <w:rFonts w:ascii="Arial" w:cs="Arial" w:eastAsia="Arial" w:hAnsi="Arial"/>
@@ -4678,7 +4678,7 @@
               <w:spacing w:after="10" w:before="0"/>
               <w:ind w:left="120"/>
             </w:pPr>
-            <w:hyperlink w:history="1" r:id="rIdo_41l_kklrls_krv6t4bx">
+            <w:hyperlink w:history="1" r:id="rIdv-l55m188qrg0ekdhj0e8">
               <w:r>
                 <w:rPr>
                   <w:rFonts w:ascii="Arial" w:cs="Arial" w:eastAsia="Arial" w:hAnsi="Arial"/>
@@ -4873,7 +4873,7 @@
             <w:pPr>
               <w:spacing w:after="20" w:before="0"/>
             </w:pPr>
-            <w:hyperlink w:history="1" r:id="rIdcy5xjfxglmsqcapsn0par">
+            <w:hyperlink w:history="1" r:id="rIddqeklcykkuqvkagjyiutv">
               <w:r>
                 <w:rPr>
                   <w:rFonts w:ascii="Arial" w:cs="Arial" w:eastAsia="Arial" w:hAnsi="Arial"/>
@@ -4906,7 +4906,7 @@
               <w:spacing w:after="10" w:before="0"/>
               <w:ind w:left="120"/>
             </w:pPr>
-            <w:hyperlink w:history="1" r:id="rIdzwrdxxtr2pzuuudvhkgl_">
+            <w:hyperlink w:history="1" r:id="rIdm8qbnzfkvurmza3dhs-d5">
               <w:r>
                 <w:rPr>
                   <w:rFonts w:ascii="Arial" w:cs="Arial" w:eastAsia="Arial" w:hAnsi="Arial"/>
@@ -4951,7 +4951,7 @@
             <w:pPr>
               <w:spacing w:after="20" w:before="0"/>
             </w:pPr>
-            <w:hyperlink w:history="1" r:id="rIdlfyjovjtbfpxykwotmbky">
+            <w:hyperlink w:history="1" r:id="rIdxkxoshgs1ysic_kfzxnj3">
               <w:r>
                 <w:rPr>
                   <w:rFonts w:ascii="Arial" w:cs="Arial" w:eastAsia="Arial" w:hAnsi="Arial"/>
@@ -4984,7 +4984,7 @@
               <w:spacing w:after="10" w:before="0"/>
               <w:ind w:left="120"/>
             </w:pPr>
-            <w:hyperlink w:history="1" r:id="rIdqwc_guznewt6j0jnmfxo6">
+            <w:hyperlink w:history="1" r:id="rIdx7dgg2plyjk7lzan2lf4d">
               <w:r>
                 <w:rPr>
                   <w:rFonts w:ascii="Arial" w:cs="Arial" w:eastAsia="Arial" w:hAnsi="Arial"/>
@@ -5496,7 +5496,7 @@
         </w:rPr>
         <w:t xml:space="preserve">© 2026 SeaVuria and ARES. Aligned with KICD objectives. Developed by SeaVuria; technical implementation by ARES (with AI assistance from Claude). Licensed under </w:t>
       </w:r>
-      <w:hyperlink w:history="1" r:id="rIdtr2utwq2zazceg3wfr4t6">
+      <w:hyperlink w:history="1" r:id="rIdmwdkyke4f9l00qsituani">
         <w:r>
           <w:rPr>
             <w:rFonts w:ascii="Arial" w:cs="Arial" w:eastAsia="Arial" w:hAnsi="Arial"/>
@@ -5517,7 +5517,7 @@
         </w:rPr>
         <w:t xml:space="preserve"> (</w:t>
       </w:r>
-      <w:hyperlink w:history="1" r:id="rIdvtm-rkvudr5gw3sqgkrn2">
+      <w:hyperlink w:history="1" r:id="rId8jktfmnfq3yyqvwtsihag">
         <w:r>
           <w:rPr>
             <w:rFonts w:ascii="Arial" w:cs="Arial" w:eastAsia="Arial" w:hAnsi="Arial"/>
@@ -6530,7 +6530,7 @@
             <w:pPr>
               <w:spacing w:after="20" w:before="0"/>
             </w:pPr>
-            <w:hyperlink w:history="1" r:id="rIdtwbj-kqntlwcczkvvbbi7">
+            <w:hyperlink w:history="1" r:id="rId8eu6_enipkdzxzpfuhk2m">
               <w:r>
                 <w:rPr>
                   <w:rFonts w:ascii="Arial" w:cs="Arial" w:eastAsia="Arial" w:hAnsi="Arial"/>
@@ -6563,7 +6563,7 @@
               <w:spacing w:after="10" w:before="0"/>
               <w:ind w:left="120"/>
             </w:pPr>
-            <w:hyperlink w:history="1" r:id="rId05krxzmie3xoxw6o1n4ft">
+            <w:hyperlink w:history="1" r:id="rIdpbrzxnndbcmjhqui7eupe">
               <w:r>
                 <w:rPr>
                   <w:rFonts w:ascii="Arial" w:cs="Arial" w:eastAsia="Arial" w:hAnsi="Arial"/>
@@ -6608,7 +6608,7 @@
             <w:pPr>
               <w:spacing w:after="20" w:before="0"/>
             </w:pPr>
-            <w:hyperlink w:history="1" r:id="rIdxaniwhl67vu5tni5ae7d_">
+            <w:hyperlink w:history="1" r:id="rIdiewqbvfhjuqldceou6fmq">
               <w:r>
                 <w:rPr>
                   <w:rFonts w:ascii="Arial" w:cs="Arial" w:eastAsia="Arial" w:hAnsi="Arial"/>
@@ -6641,7 +6641,7 @@
               <w:spacing w:after="10" w:before="0"/>
               <w:ind w:left="120"/>
             </w:pPr>
-            <w:hyperlink w:history="1" r:id="rIdqwopmrgqrvtth73awhemn">
+            <w:hyperlink w:history="1" r:id="rIdl2kb-eybu9pq8opugyuoi">
               <w:r>
                 <w:rPr>
                   <w:rFonts w:ascii="Arial" w:cs="Arial" w:eastAsia="Arial" w:hAnsi="Arial"/>
@@ -6836,7 +6836,7 @@
             <w:pPr>
               <w:spacing w:after="20" w:before="0"/>
             </w:pPr>
-            <w:hyperlink w:history="1" r:id="rIdnuudal0yxnw7t4ds6styb">
+            <w:hyperlink w:history="1" r:id="rIdwszowxroen_66xb2s6m4-">
               <w:r>
                 <w:rPr>
                   <w:rFonts w:ascii="Arial" w:cs="Arial" w:eastAsia="Arial" w:hAnsi="Arial"/>
@@ -6869,7 +6869,7 @@
               <w:spacing w:after="10" w:before="0"/>
               <w:ind w:left="120"/>
             </w:pPr>
-            <w:hyperlink w:history="1" r:id="rId_ihgg1trn-do1lqhpftkj">
+            <w:hyperlink w:history="1" r:id="rIdkeev-uqahhzloydmi3ior">
               <w:r>
                 <w:rPr>
                   <w:rFonts w:ascii="Arial" w:cs="Arial" w:eastAsia="Arial" w:hAnsi="Arial"/>
@@ -6914,7 +6914,7 @@
             <w:pPr>
               <w:spacing w:after="20" w:before="0"/>
             </w:pPr>
-            <w:hyperlink w:history="1" r:id="rId5rgicgturkis1aoflnphh">
+            <w:hyperlink w:history="1" r:id="rIdtjpq6r8udvp3n9bzqw2ty">
               <w:r>
                 <w:rPr>
                   <w:rFonts w:ascii="Arial" w:cs="Arial" w:eastAsia="Arial" w:hAnsi="Arial"/>
@@ -6947,7 +6947,7 @@
               <w:spacing w:after="10" w:before="0"/>
               <w:ind w:left="120"/>
             </w:pPr>
-            <w:hyperlink w:history="1" r:id="rIdoqst8wqin9maui1p3dwqv">
+            <w:hyperlink w:history="1" r:id="rIdb__wnsqt2gvzogsyc15ou">
               <w:r>
                 <w:rPr>
                   <w:rFonts w:ascii="Arial" w:cs="Arial" w:eastAsia="Arial" w:hAnsi="Arial"/>
@@ -7142,7 +7142,7 @@
             <w:pPr>
               <w:spacing w:after="20" w:before="0"/>
             </w:pPr>
-            <w:hyperlink w:history="1" r:id="rIdah4unkc776yyboxhz3rj-">
+            <w:hyperlink w:history="1" r:id="rId6rwpkqsiceeowebqb02jd">
               <w:r>
                 <w:rPr>
                   <w:rFonts w:ascii="Arial" w:cs="Arial" w:eastAsia="Arial" w:hAnsi="Arial"/>
@@ -7175,7 +7175,7 @@
               <w:spacing w:after="10" w:before="0"/>
               <w:ind w:left="120"/>
             </w:pPr>
-            <w:hyperlink w:history="1" r:id="rIdaqlb18t8j6znhkcycp6rs">
+            <w:hyperlink w:history="1" r:id="rIdmqb42fhrlcioye2jddkkg">
               <w:r>
                 <w:rPr>
                   <w:rFonts w:ascii="Arial" w:cs="Arial" w:eastAsia="Arial" w:hAnsi="Arial"/>
@@ -7220,7 +7220,7 @@
             <w:pPr>
               <w:spacing w:after="20" w:before="0"/>
             </w:pPr>
-            <w:hyperlink w:history="1" r:id="rIdz9igwkh5a_cym_7anvjor">
+            <w:hyperlink w:history="1" r:id="rId1fuhznea4epsvq7bndtoa">
               <w:r>
                 <w:rPr>
                   <w:rFonts w:ascii="Arial" w:cs="Arial" w:eastAsia="Arial" w:hAnsi="Arial"/>
@@ -7253,7 +7253,7 @@
               <w:spacing w:after="10" w:before="0"/>
               <w:ind w:left="120"/>
             </w:pPr>
-            <w:hyperlink w:history="1" r:id="rId7knndgonycyr0hg8zbwey">
+            <w:hyperlink w:history="1" r:id="rIdicjitfjpfoqslifdmpcxn">
               <w:r>
                 <w:rPr>
                   <w:rFonts w:ascii="Arial" w:cs="Arial" w:eastAsia="Arial" w:hAnsi="Arial"/>
@@ -7448,7 +7448,7 @@
             <w:pPr>
               <w:spacing w:after="20" w:before="0"/>
             </w:pPr>
-            <w:hyperlink w:history="1" r:id="rIdehqxoo2xmn6ay47ugn10p">
+            <w:hyperlink w:history="1" r:id="rIdczzru8znrkpo0ertz769j">
               <w:r>
                 <w:rPr>
                   <w:rFonts w:ascii="Arial" w:cs="Arial" w:eastAsia="Arial" w:hAnsi="Arial"/>
@@ -7481,7 +7481,7 @@
               <w:spacing w:after="10" w:before="0"/>
               <w:ind w:left="120"/>
             </w:pPr>
-            <w:hyperlink w:history="1" r:id="rIdumnarexwj2eghi9qekarg">
+            <w:hyperlink w:history="1" r:id="rId8segu899aonptpvu12g1_">
               <w:r>
                 <w:rPr>
                   <w:rFonts w:ascii="Arial" w:cs="Arial" w:eastAsia="Arial" w:hAnsi="Arial"/>
@@ -7526,7 +7526,7 @@
             <w:pPr>
               <w:spacing w:after="20" w:before="0"/>
             </w:pPr>
-            <w:hyperlink w:history="1" r:id="rIdfxni4yiren8fm_a8s5fxz">
+            <w:hyperlink w:history="1" r:id="rIdsfkiaec-e_mlt4kgy9gfa">
               <w:r>
                 <w:rPr>
                   <w:rFonts w:ascii="Arial" w:cs="Arial" w:eastAsia="Arial" w:hAnsi="Arial"/>
@@ -7559,7 +7559,7 @@
               <w:spacing w:after="10" w:before="0"/>
               <w:ind w:left="120"/>
             </w:pPr>
-            <w:hyperlink w:history="1" r:id="rIdvohkfp7kvvoa3-uhjr_co">
+            <w:hyperlink w:history="1" r:id="rIdiyeefxs_atgrnr4ibjr9b">
               <w:r>
                 <w:rPr>
                   <w:rFonts w:ascii="Arial" w:cs="Arial" w:eastAsia="Arial" w:hAnsi="Arial"/>
@@ -7754,7 +7754,7 @@
             <w:pPr>
               <w:spacing w:after="20" w:before="0"/>
             </w:pPr>
-            <w:hyperlink w:history="1" r:id="rIdj5rkftf1gttn_dae4dh3-">
+            <w:hyperlink w:history="1" r:id="rId6r4ujap2bjs8uotplxxtw">
               <w:r>
                 <w:rPr>
                   <w:rFonts w:ascii="Arial" w:cs="Arial" w:eastAsia="Arial" w:hAnsi="Arial"/>
@@ -7787,7 +7787,7 @@
               <w:spacing w:after="10" w:before="0"/>
               <w:ind w:left="120"/>
             </w:pPr>
-            <w:hyperlink w:history="1" r:id="rIdzahad9mujvihi_kkbd3qa">
+            <w:hyperlink w:history="1" r:id="rIdvhhjs4tp48pzmcq7et6eq">
               <w:r>
                 <w:rPr>
                   <w:rFonts w:ascii="Arial" w:cs="Arial" w:eastAsia="Arial" w:hAnsi="Arial"/>
@@ -7832,7 +7832,7 @@
             <w:pPr>
               <w:spacing w:after="20" w:before="0"/>
             </w:pPr>
-            <w:hyperlink w:history="1" r:id="rIdb-o715a3zgpopxatmsnrf">
+            <w:hyperlink w:history="1" r:id="rIdnrfrxi_b0p7r5a5htmmiz">
               <w:r>
                 <w:rPr>
                   <w:rFonts w:ascii="Arial" w:cs="Arial" w:eastAsia="Arial" w:hAnsi="Arial"/>
@@ -7865,7 +7865,7 @@
               <w:spacing w:after="10" w:before="0"/>
               <w:ind w:left="120"/>
             </w:pPr>
-            <w:hyperlink w:history="1" r:id="rIdmms1ftqteqcazlsflee1p">
+            <w:hyperlink w:history="1" r:id="rIdiq_zgi-nq3ihkqwtxezzu">
               <w:r>
                 <w:rPr>
                   <w:rFonts w:ascii="Arial" w:cs="Arial" w:eastAsia="Arial" w:hAnsi="Arial"/>
@@ -8377,7 +8377,7 @@
         </w:rPr>
         <w:t xml:space="preserve">© 2026 SeaVuria and ARES. Aligned with KICD objectives. Developed by SeaVuria; technical implementation by ARES (with AI assistance from Claude). Licensed under </w:t>
       </w:r>
-      <w:hyperlink w:history="1" r:id="rIdbyndvoz3gm4avwcbdd7yl">
+      <w:hyperlink w:history="1" r:id="rIdjgvx_1utglsbeyq6o0z_i">
         <w:r>
           <w:rPr>
             <w:rFonts w:ascii="Arial" w:cs="Arial" w:eastAsia="Arial" w:hAnsi="Arial"/>
@@ -8398,7 +8398,7 @@
         </w:rPr>
         <w:t xml:space="preserve"> (</w:t>
       </w:r>
-      <w:hyperlink w:history="1" r:id="rIdpp3nlzaexyv9eatr8iflb">
+      <w:hyperlink w:history="1" r:id="rIdsh8choj7fq8m8x3w4t3an">
         <w:r>
           <w:rPr>
             <w:rFonts w:ascii="Arial" w:cs="Arial" w:eastAsia="Arial" w:hAnsi="Arial"/>
@@ -9411,7 +9411,7 @@
             <w:pPr>
               <w:spacing w:after="20" w:before="0"/>
             </w:pPr>
-            <w:hyperlink w:history="1" r:id="rIdn_4pdsrzcuuab8zk3ogem">
+            <w:hyperlink w:history="1" r:id="rIdqgnyzjfscupgmitsvp60x">
               <w:r>
                 <w:rPr>
                   <w:rFonts w:ascii="Arial" w:cs="Arial" w:eastAsia="Arial" w:hAnsi="Arial"/>
@@ -9444,7 +9444,7 @@
               <w:spacing w:after="10" w:before="0"/>
               <w:ind w:left="120"/>
             </w:pPr>
-            <w:hyperlink w:history="1" r:id="rIdr9zrbbjksg4gg4b-otoqp">
+            <w:hyperlink w:history="1" r:id="rIdqd_ejc1k4glyazrw0hkre">
               <w:r>
                 <w:rPr>
                   <w:rFonts w:ascii="Arial" w:cs="Arial" w:eastAsia="Arial" w:hAnsi="Arial"/>
@@ -9489,7 +9489,7 @@
             <w:pPr>
               <w:spacing w:after="20" w:before="0"/>
             </w:pPr>
-            <w:hyperlink w:history="1" r:id="rId72oj8yvjhywrh0vpwldpt">
+            <w:hyperlink w:history="1" r:id="rIdyicugefg7ivgjixkuzptr">
               <w:r>
                 <w:rPr>
                   <w:rFonts w:ascii="Arial" w:cs="Arial" w:eastAsia="Arial" w:hAnsi="Arial"/>
@@ -9522,7 +9522,7 @@
               <w:spacing w:after="10" w:before="0"/>
               <w:ind w:left="120"/>
             </w:pPr>
-            <w:hyperlink w:history="1" r:id="rIdgpqn3u6rs4y30vzkaeocl">
+            <w:hyperlink w:history="1" r:id="rId2lyj4mdjjhx2rkpungvwh">
               <w:r>
                 <w:rPr>
                   <w:rFonts w:ascii="Arial" w:cs="Arial" w:eastAsia="Arial" w:hAnsi="Arial"/>
@@ -9717,7 +9717,7 @@
             <w:pPr>
               <w:spacing w:after="20" w:before="0"/>
             </w:pPr>
-            <w:hyperlink w:history="1" r:id="rIdcgtvyk6kisfeq_brmgepg">
+            <w:hyperlink w:history="1" r:id="rIdyjllzc15pyy_y-dujhdyv">
               <w:r>
                 <w:rPr>
                   <w:rFonts w:ascii="Arial" w:cs="Arial" w:eastAsia="Arial" w:hAnsi="Arial"/>
@@ -9750,7 +9750,7 @@
               <w:spacing w:after="10" w:before="0"/>
               <w:ind w:left="120"/>
             </w:pPr>
-            <w:hyperlink w:history="1" r:id="rIdb_2msckx80wv8xbwztkzi">
+            <w:hyperlink w:history="1" r:id="rIdqbre5taivpgv_6qyo-wmu">
               <w:r>
                 <w:rPr>
                   <w:rFonts w:ascii="Arial" w:cs="Arial" w:eastAsia="Arial" w:hAnsi="Arial"/>
@@ -9795,7 +9795,7 @@
             <w:pPr>
               <w:spacing w:after="20" w:before="0"/>
             </w:pPr>
-            <w:hyperlink w:history="1" r:id="rId6promjviabmfviwqiicac">
+            <w:hyperlink w:history="1" r:id="rIdkitvlnwc5nlfswumdyetw">
               <w:r>
                 <w:rPr>
                   <w:rFonts w:ascii="Arial" w:cs="Arial" w:eastAsia="Arial" w:hAnsi="Arial"/>
@@ -9828,7 +9828,7 @@
               <w:spacing w:after="10" w:before="0"/>
               <w:ind w:left="120"/>
             </w:pPr>
-            <w:hyperlink w:history="1" r:id="rIdzppg3ninpuqty1rwllvgm">
+            <w:hyperlink w:history="1" r:id="rIdlnfgfpej8baos_f82fpwg">
               <w:r>
                 <w:rPr>
                   <w:rFonts w:ascii="Arial" w:cs="Arial" w:eastAsia="Arial" w:hAnsi="Arial"/>
@@ -10023,7 +10023,7 @@
             <w:pPr>
               <w:spacing w:after="20" w:before="0"/>
             </w:pPr>
-            <w:hyperlink w:history="1" r:id="rIdy1ouworxuroivn9x7aqtg">
+            <w:hyperlink w:history="1" r:id="rIdiwqw2nywdhbxz5usraycs">
               <w:r>
                 <w:rPr>
                   <w:rFonts w:ascii="Arial" w:cs="Arial" w:eastAsia="Arial" w:hAnsi="Arial"/>
@@ -10056,7 +10056,7 @@
               <w:spacing w:after="10" w:before="0"/>
               <w:ind w:left="120"/>
             </w:pPr>
-            <w:hyperlink w:history="1" r:id="rIdv1zp98ajg7i1vznlsvizz">
+            <w:hyperlink w:history="1" r:id="rIdtuaobbveba3oaoffesab1">
               <w:r>
                 <w:rPr>
                   <w:rFonts w:ascii="Arial" w:cs="Arial" w:eastAsia="Arial" w:hAnsi="Arial"/>
@@ -10101,7 +10101,7 @@
             <w:pPr>
               <w:spacing w:after="20" w:before="0"/>
             </w:pPr>
-            <w:hyperlink w:history="1" r:id="rIdns-dgxstbq6uec3z2w0dw">
+            <w:hyperlink w:history="1" r:id="rIdl-flzfuu6mhwavt_zal1f">
               <w:r>
                 <w:rPr>
                   <w:rFonts w:ascii="Arial" w:cs="Arial" w:eastAsia="Arial" w:hAnsi="Arial"/>
@@ -10134,7 +10134,7 @@
               <w:spacing w:after="10" w:before="0"/>
               <w:ind w:left="120"/>
             </w:pPr>
-            <w:hyperlink w:history="1" r:id="rId3oglzypfacurtl_1ygrg5">
+            <w:hyperlink w:history="1" r:id="rIdzgeg4k7weoxxkccujvlhm">
               <w:r>
                 <w:rPr>
                   <w:rFonts w:ascii="Arial" w:cs="Arial" w:eastAsia="Arial" w:hAnsi="Arial"/>
@@ -10329,7 +10329,7 @@
             <w:pPr>
               <w:spacing w:after="20" w:before="0"/>
             </w:pPr>
-            <w:hyperlink w:history="1" r:id="rIddyixd-_uzdhgpugjzv9qe">
+            <w:hyperlink w:history="1" r:id="rId2hgszl9r1zgtmfueld16g">
               <w:r>
                 <w:rPr>
                   <w:rFonts w:ascii="Arial" w:cs="Arial" w:eastAsia="Arial" w:hAnsi="Arial"/>
@@ -10362,7 +10362,7 @@
               <w:spacing w:after="10" w:before="0"/>
               <w:ind w:left="120"/>
             </w:pPr>
-            <w:hyperlink w:history="1" r:id="rIdx0wpoa0izbwhbzeats01i">
+            <w:hyperlink w:history="1" r:id="rIdkpj0bvoreeh7zsaoqcdpx">
               <w:r>
                 <w:rPr>
                   <w:rFonts w:ascii="Arial" w:cs="Arial" w:eastAsia="Arial" w:hAnsi="Arial"/>
@@ -10407,7 +10407,7 @@
             <w:pPr>
               <w:spacing w:after="20" w:before="0"/>
             </w:pPr>
-            <w:hyperlink w:history="1" r:id="rId-txfv2liw8y28lpr7-rt0">
+            <w:hyperlink w:history="1" r:id="rIdvshgzvrl8hhj4xgtwcha8">
               <w:r>
                 <w:rPr>
                   <w:rFonts w:ascii="Arial" w:cs="Arial" w:eastAsia="Arial" w:hAnsi="Arial"/>
@@ -10440,7 +10440,7 @@
               <w:spacing w:after="10" w:before="0"/>
               <w:ind w:left="120"/>
             </w:pPr>
-            <w:hyperlink w:history="1" r:id="rId1ibg8xonpmnyzj8roqe6y">
+            <w:hyperlink w:history="1" r:id="rIdc2-fxmqpoqejxrlyqbwg3">
               <w:r>
                 <w:rPr>
                   <w:rFonts w:ascii="Arial" w:cs="Arial" w:eastAsia="Arial" w:hAnsi="Arial"/>
@@ -10635,7 +10635,7 @@
             <w:pPr>
               <w:spacing w:after="20" w:before="0"/>
             </w:pPr>
-            <w:hyperlink w:history="1" r:id="rIdofash6ljl9pdq3vswfaiz">
+            <w:hyperlink w:history="1" r:id="rIdpmn1wpncfefv4aqv95y-z">
               <w:r>
                 <w:rPr>
                   <w:rFonts w:ascii="Arial" w:cs="Arial" w:eastAsia="Arial" w:hAnsi="Arial"/>
@@ -10668,7 +10668,7 @@
               <w:spacing w:after="10" w:before="0"/>
               <w:ind w:left="120"/>
             </w:pPr>
-            <w:hyperlink w:history="1" r:id="rId__q2qipavxg8sim0oh-6s">
+            <w:hyperlink w:history="1" r:id="rIdtasaponqlpqixzmo35znd">
               <w:r>
                 <w:rPr>
                   <w:rFonts w:ascii="Arial" w:cs="Arial" w:eastAsia="Arial" w:hAnsi="Arial"/>
@@ -10713,7 +10713,7 @@
             <w:pPr>
               <w:spacing w:after="20" w:before="0"/>
             </w:pPr>
-            <w:hyperlink w:history="1" r:id="rIdj-rwlq5gkngyxfnvysw76">
+            <w:hyperlink w:history="1" r:id="rIdaoc8cv9g35vhrfhwdzooz">
               <w:r>
                 <w:rPr>
                   <w:rFonts w:ascii="Arial" w:cs="Arial" w:eastAsia="Arial" w:hAnsi="Arial"/>
@@ -10746,7 +10746,7 @@
               <w:spacing w:after="10" w:before="0"/>
               <w:ind w:left="120"/>
             </w:pPr>
-            <w:hyperlink w:history="1" r:id="rId0y91_q6nprs026f9pck4l">
+            <w:hyperlink w:history="1" r:id="rId_mhy2ess44zj3n5ssuyvf">
               <w:r>
                 <w:rPr>
                   <w:rFonts w:ascii="Arial" w:cs="Arial" w:eastAsia="Arial" w:hAnsi="Arial"/>
@@ -11258,7 +11258,7 @@
         </w:rPr>
         <w:t xml:space="preserve">© 2026 SeaVuria and ARES. Aligned with KICD objectives. Developed by SeaVuria; technical implementation by ARES (with AI assistance from Claude). Licensed under </w:t>
       </w:r>
-      <w:hyperlink w:history="1" r:id="rIdu8xzarw5zf_ttadn6jkjq">
+      <w:hyperlink w:history="1" r:id="rIdjeep3xigbjang6xurbtfo">
         <w:r>
           <w:rPr>
             <w:rFonts w:ascii="Arial" w:cs="Arial" w:eastAsia="Arial" w:hAnsi="Arial"/>
@@ -11279,7 +11279,7 @@
         </w:rPr>
         <w:t xml:space="preserve"> (</w:t>
       </w:r>
-      <w:hyperlink w:history="1" r:id="rIdmgbvotyl2mtew9ebgxbnb">
+      <w:hyperlink w:history="1" r:id="rIdef7dipnllh7rz6koe1w5b">
         <w:r>
           <w:rPr>
             <w:rFonts w:ascii="Arial" w:cs="Arial" w:eastAsia="Arial" w:hAnsi="Arial"/>
@@ -12292,7 +12292,7 @@
             <w:pPr>
               <w:spacing w:after="20" w:before="0"/>
             </w:pPr>
-            <w:hyperlink w:history="1" r:id="rIdpudgiudzfolol_vnfov8m">
+            <w:hyperlink w:history="1" r:id="rIdzfvds7be2g7mibtqdgqge">
               <w:r>
                 <w:rPr>
                   <w:rFonts w:ascii="Arial" w:cs="Arial" w:eastAsia="Arial" w:hAnsi="Arial"/>
@@ -12325,7 +12325,7 @@
               <w:spacing w:after="10" w:before="0"/>
               <w:ind w:left="120"/>
             </w:pPr>
-            <w:hyperlink w:history="1" r:id="rId4kegfhapbg0z0xdds5lvi">
+            <w:hyperlink w:history="1" r:id="rId_jertcxb8pecupr0-lixl">
               <w:r>
                 <w:rPr>
                   <w:rFonts w:ascii="Arial" w:cs="Arial" w:eastAsia="Arial" w:hAnsi="Arial"/>
@@ -12370,7 +12370,7 @@
             <w:pPr>
               <w:spacing w:after="20" w:before="0"/>
             </w:pPr>
-            <w:hyperlink w:history="1" r:id="rIdtpxegdoe1lfzhqbyspipd">
+            <w:hyperlink w:history="1" r:id="rIdkwyvlswtklzze-acdk30b">
               <w:r>
                 <w:rPr>
                   <w:rFonts w:ascii="Arial" w:cs="Arial" w:eastAsia="Arial" w:hAnsi="Arial"/>
@@ -12403,7 +12403,7 @@
               <w:spacing w:after="10" w:before="0"/>
               <w:ind w:left="120"/>
             </w:pPr>
-            <w:hyperlink w:history="1" r:id="rIdko81bhepnnfagy3tsvoaf">
+            <w:hyperlink w:history="1" r:id="rIdoh67eorbzsw0v--onnqx4">
               <w:r>
                 <w:rPr>
                   <w:rFonts w:ascii="Arial" w:cs="Arial" w:eastAsia="Arial" w:hAnsi="Arial"/>
@@ -12598,7 +12598,7 @@
             <w:pPr>
               <w:spacing w:after="20" w:before="0"/>
             </w:pPr>
-            <w:hyperlink w:history="1" r:id="rIdnjjyje6-xp75hpehyawp9">
+            <w:hyperlink w:history="1" r:id="rIdbszuqkwwu5bx0vvtytdgh">
               <w:r>
                 <w:rPr>
                   <w:rFonts w:ascii="Arial" w:cs="Arial" w:eastAsia="Arial" w:hAnsi="Arial"/>
@@ -12631,7 +12631,7 @@
               <w:spacing w:after="10" w:before="0"/>
               <w:ind w:left="120"/>
             </w:pPr>
-            <w:hyperlink w:history="1" r:id="rIdqm2hjw5lc65ehe734aogd">
+            <w:hyperlink w:history="1" r:id="rIduaaz1vhfn6kv5bqrtqdqq">
               <w:r>
                 <w:rPr>
                   <w:rFonts w:ascii="Arial" w:cs="Arial" w:eastAsia="Arial" w:hAnsi="Arial"/>
@@ -12676,7 +12676,7 @@
             <w:pPr>
               <w:spacing w:after="20" w:before="0"/>
             </w:pPr>
-            <w:hyperlink w:history="1" r:id="rIdf9d3iajnbrirfxjugq-9u">
+            <w:hyperlink w:history="1" r:id="rIdb9zjje0ieusxvajvmcxwv">
               <w:r>
                 <w:rPr>
                   <w:rFonts w:ascii="Arial" w:cs="Arial" w:eastAsia="Arial" w:hAnsi="Arial"/>
@@ -12709,7 +12709,7 @@
               <w:spacing w:after="10" w:before="0"/>
               <w:ind w:left="120"/>
             </w:pPr>
-            <w:hyperlink w:history="1" r:id="rIdd0i6tgp8ib1dxxwra5t3a">
+            <w:hyperlink w:history="1" r:id="rIdprc9-hbcwxwk0iwbl37xl">
               <w:r>
                 <w:rPr>
                   <w:rFonts w:ascii="Arial" w:cs="Arial" w:eastAsia="Arial" w:hAnsi="Arial"/>
@@ -12904,7 +12904,7 @@
             <w:pPr>
               <w:spacing w:after="20" w:before="0"/>
             </w:pPr>
-            <w:hyperlink w:history="1" r:id="rIdqfbehrk6kkxkv1sdbqw1l">
+            <w:hyperlink w:history="1" r:id="rIdod3dms2qo0mshzrvo0ndo">
               <w:r>
                 <w:rPr>
                   <w:rFonts w:ascii="Arial" w:cs="Arial" w:eastAsia="Arial" w:hAnsi="Arial"/>
@@ -12937,7 +12937,7 @@
               <w:spacing w:after="10" w:before="0"/>
               <w:ind w:left="120"/>
             </w:pPr>
-            <w:hyperlink w:history="1" r:id="rIdahwfaqgxxumo6huh84gom">
+            <w:hyperlink w:history="1" r:id="rId8op_quugedoo8rj5mphh-">
               <w:r>
                 <w:rPr>
                   <w:rFonts w:ascii="Arial" w:cs="Arial" w:eastAsia="Arial" w:hAnsi="Arial"/>
@@ -12982,7 +12982,7 @@
             <w:pPr>
               <w:spacing w:after="20" w:before="0"/>
             </w:pPr>
-            <w:hyperlink w:history="1" r:id="rIdqvhtzeudgavzs5gxj7vih">
+            <w:hyperlink w:history="1" r:id="rId6plky6b9xan9e9fq87b2n">
               <w:r>
                 <w:rPr>
                   <w:rFonts w:ascii="Arial" w:cs="Arial" w:eastAsia="Arial" w:hAnsi="Arial"/>
@@ -13015,7 +13015,7 @@
               <w:spacing w:after="10" w:before="0"/>
               <w:ind w:left="120"/>
             </w:pPr>
-            <w:hyperlink w:history="1" r:id="rIdondtvxudy2svnijn2qjtp">
+            <w:hyperlink w:history="1" r:id="rIdxxgegb8rby3ivlpcelr6x">
               <w:r>
                 <w:rPr>
                   <w:rFonts w:ascii="Arial" w:cs="Arial" w:eastAsia="Arial" w:hAnsi="Arial"/>
@@ -13210,7 +13210,7 @@
             <w:pPr>
               <w:spacing w:after="20" w:before="0"/>
             </w:pPr>
-            <w:hyperlink w:history="1" r:id="rIdicsaiv5zpteyhw-zptjy5">
+            <w:hyperlink w:history="1" r:id="rIdyzjwaqaexs0rhbln9-zfe">
               <w:r>
                 <w:rPr>
                   <w:rFonts w:ascii="Arial" w:cs="Arial" w:eastAsia="Arial" w:hAnsi="Arial"/>
@@ -13243,7 +13243,7 @@
               <w:spacing w:after="10" w:before="0"/>
               <w:ind w:left="120"/>
             </w:pPr>
-            <w:hyperlink w:history="1" r:id="rIdupbcrjknuxaneni1x4u9c">
+            <w:hyperlink w:history="1" r:id="rId51ts-sl2gecyvuukldau6">
               <w:r>
                 <w:rPr>
                   <w:rFonts w:ascii="Arial" w:cs="Arial" w:eastAsia="Arial" w:hAnsi="Arial"/>
@@ -13288,7 +13288,7 @@
             <w:pPr>
               <w:spacing w:after="20" w:before="0"/>
             </w:pPr>
-            <w:hyperlink w:history="1" r:id="rId-qnnhlgoz2f7fjzbfdr6z">
+            <w:hyperlink w:history="1" r:id="rIdzy984ysvthjutrofpxr2v">
               <w:r>
                 <w:rPr>
                   <w:rFonts w:ascii="Arial" w:cs="Arial" w:eastAsia="Arial" w:hAnsi="Arial"/>
@@ -13321,7 +13321,7 @@
               <w:spacing w:after="10" w:before="0"/>
               <w:ind w:left="120"/>
             </w:pPr>
-            <w:hyperlink w:history="1" r:id="rId701_mc9bnfmptlgdslpm-">
+            <w:hyperlink w:history="1" r:id="rIdzlvl8-4hhd-jqaanhwexj">
               <w:r>
                 <w:rPr>
                   <w:rFonts w:ascii="Arial" w:cs="Arial" w:eastAsia="Arial" w:hAnsi="Arial"/>
@@ -13516,7 +13516,7 @@
             <w:pPr>
               <w:spacing w:after="20" w:before="0"/>
             </w:pPr>
-            <w:hyperlink w:history="1" r:id="rId7mugcg4mdus9npddwigsn">
+            <w:hyperlink w:history="1" r:id="rIdyju9awowap96qnrjj-er1">
               <w:r>
                 <w:rPr>
                   <w:rFonts w:ascii="Arial" w:cs="Arial" w:eastAsia="Arial" w:hAnsi="Arial"/>
@@ -13549,7 +13549,7 @@
               <w:spacing w:after="10" w:before="0"/>
               <w:ind w:left="120"/>
             </w:pPr>
-            <w:hyperlink w:history="1" r:id="rIdczlzpuazze737n45g6gg8">
+            <w:hyperlink w:history="1" r:id="rIdesllts_fjcdgydqeikvcd">
               <w:r>
                 <w:rPr>
                   <w:rFonts w:ascii="Arial" w:cs="Arial" w:eastAsia="Arial" w:hAnsi="Arial"/>
@@ -13594,7 +13594,7 @@
             <w:pPr>
               <w:spacing w:after="20" w:before="0"/>
             </w:pPr>
-            <w:hyperlink w:history="1" r:id="rIdl_y6s_qdm6bjddxdojkmx">
+            <w:hyperlink w:history="1" r:id="rIdpdhkoxoulb3sfz57mo7ky">
               <w:r>
                 <w:rPr>
                   <w:rFonts w:ascii="Arial" w:cs="Arial" w:eastAsia="Arial" w:hAnsi="Arial"/>
@@ -13627,7 +13627,7 @@
               <w:spacing w:after="10" w:before="0"/>
               <w:ind w:left="120"/>
             </w:pPr>
-            <w:hyperlink w:history="1" r:id="rId1jx65d_0cmu2po5aweo5k">
+            <w:hyperlink w:history="1" r:id="rIdeihzcs1znntnc4gzc0rqw">
               <w:r>
                 <w:rPr>
                   <w:rFonts w:ascii="Arial" w:cs="Arial" w:eastAsia="Arial" w:hAnsi="Arial"/>
@@ -14139,7 +14139,7 @@
         </w:rPr>
         <w:t xml:space="preserve">© 2026 SeaVuria and ARES. Aligned with KICD objectives. Developed by SeaVuria; technical implementation by ARES (with AI assistance from Claude). Licensed under </w:t>
       </w:r>
-      <w:hyperlink w:history="1" r:id="rId0m0e6kvy1qbttc0o-pjft">
+      <w:hyperlink w:history="1" r:id="rIdamdbf9joucdupinernyxf">
         <w:r>
           <w:rPr>
             <w:rFonts w:ascii="Arial" w:cs="Arial" w:eastAsia="Arial" w:hAnsi="Arial"/>
@@ -14160,7 +14160,7 @@
         </w:rPr>
         <w:t xml:space="preserve"> (</w:t>
       </w:r>
-      <w:hyperlink w:history="1" r:id="rIdjvgxmxuy7ppok9vxxhmj2">
+      <w:hyperlink w:history="1" r:id="rIdgk8nrtm4jk73h-h8_hudm">
         <w:r>
           <w:rPr>
             <w:rFonts w:ascii="Arial" w:cs="Arial" w:eastAsia="Arial" w:hAnsi="Arial"/>
@@ -15173,7 +15173,7 @@
             <w:pPr>
               <w:spacing w:after="20" w:before="0"/>
             </w:pPr>
-            <w:hyperlink w:history="1" r:id="rIdmvh1og76ncl-wvrkv_jhm">
+            <w:hyperlink w:history="1" r:id="rId6ris0a2vd6cdyla-8tqcl">
               <w:r>
                 <w:rPr>
                   <w:rFonts w:ascii="Arial" w:cs="Arial" w:eastAsia="Arial" w:hAnsi="Arial"/>
@@ -15206,7 +15206,7 @@
               <w:spacing w:after="10" w:before="0"/>
               <w:ind w:left="120"/>
             </w:pPr>
-            <w:hyperlink w:history="1" r:id="rIdnqrvu8moybgd4nwm8qltt">
+            <w:hyperlink w:history="1" r:id="rIdr5cthq16_kfl_mibheuwl">
               <w:r>
                 <w:rPr>
                   <w:rFonts w:ascii="Arial" w:cs="Arial" w:eastAsia="Arial" w:hAnsi="Arial"/>
@@ -15251,7 +15251,7 @@
             <w:pPr>
               <w:spacing w:after="20" w:before="0"/>
             </w:pPr>
-            <w:hyperlink w:history="1" r:id="rIddl-pe_ig2cb5hrvm2g3uj">
+            <w:hyperlink w:history="1" r:id="rIdivfo5r3rhwogbodbj43lh">
               <w:r>
                 <w:rPr>
                   <w:rFonts w:ascii="Arial" w:cs="Arial" w:eastAsia="Arial" w:hAnsi="Arial"/>
@@ -15284,7 +15284,7 @@
               <w:spacing w:after="10" w:before="0"/>
               <w:ind w:left="120"/>
             </w:pPr>
-            <w:hyperlink w:history="1" r:id="rIdxss2qg0no7if8lvhndaqw">
+            <w:hyperlink w:history="1" r:id="rId1fovhw31p-wycyjk3p6sz">
               <w:r>
                 <w:rPr>
                   <w:rFonts w:ascii="Arial" w:cs="Arial" w:eastAsia="Arial" w:hAnsi="Arial"/>
@@ -15479,7 +15479,7 @@
             <w:pPr>
               <w:spacing w:after="20" w:before="0"/>
             </w:pPr>
-            <w:hyperlink w:history="1" r:id="rIdvo8yi7ssqkjj9rz1uf3q0">
+            <w:hyperlink w:history="1" r:id="rIdx6kndolf_dz3vu0qms7ts">
               <w:r>
                 <w:rPr>
                   <w:rFonts w:ascii="Arial" w:cs="Arial" w:eastAsia="Arial" w:hAnsi="Arial"/>
@@ -15512,7 +15512,7 @@
               <w:spacing w:after="10" w:before="0"/>
               <w:ind w:left="120"/>
             </w:pPr>
-            <w:hyperlink w:history="1" r:id="rId2xna_aoekvdpa0sq64gz_">
+            <w:hyperlink w:history="1" r:id="rIdk0uigsqvseraagzweybjd">
               <w:r>
                 <w:rPr>
                   <w:rFonts w:ascii="Arial" w:cs="Arial" w:eastAsia="Arial" w:hAnsi="Arial"/>
@@ -15557,7 +15557,7 @@
             <w:pPr>
               <w:spacing w:after="20" w:before="0"/>
             </w:pPr>
-            <w:hyperlink w:history="1" r:id="rIdgxgkoz4ocf9vdw1jcktrz">
+            <w:hyperlink w:history="1" r:id="rId3q_jfnwired10dtin_yw3">
               <w:r>
                 <w:rPr>
                   <w:rFonts w:ascii="Arial" w:cs="Arial" w:eastAsia="Arial" w:hAnsi="Arial"/>
@@ -15590,7 +15590,7 @@
               <w:spacing w:after="10" w:before="0"/>
               <w:ind w:left="120"/>
             </w:pPr>
-            <w:hyperlink w:history="1" r:id="rIdwp9_fae3-egetiaxjn8cp">
+            <w:hyperlink w:history="1" r:id="rIdqpaq-4dhrhxubvn1xhflk">
               <w:r>
                 <w:rPr>
                   <w:rFonts w:ascii="Arial" w:cs="Arial" w:eastAsia="Arial" w:hAnsi="Arial"/>
@@ -15785,7 +15785,7 @@
             <w:pPr>
               <w:spacing w:after="20" w:before="0"/>
             </w:pPr>
-            <w:hyperlink w:history="1" r:id="rId7mw6gsbwykabmn9kwskdx">
+            <w:hyperlink w:history="1" r:id="rId0i0kskx7ymrdxlnldmipl">
               <w:r>
                 <w:rPr>
                   <w:rFonts w:ascii="Arial" w:cs="Arial" w:eastAsia="Arial" w:hAnsi="Arial"/>
@@ -15818,7 +15818,7 @@
               <w:spacing w:after="10" w:before="0"/>
               <w:ind w:left="120"/>
             </w:pPr>
-            <w:hyperlink w:history="1" r:id="rIdc0cqwazs8ejoxa03cvhth">
+            <w:hyperlink w:history="1" r:id="rIdw3yknf-gjfcspv641kseb">
               <w:r>
                 <w:rPr>
                   <w:rFonts w:ascii="Arial" w:cs="Arial" w:eastAsia="Arial" w:hAnsi="Arial"/>
@@ -15863,7 +15863,7 @@
             <w:pPr>
               <w:spacing w:after="20" w:before="0"/>
             </w:pPr>
-            <w:hyperlink w:history="1" r:id="rIdi2xjku5z259bfzb6v1dzm">
+            <w:hyperlink w:history="1" r:id="rId7oqhvqps7niddygt5uwlm">
               <w:r>
                 <w:rPr>
                   <w:rFonts w:ascii="Arial" w:cs="Arial" w:eastAsia="Arial" w:hAnsi="Arial"/>
@@ -15896,7 +15896,7 @@
               <w:spacing w:after="10" w:before="0"/>
               <w:ind w:left="120"/>
             </w:pPr>
-            <w:hyperlink w:history="1" r:id="rIdp9cgxernnjtraojh4fz-1">
+            <w:hyperlink w:history="1" r:id="rIdw4pycjsfryk1wwptpp36q">
               <w:r>
                 <w:rPr>
                   <w:rFonts w:ascii="Arial" w:cs="Arial" w:eastAsia="Arial" w:hAnsi="Arial"/>
@@ -16091,7 +16091,7 @@
             <w:pPr>
               <w:spacing w:after="20" w:before="0"/>
             </w:pPr>
-            <w:hyperlink w:history="1" r:id="rId4lp4uehfauc3luvqwxoi3">
+            <w:hyperlink w:history="1" r:id="rIdcxny7q3j8ry08aj09u3kl">
               <w:r>
                 <w:rPr>
                   <w:rFonts w:ascii="Arial" w:cs="Arial" w:eastAsia="Arial" w:hAnsi="Arial"/>
@@ -16124,7 +16124,7 @@
               <w:spacing w:after="10" w:before="0"/>
               <w:ind w:left="120"/>
             </w:pPr>
-            <w:hyperlink w:history="1" r:id="rId32uqtue9dcyu3o6pgwbnw">
+            <w:hyperlink w:history="1" r:id="rIduqvxucdtqgyffpzkhcap_">
               <w:r>
                 <w:rPr>
                   <w:rFonts w:ascii="Arial" w:cs="Arial" w:eastAsia="Arial" w:hAnsi="Arial"/>
@@ -16169,7 +16169,7 @@
             <w:pPr>
               <w:spacing w:after="20" w:before="0"/>
             </w:pPr>
-            <w:hyperlink w:history="1" r:id="rId_itmqfsg-jihoocjhvbk_">
+            <w:hyperlink w:history="1" r:id="rIdcsylblscfeyjdg4pwacbh">
               <w:r>
                 <w:rPr>
                   <w:rFonts w:ascii="Arial" w:cs="Arial" w:eastAsia="Arial" w:hAnsi="Arial"/>
@@ -16202,7 +16202,7 @@
               <w:spacing w:after="10" w:before="0"/>
               <w:ind w:left="120"/>
             </w:pPr>
-            <w:hyperlink w:history="1" r:id="rIdwaoodazcuq-n_sdaleaeh">
+            <w:hyperlink w:history="1" r:id="rIda1mrxbjhaboh7pcuvcn06">
               <w:r>
                 <w:rPr>
                   <w:rFonts w:ascii="Arial" w:cs="Arial" w:eastAsia="Arial" w:hAnsi="Arial"/>
@@ -16397,7 +16397,7 @@
             <w:pPr>
               <w:spacing w:after="20" w:before="0"/>
             </w:pPr>
-            <w:hyperlink w:history="1" r:id="rIdbtzqr6-ypht9z4wlb58s8">
+            <w:hyperlink w:history="1" r:id="rIdldthxtuzai0nxnimml18q">
               <w:r>
                 <w:rPr>
                   <w:rFonts w:ascii="Arial" w:cs="Arial" w:eastAsia="Arial" w:hAnsi="Arial"/>
@@ -16430,7 +16430,7 @@
               <w:spacing w:after="10" w:before="0"/>
               <w:ind w:left="120"/>
             </w:pPr>
-            <w:hyperlink w:history="1" r:id="rIdriw0zfrwv7kh3exoya3me">
+            <w:hyperlink w:history="1" r:id="rId64jbmucnmecf6tayas1ib">
               <w:r>
                 <w:rPr>
                   <w:rFonts w:ascii="Arial" w:cs="Arial" w:eastAsia="Arial" w:hAnsi="Arial"/>
@@ -16475,7 +16475,7 @@
             <w:pPr>
               <w:spacing w:after="20" w:before="0"/>
             </w:pPr>
-            <w:hyperlink w:history="1" r:id="rIdu7_zq8j8xxqqtk_bfy3ab">
+            <w:hyperlink w:history="1" r:id="rIdxwfkl-hzujcrkunryjom_">
               <w:r>
                 <w:rPr>
                   <w:rFonts w:ascii="Arial" w:cs="Arial" w:eastAsia="Arial" w:hAnsi="Arial"/>
@@ -16508,7 +16508,7 @@
               <w:spacing w:after="10" w:before="0"/>
               <w:ind w:left="120"/>
             </w:pPr>
-            <w:hyperlink w:history="1" r:id="rIddpqv0ei99_-wy8h15kwc3">
+            <w:hyperlink w:history="1" r:id="rIdlskytmzln60_p0e37e03y">
               <w:r>
                 <w:rPr>
                   <w:rFonts w:ascii="Arial" w:cs="Arial" w:eastAsia="Arial" w:hAnsi="Arial"/>
@@ -17020,7 +17020,7 @@
         </w:rPr>
         <w:t xml:space="preserve">© 2026 SeaVuria and ARES. Aligned with KICD objectives. Developed by SeaVuria; technical implementation by ARES (with AI assistance from Claude). Licensed under </w:t>
       </w:r>
-      <w:hyperlink w:history="1" r:id="rIdanb6iqkr_poydxcpfmhgh">
+      <w:hyperlink w:history="1" r:id="rIdo77jd5jwrre-9ialifqqh">
         <w:r>
           <w:rPr>
             <w:rFonts w:ascii="Arial" w:cs="Arial" w:eastAsia="Arial" w:hAnsi="Arial"/>
@@ -17041,7 +17041,7 @@
         </w:rPr>
         <w:t xml:space="preserve"> (</w:t>
       </w:r>
-      <w:hyperlink w:history="1" r:id="rIdsiffx3nbtdmco3fxxivzc">
+      <w:hyperlink w:history="1" r:id="rIddviy8i3_qqcsb1bco2qly">
         <w:r>
           <w:rPr>
             <w:rFonts w:ascii="Arial" w:cs="Arial" w:eastAsia="Arial" w:hAnsi="Arial"/>
@@ -18054,7 +18054,7 @@
             <w:pPr>
               <w:spacing w:after="20" w:before="0"/>
             </w:pPr>
-            <w:hyperlink w:history="1" r:id="rIdvycexpj446-ikncnjqqxu">
+            <w:hyperlink w:history="1" r:id="rIdmzsno6lwnhm4j-daaxmqe">
               <w:r>
                 <w:rPr>
                   <w:rFonts w:ascii="Arial" w:cs="Arial" w:eastAsia="Arial" w:hAnsi="Arial"/>
@@ -18087,7 +18087,7 @@
               <w:spacing w:after="10" w:before="0"/>
               <w:ind w:left="120"/>
             </w:pPr>
-            <w:hyperlink w:history="1" r:id="rIdu7kc_fohlrqq1ktu_1xnz">
+            <w:hyperlink w:history="1" r:id="rIdwt2nfkipfe5thchxkilgx">
               <w:r>
                 <w:rPr>
                   <w:rFonts w:ascii="Arial" w:cs="Arial" w:eastAsia="Arial" w:hAnsi="Arial"/>
@@ -18132,7 +18132,7 @@
             <w:pPr>
               <w:spacing w:after="20" w:before="0"/>
             </w:pPr>
-            <w:hyperlink w:history="1" r:id="rId2tb2ce_ymu-ei2pzp5fys">
+            <w:hyperlink w:history="1" r:id="rIdb5gdmoxdcydt-r2p3192p">
               <w:r>
                 <w:rPr>
                   <w:rFonts w:ascii="Arial" w:cs="Arial" w:eastAsia="Arial" w:hAnsi="Arial"/>
@@ -18165,7 +18165,7 @@
               <w:spacing w:after="10" w:before="0"/>
               <w:ind w:left="120"/>
             </w:pPr>
-            <w:hyperlink w:history="1" r:id="rIdwwecycdnxru7z4ocenagx">
+            <w:hyperlink w:history="1" r:id="rIdorvrdmihdtrigmvr2610e">
               <w:r>
                 <w:rPr>
                   <w:rFonts w:ascii="Arial" w:cs="Arial" w:eastAsia="Arial" w:hAnsi="Arial"/>
@@ -18360,7 +18360,7 @@
             <w:pPr>
               <w:spacing w:after="20" w:before="0"/>
             </w:pPr>
-            <w:hyperlink w:history="1" r:id="rIdassowgrjfe6beo38py-j4">
+            <w:hyperlink w:history="1" r:id="rIdddiwulwerfvox6awmz_gz">
               <w:r>
                 <w:rPr>
                   <w:rFonts w:ascii="Arial" w:cs="Arial" w:eastAsia="Arial" w:hAnsi="Arial"/>
@@ -18393,7 +18393,7 @@
               <w:spacing w:after="10" w:before="0"/>
               <w:ind w:left="120"/>
             </w:pPr>
-            <w:hyperlink w:history="1" r:id="rIdxpiq1aruinboat7x6kwnm">
+            <w:hyperlink w:history="1" r:id="rIdtnvtxmfrmla7vrqjjemnl">
               <w:r>
                 <w:rPr>
                   <w:rFonts w:ascii="Arial" w:cs="Arial" w:eastAsia="Arial" w:hAnsi="Arial"/>
@@ -18438,7 +18438,7 @@
             <w:pPr>
               <w:spacing w:after="20" w:before="0"/>
             </w:pPr>
-            <w:hyperlink w:history="1" r:id="rIdhys8tok46mykfigdsc822">
+            <w:hyperlink w:history="1" r:id="rIdxg5d5obm8xnnr7slee-si">
               <w:r>
                 <w:rPr>
                   <w:rFonts w:ascii="Arial" w:cs="Arial" w:eastAsia="Arial" w:hAnsi="Arial"/>
@@ -18471,7 +18471,7 @@
               <w:spacing w:after="10" w:before="0"/>
               <w:ind w:left="120"/>
             </w:pPr>
-            <w:hyperlink w:history="1" r:id="rIdmxqqpyhfrgjada_ke4a-u">
+            <w:hyperlink w:history="1" r:id="rIdea4xoc0alxfmrgobzuvux">
               <w:r>
                 <w:rPr>
                   <w:rFonts w:ascii="Arial" w:cs="Arial" w:eastAsia="Arial" w:hAnsi="Arial"/>
@@ -18666,7 +18666,7 @@
             <w:pPr>
               <w:spacing w:after="20" w:before="0"/>
             </w:pPr>
-            <w:hyperlink w:history="1" r:id="rIdywzelgwncs_tbpmdekpsd">
+            <w:hyperlink w:history="1" r:id="rIduxob3lqkpeiv9sl0jum-k">
               <w:r>
                 <w:rPr>
                   <w:rFonts w:ascii="Arial" w:cs="Arial" w:eastAsia="Arial" w:hAnsi="Arial"/>
@@ -18699,7 +18699,7 @@
               <w:spacing w:after="10" w:before="0"/>
               <w:ind w:left="120"/>
             </w:pPr>
-            <w:hyperlink w:history="1" r:id="rIdh-s6s5eqe0rpfwqpfv_46">
+            <w:hyperlink w:history="1" r:id="rIdkiifouquw7o4c7lex8pk7">
               <w:r>
                 <w:rPr>
                   <w:rFonts w:ascii="Arial" w:cs="Arial" w:eastAsia="Arial" w:hAnsi="Arial"/>
@@ -18744,7 +18744,7 @@
             <w:pPr>
               <w:spacing w:after="20" w:before="0"/>
             </w:pPr>
-            <w:hyperlink w:history="1" r:id="rIdrdkfqvj7tq0jfstjsyzww">
+            <w:hyperlink w:history="1" r:id="rIdd0tr2itdw_ekic2jnbbhf">
               <w:r>
                 <w:rPr>
                   <w:rFonts w:ascii="Arial" w:cs="Arial" w:eastAsia="Arial" w:hAnsi="Arial"/>
@@ -18777,7 +18777,7 @@
               <w:spacing w:after="10" w:before="0"/>
               <w:ind w:left="120"/>
             </w:pPr>
-            <w:hyperlink w:history="1" r:id="rIdwdhhqc6k_wanwrfat-kah">
+            <w:hyperlink w:history="1" r:id="rId_a407pse7z-fda9noaqkp">
               <w:r>
                 <w:rPr>
                   <w:rFonts w:ascii="Arial" w:cs="Arial" w:eastAsia="Arial" w:hAnsi="Arial"/>
@@ -18972,7 +18972,7 @@
             <w:pPr>
               <w:spacing w:after="20" w:before="0"/>
             </w:pPr>
-            <w:hyperlink w:history="1" r:id="rIdc_0mtzvdncnneitq63_qy">
+            <w:hyperlink w:history="1" r:id="rIddxfg-klz97kohvijfqabh">
               <w:r>
                 <w:rPr>
                   <w:rFonts w:ascii="Arial" w:cs="Arial" w:eastAsia="Arial" w:hAnsi="Arial"/>
@@ -19005,7 +19005,7 @@
               <w:spacing w:after="10" w:before="0"/>
               <w:ind w:left="120"/>
             </w:pPr>
-            <w:hyperlink w:history="1" r:id="rIdblsjh4yhetliel3e4xsrp">
+            <w:hyperlink w:history="1" r:id="rIdrecxkx57dla13ztywmrak">
               <w:r>
                 <w:rPr>
                   <w:rFonts w:ascii="Arial" w:cs="Arial" w:eastAsia="Arial" w:hAnsi="Arial"/>
@@ -19050,7 +19050,7 @@
             <w:pPr>
               <w:spacing w:after="20" w:before="0"/>
             </w:pPr>
-            <w:hyperlink w:history="1" r:id="rIdnkc5b4bdbabz8rljgcphg">
+            <w:hyperlink w:history="1" r:id="rIdk_3p8e08f4c5qkelwjjue">
               <w:r>
                 <w:rPr>
                   <w:rFonts w:ascii="Arial" w:cs="Arial" w:eastAsia="Arial" w:hAnsi="Arial"/>
@@ -19083,7 +19083,7 @@
               <w:spacing w:after="10" w:before="0"/>
               <w:ind w:left="120"/>
             </w:pPr>
-            <w:hyperlink w:history="1" r:id="rIdf4pcr95rxkro0z-3da4cw">
+            <w:hyperlink w:history="1" r:id="rIdao843wxjlgys7pskq4tby">
               <w:r>
                 <w:rPr>
                   <w:rFonts w:ascii="Arial" w:cs="Arial" w:eastAsia="Arial" w:hAnsi="Arial"/>
@@ -19278,7 +19278,7 @@
             <w:pPr>
               <w:spacing w:after="20" w:before="0"/>
             </w:pPr>
-            <w:hyperlink w:history="1" r:id="rId1h7dbiubavzvjjzruxpzl">
+            <w:hyperlink w:history="1" r:id="rIdyn9i2dmlv610axpukoaoy">
               <w:r>
                 <w:rPr>
                   <w:rFonts w:ascii="Arial" w:cs="Arial" w:eastAsia="Arial" w:hAnsi="Arial"/>
@@ -19311,7 +19311,7 @@
               <w:spacing w:after="10" w:before="0"/>
               <w:ind w:left="120"/>
             </w:pPr>
-            <w:hyperlink w:history="1" r:id="rIddwekwarqt0bquwy1lvqbw">
+            <w:hyperlink w:history="1" r:id="rId8vvu2z0xb3iealpuykav0">
               <w:r>
                 <w:rPr>
                   <w:rFonts w:ascii="Arial" w:cs="Arial" w:eastAsia="Arial" w:hAnsi="Arial"/>
@@ -19356,7 +19356,7 @@
             <w:pPr>
               <w:spacing w:after="20" w:before="0"/>
             </w:pPr>
-            <w:hyperlink w:history="1" r:id="rIdlmgva1y26c3ht_axvqwlt">
+            <w:hyperlink w:history="1" r:id="rIdtqkwhoomaj6yzskcufd63">
               <w:r>
                 <w:rPr>
                   <w:rFonts w:ascii="Arial" w:cs="Arial" w:eastAsia="Arial" w:hAnsi="Arial"/>
@@ -19389,7 +19389,7 @@
               <w:spacing w:after="10" w:before="0"/>
               <w:ind w:left="120"/>
             </w:pPr>
-            <w:hyperlink w:history="1" r:id="rIdtcm1r2fswwz83mpclpb9o">
+            <w:hyperlink w:history="1" r:id="rIdzdc84l5wnknq488dufibg">
               <w:r>
                 <w:rPr>
                   <w:rFonts w:ascii="Arial" w:cs="Arial" w:eastAsia="Arial" w:hAnsi="Arial"/>
@@ -19901,7 +19901,7 @@
         </w:rPr>
         <w:t xml:space="preserve">© 2026 SeaVuria and ARES. Aligned with KICD objectives. Developed by SeaVuria; technical implementation by ARES (with AI assistance from Claude). Licensed under </w:t>
       </w:r>
-      <w:hyperlink w:history="1" r:id="rIdcod05uziuz5uohlcr7wmb">
+      <w:hyperlink w:history="1" r:id="rIdw6ztagijlwmnf8ymstied">
         <w:r>
           <w:rPr>
             <w:rFonts w:ascii="Arial" w:cs="Arial" w:eastAsia="Arial" w:hAnsi="Arial"/>
@@ -19922,7 +19922,7 @@
         </w:rPr>
         <w:t xml:space="preserve"> (</w:t>
       </w:r>
-      <w:hyperlink w:history="1" r:id="rIdqljdlzt7tgphm1q3dxbcq">
+      <w:hyperlink w:history="1" r:id="rIdjg6nyuj1ehafe1wy6kr8n">
         <w:r>
           <w:rPr>
             <w:rFonts w:ascii="Arial" w:cs="Arial" w:eastAsia="Arial" w:hAnsi="Arial"/>
@@ -20935,7 +20935,7 @@
             <w:pPr>
               <w:spacing w:after="20" w:before="0"/>
             </w:pPr>
-            <w:hyperlink w:history="1" r:id="rIdw9vgnty0epngryizvr4ww">
+            <w:hyperlink w:history="1" r:id="rIdqejqgkuqwzi03krwjkvev">
               <w:r>
                 <w:rPr>
                   <w:rFonts w:ascii="Arial" w:cs="Arial" w:eastAsia="Arial" w:hAnsi="Arial"/>
@@ -20968,7 +20968,7 @@
               <w:spacing w:after="10" w:before="0"/>
               <w:ind w:left="120"/>
             </w:pPr>
-            <w:hyperlink w:history="1" r:id="rIdsbtmzsqndznhtnlomzjij">
+            <w:hyperlink w:history="1" r:id="rIdcmwmj6nxf30q7wnum3edg">
               <w:r>
                 <w:rPr>
                   <w:rFonts w:ascii="Arial" w:cs="Arial" w:eastAsia="Arial" w:hAnsi="Arial"/>
@@ -21013,7 +21013,7 @@
             <w:pPr>
               <w:spacing w:after="20" w:before="0"/>
             </w:pPr>
-            <w:hyperlink w:history="1" r:id="rId83tgggtggl8qif-uesj36">
+            <w:hyperlink w:history="1" r:id="rIdfro13jfgf6h4ohrynpnjr">
               <w:r>
                 <w:rPr>
                   <w:rFonts w:ascii="Arial" w:cs="Arial" w:eastAsia="Arial" w:hAnsi="Arial"/>
@@ -21046,7 +21046,7 @@
               <w:spacing w:after="10" w:before="0"/>
               <w:ind w:left="120"/>
             </w:pPr>
-            <w:hyperlink w:history="1" r:id="rIdwxqtkw0mtvszg6cnk5qsw">
+            <w:hyperlink w:history="1" r:id="rIdslwei_kjkvivgr_8w5afc">
               <w:r>
                 <w:rPr>
                   <w:rFonts w:ascii="Arial" w:cs="Arial" w:eastAsia="Arial" w:hAnsi="Arial"/>
@@ -21241,7 +21241,7 @@
             <w:pPr>
               <w:spacing w:after="20" w:before="0"/>
             </w:pPr>
-            <w:hyperlink w:history="1" r:id="rIdp4wcsb1xzvv8heaik6mdr">
+            <w:hyperlink w:history="1" r:id="rIdqrn_zwjqluizbmmcg7-pi">
               <w:r>
                 <w:rPr>
                   <w:rFonts w:ascii="Arial" w:cs="Arial" w:eastAsia="Arial" w:hAnsi="Arial"/>
@@ -21274,7 +21274,7 @@
               <w:spacing w:after="10" w:before="0"/>
               <w:ind w:left="120"/>
             </w:pPr>
-            <w:hyperlink w:history="1" r:id="rId_a3aftwwvswtitpqleccr">
+            <w:hyperlink w:history="1" r:id="rIda_olffve6_zmbe0uw6qwy">
               <w:r>
                 <w:rPr>
                   <w:rFonts w:ascii="Arial" w:cs="Arial" w:eastAsia="Arial" w:hAnsi="Arial"/>
@@ -21319,7 +21319,7 @@
             <w:pPr>
               <w:spacing w:after="20" w:before="0"/>
             </w:pPr>
-            <w:hyperlink w:history="1" r:id="rIdjbrc9oatjwef8wcyvccia">
+            <w:hyperlink w:history="1" r:id="rIdmqcil4zhqr5p4hvscpzsy">
               <w:r>
                 <w:rPr>
                   <w:rFonts w:ascii="Arial" w:cs="Arial" w:eastAsia="Arial" w:hAnsi="Arial"/>
@@ -21352,7 +21352,7 @@
               <w:spacing w:after="10" w:before="0"/>
               <w:ind w:left="120"/>
             </w:pPr>
-            <w:hyperlink w:history="1" r:id="rIdqxmraenbb5m4j1tdalf1n">
+            <w:hyperlink w:history="1" r:id="rIdsio-ayx_7-ebuuasnbtyl">
               <w:r>
                 <w:rPr>
                   <w:rFonts w:ascii="Arial" w:cs="Arial" w:eastAsia="Arial" w:hAnsi="Arial"/>
@@ -21547,7 +21547,7 @@
             <w:pPr>
               <w:spacing w:after="20" w:before="0"/>
             </w:pPr>
-            <w:hyperlink w:history="1" r:id="rId7tisp-ilaj5ym7ohslk9g">
+            <w:hyperlink w:history="1" r:id="rIdft5lgurblewd25n85xis_">
               <w:r>
                 <w:rPr>
                   <w:rFonts w:ascii="Arial" w:cs="Arial" w:eastAsia="Arial" w:hAnsi="Arial"/>
@@ -21580,7 +21580,7 @@
               <w:spacing w:after="10" w:before="0"/>
               <w:ind w:left="120"/>
             </w:pPr>
-            <w:hyperlink w:history="1" r:id="rIdaqr84s4an48ucbv-iau8s">
+            <w:hyperlink w:history="1" r:id="rId_7rnjbjximaowwszrj3nn">
               <w:r>
                 <w:rPr>
                   <w:rFonts w:ascii="Arial" w:cs="Arial" w:eastAsia="Arial" w:hAnsi="Arial"/>
@@ -21625,7 +21625,7 @@
             <w:pPr>
               <w:spacing w:after="20" w:before="0"/>
             </w:pPr>
-            <w:hyperlink w:history="1" r:id="rIdrzh6fxmskey0dbrrcwnnv">
+            <w:hyperlink w:history="1" r:id="rIdiicd9mdiowndux7iah-lz">
               <w:r>
                 <w:rPr>
                   <w:rFonts w:ascii="Arial" w:cs="Arial" w:eastAsia="Arial" w:hAnsi="Arial"/>
@@ -21658,7 +21658,7 @@
               <w:spacing w:after="10" w:before="0"/>
               <w:ind w:left="120"/>
             </w:pPr>
-            <w:hyperlink w:history="1" r:id="rId7pnd7vydu6luunnqyt2d6">
+            <w:hyperlink w:history="1" r:id="rId5qcioo-dpjnespdlz_tkp">
               <w:r>
                 <w:rPr>
                   <w:rFonts w:ascii="Arial" w:cs="Arial" w:eastAsia="Arial" w:hAnsi="Arial"/>
@@ -21853,7 +21853,7 @@
             <w:pPr>
               <w:spacing w:after="20" w:before="0"/>
             </w:pPr>
-            <w:hyperlink w:history="1" r:id="rIdwr4el5-obkugebs7lztfs">
+            <w:hyperlink w:history="1" r:id="rId5177lqzku8cu7aedhclgn">
               <w:r>
                 <w:rPr>
                   <w:rFonts w:ascii="Arial" w:cs="Arial" w:eastAsia="Arial" w:hAnsi="Arial"/>
@@ -21886,7 +21886,7 @@
               <w:spacing w:after="10" w:before="0"/>
               <w:ind w:left="120"/>
             </w:pPr>
-            <w:hyperlink w:history="1" r:id="rIdye4poi2xosrvqdkcpf3-p">
+            <w:hyperlink w:history="1" r:id="rIdyfdddawsiep8r_jou6qwu">
               <w:r>
                 <w:rPr>
                   <w:rFonts w:ascii="Arial" w:cs="Arial" w:eastAsia="Arial" w:hAnsi="Arial"/>
@@ -21931,7 +21931,7 @@
             <w:pPr>
               <w:spacing w:after="20" w:before="0"/>
             </w:pPr>
-            <w:hyperlink w:history="1" r:id="rIdlwbxwl9xfo0mwd1z_u8ko">
+            <w:hyperlink w:history="1" r:id="rIduxlcnifjgvb-i_0xuptkf">
               <w:r>
                 <w:rPr>
                   <w:rFonts w:ascii="Arial" w:cs="Arial" w:eastAsia="Arial" w:hAnsi="Arial"/>
@@ -21964,7 +21964,7 @@
               <w:spacing w:after="10" w:before="0"/>
               <w:ind w:left="120"/>
             </w:pPr>
-            <w:hyperlink w:history="1" r:id="rId6bwamdkar6jwls5_9idnp">
+            <w:hyperlink w:history="1" r:id="rIdwvmepeamx-ezyd6weeoix">
               <w:r>
                 <w:rPr>
                   <w:rFonts w:ascii="Arial" w:cs="Arial" w:eastAsia="Arial" w:hAnsi="Arial"/>
@@ -22159,7 +22159,7 @@
             <w:pPr>
               <w:spacing w:after="20" w:before="0"/>
             </w:pPr>
-            <w:hyperlink w:history="1" r:id="rIdc5vvqsd9j-aj_dpdu41-e">
+            <w:hyperlink w:history="1" r:id="rIdxazscevry_0fcfsgouiuy">
               <w:r>
                 <w:rPr>
                   <w:rFonts w:ascii="Arial" w:cs="Arial" w:eastAsia="Arial" w:hAnsi="Arial"/>
@@ -22192,7 +22192,7 @@
               <w:spacing w:after="10" w:before="0"/>
               <w:ind w:left="120"/>
             </w:pPr>
-            <w:hyperlink w:history="1" r:id="rIdli5-kbd0_9jltovkh4ene">
+            <w:hyperlink w:history="1" r:id="rId_ijs_ocetamochtu4sd12">
               <w:r>
                 <w:rPr>
                   <w:rFonts w:ascii="Arial" w:cs="Arial" w:eastAsia="Arial" w:hAnsi="Arial"/>
@@ -22237,7 +22237,7 @@
             <w:pPr>
               <w:spacing w:after="20" w:before="0"/>
             </w:pPr>
-            <w:hyperlink w:history="1" r:id="rIdptvo7xsqf719xfmxipu4-">
+            <w:hyperlink w:history="1" r:id="rIdwmcemny4zrdzogizbgfbn">
               <w:r>
                 <w:rPr>
                   <w:rFonts w:ascii="Arial" w:cs="Arial" w:eastAsia="Arial" w:hAnsi="Arial"/>
@@ -22270,7 +22270,7 @@
               <w:spacing w:after="10" w:before="0"/>
               <w:ind w:left="120"/>
             </w:pPr>
-            <w:hyperlink w:history="1" r:id="rIdx3wahzkrm3nhjb74ehj0c">
+            <w:hyperlink w:history="1" r:id="rIdlydod0z0dg4id6t87brvr">
               <w:r>
                 <w:rPr>
                   <w:rFonts w:ascii="Arial" w:cs="Arial" w:eastAsia="Arial" w:hAnsi="Arial"/>
@@ -22782,7 +22782,7 @@
         </w:rPr>
         <w:t xml:space="preserve">© 2026 SeaVuria and ARES. Aligned with KICD objectives. Developed by SeaVuria; technical implementation by ARES (with AI assistance from Claude). Licensed under </w:t>
       </w:r>
-      <w:hyperlink w:history="1" r:id="rId1hiu50alznzmcnvyrhhtl">
+      <w:hyperlink w:history="1" r:id="rIdbgrvxhfpkhg-foohecjvk">
         <w:r>
           <w:rPr>
             <w:rFonts w:ascii="Arial" w:cs="Arial" w:eastAsia="Arial" w:hAnsi="Arial"/>
@@ -22803,7 +22803,7 @@
         </w:rPr>
         <w:t xml:space="preserve"> (</w:t>
       </w:r>
-      <w:hyperlink w:history="1" r:id="rIdjn1ggpswxwdgj5hgsz4by">
+      <w:hyperlink w:history="1" r:id="rIdnms26_8wd-jdsdggtcf9r">
         <w:r>
           <w:rPr>
             <w:rFonts w:ascii="Arial" w:cs="Arial" w:eastAsia="Arial" w:hAnsi="Arial"/>
@@ -23816,7 +23816,7 @@
             <w:pPr>
               <w:spacing w:after="20" w:before="0"/>
             </w:pPr>
-            <w:hyperlink w:history="1" r:id="rIdpvvg8knie5ss20q22heh5">
+            <w:hyperlink w:history="1" r:id="rId1lg7vrvku-mxvstsrm3e2">
               <w:r>
                 <w:rPr>
                   <w:rFonts w:ascii="Arial" w:cs="Arial" w:eastAsia="Arial" w:hAnsi="Arial"/>
@@ -23849,7 +23849,7 @@
               <w:spacing w:after="10" w:before="0"/>
               <w:ind w:left="120"/>
             </w:pPr>
-            <w:hyperlink w:history="1" r:id="rIdp611fsladuseunv_pirq5">
+            <w:hyperlink w:history="1" r:id="rId_exdpwcw5k2qo7876r1du">
               <w:r>
                 <w:rPr>
                   <w:rFonts w:ascii="Arial" w:cs="Arial" w:eastAsia="Arial" w:hAnsi="Arial"/>
@@ -23894,7 +23894,7 @@
             <w:pPr>
               <w:spacing w:after="20" w:before="0"/>
             </w:pPr>
-            <w:hyperlink w:history="1" r:id="rIdsdox6qjwxr9wmrrf4deq9">
+            <w:hyperlink w:history="1" r:id="rIdozsv5_agkho9zs_zmrywk">
               <w:r>
                 <w:rPr>
                   <w:rFonts w:ascii="Arial" w:cs="Arial" w:eastAsia="Arial" w:hAnsi="Arial"/>
@@ -23927,7 +23927,7 @@
               <w:spacing w:after="10" w:before="0"/>
               <w:ind w:left="120"/>
             </w:pPr>
-            <w:hyperlink w:history="1" r:id="rIdio-mhv4mbchiyavmy3bbv">
+            <w:hyperlink w:history="1" r:id="rIdmv-ihfjdvppwfnz_amezt">
               <w:r>
                 <w:rPr>
                   <w:rFonts w:ascii="Arial" w:cs="Arial" w:eastAsia="Arial" w:hAnsi="Arial"/>
@@ -24122,7 +24122,7 @@
             <w:pPr>
               <w:spacing w:after="20" w:before="0"/>
             </w:pPr>
-            <w:hyperlink w:history="1" r:id="rIdgnrz4rz_w_uhr9h3qxlmv">
+            <w:hyperlink w:history="1" r:id="rIdo_scofribqn0secuacvxg">
               <w:r>
                 <w:rPr>
                   <w:rFonts w:ascii="Arial" w:cs="Arial" w:eastAsia="Arial" w:hAnsi="Arial"/>
@@ -24155,7 +24155,7 @@
               <w:spacing w:after="10" w:before="0"/>
               <w:ind w:left="120"/>
             </w:pPr>
-            <w:hyperlink w:history="1" r:id="rIdscmqoa-rwtqvemozshhmj">
+            <w:hyperlink w:history="1" r:id="rIdtvifbdqpfthq5xlmisnnj">
               <w:r>
                 <w:rPr>
                   <w:rFonts w:ascii="Arial" w:cs="Arial" w:eastAsia="Arial" w:hAnsi="Arial"/>
@@ -24200,7 +24200,7 @@
             <w:pPr>
               <w:spacing w:after="20" w:before="0"/>
             </w:pPr>
-            <w:hyperlink w:history="1" r:id="rIdvtcjxmjmyxbf_tpng8k0e">
+            <w:hyperlink w:history="1" r:id="rIdrcpp4iz0yxzdtc9hyyshs">
               <w:r>
                 <w:rPr>
                   <w:rFonts w:ascii="Arial" w:cs="Arial" w:eastAsia="Arial" w:hAnsi="Arial"/>
@@ -24233,7 +24233,7 @@
               <w:spacing w:after="10" w:before="0"/>
               <w:ind w:left="120"/>
             </w:pPr>
-            <w:hyperlink w:history="1" r:id="rIdi7tfvkghsdmbqadxj3bdt">
+            <w:hyperlink w:history="1" r:id="rId2-hxxomnjzzy9va5xqtkb">
               <w:r>
                 <w:rPr>
                   <w:rFonts w:ascii="Arial" w:cs="Arial" w:eastAsia="Arial" w:hAnsi="Arial"/>
@@ -24428,7 +24428,7 @@
             <w:pPr>
               <w:spacing w:after="20" w:before="0"/>
             </w:pPr>
-            <w:hyperlink w:history="1" r:id="rIdjdzk13ekyy7agol_chngm">
+            <w:hyperlink w:history="1" r:id="rIdqtkad47i2gle3v2mq2bxr">
               <w:r>
                 <w:rPr>
                   <w:rFonts w:ascii="Arial" w:cs="Arial" w:eastAsia="Arial" w:hAnsi="Arial"/>
@@ -24461,7 +24461,7 @@
               <w:spacing w:after="10" w:before="0"/>
               <w:ind w:left="120"/>
             </w:pPr>
-            <w:hyperlink w:history="1" r:id="rIdmca_h3f81r--xpdlaxxqg">
+            <w:hyperlink w:history="1" r:id="rIddcty1ul-_hzlc1vt_-ghd">
               <w:r>
                 <w:rPr>
                   <w:rFonts w:ascii="Arial" w:cs="Arial" w:eastAsia="Arial" w:hAnsi="Arial"/>
@@ -24506,7 +24506,7 @@
             <w:pPr>
               <w:spacing w:after="20" w:before="0"/>
             </w:pPr>
-            <w:hyperlink w:history="1" r:id="rIdvvpyasbh_hwmmnvzwsqwn">
+            <w:hyperlink w:history="1" r:id="rId_yijgtfioylstve8dykap">
               <w:r>
                 <w:rPr>
                   <w:rFonts w:ascii="Arial" w:cs="Arial" w:eastAsia="Arial" w:hAnsi="Arial"/>
@@ -24539,7 +24539,7 @@
               <w:spacing w:after="10" w:before="0"/>
               <w:ind w:left="120"/>
             </w:pPr>
-            <w:hyperlink w:history="1" r:id="rIdouuqlrf1wgznvcmsp0yta">
+            <w:hyperlink w:history="1" r:id="rIdawajvluaoj5id7md17j19">
               <w:r>
                 <w:rPr>
                   <w:rFonts w:ascii="Arial" w:cs="Arial" w:eastAsia="Arial" w:hAnsi="Arial"/>
@@ -24734,7 +24734,7 @@
             <w:pPr>
               <w:spacing w:after="20" w:before="0"/>
             </w:pPr>
-            <w:hyperlink w:history="1" r:id="rId3gdatnpwsawdz8bmofrtu">
+            <w:hyperlink w:history="1" r:id="rIdj0jlotqas4t4ajuojkucm">
               <w:r>
                 <w:rPr>
                   <w:rFonts w:ascii="Arial" w:cs="Arial" w:eastAsia="Arial" w:hAnsi="Arial"/>
@@ -24767,7 +24767,7 @@
               <w:spacing w:after="10" w:before="0"/>
               <w:ind w:left="120"/>
             </w:pPr>
-            <w:hyperlink w:history="1" r:id="rIdnx8cgzezptbj60qcovobr">
+            <w:hyperlink w:history="1" r:id="rId94xnvmnu-cksty22uah0e">
               <w:r>
                 <w:rPr>
                   <w:rFonts w:ascii="Arial" w:cs="Arial" w:eastAsia="Arial" w:hAnsi="Arial"/>
@@ -24812,7 +24812,7 @@
             <w:pPr>
               <w:spacing w:after="20" w:before="0"/>
             </w:pPr>
-            <w:hyperlink w:history="1" r:id="rId0onviv-ovk-p3urqxmued">
+            <w:hyperlink w:history="1" r:id="rIdtw94uitmk6dkgxs5bde12">
               <w:r>
                 <w:rPr>
                   <w:rFonts w:ascii="Arial" w:cs="Arial" w:eastAsia="Arial" w:hAnsi="Arial"/>
@@ -24845,7 +24845,7 @@
               <w:spacing w:after="10" w:before="0"/>
               <w:ind w:left="120"/>
             </w:pPr>
-            <w:hyperlink w:history="1" r:id="rIdvsw0shsk5vhy6gqztjx3g">
+            <w:hyperlink w:history="1" r:id="rIdeftpeqrznixsybcnzzygf">
               <w:r>
                 <w:rPr>
                   <w:rFonts w:ascii="Arial" w:cs="Arial" w:eastAsia="Arial" w:hAnsi="Arial"/>
@@ -25040,7 +25040,7 @@
             <w:pPr>
               <w:spacing w:after="20" w:before="0"/>
             </w:pPr>
-            <w:hyperlink w:history="1" r:id="rId6z5hvdzeaktnpxievsifp">
+            <w:hyperlink w:history="1" r:id="rIdbmeh3awdbnvhrihykrhma">
               <w:r>
                 <w:rPr>
                   <w:rFonts w:ascii="Arial" w:cs="Arial" w:eastAsia="Arial" w:hAnsi="Arial"/>
@@ -25073,7 +25073,7 @@
               <w:spacing w:after="10" w:before="0"/>
               <w:ind w:left="120"/>
             </w:pPr>
-            <w:hyperlink w:history="1" r:id="rId20drdymzb3llcaicud_dk">
+            <w:hyperlink w:history="1" r:id="rIdq9hvsrnjuvuobek-w1csx">
               <w:r>
                 <w:rPr>
                   <w:rFonts w:ascii="Arial" w:cs="Arial" w:eastAsia="Arial" w:hAnsi="Arial"/>
@@ -25118,7 +25118,7 @@
             <w:pPr>
               <w:spacing w:after="20" w:before="0"/>
             </w:pPr>
-            <w:hyperlink w:history="1" r:id="rIdrifjocgubfvtp_pxicwyk">
+            <w:hyperlink w:history="1" r:id="rIdgshczv2fvw37i_bp36tt0">
               <w:r>
                 <w:rPr>
                   <w:rFonts w:ascii="Arial" w:cs="Arial" w:eastAsia="Arial" w:hAnsi="Arial"/>
@@ -25151,7 +25151,7 @@
               <w:spacing w:after="10" w:before="0"/>
               <w:ind w:left="120"/>
             </w:pPr>
-            <w:hyperlink w:history="1" r:id="rIdelij32v6bg7zimlul9u3o">
+            <w:hyperlink w:history="1" r:id="rIdee48oc1y1olfvaoexqtw5">
               <w:r>
                 <w:rPr>
                   <w:rFonts w:ascii="Arial" w:cs="Arial" w:eastAsia="Arial" w:hAnsi="Arial"/>
@@ -25663,7 +25663,7 @@
         </w:rPr>
         <w:t xml:space="preserve">© 2026 SeaVuria and ARES. Aligned with KICD objectives. Developed by SeaVuria; technical implementation by ARES (with AI assistance from Claude). Licensed under </w:t>
       </w:r>
-      <w:hyperlink w:history="1" r:id="rId8ckjyq2kvb8ncq5njxaqe">
+      <w:hyperlink w:history="1" r:id="rIdtl-a0ieg0tsrnooddmh4z">
         <w:r>
           <w:rPr>
             <w:rFonts w:ascii="Arial" w:cs="Arial" w:eastAsia="Arial" w:hAnsi="Arial"/>
@@ -25684,7 +25684,7 @@
         </w:rPr>
         <w:t xml:space="preserve"> (</w:t>
       </w:r>
-      <w:hyperlink w:history="1" r:id="rIdqh0oibpoub0n09mevoomz">
+      <w:hyperlink w:history="1" r:id="rIdf7woo6nl-7xfahc-ooyqj">
         <w:r>
           <w:rPr>
             <w:rFonts w:ascii="Arial" w:cs="Arial" w:eastAsia="Arial" w:hAnsi="Arial"/>
@@ -26697,7 +26697,7 @@
             <w:pPr>
               <w:spacing w:after="20" w:before="0"/>
             </w:pPr>
-            <w:hyperlink w:history="1" r:id="rId5_ms3wmu_dvkooidnnrqj">
+            <w:hyperlink w:history="1" r:id="rIdqyra0gww156-0eqv19ujg">
               <w:r>
                 <w:rPr>
                   <w:rFonts w:ascii="Arial" w:cs="Arial" w:eastAsia="Arial" w:hAnsi="Arial"/>
@@ -26730,7 +26730,7 @@
               <w:spacing w:after="10" w:before="0"/>
               <w:ind w:left="120"/>
             </w:pPr>
-            <w:hyperlink w:history="1" r:id="rIdkc2lzybi4ewjujc8ibzvv">
+            <w:hyperlink w:history="1" r:id="rIdx31smuc8blrcnn0idvfz0">
               <w:r>
                 <w:rPr>
                   <w:rFonts w:ascii="Arial" w:cs="Arial" w:eastAsia="Arial" w:hAnsi="Arial"/>
@@ -26775,7 +26775,7 @@
             <w:pPr>
               <w:spacing w:after="20" w:before="0"/>
             </w:pPr>
-            <w:hyperlink w:history="1" r:id="rIds5dxzpam_puilpn66c8fr">
+            <w:hyperlink w:history="1" r:id="rId4w1uso5p-5kyctrjb8apx">
               <w:r>
                 <w:rPr>
                   <w:rFonts w:ascii="Arial" w:cs="Arial" w:eastAsia="Arial" w:hAnsi="Arial"/>
@@ -26808,7 +26808,7 @@
               <w:spacing w:after="10" w:before="0"/>
               <w:ind w:left="120"/>
             </w:pPr>
-            <w:hyperlink w:history="1" r:id="rId9gtbibkg35lexyh0czy4d">
+            <w:hyperlink w:history="1" r:id="rIdxatepkarmlxrobyzeaec2">
               <w:r>
                 <w:rPr>
                   <w:rFonts w:ascii="Arial" w:cs="Arial" w:eastAsia="Arial" w:hAnsi="Arial"/>
@@ -27003,7 +27003,7 @@
             <w:pPr>
               <w:spacing w:after="20" w:before="0"/>
             </w:pPr>
-            <w:hyperlink w:history="1" r:id="rIdom9qtmv3_4ld4gzszstnj">
+            <w:hyperlink w:history="1" r:id="rIdvh99l7kubok_amflyxv7d">
               <w:r>
                 <w:rPr>
                   <w:rFonts w:ascii="Arial" w:cs="Arial" w:eastAsia="Arial" w:hAnsi="Arial"/>
@@ -27036,7 +27036,7 @@
               <w:spacing w:after="10" w:before="0"/>
               <w:ind w:left="120"/>
             </w:pPr>
-            <w:hyperlink w:history="1" r:id="rIdpmgrqd7tmoek994qns1fb">
+            <w:hyperlink w:history="1" r:id="rId1thhfja9vvmszqygnzlbj">
               <w:r>
                 <w:rPr>
                   <w:rFonts w:ascii="Arial" w:cs="Arial" w:eastAsia="Arial" w:hAnsi="Arial"/>
@@ -27081,7 +27081,7 @@
             <w:pPr>
               <w:spacing w:after="20" w:before="0"/>
             </w:pPr>
-            <w:hyperlink w:history="1" r:id="rIdpbccxco-orlow4yn77xjd">
+            <w:hyperlink w:history="1" r:id="rId4pzapbuq3zkikonwtcfss">
               <w:r>
                 <w:rPr>
                   <w:rFonts w:ascii="Arial" w:cs="Arial" w:eastAsia="Arial" w:hAnsi="Arial"/>
@@ -27114,7 +27114,7 @@
               <w:spacing w:after="10" w:before="0"/>
               <w:ind w:left="120"/>
             </w:pPr>
-            <w:hyperlink w:history="1" r:id="rIde0g0ws1dw3vcfbybxny0h">
+            <w:hyperlink w:history="1" r:id="rIdckltfkrlewrcftfenocbk">
               <w:r>
                 <w:rPr>
                   <w:rFonts w:ascii="Arial" w:cs="Arial" w:eastAsia="Arial" w:hAnsi="Arial"/>
@@ -27309,7 +27309,7 @@
             <w:pPr>
               <w:spacing w:after="20" w:before="0"/>
             </w:pPr>
-            <w:hyperlink w:history="1" r:id="rIdiqoz399-mkihl9yheixbj">
+            <w:hyperlink w:history="1" r:id="rIdacsib7gfziwsfs6qe_lwp">
               <w:r>
                 <w:rPr>
                   <w:rFonts w:ascii="Arial" w:cs="Arial" w:eastAsia="Arial" w:hAnsi="Arial"/>
@@ -27342,7 +27342,7 @@
               <w:spacing w:after="10" w:before="0"/>
               <w:ind w:left="120"/>
             </w:pPr>
-            <w:hyperlink w:history="1" r:id="rIdkhrlsj8d3ofop9gipvq2o">
+            <w:hyperlink w:history="1" r:id="rIduvukrljrxqjzdgfxcrwqo">
               <w:r>
                 <w:rPr>
                   <w:rFonts w:ascii="Arial" w:cs="Arial" w:eastAsia="Arial" w:hAnsi="Arial"/>
@@ -27387,7 +27387,7 @@
             <w:pPr>
               <w:spacing w:after="20" w:before="0"/>
             </w:pPr>
-            <w:hyperlink w:history="1" r:id="rIdwowejlrv7cysz1p7_krwr">
+            <w:hyperlink w:history="1" r:id="rIdjfd2cgc3r2wgonwrwzvw9">
               <w:r>
                 <w:rPr>
                   <w:rFonts w:ascii="Arial" w:cs="Arial" w:eastAsia="Arial" w:hAnsi="Arial"/>
@@ -27420,7 +27420,7 @@
               <w:spacing w:after="10" w:before="0"/>
               <w:ind w:left="120"/>
             </w:pPr>
-            <w:hyperlink w:history="1" r:id="rIduto5vkpaxzcghg_2bcs75">
+            <w:hyperlink w:history="1" r:id="rIdawrmxuqxkrth-ic8fg-ny">
               <w:r>
                 <w:rPr>
                   <w:rFonts w:ascii="Arial" w:cs="Arial" w:eastAsia="Arial" w:hAnsi="Arial"/>
@@ -27615,7 +27615,7 @@
             <w:pPr>
               <w:spacing w:after="20" w:before="0"/>
             </w:pPr>
-            <w:hyperlink w:history="1" r:id="rId7-o0fojbkzhfuuevvgcus">
+            <w:hyperlink w:history="1" r:id="rIdaurlyo3ygx1vvy-am2vak">
               <w:r>
                 <w:rPr>
                   <w:rFonts w:ascii="Arial" w:cs="Arial" w:eastAsia="Arial" w:hAnsi="Arial"/>
@@ -27648,7 +27648,7 @@
               <w:spacing w:after="10" w:before="0"/>
               <w:ind w:left="120"/>
             </w:pPr>
-            <w:hyperlink w:history="1" r:id="rIde58qlmevljc0lgyqnczwu">
+            <w:hyperlink w:history="1" r:id="rIddsxx2xjgmcg5m_h8acksq">
               <w:r>
                 <w:rPr>
                   <w:rFonts w:ascii="Arial" w:cs="Arial" w:eastAsia="Arial" w:hAnsi="Arial"/>
@@ -27693,7 +27693,7 @@
             <w:pPr>
               <w:spacing w:after="20" w:before="0"/>
             </w:pPr>
-            <w:hyperlink w:history="1" r:id="rIdsznp7qjlh1nlgqciqrv5u">
+            <w:hyperlink w:history="1" r:id="rIdbvtl2zxfonf6zbiukiodk">
               <w:r>
                 <w:rPr>
                   <w:rFonts w:ascii="Arial" w:cs="Arial" w:eastAsia="Arial" w:hAnsi="Arial"/>
@@ -27726,7 +27726,7 @@
               <w:spacing w:after="10" w:before="0"/>
               <w:ind w:left="120"/>
             </w:pPr>
-            <w:hyperlink w:history="1" r:id="rId2s-zocyvvq3xhgpp6ecpr">
+            <w:hyperlink w:history="1" r:id="rIdsbsxw39ue-fma5yximgpf">
               <w:r>
                 <w:rPr>
                   <w:rFonts w:ascii="Arial" w:cs="Arial" w:eastAsia="Arial" w:hAnsi="Arial"/>
@@ -27921,7 +27921,7 @@
             <w:pPr>
               <w:spacing w:after="20" w:before="0"/>
             </w:pPr>
-            <w:hyperlink w:history="1" r:id="rIdk1wnxbcys0tcsg8ifuvaa">
+            <w:hyperlink w:history="1" r:id="rIdihyyuk6bp6uryjnkhkx-p">
               <w:r>
                 <w:rPr>
                   <w:rFonts w:ascii="Arial" w:cs="Arial" w:eastAsia="Arial" w:hAnsi="Arial"/>
@@ -27954,7 +27954,7 @@
               <w:spacing w:after="10" w:before="0"/>
               <w:ind w:left="120"/>
             </w:pPr>
-            <w:hyperlink w:history="1" r:id="rIdxphmbhanw_c_shij4jree">
+            <w:hyperlink w:history="1" r:id="rIdv4fsktvvfbrywldgxwjx6">
               <w:r>
                 <w:rPr>
                   <w:rFonts w:ascii="Arial" w:cs="Arial" w:eastAsia="Arial" w:hAnsi="Arial"/>
@@ -27999,7 +27999,7 @@
             <w:pPr>
               <w:spacing w:after="20" w:before="0"/>
             </w:pPr>
-            <w:hyperlink w:history="1" r:id="rId9gwr7ais9k8ws3imzqxvn">
+            <w:hyperlink w:history="1" r:id="rId5axrdgzdochxdfcjmxcw4">
               <w:r>
                 <w:rPr>
                   <w:rFonts w:ascii="Arial" w:cs="Arial" w:eastAsia="Arial" w:hAnsi="Arial"/>
@@ -28032,7 +28032,7 @@
               <w:spacing w:after="10" w:before="0"/>
               <w:ind w:left="120"/>
             </w:pPr>
-            <w:hyperlink w:history="1" r:id="rIdutyzqpk_b22wfqz2ynb3m">
+            <w:hyperlink w:history="1" r:id="rIdyauls0heavp5yy0wnx1cx">
               <w:r>
                 <w:rPr>
                   <w:rFonts w:ascii="Arial" w:cs="Arial" w:eastAsia="Arial" w:hAnsi="Arial"/>
@@ -28658,7 +28658,7 @@
         </w:rPr>
         <w:t xml:space="preserve">© 2026 SeaVuria and ARES. Aligned with KICD objectives. Developed by SeaVuria; technical implementation by ARES (with AI assistance from Claude). Licensed under </w:t>
       </w:r>
-      <w:hyperlink w:history="1" r:id="rIdhuvipczg0wnmdhf5a3a_-">
+      <w:hyperlink w:history="1" r:id="rId7fnah8fjbgi9thtdngcvu">
         <w:r>
           <w:rPr>
             <w:rFonts w:ascii="Arial" w:cs="Arial" w:eastAsia="Arial" w:hAnsi="Arial"/>
@@ -28679,7 +28679,7 @@
         </w:rPr>
         <w:t xml:space="preserve"> (</w:t>
       </w:r>
-      <w:hyperlink w:history="1" r:id="rIdi1qnfp1rlhwgzahnm_dol">
+      <w:hyperlink w:history="1" r:id="rId2wh7_kcwz8qp90ef0q2dd">
         <w:r>
           <w:rPr>
             <w:rFonts w:ascii="Arial" w:cs="Arial" w:eastAsia="Arial" w:hAnsi="Arial"/>

--- a/data/outputs/v2/Maths/SS4.1_Statistics_I/Mathematics_Statistics_I_CBE_LessonSequence.docx
+++ b/data/outputs/v2/Maths/SS4.1_Statistics_I/Mathematics_Statistics_I_CBE_LessonSequence.docx
@@ -2597,7 +2597,7 @@
         </w:rPr>
         <w:t xml:space="preserve">© 2026 SeaVuria and ARES. This work is licensed under a </w:t>
       </w:r>
-      <w:hyperlink w:history="1" r:id="rIdvjjw1if-az0dy5nu87a3h">
+      <w:hyperlink w:history="1" r:id="rIdsmi7zkhe431d8jw6erilu">
         <w:r>
           <w:rPr>
             <w:rFonts w:ascii="Arial" w:cs="Arial" w:eastAsia="Arial" w:hAnsi="Arial"/>
@@ -2617,7 +2617,7 @@
         </w:rPr>
         <w:t xml:space="preserve"> (</w:t>
       </w:r>
-      <w:hyperlink w:history="1" r:id="rId46dopbik8kpm6drjkir8o">
+      <w:hyperlink w:history="1" r:id="rIdeu8zlvoy5velov3peth5i">
         <w:r>
           <w:rPr>
             <w:rFonts w:ascii="Arial" w:cs="Arial" w:eastAsia="Arial" w:hAnsi="Arial"/>
@@ -2637,7 +2637,7 @@
         </w:rPr>
         <w:t xml:space="preserve">). To view a copy of this license, visit </w:t>
       </w:r>
-      <w:hyperlink w:history="1" r:id="rIdkmnivmvu2rggyjflwoi2t">
+      <w:hyperlink w:history="1" r:id="rId9zs0q3iknbgbfueavxtau">
         <w:r>
           <w:rPr>
             <w:rFonts w:ascii="Arial" w:cs="Arial" w:eastAsia="Arial" w:hAnsi="Arial"/>
@@ -3649,7 +3649,7 @@
             <w:pPr>
               <w:spacing w:after="20" w:before="0"/>
             </w:pPr>
-            <w:hyperlink w:history="1" r:id="rIdstyszwfwtfspxfina19zu">
+            <w:hyperlink w:history="1" r:id="rIdutknk3rhjag7dptgrz6k6">
               <w:r>
                 <w:rPr>
                   <w:rFonts w:ascii="Arial" w:cs="Arial" w:eastAsia="Arial" w:hAnsi="Arial"/>
@@ -3682,7 +3682,7 @@
               <w:spacing w:after="10" w:before="0"/>
               <w:ind w:left="120"/>
             </w:pPr>
-            <w:hyperlink w:history="1" r:id="rIdx6zgby39hvosjtzmphtth">
+            <w:hyperlink w:history="1" r:id="rIdhjpx7w4z86zgnoccdt4t5">
               <w:r>
                 <w:rPr>
                   <w:rFonts w:ascii="Arial" w:cs="Arial" w:eastAsia="Arial" w:hAnsi="Arial"/>
@@ -3727,7 +3727,7 @@
             <w:pPr>
               <w:spacing w:after="20" w:before="0"/>
             </w:pPr>
-            <w:hyperlink w:history="1" r:id="rIdmci3cisgsnrlh9ss5ifp6">
+            <w:hyperlink w:history="1" r:id="rIdwhd05vlr_zwi1s5n68z61">
               <w:r>
                 <w:rPr>
                   <w:rFonts w:ascii="Arial" w:cs="Arial" w:eastAsia="Arial" w:hAnsi="Arial"/>
@@ -3760,7 +3760,7 @@
               <w:spacing w:after="10" w:before="0"/>
               <w:ind w:left="120"/>
             </w:pPr>
-            <w:hyperlink w:history="1" r:id="rIdbwg1neya-lwksrgsvcy_1">
+            <w:hyperlink w:history="1" r:id="rIdasub0uitrpd5gn_ve2jnv">
               <w:r>
                 <w:rPr>
                   <w:rFonts w:ascii="Arial" w:cs="Arial" w:eastAsia="Arial" w:hAnsi="Arial"/>
@@ -3955,7 +3955,7 @@
             <w:pPr>
               <w:spacing w:after="20" w:before="0"/>
             </w:pPr>
-            <w:hyperlink w:history="1" r:id="rIdlhbjrbdg9pzhl_p6w3faw">
+            <w:hyperlink w:history="1" r:id="rIdjwljyjyewg3o43ug06d-9">
               <w:r>
                 <w:rPr>
                   <w:rFonts w:ascii="Arial" w:cs="Arial" w:eastAsia="Arial" w:hAnsi="Arial"/>
@@ -3988,7 +3988,7 @@
               <w:spacing w:after="10" w:before="0"/>
               <w:ind w:left="120"/>
             </w:pPr>
-            <w:hyperlink w:history="1" r:id="rIdfja9h3ytnzib8cjwjc8go">
+            <w:hyperlink w:history="1" r:id="rIddbuwvt17fw6ksofr4_qkh">
               <w:r>
                 <w:rPr>
                   <w:rFonts w:ascii="Arial" w:cs="Arial" w:eastAsia="Arial" w:hAnsi="Arial"/>
@@ -4033,7 +4033,7 @@
             <w:pPr>
               <w:spacing w:after="20" w:before="0"/>
             </w:pPr>
-            <w:hyperlink w:history="1" r:id="rIdywoa8z_x0nuefk0dztyd4">
+            <w:hyperlink w:history="1" r:id="rIdtbctqnq8j1htcqo3_aibt">
               <w:r>
                 <w:rPr>
                   <w:rFonts w:ascii="Arial" w:cs="Arial" w:eastAsia="Arial" w:hAnsi="Arial"/>
@@ -4066,7 +4066,7 @@
               <w:spacing w:after="10" w:before="0"/>
               <w:ind w:left="120"/>
             </w:pPr>
-            <w:hyperlink w:history="1" r:id="rIdnvjhrxvyanqe_wrodiptj">
+            <w:hyperlink w:history="1" r:id="rIdu_dkqdqhwfmb9pjrhyyur">
               <w:r>
                 <w:rPr>
                   <w:rFonts w:ascii="Arial" w:cs="Arial" w:eastAsia="Arial" w:hAnsi="Arial"/>
@@ -4261,7 +4261,7 @@
             <w:pPr>
               <w:spacing w:after="20" w:before="0"/>
             </w:pPr>
-            <w:hyperlink w:history="1" r:id="rIdxucqxzy5kb8y3yondxx7v">
+            <w:hyperlink w:history="1" r:id="rIdtkkbeeozfrkx0yy-yk1q7">
               <w:r>
                 <w:rPr>
                   <w:rFonts w:ascii="Arial" w:cs="Arial" w:eastAsia="Arial" w:hAnsi="Arial"/>
@@ -4310,7 +4310,7 @@
               <w:spacing w:after="10" w:before="0"/>
               <w:ind w:left="120"/>
             </w:pPr>
-            <w:hyperlink w:history="1" r:id="rIdmnx9pscsuvwtamrlncrra">
+            <w:hyperlink w:history="1" r:id="rIdvrjrmpsftwq7mtlokxep_">
               <w:r>
                 <w:rPr>
                   <w:rFonts w:ascii="Arial" w:cs="Arial" w:eastAsia="Arial" w:hAnsi="Arial"/>
@@ -4355,7 +4355,7 @@
             <w:pPr>
               <w:spacing w:after="20" w:before="0"/>
             </w:pPr>
-            <w:hyperlink w:history="1" r:id="rIdntq3kottr6c7ehrhkz5zb">
+            <w:hyperlink w:history="1" r:id="rIdk0eheg1z38yc1d_erawkh">
               <w:r>
                 <w:rPr>
                   <w:rFonts w:ascii="Arial" w:cs="Arial" w:eastAsia="Arial" w:hAnsi="Arial"/>
@@ -4388,7 +4388,7 @@
               <w:spacing w:after="10" w:before="0"/>
               <w:ind w:left="120"/>
             </w:pPr>
-            <w:hyperlink w:history="1" r:id="rIdnmepplvqmsklsvvds9gxj">
+            <w:hyperlink w:history="1" r:id="rIdsun2hvfxmhdobg0v5g9lh">
               <w:r>
                 <w:rPr>
                   <w:rFonts w:ascii="Arial" w:cs="Arial" w:eastAsia="Arial" w:hAnsi="Arial"/>
@@ -4583,7 +4583,7 @@
             <w:pPr>
               <w:spacing w:after="20" w:before="0"/>
             </w:pPr>
-            <w:hyperlink w:history="1" r:id="rId-e00itndb1guryjbvky8b">
+            <w:hyperlink w:history="1" r:id="rIdesfk2bc2h0kratyh7bxfm">
               <w:r>
                 <w:rPr>
                   <w:rFonts w:ascii="Arial" w:cs="Arial" w:eastAsia="Arial" w:hAnsi="Arial"/>
@@ -4632,7 +4632,7 @@
               <w:spacing w:after="10" w:before="0"/>
               <w:ind w:left="120"/>
             </w:pPr>
-            <w:hyperlink w:history="1" r:id="rIdp7uq9oynterwewxtmxz7v">
+            <w:hyperlink w:history="1" r:id="rIdz4sx9qndtix93xkb6e7ba">
               <w:r>
                 <w:rPr>
                   <w:rFonts w:ascii="Arial" w:cs="Arial" w:eastAsia="Arial" w:hAnsi="Arial"/>
@@ -4677,7 +4677,7 @@
             <w:pPr>
               <w:spacing w:after="20" w:before="0"/>
             </w:pPr>
-            <w:hyperlink w:history="1" r:id="rId_fyubbvfsmdbtz3bovgbg">
+            <w:hyperlink w:history="1" r:id="rIded4_vdrtry8dvtp99ifyb">
               <w:r>
                 <w:rPr>
                   <w:rFonts w:ascii="Arial" w:cs="Arial" w:eastAsia="Arial" w:hAnsi="Arial"/>
@@ -4710,7 +4710,7 @@
               <w:spacing w:after="10" w:before="0"/>
               <w:ind w:left="120"/>
             </w:pPr>
-            <w:hyperlink w:history="1" r:id="rIdgtoo1qknkm6_qksmlrg0h">
+            <w:hyperlink w:history="1" r:id="rId7w3bm254r0uixmn4rrd62">
               <w:r>
                 <w:rPr>
                   <w:rFonts w:ascii="Arial" w:cs="Arial" w:eastAsia="Arial" w:hAnsi="Arial"/>
@@ -4905,7 +4905,7 @@
             <w:pPr>
               <w:spacing w:after="20" w:before="0"/>
             </w:pPr>
-            <w:hyperlink w:history="1" r:id="rId5pc7chpvrml1mo1q7vir8">
+            <w:hyperlink w:history="1" r:id="rIduqqm-3qtcs17xhy-enc7_">
               <w:r>
                 <w:rPr>
                   <w:rFonts w:ascii="Arial" w:cs="Arial" w:eastAsia="Arial" w:hAnsi="Arial"/>
@@ -4938,7 +4938,7 @@
               <w:spacing w:after="10" w:before="0"/>
               <w:ind w:left="120"/>
             </w:pPr>
-            <w:hyperlink w:history="1" r:id="rIdbd6mzufheduxojwh1anas">
+            <w:hyperlink w:history="1" r:id="rId19zaobfjkn6-azfhuno8i">
               <w:r>
                 <w:rPr>
                   <w:rFonts w:ascii="Arial" w:cs="Arial" w:eastAsia="Arial" w:hAnsi="Arial"/>
@@ -4983,7 +4983,7 @@
             <w:pPr>
               <w:spacing w:after="20" w:before="0"/>
             </w:pPr>
-            <w:hyperlink w:history="1" r:id="rId7isuxjxvpnocptzgnqr3k">
+            <w:hyperlink w:history="1" r:id="rIdrjktrycelrvd06nknwdzn">
               <w:r>
                 <w:rPr>
                   <w:rFonts w:ascii="Arial" w:cs="Arial" w:eastAsia="Arial" w:hAnsi="Arial"/>
@@ -5016,7 +5016,7 @@
               <w:spacing w:after="10" w:before="0"/>
               <w:ind w:left="120"/>
             </w:pPr>
-            <w:hyperlink w:history="1" r:id="rIdtz8gyij1n0rbxuy5simfd">
+            <w:hyperlink w:history="1" r:id="rIdjscr3ce4eazanya4dtpnx">
               <w:r>
                 <w:rPr>
                   <w:rFonts w:ascii="Arial" w:cs="Arial" w:eastAsia="Arial" w:hAnsi="Arial"/>
@@ -5528,7 +5528,7 @@
         </w:rPr>
         <w:t xml:space="preserve">© 2026 SeaVuria and ARES. Aligned with KICD objectives. Developed by SeaVuria; technical implementation by ARES (with AI assistance from Claude). Licensed under </w:t>
       </w:r>
-      <w:hyperlink w:history="1" r:id="rIdsqthdyarfhfp_vmechpsf">
+      <w:hyperlink w:history="1" r:id="rIdko_3z7jjqsqhxumxo7xyr">
         <w:r>
           <w:rPr>
             <w:rFonts w:ascii="Arial" w:cs="Arial" w:eastAsia="Arial" w:hAnsi="Arial"/>
@@ -5549,7 +5549,7 @@
         </w:rPr>
         <w:t xml:space="preserve"> (</w:t>
       </w:r>
-      <w:hyperlink w:history="1" r:id="rIdf1rkay3x1x-rbrddjsvoi">
+      <w:hyperlink w:history="1" r:id="rIdeaj1kozdi-ldjpbqspaov">
         <w:r>
           <w:rPr>
             <w:rFonts w:ascii="Arial" w:cs="Arial" w:eastAsia="Arial" w:hAnsi="Arial"/>
@@ -6562,7 +6562,7 @@
             <w:pPr>
               <w:spacing w:after="20" w:before="0"/>
             </w:pPr>
-            <w:hyperlink w:history="1" r:id="rIdq02ugngohcvms1b6sgyfc">
+            <w:hyperlink w:history="1" r:id="rIdtrkrwyrwvswgue7d0neb0">
               <w:r>
                 <w:rPr>
                   <w:rFonts w:ascii="Arial" w:cs="Arial" w:eastAsia="Arial" w:hAnsi="Arial"/>
@@ -6611,7 +6611,7 @@
               <w:spacing w:after="10" w:before="0"/>
               <w:ind w:left="120"/>
             </w:pPr>
-            <w:hyperlink w:history="1" r:id="rId1y53me5ti7hdnuqnu7wqn">
+            <w:hyperlink w:history="1" r:id="rIdt2yixvd2pmvnmbo3qspmt">
               <w:r>
                 <w:rPr>
                   <w:rFonts w:ascii="Arial" w:cs="Arial" w:eastAsia="Arial" w:hAnsi="Arial"/>
@@ -6656,7 +6656,7 @@
             <w:pPr>
               <w:spacing w:after="20" w:before="0"/>
             </w:pPr>
-            <w:hyperlink w:history="1" r:id="rIdjskpu7amvv_ttw-i2-kn0">
+            <w:hyperlink w:history="1" r:id="rId6hsny0kv0_y-oenk_vtyf">
               <w:r>
                 <w:rPr>
                   <w:rFonts w:ascii="Arial" w:cs="Arial" w:eastAsia="Arial" w:hAnsi="Arial"/>
@@ -6705,7 +6705,7 @@
               <w:spacing w:after="10" w:before="0"/>
               <w:ind w:left="120"/>
             </w:pPr>
-            <w:hyperlink w:history="1" r:id="rIdy_jxykqo1xmxg4av-vfzy">
+            <w:hyperlink w:history="1" r:id="rIdijhjd1hq7_os98hyhpiuy">
               <w:r>
                 <w:rPr>
                   <w:rFonts w:ascii="Arial" w:cs="Arial" w:eastAsia="Arial" w:hAnsi="Arial"/>
@@ -6900,7 +6900,7 @@
             <w:pPr>
               <w:spacing w:after="20" w:before="0"/>
             </w:pPr>
-            <w:hyperlink w:history="1" r:id="rIdfhnsxvofekjjccjxup8ni">
+            <w:hyperlink w:history="1" r:id="rIddhwbewlw1fdmueh8x6s1d">
               <w:r>
                 <w:rPr>
                   <w:rFonts w:ascii="Arial" w:cs="Arial" w:eastAsia="Arial" w:hAnsi="Arial"/>
@@ -6949,7 +6949,7 @@
               <w:spacing w:after="10" w:before="0"/>
               <w:ind w:left="120"/>
             </w:pPr>
-            <w:hyperlink w:history="1" r:id="rId0mstf-ofosvsd5nmol8oe">
+            <w:hyperlink w:history="1" r:id="rIdyo5bbutmx6aokkd8csfzq">
               <w:r>
                 <w:rPr>
                   <w:rFonts w:ascii="Arial" w:cs="Arial" w:eastAsia="Arial" w:hAnsi="Arial"/>
@@ -6994,7 +6994,7 @@
             <w:pPr>
               <w:spacing w:after="20" w:before="0"/>
             </w:pPr>
-            <w:hyperlink w:history="1" r:id="rIdycvqyahacym6ic_1zfqfu">
+            <w:hyperlink w:history="1" r:id="rId1ykagnc8gowawvuatunnu">
               <w:r>
                 <w:rPr>
                   <w:rFonts w:ascii="Arial" w:cs="Arial" w:eastAsia="Arial" w:hAnsi="Arial"/>
@@ -7043,7 +7043,7 @@
               <w:spacing w:after="10" w:before="0"/>
               <w:ind w:left="120"/>
             </w:pPr>
-            <w:hyperlink w:history="1" r:id="rIduerbiu7je6aqjes2gdqrn">
+            <w:hyperlink w:history="1" r:id="rId1zqee9iuug5f4hfhsebj4">
               <w:r>
                 <w:rPr>
                   <w:rFonts w:ascii="Arial" w:cs="Arial" w:eastAsia="Arial" w:hAnsi="Arial"/>
@@ -7238,7 +7238,7 @@
             <w:pPr>
               <w:spacing w:after="20" w:before="0"/>
             </w:pPr>
-            <w:hyperlink w:history="1" r:id="rIdlbd2ptvymltxuochcrt5n">
+            <w:hyperlink w:history="1" r:id="rIdhftun2xqrx2yuapumrnsw">
               <w:r>
                 <w:rPr>
                   <w:rFonts w:ascii="Arial" w:cs="Arial" w:eastAsia="Arial" w:hAnsi="Arial"/>
@@ -7287,7 +7287,7 @@
               <w:spacing w:after="10" w:before="0"/>
               <w:ind w:left="120"/>
             </w:pPr>
-            <w:hyperlink w:history="1" r:id="rId5g4ctgoe4pqf5mqoe5ow2">
+            <w:hyperlink w:history="1" r:id="rIdxytmlhm8u6xls3vmnlyab">
               <w:r>
                 <w:rPr>
                   <w:rFonts w:ascii="Arial" w:cs="Arial" w:eastAsia="Arial" w:hAnsi="Arial"/>
@@ -7332,7 +7332,7 @@
             <w:pPr>
               <w:spacing w:after="20" w:before="0"/>
             </w:pPr>
-            <w:hyperlink w:history="1" r:id="rId3gg7w4yipvwu8nw2kjgyu">
+            <w:hyperlink w:history="1" r:id="rIdrwoziux-lvtd6bw__n_yc">
               <w:r>
                 <w:rPr>
                   <w:rFonts w:ascii="Arial" w:cs="Arial" w:eastAsia="Arial" w:hAnsi="Arial"/>
@@ -7381,7 +7381,7 @@
               <w:spacing w:after="10" w:before="0"/>
               <w:ind w:left="120"/>
             </w:pPr>
-            <w:hyperlink w:history="1" r:id="rIda72h-ugceijr4bzhigrnd">
+            <w:hyperlink w:history="1" r:id="rIdnpqvn5avr2i1saz26t1ft">
               <w:r>
                 <w:rPr>
                   <w:rFonts w:ascii="Arial" w:cs="Arial" w:eastAsia="Arial" w:hAnsi="Arial"/>
@@ -7576,7 +7576,7 @@
             <w:pPr>
               <w:spacing w:after="20" w:before="0"/>
             </w:pPr>
-            <w:hyperlink w:history="1" r:id="rIdla4b87d8oojdbipvuv-oq">
+            <w:hyperlink w:history="1" r:id="rIdymu7voh9veszohjhav1v5">
               <w:r>
                 <w:rPr>
                   <w:rFonts w:ascii="Arial" w:cs="Arial" w:eastAsia="Arial" w:hAnsi="Arial"/>
@@ -7625,7 +7625,7 @@
               <w:spacing w:after="10" w:before="0"/>
               <w:ind w:left="120"/>
             </w:pPr>
-            <w:hyperlink w:history="1" r:id="rId8nwcz4zpdcdvq2_zpywxn">
+            <w:hyperlink w:history="1" r:id="rIdquiwyn8yh-gj6obnatkjh">
               <w:r>
                 <w:rPr>
                   <w:rFonts w:ascii="Arial" w:cs="Arial" w:eastAsia="Arial" w:hAnsi="Arial"/>
@@ -7670,7 +7670,7 @@
             <w:pPr>
               <w:spacing w:after="20" w:before="0"/>
             </w:pPr>
-            <w:hyperlink w:history="1" r:id="rIdsaksqzk-bbp-3e9csa6sk">
+            <w:hyperlink w:history="1" r:id="rIdyxtoddgywe_fqgvtgevox">
               <w:r>
                 <w:rPr>
                   <w:rFonts w:ascii="Arial" w:cs="Arial" w:eastAsia="Arial" w:hAnsi="Arial"/>
@@ -7719,7 +7719,7 @@
               <w:spacing w:after="10" w:before="0"/>
               <w:ind w:left="120"/>
             </w:pPr>
-            <w:hyperlink w:history="1" r:id="rIdak45i5zklb592qemex_y7">
+            <w:hyperlink w:history="1" r:id="rIdriqc25nz5ge8ho2c3kdhk">
               <w:r>
                 <w:rPr>
                   <w:rFonts w:ascii="Arial" w:cs="Arial" w:eastAsia="Arial" w:hAnsi="Arial"/>
@@ -7914,7 +7914,7 @@
             <w:pPr>
               <w:spacing w:after="20" w:before="0"/>
             </w:pPr>
-            <w:hyperlink w:history="1" r:id="rIdmlxf2-oyp2tromdjirbgr">
+            <w:hyperlink w:history="1" r:id="rIdiaxixyh_kpshd7_t3uzqw">
               <w:r>
                 <w:rPr>
                   <w:rFonts w:ascii="Arial" w:cs="Arial" w:eastAsia="Arial" w:hAnsi="Arial"/>
@@ -7963,7 +7963,7 @@
               <w:spacing w:after="10" w:before="0"/>
               <w:ind w:left="120"/>
             </w:pPr>
-            <w:hyperlink w:history="1" r:id="rIdwwusb1cbgkefyzkdapi_c">
+            <w:hyperlink w:history="1" r:id="rIdkbwopbqi-jfud92r_ow4c">
               <w:r>
                 <w:rPr>
                   <w:rFonts w:ascii="Arial" w:cs="Arial" w:eastAsia="Arial" w:hAnsi="Arial"/>
@@ -8008,7 +8008,7 @@
             <w:pPr>
               <w:spacing w:after="20" w:before="0"/>
             </w:pPr>
-            <w:hyperlink w:history="1" r:id="rIdlx-ctf3ql3gllg9m6ludw">
+            <w:hyperlink w:history="1" r:id="rIdn9wectmmbp7m92box5mkd">
               <w:r>
                 <w:rPr>
                   <w:rFonts w:ascii="Arial" w:cs="Arial" w:eastAsia="Arial" w:hAnsi="Arial"/>
@@ -8057,7 +8057,7 @@
               <w:spacing w:after="10" w:before="0"/>
               <w:ind w:left="120"/>
             </w:pPr>
-            <w:hyperlink w:history="1" r:id="rIdsv5-tajmorlno9c2yispt">
+            <w:hyperlink w:history="1" r:id="rIdk5f6lnaisponw_lnq8w5o">
               <w:r>
                 <w:rPr>
                   <w:rFonts w:ascii="Arial" w:cs="Arial" w:eastAsia="Arial" w:hAnsi="Arial"/>
@@ -8569,7 +8569,7 @@
         </w:rPr>
         <w:t xml:space="preserve">© 2026 SeaVuria and ARES. Aligned with KICD objectives. Developed by SeaVuria; technical implementation by ARES (with AI assistance from Claude). Licensed under </w:t>
       </w:r>
-      <w:hyperlink w:history="1" r:id="rId_h2dosugvk90hnwzybfnr">
+      <w:hyperlink w:history="1" r:id="rIddyocvywcnbymw-s0whmcc">
         <w:r>
           <w:rPr>
             <w:rFonts w:ascii="Arial" w:cs="Arial" w:eastAsia="Arial" w:hAnsi="Arial"/>
@@ -8590,7 +8590,7 @@
         </w:rPr>
         <w:t xml:space="preserve"> (</w:t>
       </w:r>
-      <w:hyperlink w:history="1" r:id="rIdagfero_jhina6rljwen67">
+      <w:hyperlink w:history="1" r:id="rIdtxupmkutf7khvhdh2-byy">
         <w:r>
           <w:rPr>
             <w:rFonts w:ascii="Arial" w:cs="Arial" w:eastAsia="Arial" w:hAnsi="Arial"/>
@@ -9603,7 +9603,7 @@
             <w:pPr>
               <w:spacing w:after="20" w:before="0"/>
             </w:pPr>
-            <w:hyperlink w:history="1" r:id="rIdztgzq0frd9rzlpreg6sc8">
+            <w:hyperlink w:history="1" r:id="rIdpb0a76m6u8gqay2dom88b">
               <w:r>
                 <w:rPr>
                   <w:rFonts w:ascii="Arial" w:cs="Arial" w:eastAsia="Arial" w:hAnsi="Arial"/>
@@ -9636,7 +9636,7 @@
               <w:spacing w:after="10" w:before="0"/>
               <w:ind w:left="120"/>
             </w:pPr>
-            <w:hyperlink w:history="1" r:id="rId8gnr-u-jgzt62n_jn5fy-">
+            <w:hyperlink w:history="1" r:id="rIdkqiig0fvl2yca6eboc4ns">
               <w:r>
                 <w:rPr>
                   <w:rFonts w:ascii="Arial" w:cs="Arial" w:eastAsia="Arial" w:hAnsi="Arial"/>
@@ -9681,7 +9681,7 @@
             <w:pPr>
               <w:spacing w:after="20" w:before="0"/>
             </w:pPr>
-            <w:hyperlink w:history="1" r:id="rIdyowwe49pdvgwmdcfpm5zt">
+            <w:hyperlink w:history="1" r:id="rIdqjckvypbbo85cvhau1b84">
               <w:r>
                 <w:rPr>
                   <w:rFonts w:ascii="Arial" w:cs="Arial" w:eastAsia="Arial" w:hAnsi="Arial"/>
@@ -9714,7 +9714,7 @@
               <w:spacing w:after="10" w:before="0"/>
               <w:ind w:left="120"/>
             </w:pPr>
-            <w:hyperlink w:history="1" r:id="rIdfwrdvikan9furs0c2lnue">
+            <w:hyperlink w:history="1" r:id="rId_svmp_cfr9qaiuoultnvh">
               <w:r>
                 <w:rPr>
                   <w:rFonts w:ascii="Arial" w:cs="Arial" w:eastAsia="Arial" w:hAnsi="Arial"/>
@@ -9909,7 +9909,7 @@
             <w:pPr>
               <w:spacing w:after="20" w:before="0"/>
             </w:pPr>
-            <w:hyperlink w:history="1" r:id="rIdxkevigikslauwmzw_8q0d">
+            <w:hyperlink w:history="1" r:id="rId0thqp9zflbmbr7zpfons8">
               <w:r>
                 <w:rPr>
                   <w:rFonts w:ascii="Arial" w:cs="Arial" w:eastAsia="Arial" w:hAnsi="Arial"/>
@@ -9942,7 +9942,7 @@
               <w:spacing w:after="10" w:before="0"/>
               <w:ind w:left="120"/>
             </w:pPr>
-            <w:hyperlink w:history="1" r:id="rIdoekmn2j6rvnd7ms_e3aaw">
+            <w:hyperlink w:history="1" r:id="rId9r7qyvujm6ack3nkz-dxe">
               <w:r>
                 <w:rPr>
                   <w:rFonts w:ascii="Arial" w:cs="Arial" w:eastAsia="Arial" w:hAnsi="Arial"/>
@@ -9987,7 +9987,7 @@
             <w:pPr>
               <w:spacing w:after="20" w:before="0"/>
             </w:pPr>
-            <w:hyperlink w:history="1" r:id="rIdv-orb0qhjtei9fnhdpcff">
+            <w:hyperlink w:history="1" r:id="rIdqytbkeecq8ehjvj5ggu2m">
               <w:r>
                 <w:rPr>
                   <w:rFonts w:ascii="Arial" w:cs="Arial" w:eastAsia="Arial" w:hAnsi="Arial"/>
@@ -10020,7 +10020,7 @@
               <w:spacing w:after="10" w:before="0"/>
               <w:ind w:left="120"/>
             </w:pPr>
-            <w:hyperlink w:history="1" r:id="rIde-71iwwsrbszt141jqnwv">
+            <w:hyperlink w:history="1" r:id="rId6o1rselp9m-i0rcxzkfcl">
               <w:r>
                 <w:rPr>
                   <w:rFonts w:ascii="Arial" w:cs="Arial" w:eastAsia="Arial" w:hAnsi="Arial"/>
@@ -10215,7 +10215,7 @@
             <w:pPr>
               <w:spacing w:after="20" w:before="0"/>
             </w:pPr>
-            <w:hyperlink w:history="1" r:id="rId0gf0hzueewqihm4x5ded5">
+            <w:hyperlink w:history="1" r:id="rIdxasyxemkxt0xcppkfpok7">
               <w:r>
                 <w:rPr>
                   <w:rFonts w:ascii="Arial" w:cs="Arial" w:eastAsia="Arial" w:hAnsi="Arial"/>
@@ -10264,7 +10264,7 @@
               <w:spacing w:after="10" w:before="0"/>
               <w:ind w:left="120"/>
             </w:pPr>
-            <w:hyperlink w:history="1" r:id="rIdjnbovk6qoyauihadr1gdp">
+            <w:hyperlink w:history="1" r:id="rIdzmju8xq0caal-gjwdr5hc">
               <w:r>
                 <w:rPr>
                   <w:rFonts w:ascii="Arial" w:cs="Arial" w:eastAsia="Arial" w:hAnsi="Arial"/>
@@ -10309,7 +10309,7 @@
             <w:pPr>
               <w:spacing w:after="20" w:before="0"/>
             </w:pPr>
-            <w:hyperlink w:history="1" r:id="rIdzdk-kz1x1wra50nzucotl">
+            <w:hyperlink w:history="1" r:id="rId1pwoy56ldsls5gwqgkwni">
               <w:r>
                 <w:rPr>
                   <w:rFonts w:ascii="Arial" w:cs="Arial" w:eastAsia="Arial" w:hAnsi="Arial"/>
@@ -10342,7 +10342,7 @@
               <w:spacing w:after="10" w:before="0"/>
               <w:ind w:left="120"/>
             </w:pPr>
-            <w:hyperlink w:history="1" r:id="rIddrlwhvnzspm4oplmhiyg5">
+            <w:hyperlink w:history="1" r:id="rIdkdkwquvydaip5tkwiqs5m">
               <w:r>
                 <w:rPr>
                   <w:rFonts w:ascii="Arial" w:cs="Arial" w:eastAsia="Arial" w:hAnsi="Arial"/>
@@ -10537,7 +10537,7 @@
             <w:pPr>
               <w:spacing w:after="20" w:before="0"/>
             </w:pPr>
-            <w:hyperlink w:history="1" r:id="rIdxhui08zcw8jnc6qtgs4bc">
+            <w:hyperlink w:history="1" r:id="rIdn2q0zknh0smtz0utdzp1q">
               <w:r>
                 <w:rPr>
                   <w:rFonts w:ascii="Arial" w:cs="Arial" w:eastAsia="Arial" w:hAnsi="Arial"/>
@@ -10586,7 +10586,7 @@
               <w:spacing w:after="10" w:before="0"/>
               <w:ind w:left="120"/>
             </w:pPr>
-            <w:hyperlink w:history="1" r:id="rIdb2zsvlztq2lwhkionx4bw">
+            <w:hyperlink w:history="1" r:id="rIdqedmv-_yw_bq-j8yrxvpx">
               <w:r>
                 <w:rPr>
                   <w:rFonts w:ascii="Arial" w:cs="Arial" w:eastAsia="Arial" w:hAnsi="Arial"/>
@@ -10631,7 +10631,7 @@
             <w:pPr>
               <w:spacing w:after="20" w:before="0"/>
             </w:pPr>
-            <w:hyperlink w:history="1" r:id="rIdf5hhuku4qu3eavkiftf7i">
+            <w:hyperlink w:history="1" r:id="rIdy7etloth8iqtrljbxtdnq">
               <w:r>
                 <w:rPr>
                   <w:rFonts w:ascii="Arial" w:cs="Arial" w:eastAsia="Arial" w:hAnsi="Arial"/>
@@ -10664,7 +10664,7 @@
               <w:spacing w:after="10" w:before="0"/>
               <w:ind w:left="120"/>
             </w:pPr>
-            <w:hyperlink w:history="1" r:id="rIdlpqiojhrh0olcsgmdhdvm">
+            <w:hyperlink w:history="1" r:id="rId4bqawnlms7z3hcswas6rc">
               <w:r>
                 <w:rPr>
                   <w:rFonts w:ascii="Arial" w:cs="Arial" w:eastAsia="Arial" w:hAnsi="Arial"/>
@@ -10859,7 +10859,7 @@
             <w:pPr>
               <w:spacing w:after="20" w:before="0"/>
             </w:pPr>
-            <w:hyperlink w:history="1" r:id="rIdvbz7evtzc-t9m5asl1kb-">
+            <w:hyperlink w:history="1" r:id="rId9fxxq5vypezoewzcne4iy">
               <w:r>
                 <w:rPr>
                   <w:rFonts w:ascii="Arial" w:cs="Arial" w:eastAsia="Arial" w:hAnsi="Arial"/>
@@ -10908,7 +10908,7 @@
               <w:spacing w:after="10" w:before="0"/>
               <w:ind w:left="120"/>
             </w:pPr>
-            <w:hyperlink w:history="1" r:id="rIdigu759b8edrlfzuvfvmk6">
+            <w:hyperlink w:history="1" r:id="rIdwu6dkfg5brqjlnwre53gs">
               <w:r>
                 <w:rPr>
                   <w:rFonts w:ascii="Arial" w:cs="Arial" w:eastAsia="Arial" w:hAnsi="Arial"/>
@@ -10953,7 +10953,7 @@
             <w:pPr>
               <w:spacing w:after="20" w:before="0"/>
             </w:pPr>
-            <w:hyperlink w:history="1" r:id="rIdere4tvbjlahceu6r8tw0k">
+            <w:hyperlink w:history="1" r:id="rIdrkzafobibwxu-dbp8en2h">
               <w:r>
                 <w:rPr>
                   <w:rFonts w:ascii="Arial" w:cs="Arial" w:eastAsia="Arial" w:hAnsi="Arial"/>
@@ -10986,7 +10986,7 @@
               <w:spacing w:after="10" w:before="0"/>
               <w:ind w:left="120"/>
             </w:pPr>
-            <w:hyperlink w:history="1" r:id="rIdforo3tfapcap0rm8znmve">
+            <w:hyperlink w:history="1" r:id="rIdqbzavysbfipwzxyusxzuo">
               <w:r>
                 <w:rPr>
                   <w:rFonts w:ascii="Arial" w:cs="Arial" w:eastAsia="Arial" w:hAnsi="Arial"/>
@@ -11498,7 +11498,7 @@
         </w:rPr>
         <w:t xml:space="preserve">© 2026 SeaVuria and ARES. Aligned with KICD objectives. Developed by SeaVuria; technical implementation by ARES (with AI assistance from Claude). Licensed under </w:t>
       </w:r>
-      <w:hyperlink w:history="1" r:id="rIdd6gmqcppbmjxuvxnjvmyh">
+      <w:hyperlink w:history="1" r:id="rIdqdvzlbewaaw6fz0urv1i2">
         <w:r>
           <w:rPr>
             <w:rFonts w:ascii="Arial" w:cs="Arial" w:eastAsia="Arial" w:hAnsi="Arial"/>
@@ -11519,7 +11519,7 @@
         </w:rPr>
         <w:t xml:space="preserve"> (</w:t>
       </w:r>
-      <w:hyperlink w:history="1" r:id="rIdznbjvi5goctca0bal5pu5">
+      <w:hyperlink w:history="1" r:id="rIdfuobsaa1knrmgnzlnbuzc">
         <w:r>
           <w:rPr>
             <w:rFonts w:ascii="Arial" w:cs="Arial" w:eastAsia="Arial" w:hAnsi="Arial"/>
@@ -12532,7 +12532,7 @@
             <w:pPr>
               <w:spacing w:after="20" w:before="0"/>
             </w:pPr>
-            <w:hyperlink w:history="1" r:id="rIdg3qdaa_hgcrgyadbmdqo1">
+            <w:hyperlink w:history="1" r:id="rIdkblcm8dgqbdaoi_hotaec">
               <w:r>
                 <w:rPr>
                   <w:rFonts w:ascii="Arial" w:cs="Arial" w:eastAsia="Arial" w:hAnsi="Arial"/>
@@ -12565,7 +12565,7 @@
               <w:spacing w:after="10" w:before="0"/>
               <w:ind w:left="120"/>
             </w:pPr>
-            <w:hyperlink w:history="1" r:id="rIdwh1mzplikpce1os5bewu-">
+            <w:hyperlink w:history="1" r:id="rIdenleo5mxzwlp_ojnpvd31">
               <w:r>
                 <w:rPr>
                   <w:rFonts w:ascii="Arial" w:cs="Arial" w:eastAsia="Arial" w:hAnsi="Arial"/>
@@ -12610,7 +12610,7 @@
             <w:pPr>
               <w:spacing w:after="20" w:before="0"/>
             </w:pPr>
-            <w:hyperlink w:history="1" r:id="rIdyfqjcx1oj7gan9b-jo7gt">
+            <w:hyperlink w:history="1" r:id="rId86cuqoknswetyotwrp0nj">
               <w:r>
                 <w:rPr>
                   <w:rFonts w:ascii="Arial" w:cs="Arial" w:eastAsia="Arial" w:hAnsi="Arial"/>
@@ -12643,7 +12643,7 @@
               <w:spacing w:after="10" w:before="0"/>
               <w:ind w:left="120"/>
             </w:pPr>
-            <w:hyperlink w:history="1" r:id="rIdhjmdsvpwsgxwvmxo8bqjk">
+            <w:hyperlink w:history="1" r:id="rIdnagjy-zofkxhpnbuenk0c">
               <w:r>
                 <w:rPr>
                   <w:rFonts w:ascii="Arial" w:cs="Arial" w:eastAsia="Arial" w:hAnsi="Arial"/>
@@ -12838,7 +12838,7 @@
             <w:pPr>
               <w:spacing w:after="20" w:before="0"/>
             </w:pPr>
-            <w:hyperlink w:history="1" r:id="rIdlauej09rwohxnbz0-0xj4">
+            <w:hyperlink w:history="1" r:id="rId1stbhgd6mndocyhk8rakh">
               <w:r>
                 <w:rPr>
                   <w:rFonts w:ascii="Arial" w:cs="Arial" w:eastAsia="Arial" w:hAnsi="Arial"/>
@@ -12871,7 +12871,7 @@
               <w:spacing w:after="10" w:before="0"/>
               <w:ind w:left="120"/>
             </w:pPr>
-            <w:hyperlink w:history="1" r:id="rIdl-7xjm-ovxrvaropfqssh">
+            <w:hyperlink w:history="1" r:id="rIdcdqcuuer7f4da0lqfjkav">
               <w:r>
                 <w:rPr>
                   <w:rFonts w:ascii="Arial" w:cs="Arial" w:eastAsia="Arial" w:hAnsi="Arial"/>
@@ -12916,7 +12916,7 @@
             <w:pPr>
               <w:spacing w:after="20" w:before="0"/>
             </w:pPr>
-            <w:hyperlink w:history="1" r:id="rIdvqgpj0k6eqhz2imitaax4">
+            <w:hyperlink w:history="1" r:id="rIdjw-ndcyx-8mhn7z1ny8zw">
               <w:r>
                 <w:rPr>
                   <w:rFonts w:ascii="Arial" w:cs="Arial" w:eastAsia="Arial" w:hAnsi="Arial"/>
@@ -12949,7 +12949,7 @@
               <w:spacing w:after="10" w:before="0"/>
               <w:ind w:left="120"/>
             </w:pPr>
-            <w:hyperlink w:history="1" r:id="rIdkkvevg9rvzemrlbxczn0k">
+            <w:hyperlink w:history="1" r:id="rIdzehvs_kxwgqqtpx2sr4bd">
               <w:r>
                 <w:rPr>
                   <w:rFonts w:ascii="Arial" w:cs="Arial" w:eastAsia="Arial" w:hAnsi="Arial"/>
@@ -13144,7 +13144,7 @@
             <w:pPr>
               <w:spacing w:after="20" w:before="0"/>
             </w:pPr>
-            <w:hyperlink w:history="1" r:id="rIdzdj8hieb-su81vn__1zh9">
+            <w:hyperlink w:history="1" r:id="rIdmvp_yofcmsn9k_tjgiqnv">
               <w:r>
                 <w:rPr>
                   <w:rFonts w:ascii="Arial" w:cs="Arial" w:eastAsia="Arial" w:hAnsi="Arial"/>
@@ -13193,7 +13193,7 @@
               <w:spacing w:after="10" w:before="0"/>
               <w:ind w:left="120"/>
             </w:pPr>
-            <w:hyperlink w:history="1" r:id="rIdaynunaripxixk-tvzsf3i">
+            <w:hyperlink w:history="1" r:id="rId1vhtjwce5vqwscbayzvqz">
               <w:r>
                 <w:rPr>
                   <w:rFonts w:ascii="Arial" w:cs="Arial" w:eastAsia="Arial" w:hAnsi="Arial"/>
@@ -13238,7 +13238,7 @@
             <w:pPr>
               <w:spacing w:after="20" w:before="0"/>
             </w:pPr>
-            <w:hyperlink w:history="1" r:id="rIdw6gjx9lclv9kpjqdex67u">
+            <w:hyperlink w:history="1" r:id="rIdgvbniskxsz5sglosx0xu0">
               <w:r>
                 <w:rPr>
                   <w:rFonts w:ascii="Arial" w:cs="Arial" w:eastAsia="Arial" w:hAnsi="Arial"/>
@@ -13271,7 +13271,7 @@
               <w:spacing w:after="10" w:before="0"/>
               <w:ind w:left="120"/>
             </w:pPr>
-            <w:hyperlink w:history="1" r:id="rIddcplhwhsszjlabuwdc8bo">
+            <w:hyperlink w:history="1" r:id="rIde1uqltvb-iuakzqhvymma">
               <w:r>
                 <w:rPr>
                   <w:rFonts w:ascii="Arial" w:cs="Arial" w:eastAsia="Arial" w:hAnsi="Arial"/>
@@ -13466,7 +13466,7 @@
             <w:pPr>
               <w:spacing w:after="20" w:before="0"/>
             </w:pPr>
-            <w:hyperlink w:history="1" r:id="rIdv1ieby3an4e__a0ur72sn">
+            <w:hyperlink w:history="1" r:id="rIdyjtruu1yspz0lnanm8ogp">
               <w:r>
                 <w:rPr>
                   <w:rFonts w:ascii="Arial" w:cs="Arial" w:eastAsia="Arial" w:hAnsi="Arial"/>
@@ -13515,7 +13515,7 @@
               <w:spacing w:after="10" w:before="0"/>
               <w:ind w:left="120"/>
             </w:pPr>
-            <w:hyperlink w:history="1" r:id="rIdvjghhjuf58p7uchcf8tne">
+            <w:hyperlink w:history="1" r:id="rIdadlxiz15hfnlcjsyzxlue">
               <w:r>
                 <w:rPr>
                   <w:rFonts w:ascii="Arial" w:cs="Arial" w:eastAsia="Arial" w:hAnsi="Arial"/>
@@ -13560,7 +13560,7 @@
             <w:pPr>
               <w:spacing w:after="20" w:before="0"/>
             </w:pPr>
-            <w:hyperlink w:history="1" r:id="rIdh2qszeswpmnag6ku3bmgv">
+            <w:hyperlink w:history="1" r:id="rIdwpfv7vi9lyayxpod-xbbj">
               <w:r>
                 <w:rPr>
                   <w:rFonts w:ascii="Arial" w:cs="Arial" w:eastAsia="Arial" w:hAnsi="Arial"/>
@@ -13593,7 +13593,7 @@
               <w:spacing w:after="10" w:before="0"/>
               <w:ind w:left="120"/>
             </w:pPr>
-            <w:hyperlink w:history="1" r:id="rId38u0ojq7wjbhsgsqopywc">
+            <w:hyperlink w:history="1" r:id="rIdytcurl4sxlqsz1ma_8svb">
               <w:r>
                 <w:rPr>
                   <w:rFonts w:ascii="Arial" w:cs="Arial" w:eastAsia="Arial" w:hAnsi="Arial"/>
@@ -13788,7 +13788,7 @@
             <w:pPr>
               <w:spacing w:after="20" w:before="0"/>
             </w:pPr>
-            <w:hyperlink w:history="1" r:id="rIdm8r31j2m9ejwbgokcht5j">
+            <w:hyperlink w:history="1" r:id="rIdpczwhs_fxjyajb8aknhux">
               <w:r>
                 <w:rPr>
                   <w:rFonts w:ascii="Arial" w:cs="Arial" w:eastAsia="Arial" w:hAnsi="Arial"/>
@@ -13837,7 +13837,7 @@
               <w:spacing w:after="10" w:before="0"/>
               <w:ind w:left="120"/>
             </w:pPr>
-            <w:hyperlink w:history="1" r:id="rIdndcvtpubq2rotb-faz8-m">
+            <w:hyperlink w:history="1" r:id="rId1oac8a0fn4wb9f_0hollp">
               <w:r>
                 <w:rPr>
                   <w:rFonts w:ascii="Arial" w:cs="Arial" w:eastAsia="Arial" w:hAnsi="Arial"/>
@@ -13882,7 +13882,7 @@
             <w:pPr>
               <w:spacing w:after="20" w:before="0"/>
             </w:pPr>
-            <w:hyperlink w:history="1" r:id="rIdvxzsbwccrndx01f08kzxi">
+            <w:hyperlink w:history="1" r:id="rIdtsunsmqavd2hznnanmzzq">
               <w:r>
                 <w:rPr>
                   <w:rFonts w:ascii="Arial" w:cs="Arial" w:eastAsia="Arial" w:hAnsi="Arial"/>
@@ -13931,7 +13931,7 @@
               <w:spacing w:after="10" w:before="0"/>
               <w:ind w:left="120"/>
             </w:pPr>
-            <w:hyperlink w:history="1" r:id="rIdnhhv0ltrlcfvapxuhdvos">
+            <w:hyperlink w:history="1" r:id="rIdk_c4kq66-kvuca4dkro9y">
               <w:r>
                 <w:rPr>
                   <w:rFonts w:ascii="Arial" w:cs="Arial" w:eastAsia="Arial" w:hAnsi="Arial"/>
@@ -14443,7 +14443,7 @@
         </w:rPr>
         <w:t xml:space="preserve">© 2026 SeaVuria and ARES. Aligned with KICD objectives. Developed by SeaVuria; technical implementation by ARES (with AI assistance from Claude). Licensed under </w:t>
       </w:r>
-      <w:hyperlink w:history="1" r:id="rIdgsmsipmg-m8ckkghqkrps">
+      <w:hyperlink w:history="1" r:id="rIdsu2-urf5xsptmgvnsmzlo">
         <w:r>
           <w:rPr>
             <w:rFonts w:ascii="Arial" w:cs="Arial" w:eastAsia="Arial" w:hAnsi="Arial"/>
@@ -14464,7 +14464,7 @@
         </w:rPr>
         <w:t xml:space="preserve"> (</w:t>
       </w:r>
-      <w:hyperlink w:history="1" r:id="rIdt7z7bmto3_6zgubwlwbzq">
+      <w:hyperlink w:history="1" r:id="rIdx8ynpoxbxgl-c4lol3ej-">
         <w:r>
           <w:rPr>
             <w:rFonts w:ascii="Arial" w:cs="Arial" w:eastAsia="Arial" w:hAnsi="Arial"/>
@@ -15477,7 +15477,7 @@
             <w:pPr>
               <w:spacing w:after="20" w:before="0"/>
             </w:pPr>
-            <w:hyperlink w:history="1" r:id="rIdt6_h4r3e6a7hz15kk-fz9">
+            <w:hyperlink w:history="1" r:id="rIde3-o4zkfemkug1182arka">
               <w:r>
                 <w:rPr>
                   <w:rFonts w:ascii="Arial" w:cs="Arial" w:eastAsia="Arial" w:hAnsi="Arial"/>
@@ -15510,7 +15510,7 @@
               <w:spacing w:after="10" w:before="0"/>
               <w:ind w:left="120"/>
             </w:pPr>
-            <w:hyperlink w:history="1" r:id="rIdf2ipyxsqlr7a6gspupbs9">
+            <w:hyperlink w:history="1" r:id="rIddleokzgu0v3_kkcadfpuh">
               <w:r>
                 <w:rPr>
                   <w:rFonts w:ascii="Arial" w:cs="Arial" w:eastAsia="Arial" w:hAnsi="Arial"/>
@@ -15555,7 +15555,7 @@
             <w:pPr>
               <w:spacing w:after="20" w:before="0"/>
             </w:pPr>
-            <w:hyperlink w:history="1" r:id="rIdzsujusornzqaoodzk3rki">
+            <w:hyperlink w:history="1" r:id="rIdp5zg1rkbzhjwshw21jews">
               <w:r>
                 <w:rPr>
                   <w:rFonts w:ascii="Arial" w:cs="Arial" w:eastAsia="Arial" w:hAnsi="Arial"/>
@@ -15588,7 +15588,7 @@
               <w:spacing w:after="10" w:before="0"/>
               <w:ind w:left="120"/>
             </w:pPr>
-            <w:hyperlink w:history="1" r:id="rIdyjuse1s1m8hk-ozl6oxmo">
+            <w:hyperlink w:history="1" r:id="rIdw7gxzliahjkg50amjcoil">
               <w:r>
                 <w:rPr>
                   <w:rFonts w:ascii="Arial" w:cs="Arial" w:eastAsia="Arial" w:hAnsi="Arial"/>
@@ -15783,7 +15783,7 @@
             <w:pPr>
               <w:spacing w:after="20" w:before="0"/>
             </w:pPr>
-            <w:hyperlink w:history="1" r:id="rIdayxhvklrnoubmalix_ycm">
+            <w:hyperlink w:history="1" r:id="rIdqjjm_trglxwje9dzqw4dp">
               <w:r>
                 <w:rPr>
                   <w:rFonts w:ascii="Arial" w:cs="Arial" w:eastAsia="Arial" w:hAnsi="Arial"/>
@@ -15816,7 +15816,7 @@
               <w:spacing w:after="10" w:before="0"/>
               <w:ind w:left="120"/>
             </w:pPr>
-            <w:hyperlink w:history="1" r:id="rIdj3delot2ep3_8urfrv2gz">
+            <w:hyperlink w:history="1" r:id="rIdkmirkmwpxfernuvqmlvxy">
               <w:r>
                 <w:rPr>
                   <w:rFonts w:ascii="Arial" w:cs="Arial" w:eastAsia="Arial" w:hAnsi="Arial"/>
@@ -15861,7 +15861,7 @@
             <w:pPr>
               <w:spacing w:after="20" w:before="0"/>
             </w:pPr>
-            <w:hyperlink w:history="1" r:id="rIdbiurwpdytjefhefe8l9mj">
+            <w:hyperlink w:history="1" r:id="rIdul2sgs1doj5eglgv4c3xd">
               <w:r>
                 <w:rPr>
                   <w:rFonts w:ascii="Arial" w:cs="Arial" w:eastAsia="Arial" w:hAnsi="Arial"/>
@@ -15894,7 +15894,7 @@
               <w:spacing w:after="10" w:before="0"/>
               <w:ind w:left="120"/>
             </w:pPr>
-            <w:hyperlink w:history="1" r:id="rId3tw1nhm6sfxtbhzzqumx3">
+            <w:hyperlink w:history="1" r:id="rIdkckp7hzslgj2g0ytsyvrb">
               <w:r>
                 <w:rPr>
                   <w:rFonts w:ascii="Arial" w:cs="Arial" w:eastAsia="Arial" w:hAnsi="Arial"/>
@@ -16089,7 +16089,7 @@
             <w:pPr>
               <w:spacing w:after="20" w:before="0"/>
             </w:pPr>
-            <w:hyperlink w:history="1" r:id="rIdrgrhw-jqoyyij_nug2x81">
+            <w:hyperlink w:history="1" r:id="rIdn3ppgsjpxawo2y4dbdpgn">
               <w:r>
                 <w:rPr>
                   <w:rFonts w:ascii="Arial" w:cs="Arial" w:eastAsia="Arial" w:hAnsi="Arial"/>
@@ -16138,7 +16138,7 @@
               <w:spacing w:after="10" w:before="0"/>
               <w:ind w:left="120"/>
             </w:pPr>
-            <w:hyperlink w:history="1" r:id="rId-6bsuo2px40y3znjzbyi0">
+            <w:hyperlink w:history="1" r:id="rIdqinzca8ugs29ycbib1dlr">
               <w:r>
                 <w:rPr>
                   <w:rFonts w:ascii="Arial" w:cs="Arial" w:eastAsia="Arial" w:hAnsi="Arial"/>
@@ -16183,7 +16183,7 @@
             <w:pPr>
               <w:spacing w:after="20" w:before="0"/>
             </w:pPr>
-            <w:hyperlink w:history="1" r:id="rIdhjd4op2zyx5qwlqp5adym">
+            <w:hyperlink w:history="1" r:id="rId7xaknzjplnpeqjkx2oh9n">
               <w:r>
                 <w:rPr>
                   <w:rFonts w:ascii="Arial" w:cs="Arial" w:eastAsia="Arial" w:hAnsi="Arial"/>
@@ -16216,7 +16216,7 @@
               <w:spacing w:after="10" w:before="0"/>
               <w:ind w:left="120"/>
             </w:pPr>
-            <w:hyperlink w:history="1" r:id="rIdesogvpgpcrqkijjktyku-">
+            <w:hyperlink w:history="1" r:id="rIdi2_mneybwegwrsqhknoty">
               <w:r>
                 <w:rPr>
                   <w:rFonts w:ascii="Arial" w:cs="Arial" w:eastAsia="Arial" w:hAnsi="Arial"/>
@@ -16411,7 +16411,7 @@
             <w:pPr>
               <w:spacing w:after="20" w:before="0"/>
             </w:pPr>
-            <w:hyperlink w:history="1" r:id="rIdy33x4pgymd4vo4-pfcbey">
+            <w:hyperlink w:history="1" r:id="rId5-yoqow_pgmmr7yths-q8">
               <w:r>
                 <w:rPr>
                   <w:rFonts w:ascii="Arial" w:cs="Arial" w:eastAsia="Arial" w:hAnsi="Arial"/>
@@ -16460,7 +16460,7 @@
               <w:spacing w:after="10" w:before="0"/>
               <w:ind w:left="120"/>
             </w:pPr>
-            <w:hyperlink w:history="1" r:id="rIdgew27c7bmxh5bum0lpdfs">
+            <w:hyperlink w:history="1" r:id="rIdxunezcqbfsgm8qfn68uhb">
               <w:r>
                 <w:rPr>
                   <w:rFonts w:ascii="Arial" w:cs="Arial" w:eastAsia="Arial" w:hAnsi="Arial"/>
@@ -16505,7 +16505,7 @@
             <w:pPr>
               <w:spacing w:after="20" w:before="0"/>
             </w:pPr>
-            <w:hyperlink w:history="1" r:id="rId4deukpp895_zcqcdb91qb">
+            <w:hyperlink w:history="1" r:id="rIdc7y9ri9efsbb__8whpmxm">
               <w:r>
                 <w:rPr>
                   <w:rFonts w:ascii="Arial" w:cs="Arial" w:eastAsia="Arial" w:hAnsi="Arial"/>
@@ -16538,7 +16538,7 @@
               <w:spacing w:after="10" w:before="0"/>
               <w:ind w:left="120"/>
             </w:pPr>
-            <w:hyperlink w:history="1" r:id="rId7qgcq4cnm-xayoadlqhmp">
+            <w:hyperlink w:history="1" r:id="rIdyv1smunpro1randl9qb0t">
               <w:r>
                 <w:rPr>
                   <w:rFonts w:ascii="Arial" w:cs="Arial" w:eastAsia="Arial" w:hAnsi="Arial"/>
@@ -16733,7 +16733,7 @@
             <w:pPr>
               <w:spacing w:after="20" w:before="0"/>
             </w:pPr>
-            <w:hyperlink w:history="1" r:id="rIdfdcqhweal4b7bsx4cp4ze">
+            <w:hyperlink w:history="1" r:id="rIdvasi_5mvw_itaxmw84qnw">
               <w:r>
                 <w:rPr>
                   <w:rFonts w:ascii="Arial" w:cs="Arial" w:eastAsia="Arial" w:hAnsi="Arial"/>
@@ -16782,7 +16782,7 @@
               <w:spacing w:after="10" w:before="0"/>
               <w:ind w:left="120"/>
             </w:pPr>
-            <w:hyperlink w:history="1" r:id="rIdnjz5e6ab5mnrgxmcmo2zv">
+            <w:hyperlink w:history="1" r:id="rIdciuwga1viwavygvilinlj">
               <w:r>
                 <w:rPr>
                   <w:rFonts w:ascii="Arial" w:cs="Arial" w:eastAsia="Arial" w:hAnsi="Arial"/>
@@ -16827,7 +16827,7 @@
             <w:pPr>
               <w:spacing w:after="20" w:before="0"/>
             </w:pPr>
-            <w:hyperlink w:history="1" r:id="rIdri3w7u5nm-5wdfxobr_t7">
+            <w:hyperlink w:history="1" r:id="rIdb1d17cbj6ruagx05_gwej">
               <w:r>
                 <w:rPr>
                   <w:rFonts w:ascii="Arial" w:cs="Arial" w:eastAsia="Arial" w:hAnsi="Arial"/>
@@ -16860,7 +16860,7 @@
               <w:spacing w:after="10" w:before="0"/>
               <w:ind w:left="120"/>
             </w:pPr>
-            <w:hyperlink w:history="1" r:id="rId6aplbag8qfkt6khrkenb7">
+            <w:hyperlink w:history="1" r:id="rIdcke1ix0dovzzmpxcqcsae">
               <w:r>
                 <w:rPr>
                   <w:rFonts w:ascii="Arial" w:cs="Arial" w:eastAsia="Arial" w:hAnsi="Arial"/>
@@ -17372,7 +17372,7 @@
         </w:rPr>
         <w:t xml:space="preserve">© 2026 SeaVuria and ARES. Aligned with KICD objectives. Developed by SeaVuria; technical implementation by ARES (with AI assistance from Claude). Licensed under </w:t>
       </w:r>
-      <w:hyperlink w:history="1" r:id="rIdcpp0pz5cx9wheu_qxigxc">
+      <w:hyperlink w:history="1" r:id="rIdpwr4zciixg_u8yynjhokg">
         <w:r>
           <w:rPr>
             <w:rFonts w:ascii="Arial" w:cs="Arial" w:eastAsia="Arial" w:hAnsi="Arial"/>
@@ -17393,7 +17393,7 @@
         </w:rPr>
         <w:t xml:space="preserve"> (</w:t>
       </w:r>
-      <w:hyperlink w:history="1" r:id="rIdlonih_bcnse56jpuzlw0n">
+      <w:hyperlink w:history="1" r:id="rIdgy2jvk4bvtc3giva3rgj-">
         <w:r>
           <w:rPr>
             <w:rFonts w:ascii="Arial" w:cs="Arial" w:eastAsia="Arial" w:hAnsi="Arial"/>
@@ -18406,7 +18406,7 @@
             <w:pPr>
               <w:spacing w:after="20" w:before="0"/>
             </w:pPr>
-            <w:hyperlink w:history="1" r:id="rIdypn1l7kmqb2bsxv9lvkon">
+            <w:hyperlink w:history="1" r:id="rIdj6irwnlqycxrjinfqigcr">
               <w:r>
                 <w:rPr>
                   <w:rFonts w:ascii="Arial" w:cs="Arial" w:eastAsia="Arial" w:hAnsi="Arial"/>
@@ -18439,7 +18439,7 @@
               <w:spacing w:after="10" w:before="0"/>
               <w:ind w:left="120"/>
             </w:pPr>
-            <w:hyperlink w:history="1" r:id="rIdyqns8h3mohw6sip_td62p">
+            <w:hyperlink w:history="1" r:id="rId0iqeabbm9m6tipy9z-e-p">
               <w:r>
                 <w:rPr>
                   <w:rFonts w:ascii="Arial" w:cs="Arial" w:eastAsia="Arial" w:hAnsi="Arial"/>
@@ -18484,7 +18484,7 @@
             <w:pPr>
               <w:spacing w:after="20" w:before="0"/>
             </w:pPr>
-            <w:hyperlink w:history="1" r:id="rIdv8qwcb9hcucyu2h8irhgz">
+            <w:hyperlink w:history="1" r:id="rIdrbj3tmdkiso58olho5-rm">
               <w:r>
                 <w:rPr>
                   <w:rFonts w:ascii="Arial" w:cs="Arial" w:eastAsia="Arial" w:hAnsi="Arial"/>
@@ -18517,7 +18517,7 @@
               <w:spacing w:after="10" w:before="0"/>
               <w:ind w:left="120"/>
             </w:pPr>
-            <w:hyperlink w:history="1" r:id="rIdaq891ogqn9peze8acj734">
+            <w:hyperlink w:history="1" r:id="rIdoolup5kxuqhqikgwt7lmr">
               <w:r>
                 <w:rPr>
                   <w:rFonts w:ascii="Arial" w:cs="Arial" w:eastAsia="Arial" w:hAnsi="Arial"/>
@@ -18712,7 +18712,7 @@
             <w:pPr>
               <w:spacing w:after="20" w:before="0"/>
             </w:pPr>
-            <w:hyperlink w:history="1" r:id="rId9akd8bprsiw7k5hksf-6l">
+            <w:hyperlink w:history="1" r:id="rId05e9_fqofenj4phlrbqdm">
               <w:r>
                 <w:rPr>
                   <w:rFonts w:ascii="Arial" w:cs="Arial" w:eastAsia="Arial" w:hAnsi="Arial"/>
@@ -18745,7 +18745,7 @@
               <w:spacing w:after="10" w:before="0"/>
               <w:ind w:left="120"/>
             </w:pPr>
-            <w:hyperlink w:history="1" r:id="rIdegbxauqarvxl5pzogfsfn">
+            <w:hyperlink w:history="1" r:id="rIdsleq-vj7nkkj14o14dfvy">
               <w:r>
                 <w:rPr>
                   <w:rFonts w:ascii="Arial" w:cs="Arial" w:eastAsia="Arial" w:hAnsi="Arial"/>
@@ -18790,7 +18790,7 @@
             <w:pPr>
               <w:spacing w:after="20" w:before="0"/>
             </w:pPr>
-            <w:hyperlink w:history="1" r:id="rIdfxbcelxndsb6me1jjw7pe">
+            <w:hyperlink w:history="1" r:id="rIdttau_b8e6fnewj19e-hti">
               <w:r>
                 <w:rPr>
                   <w:rFonts w:ascii="Arial" w:cs="Arial" w:eastAsia="Arial" w:hAnsi="Arial"/>
@@ -18823,7 +18823,7 @@
               <w:spacing w:after="10" w:before="0"/>
               <w:ind w:left="120"/>
             </w:pPr>
-            <w:hyperlink w:history="1" r:id="rId4knhn5hf7rg44snfivhej">
+            <w:hyperlink w:history="1" r:id="rIdwqmr1jefihz4xsedr2tlm">
               <w:r>
                 <w:rPr>
                   <w:rFonts w:ascii="Arial" w:cs="Arial" w:eastAsia="Arial" w:hAnsi="Arial"/>
@@ -19018,7 +19018,7 @@
             <w:pPr>
               <w:spacing w:after="20" w:before="0"/>
             </w:pPr>
-            <w:hyperlink w:history="1" r:id="rIdd6y_gg7iiwumc44w2h6rc">
+            <w:hyperlink w:history="1" r:id="rIdvxr73wa4dkvoc1ez20yln">
               <w:r>
                 <w:rPr>
                   <w:rFonts w:ascii="Arial" w:cs="Arial" w:eastAsia="Arial" w:hAnsi="Arial"/>
@@ -19067,7 +19067,7 @@
               <w:spacing w:after="10" w:before="0"/>
               <w:ind w:left="120"/>
             </w:pPr>
-            <w:hyperlink w:history="1" r:id="rIdxuubncebtxxic8rljeflo">
+            <w:hyperlink w:history="1" r:id="rIdz6nkmol8e0loqgwpznszn">
               <w:r>
                 <w:rPr>
                   <w:rFonts w:ascii="Arial" w:cs="Arial" w:eastAsia="Arial" w:hAnsi="Arial"/>
@@ -19112,7 +19112,7 @@
             <w:pPr>
               <w:spacing w:after="20" w:before="0"/>
             </w:pPr>
-            <w:hyperlink w:history="1" r:id="rIdxyp17rkjruaz_satp2aih">
+            <w:hyperlink w:history="1" r:id="rIdcculnfoz4qcalcmlrfwhn">
               <w:r>
                 <w:rPr>
                   <w:rFonts w:ascii="Arial" w:cs="Arial" w:eastAsia="Arial" w:hAnsi="Arial"/>
@@ -19145,7 +19145,7 @@
               <w:spacing w:after="10" w:before="0"/>
               <w:ind w:left="120"/>
             </w:pPr>
-            <w:hyperlink w:history="1" r:id="rId04p1gjgmafs9hytuoiisr">
+            <w:hyperlink w:history="1" r:id="rId7sbfbsmmtuzfkyrhpvoqi">
               <w:r>
                 <w:rPr>
                   <w:rFonts w:ascii="Arial" w:cs="Arial" w:eastAsia="Arial" w:hAnsi="Arial"/>
@@ -19340,7 +19340,7 @@
             <w:pPr>
               <w:spacing w:after="20" w:before="0"/>
             </w:pPr>
-            <w:hyperlink w:history="1" r:id="rIdwuad2mv3nw50wninxkcij">
+            <w:hyperlink w:history="1" r:id="rIdadzk0zvblntqxbvm-5mtj">
               <w:r>
                 <w:rPr>
                   <w:rFonts w:ascii="Arial" w:cs="Arial" w:eastAsia="Arial" w:hAnsi="Arial"/>
@@ -19389,7 +19389,7 @@
               <w:spacing w:after="10" w:before="0"/>
               <w:ind w:left="120"/>
             </w:pPr>
-            <w:hyperlink w:history="1" r:id="rIdlyk5kvvc6bumyhdwyf7rh">
+            <w:hyperlink w:history="1" r:id="rIdrup4rqndv_xkdzc5wc4pu">
               <w:r>
                 <w:rPr>
                   <w:rFonts w:ascii="Arial" w:cs="Arial" w:eastAsia="Arial" w:hAnsi="Arial"/>
@@ -19434,7 +19434,7 @@
             <w:pPr>
               <w:spacing w:after="20" w:before="0"/>
             </w:pPr>
-            <w:hyperlink w:history="1" r:id="rId-ct00gkkk50jncbfzjch9">
+            <w:hyperlink w:history="1" r:id="rId0f8anasyk7quyrjz8cpjp">
               <w:r>
                 <w:rPr>
                   <w:rFonts w:ascii="Arial" w:cs="Arial" w:eastAsia="Arial" w:hAnsi="Arial"/>
@@ -19467,7 +19467,7 @@
               <w:spacing w:after="10" w:before="0"/>
               <w:ind w:left="120"/>
             </w:pPr>
-            <w:hyperlink w:history="1" r:id="rIdh3akisdklwts-huzuvryy">
+            <w:hyperlink w:history="1" r:id="rIdax_c5w5qz4ytxh1nijuuh">
               <w:r>
                 <w:rPr>
                   <w:rFonts w:ascii="Arial" w:cs="Arial" w:eastAsia="Arial" w:hAnsi="Arial"/>
@@ -19662,7 +19662,7 @@
             <w:pPr>
               <w:spacing w:after="20" w:before="0"/>
             </w:pPr>
-            <w:hyperlink w:history="1" r:id="rIdn6tbedsoc1-br27njwwe7">
+            <w:hyperlink w:history="1" r:id="rIdhlqjw6kjogd7dlobginhv">
               <w:r>
                 <w:rPr>
                   <w:rFonts w:ascii="Arial" w:cs="Arial" w:eastAsia="Arial" w:hAnsi="Arial"/>
@@ -19711,7 +19711,7 @@
               <w:spacing w:after="10" w:before="0"/>
               <w:ind w:left="120"/>
             </w:pPr>
-            <w:hyperlink w:history="1" r:id="rIdwuifq4mk3dnwihibfmlfo">
+            <w:hyperlink w:history="1" r:id="rIdr6q7fgdgrtlinw0xhj6q1">
               <w:r>
                 <w:rPr>
                   <w:rFonts w:ascii="Arial" w:cs="Arial" w:eastAsia="Arial" w:hAnsi="Arial"/>
@@ -19756,7 +19756,7 @@
             <w:pPr>
               <w:spacing w:after="20" w:before="0"/>
             </w:pPr>
-            <w:hyperlink w:history="1" r:id="rIdtf9g1qq6zdrte41-lvrou">
+            <w:hyperlink w:history="1" r:id="rIdjrx_npz1w2usvc9eg4kzk">
               <w:r>
                 <w:rPr>
                   <w:rFonts w:ascii="Arial" w:cs="Arial" w:eastAsia="Arial" w:hAnsi="Arial"/>
@@ -19789,7 +19789,7 @@
               <w:spacing w:after="10" w:before="0"/>
               <w:ind w:left="120"/>
             </w:pPr>
-            <w:hyperlink w:history="1" r:id="rIdiukksjjjlfiqrnj8bmvb1">
+            <w:hyperlink w:history="1" r:id="rId0lunvnc4g9icmg1ja3zfb">
               <w:r>
                 <w:rPr>
                   <w:rFonts w:ascii="Arial" w:cs="Arial" w:eastAsia="Arial" w:hAnsi="Arial"/>
@@ -20301,7 +20301,7 @@
         </w:rPr>
         <w:t xml:space="preserve">© 2026 SeaVuria and ARES. Aligned with KICD objectives. Developed by SeaVuria; technical implementation by ARES (with AI assistance from Claude). Licensed under </w:t>
       </w:r>
-      <w:hyperlink w:history="1" r:id="rIdcdpdey1xmye81n82ojyqu">
+      <w:hyperlink w:history="1" r:id="rIdcnnbqrb8ehcvvnhndkbzh">
         <w:r>
           <w:rPr>
             <w:rFonts w:ascii="Arial" w:cs="Arial" w:eastAsia="Arial" w:hAnsi="Arial"/>
@@ -20322,7 +20322,7 @@
         </w:rPr>
         <w:t xml:space="preserve"> (</w:t>
       </w:r>
-      <w:hyperlink w:history="1" r:id="rIdcvtwnrcz4s657q9yr4rfb">
+      <w:hyperlink w:history="1" r:id="rId3hsltocaqch32fj0sejiz">
         <w:r>
           <w:rPr>
             <w:rFonts w:ascii="Arial" w:cs="Arial" w:eastAsia="Arial" w:hAnsi="Arial"/>
@@ -21335,7 +21335,7 @@
             <w:pPr>
               <w:spacing w:after="20" w:before="0"/>
             </w:pPr>
-            <w:hyperlink w:history="1" r:id="rIdaisjev-x9giprlnoy6llx">
+            <w:hyperlink w:history="1" r:id="rIdx6j1hrb3tpatty2otimh6">
               <w:r>
                 <w:rPr>
                   <w:rFonts w:ascii="Arial" w:cs="Arial" w:eastAsia="Arial" w:hAnsi="Arial"/>
@@ -21368,7 +21368,7 @@
               <w:spacing w:after="10" w:before="0"/>
               <w:ind w:left="120"/>
             </w:pPr>
-            <w:hyperlink w:history="1" r:id="rIdfpicnhytut0tggfn42e6f">
+            <w:hyperlink w:history="1" r:id="rIdcqv1ev-35qf8eikz9trts">
               <w:r>
                 <w:rPr>
                   <w:rFonts w:ascii="Arial" w:cs="Arial" w:eastAsia="Arial" w:hAnsi="Arial"/>
@@ -21413,7 +21413,7 @@
             <w:pPr>
               <w:spacing w:after="20" w:before="0"/>
             </w:pPr>
-            <w:hyperlink w:history="1" r:id="rIdm4ou3juu3zwn185avgvul">
+            <w:hyperlink w:history="1" r:id="rIdoxiolyimb3drmidovfssb">
               <w:r>
                 <w:rPr>
                   <w:rFonts w:ascii="Arial" w:cs="Arial" w:eastAsia="Arial" w:hAnsi="Arial"/>
@@ -21446,7 +21446,7 @@
               <w:spacing w:after="10" w:before="0"/>
               <w:ind w:left="120"/>
             </w:pPr>
-            <w:hyperlink w:history="1" r:id="rIdp9s7pqjlvswmmaai__0xs">
+            <w:hyperlink w:history="1" r:id="rIdxixoppwtuklssazxjmzpw">
               <w:r>
                 <w:rPr>
                   <w:rFonts w:ascii="Arial" w:cs="Arial" w:eastAsia="Arial" w:hAnsi="Arial"/>
@@ -21641,7 +21641,7 @@
             <w:pPr>
               <w:spacing w:after="20" w:before="0"/>
             </w:pPr>
-            <w:hyperlink w:history="1" r:id="rIdpc9cc_mf3ztq80_7pxwxc">
+            <w:hyperlink w:history="1" r:id="rIdpg2pwpxaviqh1yef94fja">
               <w:r>
                 <w:rPr>
                   <w:rFonts w:ascii="Arial" w:cs="Arial" w:eastAsia="Arial" w:hAnsi="Arial"/>
@@ -21674,7 +21674,7 @@
               <w:spacing w:after="10" w:before="0"/>
               <w:ind w:left="120"/>
             </w:pPr>
-            <w:hyperlink w:history="1" r:id="rIdwzuzy0uelcenkokdxfmau">
+            <w:hyperlink w:history="1" r:id="rIdjrhccnjrswm059hohbeu0">
               <w:r>
                 <w:rPr>
                   <w:rFonts w:ascii="Arial" w:cs="Arial" w:eastAsia="Arial" w:hAnsi="Arial"/>
@@ -21719,7 +21719,7 @@
             <w:pPr>
               <w:spacing w:after="20" w:before="0"/>
             </w:pPr>
-            <w:hyperlink w:history="1" r:id="rIduwvkf2nopa5xknijualu8">
+            <w:hyperlink w:history="1" r:id="rIdgv4eetqdstlo5qlkhfqsd">
               <w:r>
                 <w:rPr>
                   <w:rFonts w:ascii="Arial" w:cs="Arial" w:eastAsia="Arial" w:hAnsi="Arial"/>
@@ -21752,7 +21752,7 @@
               <w:spacing w:after="10" w:before="0"/>
               <w:ind w:left="120"/>
             </w:pPr>
-            <w:hyperlink w:history="1" r:id="rIdfs06ybpmduhrmxavzzxeb">
+            <w:hyperlink w:history="1" r:id="rIdonnjpmwkekao2ahme-gfp">
               <w:r>
                 <w:rPr>
                   <w:rFonts w:ascii="Arial" w:cs="Arial" w:eastAsia="Arial" w:hAnsi="Arial"/>
@@ -21947,7 +21947,7 @@
             <w:pPr>
               <w:spacing w:after="20" w:before="0"/>
             </w:pPr>
-            <w:hyperlink w:history="1" r:id="rId1ylm4nuvqpchpyegjhvfe">
+            <w:hyperlink w:history="1" r:id="rIdjuyknbokxp5xgr4enmaoq">
               <w:r>
                 <w:rPr>
                   <w:rFonts w:ascii="Arial" w:cs="Arial" w:eastAsia="Arial" w:hAnsi="Arial"/>
@@ -21980,7 +21980,7 @@
               <w:spacing w:after="10" w:before="0"/>
               <w:ind w:left="120"/>
             </w:pPr>
-            <w:hyperlink w:history="1" r:id="rIdhck9y4h55y586i9tpifab">
+            <w:hyperlink w:history="1" r:id="rIdxuvt0pzqw71eident5dry">
               <w:r>
                 <w:rPr>
                   <w:rFonts w:ascii="Arial" w:cs="Arial" w:eastAsia="Arial" w:hAnsi="Arial"/>
@@ -22025,7 +22025,7 @@
             <w:pPr>
               <w:spacing w:after="20" w:before="0"/>
             </w:pPr>
-            <w:hyperlink w:history="1" r:id="rIdltzqhaezi9qqm2wsjxeoj">
+            <w:hyperlink w:history="1" r:id="rId0_w2nl54qmjbzyoqjnt6h">
               <w:r>
                 <w:rPr>
                   <w:rFonts w:ascii="Arial" w:cs="Arial" w:eastAsia="Arial" w:hAnsi="Arial"/>
@@ -22058,7 +22058,7 @@
               <w:spacing w:after="10" w:before="0"/>
               <w:ind w:left="120"/>
             </w:pPr>
-            <w:hyperlink w:history="1" r:id="rId2qriomyuzunfp8s1ok5rq">
+            <w:hyperlink w:history="1" r:id="rId07vwavq2xu2-cfuezjple">
               <w:r>
                 <w:rPr>
                   <w:rFonts w:ascii="Arial" w:cs="Arial" w:eastAsia="Arial" w:hAnsi="Arial"/>
@@ -22253,7 +22253,7 @@
             <w:pPr>
               <w:spacing w:after="20" w:before="0"/>
             </w:pPr>
-            <w:hyperlink w:history="1" r:id="rId5-2fdds231xo4nfankvko">
+            <w:hyperlink w:history="1" r:id="rIdhbzpvbpeeu7nfza2to6js">
               <w:r>
                 <w:rPr>
                   <w:rFonts w:ascii="Arial" w:cs="Arial" w:eastAsia="Arial" w:hAnsi="Arial"/>
@@ -22286,7 +22286,7 @@
               <w:spacing w:after="10" w:before="0"/>
               <w:ind w:left="120"/>
             </w:pPr>
-            <w:hyperlink w:history="1" r:id="rIdvsa_pspyzkhgfgnmdnvyc">
+            <w:hyperlink w:history="1" r:id="rId1zhwfisbvhmnwwaio8t9y">
               <w:r>
                 <w:rPr>
                   <w:rFonts w:ascii="Arial" w:cs="Arial" w:eastAsia="Arial" w:hAnsi="Arial"/>
@@ -22331,7 +22331,7 @@
             <w:pPr>
               <w:spacing w:after="20" w:before="0"/>
             </w:pPr>
-            <w:hyperlink w:history="1" r:id="rIddsyuv49wkob6rsa8qlj3m">
+            <w:hyperlink w:history="1" r:id="rIdaczlogislqtnbdrwcy7fe">
               <w:r>
                 <w:rPr>
                   <w:rFonts w:ascii="Arial" w:cs="Arial" w:eastAsia="Arial" w:hAnsi="Arial"/>
@@ -22364,7 +22364,7 @@
               <w:spacing w:after="10" w:before="0"/>
               <w:ind w:left="120"/>
             </w:pPr>
-            <w:hyperlink w:history="1" r:id="rIde9nbetytzlzpipqocgkpn">
+            <w:hyperlink w:history="1" r:id="rId3c-y--fdrn02tk2knmceh">
               <w:r>
                 <w:rPr>
                   <w:rFonts w:ascii="Arial" w:cs="Arial" w:eastAsia="Arial" w:hAnsi="Arial"/>
@@ -22559,7 +22559,7 @@
             <w:pPr>
               <w:spacing w:after="20" w:before="0"/>
             </w:pPr>
-            <w:hyperlink w:history="1" r:id="rIdmnoar_1w_hyqlrryiz_rx">
+            <w:hyperlink w:history="1" r:id="rId8enteoqgdelgutzf3u4xy">
               <w:r>
                 <w:rPr>
                   <w:rFonts w:ascii="Arial" w:cs="Arial" w:eastAsia="Arial" w:hAnsi="Arial"/>
@@ -22608,7 +22608,7 @@
               <w:spacing w:after="10" w:before="0"/>
               <w:ind w:left="120"/>
             </w:pPr>
-            <w:hyperlink w:history="1" r:id="rIdkztqdqnhcfpxqdqqyay8p">
+            <w:hyperlink w:history="1" r:id="rIdlvve8sagj-mllkfjqsl1g">
               <w:r>
                 <w:rPr>
                   <w:rFonts w:ascii="Arial" w:cs="Arial" w:eastAsia="Arial" w:hAnsi="Arial"/>
@@ -22653,7 +22653,7 @@
             <w:pPr>
               <w:spacing w:after="20" w:before="0"/>
             </w:pPr>
-            <w:hyperlink w:history="1" r:id="rIdwhedydlh1qdkcgzsnwjzj">
+            <w:hyperlink w:history="1" r:id="rId3ntaxgqc-qs1i2cjz-awg">
               <w:r>
                 <w:rPr>
                   <w:rFonts w:ascii="Arial" w:cs="Arial" w:eastAsia="Arial" w:hAnsi="Arial"/>
@@ -22686,7 +22686,7 @@
               <w:spacing w:after="10" w:before="0"/>
               <w:ind w:left="120"/>
             </w:pPr>
-            <w:hyperlink w:history="1" r:id="rIdx3wdvo9jeyh1vsuat4wfq">
+            <w:hyperlink w:history="1" r:id="rId99j7oivsl27zwp3asgfo3">
               <w:r>
                 <w:rPr>
                   <w:rFonts w:ascii="Arial" w:cs="Arial" w:eastAsia="Arial" w:hAnsi="Arial"/>
@@ -23198,7 +23198,7 @@
         </w:rPr>
         <w:t xml:space="preserve">© 2026 SeaVuria and ARES. Aligned with KICD objectives. Developed by SeaVuria; technical implementation by ARES (with AI assistance from Claude). Licensed under </w:t>
       </w:r>
-      <w:hyperlink w:history="1" r:id="rIdc_susmf6db38gfupnxvlg">
+      <w:hyperlink w:history="1" r:id="rIdr1mnlfwqnei620ztr7cit">
         <w:r>
           <w:rPr>
             <w:rFonts w:ascii="Arial" w:cs="Arial" w:eastAsia="Arial" w:hAnsi="Arial"/>
@@ -23219,7 +23219,7 @@
         </w:rPr>
         <w:t xml:space="preserve"> (</w:t>
       </w:r>
-      <w:hyperlink w:history="1" r:id="rIdvyl9saaml9p7uemzem31i">
+      <w:hyperlink w:history="1" r:id="rIdtl3htsrgsykhznkwji6xj">
         <w:r>
           <w:rPr>
             <w:rFonts w:ascii="Arial" w:cs="Arial" w:eastAsia="Arial" w:hAnsi="Arial"/>
@@ -24232,7 +24232,7 @@
             <w:pPr>
               <w:spacing w:after="20" w:before="0"/>
             </w:pPr>
-            <w:hyperlink w:history="1" r:id="rId-vuw0uxtizlg4shvye3ws">
+            <w:hyperlink w:history="1" r:id="rIdjmkp2ppwnlpvf24cinwtb">
               <w:r>
                 <w:rPr>
                   <w:rFonts w:ascii="Arial" w:cs="Arial" w:eastAsia="Arial" w:hAnsi="Arial"/>
@@ -24265,7 +24265,7 @@
               <w:spacing w:after="10" w:before="0"/>
               <w:ind w:left="120"/>
             </w:pPr>
-            <w:hyperlink w:history="1" r:id="rIdaieifdlatpnzf3xymlpxb">
+            <w:hyperlink w:history="1" r:id="rIdzcq1xqlha9broztxbb8pz">
               <w:r>
                 <w:rPr>
                   <w:rFonts w:ascii="Arial" w:cs="Arial" w:eastAsia="Arial" w:hAnsi="Arial"/>
@@ -24310,7 +24310,7 @@
             <w:pPr>
               <w:spacing w:after="20" w:before="0"/>
             </w:pPr>
-            <w:hyperlink w:history="1" r:id="rIdpir3dyxgzi276xdkrqhf7">
+            <w:hyperlink w:history="1" r:id="rIdilv9uxru5qaybtz29l7ex">
               <w:r>
                 <w:rPr>
                   <w:rFonts w:ascii="Arial" w:cs="Arial" w:eastAsia="Arial" w:hAnsi="Arial"/>
@@ -24343,7 +24343,7 @@
               <w:spacing w:after="10" w:before="0"/>
               <w:ind w:left="120"/>
             </w:pPr>
-            <w:hyperlink w:history="1" r:id="rIdgyfxyjmu-kv3xuhlhngxl">
+            <w:hyperlink w:history="1" r:id="rIdhp-ddrh8kyljo13o_bapy">
               <w:r>
                 <w:rPr>
                   <w:rFonts w:ascii="Arial" w:cs="Arial" w:eastAsia="Arial" w:hAnsi="Arial"/>
@@ -24538,7 +24538,7 @@
             <w:pPr>
               <w:spacing w:after="20" w:before="0"/>
             </w:pPr>
-            <w:hyperlink w:history="1" r:id="rIdnqzly_lh3yofvrjg0u8x3">
+            <w:hyperlink w:history="1" r:id="rIdzgxr9gkrpil1y_bl23ntw">
               <w:r>
                 <w:rPr>
                   <w:rFonts w:ascii="Arial" w:cs="Arial" w:eastAsia="Arial" w:hAnsi="Arial"/>
@@ -24571,7 +24571,7 @@
               <w:spacing w:after="10" w:before="0"/>
               <w:ind w:left="120"/>
             </w:pPr>
-            <w:hyperlink w:history="1" r:id="rIdfxuirosiz6gi1-ixksnmb">
+            <w:hyperlink w:history="1" r:id="rIdptu-uzybfdyhm1svwdjgc">
               <w:r>
                 <w:rPr>
                   <w:rFonts w:ascii="Arial" w:cs="Arial" w:eastAsia="Arial" w:hAnsi="Arial"/>
@@ -24616,7 +24616,7 @@
             <w:pPr>
               <w:spacing w:after="20" w:before="0"/>
             </w:pPr>
-            <w:hyperlink w:history="1" r:id="rIdpfin5yqoc35nxcunppo0e">
+            <w:hyperlink w:history="1" r:id="rIdf6ij7bnepmlaojdmva0va">
               <w:r>
                 <w:rPr>
                   <w:rFonts w:ascii="Arial" w:cs="Arial" w:eastAsia="Arial" w:hAnsi="Arial"/>
@@ -24649,7 +24649,7 @@
               <w:spacing w:after="10" w:before="0"/>
               <w:ind w:left="120"/>
             </w:pPr>
-            <w:hyperlink w:history="1" r:id="rIdkwer1ahpmzyyfv6ahf3r9">
+            <w:hyperlink w:history="1" r:id="rIdqaobjbf0qhagsq9evcdjn">
               <w:r>
                 <w:rPr>
                   <w:rFonts w:ascii="Arial" w:cs="Arial" w:eastAsia="Arial" w:hAnsi="Arial"/>
@@ -24844,7 +24844,7 @@
             <w:pPr>
               <w:spacing w:after="20" w:before="0"/>
             </w:pPr>
-            <w:hyperlink w:history="1" r:id="rIdagrmyu8totxt08jhhgenr">
+            <w:hyperlink w:history="1" r:id="rId5tm6epbiin9ez9ovtp5-l">
               <w:r>
                 <w:rPr>
                   <w:rFonts w:ascii="Arial" w:cs="Arial" w:eastAsia="Arial" w:hAnsi="Arial"/>
@@ -24893,7 +24893,7 @@
               <w:spacing w:after="10" w:before="0"/>
               <w:ind w:left="120"/>
             </w:pPr>
-            <w:hyperlink w:history="1" r:id="rIdnxsvt02phetoxd_d8h8xx">
+            <w:hyperlink w:history="1" r:id="rIddantvnexrocrstadllmxd">
               <w:r>
                 <w:rPr>
                   <w:rFonts w:ascii="Arial" w:cs="Arial" w:eastAsia="Arial" w:hAnsi="Arial"/>
@@ -24938,7 +24938,7 @@
             <w:pPr>
               <w:spacing w:after="20" w:before="0"/>
             </w:pPr>
-            <w:hyperlink w:history="1" r:id="rIddnni3flzqikaourgduwve">
+            <w:hyperlink w:history="1" r:id="rId0kzj0rh2tjulvewdxix6o">
               <w:r>
                 <w:rPr>
                   <w:rFonts w:ascii="Arial" w:cs="Arial" w:eastAsia="Arial" w:hAnsi="Arial"/>
@@ -24971,7 +24971,7 @@
               <w:spacing w:after="10" w:before="0"/>
               <w:ind w:left="120"/>
             </w:pPr>
-            <w:hyperlink w:history="1" r:id="rIddftgnglsjnrgwnxi4ry4p">
+            <w:hyperlink w:history="1" r:id="rIdh8sgp9t1zxdj1b7tykn6z">
               <w:r>
                 <w:rPr>
                   <w:rFonts w:ascii="Arial" w:cs="Arial" w:eastAsia="Arial" w:hAnsi="Arial"/>
@@ -25166,7 +25166,7 @@
             <w:pPr>
               <w:spacing w:after="20" w:before="0"/>
             </w:pPr>
-            <w:hyperlink w:history="1" r:id="rIdcy50czrvcnt4f-dajc6_3">
+            <w:hyperlink w:history="1" r:id="rIdgni2vhtwvclk6b8wxido4">
               <w:r>
                 <w:rPr>
                   <w:rFonts w:ascii="Arial" w:cs="Arial" w:eastAsia="Arial" w:hAnsi="Arial"/>
@@ -25215,7 +25215,7 @@
               <w:spacing w:after="10" w:before="0"/>
               <w:ind w:left="120"/>
             </w:pPr>
-            <w:hyperlink w:history="1" r:id="rIdb8_gquvbkonienl9mdzlt">
+            <w:hyperlink w:history="1" r:id="rIdboryf26esarefsgm67eyp">
               <w:r>
                 <w:rPr>
                   <w:rFonts w:ascii="Arial" w:cs="Arial" w:eastAsia="Arial" w:hAnsi="Arial"/>
@@ -25260,7 +25260,7 @@
             <w:pPr>
               <w:spacing w:after="20" w:before="0"/>
             </w:pPr>
-            <w:hyperlink w:history="1" r:id="rIdj23um4v0asolf7mcjpi6_">
+            <w:hyperlink w:history="1" r:id="rId-_igk3qmtb-xle8e_shrx">
               <w:r>
                 <w:rPr>
                   <w:rFonts w:ascii="Arial" w:cs="Arial" w:eastAsia="Arial" w:hAnsi="Arial"/>
@@ -25293,7 +25293,7 @@
               <w:spacing w:after="10" w:before="0"/>
               <w:ind w:left="120"/>
             </w:pPr>
-            <w:hyperlink w:history="1" r:id="rIdh619xckcfyt3_lidteka-">
+            <w:hyperlink w:history="1" r:id="rIdifisep-asgk6udlutgw07">
               <w:r>
                 <w:rPr>
                   <w:rFonts w:ascii="Arial" w:cs="Arial" w:eastAsia="Arial" w:hAnsi="Arial"/>
@@ -25488,7 +25488,7 @@
             <w:pPr>
               <w:spacing w:after="20" w:before="0"/>
             </w:pPr>
-            <w:hyperlink w:history="1" r:id="rIdzkqerhz8owbdg9x-1jm-g">
+            <w:hyperlink w:history="1" r:id="rIdgxkpvbvgi3jenal6lge57">
               <w:r>
                 <w:rPr>
                   <w:rFonts w:ascii="Arial" w:cs="Arial" w:eastAsia="Arial" w:hAnsi="Arial"/>
@@ -25521,7 +25521,7 @@
               <w:spacing w:after="10" w:before="0"/>
               <w:ind w:left="120"/>
             </w:pPr>
-            <w:hyperlink w:history="1" r:id="rIdc4cmjq8iddol1kgilln8d">
+            <w:hyperlink w:history="1" r:id="rIdopyyk_2jxr1fhhxgpuxmf">
               <w:r>
                 <w:rPr>
                   <w:rFonts w:ascii="Arial" w:cs="Arial" w:eastAsia="Arial" w:hAnsi="Arial"/>
@@ -25566,7 +25566,7 @@
             <w:pPr>
               <w:spacing w:after="20" w:before="0"/>
             </w:pPr>
-            <w:hyperlink w:history="1" r:id="rIdwyivcpmgydxt-rfanymcq">
+            <w:hyperlink w:history="1" r:id="rIdag314fclfjc0lzozspfbu">
               <w:r>
                 <w:rPr>
                   <w:rFonts w:ascii="Arial" w:cs="Arial" w:eastAsia="Arial" w:hAnsi="Arial"/>
@@ -25599,7 +25599,7 @@
               <w:spacing w:after="10" w:before="0"/>
               <w:ind w:left="120"/>
             </w:pPr>
-            <w:hyperlink w:history="1" r:id="rIdh_s-k_98q0xy5odmr8bgd">
+            <w:hyperlink w:history="1" r:id="rIdjvbs7hl2q05t0mplepoah">
               <w:r>
                 <w:rPr>
                   <w:rFonts w:ascii="Arial" w:cs="Arial" w:eastAsia="Arial" w:hAnsi="Arial"/>
@@ -26111,7 +26111,7 @@
         </w:rPr>
         <w:t xml:space="preserve">© 2026 SeaVuria and ARES. Aligned with KICD objectives. Developed by SeaVuria; technical implementation by ARES (with AI assistance from Claude). Licensed under </w:t>
       </w:r>
-      <w:hyperlink w:history="1" r:id="rIdgwpgaf699meo8w-b_vx-2">
+      <w:hyperlink w:history="1" r:id="rIdqgxgg98qb_3ghagkvqq_b">
         <w:r>
           <w:rPr>
             <w:rFonts w:ascii="Arial" w:cs="Arial" w:eastAsia="Arial" w:hAnsi="Arial"/>
@@ -26132,7 +26132,7 @@
         </w:rPr>
         <w:t xml:space="preserve"> (</w:t>
       </w:r>
-      <w:hyperlink w:history="1" r:id="rIdjuqut3k-irlm7l11swiq4">
+      <w:hyperlink w:history="1" r:id="rIdsfnqygv4vyttl1-zugjwu">
         <w:r>
           <w:rPr>
             <w:rFonts w:ascii="Arial" w:cs="Arial" w:eastAsia="Arial" w:hAnsi="Arial"/>
@@ -27145,7 +27145,7 @@
             <w:pPr>
               <w:spacing w:after="20" w:before="0"/>
             </w:pPr>
-            <w:hyperlink w:history="1" r:id="rIdseh8ularurha-x-wzunig">
+            <w:hyperlink w:history="1" r:id="rIdfe6qfs-vtmrdpypcsgak0">
               <w:r>
                 <w:rPr>
                   <w:rFonts w:ascii="Arial" w:cs="Arial" w:eastAsia="Arial" w:hAnsi="Arial"/>
@@ -27178,7 +27178,7 @@
               <w:spacing w:after="10" w:before="0"/>
               <w:ind w:left="120"/>
             </w:pPr>
-            <w:hyperlink w:history="1" r:id="rIduudkyjwkjbysox_ui-kho">
+            <w:hyperlink w:history="1" r:id="rIdgtwc4cbxvxayp0jgy_zxy">
               <w:r>
                 <w:rPr>
                   <w:rFonts w:ascii="Arial" w:cs="Arial" w:eastAsia="Arial" w:hAnsi="Arial"/>
@@ -27223,7 +27223,7 @@
             <w:pPr>
               <w:spacing w:after="20" w:before="0"/>
             </w:pPr>
-            <w:hyperlink w:history="1" r:id="rIdngu3rdd-d_jfa5rasqxcl">
+            <w:hyperlink w:history="1" r:id="rIdvcxig6y84hr56wuy3cbix">
               <w:r>
                 <w:rPr>
                   <w:rFonts w:ascii="Arial" w:cs="Arial" w:eastAsia="Arial" w:hAnsi="Arial"/>
@@ -27256,7 +27256,7 @@
               <w:spacing w:after="10" w:before="0"/>
               <w:ind w:left="120"/>
             </w:pPr>
-            <w:hyperlink w:history="1" r:id="rIdf5nhlosubdu_daet3t2rh">
+            <w:hyperlink w:history="1" r:id="rIdyuve8to8fgwr0n16-mozj">
               <w:r>
                 <w:rPr>
                   <w:rFonts w:ascii="Arial" w:cs="Arial" w:eastAsia="Arial" w:hAnsi="Arial"/>
@@ -27451,7 +27451,7 @@
             <w:pPr>
               <w:spacing w:after="20" w:before="0"/>
             </w:pPr>
-            <w:hyperlink w:history="1" r:id="rIds3tzt6gxygadeh1vetzq7">
+            <w:hyperlink w:history="1" r:id="rIdd8cede1bxzvxklsuju7n4">
               <w:r>
                 <w:rPr>
                   <w:rFonts w:ascii="Arial" w:cs="Arial" w:eastAsia="Arial" w:hAnsi="Arial"/>
@@ -27484,7 +27484,7 @@
               <w:spacing w:after="10" w:before="0"/>
               <w:ind w:left="120"/>
             </w:pPr>
-            <w:hyperlink w:history="1" r:id="rId6ecfuzemyfbkerr4cwthl">
+            <w:hyperlink w:history="1" r:id="rId8iprz-nv8wuthyjphg37k">
               <w:r>
                 <w:rPr>
                   <w:rFonts w:ascii="Arial" w:cs="Arial" w:eastAsia="Arial" w:hAnsi="Arial"/>
@@ -27529,7 +27529,7 @@
             <w:pPr>
               <w:spacing w:after="20" w:before="0"/>
             </w:pPr>
-            <w:hyperlink w:history="1" r:id="rIdixxqraefrd9hmtclh7ci9">
+            <w:hyperlink w:history="1" r:id="rIdhjk64rclw-q2imxwyg_fc">
               <w:r>
                 <w:rPr>
                   <w:rFonts w:ascii="Arial" w:cs="Arial" w:eastAsia="Arial" w:hAnsi="Arial"/>
@@ -27562,7 +27562,7 @@
               <w:spacing w:after="10" w:before="0"/>
               <w:ind w:left="120"/>
             </w:pPr>
-            <w:hyperlink w:history="1" r:id="rIdxp_ywpwqyw9edtlkbylok">
+            <w:hyperlink w:history="1" r:id="rIdyr9naryydtrj8rgryjp0z">
               <w:r>
                 <w:rPr>
                   <w:rFonts w:ascii="Arial" w:cs="Arial" w:eastAsia="Arial" w:hAnsi="Arial"/>
@@ -27757,7 +27757,7 @@
             <w:pPr>
               <w:spacing w:after="20" w:before="0"/>
             </w:pPr>
-            <w:hyperlink w:history="1" r:id="rId8xwcsgjsxbhoziwjyboyq">
+            <w:hyperlink w:history="1" r:id="rIdsr4iz7ocxb_klbinztcab">
               <w:r>
                 <w:rPr>
                   <w:rFonts w:ascii="Arial" w:cs="Arial" w:eastAsia="Arial" w:hAnsi="Arial"/>
@@ -27790,7 +27790,7 @@
               <w:spacing w:after="10" w:before="0"/>
               <w:ind w:left="120"/>
             </w:pPr>
-            <w:hyperlink w:history="1" r:id="rIdpnqcnhdqgowrideeub23e">
+            <w:hyperlink w:history="1" r:id="rId5fr_hs1xnpz_ww-etf3ov">
               <w:r>
                 <w:rPr>
                   <w:rFonts w:ascii="Arial" w:cs="Arial" w:eastAsia="Arial" w:hAnsi="Arial"/>
@@ -27835,7 +27835,7 @@
             <w:pPr>
               <w:spacing w:after="20" w:before="0"/>
             </w:pPr>
-            <w:hyperlink w:history="1" r:id="rIdap1zaakoisaghfng1-q8m">
+            <w:hyperlink w:history="1" r:id="rIdncbb6yzwdeuagkw1_mgvw">
               <w:r>
                 <w:rPr>
                   <w:rFonts w:ascii="Arial" w:cs="Arial" w:eastAsia="Arial" w:hAnsi="Arial"/>
@@ -27868,7 +27868,7 @@
               <w:spacing w:after="10" w:before="0"/>
               <w:ind w:left="120"/>
             </w:pPr>
-            <w:hyperlink w:history="1" r:id="rIdtctozidramh3ntkmyfox2">
+            <w:hyperlink w:history="1" r:id="rIdtxvlu-e1gcxx-wnn6i-xp">
               <w:r>
                 <w:rPr>
                   <w:rFonts w:ascii="Arial" w:cs="Arial" w:eastAsia="Arial" w:hAnsi="Arial"/>
@@ -28063,7 +28063,7 @@
             <w:pPr>
               <w:spacing w:after="20" w:before="0"/>
             </w:pPr>
-            <w:hyperlink w:history="1" r:id="rIdtmlfqzuoasfxlor_h3avv">
+            <w:hyperlink w:history="1" r:id="rId2v4o8d-5rbknrbw60e4r-">
               <w:r>
                 <w:rPr>
                   <w:rFonts w:ascii="Arial" w:cs="Arial" w:eastAsia="Arial" w:hAnsi="Arial"/>
@@ -28096,7 +28096,7 @@
               <w:spacing w:after="10" w:before="0"/>
               <w:ind w:left="120"/>
             </w:pPr>
-            <w:hyperlink w:history="1" r:id="rId1uyqitiixog0u1yrn_2ls">
+            <w:hyperlink w:history="1" r:id="rId8h6xppmoft1uaqafpfhvn">
               <w:r>
                 <w:rPr>
                   <w:rFonts w:ascii="Arial" w:cs="Arial" w:eastAsia="Arial" w:hAnsi="Arial"/>
@@ -28141,7 +28141,7 @@
             <w:pPr>
               <w:spacing w:after="20" w:before="0"/>
             </w:pPr>
-            <w:hyperlink w:history="1" r:id="rIdm5ht03yo4ffh0r0ig6ce_">
+            <w:hyperlink w:history="1" r:id="rId7addbb34kw_l3battxrrg">
               <w:r>
                 <w:rPr>
                   <w:rFonts w:ascii="Arial" w:cs="Arial" w:eastAsia="Arial" w:hAnsi="Arial"/>
@@ -28174,7 +28174,7 @@
               <w:spacing w:after="10" w:before="0"/>
               <w:ind w:left="120"/>
             </w:pPr>
-            <w:hyperlink w:history="1" r:id="rIdvnnndbabui3l-jldlma6_">
+            <w:hyperlink w:history="1" r:id="rIdjvcvxdvhtl0yeryjwfnel">
               <w:r>
                 <w:rPr>
                   <w:rFonts w:ascii="Arial" w:cs="Arial" w:eastAsia="Arial" w:hAnsi="Arial"/>
@@ -28369,7 +28369,7 @@
             <w:pPr>
               <w:spacing w:after="20" w:before="0"/>
             </w:pPr>
-            <w:hyperlink w:history="1" r:id="rIdjnm8yxvzginbegnoel8ja">
+            <w:hyperlink w:history="1" r:id="rId_1wzfs3k2jmn9lx5xlmum">
               <w:r>
                 <w:rPr>
                   <w:rFonts w:ascii="Arial" w:cs="Arial" w:eastAsia="Arial" w:hAnsi="Arial"/>
@@ -28418,7 +28418,7 @@
               <w:spacing w:after="10" w:before="0"/>
               <w:ind w:left="120"/>
             </w:pPr>
-            <w:hyperlink w:history="1" r:id="rIdrl8ysyziscp2atrmyssji">
+            <w:hyperlink w:history="1" r:id="rIdrouy4ng_3ft2jhja8eyji">
               <w:r>
                 <w:rPr>
                   <w:rFonts w:ascii="Arial" w:cs="Arial" w:eastAsia="Arial" w:hAnsi="Arial"/>
@@ -28463,7 +28463,7 @@
             <w:pPr>
               <w:spacing w:after="20" w:before="0"/>
             </w:pPr>
-            <w:hyperlink w:history="1" r:id="rIdufkcv9ziiwioedlja6ecw">
+            <w:hyperlink w:history="1" r:id="rId4rtmp-7n0p610e3rmtqch">
               <w:r>
                 <w:rPr>
                   <w:rFonts w:ascii="Arial" w:cs="Arial" w:eastAsia="Arial" w:hAnsi="Arial"/>
@@ -28496,7 +28496,7 @@
               <w:spacing w:after="10" w:before="0"/>
               <w:ind w:left="120"/>
             </w:pPr>
-            <w:hyperlink w:history="1" r:id="rIdpjlatx_pfrrsjlf2iix4j">
+            <w:hyperlink w:history="1" r:id="rId_gm1bh_hnyulzcuqibg1x">
               <w:r>
                 <w:rPr>
                   <w:rFonts w:ascii="Arial" w:cs="Arial" w:eastAsia="Arial" w:hAnsi="Arial"/>
@@ -29122,7 +29122,7 @@
         </w:rPr>
         <w:t xml:space="preserve">© 2026 SeaVuria and ARES. Aligned with KICD objectives. Developed by SeaVuria; technical implementation by ARES (with AI assistance from Claude). Licensed under </w:t>
       </w:r>
-      <w:hyperlink w:history="1" r:id="rIdicmdguio3k9pjsgf1ozjp">
+      <w:hyperlink w:history="1" r:id="rId7nhruydztgpor8jmgv8hg">
         <w:r>
           <w:rPr>
             <w:rFonts w:ascii="Arial" w:cs="Arial" w:eastAsia="Arial" w:hAnsi="Arial"/>
@@ -29143,7 +29143,7 @@
         </w:rPr>
         <w:t xml:space="preserve"> (</w:t>
       </w:r>
-      <w:hyperlink w:history="1" r:id="rIdksrqzqh2pgdcei9foxmam">
+      <w:hyperlink w:history="1" r:id="rId5xbydz7tfjiem0bsahkht">
         <w:r>
           <w:rPr>
             <w:rFonts w:ascii="Arial" w:cs="Arial" w:eastAsia="Arial" w:hAnsi="Arial"/>

--- a/data/outputs/v2/Maths/SS4.1_Statistics_I/Mathematics_Statistics_I_CBE_LessonSequence.docx
+++ b/data/outputs/v2/Maths/SS4.1_Statistics_I/Mathematics_Statistics_I_CBE_LessonSequence.docx
@@ -2597,7 +2597,7 @@
         </w:rPr>
         <w:t xml:space="preserve">© 2026 SeaVuria and ARES. This work is licensed under a </w:t>
       </w:r>
-      <w:hyperlink w:history="1" r:id="rIdsmi7zkhe431d8jw6erilu">
+      <w:hyperlink w:history="1" r:id="rIdrnstyc-4wpzqfswgpy8j6">
         <w:r>
           <w:rPr>
             <w:rFonts w:ascii="Arial" w:cs="Arial" w:eastAsia="Arial" w:hAnsi="Arial"/>
@@ -2617,7 +2617,7 @@
         </w:rPr>
         <w:t xml:space="preserve"> (</w:t>
       </w:r>
-      <w:hyperlink w:history="1" r:id="rIdeu8zlvoy5velov3peth5i">
+      <w:hyperlink w:history="1" r:id="rId4j45d9cp7ydhr1w1fcmez">
         <w:r>
           <w:rPr>
             <w:rFonts w:ascii="Arial" w:cs="Arial" w:eastAsia="Arial" w:hAnsi="Arial"/>
@@ -2637,7 +2637,7 @@
         </w:rPr>
         <w:t xml:space="preserve">). To view a copy of this license, visit </w:t>
       </w:r>
-      <w:hyperlink w:history="1" r:id="rId9zs0q3iknbgbfueavxtau">
+      <w:hyperlink w:history="1" r:id="rId6pmwt9bln_vx0ezizpgiy">
         <w:r>
           <w:rPr>
             <w:rFonts w:ascii="Arial" w:cs="Arial" w:eastAsia="Arial" w:hAnsi="Arial"/>
@@ -3649,7 +3649,7 @@
             <w:pPr>
               <w:spacing w:after="20" w:before="0"/>
             </w:pPr>
-            <w:hyperlink w:history="1" r:id="rIdutknk3rhjag7dptgrz6k6">
+            <w:hyperlink w:history="1" r:id="rIdvr46b_xtu-rk89h9hisqg">
               <w:r>
                 <w:rPr>
                   <w:rFonts w:ascii="Arial" w:cs="Arial" w:eastAsia="Arial" w:hAnsi="Arial"/>
@@ -3682,7 +3682,7 @@
               <w:spacing w:after="10" w:before="0"/>
               <w:ind w:left="120"/>
             </w:pPr>
-            <w:hyperlink w:history="1" r:id="rIdhjpx7w4z86zgnoccdt4t5">
+            <w:hyperlink w:history="1" r:id="rIdmcj1zhu0edku2badrhz5g">
               <w:r>
                 <w:rPr>
                   <w:rFonts w:ascii="Arial" w:cs="Arial" w:eastAsia="Arial" w:hAnsi="Arial"/>
@@ -3727,7 +3727,7 @@
             <w:pPr>
               <w:spacing w:after="20" w:before="0"/>
             </w:pPr>
-            <w:hyperlink w:history="1" r:id="rIdwhd05vlr_zwi1s5n68z61">
+            <w:hyperlink w:history="1" r:id="rIddk9khrwtqwtdnlreftufg">
               <w:r>
                 <w:rPr>
                   <w:rFonts w:ascii="Arial" w:cs="Arial" w:eastAsia="Arial" w:hAnsi="Arial"/>
@@ -3760,7 +3760,7 @@
               <w:spacing w:after="10" w:before="0"/>
               <w:ind w:left="120"/>
             </w:pPr>
-            <w:hyperlink w:history="1" r:id="rIdasub0uitrpd5gn_ve2jnv">
+            <w:hyperlink w:history="1" r:id="rIdljdnifz5ik7svs_a5tfku">
               <w:r>
                 <w:rPr>
                   <w:rFonts w:ascii="Arial" w:cs="Arial" w:eastAsia="Arial" w:hAnsi="Arial"/>
@@ -3955,7 +3955,7 @@
             <w:pPr>
               <w:spacing w:after="20" w:before="0"/>
             </w:pPr>
-            <w:hyperlink w:history="1" r:id="rIdjwljyjyewg3o43ug06d-9">
+            <w:hyperlink w:history="1" r:id="rIddq_pvth7kfowml3iwtj3t">
               <w:r>
                 <w:rPr>
                   <w:rFonts w:ascii="Arial" w:cs="Arial" w:eastAsia="Arial" w:hAnsi="Arial"/>
@@ -3988,7 +3988,7 @@
               <w:spacing w:after="10" w:before="0"/>
               <w:ind w:left="120"/>
             </w:pPr>
-            <w:hyperlink w:history="1" r:id="rIddbuwvt17fw6ksofr4_qkh">
+            <w:hyperlink w:history="1" r:id="rId-labkne5ttif-uwn8vnxc">
               <w:r>
                 <w:rPr>
                   <w:rFonts w:ascii="Arial" w:cs="Arial" w:eastAsia="Arial" w:hAnsi="Arial"/>
@@ -4033,7 +4033,7 @@
             <w:pPr>
               <w:spacing w:after="20" w:before="0"/>
             </w:pPr>
-            <w:hyperlink w:history="1" r:id="rIdtbctqnq8j1htcqo3_aibt">
+            <w:hyperlink w:history="1" r:id="rIdn18gz3kilj2kdovbopdkx">
               <w:r>
                 <w:rPr>
                   <w:rFonts w:ascii="Arial" w:cs="Arial" w:eastAsia="Arial" w:hAnsi="Arial"/>
@@ -4066,7 +4066,7 @@
               <w:spacing w:after="10" w:before="0"/>
               <w:ind w:left="120"/>
             </w:pPr>
-            <w:hyperlink w:history="1" r:id="rIdu_dkqdqhwfmb9pjrhyyur">
+            <w:hyperlink w:history="1" r:id="rIdtrvqrtscy_w_-nh5aukgx">
               <w:r>
                 <w:rPr>
                   <w:rFonts w:ascii="Arial" w:cs="Arial" w:eastAsia="Arial" w:hAnsi="Arial"/>
@@ -4261,7 +4261,7 @@
             <w:pPr>
               <w:spacing w:after="20" w:before="0"/>
             </w:pPr>
-            <w:hyperlink w:history="1" r:id="rIdtkkbeeozfrkx0yy-yk1q7">
+            <w:hyperlink w:history="1" r:id="rIdh_ohg05hb6azgbuexltoe">
               <w:r>
                 <w:rPr>
                   <w:rFonts w:ascii="Arial" w:cs="Arial" w:eastAsia="Arial" w:hAnsi="Arial"/>
@@ -4310,7 +4310,7 @@
               <w:spacing w:after="10" w:before="0"/>
               <w:ind w:left="120"/>
             </w:pPr>
-            <w:hyperlink w:history="1" r:id="rIdvrjrmpsftwq7mtlokxep_">
+            <w:hyperlink w:history="1" r:id="rIdh3velhleexz4bo8hfiy4c">
               <w:r>
                 <w:rPr>
                   <w:rFonts w:ascii="Arial" w:cs="Arial" w:eastAsia="Arial" w:hAnsi="Arial"/>
@@ -4355,7 +4355,7 @@
             <w:pPr>
               <w:spacing w:after="20" w:before="0"/>
             </w:pPr>
-            <w:hyperlink w:history="1" r:id="rIdk0eheg1z38yc1d_erawkh">
+            <w:hyperlink w:history="1" r:id="rIdu7xc2esz4ohbrhwycsnxc">
               <w:r>
                 <w:rPr>
                   <w:rFonts w:ascii="Arial" w:cs="Arial" w:eastAsia="Arial" w:hAnsi="Arial"/>
@@ -4388,7 +4388,7 @@
               <w:spacing w:after="10" w:before="0"/>
               <w:ind w:left="120"/>
             </w:pPr>
-            <w:hyperlink w:history="1" r:id="rIdsun2hvfxmhdobg0v5g9lh">
+            <w:hyperlink w:history="1" r:id="rId4jb_v-2zg7u3y4qcebrfv">
               <w:r>
                 <w:rPr>
                   <w:rFonts w:ascii="Arial" w:cs="Arial" w:eastAsia="Arial" w:hAnsi="Arial"/>
@@ -4583,7 +4583,7 @@
             <w:pPr>
               <w:spacing w:after="20" w:before="0"/>
             </w:pPr>
-            <w:hyperlink w:history="1" r:id="rIdesfk2bc2h0kratyh7bxfm">
+            <w:hyperlink w:history="1" r:id="rIdcsi_jcxxi9wvyozleebyh">
               <w:r>
                 <w:rPr>
                   <w:rFonts w:ascii="Arial" w:cs="Arial" w:eastAsia="Arial" w:hAnsi="Arial"/>
@@ -4632,7 +4632,7 @@
               <w:spacing w:after="10" w:before="0"/>
               <w:ind w:left="120"/>
             </w:pPr>
-            <w:hyperlink w:history="1" r:id="rIdz4sx9qndtix93xkb6e7ba">
+            <w:hyperlink w:history="1" r:id="rIdl87gvwneziqfgfqcrzsxd">
               <w:r>
                 <w:rPr>
                   <w:rFonts w:ascii="Arial" w:cs="Arial" w:eastAsia="Arial" w:hAnsi="Arial"/>
@@ -4677,7 +4677,7 @@
             <w:pPr>
               <w:spacing w:after="20" w:before="0"/>
             </w:pPr>
-            <w:hyperlink w:history="1" r:id="rIded4_vdrtry8dvtp99ifyb">
+            <w:hyperlink w:history="1" r:id="rIdegcstyjhta0oy2jscku9b">
               <w:r>
                 <w:rPr>
                   <w:rFonts w:ascii="Arial" w:cs="Arial" w:eastAsia="Arial" w:hAnsi="Arial"/>
@@ -4710,7 +4710,7 @@
               <w:spacing w:after="10" w:before="0"/>
               <w:ind w:left="120"/>
             </w:pPr>
-            <w:hyperlink w:history="1" r:id="rId7w3bm254r0uixmn4rrd62">
+            <w:hyperlink w:history="1" r:id="rIdt3mfydab_updqdamruke6">
               <w:r>
                 <w:rPr>
                   <w:rFonts w:ascii="Arial" w:cs="Arial" w:eastAsia="Arial" w:hAnsi="Arial"/>
@@ -4905,7 +4905,7 @@
             <w:pPr>
               <w:spacing w:after="20" w:before="0"/>
             </w:pPr>
-            <w:hyperlink w:history="1" r:id="rIduqqm-3qtcs17xhy-enc7_">
+            <w:hyperlink w:history="1" r:id="rIdqhanajthq1k9z2--u1xis">
               <w:r>
                 <w:rPr>
                   <w:rFonts w:ascii="Arial" w:cs="Arial" w:eastAsia="Arial" w:hAnsi="Arial"/>
@@ -4938,7 +4938,7 @@
               <w:spacing w:after="10" w:before="0"/>
               <w:ind w:left="120"/>
             </w:pPr>
-            <w:hyperlink w:history="1" r:id="rId19zaobfjkn6-azfhuno8i">
+            <w:hyperlink w:history="1" r:id="rIdaxog6w1le1imtmc9dcmgt">
               <w:r>
                 <w:rPr>
                   <w:rFonts w:ascii="Arial" w:cs="Arial" w:eastAsia="Arial" w:hAnsi="Arial"/>
@@ -4983,7 +4983,7 @@
             <w:pPr>
               <w:spacing w:after="20" w:before="0"/>
             </w:pPr>
-            <w:hyperlink w:history="1" r:id="rIdrjktrycelrvd06nknwdzn">
+            <w:hyperlink w:history="1" r:id="rIdrzqgtnnpa9_zre3xd90kx">
               <w:r>
                 <w:rPr>
                   <w:rFonts w:ascii="Arial" w:cs="Arial" w:eastAsia="Arial" w:hAnsi="Arial"/>
@@ -5016,7 +5016,7 @@
               <w:spacing w:after="10" w:before="0"/>
               <w:ind w:left="120"/>
             </w:pPr>
-            <w:hyperlink w:history="1" r:id="rIdjscr3ce4eazanya4dtpnx">
+            <w:hyperlink w:history="1" r:id="rIdxleg0gmg8ctuwqptlmgbw">
               <w:r>
                 <w:rPr>
                   <w:rFonts w:ascii="Arial" w:cs="Arial" w:eastAsia="Arial" w:hAnsi="Arial"/>
@@ -5528,7 +5528,7 @@
         </w:rPr>
         <w:t xml:space="preserve">© 2026 SeaVuria and ARES. Aligned with KICD objectives. Developed by SeaVuria; technical implementation by ARES (with AI assistance from Claude). Licensed under </w:t>
       </w:r>
-      <w:hyperlink w:history="1" r:id="rIdko_3z7jjqsqhxumxo7xyr">
+      <w:hyperlink w:history="1" r:id="rId4wx7yeczgwk3gmqbxkoyu">
         <w:r>
           <w:rPr>
             <w:rFonts w:ascii="Arial" w:cs="Arial" w:eastAsia="Arial" w:hAnsi="Arial"/>
@@ -5549,7 +5549,7 @@
         </w:rPr>
         <w:t xml:space="preserve"> (</w:t>
       </w:r>
-      <w:hyperlink w:history="1" r:id="rIdeaj1kozdi-ldjpbqspaov">
+      <w:hyperlink w:history="1" r:id="rId31hyb8k8zunilw6eo8dwp">
         <w:r>
           <w:rPr>
             <w:rFonts w:ascii="Arial" w:cs="Arial" w:eastAsia="Arial" w:hAnsi="Arial"/>
@@ -6562,7 +6562,7 @@
             <w:pPr>
               <w:spacing w:after="20" w:before="0"/>
             </w:pPr>
-            <w:hyperlink w:history="1" r:id="rIdtrkrwyrwvswgue7d0neb0">
+            <w:hyperlink w:history="1" r:id="rIdcx9t71iynwebiphwg4z1m">
               <w:r>
                 <w:rPr>
                   <w:rFonts w:ascii="Arial" w:cs="Arial" w:eastAsia="Arial" w:hAnsi="Arial"/>
@@ -6611,7 +6611,7 @@
               <w:spacing w:after="10" w:before="0"/>
               <w:ind w:left="120"/>
             </w:pPr>
-            <w:hyperlink w:history="1" r:id="rIdt2yixvd2pmvnmbo3qspmt">
+            <w:hyperlink w:history="1" r:id="rId_ips4jlch0e6xukupnrwz">
               <w:r>
                 <w:rPr>
                   <w:rFonts w:ascii="Arial" w:cs="Arial" w:eastAsia="Arial" w:hAnsi="Arial"/>
@@ -6656,7 +6656,7 @@
             <w:pPr>
               <w:spacing w:after="20" w:before="0"/>
             </w:pPr>
-            <w:hyperlink w:history="1" r:id="rId6hsny0kv0_y-oenk_vtyf">
+            <w:hyperlink w:history="1" r:id="rIdvttoocl6x_taun1_ne93o">
               <w:r>
                 <w:rPr>
                   <w:rFonts w:ascii="Arial" w:cs="Arial" w:eastAsia="Arial" w:hAnsi="Arial"/>
@@ -6705,7 +6705,7 @@
               <w:spacing w:after="10" w:before="0"/>
               <w:ind w:left="120"/>
             </w:pPr>
-            <w:hyperlink w:history="1" r:id="rIdijhjd1hq7_os98hyhpiuy">
+            <w:hyperlink w:history="1" r:id="rIdpt3457tykav0govdyxjav">
               <w:r>
                 <w:rPr>
                   <w:rFonts w:ascii="Arial" w:cs="Arial" w:eastAsia="Arial" w:hAnsi="Arial"/>
@@ -6900,7 +6900,7 @@
             <w:pPr>
               <w:spacing w:after="20" w:before="0"/>
             </w:pPr>
-            <w:hyperlink w:history="1" r:id="rIddhwbewlw1fdmueh8x6s1d">
+            <w:hyperlink w:history="1" r:id="rId-f_eu1fs3x_fkej3pkchp">
               <w:r>
                 <w:rPr>
                   <w:rFonts w:ascii="Arial" w:cs="Arial" w:eastAsia="Arial" w:hAnsi="Arial"/>
@@ -6949,7 +6949,7 @@
               <w:spacing w:after="10" w:before="0"/>
               <w:ind w:left="120"/>
             </w:pPr>
-            <w:hyperlink w:history="1" r:id="rIdyo5bbutmx6aokkd8csfzq">
+            <w:hyperlink w:history="1" r:id="rId95bvhgmo2zdsihybsdzyy">
               <w:r>
                 <w:rPr>
                   <w:rFonts w:ascii="Arial" w:cs="Arial" w:eastAsia="Arial" w:hAnsi="Arial"/>
@@ -6994,7 +6994,7 @@
             <w:pPr>
               <w:spacing w:after="20" w:before="0"/>
             </w:pPr>
-            <w:hyperlink w:history="1" r:id="rId1ykagnc8gowawvuatunnu">
+            <w:hyperlink w:history="1" r:id="rIdkbgguzq-bhgq73avuvtmn">
               <w:r>
                 <w:rPr>
                   <w:rFonts w:ascii="Arial" w:cs="Arial" w:eastAsia="Arial" w:hAnsi="Arial"/>
@@ -7043,7 +7043,7 @@
               <w:spacing w:after="10" w:before="0"/>
               <w:ind w:left="120"/>
             </w:pPr>
-            <w:hyperlink w:history="1" r:id="rId1zqee9iuug5f4hfhsebj4">
+            <w:hyperlink w:history="1" r:id="rId8cbjhfefvjytwmoyec9zz">
               <w:r>
                 <w:rPr>
                   <w:rFonts w:ascii="Arial" w:cs="Arial" w:eastAsia="Arial" w:hAnsi="Arial"/>
@@ -7238,7 +7238,7 @@
             <w:pPr>
               <w:spacing w:after="20" w:before="0"/>
             </w:pPr>
-            <w:hyperlink w:history="1" r:id="rIdhftun2xqrx2yuapumrnsw">
+            <w:hyperlink w:history="1" r:id="rIdw0ye_irn0gccqe4q55p1o">
               <w:r>
                 <w:rPr>
                   <w:rFonts w:ascii="Arial" w:cs="Arial" w:eastAsia="Arial" w:hAnsi="Arial"/>
@@ -7287,7 +7287,7 @@
               <w:spacing w:after="10" w:before="0"/>
               <w:ind w:left="120"/>
             </w:pPr>
-            <w:hyperlink w:history="1" r:id="rIdxytmlhm8u6xls3vmnlyab">
+            <w:hyperlink w:history="1" r:id="rIdpj79h0mvoy4rzeinf31tx">
               <w:r>
                 <w:rPr>
                   <w:rFonts w:ascii="Arial" w:cs="Arial" w:eastAsia="Arial" w:hAnsi="Arial"/>
@@ -7332,7 +7332,7 @@
             <w:pPr>
               <w:spacing w:after="20" w:before="0"/>
             </w:pPr>
-            <w:hyperlink w:history="1" r:id="rIdrwoziux-lvtd6bw__n_yc">
+            <w:hyperlink w:history="1" r:id="rIdepwbfc9--hpkx3s4d0ko2">
               <w:r>
                 <w:rPr>
                   <w:rFonts w:ascii="Arial" w:cs="Arial" w:eastAsia="Arial" w:hAnsi="Arial"/>
@@ -7381,7 +7381,7 @@
               <w:spacing w:after="10" w:before="0"/>
               <w:ind w:left="120"/>
             </w:pPr>
-            <w:hyperlink w:history="1" r:id="rIdnpqvn5avr2i1saz26t1ft">
+            <w:hyperlink w:history="1" r:id="rIdj9ac5ouc_csgi9ny05ubh">
               <w:r>
                 <w:rPr>
                   <w:rFonts w:ascii="Arial" w:cs="Arial" w:eastAsia="Arial" w:hAnsi="Arial"/>
@@ -7576,7 +7576,7 @@
             <w:pPr>
               <w:spacing w:after="20" w:before="0"/>
             </w:pPr>
-            <w:hyperlink w:history="1" r:id="rIdymu7voh9veszohjhav1v5">
+            <w:hyperlink w:history="1" r:id="rIdsioawh971c-hrvsgtreis">
               <w:r>
                 <w:rPr>
                   <w:rFonts w:ascii="Arial" w:cs="Arial" w:eastAsia="Arial" w:hAnsi="Arial"/>
@@ -7625,7 +7625,7 @@
               <w:spacing w:after="10" w:before="0"/>
               <w:ind w:left="120"/>
             </w:pPr>
-            <w:hyperlink w:history="1" r:id="rIdquiwyn8yh-gj6obnatkjh">
+            <w:hyperlink w:history="1" r:id="rId064g4ne3bm_rygkbzfqkr">
               <w:r>
                 <w:rPr>
                   <w:rFonts w:ascii="Arial" w:cs="Arial" w:eastAsia="Arial" w:hAnsi="Arial"/>
@@ -7670,7 +7670,7 @@
             <w:pPr>
               <w:spacing w:after="20" w:before="0"/>
             </w:pPr>
-            <w:hyperlink w:history="1" r:id="rIdyxtoddgywe_fqgvtgevox">
+            <w:hyperlink w:history="1" r:id="rIde1poqwsordrci2tmoesxu">
               <w:r>
                 <w:rPr>
                   <w:rFonts w:ascii="Arial" w:cs="Arial" w:eastAsia="Arial" w:hAnsi="Arial"/>
@@ -7719,7 +7719,7 @@
               <w:spacing w:after="10" w:before="0"/>
               <w:ind w:left="120"/>
             </w:pPr>
-            <w:hyperlink w:history="1" r:id="rIdriqc25nz5ge8ho2c3kdhk">
+            <w:hyperlink w:history="1" r:id="rIdqsd6ymahxhya5tskdjsx1">
               <w:r>
                 <w:rPr>
                   <w:rFonts w:ascii="Arial" w:cs="Arial" w:eastAsia="Arial" w:hAnsi="Arial"/>
@@ -7914,7 +7914,7 @@
             <w:pPr>
               <w:spacing w:after="20" w:before="0"/>
             </w:pPr>
-            <w:hyperlink w:history="1" r:id="rIdiaxixyh_kpshd7_t3uzqw">
+            <w:hyperlink w:history="1" r:id="rIdsbcpjxhg7kpg6yzd7q2fb">
               <w:r>
                 <w:rPr>
                   <w:rFonts w:ascii="Arial" w:cs="Arial" w:eastAsia="Arial" w:hAnsi="Arial"/>
@@ -7963,7 +7963,7 @@
               <w:spacing w:after="10" w:before="0"/>
               <w:ind w:left="120"/>
             </w:pPr>
-            <w:hyperlink w:history="1" r:id="rIdkbwopbqi-jfud92r_ow4c">
+            <w:hyperlink w:history="1" r:id="rIdbsxjkl-jdci_krhdz1ksb">
               <w:r>
                 <w:rPr>
                   <w:rFonts w:ascii="Arial" w:cs="Arial" w:eastAsia="Arial" w:hAnsi="Arial"/>
@@ -8008,7 +8008,7 @@
             <w:pPr>
               <w:spacing w:after="20" w:before="0"/>
             </w:pPr>
-            <w:hyperlink w:history="1" r:id="rIdn9wectmmbp7m92box5mkd">
+            <w:hyperlink w:history="1" r:id="rIdrzdmcj8d1kot_n1ytikr9">
               <w:r>
                 <w:rPr>
                   <w:rFonts w:ascii="Arial" w:cs="Arial" w:eastAsia="Arial" w:hAnsi="Arial"/>
@@ -8057,7 +8057,7 @@
               <w:spacing w:after="10" w:before="0"/>
               <w:ind w:left="120"/>
             </w:pPr>
-            <w:hyperlink w:history="1" r:id="rIdk5f6lnaisponw_lnq8w5o">
+            <w:hyperlink w:history="1" r:id="rIdcgy44pqtlnbn1qdoos-f9">
               <w:r>
                 <w:rPr>
                   <w:rFonts w:ascii="Arial" w:cs="Arial" w:eastAsia="Arial" w:hAnsi="Arial"/>
@@ -8569,7 +8569,7 @@
         </w:rPr>
         <w:t xml:space="preserve">© 2026 SeaVuria and ARES. Aligned with KICD objectives. Developed by SeaVuria; technical implementation by ARES (with AI assistance from Claude). Licensed under </w:t>
       </w:r>
-      <w:hyperlink w:history="1" r:id="rIddyocvywcnbymw-s0whmcc">
+      <w:hyperlink w:history="1" r:id="rIdz8ess7x3ok2ft7eppfqr-">
         <w:r>
           <w:rPr>
             <w:rFonts w:ascii="Arial" w:cs="Arial" w:eastAsia="Arial" w:hAnsi="Arial"/>
@@ -8590,7 +8590,7 @@
         </w:rPr>
         <w:t xml:space="preserve"> (</w:t>
       </w:r>
-      <w:hyperlink w:history="1" r:id="rIdtxupmkutf7khvhdh2-byy">
+      <w:hyperlink w:history="1" r:id="rIdekdiekpz54odp70licy9r">
         <w:r>
           <w:rPr>
             <w:rFonts w:ascii="Arial" w:cs="Arial" w:eastAsia="Arial" w:hAnsi="Arial"/>
@@ -9603,7 +9603,7 @@
             <w:pPr>
               <w:spacing w:after="20" w:before="0"/>
             </w:pPr>
-            <w:hyperlink w:history="1" r:id="rIdpb0a76m6u8gqay2dom88b">
+            <w:hyperlink w:history="1" r:id="rId3fe9zjm4z2i0pwvfg_le0">
               <w:r>
                 <w:rPr>
                   <w:rFonts w:ascii="Arial" w:cs="Arial" w:eastAsia="Arial" w:hAnsi="Arial"/>
@@ -9636,7 +9636,7 @@
               <w:spacing w:after="10" w:before="0"/>
               <w:ind w:left="120"/>
             </w:pPr>
-            <w:hyperlink w:history="1" r:id="rIdkqiig0fvl2yca6eboc4ns">
+            <w:hyperlink w:history="1" r:id="rIdyem6vpadacty0hzzq99ot">
               <w:r>
                 <w:rPr>
                   <w:rFonts w:ascii="Arial" w:cs="Arial" w:eastAsia="Arial" w:hAnsi="Arial"/>
@@ -9681,7 +9681,7 @@
             <w:pPr>
               <w:spacing w:after="20" w:before="0"/>
             </w:pPr>
-            <w:hyperlink w:history="1" r:id="rIdqjckvypbbo85cvhau1b84">
+            <w:hyperlink w:history="1" r:id="rIdn16iyyabgic_gm9a0is5d">
               <w:r>
                 <w:rPr>
                   <w:rFonts w:ascii="Arial" w:cs="Arial" w:eastAsia="Arial" w:hAnsi="Arial"/>
@@ -9714,7 +9714,7 @@
               <w:spacing w:after="10" w:before="0"/>
               <w:ind w:left="120"/>
             </w:pPr>
-            <w:hyperlink w:history="1" r:id="rId_svmp_cfr9qaiuoultnvh">
+            <w:hyperlink w:history="1" r:id="rId9abwgxcoqkzgdgktnghnw">
               <w:r>
                 <w:rPr>
                   <w:rFonts w:ascii="Arial" w:cs="Arial" w:eastAsia="Arial" w:hAnsi="Arial"/>
@@ -9909,7 +9909,7 @@
             <w:pPr>
               <w:spacing w:after="20" w:before="0"/>
             </w:pPr>
-            <w:hyperlink w:history="1" r:id="rId0thqp9zflbmbr7zpfons8">
+            <w:hyperlink w:history="1" r:id="rId_d8p7g_wvpa0x0arh4pxb">
               <w:r>
                 <w:rPr>
                   <w:rFonts w:ascii="Arial" w:cs="Arial" w:eastAsia="Arial" w:hAnsi="Arial"/>
@@ -9942,7 +9942,7 @@
               <w:spacing w:after="10" w:before="0"/>
               <w:ind w:left="120"/>
             </w:pPr>
-            <w:hyperlink w:history="1" r:id="rId9r7qyvujm6ack3nkz-dxe">
+            <w:hyperlink w:history="1" r:id="rIdfijrozdk_kvnljiwrnbz_">
               <w:r>
                 <w:rPr>
                   <w:rFonts w:ascii="Arial" w:cs="Arial" w:eastAsia="Arial" w:hAnsi="Arial"/>
@@ -9987,7 +9987,7 @@
             <w:pPr>
               <w:spacing w:after="20" w:before="0"/>
             </w:pPr>
-            <w:hyperlink w:history="1" r:id="rIdqytbkeecq8ehjvj5ggu2m">
+            <w:hyperlink w:history="1" r:id="rId186wajx5z9ilzk9r3k6ru">
               <w:r>
                 <w:rPr>
                   <w:rFonts w:ascii="Arial" w:cs="Arial" w:eastAsia="Arial" w:hAnsi="Arial"/>
@@ -10020,7 +10020,7 @@
               <w:spacing w:after="10" w:before="0"/>
               <w:ind w:left="120"/>
             </w:pPr>
-            <w:hyperlink w:history="1" r:id="rId6o1rselp9m-i0rcxzkfcl">
+            <w:hyperlink w:history="1" r:id="rIdxazkvi5n18v5zxajy7jym">
               <w:r>
                 <w:rPr>
                   <w:rFonts w:ascii="Arial" w:cs="Arial" w:eastAsia="Arial" w:hAnsi="Arial"/>
@@ -10215,7 +10215,7 @@
             <w:pPr>
               <w:spacing w:after="20" w:before="0"/>
             </w:pPr>
-            <w:hyperlink w:history="1" r:id="rIdxasyxemkxt0xcppkfpok7">
+            <w:hyperlink w:history="1" r:id="rIdg0f1lbvswamqg5zpj8q7p">
               <w:r>
                 <w:rPr>
                   <w:rFonts w:ascii="Arial" w:cs="Arial" w:eastAsia="Arial" w:hAnsi="Arial"/>
@@ -10264,7 +10264,7 @@
               <w:spacing w:after="10" w:before="0"/>
               <w:ind w:left="120"/>
             </w:pPr>
-            <w:hyperlink w:history="1" r:id="rIdzmju8xq0caal-gjwdr5hc">
+            <w:hyperlink w:history="1" r:id="rIddy1rttu4ed3df7brjzmmk">
               <w:r>
                 <w:rPr>
                   <w:rFonts w:ascii="Arial" w:cs="Arial" w:eastAsia="Arial" w:hAnsi="Arial"/>
@@ -10309,7 +10309,7 @@
             <w:pPr>
               <w:spacing w:after="20" w:before="0"/>
             </w:pPr>
-            <w:hyperlink w:history="1" r:id="rId1pwoy56ldsls5gwqgkwni">
+            <w:hyperlink w:history="1" r:id="rIdkhyxzxywtfbwrczifx8dj">
               <w:r>
                 <w:rPr>
                   <w:rFonts w:ascii="Arial" w:cs="Arial" w:eastAsia="Arial" w:hAnsi="Arial"/>
@@ -10342,7 +10342,7 @@
               <w:spacing w:after="10" w:before="0"/>
               <w:ind w:left="120"/>
             </w:pPr>
-            <w:hyperlink w:history="1" r:id="rIdkdkwquvydaip5tkwiqs5m">
+            <w:hyperlink w:history="1" r:id="rId2r0e_yebk61ppnh0tlomy">
               <w:r>
                 <w:rPr>
                   <w:rFonts w:ascii="Arial" w:cs="Arial" w:eastAsia="Arial" w:hAnsi="Arial"/>
@@ -10537,7 +10537,7 @@
             <w:pPr>
               <w:spacing w:after="20" w:before="0"/>
             </w:pPr>
-            <w:hyperlink w:history="1" r:id="rIdn2q0zknh0smtz0utdzp1q">
+            <w:hyperlink w:history="1" r:id="rIdx9pm7gqg-sv59mq17buwr">
               <w:r>
                 <w:rPr>
                   <w:rFonts w:ascii="Arial" w:cs="Arial" w:eastAsia="Arial" w:hAnsi="Arial"/>
@@ -10586,7 +10586,7 @@
               <w:spacing w:after="10" w:before="0"/>
               <w:ind w:left="120"/>
             </w:pPr>
-            <w:hyperlink w:history="1" r:id="rIdqedmv-_yw_bq-j8yrxvpx">
+            <w:hyperlink w:history="1" r:id="rIdhntaghkmcnrayby_nxtkm">
               <w:r>
                 <w:rPr>
                   <w:rFonts w:ascii="Arial" w:cs="Arial" w:eastAsia="Arial" w:hAnsi="Arial"/>
@@ -10631,7 +10631,7 @@
             <w:pPr>
               <w:spacing w:after="20" w:before="0"/>
             </w:pPr>
-            <w:hyperlink w:history="1" r:id="rIdy7etloth8iqtrljbxtdnq">
+            <w:hyperlink w:history="1" r:id="rIdskmlsg_odyhmrvdc6redm">
               <w:r>
                 <w:rPr>
                   <w:rFonts w:ascii="Arial" w:cs="Arial" w:eastAsia="Arial" w:hAnsi="Arial"/>
@@ -10664,7 +10664,7 @@
               <w:spacing w:after="10" w:before="0"/>
               <w:ind w:left="120"/>
             </w:pPr>
-            <w:hyperlink w:history="1" r:id="rId4bqawnlms7z3hcswas6rc">
+            <w:hyperlink w:history="1" r:id="rIdjkpixov4ctfqwwt2wq1fv">
               <w:r>
                 <w:rPr>
                   <w:rFonts w:ascii="Arial" w:cs="Arial" w:eastAsia="Arial" w:hAnsi="Arial"/>
@@ -10859,7 +10859,7 @@
             <w:pPr>
               <w:spacing w:after="20" w:before="0"/>
             </w:pPr>
-            <w:hyperlink w:history="1" r:id="rId9fxxq5vypezoewzcne4iy">
+            <w:hyperlink w:history="1" r:id="rIdg4la80sns0qsn1jengyr_">
               <w:r>
                 <w:rPr>
                   <w:rFonts w:ascii="Arial" w:cs="Arial" w:eastAsia="Arial" w:hAnsi="Arial"/>
@@ -10908,7 +10908,7 @@
               <w:spacing w:after="10" w:before="0"/>
               <w:ind w:left="120"/>
             </w:pPr>
-            <w:hyperlink w:history="1" r:id="rIdwu6dkfg5brqjlnwre53gs">
+            <w:hyperlink w:history="1" r:id="rIdtvqzmxlcrdk_9aif6tyhh">
               <w:r>
                 <w:rPr>
                   <w:rFonts w:ascii="Arial" w:cs="Arial" w:eastAsia="Arial" w:hAnsi="Arial"/>
@@ -10953,7 +10953,7 @@
             <w:pPr>
               <w:spacing w:after="20" w:before="0"/>
             </w:pPr>
-            <w:hyperlink w:history="1" r:id="rIdrkzafobibwxu-dbp8en2h">
+            <w:hyperlink w:history="1" r:id="rIdrqf6_ppjqgqlng2dyiz8s">
               <w:r>
                 <w:rPr>
                   <w:rFonts w:ascii="Arial" w:cs="Arial" w:eastAsia="Arial" w:hAnsi="Arial"/>
@@ -10986,7 +10986,7 @@
               <w:spacing w:after="10" w:before="0"/>
               <w:ind w:left="120"/>
             </w:pPr>
-            <w:hyperlink w:history="1" r:id="rIdqbzavysbfipwzxyusxzuo">
+            <w:hyperlink w:history="1" r:id="rIdblthwlh1qbkkzhhlzwlng">
               <w:r>
                 <w:rPr>
                   <w:rFonts w:ascii="Arial" w:cs="Arial" w:eastAsia="Arial" w:hAnsi="Arial"/>
@@ -11498,7 +11498,7 @@
         </w:rPr>
         <w:t xml:space="preserve">© 2026 SeaVuria and ARES. Aligned with KICD objectives. Developed by SeaVuria; technical implementation by ARES (with AI assistance from Claude). Licensed under </w:t>
       </w:r>
-      <w:hyperlink w:history="1" r:id="rIdqdvzlbewaaw6fz0urv1i2">
+      <w:hyperlink w:history="1" r:id="rIdeno64wgdhwv1fd9vewyh8">
         <w:r>
           <w:rPr>
             <w:rFonts w:ascii="Arial" w:cs="Arial" w:eastAsia="Arial" w:hAnsi="Arial"/>
@@ -11519,7 +11519,7 @@
         </w:rPr>
         <w:t xml:space="preserve"> (</w:t>
       </w:r>
-      <w:hyperlink w:history="1" r:id="rIdfuobsaa1knrmgnzlnbuzc">
+      <w:hyperlink w:history="1" r:id="rId-8m_glyot83egc4ivmjx-">
         <w:r>
           <w:rPr>
             <w:rFonts w:ascii="Arial" w:cs="Arial" w:eastAsia="Arial" w:hAnsi="Arial"/>
@@ -12532,7 +12532,7 @@
             <w:pPr>
               <w:spacing w:after="20" w:before="0"/>
             </w:pPr>
-            <w:hyperlink w:history="1" r:id="rIdkblcm8dgqbdaoi_hotaec">
+            <w:hyperlink w:history="1" r:id="rIdqwpszvmts1myywg1al7ta">
               <w:r>
                 <w:rPr>
                   <w:rFonts w:ascii="Arial" w:cs="Arial" w:eastAsia="Arial" w:hAnsi="Arial"/>
@@ -12565,7 +12565,7 @@
               <w:spacing w:after="10" w:before="0"/>
               <w:ind w:left="120"/>
             </w:pPr>
-            <w:hyperlink w:history="1" r:id="rIdenleo5mxzwlp_ojnpvd31">
+            <w:hyperlink w:history="1" r:id="rId7w16ntjcszrnulaxsskeh">
               <w:r>
                 <w:rPr>
                   <w:rFonts w:ascii="Arial" w:cs="Arial" w:eastAsia="Arial" w:hAnsi="Arial"/>
@@ -12610,7 +12610,7 @@
             <w:pPr>
               <w:spacing w:after="20" w:before="0"/>
             </w:pPr>
-            <w:hyperlink w:history="1" r:id="rId86cuqoknswetyotwrp0nj">
+            <w:hyperlink w:history="1" r:id="rId1wqfjj0zbks5iu7yshzdh">
               <w:r>
                 <w:rPr>
                   <w:rFonts w:ascii="Arial" w:cs="Arial" w:eastAsia="Arial" w:hAnsi="Arial"/>
@@ -12643,7 +12643,7 @@
               <w:spacing w:after="10" w:before="0"/>
               <w:ind w:left="120"/>
             </w:pPr>
-            <w:hyperlink w:history="1" r:id="rIdnagjy-zofkxhpnbuenk0c">
+            <w:hyperlink w:history="1" r:id="rIdyan3lsc5uw0op7iibt-h7">
               <w:r>
                 <w:rPr>
                   <w:rFonts w:ascii="Arial" w:cs="Arial" w:eastAsia="Arial" w:hAnsi="Arial"/>
@@ -12838,7 +12838,7 @@
             <w:pPr>
               <w:spacing w:after="20" w:before="0"/>
             </w:pPr>
-            <w:hyperlink w:history="1" r:id="rId1stbhgd6mndocyhk8rakh">
+            <w:hyperlink w:history="1" r:id="rId4owv6s1uspw7trewifm73">
               <w:r>
                 <w:rPr>
                   <w:rFonts w:ascii="Arial" w:cs="Arial" w:eastAsia="Arial" w:hAnsi="Arial"/>
@@ -12871,7 +12871,7 @@
               <w:spacing w:after="10" w:before="0"/>
               <w:ind w:left="120"/>
             </w:pPr>
-            <w:hyperlink w:history="1" r:id="rIdcdqcuuer7f4da0lqfjkav">
+            <w:hyperlink w:history="1" r:id="rIdr2wotott35wjhbanyq1rg">
               <w:r>
                 <w:rPr>
                   <w:rFonts w:ascii="Arial" w:cs="Arial" w:eastAsia="Arial" w:hAnsi="Arial"/>
@@ -12916,7 +12916,7 @@
             <w:pPr>
               <w:spacing w:after="20" w:before="0"/>
             </w:pPr>
-            <w:hyperlink w:history="1" r:id="rIdjw-ndcyx-8mhn7z1ny8zw">
+            <w:hyperlink w:history="1" r:id="rId0abzomnlm08zpmjw4_koa">
               <w:r>
                 <w:rPr>
                   <w:rFonts w:ascii="Arial" w:cs="Arial" w:eastAsia="Arial" w:hAnsi="Arial"/>
@@ -12949,7 +12949,7 @@
               <w:spacing w:after="10" w:before="0"/>
               <w:ind w:left="120"/>
             </w:pPr>
-            <w:hyperlink w:history="1" r:id="rIdzehvs_kxwgqqtpx2sr4bd">
+            <w:hyperlink w:history="1" r:id="rIdvlhh84gericet9sc61sip">
               <w:r>
                 <w:rPr>
                   <w:rFonts w:ascii="Arial" w:cs="Arial" w:eastAsia="Arial" w:hAnsi="Arial"/>
@@ -13144,7 +13144,7 @@
             <w:pPr>
               <w:spacing w:after="20" w:before="0"/>
             </w:pPr>
-            <w:hyperlink w:history="1" r:id="rIdmvp_yofcmsn9k_tjgiqnv">
+            <w:hyperlink w:history="1" r:id="rIddfqyn4pk_a-2ornolyj1f">
               <w:r>
                 <w:rPr>
                   <w:rFonts w:ascii="Arial" w:cs="Arial" w:eastAsia="Arial" w:hAnsi="Arial"/>
@@ -13193,7 +13193,7 @@
               <w:spacing w:after="10" w:before="0"/>
               <w:ind w:left="120"/>
             </w:pPr>
-            <w:hyperlink w:history="1" r:id="rId1vhtjwce5vqwscbayzvqz">
+            <w:hyperlink w:history="1" r:id="rIdsczukijc3gswmsc7bof_0">
               <w:r>
                 <w:rPr>
                   <w:rFonts w:ascii="Arial" w:cs="Arial" w:eastAsia="Arial" w:hAnsi="Arial"/>
@@ -13238,7 +13238,7 @@
             <w:pPr>
               <w:spacing w:after="20" w:before="0"/>
             </w:pPr>
-            <w:hyperlink w:history="1" r:id="rIdgvbniskxsz5sglosx0xu0">
+            <w:hyperlink w:history="1" r:id="rIdbaqdu1bplpleon0mvgeuq">
               <w:r>
                 <w:rPr>
                   <w:rFonts w:ascii="Arial" w:cs="Arial" w:eastAsia="Arial" w:hAnsi="Arial"/>
@@ -13271,7 +13271,7 @@
               <w:spacing w:after="10" w:before="0"/>
               <w:ind w:left="120"/>
             </w:pPr>
-            <w:hyperlink w:history="1" r:id="rIde1uqltvb-iuakzqhvymma">
+            <w:hyperlink w:history="1" r:id="rId4x8hpineazxk3zh_uwkr7">
               <w:r>
                 <w:rPr>
                   <w:rFonts w:ascii="Arial" w:cs="Arial" w:eastAsia="Arial" w:hAnsi="Arial"/>
@@ -13466,7 +13466,7 @@
             <w:pPr>
               <w:spacing w:after="20" w:before="0"/>
             </w:pPr>
-            <w:hyperlink w:history="1" r:id="rIdyjtruu1yspz0lnanm8ogp">
+            <w:hyperlink w:history="1" r:id="rIdhkk6rf2bb0kdhwo8hn-lg">
               <w:r>
                 <w:rPr>
                   <w:rFonts w:ascii="Arial" w:cs="Arial" w:eastAsia="Arial" w:hAnsi="Arial"/>
@@ -13515,7 +13515,7 @@
               <w:spacing w:after="10" w:before="0"/>
               <w:ind w:left="120"/>
             </w:pPr>
-            <w:hyperlink w:history="1" r:id="rIdadlxiz15hfnlcjsyzxlue">
+            <w:hyperlink w:history="1" r:id="rId0r7ejiphk94caxemscsrr">
               <w:r>
                 <w:rPr>
                   <w:rFonts w:ascii="Arial" w:cs="Arial" w:eastAsia="Arial" w:hAnsi="Arial"/>
@@ -13560,7 +13560,7 @@
             <w:pPr>
               <w:spacing w:after="20" w:before="0"/>
             </w:pPr>
-            <w:hyperlink w:history="1" r:id="rIdwpfv7vi9lyayxpod-xbbj">
+            <w:hyperlink w:history="1" r:id="rIdrjsu-axbza9qdpobvd8qk">
               <w:r>
                 <w:rPr>
                   <w:rFonts w:ascii="Arial" w:cs="Arial" w:eastAsia="Arial" w:hAnsi="Arial"/>
@@ -13593,7 +13593,7 @@
               <w:spacing w:after="10" w:before="0"/>
               <w:ind w:left="120"/>
             </w:pPr>
-            <w:hyperlink w:history="1" r:id="rIdytcurl4sxlqsz1ma_8svb">
+            <w:hyperlink w:history="1" r:id="rIdycbp_mdgkeupdm9rh4rma">
               <w:r>
                 <w:rPr>
                   <w:rFonts w:ascii="Arial" w:cs="Arial" w:eastAsia="Arial" w:hAnsi="Arial"/>
@@ -13788,7 +13788,7 @@
             <w:pPr>
               <w:spacing w:after="20" w:before="0"/>
             </w:pPr>
-            <w:hyperlink w:history="1" r:id="rIdpczwhs_fxjyajb8aknhux">
+            <w:hyperlink w:history="1" r:id="rIdteya_nr1k14hd3bdx12bx">
               <w:r>
                 <w:rPr>
                   <w:rFonts w:ascii="Arial" w:cs="Arial" w:eastAsia="Arial" w:hAnsi="Arial"/>
@@ -13837,7 +13837,7 @@
               <w:spacing w:after="10" w:before="0"/>
               <w:ind w:left="120"/>
             </w:pPr>
-            <w:hyperlink w:history="1" r:id="rId1oac8a0fn4wb9f_0hollp">
+            <w:hyperlink w:history="1" r:id="rId485mcp-2pcihbx4aytl3c">
               <w:r>
                 <w:rPr>
                   <w:rFonts w:ascii="Arial" w:cs="Arial" w:eastAsia="Arial" w:hAnsi="Arial"/>
@@ -13882,7 +13882,7 @@
             <w:pPr>
               <w:spacing w:after="20" w:before="0"/>
             </w:pPr>
-            <w:hyperlink w:history="1" r:id="rIdtsunsmqavd2hznnanmzzq">
+            <w:hyperlink w:history="1" r:id="rIdclsgpzoxukzi5q-ej2rl0">
               <w:r>
                 <w:rPr>
                   <w:rFonts w:ascii="Arial" w:cs="Arial" w:eastAsia="Arial" w:hAnsi="Arial"/>
@@ -13931,7 +13931,7 @@
               <w:spacing w:after="10" w:before="0"/>
               <w:ind w:left="120"/>
             </w:pPr>
-            <w:hyperlink w:history="1" r:id="rIdk_c4kq66-kvuca4dkro9y">
+            <w:hyperlink w:history="1" r:id="rIdvbw-ngujborw2hax6blra">
               <w:r>
                 <w:rPr>
                   <w:rFonts w:ascii="Arial" w:cs="Arial" w:eastAsia="Arial" w:hAnsi="Arial"/>
@@ -14443,7 +14443,7 @@
         </w:rPr>
         <w:t xml:space="preserve">© 2026 SeaVuria and ARES. Aligned with KICD objectives. Developed by SeaVuria; technical implementation by ARES (with AI assistance from Claude). Licensed under </w:t>
       </w:r>
-      <w:hyperlink w:history="1" r:id="rIdsu2-urf5xsptmgvnsmzlo">
+      <w:hyperlink w:history="1" r:id="rIdb9znwgl4vx9lvcjblcf4p">
         <w:r>
           <w:rPr>
             <w:rFonts w:ascii="Arial" w:cs="Arial" w:eastAsia="Arial" w:hAnsi="Arial"/>
@@ -14464,7 +14464,7 @@
         </w:rPr>
         <w:t xml:space="preserve"> (</w:t>
       </w:r>
-      <w:hyperlink w:history="1" r:id="rIdx8ynpoxbxgl-c4lol3ej-">
+      <w:hyperlink w:history="1" r:id="rId4sidozhx84tvdsmwiimr8">
         <w:r>
           <w:rPr>
             <w:rFonts w:ascii="Arial" w:cs="Arial" w:eastAsia="Arial" w:hAnsi="Arial"/>
@@ -15477,7 +15477,7 @@
             <w:pPr>
               <w:spacing w:after="20" w:before="0"/>
             </w:pPr>
-            <w:hyperlink w:history="1" r:id="rIde3-o4zkfemkug1182arka">
+            <w:hyperlink w:history="1" r:id="rIdo25pflthvk_ypgdfu4-qw">
               <w:r>
                 <w:rPr>
                   <w:rFonts w:ascii="Arial" w:cs="Arial" w:eastAsia="Arial" w:hAnsi="Arial"/>
@@ -15510,7 +15510,7 @@
               <w:spacing w:after="10" w:before="0"/>
               <w:ind w:left="120"/>
             </w:pPr>
-            <w:hyperlink w:history="1" r:id="rIddleokzgu0v3_kkcadfpuh">
+            <w:hyperlink w:history="1" r:id="rId1iuud_ppt7vjfqqdwjwdy">
               <w:r>
                 <w:rPr>
                   <w:rFonts w:ascii="Arial" w:cs="Arial" w:eastAsia="Arial" w:hAnsi="Arial"/>
@@ -15555,7 +15555,7 @@
             <w:pPr>
               <w:spacing w:after="20" w:before="0"/>
             </w:pPr>
-            <w:hyperlink w:history="1" r:id="rIdp5zg1rkbzhjwshw21jews">
+            <w:hyperlink w:history="1" r:id="rIdaqjt7j7zljmcxesongc5u">
               <w:r>
                 <w:rPr>
                   <w:rFonts w:ascii="Arial" w:cs="Arial" w:eastAsia="Arial" w:hAnsi="Arial"/>
@@ -15588,7 +15588,7 @@
               <w:spacing w:after="10" w:before="0"/>
               <w:ind w:left="120"/>
             </w:pPr>
-            <w:hyperlink w:history="1" r:id="rIdw7gxzliahjkg50amjcoil">
+            <w:hyperlink w:history="1" r:id="rIdgvi6hvfdjbji84laarm7g">
               <w:r>
                 <w:rPr>
                   <w:rFonts w:ascii="Arial" w:cs="Arial" w:eastAsia="Arial" w:hAnsi="Arial"/>
@@ -15783,7 +15783,7 @@
             <w:pPr>
               <w:spacing w:after="20" w:before="0"/>
             </w:pPr>
-            <w:hyperlink w:history="1" r:id="rIdqjjm_trglxwje9dzqw4dp">
+            <w:hyperlink w:history="1" r:id="rIdxz9jr7h1zfnvyynwq3tkm">
               <w:r>
                 <w:rPr>
                   <w:rFonts w:ascii="Arial" w:cs="Arial" w:eastAsia="Arial" w:hAnsi="Arial"/>
@@ -15816,7 +15816,7 @@
               <w:spacing w:after="10" w:before="0"/>
               <w:ind w:left="120"/>
             </w:pPr>
-            <w:hyperlink w:history="1" r:id="rIdkmirkmwpxfernuvqmlvxy">
+            <w:hyperlink w:history="1" r:id="rIdv5lvgk4mow3pftufk3axn">
               <w:r>
                 <w:rPr>
                   <w:rFonts w:ascii="Arial" w:cs="Arial" w:eastAsia="Arial" w:hAnsi="Arial"/>
@@ -15861,7 +15861,7 @@
             <w:pPr>
               <w:spacing w:after="20" w:before="0"/>
             </w:pPr>
-            <w:hyperlink w:history="1" r:id="rIdul2sgs1doj5eglgv4c3xd">
+            <w:hyperlink w:history="1" r:id="rId7bwoyw8k-xes5nr9psgzz">
               <w:r>
                 <w:rPr>
                   <w:rFonts w:ascii="Arial" w:cs="Arial" w:eastAsia="Arial" w:hAnsi="Arial"/>
@@ -15894,7 +15894,7 @@
               <w:spacing w:after="10" w:before="0"/>
               <w:ind w:left="120"/>
             </w:pPr>
-            <w:hyperlink w:history="1" r:id="rIdkckp7hzslgj2g0ytsyvrb">
+            <w:hyperlink w:history="1" r:id="rId7bmswujwhqpxrb9x9izri">
               <w:r>
                 <w:rPr>
                   <w:rFonts w:ascii="Arial" w:cs="Arial" w:eastAsia="Arial" w:hAnsi="Arial"/>
@@ -16089,7 +16089,7 @@
             <w:pPr>
               <w:spacing w:after="20" w:before="0"/>
             </w:pPr>
-            <w:hyperlink w:history="1" r:id="rIdn3ppgsjpxawo2y4dbdpgn">
+            <w:hyperlink w:history="1" r:id="rId0kkfpxb2sy609ku1h7qwb">
               <w:r>
                 <w:rPr>
                   <w:rFonts w:ascii="Arial" w:cs="Arial" w:eastAsia="Arial" w:hAnsi="Arial"/>
@@ -16138,7 +16138,7 @@
               <w:spacing w:after="10" w:before="0"/>
               <w:ind w:left="120"/>
             </w:pPr>
-            <w:hyperlink w:history="1" r:id="rIdqinzca8ugs29ycbib1dlr">
+            <w:hyperlink w:history="1" r:id="rIdxrzn_myrbuoric7korao9">
               <w:r>
                 <w:rPr>
                   <w:rFonts w:ascii="Arial" w:cs="Arial" w:eastAsia="Arial" w:hAnsi="Arial"/>
@@ -16183,7 +16183,7 @@
             <w:pPr>
               <w:spacing w:after="20" w:before="0"/>
             </w:pPr>
-            <w:hyperlink w:history="1" r:id="rId7xaknzjplnpeqjkx2oh9n">
+            <w:hyperlink w:history="1" r:id="rIdzjuot7ch0mddkkgoncmox">
               <w:r>
                 <w:rPr>
                   <w:rFonts w:ascii="Arial" w:cs="Arial" w:eastAsia="Arial" w:hAnsi="Arial"/>
@@ -16216,7 +16216,7 @@
               <w:spacing w:after="10" w:before="0"/>
               <w:ind w:left="120"/>
             </w:pPr>
-            <w:hyperlink w:history="1" r:id="rIdi2_mneybwegwrsqhknoty">
+            <w:hyperlink w:history="1" r:id="rIdjorgktftxppqftel95f2z">
               <w:r>
                 <w:rPr>
                   <w:rFonts w:ascii="Arial" w:cs="Arial" w:eastAsia="Arial" w:hAnsi="Arial"/>
@@ -16411,7 +16411,7 @@
             <w:pPr>
               <w:spacing w:after="20" w:before="0"/>
             </w:pPr>
-            <w:hyperlink w:history="1" r:id="rId5-yoqow_pgmmr7yths-q8">
+            <w:hyperlink w:history="1" r:id="rIdxxy7ds4vt8apfbv9fw9am">
               <w:r>
                 <w:rPr>
                   <w:rFonts w:ascii="Arial" w:cs="Arial" w:eastAsia="Arial" w:hAnsi="Arial"/>
@@ -16460,7 +16460,7 @@
               <w:spacing w:after="10" w:before="0"/>
               <w:ind w:left="120"/>
             </w:pPr>
-            <w:hyperlink w:history="1" r:id="rIdxunezcqbfsgm8qfn68uhb">
+            <w:hyperlink w:history="1" r:id="rIdifnwpr7dua0rbipihvueu">
               <w:r>
                 <w:rPr>
                   <w:rFonts w:ascii="Arial" w:cs="Arial" w:eastAsia="Arial" w:hAnsi="Arial"/>
@@ -16505,7 +16505,7 @@
             <w:pPr>
               <w:spacing w:after="20" w:before="0"/>
             </w:pPr>
-            <w:hyperlink w:history="1" r:id="rIdc7y9ri9efsbb__8whpmxm">
+            <w:hyperlink w:history="1" r:id="rId-6pa6uccqsyc3edajyhzx">
               <w:r>
                 <w:rPr>
                   <w:rFonts w:ascii="Arial" w:cs="Arial" w:eastAsia="Arial" w:hAnsi="Arial"/>
@@ -16538,7 +16538,7 @@
               <w:spacing w:after="10" w:before="0"/>
               <w:ind w:left="120"/>
             </w:pPr>
-            <w:hyperlink w:history="1" r:id="rIdyv1smunpro1randl9qb0t">
+            <w:hyperlink w:history="1" r:id="rIdvpkarspwer9gjmqeqcv-p">
               <w:r>
                 <w:rPr>
                   <w:rFonts w:ascii="Arial" w:cs="Arial" w:eastAsia="Arial" w:hAnsi="Arial"/>
@@ -16733,7 +16733,7 @@
             <w:pPr>
               <w:spacing w:after="20" w:before="0"/>
             </w:pPr>
-            <w:hyperlink w:history="1" r:id="rIdvasi_5mvw_itaxmw84qnw">
+            <w:hyperlink w:history="1" r:id="rIdmslz_emzh6ohjfdu1ztbx">
               <w:r>
                 <w:rPr>
                   <w:rFonts w:ascii="Arial" w:cs="Arial" w:eastAsia="Arial" w:hAnsi="Arial"/>
@@ -16782,7 +16782,7 @@
               <w:spacing w:after="10" w:before="0"/>
               <w:ind w:left="120"/>
             </w:pPr>
-            <w:hyperlink w:history="1" r:id="rIdciuwga1viwavygvilinlj">
+            <w:hyperlink w:history="1" r:id="rIdwjx8v0imitc84fzwxy3xq">
               <w:r>
                 <w:rPr>
                   <w:rFonts w:ascii="Arial" w:cs="Arial" w:eastAsia="Arial" w:hAnsi="Arial"/>
@@ -16827,7 +16827,7 @@
             <w:pPr>
               <w:spacing w:after="20" w:before="0"/>
             </w:pPr>
-            <w:hyperlink w:history="1" r:id="rIdb1d17cbj6ruagx05_gwej">
+            <w:hyperlink w:history="1" r:id="rIdmkg2qubfbt2y30zo9inrx">
               <w:r>
                 <w:rPr>
                   <w:rFonts w:ascii="Arial" w:cs="Arial" w:eastAsia="Arial" w:hAnsi="Arial"/>
@@ -16860,7 +16860,7 @@
               <w:spacing w:after="10" w:before="0"/>
               <w:ind w:left="120"/>
             </w:pPr>
-            <w:hyperlink w:history="1" r:id="rIdcke1ix0dovzzmpxcqcsae">
+            <w:hyperlink w:history="1" r:id="rIdjylibje08uoizqqccyjyc">
               <w:r>
                 <w:rPr>
                   <w:rFonts w:ascii="Arial" w:cs="Arial" w:eastAsia="Arial" w:hAnsi="Arial"/>
@@ -17372,7 +17372,7 @@
         </w:rPr>
         <w:t xml:space="preserve">© 2026 SeaVuria and ARES. Aligned with KICD objectives. Developed by SeaVuria; technical implementation by ARES (with AI assistance from Claude). Licensed under </w:t>
       </w:r>
-      <w:hyperlink w:history="1" r:id="rIdpwr4zciixg_u8yynjhokg">
+      <w:hyperlink w:history="1" r:id="rId4z65ypvmitzjlrxy-xxbg">
         <w:r>
           <w:rPr>
             <w:rFonts w:ascii="Arial" w:cs="Arial" w:eastAsia="Arial" w:hAnsi="Arial"/>
@@ -17393,7 +17393,7 @@
         </w:rPr>
         <w:t xml:space="preserve"> (</w:t>
       </w:r>
-      <w:hyperlink w:history="1" r:id="rIdgy2jvk4bvtc3giva3rgj-">
+      <w:hyperlink w:history="1" r:id="rIdctwti1vwgugnwgqocmmhj">
         <w:r>
           <w:rPr>
             <w:rFonts w:ascii="Arial" w:cs="Arial" w:eastAsia="Arial" w:hAnsi="Arial"/>
@@ -18406,7 +18406,7 @@
             <w:pPr>
               <w:spacing w:after="20" w:before="0"/>
             </w:pPr>
-            <w:hyperlink w:history="1" r:id="rIdj6irwnlqycxrjinfqigcr">
+            <w:hyperlink w:history="1" r:id="rIdiw63cfvmw1iv5ngsrklf9">
               <w:r>
                 <w:rPr>
                   <w:rFonts w:ascii="Arial" w:cs="Arial" w:eastAsia="Arial" w:hAnsi="Arial"/>
@@ -18439,7 +18439,7 @@
               <w:spacing w:after="10" w:before="0"/>
               <w:ind w:left="120"/>
             </w:pPr>
-            <w:hyperlink w:history="1" r:id="rId0iqeabbm9m6tipy9z-e-p">
+            <w:hyperlink w:history="1" r:id="rIdgykbi-fowthylw20ouchp">
               <w:r>
                 <w:rPr>
                   <w:rFonts w:ascii="Arial" w:cs="Arial" w:eastAsia="Arial" w:hAnsi="Arial"/>
@@ -18484,7 +18484,7 @@
             <w:pPr>
               <w:spacing w:after="20" w:before="0"/>
             </w:pPr>
-            <w:hyperlink w:history="1" r:id="rIdrbj3tmdkiso58olho5-rm">
+            <w:hyperlink w:history="1" r:id="rId0lt7fh1f8snyi3bftgvk3">
               <w:r>
                 <w:rPr>
                   <w:rFonts w:ascii="Arial" w:cs="Arial" w:eastAsia="Arial" w:hAnsi="Arial"/>
@@ -18517,7 +18517,7 @@
               <w:spacing w:after="10" w:before="0"/>
               <w:ind w:left="120"/>
             </w:pPr>
-            <w:hyperlink w:history="1" r:id="rIdoolup5kxuqhqikgwt7lmr">
+            <w:hyperlink w:history="1" r:id="rIdjbdouxdbfngx3wxl3pw25">
               <w:r>
                 <w:rPr>
                   <w:rFonts w:ascii="Arial" w:cs="Arial" w:eastAsia="Arial" w:hAnsi="Arial"/>
@@ -18712,7 +18712,7 @@
             <w:pPr>
               <w:spacing w:after="20" w:before="0"/>
             </w:pPr>
-            <w:hyperlink w:history="1" r:id="rId05e9_fqofenj4phlrbqdm">
+            <w:hyperlink w:history="1" r:id="rIdvg-r3wtizvu53t_vwwggp">
               <w:r>
                 <w:rPr>
                   <w:rFonts w:ascii="Arial" w:cs="Arial" w:eastAsia="Arial" w:hAnsi="Arial"/>
@@ -18745,7 +18745,7 @@
               <w:spacing w:after="10" w:before="0"/>
               <w:ind w:left="120"/>
             </w:pPr>
-            <w:hyperlink w:history="1" r:id="rIdsleq-vj7nkkj14o14dfvy">
+            <w:hyperlink w:history="1" r:id="rIdtpcv7ptfiuhxccdajg3om">
               <w:r>
                 <w:rPr>
                   <w:rFonts w:ascii="Arial" w:cs="Arial" w:eastAsia="Arial" w:hAnsi="Arial"/>
@@ -18790,7 +18790,7 @@
             <w:pPr>
               <w:spacing w:after="20" w:before="0"/>
             </w:pPr>
-            <w:hyperlink w:history="1" r:id="rIdttau_b8e6fnewj19e-hti">
+            <w:hyperlink w:history="1" r:id="rIddeifdckyouta6w1lbezan">
               <w:r>
                 <w:rPr>
                   <w:rFonts w:ascii="Arial" w:cs="Arial" w:eastAsia="Arial" w:hAnsi="Arial"/>
@@ -18823,7 +18823,7 @@
               <w:spacing w:after="10" w:before="0"/>
               <w:ind w:left="120"/>
             </w:pPr>
-            <w:hyperlink w:history="1" r:id="rIdwqmr1jefihz4xsedr2tlm">
+            <w:hyperlink w:history="1" r:id="rIdw92_ydtkn6othyxn8g6yl">
               <w:r>
                 <w:rPr>
                   <w:rFonts w:ascii="Arial" w:cs="Arial" w:eastAsia="Arial" w:hAnsi="Arial"/>
@@ -19018,7 +19018,7 @@
             <w:pPr>
               <w:spacing w:after="20" w:before="0"/>
             </w:pPr>
-            <w:hyperlink w:history="1" r:id="rIdvxr73wa4dkvoc1ez20yln">
+            <w:hyperlink w:history="1" r:id="rIdvf41owxgjzdrwgm4va5g_">
               <w:r>
                 <w:rPr>
                   <w:rFonts w:ascii="Arial" w:cs="Arial" w:eastAsia="Arial" w:hAnsi="Arial"/>
@@ -19067,7 +19067,7 @@
               <w:spacing w:after="10" w:before="0"/>
               <w:ind w:left="120"/>
             </w:pPr>
-            <w:hyperlink w:history="1" r:id="rIdz6nkmol8e0loqgwpznszn">
+            <w:hyperlink w:history="1" r:id="rIdupqxb8rd8suwpyzz38s11">
               <w:r>
                 <w:rPr>
                   <w:rFonts w:ascii="Arial" w:cs="Arial" w:eastAsia="Arial" w:hAnsi="Arial"/>
@@ -19112,7 +19112,7 @@
             <w:pPr>
               <w:spacing w:after="20" w:before="0"/>
             </w:pPr>
-            <w:hyperlink w:history="1" r:id="rIdcculnfoz4qcalcmlrfwhn">
+            <w:hyperlink w:history="1" r:id="rIdqkfjexvri8mydgyqv_32y">
               <w:r>
                 <w:rPr>
                   <w:rFonts w:ascii="Arial" w:cs="Arial" w:eastAsia="Arial" w:hAnsi="Arial"/>
@@ -19145,7 +19145,7 @@
               <w:spacing w:after="10" w:before="0"/>
               <w:ind w:left="120"/>
             </w:pPr>
-            <w:hyperlink w:history="1" r:id="rId7sbfbsmmtuzfkyrhpvoqi">
+            <w:hyperlink w:history="1" r:id="rIdyzgvmic5-ugq_in5k9qu7">
               <w:r>
                 <w:rPr>
                   <w:rFonts w:ascii="Arial" w:cs="Arial" w:eastAsia="Arial" w:hAnsi="Arial"/>
@@ -19340,7 +19340,7 @@
             <w:pPr>
               <w:spacing w:after="20" w:before="0"/>
             </w:pPr>
-            <w:hyperlink w:history="1" r:id="rIdadzk0zvblntqxbvm-5mtj">
+            <w:hyperlink w:history="1" r:id="rIdbkenxxaimzkfzpt5gbbbd">
               <w:r>
                 <w:rPr>
                   <w:rFonts w:ascii="Arial" w:cs="Arial" w:eastAsia="Arial" w:hAnsi="Arial"/>
@@ -19389,7 +19389,7 @@
               <w:spacing w:after="10" w:before="0"/>
               <w:ind w:left="120"/>
             </w:pPr>
-            <w:hyperlink w:history="1" r:id="rIdrup4rqndv_xkdzc5wc4pu">
+            <w:hyperlink w:history="1" r:id="rIdsy7te6qhg4vr4q9tbiagh">
               <w:r>
                 <w:rPr>
                   <w:rFonts w:ascii="Arial" w:cs="Arial" w:eastAsia="Arial" w:hAnsi="Arial"/>
@@ -19434,7 +19434,7 @@
             <w:pPr>
               <w:spacing w:after="20" w:before="0"/>
             </w:pPr>
-            <w:hyperlink w:history="1" r:id="rId0f8anasyk7quyrjz8cpjp">
+            <w:hyperlink w:history="1" r:id="rIdern6vm7vs8927nnyvjqjc">
               <w:r>
                 <w:rPr>
                   <w:rFonts w:ascii="Arial" w:cs="Arial" w:eastAsia="Arial" w:hAnsi="Arial"/>
@@ -19467,7 +19467,7 @@
               <w:spacing w:after="10" w:before="0"/>
               <w:ind w:left="120"/>
             </w:pPr>
-            <w:hyperlink w:history="1" r:id="rIdax_c5w5qz4ytxh1nijuuh">
+            <w:hyperlink w:history="1" r:id="rId8selb3sw-ixhuu_nanqjs">
               <w:r>
                 <w:rPr>
                   <w:rFonts w:ascii="Arial" w:cs="Arial" w:eastAsia="Arial" w:hAnsi="Arial"/>
@@ -19662,7 +19662,7 @@
             <w:pPr>
               <w:spacing w:after="20" w:before="0"/>
             </w:pPr>
-            <w:hyperlink w:history="1" r:id="rIdhlqjw6kjogd7dlobginhv">
+            <w:hyperlink w:history="1" r:id="rIddrimnggrwuvdcssbl2cw2">
               <w:r>
                 <w:rPr>
                   <w:rFonts w:ascii="Arial" w:cs="Arial" w:eastAsia="Arial" w:hAnsi="Arial"/>
@@ -19711,7 +19711,7 @@
               <w:spacing w:after="10" w:before="0"/>
               <w:ind w:left="120"/>
             </w:pPr>
-            <w:hyperlink w:history="1" r:id="rIdr6q7fgdgrtlinw0xhj6q1">
+            <w:hyperlink w:history="1" r:id="rIdhqkrlomzaq5tobf2bq3k6">
               <w:r>
                 <w:rPr>
                   <w:rFonts w:ascii="Arial" w:cs="Arial" w:eastAsia="Arial" w:hAnsi="Arial"/>
@@ -19756,7 +19756,7 @@
             <w:pPr>
               <w:spacing w:after="20" w:before="0"/>
             </w:pPr>
-            <w:hyperlink w:history="1" r:id="rIdjrx_npz1w2usvc9eg4kzk">
+            <w:hyperlink w:history="1" r:id="rId7u47azswdeyyhcj1yk9cj">
               <w:r>
                 <w:rPr>
                   <w:rFonts w:ascii="Arial" w:cs="Arial" w:eastAsia="Arial" w:hAnsi="Arial"/>
@@ -19789,7 +19789,7 @@
               <w:spacing w:after="10" w:before="0"/>
               <w:ind w:left="120"/>
             </w:pPr>
-            <w:hyperlink w:history="1" r:id="rId0lunvnc4g9icmg1ja3zfb">
+            <w:hyperlink w:history="1" r:id="rIdn_cgk83yezbvrjgpmfqor">
               <w:r>
                 <w:rPr>
                   <w:rFonts w:ascii="Arial" w:cs="Arial" w:eastAsia="Arial" w:hAnsi="Arial"/>
@@ -20301,7 +20301,7 @@
         </w:rPr>
         <w:t xml:space="preserve">© 2026 SeaVuria and ARES. Aligned with KICD objectives. Developed by SeaVuria; technical implementation by ARES (with AI assistance from Claude). Licensed under </w:t>
       </w:r>
-      <w:hyperlink w:history="1" r:id="rIdcnnbqrb8ehcvvnhndkbzh">
+      <w:hyperlink w:history="1" r:id="rIdybnzhxs5vziaj7u-rqmae">
         <w:r>
           <w:rPr>
             <w:rFonts w:ascii="Arial" w:cs="Arial" w:eastAsia="Arial" w:hAnsi="Arial"/>
@@ -20322,7 +20322,7 @@
         </w:rPr>
         <w:t xml:space="preserve"> (</w:t>
       </w:r>
-      <w:hyperlink w:history="1" r:id="rId3hsltocaqch32fj0sejiz">
+      <w:hyperlink w:history="1" r:id="rIdyw_y59ewxyzxjbwfwkiej">
         <w:r>
           <w:rPr>
             <w:rFonts w:ascii="Arial" w:cs="Arial" w:eastAsia="Arial" w:hAnsi="Arial"/>
@@ -21335,7 +21335,7 @@
             <w:pPr>
               <w:spacing w:after="20" w:before="0"/>
             </w:pPr>
-            <w:hyperlink w:history="1" r:id="rIdx6j1hrb3tpatty2otimh6">
+            <w:hyperlink w:history="1" r:id="rId1x8-oxpsfidw30fxp3m9r">
               <w:r>
                 <w:rPr>
                   <w:rFonts w:ascii="Arial" w:cs="Arial" w:eastAsia="Arial" w:hAnsi="Arial"/>
@@ -21368,7 +21368,7 @@
               <w:spacing w:after="10" w:before="0"/>
               <w:ind w:left="120"/>
             </w:pPr>
-            <w:hyperlink w:history="1" r:id="rIdcqv1ev-35qf8eikz9trts">
+            <w:hyperlink w:history="1" r:id="rIdy601sdds_k7_wk1mtiamp">
               <w:r>
                 <w:rPr>
                   <w:rFonts w:ascii="Arial" w:cs="Arial" w:eastAsia="Arial" w:hAnsi="Arial"/>
@@ -21413,7 +21413,7 @@
             <w:pPr>
               <w:spacing w:after="20" w:before="0"/>
             </w:pPr>
-            <w:hyperlink w:history="1" r:id="rIdoxiolyimb3drmidovfssb">
+            <w:hyperlink w:history="1" r:id="rId_0ixekef_w7yeroxzuesf">
               <w:r>
                 <w:rPr>
                   <w:rFonts w:ascii="Arial" w:cs="Arial" w:eastAsia="Arial" w:hAnsi="Arial"/>
@@ -21446,7 +21446,7 @@
               <w:spacing w:after="10" w:before="0"/>
               <w:ind w:left="120"/>
             </w:pPr>
-            <w:hyperlink w:history="1" r:id="rIdxixoppwtuklssazxjmzpw">
+            <w:hyperlink w:history="1" r:id="rIdf4pgxv5qi81v0p21_oxtr">
               <w:r>
                 <w:rPr>
                   <w:rFonts w:ascii="Arial" w:cs="Arial" w:eastAsia="Arial" w:hAnsi="Arial"/>
@@ -21641,7 +21641,7 @@
             <w:pPr>
               <w:spacing w:after="20" w:before="0"/>
             </w:pPr>
-            <w:hyperlink w:history="1" r:id="rIdpg2pwpxaviqh1yef94fja">
+            <w:hyperlink w:history="1" r:id="rIddq2cxjlv89xcthaqolvud">
               <w:r>
                 <w:rPr>
                   <w:rFonts w:ascii="Arial" w:cs="Arial" w:eastAsia="Arial" w:hAnsi="Arial"/>
@@ -21674,7 +21674,7 @@
               <w:spacing w:after="10" w:before="0"/>
               <w:ind w:left="120"/>
             </w:pPr>
-            <w:hyperlink w:history="1" r:id="rIdjrhccnjrswm059hohbeu0">
+            <w:hyperlink w:history="1" r:id="rIdw40csbnipjunzh3epcgi0">
               <w:r>
                 <w:rPr>
                   <w:rFonts w:ascii="Arial" w:cs="Arial" w:eastAsia="Arial" w:hAnsi="Arial"/>
@@ -21719,7 +21719,7 @@
             <w:pPr>
               <w:spacing w:after="20" w:before="0"/>
             </w:pPr>
-            <w:hyperlink w:history="1" r:id="rIdgv4eetqdstlo5qlkhfqsd">
+            <w:hyperlink w:history="1" r:id="rId8jvangn-wiznqm239pwnh">
               <w:r>
                 <w:rPr>
                   <w:rFonts w:ascii="Arial" w:cs="Arial" w:eastAsia="Arial" w:hAnsi="Arial"/>
@@ -21752,7 +21752,7 @@
               <w:spacing w:after="10" w:before="0"/>
               <w:ind w:left="120"/>
             </w:pPr>
-            <w:hyperlink w:history="1" r:id="rIdonnjpmwkekao2ahme-gfp">
+            <w:hyperlink w:history="1" r:id="rId21qg6obcmbpmavgsecora">
               <w:r>
                 <w:rPr>
                   <w:rFonts w:ascii="Arial" w:cs="Arial" w:eastAsia="Arial" w:hAnsi="Arial"/>
@@ -21947,7 +21947,7 @@
             <w:pPr>
               <w:spacing w:after="20" w:before="0"/>
             </w:pPr>
-            <w:hyperlink w:history="1" r:id="rIdjuyknbokxp5xgr4enmaoq">
+            <w:hyperlink w:history="1" r:id="rIdmwanqkdamqxhnngmtz-2p">
               <w:r>
                 <w:rPr>
                   <w:rFonts w:ascii="Arial" w:cs="Arial" w:eastAsia="Arial" w:hAnsi="Arial"/>
@@ -21980,7 +21980,7 @@
               <w:spacing w:after="10" w:before="0"/>
               <w:ind w:left="120"/>
             </w:pPr>
-            <w:hyperlink w:history="1" r:id="rIdxuvt0pzqw71eident5dry">
+            <w:hyperlink w:history="1" r:id="rIdyr5a_uhpn9mlxudwtl0su">
               <w:r>
                 <w:rPr>
                   <w:rFonts w:ascii="Arial" w:cs="Arial" w:eastAsia="Arial" w:hAnsi="Arial"/>
@@ -22025,7 +22025,7 @@
             <w:pPr>
               <w:spacing w:after="20" w:before="0"/>
             </w:pPr>
-            <w:hyperlink w:history="1" r:id="rId0_w2nl54qmjbzyoqjnt6h">
+            <w:hyperlink w:history="1" r:id="rIdjurkzo8zukl4kt4vwusfj">
               <w:r>
                 <w:rPr>
                   <w:rFonts w:ascii="Arial" w:cs="Arial" w:eastAsia="Arial" w:hAnsi="Arial"/>
@@ -22058,7 +22058,7 @@
               <w:spacing w:after="10" w:before="0"/>
               <w:ind w:left="120"/>
             </w:pPr>
-            <w:hyperlink w:history="1" r:id="rId07vwavq2xu2-cfuezjple">
+            <w:hyperlink w:history="1" r:id="rIdle2e8l2p4iqlbuzkynaye">
               <w:r>
                 <w:rPr>
                   <w:rFonts w:ascii="Arial" w:cs="Arial" w:eastAsia="Arial" w:hAnsi="Arial"/>
@@ -22253,7 +22253,7 @@
             <w:pPr>
               <w:spacing w:after="20" w:before="0"/>
             </w:pPr>
-            <w:hyperlink w:history="1" r:id="rIdhbzpvbpeeu7nfza2to6js">
+            <w:hyperlink w:history="1" r:id="rIdatgcacfj46r6urd_24ehh">
               <w:r>
                 <w:rPr>
                   <w:rFonts w:ascii="Arial" w:cs="Arial" w:eastAsia="Arial" w:hAnsi="Arial"/>
@@ -22286,7 +22286,7 @@
               <w:spacing w:after="10" w:before="0"/>
               <w:ind w:left="120"/>
             </w:pPr>
-            <w:hyperlink w:history="1" r:id="rId1zhwfisbvhmnwwaio8t9y">
+            <w:hyperlink w:history="1" r:id="rIdgw1yqxgtxwu6k3yg9o1aj">
               <w:r>
                 <w:rPr>
                   <w:rFonts w:ascii="Arial" w:cs="Arial" w:eastAsia="Arial" w:hAnsi="Arial"/>
@@ -22331,7 +22331,7 @@
             <w:pPr>
               <w:spacing w:after="20" w:before="0"/>
             </w:pPr>
-            <w:hyperlink w:history="1" r:id="rIdaczlogislqtnbdrwcy7fe">
+            <w:hyperlink w:history="1" r:id="rIdt-68xoyzs4mn0-gkf_xof">
               <w:r>
                 <w:rPr>
                   <w:rFonts w:ascii="Arial" w:cs="Arial" w:eastAsia="Arial" w:hAnsi="Arial"/>
@@ -22364,7 +22364,7 @@
               <w:spacing w:after="10" w:before="0"/>
               <w:ind w:left="120"/>
             </w:pPr>
-            <w:hyperlink w:history="1" r:id="rId3c-y--fdrn02tk2knmceh">
+            <w:hyperlink w:history="1" r:id="rIdkuv8wu1nvb5-q6zy54kgo">
               <w:r>
                 <w:rPr>
                   <w:rFonts w:ascii="Arial" w:cs="Arial" w:eastAsia="Arial" w:hAnsi="Arial"/>
@@ -22559,7 +22559,7 @@
             <w:pPr>
               <w:spacing w:after="20" w:before="0"/>
             </w:pPr>
-            <w:hyperlink w:history="1" r:id="rId8enteoqgdelgutzf3u4xy">
+            <w:hyperlink w:history="1" r:id="rIdnbxgbafkxf59i2clwwfon">
               <w:r>
                 <w:rPr>
                   <w:rFonts w:ascii="Arial" w:cs="Arial" w:eastAsia="Arial" w:hAnsi="Arial"/>
@@ -22608,7 +22608,7 @@
               <w:spacing w:after="10" w:before="0"/>
               <w:ind w:left="120"/>
             </w:pPr>
-            <w:hyperlink w:history="1" r:id="rIdlvve8sagj-mllkfjqsl1g">
+            <w:hyperlink w:history="1" r:id="rIdotayuirf1qbwt8jvpqolc">
               <w:r>
                 <w:rPr>
                   <w:rFonts w:ascii="Arial" w:cs="Arial" w:eastAsia="Arial" w:hAnsi="Arial"/>
@@ -22653,7 +22653,7 @@
             <w:pPr>
               <w:spacing w:after="20" w:before="0"/>
             </w:pPr>
-            <w:hyperlink w:history="1" r:id="rId3ntaxgqc-qs1i2cjz-awg">
+            <w:hyperlink w:history="1" r:id="rIdytafcn28lw-rziivyy4ej">
               <w:r>
                 <w:rPr>
                   <w:rFonts w:ascii="Arial" w:cs="Arial" w:eastAsia="Arial" w:hAnsi="Arial"/>
@@ -22686,7 +22686,7 @@
               <w:spacing w:after="10" w:before="0"/>
               <w:ind w:left="120"/>
             </w:pPr>
-            <w:hyperlink w:history="1" r:id="rId99j7oivsl27zwp3asgfo3">
+            <w:hyperlink w:history="1" r:id="rIdsqrsm6i7wcd18_vfjbo-4">
               <w:r>
                 <w:rPr>
                   <w:rFonts w:ascii="Arial" w:cs="Arial" w:eastAsia="Arial" w:hAnsi="Arial"/>
@@ -23198,7 +23198,7 @@
         </w:rPr>
         <w:t xml:space="preserve">© 2026 SeaVuria and ARES. Aligned with KICD objectives. Developed by SeaVuria; technical implementation by ARES (with AI assistance from Claude). Licensed under </w:t>
       </w:r>
-      <w:hyperlink w:history="1" r:id="rIdr1mnlfwqnei620ztr7cit">
+      <w:hyperlink w:history="1" r:id="rIdnj29xslxeh6llhs_n-tuu">
         <w:r>
           <w:rPr>
             <w:rFonts w:ascii="Arial" w:cs="Arial" w:eastAsia="Arial" w:hAnsi="Arial"/>
@@ -23219,7 +23219,7 @@
         </w:rPr>
         <w:t xml:space="preserve"> (</w:t>
       </w:r>
-      <w:hyperlink w:history="1" r:id="rIdtl3htsrgsykhznkwji6xj">
+      <w:hyperlink w:history="1" r:id="rIdynselu9o8nfklhfknib87">
         <w:r>
           <w:rPr>
             <w:rFonts w:ascii="Arial" w:cs="Arial" w:eastAsia="Arial" w:hAnsi="Arial"/>
@@ -24232,7 +24232,7 @@
             <w:pPr>
               <w:spacing w:after="20" w:before="0"/>
             </w:pPr>
-            <w:hyperlink w:history="1" r:id="rIdjmkp2ppwnlpvf24cinwtb">
+            <w:hyperlink w:history="1" r:id="rIdldiefczdfbqn5mblppxmv">
               <w:r>
                 <w:rPr>
                   <w:rFonts w:ascii="Arial" w:cs="Arial" w:eastAsia="Arial" w:hAnsi="Arial"/>
@@ -24265,7 +24265,7 @@
               <w:spacing w:after="10" w:before="0"/>
               <w:ind w:left="120"/>
             </w:pPr>
-            <w:hyperlink w:history="1" r:id="rIdzcq1xqlha9broztxbb8pz">
+            <w:hyperlink w:history="1" r:id="rIdhbvk_zlsvnmprh8hpwc0v">
               <w:r>
                 <w:rPr>
                   <w:rFonts w:ascii="Arial" w:cs="Arial" w:eastAsia="Arial" w:hAnsi="Arial"/>
@@ -24310,7 +24310,7 @@
             <w:pPr>
               <w:spacing w:after="20" w:before="0"/>
             </w:pPr>
-            <w:hyperlink w:history="1" r:id="rIdilv9uxru5qaybtz29l7ex">
+            <w:hyperlink w:history="1" r:id="rIdp2rihryju_iabofaq4q5t">
               <w:r>
                 <w:rPr>
                   <w:rFonts w:ascii="Arial" w:cs="Arial" w:eastAsia="Arial" w:hAnsi="Arial"/>
@@ -24343,7 +24343,7 @@
               <w:spacing w:after="10" w:before="0"/>
               <w:ind w:left="120"/>
             </w:pPr>
-            <w:hyperlink w:history="1" r:id="rIdhp-ddrh8kyljo13o_bapy">
+            <w:hyperlink w:history="1" r:id="rIdoy3qlxmjwfvpdredlgatn">
               <w:r>
                 <w:rPr>
                   <w:rFonts w:ascii="Arial" w:cs="Arial" w:eastAsia="Arial" w:hAnsi="Arial"/>
@@ -24538,7 +24538,7 @@
             <w:pPr>
               <w:spacing w:after="20" w:before="0"/>
             </w:pPr>
-            <w:hyperlink w:history="1" r:id="rIdzgxr9gkrpil1y_bl23ntw">
+            <w:hyperlink w:history="1" r:id="rIddj9crm13krgab3x6qe5wa">
               <w:r>
                 <w:rPr>
                   <w:rFonts w:ascii="Arial" w:cs="Arial" w:eastAsia="Arial" w:hAnsi="Arial"/>
@@ -24571,7 +24571,7 @@
               <w:spacing w:after="10" w:before="0"/>
               <w:ind w:left="120"/>
             </w:pPr>
-            <w:hyperlink w:history="1" r:id="rIdptu-uzybfdyhm1svwdjgc">
+            <w:hyperlink w:history="1" r:id="rIdly9jwu_hr1t44fxnj6czt">
               <w:r>
                 <w:rPr>
                   <w:rFonts w:ascii="Arial" w:cs="Arial" w:eastAsia="Arial" w:hAnsi="Arial"/>
@@ -24616,7 +24616,7 @@
             <w:pPr>
               <w:spacing w:after="20" w:before="0"/>
             </w:pPr>
-            <w:hyperlink w:history="1" r:id="rIdf6ij7bnepmlaojdmva0va">
+            <w:hyperlink w:history="1" r:id="rId3uxycyrao5ysw9v8h329c">
               <w:r>
                 <w:rPr>
                   <w:rFonts w:ascii="Arial" w:cs="Arial" w:eastAsia="Arial" w:hAnsi="Arial"/>
@@ -24649,7 +24649,7 @@
               <w:spacing w:after="10" w:before="0"/>
               <w:ind w:left="120"/>
             </w:pPr>
-            <w:hyperlink w:history="1" r:id="rIdqaobjbf0qhagsq9evcdjn">
+            <w:hyperlink w:history="1" r:id="rIdmcnxonsm-a6g9u_huxe-s">
               <w:r>
                 <w:rPr>
                   <w:rFonts w:ascii="Arial" w:cs="Arial" w:eastAsia="Arial" w:hAnsi="Arial"/>
@@ -24844,7 +24844,7 @@
             <w:pPr>
               <w:spacing w:after="20" w:before="0"/>
             </w:pPr>
-            <w:hyperlink w:history="1" r:id="rId5tm6epbiin9ez9ovtp5-l">
+            <w:hyperlink w:history="1" r:id="rIdljkswkiq9yd4hoen2yasr">
               <w:r>
                 <w:rPr>
                   <w:rFonts w:ascii="Arial" w:cs="Arial" w:eastAsia="Arial" w:hAnsi="Arial"/>
@@ -24893,7 +24893,7 @@
               <w:spacing w:after="10" w:before="0"/>
               <w:ind w:left="120"/>
             </w:pPr>
-            <w:hyperlink w:history="1" r:id="rIddantvnexrocrstadllmxd">
+            <w:hyperlink w:history="1" r:id="rIdgnvkkhnf13nfvtnseurwj">
               <w:r>
                 <w:rPr>
                   <w:rFonts w:ascii="Arial" w:cs="Arial" w:eastAsia="Arial" w:hAnsi="Arial"/>
@@ -24938,7 +24938,7 @@
             <w:pPr>
               <w:spacing w:after="20" w:before="0"/>
             </w:pPr>
-            <w:hyperlink w:history="1" r:id="rId0kzj0rh2tjulvewdxix6o">
+            <w:hyperlink w:history="1" r:id="rIdzlmyhggnf3vptpkrl769x">
               <w:r>
                 <w:rPr>
                   <w:rFonts w:ascii="Arial" w:cs="Arial" w:eastAsia="Arial" w:hAnsi="Arial"/>
@@ -24971,7 +24971,7 @@
               <w:spacing w:after="10" w:before="0"/>
               <w:ind w:left="120"/>
             </w:pPr>
-            <w:hyperlink w:history="1" r:id="rIdh8sgp9t1zxdj1b7tykn6z">
+            <w:hyperlink w:history="1" r:id="rIduqflzkyizthbted4anlq7">
               <w:r>
                 <w:rPr>
                   <w:rFonts w:ascii="Arial" w:cs="Arial" w:eastAsia="Arial" w:hAnsi="Arial"/>
@@ -25166,7 +25166,7 @@
             <w:pPr>
               <w:spacing w:after="20" w:before="0"/>
             </w:pPr>
-            <w:hyperlink w:history="1" r:id="rIdgni2vhtwvclk6b8wxido4">
+            <w:hyperlink w:history="1" r:id="rIdkqd3aeicdk46sz6lyib1w">
               <w:r>
                 <w:rPr>
                   <w:rFonts w:ascii="Arial" w:cs="Arial" w:eastAsia="Arial" w:hAnsi="Arial"/>
@@ -25215,7 +25215,7 @@
               <w:spacing w:after="10" w:before="0"/>
               <w:ind w:left="120"/>
             </w:pPr>
-            <w:hyperlink w:history="1" r:id="rIdboryf26esarefsgm67eyp">
+            <w:hyperlink w:history="1" r:id="rIdqy5r62fupu71np2klxibo">
               <w:r>
                 <w:rPr>
                   <w:rFonts w:ascii="Arial" w:cs="Arial" w:eastAsia="Arial" w:hAnsi="Arial"/>
@@ -25260,7 +25260,7 @@
             <w:pPr>
               <w:spacing w:after="20" w:before="0"/>
             </w:pPr>
-            <w:hyperlink w:history="1" r:id="rId-_igk3qmtb-xle8e_shrx">
+            <w:hyperlink w:history="1" r:id="rIdhyb7cuflsq8t_smminwm5">
               <w:r>
                 <w:rPr>
                   <w:rFonts w:ascii="Arial" w:cs="Arial" w:eastAsia="Arial" w:hAnsi="Arial"/>
@@ -25293,7 +25293,7 @@
               <w:spacing w:after="10" w:before="0"/>
               <w:ind w:left="120"/>
             </w:pPr>
-            <w:hyperlink w:history="1" r:id="rIdifisep-asgk6udlutgw07">
+            <w:hyperlink w:history="1" r:id="rIdr3xenjq-_y4jpfgc14sji">
               <w:r>
                 <w:rPr>
                   <w:rFonts w:ascii="Arial" w:cs="Arial" w:eastAsia="Arial" w:hAnsi="Arial"/>
@@ -25488,7 +25488,7 @@
             <w:pPr>
               <w:spacing w:after="20" w:before="0"/>
             </w:pPr>
-            <w:hyperlink w:history="1" r:id="rIdgxkpvbvgi3jenal6lge57">
+            <w:hyperlink w:history="1" r:id="rIdfkb1vgw39ifrgwqpm18t0">
               <w:r>
                 <w:rPr>
                   <w:rFonts w:ascii="Arial" w:cs="Arial" w:eastAsia="Arial" w:hAnsi="Arial"/>
@@ -25521,7 +25521,7 @@
               <w:spacing w:after="10" w:before="0"/>
               <w:ind w:left="120"/>
             </w:pPr>
-            <w:hyperlink w:history="1" r:id="rIdopyyk_2jxr1fhhxgpuxmf">
+            <w:hyperlink w:history="1" r:id="rIduc2mp2s-atm73dmxdncx3">
               <w:r>
                 <w:rPr>
                   <w:rFonts w:ascii="Arial" w:cs="Arial" w:eastAsia="Arial" w:hAnsi="Arial"/>
@@ -25566,7 +25566,7 @@
             <w:pPr>
               <w:spacing w:after="20" w:before="0"/>
             </w:pPr>
-            <w:hyperlink w:history="1" r:id="rIdag314fclfjc0lzozspfbu">
+            <w:hyperlink w:history="1" r:id="rIdjzetgl7crgbhlgo2q2ro0">
               <w:r>
                 <w:rPr>
                   <w:rFonts w:ascii="Arial" w:cs="Arial" w:eastAsia="Arial" w:hAnsi="Arial"/>
@@ -25599,7 +25599,7 @@
               <w:spacing w:after="10" w:before="0"/>
               <w:ind w:left="120"/>
             </w:pPr>
-            <w:hyperlink w:history="1" r:id="rIdjvbs7hl2q05t0mplepoah">
+            <w:hyperlink w:history="1" r:id="rIdxj9isamas8jnomhqhqxmi">
               <w:r>
                 <w:rPr>
                   <w:rFonts w:ascii="Arial" w:cs="Arial" w:eastAsia="Arial" w:hAnsi="Arial"/>
@@ -26111,7 +26111,7 @@
         </w:rPr>
         <w:t xml:space="preserve">© 2026 SeaVuria and ARES. Aligned with KICD objectives. Developed by SeaVuria; technical implementation by ARES (with AI assistance from Claude). Licensed under </w:t>
       </w:r>
-      <w:hyperlink w:history="1" r:id="rIdqgxgg98qb_3ghagkvqq_b">
+      <w:hyperlink w:history="1" r:id="rIdmen8xfin7yotu012iwcyp">
         <w:r>
           <w:rPr>
             <w:rFonts w:ascii="Arial" w:cs="Arial" w:eastAsia="Arial" w:hAnsi="Arial"/>
@@ -26132,7 +26132,7 @@
         </w:rPr>
         <w:t xml:space="preserve"> (</w:t>
       </w:r>
-      <w:hyperlink w:history="1" r:id="rIdsfnqygv4vyttl1-zugjwu">
+      <w:hyperlink w:history="1" r:id="rIdbqufqkcg6eomden9ularx">
         <w:r>
           <w:rPr>
             <w:rFonts w:ascii="Arial" w:cs="Arial" w:eastAsia="Arial" w:hAnsi="Arial"/>
@@ -27145,7 +27145,7 @@
             <w:pPr>
               <w:spacing w:after="20" w:before="0"/>
             </w:pPr>
-            <w:hyperlink w:history="1" r:id="rIdfe6qfs-vtmrdpypcsgak0">
+            <w:hyperlink w:history="1" r:id="rIdvrnp5paou9xoydzyydiqr">
               <w:r>
                 <w:rPr>
                   <w:rFonts w:ascii="Arial" w:cs="Arial" w:eastAsia="Arial" w:hAnsi="Arial"/>
@@ -27178,7 +27178,7 @@
               <w:spacing w:after="10" w:before="0"/>
               <w:ind w:left="120"/>
             </w:pPr>
-            <w:hyperlink w:history="1" r:id="rIdgtwc4cbxvxayp0jgy_zxy">
+            <w:hyperlink w:history="1" r:id="rIdkng7c4klxeykqksosront">
               <w:r>
                 <w:rPr>
                   <w:rFonts w:ascii="Arial" w:cs="Arial" w:eastAsia="Arial" w:hAnsi="Arial"/>
@@ -27223,7 +27223,7 @@
             <w:pPr>
               <w:spacing w:after="20" w:before="0"/>
             </w:pPr>
-            <w:hyperlink w:history="1" r:id="rIdvcxig6y84hr56wuy3cbix">
+            <w:hyperlink w:history="1" r:id="rIdfq2j__oq4fwcj7dzjxqp5">
               <w:r>
                 <w:rPr>
                   <w:rFonts w:ascii="Arial" w:cs="Arial" w:eastAsia="Arial" w:hAnsi="Arial"/>
@@ -27256,7 +27256,7 @@
               <w:spacing w:after="10" w:before="0"/>
               <w:ind w:left="120"/>
             </w:pPr>
-            <w:hyperlink w:history="1" r:id="rIdyuve8to8fgwr0n16-mozj">
+            <w:hyperlink w:history="1" r:id="rIdvv626odwzurdcokl2t6vm">
               <w:r>
                 <w:rPr>
                   <w:rFonts w:ascii="Arial" w:cs="Arial" w:eastAsia="Arial" w:hAnsi="Arial"/>
@@ -27451,7 +27451,7 @@
             <w:pPr>
               <w:spacing w:after="20" w:before="0"/>
             </w:pPr>
-            <w:hyperlink w:history="1" r:id="rIdd8cede1bxzvxklsuju7n4">
+            <w:hyperlink w:history="1" r:id="rIdassrplbbqd4q2yzwxhjmh">
               <w:r>
                 <w:rPr>
                   <w:rFonts w:ascii="Arial" w:cs="Arial" w:eastAsia="Arial" w:hAnsi="Arial"/>
@@ -27484,7 +27484,7 @@
               <w:spacing w:after="10" w:before="0"/>
               <w:ind w:left="120"/>
             </w:pPr>
-            <w:hyperlink w:history="1" r:id="rId8iprz-nv8wuthyjphg37k">
+            <w:hyperlink w:history="1" r:id="rIdevtlmjxdhhqq3zphbslhp">
               <w:r>
                 <w:rPr>
                   <w:rFonts w:ascii="Arial" w:cs="Arial" w:eastAsia="Arial" w:hAnsi="Arial"/>
@@ -27529,7 +27529,7 @@
             <w:pPr>
               <w:spacing w:after="20" w:before="0"/>
             </w:pPr>
-            <w:hyperlink w:history="1" r:id="rIdhjk64rclw-q2imxwyg_fc">
+            <w:hyperlink w:history="1" r:id="rIdxdt9ddcb_fnja5j4dqtld">
               <w:r>
                 <w:rPr>
                   <w:rFonts w:ascii="Arial" w:cs="Arial" w:eastAsia="Arial" w:hAnsi="Arial"/>
@@ -27562,7 +27562,7 @@
               <w:spacing w:after="10" w:before="0"/>
               <w:ind w:left="120"/>
             </w:pPr>
-            <w:hyperlink w:history="1" r:id="rIdyr9naryydtrj8rgryjp0z">
+            <w:hyperlink w:history="1" r:id="rId2parx7fmhr2wpn2fnwcqi">
               <w:r>
                 <w:rPr>
                   <w:rFonts w:ascii="Arial" w:cs="Arial" w:eastAsia="Arial" w:hAnsi="Arial"/>
@@ -27757,7 +27757,7 @@
             <w:pPr>
               <w:spacing w:after="20" w:before="0"/>
             </w:pPr>
-            <w:hyperlink w:history="1" r:id="rIdsr4iz7ocxb_klbinztcab">
+            <w:hyperlink w:history="1" r:id="rIdaie45mds8w0ykboxzc0bq">
               <w:r>
                 <w:rPr>
                   <w:rFonts w:ascii="Arial" w:cs="Arial" w:eastAsia="Arial" w:hAnsi="Arial"/>
@@ -27790,7 +27790,7 @@
               <w:spacing w:after="10" w:before="0"/>
               <w:ind w:left="120"/>
             </w:pPr>
-            <w:hyperlink w:history="1" r:id="rId5fr_hs1xnpz_ww-etf3ov">
+            <w:hyperlink w:history="1" r:id="rIdspcfn8xsrybjfb4qaoj_t">
               <w:r>
                 <w:rPr>
                   <w:rFonts w:ascii="Arial" w:cs="Arial" w:eastAsia="Arial" w:hAnsi="Arial"/>
@@ -27835,7 +27835,7 @@
             <w:pPr>
               <w:spacing w:after="20" w:before="0"/>
             </w:pPr>
-            <w:hyperlink w:history="1" r:id="rIdncbb6yzwdeuagkw1_mgvw">
+            <w:hyperlink w:history="1" r:id="rIdgppwavm8pfzehmlbiiqtz">
               <w:r>
                 <w:rPr>
                   <w:rFonts w:ascii="Arial" w:cs="Arial" w:eastAsia="Arial" w:hAnsi="Arial"/>
@@ -27868,7 +27868,7 @@
               <w:spacing w:after="10" w:before="0"/>
               <w:ind w:left="120"/>
             </w:pPr>
-            <w:hyperlink w:history="1" r:id="rIdtxvlu-e1gcxx-wnn6i-xp">
+            <w:hyperlink w:history="1" r:id="rIdqoecs_x4rbfcgwx752pmr">
               <w:r>
                 <w:rPr>
                   <w:rFonts w:ascii="Arial" w:cs="Arial" w:eastAsia="Arial" w:hAnsi="Arial"/>
@@ -28063,7 +28063,7 @@
             <w:pPr>
               <w:spacing w:after="20" w:before="0"/>
             </w:pPr>
-            <w:hyperlink w:history="1" r:id="rId2v4o8d-5rbknrbw60e4r-">
+            <w:hyperlink w:history="1" r:id="rIdvtzzorbkbqlv4sjf6zahp">
               <w:r>
                 <w:rPr>
                   <w:rFonts w:ascii="Arial" w:cs="Arial" w:eastAsia="Arial" w:hAnsi="Arial"/>
@@ -28096,7 +28096,7 @@
               <w:spacing w:after="10" w:before="0"/>
               <w:ind w:left="120"/>
             </w:pPr>
-            <w:hyperlink w:history="1" r:id="rId8h6xppmoft1uaqafpfhvn">
+            <w:hyperlink w:history="1" r:id="rIdhxbxckrvzwkmill031xej">
               <w:r>
                 <w:rPr>
                   <w:rFonts w:ascii="Arial" w:cs="Arial" w:eastAsia="Arial" w:hAnsi="Arial"/>
@@ -28141,7 +28141,7 @@
             <w:pPr>
               <w:spacing w:after="20" w:before="0"/>
             </w:pPr>
-            <w:hyperlink w:history="1" r:id="rId7addbb34kw_l3battxrrg">
+            <w:hyperlink w:history="1" r:id="rIdiubf_xwgejr6yss8jf6pd">
               <w:r>
                 <w:rPr>
                   <w:rFonts w:ascii="Arial" w:cs="Arial" w:eastAsia="Arial" w:hAnsi="Arial"/>
@@ -28174,7 +28174,7 @@
               <w:spacing w:after="10" w:before="0"/>
               <w:ind w:left="120"/>
             </w:pPr>
-            <w:hyperlink w:history="1" r:id="rIdjvcvxdvhtl0yeryjwfnel">
+            <w:hyperlink w:history="1" r:id="rIdrq3zow9jb90tymmpwl_fj">
               <w:r>
                 <w:rPr>
                   <w:rFonts w:ascii="Arial" w:cs="Arial" w:eastAsia="Arial" w:hAnsi="Arial"/>
@@ -28369,7 +28369,7 @@
             <w:pPr>
               <w:spacing w:after="20" w:before="0"/>
             </w:pPr>
-            <w:hyperlink w:history="1" r:id="rId_1wzfs3k2jmn9lx5xlmum">
+            <w:hyperlink w:history="1" r:id="rIdnyluhblwfm2sruggi8mka">
               <w:r>
                 <w:rPr>
                   <w:rFonts w:ascii="Arial" w:cs="Arial" w:eastAsia="Arial" w:hAnsi="Arial"/>
@@ -28418,7 +28418,7 @@
               <w:spacing w:after="10" w:before="0"/>
               <w:ind w:left="120"/>
             </w:pPr>
-            <w:hyperlink w:history="1" r:id="rIdrouy4ng_3ft2jhja8eyji">
+            <w:hyperlink w:history="1" r:id="rIdbzbeaycdqqywoncuqattq">
               <w:r>
                 <w:rPr>
                   <w:rFonts w:ascii="Arial" w:cs="Arial" w:eastAsia="Arial" w:hAnsi="Arial"/>
@@ -28463,7 +28463,7 @@
             <w:pPr>
               <w:spacing w:after="20" w:before="0"/>
             </w:pPr>
-            <w:hyperlink w:history="1" r:id="rId4rtmp-7n0p610e3rmtqch">
+            <w:hyperlink w:history="1" r:id="rIdrahzhsvgtiiaux0okzrd3">
               <w:r>
                 <w:rPr>
                   <w:rFonts w:ascii="Arial" w:cs="Arial" w:eastAsia="Arial" w:hAnsi="Arial"/>
@@ -28496,7 +28496,7 @@
               <w:spacing w:after="10" w:before="0"/>
               <w:ind w:left="120"/>
             </w:pPr>
-            <w:hyperlink w:history="1" r:id="rId_gm1bh_hnyulzcuqibg1x">
+            <w:hyperlink w:history="1" r:id="rIddnglf0yuowo9jbf3vgcnc">
               <w:r>
                 <w:rPr>
                   <w:rFonts w:ascii="Arial" w:cs="Arial" w:eastAsia="Arial" w:hAnsi="Arial"/>
@@ -29122,7 +29122,7 @@
         </w:rPr>
         <w:t xml:space="preserve">© 2026 SeaVuria and ARES. Aligned with KICD objectives. Developed by SeaVuria; technical implementation by ARES (with AI assistance from Claude). Licensed under </w:t>
       </w:r>
-      <w:hyperlink w:history="1" r:id="rId7nhruydztgpor8jmgv8hg">
+      <w:hyperlink w:history="1" r:id="rId1xzdd9jkd6qqzj4d6sspe">
         <w:r>
           <w:rPr>
             <w:rFonts w:ascii="Arial" w:cs="Arial" w:eastAsia="Arial" w:hAnsi="Arial"/>
@@ -29143,7 +29143,7 @@
         </w:rPr>
         <w:t xml:space="preserve"> (</w:t>
       </w:r>
-      <w:hyperlink w:history="1" r:id="rId5xbydz7tfjiem0bsahkht">
+      <w:hyperlink w:history="1" r:id="rIdq-qbgxgvhunuwpe1mi6ck">
         <w:r>
           <w:rPr>
             <w:rFonts w:ascii="Arial" w:cs="Arial" w:eastAsia="Arial" w:hAnsi="Arial"/>

--- a/data/outputs/v2/Maths/SS4.1_Statistics_I/Mathematics_Statistics_I_CBE_LessonSequence.docx
+++ b/data/outputs/v2/Maths/SS4.1_Statistics_I/Mathematics_Statistics_I_CBE_LessonSequence.docx
@@ -2597,7 +2597,7 @@
         </w:rPr>
         <w:t xml:space="preserve">© 2026 SeaVuria and ARES. This work is licensed under a </w:t>
       </w:r>
-      <w:hyperlink w:history="1" r:id="rIdrnstyc-4wpzqfswgpy8j6">
+      <w:hyperlink w:history="1" r:id="rIdvphhcvdczirxj0kfs3vup">
         <w:r>
           <w:rPr>
             <w:rFonts w:ascii="Arial" w:cs="Arial" w:eastAsia="Arial" w:hAnsi="Arial"/>
@@ -2617,7 +2617,7 @@
         </w:rPr>
         <w:t xml:space="preserve"> (</w:t>
       </w:r>
-      <w:hyperlink w:history="1" r:id="rId4j45d9cp7ydhr1w1fcmez">
+      <w:hyperlink w:history="1" r:id="rIdxw7ub8jmmou39xhfbhvgw">
         <w:r>
           <w:rPr>
             <w:rFonts w:ascii="Arial" w:cs="Arial" w:eastAsia="Arial" w:hAnsi="Arial"/>
@@ -2637,7 +2637,7 @@
         </w:rPr>
         <w:t xml:space="preserve">). To view a copy of this license, visit </w:t>
       </w:r>
-      <w:hyperlink w:history="1" r:id="rId6pmwt9bln_vx0ezizpgiy">
+      <w:hyperlink w:history="1" r:id="rIdmysxxvncxcqcwhgcrudhx">
         <w:r>
           <w:rPr>
             <w:rFonts w:ascii="Arial" w:cs="Arial" w:eastAsia="Arial" w:hAnsi="Arial"/>
@@ -3649,7 +3649,7 @@
             <w:pPr>
               <w:spacing w:after="20" w:before="0"/>
             </w:pPr>
-            <w:hyperlink w:history="1" r:id="rIdvr46b_xtu-rk89h9hisqg">
+            <w:hyperlink w:history="1" r:id="rIdpx1nmicmidigzofit6qzd">
               <w:r>
                 <w:rPr>
                   <w:rFonts w:ascii="Arial" w:cs="Arial" w:eastAsia="Arial" w:hAnsi="Arial"/>
@@ -3682,7 +3682,7 @@
               <w:spacing w:after="10" w:before="0"/>
               <w:ind w:left="120"/>
             </w:pPr>
-            <w:hyperlink w:history="1" r:id="rIdmcj1zhu0edku2badrhz5g">
+            <w:hyperlink w:history="1" r:id="rIdj77hvsalgpprvy8ngjvve">
               <w:r>
                 <w:rPr>
                   <w:rFonts w:ascii="Arial" w:cs="Arial" w:eastAsia="Arial" w:hAnsi="Arial"/>
@@ -3727,7 +3727,7 @@
             <w:pPr>
               <w:spacing w:after="20" w:before="0"/>
             </w:pPr>
-            <w:hyperlink w:history="1" r:id="rIddk9khrwtqwtdnlreftufg">
+            <w:hyperlink w:history="1" r:id="rIdknyopprl-mfqwrlvbeoia">
               <w:r>
                 <w:rPr>
                   <w:rFonts w:ascii="Arial" w:cs="Arial" w:eastAsia="Arial" w:hAnsi="Arial"/>
@@ -3760,7 +3760,7 @@
               <w:spacing w:after="10" w:before="0"/>
               <w:ind w:left="120"/>
             </w:pPr>
-            <w:hyperlink w:history="1" r:id="rIdljdnifz5ik7svs_a5tfku">
+            <w:hyperlink w:history="1" r:id="rIda8jstpn48hqqcqrcu-r7r">
               <w:r>
                 <w:rPr>
                   <w:rFonts w:ascii="Arial" w:cs="Arial" w:eastAsia="Arial" w:hAnsi="Arial"/>
@@ -3955,7 +3955,7 @@
             <w:pPr>
               <w:spacing w:after="20" w:before="0"/>
             </w:pPr>
-            <w:hyperlink w:history="1" r:id="rIddq_pvth7kfowml3iwtj3t">
+            <w:hyperlink w:history="1" r:id="rIdmld5t-6veb7qkkwb9pbzw">
               <w:r>
                 <w:rPr>
                   <w:rFonts w:ascii="Arial" w:cs="Arial" w:eastAsia="Arial" w:hAnsi="Arial"/>
@@ -3988,7 +3988,7 @@
               <w:spacing w:after="10" w:before="0"/>
               <w:ind w:left="120"/>
             </w:pPr>
-            <w:hyperlink w:history="1" r:id="rId-labkne5ttif-uwn8vnxc">
+            <w:hyperlink w:history="1" r:id="rIdjkidpyxl7_wnxxv9nyzx2">
               <w:r>
                 <w:rPr>
                   <w:rFonts w:ascii="Arial" w:cs="Arial" w:eastAsia="Arial" w:hAnsi="Arial"/>
@@ -4033,7 +4033,7 @@
             <w:pPr>
               <w:spacing w:after="20" w:before="0"/>
             </w:pPr>
-            <w:hyperlink w:history="1" r:id="rIdn18gz3kilj2kdovbopdkx">
+            <w:hyperlink w:history="1" r:id="rIdrzgy4nm3jucgz6ufpuqzy">
               <w:r>
                 <w:rPr>
                   <w:rFonts w:ascii="Arial" w:cs="Arial" w:eastAsia="Arial" w:hAnsi="Arial"/>
@@ -4066,7 +4066,7 @@
               <w:spacing w:after="10" w:before="0"/>
               <w:ind w:left="120"/>
             </w:pPr>
-            <w:hyperlink w:history="1" r:id="rIdtrvqrtscy_w_-nh5aukgx">
+            <w:hyperlink w:history="1" r:id="rIdz58nreixaptwfave7kvf2">
               <w:r>
                 <w:rPr>
                   <w:rFonts w:ascii="Arial" w:cs="Arial" w:eastAsia="Arial" w:hAnsi="Arial"/>
@@ -4261,7 +4261,7 @@
             <w:pPr>
               <w:spacing w:after="20" w:before="0"/>
             </w:pPr>
-            <w:hyperlink w:history="1" r:id="rIdh_ohg05hb6azgbuexltoe">
+            <w:hyperlink w:history="1" r:id="rIdl5f0-fojjlak2slbf8dpf">
               <w:r>
                 <w:rPr>
                   <w:rFonts w:ascii="Arial" w:cs="Arial" w:eastAsia="Arial" w:hAnsi="Arial"/>
@@ -4310,7 +4310,7 @@
               <w:spacing w:after="10" w:before="0"/>
               <w:ind w:left="120"/>
             </w:pPr>
-            <w:hyperlink w:history="1" r:id="rIdh3velhleexz4bo8hfiy4c">
+            <w:hyperlink w:history="1" r:id="rIdi1o1udty6ms8md_yqb5l6">
               <w:r>
                 <w:rPr>
                   <w:rFonts w:ascii="Arial" w:cs="Arial" w:eastAsia="Arial" w:hAnsi="Arial"/>
@@ -4355,7 +4355,7 @@
             <w:pPr>
               <w:spacing w:after="20" w:before="0"/>
             </w:pPr>
-            <w:hyperlink w:history="1" r:id="rIdu7xc2esz4ohbrhwycsnxc">
+            <w:hyperlink w:history="1" r:id="rIdjayqgqo_x9dx5s1ddq1ls">
               <w:r>
                 <w:rPr>
                   <w:rFonts w:ascii="Arial" w:cs="Arial" w:eastAsia="Arial" w:hAnsi="Arial"/>
@@ -4388,7 +4388,7 @@
               <w:spacing w:after="10" w:before="0"/>
               <w:ind w:left="120"/>
             </w:pPr>
-            <w:hyperlink w:history="1" r:id="rId4jb_v-2zg7u3y4qcebrfv">
+            <w:hyperlink w:history="1" r:id="rId5qj8xtuwcexm2kukwkosp">
               <w:r>
                 <w:rPr>
                   <w:rFonts w:ascii="Arial" w:cs="Arial" w:eastAsia="Arial" w:hAnsi="Arial"/>
@@ -4583,7 +4583,7 @@
             <w:pPr>
               <w:spacing w:after="20" w:before="0"/>
             </w:pPr>
-            <w:hyperlink w:history="1" r:id="rIdcsi_jcxxi9wvyozleebyh">
+            <w:hyperlink w:history="1" r:id="rIdqtmd9quy8_p9psetpw9xw">
               <w:r>
                 <w:rPr>
                   <w:rFonts w:ascii="Arial" w:cs="Arial" w:eastAsia="Arial" w:hAnsi="Arial"/>
@@ -4632,7 +4632,7 @@
               <w:spacing w:after="10" w:before="0"/>
               <w:ind w:left="120"/>
             </w:pPr>
-            <w:hyperlink w:history="1" r:id="rIdl87gvwneziqfgfqcrzsxd">
+            <w:hyperlink w:history="1" r:id="rId6kc8st4w5b7xzc7pdmx6k">
               <w:r>
                 <w:rPr>
                   <w:rFonts w:ascii="Arial" w:cs="Arial" w:eastAsia="Arial" w:hAnsi="Arial"/>
@@ -4677,7 +4677,7 @@
             <w:pPr>
               <w:spacing w:after="20" w:before="0"/>
             </w:pPr>
-            <w:hyperlink w:history="1" r:id="rIdegcstyjhta0oy2jscku9b">
+            <w:hyperlink w:history="1" r:id="rIdzojv-5xjbeu-bqptklynz">
               <w:r>
                 <w:rPr>
                   <w:rFonts w:ascii="Arial" w:cs="Arial" w:eastAsia="Arial" w:hAnsi="Arial"/>
@@ -4710,7 +4710,7 @@
               <w:spacing w:after="10" w:before="0"/>
               <w:ind w:left="120"/>
             </w:pPr>
-            <w:hyperlink w:history="1" r:id="rIdt3mfydab_updqdamruke6">
+            <w:hyperlink w:history="1" r:id="rIdjzgnwdpcshozplqwdcdym">
               <w:r>
                 <w:rPr>
                   <w:rFonts w:ascii="Arial" w:cs="Arial" w:eastAsia="Arial" w:hAnsi="Arial"/>
@@ -4905,7 +4905,7 @@
             <w:pPr>
               <w:spacing w:after="20" w:before="0"/>
             </w:pPr>
-            <w:hyperlink w:history="1" r:id="rIdqhanajthq1k9z2--u1xis">
+            <w:hyperlink w:history="1" r:id="rIddenjq9v33wgwxddrgmj_d">
               <w:r>
                 <w:rPr>
                   <w:rFonts w:ascii="Arial" w:cs="Arial" w:eastAsia="Arial" w:hAnsi="Arial"/>
@@ -4938,7 +4938,7 @@
               <w:spacing w:after="10" w:before="0"/>
               <w:ind w:left="120"/>
             </w:pPr>
-            <w:hyperlink w:history="1" r:id="rIdaxog6w1le1imtmc9dcmgt">
+            <w:hyperlink w:history="1" r:id="rId2v7jpegeq9d35kb2puwo7">
               <w:r>
                 <w:rPr>
                   <w:rFonts w:ascii="Arial" w:cs="Arial" w:eastAsia="Arial" w:hAnsi="Arial"/>
@@ -4983,7 +4983,7 @@
             <w:pPr>
               <w:spacing w:after="20" w:before="0"/>
             </w:pPr>
-            <w:hyperlink w:history="1" r:id="rIdrzqgtnnpa9_zre3xd90kx">
+            <w:hyperlink w:history="1" r:id="rIdzpdiyhzcz7ecisunyla_o">
               <w:r>
                 <w:rPr>
                   <w:rFonts w:ascii="Arial" w:cs="Arial" w:eastAsia="Arial" w:hAnsi="Arial"/>
@@ -5016,7 +5016,7 @@
               <w:spacing w:after="10" w:before="0"/>
               <w:ind w:left="120"/>
             </w:pPr>
-            <w:hyperlink w:history="1" r:id="rIdxleg0gmg8ctuwqptlmgbw">
+            <w:hyperlink w:history="1" r:id="rIdmhzbfnqi0lvnxvajjx39w">
               <w:r>
                 <w:rPr>
                   <w:rFonts w:ascii="Arial" w:cs="Arial" w:eastAsia="Arial" w:hAnsi="Arial"/>
@@ -5528,7 +5528,7 @@
         </w:rPr>
         <w:t xml:space="preserve">© 2026 SeaVuria and ARES. Aligned with KICD objectives. Developed by SeaVuria; technical implementation by ARES (with AI assistance from Claude). Licensed under </w:t>
       </w:r>
-      <w:hyperlink w:history="1" r:id="rId4wx7yeczgwk3gmqbxkoyu">
+      <w:hyperlink w:history="1" r:id="rIdm48ymvsxw8zd9_kummbct">
         <w:r>
           <w:rPr>
             <w:rFonts w:ascii="Arial" w:cs="Arial" w:eastAsia="Arial" w:hAnsi="Arial"/>
@@ -5549,7 +5549,7 @@
         </w:rPr>
         <w:t xml:space="preserve"> (</w:t>
       </w:r>
-      <w:hyperlink w:history="1" r:id="rId31hyb8k8zunilw6eo8dwp">
+      <w:hyperlink w:history="1" r:id="rIdphmbchar1djb-nw3b5mto">
         <w:r>
           <w:rPr>
             <w:rFonts w:ascii="Arial" w:cs="Arial" w:eastAsia="Arial" w:hAnsi="Arial"/>
@@ -6562,7 +6562,7 @@
             <w:pPr>
               <w:spacing w:after="20" w:before="0"/>
             </w:pPr>
-            <w:hyperlink w:history="1" r:id="rIdcx9t71iynwebiphwg4z1m">
+            <w:hyperlink w:history="1" r:id="rId7dmmyawbo9f1i8gzcurcy">
               <w:r>
                 <w:rPr>
                   <w:rFonts w:ascii="Arial" w:cs="Arial" w:eastAsia="Arial" w:hAnsi="Arial"/>
@@ -6611,7 +6611,7 @@
               <w:spacing w:after="10" w:before="0"/>
               <w:ind w:left="120"/>
             </w:pPr>
-            <w:hyperlink w:history="1" r:id="rId_ips4jlch0e6xukupnrwz">
+            <w:hyperlink w:history="1" r:id="rId4rxj4gaepuoczerr9cdig">
               <w:r>
                 <w:rPr>
                   <w:rFonts w:ascii="Arial" w:cs="Arial" w:eastAsia="Arial" w:hAnsi="Arial"/>
@@ -6656,7 +6656,7 @@
             <w:pPr>
               <w:spacing w:after="20" w:before="0"/>
             </w:pPr>
-            <w:hyperlink w:history="1" r:id="rIdvttoocl6x_taun1_ne93o">
+            <w:hyperlink w:history="1" r:id="rIdnl3oawkvc_3f9pszgf55a">
               <w:r>
                 <w:rPr>
                   <w:rFonts w:ascii="Arial" w:cs="Arial" w:eastAsia="Arial" w:hAnsi="Arial"/>
@@ -6705,7 +6705,7 @@
               <w:spacing w:after="10" w:before="0"/>
               <w:ind w:left="120"/>
             </w:pPr>
-            <w:hyperlink w:history="1" r:id="rIdpt3457tykav0govdyxjav">
+            <w:hyperlink w:history="1" r:id="rIdf9kdbb8oafswzw4qrjgsn">
               <w:r>
                 <w:rPr>
                   <w:rFonts w:ascii="Arial" w:cs="Arial" w:eastAsia="Arial" w:hAnsi="Arial"/>
@@ -6900,7 +6900,7 @@
             <w:pPr>
               <w:spacing w:after="20" w:before="0"/>
             </w:pPr>
-            <w:hyperlink w:history="1" r:id="rId-f_eu1fs3x_fkej3pkchp">
+            <w:hyperlink w:history="1" r:id="rIdb8wua0bnshu0uozl72-3v">
               <w:r>
                 <w:rPr>
                   <w:rFonts w:ascii="Arial" w:cs="Arial" w:eastAsia="Arial" w:hAnsi="Arial"/>
@@ -6949,7 +6949,7 @@
               <w:spacing w:after="10" w:before="0"/>
               <w:ind w:left="120"/>
             </w:pPr>
-            <w:hyperlink w:history="1" r:id="rId95bvhgmo2zdsihybsdzyy">
+            <w:hyperlink w:history="1" r:id="rIdzgne1ymymb7d0ftx50_t0">
               <w:r>
                 <w:rPr>
                   <w:rFonts w:ascii="Arial" w:cs="Arial" w:eastAsia="Arial" w:hAnsi="Arial"/>
@@ -6994,7 +6994,7 @@
             <w:pPr>
               <w:spacing w:after="20" w:before="0"/>
             </w:pPr>
-            <w:hyperlink w:history="1" r:id="rIdkbgguzq-bhgq73avuvtmn">
+            <w:hyperlink w:history="1" r:id="rIdiw7ndwor-6akno6-wrumt">
               <w:r>
                 <w:rPr>
                   <w:rFonts w:ascii="Arial" w:cs="Arial" w:eastAsia="Arial" w:hAnsi="Arial"/>
@@ -7043,7 +7043,7 @@
               <w:spacing w:after="10" w:before="0"/>
               <w:ind w:left="120"/>
             </w:pPr>
-            <w:hyperlink w:history="1" r:id="rId8cbjhfefvjytwmoyec9zz">
+            <w:hyperlink w:history="1" r:id="rIducc6hnzs9g1hb4mt5wild">
               <w:r>
                 <w:rPr>
                   <w:rFonts w:ascii="Arial" w:cs="Arial" w:eastAsia="Arial" w:hAnsi="Arial"/>
@@ -7238,7 +7238,7 @@
             <w:pPr>
               <w:spacing w:after="20" w:before="0"/>
             </w:pPr>
-            <w:hyperlink w:history="1" r:id="rIdw0ye_irn0gccqe4q55p1o">
+            <w:hyperlink w:history="1" r:id="rIdyt_hn8-ev0vts0sf5v4vz">
               <w:r>
                 <w:rPr>
                   <w:rFonts w:ascii="Arial" w:cs="Arial" w:eastAsia="Arial" w:hAnsi="Arial"/>
@@ -7287,7 +7287,7 @@
               <w:spacing w:after="10" w:before="0"/>
               <w:ind w:left="120"/>
             </w:pPr>
-            <w:hyperlink w:history="1" r:id="rIdpj79h0mvoy4rzeinf31tx">
+            <w:hyperlink w:history="1" r:id="rId1eei48b6bmrivk9vlihgv">
               <w:r>
                 <w:rPr>
                   <w:rFonts w:ascii="Arial" w:cs="Arial" w:eastAsia="Arial" w:hAnsi="Arial"/>
@@ -7332,7 +7332,7 @@
             <w:pPr>
               <w:spacing w:after="20" w:before="0"/>
             </w:pPr>
-            <w:hyperlink w:history="1" r:id="rIdepwbfc9--hpkx3s4d0ko2">
+            <w:hyperlink w:history="1" r:id="rIdmmygrlu8aic-4j7rpldxo">
               <w:r>
                 <w:rPr>
                   <w:rFonts w:ascii="Arial" w:cs="Arial" w:eastAsia="Arial" w:hAnsi="Arial"/>
@@ -7381,7 +7381,7 @@
               <w:spacing w:after="10" w:before="0"/>
               <w:ind w:left="120"/>
             </w:pPr>
-            <w:hyperlink w:history="1" r:id="rIdj9ac5ouc_csgi9ny05ubh">
+            <w:hyperlink w:history="1" r:id="rIdjbkplmnngsadwi_ouxene">
               <w:r>
                 <w:rPr>
                   <w:rFonts w:ascii="Arial" w:cs="Arial" w:eastAsia="Arial" w:hAnsi="Arial"/>
@@ -7576,7 +7576,7 @@
             <w:pPr>
               <w:spacing w:after="20" w:before="0"/>
             </w:pPr>
-            <w:hyperlink w:history="1" r:id="rIdsioawh971c-hrvsgtreis">
+            <w:hyperlink w:history="1" r:id="rIdujaribamyqwf0cs7xdlld">
               <w:r>
                 <w:rPr>
                   <w:rFonts w:ascii="Arial" w:cs="Arial" w:eastAsia="Arial" w:hAnsi="Arial"/>
@@ -7625,7 +7625,7 @@
               <w:spacing w:after="10" w:before="0"/>
               <w:ind w:left="120"/>
             </w:pPr>
-            <w:hyperlink w:history="1" r:id="rId064g4ne3bm_rygkbzfqkr">
+            <w:hyperlink w:history="1" r:id="rIdestvxhh_b8v7srqu_b4-l">
               <w:r>
                 <w:rPr>
                   <w:rFonts w:ascii="Arial" w:cs="Arial" w:eastAsia="Arial" w:hAnsi="Arial"/>
@@ -7670,7 +7670,7 @@
             <w:pPr>
               <w:spacing w:after="20" w:before="0"/>
             </w:pPr>
-            <w:hyperlink w:history="1" r:id="rIde1poqwsordrci2tmoesxu">
+            <w:hyperlink w:history="1" r:id="rIdvvymbho3_i6g-j_vble7u">
               <w:r>
                 <w:rPr>
                   <w:rFonts w:ascii="Arial" w:cs="Arial" w:eastAsia="Arial" w:hAnsi="Arial"/>
@@ -7719,7 +7719,7 @@
               <w:spacing w:after="10" w:before="0"/>
               <w:ind w:left="120"/>
             </w:pPr>
-            <w:hyperlink w:history="1" r:id="rIdqsd6ymahxhya5tskdjsx1">
+            <w:hyperlink w:history="1" r:id="rIdpdhqshd8nw70glgibqogj">
               <w:r>
                 <w:rPr>
                   <w:rFonts w:ascii="Arial" w:cs="Arial" w:eastAsia="Arial" w:hAnsi="Arial"/>
@@ -7914,7 +7914,7 @@
             <w:pPr>
               <w:spacing w:after="20" w:before="0"/>
             </w:pPr>
-            <w:hyperlink w:history="1" r:id="rIdsbcpjxhg7kpg6yzd7q2fb">
+            <w:hyperlink w:history="1" r:id="rIdyepz3mrpxrja0b_pnesbf">
               <w:r>
                 <w:rPr>
                   <w:rFonts w:ascii="Arial" w:cs="Arial" w:eastAsia="Arial" w:hAnsi="Arial"/>
@@ -7963,7 +7963,7 @@
               <w:spacing w:after="10" w:before="0"/>
               <w:ind w:left="120"/>
             </w:pPr>
-            <w:hyperlink w:history="1" r:id="rIdbsxjkl-jdci_krhdz1ksb">
+            <w:hyperlink w:history="1" r:id="rIdmay5hqjih51hez18rnky7">
               <w:r>
                 <w:rPr>
                   <w:rFonts w:ascii="Arial" w:cs="Arial" w:eastAsia="Arial" w:hAnsi="Arial"/>
@@ -8008,7 +8008,7 @@
             <w:pPr>
               <w:spacing w:after="20" w:before="0"/>
             </w:pPr>
-            <w:hyperlink w:history="1" r:id="rIdrzdmcj8d1kot_n1ytikr9">
+            <w:hyperlink w:history="1" r:id="rIdfexi_jx_dsb1a1u2h-z2a">
               <w:r>
                 <w:rPr>
                   <w:rFonts w:ascii="Arial" w:cs="Arial" w:eastAsia="Arial" w:hAnsi="Arial"/>
@@ -8057,7 +8057,7 @@
               <w:spacing w:after="10" w:before="0"/>
               <w:ind w:left="120"/>
             </w:pPr>
-            <w:hyperlink w:history="1" r:id="rIdcgy44pqtlnbn1qdoos-f9">
+            <w:hyperlink w:history="1" r:id="rIdqwuov1dlku0u2gy3bal6k">
               <w:r>
                 <w:rPr>
                   <w:rFonts w:ascii="Arial" w:cs="Arial" w:eastAsia="Arial" w:hAnsi="Arial"/>
@@ -8569,7 +8569,7 @@
         </w:rPr>
         <w:t xml:space="preserve">© 2026 SeaVuria and ARES. Aligned with KICD objectives. Developed by SeaVuria; technical implementation by ARES (with AI assistance from Claude). Licensed under </w:t>
       </w:r>
-      <w:hyperlink w:history="1" r:id="rIdz8ess7x3ok2ft7eppfqr-">
+      <w:hyperlink w:history="1" r:id="rIdwupbxqwklebgtaj-ehgy_">
         <w:r>
           <w:rPr>
             <w:rFonts w:ascii="Arial" w:cs="Arial" w:eastAsia="Arial" w:hAnsi="Arial"/>
@@ -8590,7 +8590,7 @@
         </w:rPr>
         <w:t xml:space="preserve"> (</w:t>
       </w:r>
-      <w:hyperlink w:history="1" r:id="rIdekdiekpz54odp70licy9r">
+      <w:hyperlink w:history="1" r:id="rIdho2nxi33cqa3nzdtx50zg">
         <w:r>
           <w:rPr>
             <w:rFonts w:ascii="Arial" w:cs="Arial" w:eastAsia="Arial" w:hAnsi="Arial"/>
@@ -9603,7 +9603,7 @@
             <w:pPr>
               <w:spacing w:after="20" w:before="0"/>
             </w:pPr>
-            <w:hyperlink w:history="1" r:id="rId3fe9zjm4z2i0pwvfg_le0">
+            <w:hyperlink w:history="1" r:id="rId2xgf27krqicwqxxutgsee">
               <w:r>
                 <w:rPr>
                   <w:rFonts w:ascii="Arial" w:cs="Arial" w:eastAsia="Arial" w:hAnsi="Arial"/>
@@ -9636,7 +9636,7 @@
               <w:spacing w:after="10" w:before="0"/>
               <w:ind w:left="120"/>
             </w:pPr>
-            <w:hyperlink w:history="1" r:id="rIdyem6vpadacty0hzzq99ot">
+            <w:hyperlink w:history="1" r:id="rIdemgzo2odkwcfgyvrgudhw">
               <w:r>
                 <w:rPr>
                   <w:rFonts w:ascii="Arial" w:cs="Arial" w:eastAsia="Arial" w:hAnsi="Arial"/>
@@ -9681,7 +9681,7 @@
             <w:pPr>
               <w:spacing w:after="20" w:before="0"/>
             </w:pPr>
-            <w:hyperlink w:history="1" r:id="rIdn16iyyabgic_gm9a0is5d">
+            <w:hyperlink w:history="1" r:id="rIdu2bbuamwilldmqdxurd7i">
               <w:r>
                 <w:rPr>
                   <w:rFonts w:ascii="Arial" w:cs="Arial" w:eastAsia="Arial" w:hAnsi="Arial"/>
@@ -9714,7 +9714,7 @@
               <w:spacing w:after="10" w:before="0"/>
               <w:ind w:left="120"/>
             </w:pPr>
-            <w:hyperlink w:history="1" r:id="rId9abwgxcoqkzgdgktnghnw">
+            <w:hyperlink w:history="1" r:id="rIdw9pq9_5yt2gy-3yjzsipe">
               <w:r>
                 <w:rPr>
                   <w:rFonts w:ascii="Arial" w:cs="Arial" w:eastAsia="Arial" w:hAnsi="Arial"/>
@@ -9909,7 +9909,7 @@
             <w:pPr>
               <w:spacing w:after="20" w:before="0"/>
             </w:pPr>
-            <w:hyperlink w:history="1" r:id="rId_d8p7g_wvpa0x0arh4pxb">
+            <w:hyperlink w:history="1" r:id="rIdgkjumy7zm15cqdpdcpq00">
               <w:r>
                 <w:rPr>
                   <w:rFonts w:ascii="Arial" w:cs="Arial" w:eastAsia="Arial" w:hAnsi="Arial"/>
@@ -9942,7 +9942,7 @@
               <w:spacing w:after="10" w:before="0"/>
               <w:ind w:left="120"/>
             </w:pPr>
-            <w:hyperlink w:history="1" r:id="rIdfijrozdk_kvnljiwrnbz_">
+            <w:hyperlink w:history="1" r:id="rIdjury_qoqzqk0qmeotu0k4">
               <w:r>
                 <w:rPr>
                   <w:rFonts w:ascii="Arial" w:cs="Arial" w:eastAsia="Arial" w:hAnsi="Arial"/>
@@ -9987,7 +9987,7 @@
             <w:pPr>
               <w:spacing w:after="20" w:before="0"/>
             </w:pPr>
-            <w:hyperlink w:history="1" r:id="rId186wajx5z9ilzk9r3k6ru">
+            <w:hyperlink w:history="1" r:id="rIdrx7qetvovax-za3zsy5j6">
               <w:r>
                 <w:rPr>
                   <w:rFonts w:ascii="Arial" w:cs="Arial" w:eastAsia="Arial" w:hAnsi="Arial"/>
@@ -10020,7 +10020,7 @@
               <w:spacing w:after="10" w:before="0"/>
               <w:ind w:left="120"/>
             </w:pPr>
-            <w:hyperlink w:history="1" r:id="rIdxazkvi5n18v5zxajy7jym">
+            <w:hyperlink w:history="1" r:id="rIdvtxpusom9s3qzsmimqiqw">
               <w:r>
                 <w:rPr>
                   <w:rFonts w:ascii="Arial" w:cs="Arial" w:eastAsia="Arial" w:hAnsi="Arial"/>
@@ -10215,7 +10215,7 @@
             <w:pPr>
               <w:spacing w:after="20" w:before="0"/>
             </w:pPr>
-            <w:hyperlink w:history="1" r:id="rIdg0f1lbvswamqg5zpj8q7p">
+            <w:hyperlink w:history="1" r:id="rIdokdc2cfg3qmakmflbw8nh">
               <w:r>
                 <w:rPr>
                   <w:rFonts w:ascii="Arial" w:cs="Arial" w:eastAsia="Arial" w:hAnsi="Arial"/>
@@ -10264,7 +10264,7 @@
               <w:spacing w:after="10" w:before="0"/>
               <w:ind w:left="120"/>
             </w:pPr>
-            <w:hyperlink w:history="1" r:id="rIddy1rttu4ed3df7brjzmmk">
+            <w:hyperlink w:history="1" r:id="rIdaqco2cgsiilbcojvcezu0">
               <w:r>
                 <w:rPr>
                   <w:rFonts w:ascii="Arial" w:cs="Arial" w:eastAsia="Arial" w:hAnsi="Arial"/>
@@ -10309,7 +10309,7 @@
             <w:pPr>
               <w:spacing w:after="20" w:before="0"/>
             </w:pPr>
-            <w:hyperlink w:history="1" r:id="rIdkhyxzxywtfbwrczifx8dj">
+            <w:hyperlink w:history="1" r:id="rIdigigoyyevq8qcplwkufgo">
               <w:r>
                 <w:rPr>
                   <w:rFonts w:ascii="Arial" w:cs="Arial" w:eastAsia="Arial" w:hAnsi="Arial"/>
@@ -10342,7 +10342,7 @@
               <w:spacing w:after="10" w:before="0"/>
               <w:ind w:left="120"/>
             </w:pPr>
-            <w:hyperlink w:history="1" r:id="rId2r0e_yebk61ppnh0tlomy">
+            <w:hyperlink w:history="1" r:id="rIdj_kbbn7-xkvpyia2n-him">
               <w:r>
                 <w:rPr>
                   <w:rFonts w:ascii="Arial" w:cs="Arial" w:eastAsia="Arial" w:hAnsi="Arial"/>
@@ -10537,7 +10537,7 @@
             <w:pPr>
               <w:spacing w:after="20" w:before="0"/>
             </w:pPr>
-            <w:hyperlink w:history="1" r:id="rIdx9pm7gqg-sv59mq17buwr">
+            <w:hyperlink w:history="1" r:id="rIdqwormfg_w0zy-qyb6fbs_">
               <w:r>
                 <w:rPr>
                   <w:rFonts w:ascii="Arial" w:cs="Arial" w:eastAsia="Arial" w:hAnsi="Arial"/>
@@ -10586,7 +10586,7 @@
               <w:spacing w:after="10" w:before="0"/>
               <w:ind w:left="120"/>
             </w:pPr>
-            <w:hyperlink w:history="1" r:id="rIdhntaghkmcnrayby_nxtkm">
+            <w:hyperlink w:history="1" r:id="rId1byetivmspotvonh7w2ko">
               <w:r>
                 <w:rPr>
                   <w:rFonts w:ascii="Arial" w:cs="Arial" w:eastAsia="Arial" w:hAnsi="Arial"/>
@@ -10631,7 +10631,7 @@
             <w:pPr>
               <w:spacing w:after="20" w:before="0"/>
             </w:pPr>
-            <w:hyperlink w:history="1" r:id="rIdskmlsg_odyhmrvdc6redm">
+            <w:hyperlink w:history="1" r:id="rIdgrnihndzxs4ozmfw4xq25">
               <w:r>
                 <w:rPr>
                   <w:rFonts w:ascii="Arial" w:cs="Arial" w:eastAsia="Arial" w:hAnsi="Arial"/>
@@ -10664,7 +10664,7 @@
               <w:spacing w:after="10" w:before="0"/>
               <w:ind w:left="120"/>
             </w:pPr>
-            <w:hyperlink w:history="1" r:id="rIdjkpixov4ctfqwwt2wq1fv">
+            <w:hyperlink w:history="1" r:id="rIdwjkiqt09g1k__9ofbnizm">
               <w:r>
                 <w:rPr>
                   <w:rFonts w:ascii="Arial" w:cs="Arial" w:eastAsia="Arial" w:hAnsi="Arial"/>
@@ -10859,7 +10859,7 @@
             <w:pPr>
               <w:spacing w:after="20" w:before="0"/>
             </w:pPr>
-            <w:hyperlink w:history="1" r:id="rIdg4la80sns0qsn1jengyr_">
+            <w:hyperlink w:history="1" r:id="rIdfprrcp2ogcs3zj91epjau">
               <w:r>
                 <w:rPr>
                   <w:rFonts w:ascii="Arial" w:cs="Arial" w:eastAsia="Arial" w:hAnsi="Arial"/>
@@ -10908,7 +10908,7 @@
               <w:spacing w:after="10" w:before="0"/>
               <w:ind w:left="120"/>
             </w:pPr>
-            <w:hyperlink w:history="1" r:id="rIdtvqzmxlcrdk_9aif6tyhh">
+            <w:hyperlink w:history="1" r:id="rIdbtqbxb19qre8jntc9fbat">
               <w:r>
                 <w:rPr>
                   <w:rFonts w:ascii="Arial" w:cs="Arial" w:eastAsia="Arial" w:hAnsi="Arial"/>
@@ -10953,7 +10953,7 @@
             <w:pPr>
               <w:spacing w:after="20" w:before="0"/>
             </w:pPr>
-            <w:hyperlink w:history="1" r:id="rIdrqf6_ppjqgqlng2dyiz8s">
+            <w:hyperlink w:history="1" r:id="rIdwq4vmut5uftdl2j93wrsl">
               <w:r>
                 <w:rPr>
                   <w:rFonts w:ascii="Arial" w:cs="Arial" w:eastAsia="Arial" w:hAnsi="Arial"/>
@@ -10986,7 +10986,7 @@
               <w:spacing w:after="10" w:before="0"/>
               <w:ind w:left="120"/>
             </w:pPr>
-            <w:hyperlink w:history="1" r:id="rIdblthwlh1qbkkzhhlzwlng">
+            <w:hyperlink w:history="1" r:id="rIdoddla2ufp_1teemhq-2so">
               <w:r>
                 <w:rPr>
                   <w:rFonts w:ascii="Arial" w:cs="Arial" w:eastAsia="Arial" w:hAnsi="Arial"/>
@@ -11498,7 +11498,7 @@
         </w:rPr>
         <w:t xml:space="preserve">© 2026 SeaVuria and ARES. Aligned with KICD objectives. Developed by SeaVuria; technical implementation by ARES (with AI assistance from Claude). Licensed under </w:t>
       </w:r>
-      <w:hyperlink w:history="1" r:id="rIdeno64wgdhwv1fd9vewyh8">
+      <w:hyperlink w:history="1" r:id="rIdkowqa-af1qap-z-ghhawp">
         <w:r>
           <w:rPr>
             <w:rFonts w:ascii="Arial" w:cs="Arial" w:eastAsia="Arial" w:hAnsi="Arial"/>
@@ -11519,7 +11519,7 @@
         </w:rPr>
         <w:t xml:space="preserve"> (</w:t>
       </w:r>
-      <w:hyperlink w:history="1" r:id="rId-8m_glyot83egc4ivmjx-">
+      <w:hyperlink w:history="1" r:id="rIdkomjhltw6gktaiaj6q6up">
         <w:r>
           <w:rPr>
             <w:rFonts w:ascii="Arial" w:cs="Arial" w:eastAsia="Arial" w:hAnsi="Arial"/>
@@ -12532,7 +12532,7 @@
             <w:pPr>
               <w:spacing w:after="20" w:before="0"/>
             </w:pPr>
-            <w:hyperlink w:history="1" r:id="rIdqwpszvmts1myywg1al7ta">
+            <w:hyperlink w:history="1" r:id="rIdybz5etznxzojljtaqjctp">
               <w:r>
                 <w:rPr>
                   <w:rFonts w:ascii="Arial" w:cs="Arial" w:eastAsia="Arial" w:hAnsi="Arial"/>
@@ -12565,7 +12565,7 @@
               <w:spacing w:after="10" w:before="0"/>
               <w:ind w:left="120"/>
             </w:pPr>
-            <w:hyperlink w:history="1" r:id="rId7w16ntjcszrnulaxsskeh">
+            <w:hyperlink w:history="1" r:id="rIdlxu4ragg8n2-58izeq1jn">
               <w:r>
                 <w:rPr>
                   <w:rFonts w:ascii="Arial" w:cs="Arial" w:eastAsia="Arial" w:hAnsi="Arial"/>
@@ -12610,7 +12610,7 @@
             <w:pPr>
               <w:spacing w:after="20" w:before="0"/>
             </w:pPr>
-            <w:hyperlink w:history="1" r:id="rId1wqfjj0zbks5iu7yshzdh">
+            <w:hyperlink w:history="1" r:id="rIdvrzohjss3evsxwge0xcsp">
               <w:r>
                 <w:rPr>
                   <w:rFonts w:ascii="Arial" w:cs="Arial" w:eastAsia="Arial" w:hAnsi="Arial"/>
@@ -12643,7 +12643,7 @@
               <w:spacing w:after="10" w:before="0"/>
               <w:ind w:left="120"/>
             </w:pPr>
-            <w:hyperlink w:history="1" r:id="rIdyan3lsc5uw0op7iibt-h7">
+            <w:hyperlink w:history="1" r:id="rIdllpu1dfbuf9jd1jpvur7j">
               <w:r>
                 <w:rPr>
                   <w:rFonts w:ascii="Arial" w:cs="Arial" w:eastAsia="Arial" w:hAnsi="Arial"/>
@@ -12838,7 +12838,7 @@
             <w:pPr>
               <w:spacing w:after="20" w:before="0"/>
             </w:pPr>
-            <w:hyperlink w:history="1" r:id="rId4owv6s1uspw7trewifm73">
+            <w:hyperlink w:history="1" r:id="rIdjkqrp-od0lurkxzm4fijq">
               <w:r>
                 <w:rPr>
                   <w:rFonts w:ascii="Arial" w:cs="Arial" w:eastAsia="Arial" w:hAnsi="Arial"/>
@@ -12871,7 +12871,7 @@
               <w:spacing w:after="10" w:before="0"/>
               <w:ind w:left="120"/>
             </w:pPr>
-            <w:hyperlink w:history="1" r:id="rIdr2wotott35wjhbanyq1rg">
+            <w:hyperlink w:history="1" r:id="rIdmm2gho1icspxcowvxyac5">
               <w:r>
                 <w:rPr>
                   <w:rFonts w:ascii="Arial" w:cs="Arial" w:eastAsia="Arial" w:hAnsi="Arial"/>
@@ -12916,7 +12916,7 @@
             <w:pPr>
               <w:spacing w:after="20" w:before="0"/>
             </w:pPr>
-            <w:hyperlink w:history="1" r:id="rId0abzomnlm08zpmjw4_koa">
+            <w:hyperlink w:history="1" r:id="rIdiizdqzexqyaojluhpaukp">
               <w:r>
                 <w:rPr>
                   <w:rFonts w:ascii="Arial" w:cs="Arial" w:eastAsia="Arial" w:hAnsi="Arial"/>
@@ -12949,7 +12949,7 @@
               <w:spacing w:after="10" w:before="0"/>
               <w:ind w:left="120"/>
             </w:pPr>
-            <w:hyperlink w:history="1" r:id="rIdvlhh84gericet9sc61sip">
+            <w:hyperlink w:history="1" r:id="rIdyn06ux6vutb4dbyxaoxfv">
               <w:r>
                 <w:rPr>
                   <w:rFonts w:ascii="Arial" w:cs="Arial" w:eastAsia="Arial" w:hAnsi="Arial"/>
@@ -13144,7 +13144,7 @@
             <w:pPr>
               <w:spacing w:after="20" w:before="0"/>
             </w:pPr>
-            <w:hyperlink w:history="1" r:id="rIddfqyn4pk_a-2ornolyj1f">
+            <w:hyperlink w:history="1" r:id="rIdxud9ivn7zkwaeqogh96zb">
               <w:r>
                 <w:rPr>
                   <w:rFonts w:ascii="Arial" w:cs="Arial" w:eastAsia="Arial" w:hAnsi="Arial"/>
@@ -13193,7 +13193,7 @@
               <w:spacing w:after="10" w:before="0"/>
               <w:ind w:left="120"/>
             </w:pPr>
-            <w:hyperlink w:history="1" r:id="rIdsczukijc3gswmsc7bof_0">
+            <w:hyperlink w:history="1" r:id="rIdxxphfzweusjgdkq-om5fd">
               <w:r>
                 <w:rPr>
                   <w:rFonts w:ascii="Arial" w:cs="Arial" w:eastAsia="Arial" w:hAnsi="Arial"/>
@@ -13238,7 +13238,7 @@
             <w:pPr>
               <w:spacing w:after="20" w:before="0"/>
             </w:pPr>
-            <w:hyperlink w:history="1" r:id="rIdbaqdu1bplpleon0mvgeuq">
+            <w:hyperlink w:history="1" r:id="rIdvt9b8xk6ihwjpy3lzsaql">
               <w:r>
                 <w:rPr>
                   <w:rFonts w:ascii="Arial" w:cs="Arial" w:eastAsia="Arial" w:hAnsi="Arial"/>
@@ -13271,7 +13271,7 @@
               <w:spacing w:after="10" w:before="0"/>
               <w:ind w:left="120"/>
             </w:pPr>
-            <w:hyperlink w:history="1" r:id="rId4x8hpineazxk3zh_uwkr7">
+            <w:hyperlink w:history="1" r:id="rId65-xhnvo04bxa3-guqr1o">
               <w:r>
                 <w:rPr>
                   <w:rFonts w:ascii="Arial" w:cs="Arial" w:eastAsia="Arial" w:hAnsi="Arial"/>
@@ -13466,7 +13466,7 @@
             <w:pPr>
               <w:spacing w:after="20" w:before="0"/>
             </w:pPr>
-            <w:hyperlink w:history="1" r:id="rIdhkk6rf2bb0kdhwo8hn-lg">
+            <w:hyperlink w:history="1" r:id="rIdj7ifowhb5mtavne1cgw5e">
               <w:r>
                 <w:rPr>
                   <w:rFonts w:ascii="Arial" w:cs="Arial" w:eastAsia="Arial" w:hAnsi="Arial"/>
@@ -13515,7 +13515,7 @@
               <w:spacing w:after="10" w:before="0"/>
               <w:ind w:left="120"/>
             </w:pPr>
-            <w:hyperlink w:history="1" r:id="rId0r7ejiphk94caxemscsrr">
+            <w:hyperlink w:history="1" r:id="rIdqf2wno7wiz-80u09o5ml1">
               <w:r>
                 <w:rPr>
                   <w:rFonts w:ascii="Arial" w:cs="Arial" w:eastAsia="Arial" w:hAnsi="Arial"/>
@@ -13560,7 +13560,7 @@
             <w:pPr>
               <w:spacing w:after="20" w:before="0"/>
             </w:pPr>
-            <w:hyperlink w:history="1" r:id="rIdrjsu-axbza9qdpobvd8qk">
+            <w:hyperlink w:history="1" r:id="rIdymakux4pnrqjrmiuby5on">
               <w:r>
                 <w:rPr>
                   <w:rFonts w:ascii="Arial" w:cs="Arial" w:eastAsia="Arial" w:hAnsi="Arial"/>
@@ -13593,7 +13593,7 @@
               <w:spacing w:after="10" w:before="0"/>
               <w:ind w:left="120"/>
             </w:pPr>
-            <w:hyperlink w:history="1" r:id="rIdycbp_mdgkeupdm9rh4rma">
+            <w:hyperlink w:history="1" r:id="rId7unorhssokts7efafunxu">
               <w:r>
                 <w:rPr>
                   <w:rFonts w:ascii="Arial" w:cs="Arial" w:eastAsia="Arial" w:hAnsi="Arial"/>
@@ -13788,7 +13788,7 @@
             <w:pPr>
               <w:spacing w:after="20" w:before="0"/>
             </w:pPr>
-            <w:hyperlink w:history="1" r:id="rIdteya_nr1k14hd3bdx12bx">
+            <w:hyperlink w:history="1" r:id="rIdd3jxgawpkrqy3mw5wbiwv">
               <w:r>
                 <w:rPr>
                   <w:rFonts w:ascii="Arial" w:cs="Arial" w:eastAsia="Arial" w:hAnsi="Arial"/>
@@ -13837,7 +13837,7 @@
               <w:spacing w:after="10" w:before="0"/>
               <w:ind w:left="120"/>
             </w:pPr>
-            <w:hyperlink w:history="1" r:id="rId485mcp-2pcihbx4aytl3c">
+            <w:hyperlink w:history="1" r:id="rId5sfrr1cknwvrc9fwd2-ge">
               <w:r>
                 <w:rPr>
                   <w:rFonts w:ascii="Arial" w:cs="Arial" w:eastAsia="Arial" w:hAnsi="Arial"/>
@@ -13882,7 +13882,7 @@
             <w:pPr>
               <w:spacing w:after="20" w:before="0"/>
             </w:pPr>
-            <w:hyperlink w:history="1" r:id="rIdclsgpzoxukzi5q-ej2rl0">
+            <w:hyperlink w:history="1" r:id="rId4mza3xajuuejgqmyql5cw">
               <w:r>
                 <w:rPr>
                   <w:rFonts w:ascii="Arial" w:cs="Arial" w:eastAsia="Arial" w:hAnsi="Arial"/>
@@ -13931,7 +13931,7 @@
               <w:spacing w:after="10" w:before="0"/>
               <w:ind w:left="120"/>
             </w:pPr>
-            <w:hyperlink w:history="1" r:id="rIdvbw-ngujborw2hax6blra">
+            <w:hyperlink w:history="1" r:id="rIdbhg5tfc-_fgqnixn5f4jb">
               <w:r>
                 <w:rPr>
                   <w:rFonts w:ascii="Arial" w:cs="Arial" w:eastAsia="Arial" w:hAnsi="Arial"/>
@@ -14443,7 +14443,7 @@
         </w:rPr>
         <w:t xml:space="preserve">© 2026 SeaVuria and ARES. Aligned with KICD objectives. Developed by SeaVuria; technical implementation by ARES (with AI assistance from Claude). Licensed under </w:t>
       </w:r>
-      <w:hyperlink w:history="1" r:id="rIdb9znwgl4vx9lvcjblcf4p">
+      <w:hyperlink w:history="1" r:id="rId_x0b_r57kdcwyktyjxn5h">
         <w:r>
           <w:rPr>
             <w:rFonts w:ascii="Arial" w:cs="Arial" w:eastAsia="Arial" w:hAnsi="Arial"/>
@@ -14464,7 +14464,7 @@
         </w:rPr>
         <w:t xml:space="preserve"> (</w:t>
       </w:r>
-      <w:hyperlink w:history="1" r:id="rId4sidozhx84tvdsmwiimr8">
+      <w:hyperlink w:history="1" r:id="rIddlzxeyoxbw52n2izmhbau">
         <w:r>
           <w:rPr>
             <w:rFonts w:ascii="Arial" w:cs="Arial" w:eastAsia="Arial" w:hAnsi="Arial"/>
@@ -15477,7 +15477,7 @@
             <w:pPr>
               <w:spacing w:after="20" w:before="0"/>
             </w:pPr>
-            <w:hyperlink w:history="1" r:id="rIdo25pflthvk_ypgdfu4-qw">
+            <w:hyperlink w:history="1" r:id="rIdqila0kao4bmf3qq1mixbd">
               <w:r>
                 <w:rPr>
                   <w:rFonts w:ascii="Arial" w:cs="Arial" w:eastAsia="Arial" w:hAnsi="Arial"/>
@@ -15510,7 +15510,7 @@
               <w:spacing w:after="10" w:before="0"/>
               <w:ind w:left="120"/>
             </w:pPr>
-            <w:hyperlink w:history="1" r:id="rId1iuud_ppt7vjfqqdwjwdy">
+            <w:hyperlink w:history="1" r:id="rIdzzcckstw7jko8lkv9bhra">
               <w:r>
                 <w:rPr>
                   <w:rFonts w:ascii="Arial" w:cs="Arial" w:eastAsia="Arial" w:hAnsi="Arial"/>
@@ -15555,7 +15555,7 @@
             <w:pPr>
               <w:spacing w:after="20" w:before="0"/>
             </w:pPr>
-            <w:hyperlink w:history="1" r:id="rIdaqjt7j7zljmcxesongc5u">
+            <w:hyperlink w:history="1" r:id="rIdlw-ob2iswhslaz5ynqcv6">
               <w:r>
                 <w:rPr>
                   <w:rFonts w:ascii="Arial" w:cs="Arial" w:eastAsia="Arial" w:hAnsi="Arial"/>
@@ -15588,7 +15588,7 @@
               <w:spacing w:after="10" w:before="0"/>
               <w:ind w:left="120"/>
             </w:pPr>
-            <w:hyperlink w:history="1" r:id="rIdgvi6hvfdjbji84laarm7g">
+            <w:hyperlink w:history="1" r:id="rIdj1gbglqljl73rxpn11fgn">
               <w:r>
                 <w:rPr>
                   <w:rFonts w:ascii="Arial" w:cs="Arial" w:eastAsia="Arial" w:hAnsi="Arial"/>
@@ -15783,7 +15783,7 @@
             <w:pPr>
               <w:spacing w:after="20" w:before="0"/>
             </w:pPr>
-            <w:hyperlink w:history="1" r:id="rIdxz9jr7h1zfnvyynwq3tkm">
+            <w:hyperlink w:history="1" r:id="rIdr9rm6oulrss6faxavk0_g">
               <w:r>
                 <w:rPr>
                   <w:rFonts w:ascii="Arial" w:cs="Arial" w:eastAsia="Arial" w:hAnsi="Arial"/>
@@ -15816,7 +15816,7 @@
               <w:spacing w:after="10" w:before="0"/>
               <w:ind w:left="120"/>
             </w:pPr>
-            <w:hyperlink w:history="1" r:id="rIdv5lvgk4mow3pftufk3axn">
+            <w:hyperlink w:history="1" r:id="rIdk-d2pvatgc5cshn6a2kjq">
               <w:r>
                 <w:rPr>
                   <w:rFonts w:ascii="Arial" w:cs="Arial" w:eastAsia="Arial" w:hAnsi="Arial"/>
@@ -15861,7 +15861,7 @@
             <w:pPr>
               <w:spacing w:after="20" w:before="0"/>
             </w:pPr>
-            <w:hyperlink w:history="1" r:id="rId7bwoyw8k-xes5nr9psgzz">
+            <w:hyperlink w:history="1" r:id="rId44bodlgoqpx72kly-pc4w">
               <w:r>
                 <w:rPr>
                   <w:rFonts w:ascii="Arial" w:cs="Arial" w:eastAsia="Arial" w:hAnsi="Arial"/>
@@ -15894,7 +15894,7 @@
               <w:spacing w:after="10" w:before="0"/>
               <w:ind w:left="120"/>
             </w:pPr>
-            <w:hyperlink w:history="1" r:id="rId7bmswujwhqpxrb9x9izri">
+            <w:hyperlink w:history="1" r:id="rIdjbmqq1mfxzc3nzabripvx">
               <w:r>
                 <w:rPr>
                   <w:rFonts w:ascii="Arial" w:cs="Arial" w:eastAsia="Arial" w:hAnsi="Arial"/>
@@ -16089,7 +16089,7 @@
             <w:pPr>
               <w:spacing w:after="20" w:before="0"/>
             </w:pPr>
-            <w:hyperlink w:history="1" r:id="rId0kkfpxb2sy609ku1h7qwb">
+            <w:hyperlink w:history="1" r:id="rIdujan2wkf4smqfuwp5mljh">
               <w:r>
                 <w:rPr>
                   <w:rFonts w:ascii="Arial" w:cs="Arial" w:eastAsia="Arial" w:hAnsi="Arial"/>
@@ -16138,7 +16138,7 @@
               <w:spacing w:after="10" w:before="0"/>
               <w:ind w:left="120"/>
             </w:pPr>
-            <w:hyperlink w:history="1" r:id="rIdxrzn_myrbuoric7korao9">
+            <w:hyperlink w:history="1" r:id="rIdytypbv6wtbxiggethnpvm">
               <w:r>
                 <w:rPr>
                   <w:rFonts w:ascii="Arial" w:cs="Arial" w:eastAsia="Arial" w:hAnsi="Arial"/>
@@ -16183,7 +16183,7 @@
             <w:pPr>
               <w:spacing w:after="20" w:before="0"/>
             </w:pPr>
-            <w:hyperlink w:history="1" r:id="rIdzjuot7ch0mddkkgoncmox">
+            <w:hyperlink w:history="1" r:id="rIdvvjnrdgcpzhltjiyehji_">
               <w:r>
                 <w:rPr>
                   <w:rFonts w:ascii="Arial" w:cs="Arial" w:eastAsia="Arial" w:hAnsi="Arial"/>
@@ -16216,7 +16216,7 @@
               <w:spacing w:after="10" w:before="0"/>
               <w:ind w:left="120"/>
             </w:pPr>
-            <w:hyperlink w:history="1" r:id="rIdjorgktftxppqftel95f2z">
+            <w:hyperlink w:history="1" r:id="rIdkzugte3fxr6x8rlcofqvr">
               <w:r>
                 <w:rPr>
                   <w:rFonts w:ascii="Arial" w:cs="Arial" w:eastAsia="Arial" w:hAnsi="Arial"/>
@@ -16411,7 +16411,7 @@
             <w:pPr>
               <w:spacing w:after="20" w:before="0"/>
             </w:pPr>
-            <w:hyperlink w:history="1" r:id="rIdxxy7ds4vt8apfbv9fw9am">
+            <w:hyperlink w:history="1" r:id="rIdpo_-d94c3svqs9_dvvyyx">
               <w:r>
                 <w:rPr>
                   <w:rFonts w:ascii="Arial" w:cs="Arial" w:eastAsia="Arial" w:hAnsi="Arial"/>
@@ -16460,7 +16460,7 @@
               <w:spacing w:after="10" w:before="0"/>
               <w:ind w:left="120"/>
             </w:pPr>
-            <w:hyperlink w:history="1" r:id="rIdifnwpr7dua0rbipihvueu">
+            <w:hyperlink w:history="1" r:id="rIdqubabbkyng6lsihaned5n">
               <w:r>
                 <w:rPr>
                   <w:rFonts w:ascii="Arial" w:cs="Arial" w:eastAsia="Arial" w:hAnsi="Arial"/>
@@ -16505,7 +16505,7 @@
             <w:pPr>
               <w:spacing w:after="20" w:before="0"/>
             </w:pPr>
-            <w:hyperlink w:history="1" r:id="rId-6pa6uccqsyc3edajyhzx">
+            <w:hyperlink w:history="1" r:id="rIdqkeg5duc8fq897owicgca">
               <w:r>
                 <w:rPr>
                   <w:rFonts w:ascii="Arial" w:cs="Arial" w:eastAsia="Arial" w:hAnsi="Arial"/>
@@ -16538,7 +16538,7 @@
               <w:spacing w:after="10" w:before="0"/>
               <w:ind w:left="120"/>
             </w:pPr>
-            <w:hyperlink w:history="1" r:id="rIdvpkarspwer9gjmqeqcv-p">
+            <w:hyperlink w:history="1" r:id="rIdhz-egqslni4ewxbfitu5o">
               <w:r>
                 <w:rPr>
                   <w:rFonts w:ascii="Arial" w:cs="Arial" w:eastAsia="Arial" w:hAnsi="Arial"/>
@@ -16733,7 +16733,7 @@
             <w:pPr>
               <w:spacing w:after="20" w:before="0"/>
             </w:pPr>
-            <w:hyperlink w:history="1" r:id="rIdmslz_emzh6ohjfdu1ztbx">
+            <w:hyperlink w:history="1" r:id="rId6a0xrg2pvlvxvzkadw3km">
               <w:r>
                 <w:rPr>
                   <w:rFonts w:ascii="Arial" w:cs="Arial" w:eastAsia="Arial" w:hAnsi="Arial"/>
@@ -16782,7 +16782,7 @@
               <w:spacing w:after="10" w:before="0"/>
               <w:ind w:left="120"/>
             </w:pPr>
-            <w:hyperlink w:history="1" r:id="rIdwjx8v0imitc84fzwxy3xq">
+            <w:hyperlink w:history="1" r:id="rId3nxkofgx99ofgndlzjato">
               <w:r>
                 <w:rPr>
                   <w:rFonts w:ascii="Arial" w:cs="Arial" w:eastAsia="Arial" w:hAnsi="Arial"/>
@@ -16827,7 +16827,7 @@
             <w:pPr>
               <w:spacing w:after="20" w:before="0"/>
             </w:pPr>
-            <w:hyperlink w:history="1" r:id="rIdmkg2qubfbt2y30zo9inrx">
+            <w:hyperlink w:history="1" r:id="rIds7bx28tua1iydtxr4124j">
               <w:r>
                 <w:rPr>
                   <w:rFonts w:ascii="Arial" w:cs="Arial" w:eastAsia="Arial" w:hAnsi="Arial"/>
@@ -16860,7 +16860,7 @@
               <w:spacing w:after="10" w:before="0"/>
               <w:ind w:left="120"/>
             </w:pPr>
-            <w:hyperlink w:history="1" r:id="rIdjylibje08uoizqqccyjyc">
+            <w:hyperlink w:history="1" r:id="rIdjj6xnodhddkli-6hfdmch">
               <w:r>
                 <w:rPr>
                   <w:rFonts w:ascii="Arial" w:cs="Arial" w:eastAsia="Arial" w:hAnsi="Arial"/>
@@ -17372,7 +17372,7 @@
         </w:rPr>
         <w:t xml:space="preserve">© 2026 SeaVuria and ARES. Aligned with KICD objectives. Developed by SeaVuria; technical implementation by ARES (with AI assistance from Claude). Licensed under </w:t>
       </w:r>
-      <w:hyperlink w:history="1" r:id="rId4z65ypvmitzjlrxy-xxbg">
+      <w:hyperlink w:history="1" r:id="rId4gxv__0miyowqw7s1ktkq">
         <w:r>
           <w:rPr>
             <w:rFonts w:ascii="Arial" w:cs="Arial" w:eastAsia="Arial" w:hAnsi="Arial"/>
@@ -17393,7 +17393,7 @@
         </w:rPr>
         <w:t xml:space="preserve"> (</w:t>
       </w:r>
-      <w:hyperlink w:history="1" r:id="rIdctwti1vwgugnwgqocmmhj">
+      <w:hyperlink w:history="1" r:id="rIdrc4_g3filgvgg1t6anlrj">
         <w:r>
           <w:rPr>
             <w:rFonts w:ascii="Arial" w:cs="Arial" w:eastAsia="Arial" w:hAnsi="Arial"/>
@@ -18406,7 +18406,7 @@
             <w:pPr>
               <w:spacing w:after="20" w:before="0"/>
             </w:pPr>
-            <w:hyperlink w:history="1" r:id="rIdiw63cfvmw1iv5ngsrklf9">
+            <w:hyperlink w:history="1" r:id="rIdgmicmatdfrc3sjhv4-9yw">
               <w:r>
                 <w:rPr>
                   <w:rFonts w:ascii="Arial" w:cs="Arial" w:eastAsia="Arial" w:hAnsi="Arial"/>
@@ -18439,7 +18439,7 @@
               <w:spacing w:after="10" w:before="0"/>
               <w:ind w:left="120"/>
             </w:pPr>
-            <w:hyperlink w:history="1" r:id="rIdgykbi-fowthylw20ouchp">
+            <w:hyperlink w:history="1" r:id="rId5peg04grj2rxnwxf6uqbq">
               <w:r>
                 <w:rPr>
                   <w:rFonts w:ascii="Arial" w:cs="Arial" w:eastAsia="Arial" w:hAnsi="Arial"/>
@@ -18484,7 +18484,7 @@
             <w:pPr>
               <w:spacing w:after="20" w:before="0"/>
             </w:pPr>
-            <w:hyperlink w:history="1" r:id="rId0lt7fh1f8snyi3bftgvk3">
+            <w:hyperlink w:history="1" r:id="rIdo75avhc6lnx9fbrln6h4g">
               <w:r>
                 <w:rPr>
                   <w:rFonts w:ascii="Arial" w:cs="Arial" w:eastAsia="Arial" w:hAnsi="Arial"/>
@@ -18517,7 +18517,7 @@
               <w:spacing w:after="10" w:before="0"/>
               <w:ind w:left="120"/>
             </w:pPr>
-            <w:hyperlink w:history="1" r:id="rIdjbdouxdbfngx3wxl3pw25">
+            <w:hyperlink w:history="1" r:id="rIdeakr3t65dg_4wh-yanl68">
               <w:r>
                 <w:rPr>
                   <w:rFonts w:ascii="Arial" w:cs="Arial" w:eastAsia="Arial" w:hAnsi="Arial"/>
@@ -18712,7 +18712,7 @@
             <w:pPr>
               <w:spacing w:after="20" w:before="0"/>
             </w:pPr>
-            <w:hyperlink w:history="1" r:id="rIdvg-r3wtizvu53t_vwwggp">
+            <w:hyperlink w:history="1" r:id="rId55wptdknwiui6xpartyx2">
               <w:r>
                 <w:rPr>
                   <w:rFonts w:ascii="Arial" w:cs="Arial" w:eastAsia="Arial" w:hAnsi="Arial"/>
@@ -18745,7 +18745,7 @@
               <w:spacing w:after="10" w:before="0"/>
               <w:ind w:left="120"/>
             </w:pPr>
-            <w:hyperlink w:history="1" r:id="rIdtpcv7ptfiuhxccdajg3om">
+            <w:hyperlink w:history="1" r:id="rIdeloeg58dts5uyznd3qqpy">
               <w:r>
                 <w:rPr>
                   <w:rFonts w:ascii="Arial" w:cs="Arial" w:eastAsia="Arial" w:hAnsi="Arial"/>
@@ -18790,7 +18790,7 @@
             <w:pPr>
               <w:spacing w:after="20" w:before="0"/>
             </w:pPr>
-            <w:hyperlink w:history="1" r:id="rIddeifdckyouta6w1lbezan">
+            <w:hyperlink w:history="1" r:id="rIdzeb34odabjwbjdlrutipi">
               <w:r>
                 <w:rPr>
                   <w:rFonts w:ascii="Arial" w:cs="Arial" w:eastAsia="Arial" w:hAnsi="Arial"/>
@@ -18823,7 +18823,7 @@
               <w:spacing w:after="10" w:before="0"/>
               <w:ind w:left="120"/>
             </w:pPr>
-            <w:hyperlink w:history="1" r:id="rIdw92_ydtkn6othyxn8g6yl">
+            <w:hyperlink w:history="1" r:id="rIdxgajh9-7k_kuwb-rtjl1z">
               <w:r>
                 <w:rPr>
                   <w:rFonts w:ascii="Arial" w:cs="Arial" w:eastAsia="Arial" w:hAnsi="Arial"/>
@@ -19018,7 +19018,7 @@
             <w:pPr>
               <w:spacing w:after="20" w:before="0"/>
             </w:pPr>
-            <w:hyperlink w:history="1" r:id="rIdvf41owxgjzdrwgm4va5g_">
+            <w:hyperlink w:history="1" r:id="rIdhce3f7hu-san_q3lb1xxq">
               <w:r>
                 <w:rPr>
                   <w:rFonts w:ascii="Arial" w:cs="Arial" w:eastAsia="Arial" w:hAnsi="Arial"/>
@@ -19067,7 +19067,7 @@
               <w:spacing w:after="10" w:before="0"/>
               <w:ind w:left="120"/>
             </w:pPr>
-            <w:hyperlink w:history="1" r:id="rIdupqxb8rd8suwpyzz38s11">
+            <w:hyperlink w:history="1" r:id="rIdtg4jkqnxn6sthlj4axu_b">
               <w:r>
                 <w:rPr>
                   <w:rFonts w:ascii="Arial" w:cs="Arial" w:eastAsia="Arial" w:hAnsi="Arial"/>
@@ -19112,7 +19112,7 @@
             <w:pPr>
               <w:spacing w:after="20" w:before="0"/>
             </w:pPr>
-            <w:hyperlink w:history="1" r:id="rIdqkfjexvri8mydgyqv_32y">
+            <w:hyperlink w:history="1" r:id="rIdmx-utstyvqo1ngfsn49he">
               <w:r>
                 <w:rPr>
                   <w:rFonts w:ascii="Arial" w:cs="Arial" w:eastAsia="Arial" w:hAnsi="Arial"/>
@@ -19145,7 +19145,7 @@
               <w:spacing w:after="10" w:before="0"/>
               <w:ind w:left="120"/>
             </w:pPr>
-            <w:hyperlink w:history="1" r:id="rIdyzgvmic5-ugq_in5k9qu7">
+            <w:hyperlink w:history="1" r:id="rId681oc4dj-ddj2tjpkyzhm">
               <w:r>
                 <w:rPr>
                   <w:rFonts w:ascii="Arial" w:cs="Arial" w:eastAsia="Arial" w:hAnsi="Arial"/>
@@ -19340,7 +19340,7 @@
             <w:pPr>
               <w:spacing w:after="20" w:before="0"/>
             </w:pPr>
-            <w:hyperlink w:history="1" r:id="rIdbkenxxaimzkfzpt5gbbbd">
+            <w:hyperlink w:history="1" r:id="rId68hrmdxberlcf9xyn6pd1">
               <w:r>
                 <w:rPr>
                   <w:rFonts w:ascii="Arial" w:cs="Arial" w:eastAsia="Arial" w:hAnsi="Arial"/>
@@ -19389,7 +19389,7 @@
               <w:spacing w:after="10" w:before="0"/>
               <w:ind w:left="120"/>
             </w:pPr>
-            <w:hyperlink w:history="1" r:id="rIdsy7te6qhg4vr4q9tbiagh">
+            <w:hyperlink w:history="1" r:id="rIdsgyqqfklcpbvkynz-4wqm">
               <w:r>
                 <w:rPr>
                   <w:rFonts w:ascii="Arial" w:cs="Arial" w:eastAsia="Arial" w:hAnsi="Arial"/>
@@ -19434,7 +19434,7 @@
             <w:pPr>
               <w:spacing w:after="20" w:before="0"/>
             </w:pPr>
-            <w:hyperlink w:history="1" r:id="rIdern6vm7vs8927nnyvjqjc">
+            <w:hyperlink w:history="1" r:id="rIdjctkynuao0quvjpcfkyb5">
               <w:r>
                 <w:rPr>
                   <w:rFonts w:ascii="Arial" w:cs="Arial" w:eastAsia="Arial" w:hAnsi="Arial"/>
@@ -19467,7 +19467,7 @@
               <w:spacing w:after="10" w:before="0"/>
               <w:ind w:left="120"/>
             </w:pPr>
-            <w:hyperlink w:history="1" r:id="rId8selb3sw-ixhuu_nanqjs">
+            <w:hyperlink w:history="1" r:id="rIdvy3xj6ndbkbvpj8bji1fh">
               <w:r>
                 <w:rPr>
                   <w:rFonts w:ascii="Arial" w:cs="Arial" w:eastAsia="Arial" w:hAnsi="Arial"/>
@@ -19662,7 +19662,7 @@
             <w:pPr>
               <w:spacing w:after="20" w:before="0"/>
             </w:pPr>
-            <w:hyperlink w:history="1" r:id="rIddrimnggrwuvdcssbl2cw2">
+            <w:hyperlink w:history="1" r:id="rIdizv6_4marrnnkzdrklxyy">
               <w:r>
                 <w:rPr>
                   <w:rFonts w:ascii="Arial" w:cs="Arial" w:eastAsia="Arial" w:hAnsi="Arial"/>
@@ -19711,7 +19711,7 @@
               <w:spacing w:after="10" w:before="0"/>
               <w:ind w:left="120"/>
             </w:pPr>
-            <w:hyperlink w:history="1" r:id="rIdhqkrlomzaq5tobf2bq3k6">
+            <w:hyperlink w:history="1" r:id="rIde2bqdyhzzcx41eqkojjat">
               <w:r>
                 <w:rPr>
                   <w:rFonts w:ascii="Arial" w:cs="Arial" w:eastAsia="Arial" w:hAnsi="Arial"/>
@@ -19756,7 +19756,7 @@
             <w:pPr>
               <w:spacing w:after="20" w:before="0"/>
             </w:pPr>
-            <w:hyperlink w:history="1" r:id="rId7u47azswdeyyhcj1yk9cj">
+            <w:hyperlink w:history="1" r:id="rIdxikwy5oqetn0dxl-0pjrg">
               <w:r>
                 <w:rPr>
                   <w:rFonts w:ascii="Arial" w:cs="Arial" w:eastAsia="Arial" w:hAnsi="Arial"/>
@@ -19789,7 +19789,7 @@
               <w:spacing w:after="10" w:before="0"/>
               <w:ind w:left="120"/>
             </w:pPr>
-            <w:hyperlink w:history="1" r:id="rIdn_cgk83yezbvrjgpmfqor">
+            <w:hyperlink w:history="1" r:id="rIdm53cvnrsmiye3dq2a3fqb">
               <w:r>
                 <w:rPr>
                   <w:rFonts w:ascii="Arial" w:cs="Arial" w:eastAsia="Arial" w:hAnsi="Arial"/>
@@ -20301,7 +20301,7 @@
         </w:rPr>
         <w:t xml:space="preserve">© 2026 SeaVuria and ARES. Aligned with KICD objectives. Developed by SeaVuria; technical implementation by ARES (with AI assistance from Claude). Licensed under </w:t>
       </w:r>
-      <w:hyperlink w:history="1" r:id="rIdybnzhxs5vziaj7u-rqmae">
+      <w:hyperlink w:history="1" r:id="rIdabo2dzldsmvisl3iemsfw">
         <w:r>
           <w:rPr>
             <w:rFonts w:ascii="Arial" w:cs="Arial" w:eastAsia="Arial" w:hAnsi="Arial"/>
@@ -20322,7 +20322,7 @@
         </w:rPr>
         <w:t xml:space="preserve"> (</w:t>
       </w:r>
-      <w:hyperlink w:history="1" r:id="rIdyw_y59ewxyzxjbwfwkiej">
+      <w:hyperlink w:history="1" r:id="rIddg285sqfcppacwqwoojrf">
         <w:r>
           <w:rPr>
             <w:rFonts w:ascii="Arial" w:cs="Arial" w:eastAsia="Arial" w:hAnsi="Arial"/>
@@ -21335,7 +21335,7 @@
             <w:pPr>
               <w:spacing w:after="20" w:before="0"/>
             </w:pPr>
-            <w:hyperlink w:history="1" r:id="rId1x8-oxpsfidw30fxp3m9r">
+            <w:hyperlink w:history="1" r:id="rId5hpglihgt8xunostjffwu">
               <w:r>
                 <w:rPr>
                   <w:rFonts w:ascii="Arial" w:cs="Arial" w:eastAsia="Arial" w:hAnsi="Arial"/>
@@ -21368,7 +21368,7 @@
               <w:spacing w:after="10" w:before="0"/>
               <w:ind w:left="120"/>
             </w:pPr>
-            <w:hyperlink w:history="1" r:id="rIdy601sdds_k7_wk1mtiamp">
+            <w:hyperlink w:history="1" r:id="rIdcvu1g_cngng4o1vyceosc">
               <w:r>
                 <w:rPr>
                   <w:rFonts w:ascii="Arial" w:cs="Arial" w:eastAsia="Arial" w:hAnsi="Arial"/>
@@ -21413,7 +21413,7 @@
             <w:pPr>
               <w:spacing w:after="20" w:before="0"/>
             </w:pPr>
-            <w:hyperlink w:history="1" r:id="rId_0ixekef_w7yeroxzuesf">
+            <w:hyperlink w:history="1" r:id="rIdnsfpegonkmr3jismkszlr">
               <w:r>
                 <w:rPr>
                   <w:rFonts w:ascii="Arial" w:cs="Arial" w:eastAsia="Arial" w:hAnsi="Arial"/>
@@ -21446,7 +21446,7 @@
               <w:spacing w:after="10" w:before="0"/>
               <w:ind w:left="120"/>
             </w:pPr>
-            <w:hyperlink w:history="1" r:id="rIdf4pgxv5qi81v0p21_oxtr">
+            <w:hyperlink w:history="1" r:id="rIdfmozujurppukr7wnwv-u9">
               <w:r>
                 <w:rPr>
                   <w:rFonts w:ascii="Arial" w:cs="Arial" w:eastAsia="Arial" w:hAnsi="Arial"/>
@@ -21641,7 +21641,7 @@
             <w:pPr>
               <w:spacing w:after="20" w:before="0"/>
             </w:pPr>
-            <w:hyperlink w:history="1" r:id="rIddq2cxjlv89xcthaqolvud">
+            <w:hyperlink w:history="1" r:id="rIdf1pdkb9r3rv_jb0kf16fu">
               <w:r>
                 <w:rPr>
                   <w:rFonts w:ascii="Arial" w:cs="Arial" w:eastAsia="Arial" w:hAnsi="Arial"/>
@@ -21674,7 +21674,7 @@
               <w:spacing w:after="10" w:before="0"/>
               <w:ind w:left="120"/>
             </w:pPr>
-            <w:hyperlink w:history="1" r:id="rIdw40csbnipjunzh3epcgi0">
+            <w:hyperlink w:history="1" r:id="rIdtsvb-g0fbi3vbg4kj_gyn">
               <w:r>
                 <w:rPr>
                   <w:rFonts w:ascii="Arial" w:cs="Arial" w:eastAsia="Arial" w:hAnsi="Arial"/>
@@ -21719,7 +21719,7 @@
             <w:pPr>
               <w:spacing w:after="20" w:before="0"/>
             </w:pPr>
-            <w:hyperlink w:history="1" r:id="rId8jvangn-wiznqm239pwnh">
+            <w:hyperlink w:history="1" r:id="rIdki_pzxluw3qqauwrdiyaq">
               <w:r>
                 <w:rPr>
                   <w:rFonts w:ascii="Arial" w:cs="Arial" w:eastAsia="Arial" w:hAnsi="Arial"/>
@@ -21752,7 +21752,7 @@
               <w:spacing w:after="10" w:before="0"/>
               <w:ind w:left="120"/>
             </w:pPr>
-            <w:hyperlink w:history="1" r:id="rId21qg6obcmbpmavgsecora">
+            <w:hyperlink w:history="1" r:id="rIdpu9hwnjxwzm-efudyu3vt">
               <w:r>
                 <w:rPr>
                   <w:rFonts w:ascii="Arial" w:cs="Arial" w:eastAsia="Arial" w:hAnsi="Arial"/>
@@ -21947,7 +21947,7 @@
             <w:pPr>
               <w:spacing w:after="20" w:before="0"/>
             </w:pPr>
-            <w:hyperlink w:history="1" r:id="rIdmwanqkdamqxhnngmtz-2p">
+            <w:hyperlink w:history="1" r:id="rIdoasil6g4acgqyxr2kv_zr">
               <w:r>
                 <w:rPr>
                   <w:rFonts w:ascii="Arial" w:cs="Arial" w:eastAsia="Arial" w:hAnsi="Arial"/>
@@ -21980,7 +21980,7 @@
               <w:spacing w:after="10" w:before="0"/>
               <w:ind w:left="120"/>
             </w:pPr>
-            <w:hyperlink w:history="1" r:id="rIdyr5a_uhpn9mlxudwtl0su">
+            <w:hyperlink w:history="1" r:id="rId2b35kdbbe6nw6gemq2xlp">
               <w:r>
                 <w:rPr>
                   <w:rFonts w:ascii="Arial" w:cs="Arial" w:eastAsia="Arial" w:hAnsi="Arial"/>
@@ -22025,7 +22025,7 @@
             <w:pPr>
               <w:spacing w:after="20" w:before="0"/>
             </w:pPr>
-            <w:hyperlink w:history="1" r:id="rIdjurkzo8zukl4kt4vwusfj">
+            <w:hyperlink w:history="1" r:id="rId_zysu8flg5ior9peuiaus">
               <w:r>
                 <w:rPr>
                   <w:rFonts w:ascii="Arial" w:cs="Arial" w:eastAsia="Arial" w:hAnsi="Arial"/>
@@ -22058,7 +22058,7 @@
               <w:spacing w:after="10" w:before="0"/>
               <w:ind w:left="120"/>
             </w:pPr>
-            <w:hyperlink w:history="1" r:id="rIdle2e8l2p4iqlbuzkynaye">
+            <w:hyperlink w:history="1" r:id="rIdfbnug2gwx8ibqw50mkdvt">
               <w:r>
                 <w:rPr>
                   <w:rFonts w:ascii="Arial" w:cs="Arial" w:eastAsia="Arial" w:hAnsi="Arial"/>
@@ -22253,7 +22253,7 @@
             <w:pPr>
               <w:spacing w:after="20" w:before="0"/>
             </w:pPr>
-            <w:hyperlink w:history="1" r:id="rIdatgcacfj46r6urd_24ehh">
+            <w:hyperlink w:history="1" r:id="rIdpkn_uzveyqijhlvmws762">
               <w:r>
                 <w:rPr>
                   <w:rFonts w:ascii="Arial" w:cs="Arial" w:eastAsia="Arial" w:hAnsi="Arial"/>
@@ -22286,7 +22286,7 @@
               <w:spacing w:after="10" w:before="0"/>
               <w:ind w:left="120"/>
             </w:pPr>
-            <w:hyperlink w:history="1" r:id="rIdgw1yqxgtxwu6k3yg9o1aj">
+            <w:hyperlink w:history="1" r:id="rIdx1isy_v0reqj_xsqvzvn6">
               <w:r>
                 <w:rPr>
                   <w:rFonts w:ascii="Arial" w:cs="Arial" w:eastAsia="Arial" w:hAnsi="Arial"/>
@@ -22331,7 +22331,7 @@
             <w:pPr>
               <w:spacing w:after="20" w:before="0"/>
             </w:pPr>
-            <w:hyperlink w:history="1" r:id="rIdt-68xoyzs4mn0-gkf_xof">
+            <w:hyperlink w:history="1" r:id="rIdebif2nf0avode8ixk9z5w">
               <w:r>
                 <w:rPr>
                   <w:rFonts w:ascii="Arial" w:cs="Arial" w:eastAsia="Arial" w:hAnsi="Arial"/>
@@ -22364,7 +22364,7 @@
               <w:spacing w:after="10" w:before="0"/>
               <w:ind w:left="120"/>
             </w:pPr>
-            <w:hyperlink w:history="1" r:id="rIdkuv8wu1nvb5-q6zy54kgo">
+            <w:hyperlink w:history="1" r:id="rId6fusoovv93wuom80vsyrw">
               <w:r>
                 <w:rPr>
                   <w:rFonts w:ascii="Arial" w:cs="Arial" w:eastAsia="Arial" w:hAnsi="Arial"/>
@@ -22559,7 +22559,7 @@
             <w:pPr>
               <w:spacing w:after="20" w:before="0"/>
             </w:pPr>
-            <w:hyperlink w:history="1" r:id="rIdnbxgbafkxf59i2clwwfon">
+            <w:hyperlink w:history="1" r:id="rIdmhaocaxvv1x3j1o5lzqjz">
               <w:r>
                 <w:rPr>
                   <w:rFonts w:ascii="Arial" w:cs="Arial" w:eastAsia="Arial" w:hAnsi="Arial"/>
@@ -22608,7 +22608,7 @@
               <w:spacing w:after="10" w:before="0"/>
               <w:ind w:left="120"/>
             </w:pPr>
-            <w:hyperlink w:history="1" r:id="rIdotayuirf1qbwt8jvpqolc">
+            <w:hyperlink w:history="1" r:id="rIddaw63f4fixj4qozecde5x">
               <w:r>
                 <w:rPr>
                   <w:rFonts w:ascii="Arial" w:cs="Arial" w:eastAsia="Arial" w:hAnsi="Arial"/>
@@ -22653,7 +22653,7 @@
             <w:pPr>
               <w:spacing w:after="20" w:before="0"/>
             </w:pPr>
-            <w:hyperlink w:history="1" r:id="rIdytafcn28lw-rziivyy4ej">
+            <w:hyperlink w:history="1" r:id="rId1irtyecb9jnzm7x96ifge">
               <w:r>
                 <w:rPr>
                   <w:rFonts w:ascii="Arial" w:cs="Arial" w:eastAsia="Arial" w:hAnsi="Arial"/>
@@ -22686,7 +22686,7 @@
               <w:spacing w:after="10" w:before="0"/>
               <w:ind w:left="120"/>
             </w:pPr>
-            <w:hyperlink w:history="1" r:id="rIdsqrsm6i7wcd18_vfjbo-4">
+            <w:hyperlink w:history="1" r:id="rIdp_yzzmpc1catel4lg2mc-">
               <w:r>
                 <w:rPr>
                   <w:rFonts w:ascii="Arial" w:cs="Arial" w:eastAsia="Arial" w:hAnsi="Arial"/>
@@ -23198,7 +23198,7 @@
         </w:rPr>
         <w:t xml:space="preserve">© 2026 SeaVuria and ARES. Aligned with KICD objectives. Developed by SeaVuria; technical implementation by ARES (with AI assistance from Claude). Licensed under </w:t>
       </w:r>
-      <w:hyperlink w:history="1" r:id="rIdnj29xslxeh6llhs_n-tuu">
+      <w:hyperlink w:history="1" r:id="rIdlmjh6f5bi7kurkr7kwc5w">
         <w:r>
           <w:rPr>
             <w:rFonts w:ascii="Arial" w:cs="Arial" w:eastAsia="Arial" w:hAnsi="Arial"/>
@@ -23219,7 +23219,7 @@
         </w:rPr>
         <w:t xml:space="preserve"> (</w:t>
       </w:r>
-      <w:hyperlink w:history="1" r:id="rIdynselu9o8nfklhfknib87">
+      <w:hyperlink w:history="1" r:id="rIdsi-fedpchkftbkilz3utc">
         <w:r>
           <w:rPr>
             <w:rFonts w:ascii="Arial" w:cs="Arial" w:eastAsia="Arial" w:hAnsi="Arial"/>
@@ -24232,7 +24232,7 @@
             <w:pPr>
               <w:spacing w:after="20" w:before="0"/>
             </w:pPr>
-            <w:hyperlink w:history="1" r:id="rIdldiefczdfbqn5mblppxmv">
+            <w:hyperlink w:history="1" r:id="rIdmr17snxnufclxsmrpx7jb">
               <w:r>
                 <w:rPr>
                   <w:rFonts w:ascii="Arial" w:cs="Arial" w:eastAsia="Arial" w:hAnsi="Arial"/>
@@ -24265,7 +24265,7 @@
               <w:spacing w:after="10" w:before="0"/>
               <w:ind w:left="120"/>
             </w:pPr>
-            <w:hyperlink w:history="1" r:id="rIdhbvk_zlsvnmprh8hpwc0v">
+            <w:hyperlink w:history="1" r:id="rIdgvdberbgpbfhyzgnbc3lk">
               <w:r>
                 <w:rPr>
                   <w:rFonts w:ascii="Arial" w:cs="Arial" w:eastAsia="Arial" w:hAnsi="Arial"/>
@@ -24310,7 +24310,7 @@
             <w:pPr>
               <w:spacing w:after="20" w:before="0"/>
             </w:pPr>
-            <w:hyperlink w:history="1" r:id="rIdp2rihryju_iabofaq4q5t">
+            <w:hyperlink w:history="1" r:id="rIdd471cceoa8uwecjhp_a6e">
               <w:r>
                 <w:rPr>
                   <w:rFonts w:ascii="Arial" w:cs="Arial" w:eastAsia="Arial" w:hAnsi="Arial"/>
@@ -24343,7 +24343,7 @@
               <w:spacing w:after="10" w:before="0"/>
               <w:ind w:left="120"/>
             </w:pPr>
-            <w:hyperlink w:history="1" r:id="rIdoy3qlxmjwfvpdredlgatn">
+            <w:hyperlink w:history="1" r:id="rIdju4fkpxan9zsurfhlqvo0">
               <w:r>
                 <w:rPr>
                   <w:rFonts w:ascii="Arial" w:cs="Arial" w:eastAsia="Arial" w:hAnsi="Arial"/>
@@ -24538,7 +24538,7 @@
             <w:pPr>
               <w:spacing w:after="20" w:before="0"/>
             </w:pPr>
-            <w:hyperlink w:history="1" r:id="rIddj9crm13krgab3x6qe5wa">
+            <w:hyperlink w:history="1" r:id="rIdyfxfscncm2wyzrplph7bl">
               <w:r>
                 <w:rPr>
                   <w:rFonts w:ascii="Arial" w:cs="Arial" w:eastAsia="Arial" w:hAnsi="Arial"/>
@@ -24571,7 +24571,7 @@
               <w:spacing w:after="10" w:before="0"/>
               <w:ind w:left="120"/>
             </w:pPr>
-            <w:hyperlink w:history="1" r:id="rIdly9jwu_hr1t44fxnj6czt">
+            <w:hyperlink w:history="1" r:id="rIdnvg5kbzqr3fmtyaaqbydv">
               <w:r>
                 <w:rPr>
                   <w:rFonts w:ascii="Arial" w:cs="Arial" w:eastAsia="Arial" w:hAnsi="Arial"/>
@@ -24616,7 +24616,7 @@
             <w:pPr>
               <w:spacing w:after="20" w:before="0"/>
             </w:pPr>
-            <w:hyperlink w:history="1" r:id="rId3uxycyrao5ysw9v8h329c">
+            <w:hyperlink w:history="1" r:id="rIdvsimmuykky-phgzrwxo9a">
               <w:r>
                 <w:rPr>
                   <w:rFonts w:ascii="Arial" w:cs="Arial" w:eastAsia="Arial" w:hAnsi="Arial"/>
@@ -24649,7 +24649,7 @@
               <w:spacing w:after="10" w:before="0"/>
               <w:ind w:left="120"/>
             </w:pPr>
-            <w:hyperlink w:history="1" r:id="rIdmcnxonsm-a6g9u_huxe-s">
+            <w:hyperlink w:history="1" r:id="rIdep7l5g54wgeh7rlitvwpo">
               <w:r>
                 <w:rPr>
                   <w:rFonts w:ascii="Arial" w:cs="Arial" w:eastAsia="Arial" w:hAnsi="Arial"/>
@@ -24844,7 +24844,7 @@
             <w:pPr>
               <w:spacing w:after="20" w:before="0"/>
             </w:pPr>
-            <w:hyperlink w:history="1" r:id="rIdljkswkiq9yd4hoen2yasr">
+            <w:hyperlink w:history="1" r:id="rIdpbuyc5vy5g_kg1eyjkhxj">
               <w:r>
                 <w:rPr>
                   <w:rFonts w:ascii="Arial" w:cs="Arial" w:eastAsia="Arial" w:hAnsi="Arial"/>
@@ -24893,7 +24893,7 @@
               <w:spacing w:after="10" w:before="0"/>
               <w:ind w:left="120"/>
             </w:pPr>
-            <w:hyperlink w:history="1" r:id="rIdgnvkkhnf13nfvtnseurwj">
+            <w:hyperlink w:history="1" r:id="rIdf1qzejifh3hrjuj6ytjga">
               <w:r>
                 <w:rPr>
                   <w:rFonts w:ascii="Arial" w:cs="Arial" w:eastAsia="Arial" w:hAnsi="Arial"/>
@@ -24938,7 +24938,7 @@
             <w:pPr>
               <w:spacing w:after="20" w:before="0"/>
             </w:pPr>
-            <w:hyperlink w:history="1" r:id="rIdzlmyhggnf3vptpkrl769x">
+            <w:hyperlink w:history="1" r:id="rIdomg3nn5owsre7zsq4byzv">
               <w:r>
                 <w:rPr>
                   <w:rFonts w:ascii="Arial" w:cs="Arial" w:eastAsia="Arial" w:hAnsi="Arial"/>
@@ -24971,7 +24971,7 @@
               <w:spacing w:after="10" w:before="0"/>
               <w:ind w:left="120"/>
             </w:pPr>
-            <w:hyperlink w:history="1" r:id="rIduqflzkyizthbted4anlq7">
+            <w:hyperlink w:history="1" r:id="rIdgpcy7_jvfxclzpamu90pp">
               <w:r>
                 <w:rPr>
                   <w:rFonts w:ascii="Arial" w:cs="Arial" w:eastAsia="Arial" w:hAnsi="Arial"/>
@@ -25166,7 +25166,7 @@
             <w:pPr>
               <w:spacing w:after="20" w:before="0"/>
             </w:pPr>
-            <w:hyperlink w:history="1" r:id="rIdkqd3aeicdk46sz6lyib1w">
+            <w:hyperlink w:history="1" r:id="rIdfndee54hbkmybnkxejph-">
               <w:r>
                 <w:rPr>
                   <w:rFonts w:ascii="Arial" w:cs="Arial" w:eastAsia="Arial" w:hAnsi="Arial"/>
@@ -25215,7 +25215,7 @@
               <w:spacing w:after="10" w:before="0"/>
               <w:ind w:left="120"/>
             </w:pPr>
-            <w:hyperlink w:history="1" r:id="rIdqy5r62fupu71np2klxibo">
+            <w:hyperlink w:history="1" r:id="rIdscov7awzjlclltxps11d9">
               <w:r>
                 <w:rPr>
                   <w:rFonts w:ascii="Arial" w:cs="Arial" w:eastAsia="Arial" w:hAnsi="Arial"/>
@@ -25260,7 +25260,7 @@
             <w:pPr>
               <w:spacing w:after="20" w:before="0"/>
             </w:pPr>
-            <w:hyperlink w:history="1" r:id="rIdhyb7cuflsq8t_smminwm5">
+            <w:hyperlink w:history="1" r:id="rIdzzehb7buo6bwrhoz9fljz">
               <w:r>
                 <w:rPr>
                   <w:rFonts w:ascii="Arial" w:cs="Arial" w:eastAsia="Arial" w:hAnsi="Arial"/>
@@ -25293,7 +25293,7 @@
               <w:spacing w:after="10" w:before="0"/>
               <w:ind w:left="120"/>
             </w:pPr>
-            <w:hyperlink w:history="1" r:id="rIdr3xenjq-_y4jpfgc14sji">
+            <w:hyperlink w:history="1" r:id="rIdk3qzx6sxmwwxrshdhkdvx">
               <w:r>
                 <w:rPr>
                   <w:rFonts w:ascii="Arial" w:cs="Arial" w:eastAsia="Arial" w:hAnsi="Arial"/>
@@ -25488,7 +25488,7 @@
             <w:pPr>
               <w:spacing w:after="20" w:before="0"/>
             </w:pPr>
-            <w:hyperlink w:history="1" r:id="rIdfkb1vgw39ifrgwqpm18t0">
+            <w:hyperlink w:history="1" r:id="rIdghdfl2jtecnycuxqmdetw">
               <w:r>
                 <w:rPr>
                   <w:rFonts w:ascii="Arial" w:cs="Arial" w:eastAsia="Arial" w:hAnsi="Arial"/>
@@ -25521,7 +25521,7 @@
               <w:spacing w:after="10" w:before="0"/>
               <w:ind w:left="120"/>
             </w:pPr>
-            <w:hyperlink w:history="1" r:id="rIduc2mp2s-atm73dmxdncx3">
+            <w:hyperlink w:history="1" r:id="rId0s-mlh-ihyefcvckk0all">
               <w:r>
                 <w:rPr>
                   <w:rFonts w:ascii="Arial" w:cs="Arial" w:eastAsia="Arial" w:hAnsi="Arial"/>
@@ -25566,7 +25566,7 @@
             <w:pPr>
               <w:spacing w:after="20" w:before="0"/>
             </w:pPr>
-            <w:hyperlink w:history="1" r:id="rIdjzetgl7crgbhlgo2q2ro0">
+            <w:hyperlink w:history="1" r:id="rIdlqld6in_slh7pyzi7pzlv">
               <w:r>
                 <w:rPr>
                   <w:rFonts w:ascii="Arial" w:cs="Arial" w:eastAsia="Arial" w:hAnsi="Arial"/>
@@ -25599,7 +25599,7 @@
               <w:spacing w:after="10" w:before="0"/>
               <w:ind w:left="120"/>
             </w:pPr>
-            <w:hyperlink w:history="1" r:id="rIdxj9isamas8jnomhqhqxmi">
+            <w:hyperlink w:history="1" r:id="rIdiea7aslvmoywupcag7uz9">
               <w:r>
                 <w:rPr>
                   <w:rFonts w:ascii="Arial" w:cs="Arial" w:eastAsia="Arial" w:hAnsi="Arial"/>
@@ -26111,7 +26111,7 @@
         </w:rPr>
         <w:t xml:space="preserve">© 2026 SeaVuria and ARES. Aligned with KICD objectives. Developed by SeaVuria; technical implementation by ARES (with AI assistance from Claude). Licensed under </w:t>
       </w:r>
-      <w:hyperlink w:history="1" r:id="rIdmen8xfin7yotu012iwcyp">
+      <w:hyperlink w:history="1" r:id="rIdrek1shvrybp4sbcov8i7f">
         <w:r>
           <w:rPr>
             <w:rFonts w:ascii="Arial" w:cs="Arial" w:eastAsia="Arial" w:hAnsi="Arial"/>
@@ -26132,7 +26132,7 @@
         </w:rPr>
         <w:t xml:space="preserve"> (</w:t>
       </w:r>
-      <w:hyperlink w:history="1" r:id="rIdbqufqkcg6eomden9ularx">
+      <w:hyperlink w:history="1" r:id="rIdxn-h_lwxx5aq6rwormnwr">
         <w:r>
           <w:rPr>
             <w:rFonts w:ascii="Arial" w:cs="Arial" w:eastAsia="Arial" w:hAnsi="Arial"/>
@@ -27145,7 +27145,7 @@
             <w:pPr>
               <w:spacing w:after="20" w:before="0"/>
             </w:pPr>
-            <w:hyperlink w:history="1" r:id="rIdvrnp5paou9xoydzyydiqr">
+            <w:hyperlink w:history="1" r:id="rIdjdnmum6zizkq9lnx8t9wy">
               <w:r>
                 <w:rPr>
                   <w:rFonts w:ascii="Arial" w:cs="Arial" w:eastAsia="Arial" w:hAnsi="Arial"/>
@@ -27178,7 +27178,7 @@
               <w:spacing w:after="10" w:before="0"/>
               <w:ind w:left="120"/>
             </w:pPr>
-            <w:hyperlink w:history="1" r:id="rIdkng7c4klxeykqksosront">
+            <w:hyperlink w:history="1" r:id="rId-5rgnpah5vcvfdezive-w">
               <w:r>
                 <w:rPr>
                   <w:rFonts w:ascii="Arial" w:cs="Arial" w:eastAsia="Arial" w:hAnsi="Arial"/>
@@ -27223,7 +27223,7 @@
             <w:pPr>
               <w:spacing w:after="20" w:before="0"/>
             </w:pPr>
-            <w:hyperlink w:history="1" r:id="rIdfq2j__oq4fwcj7dzjxqp5">
+            <w:hyperlink w:history="1" r:id="rIdesjsibje5buebgp0socss">
               <w:r>
                 <w:rPr>
                   <w:rFonts w:ascii="Arial" w:cs="Arial" w:eastAsia="Arial" w:hAnsi="Arial"/>
@@ -27256,7 +27256,7 @@
               <w:spacing w:after="10" w:before="0"/>
               <w:ind w:left="120"/>
             </w:pPr>
-            <w:hyperlink w:history="1" r:id="rIdvv626odwzurdcokl2t6vm">
+            <w:hyperlink w:history="1" r:id="rIdl7f1tuvu8fqekhm75dy7c">
               <w:r>
                 <w:rPr>
                   <w:rFonts w:ascii="Arial" w:cs="Arial" w:eastAsia="Arial" w:hAnsi="Arial"/>
@@ -27451,7 +27451,7 @@
             <w:pPr>
               <w:spacing w:after="20" w:before="0"/>
             </w:pPr>
-            <w:hyperlink w:history="1" r:id="rIdassrplbbqd4q2yzwxhjmh">
+            <w:hyperlink w:history="1" r:id="rIdmsi2vlw0_rsbgfhgoz_f0">
               <w:r>
                 <w:rPr>
                   <w:rFonts w:ascii="Arial" w:cs="Arial" w:eastAsia="Arial" w:hAnsi="Arial"/>
@@ -27484,7 +27484,7 @@
               <w:spacing w:after="10" w:before="0"/>
               <w:ind w:left="120"/>
             </w:pPr>
-            <w:hyperlink w:history="1" r:id="rIdevtlmjxdhhqq3zphbslhp">
+            <w:hyperlink w:history="1" r:id="rIds_h4yewzgc_d4rgcy9czz">
               <w:r>
                 <w:rPr>
                   <w:rFonts w:ascii="Arial" w:cs="Arial" w:eastAsia="Arial" w:hAnsi="Arial"/>
@@ -27529,7 +27529,7 @@
             <w:pPr>
               <w:spacing w:after="20" w:before="0"/>
             </w:pPr>
-            <w:hyperlink w:history="1" r:id="rIdxdt9ddcb_fnja5j4dqtld">
+            <w:hyperlink w:history="1" r:id="rIdrfwqkafcl9inxo5h4fpe2">
               <w:r>
                 <w:rPr>
                   <w:rFonts w:ascii="Arial" w:cs="Arial" w:eastAsia="Arial" w:hAnsi="Arial"/>
@@ -27562,7 +27562,7 @@
               <w:spacing w:after="10" w:before="0"/>
               <w:ind w:left="120"/>
             </w:pPr>
-            <w:hyperlink w:history="1" r:id="rId2parx7fmhr2wpn2fnwcqi">
+            <w:hyperlink w:history="1" r:id="rIdccebt0nctvhqejsf9htok">
               <w:r>
                 <w:rPr>
                   <w:rFonts w:ascii="Arial" w:cs="Arial" w:eastAsia="Arial" w:hAnsi="Arial"/>
@@ -27757,7 +27757,7 @@
             <w:pPr>
               <w:spacing w:after="20" w:before="0"/>
             </w:pPr>
-            <w:hyperlink w:history="1" r:id="rIdaie45mds8w0ykboxzc0bq">
+            <w:hyperlink w:history="1" r:id="rId8putfyzk4nuo8oa3psls_">
               <w:r>
                 <w:rPr>
                   <w:rFonts w:ascii="Arial" w:cs="Arial" w:eastAsia="Arial" w:hAnsi="Arial"/>
@@ -27790,7 +27790,7 @@
               <w:spacing w:after="10" w:before="0"/>
               <w:ind w:left="120"/>
             </w:pPr>
-            <w:hyperlink w:history="1" r:id="rIdspcfn8xsrybjfb4qaoj_t">
+            <w:hyperlink w:history="1" r:id="rIdf2x6lqxbwtc2zym27ss7h">
               <w:r>
                 <w:rPr>
                   <w:rFonts w:ascii="Arial" w:cs="Arial" w:eastAsia="Arial" w:hAnsi="Arial"/>
@@ -27835,7 +27835,7 @@
             <w:pPr>
               <w:spacing w:after="20" w:before="0"/>
             </w:pPr>
-            <w:hyperlink w:history="1" r:id="rIdgppwavm8pfzehmlbiiqtz">
+            <w:hyperlink w:history="1" r:id="rIdatit7nx8tv4kuutotsm2l">
               <w:r>
                 <w:rPr>
                   <w:rFonts w:ascii="Arial" w:cs="Arial" w:eastAsia="Arial" w:hAnsi="Arial"/>
@@ -27868,7 +27868,7 @@
               <w:spacing w:after="10" w:before="0"/>
               <w:ind w:left="120"/>
             </w:pPr>
-            <w:hyperlink w:history="1" r:id="rIdqoecs_x4rbfcgwx752pmr">
+            <w:hyperlink w:history="1" r:id="rIdnsapras3z-nfchupa7xxu">
               <w:r>
                 <w:rPr>
                   <w:rFonts w:ascii="Arial" w:cs="Arial" w:eastAsia="Arial" w:hAnsi="Arial"/>
@@ -28063,7 +28063,7 @@
             <w:pPr>
               <w:spacing w:after="20" w:before="0"/>
             </w:pPr>
-            <w:hyperlink w:history="1" r:id="rIdvtzzorbkbqlv4sjf6zahp">
+            <w:hyperlink w:history="1" r:id="rId9q7orn8x4blqd-kp9okiy">
               <w:r>
                 <w:rPr>
                   <w:rFonts w:ascii="Arial" w:cs="Arial" w:eastAsia="Arial" w:hAnsi="Arial"/>
@@ -28096,7 +28096,7 @@
               <w:spacing w:after="10" w:before="0"/>
               <w:ind w:left="120"/>
             </w:pPr>
-            <w:hyperlink w:history="1" r:id="rIdhxbxckrvzwkmill031xej">
+            <w:hyperlink w:history="1" r:id="rIdyqxjomvnwpjhsk-w7x-hk">
               <w:r>
                 <w:rPr>
                   <w:rFonts w:ascii="Arial" w:cs="Arial" w:eastAsia="Arial" w:hAnsi="Arial"/>
@@ -28141,7 +28141,7 @@
             <w:pPr>
               <w:spacing w:after="20" w:before="0"/>
             </w:pPr>
-            <w:hyperlink w:history="1" r:id="rIdiubf_xwgejr6yss8jf6pd">
+            <w:hyperlink w:history="1" r:id="rId_5cvfcjnspil5tm-bznwf">
               <w:r>
                 <w:rPr>
                   <w:rFonts w:ascii="Arial" w:cs="Arial" w:eastAsia="Arial" w:hAnsi="Arial"/>
@@ -28174,7 +28174,7 @@
               <w:spacing w:after="10" w:before="0"/>
               <w:ind w:left="120"/>
             </w:pPr>
-            <w:hyperlink w:history="1" r:id="rIdrq3zow9jb90tymmpwl_fj">
+            <w:hyperlink w:history="1" r:id="rId46thvddbacgf6jpvs7gzb">
               <w:r>
                 <w:rPr>
                   <w:rFonts w:ascii="Arial" w:cs="Arial" w:eastAsia="Arial" w:hAnsi="Arial"/>
@@ -28369,7 +28369,7 @@
             <w:pPr>
               <w:spacing w:after="20" w:before="0"/>
             </w:pPr>
-            <w:hyperlink w:history="1" r:id="rIdnyluhblwfm2sruggi8mka">
+            <w:hyperlink w:history="1" r:id="rIdybom7iyetwxolzisqfsqx">
               <w:r>
                 <w:rPr>
                   <w:rFonts w:ascii="Arial" w:cs="Arial" w:eastAsia="Arial" w:hAnsi="Arial"/>
@@ -28418,7 +28418,7 @@
               <w:spacing w:after="10" w:before="0"/>
               <w:ind w:left="120"/>
             </w:pPr>
-            <w:hyperlink w:history="1" r:id="rIdbzbeaycdqqywoncuqattq">
+            <w:hyperlink w:history="1" r:id="rId15agvffoqjy2qghim6ixd">
               <w:r>
                 <w:rPr>
                   <w:rFonts w:ascii="Arial" w:cs="Arial" w:eastAsia="Arial" w:hAnsi="Arial"/>
@@ -28463,7 +28463,7 @@
             <w:pPr>
               <w:spacing w:after="20" w:before="0"/>
             </w:pPr>
-            <w:hyperlink w:history="1" r:id="rIdrahzhsvgtiiaux0okzrd3">
+            <w:hyperlink w:history="1" r:id="rIdza9kwsj7mejqhd2rxeeso">
               <w:r>
                 <w:rPr>
                   <w:rFonts w:ascii="Arial" w:cs="Arial" w:eastAsia="Arial" w:hAnsi="Arial"/>
@@ -28496,7 +28496,7 @@
               <w:spacing w:after="10" w:before="0"/>
               <w:ind w:left="120"/>
             </w:pPr>
-            <w:hyperlink w:history="1" r:id="rIddnglf0yuowo9jbf3vgcnc">
+            <w:hyperlink w:history="1" r:id="rIdgxswycbblbupmuff9nvcn">
               <w:r>
                 <w:rPr>
                   <w:rFonts w:ascii="Arial" w:cs="Arial" w:eastAsia="Arial" w:hAnsi="Arial"/>
@@ -29122,7 +29122,7 @@
         </w:rPr>
         <w:t xml:space="preserve">© 2026 SeaVuria and ARES. Aligned with KICD objectives. Developed by SeaVuria; technical implementation by ARES (with AI assistance from Claude). Licensed under </w:t>
       </w:r>
-      <w:hyperlink w:history="1" r:id="rId1xzdd9jkd6qqzj4d6sspe">
+      <w:hyperlink w:history="1" r:id="rIdrpj1mgp14asxwlkbx0g4i">
         <w:r>
           <w:rPr>
             <w:rFonts w:ascii="Arial" w:cs="Arial" w:eastAsia="Arial" w:hAnsi="Arial"/>
@@ -29143,7 +29143,7 @@
         </w:rPr>
         <w:t xml:space="preserve"> (</w:t>
       </w:r>
-      <w:hyperlink w:history="1" r:id="rIdq-qbgxgvhunuwpe1mi6ck">
+      <w:hyperlink w:history="1" r:id="rId11fmge45e29wrlbgbwp3w">
         <w:r>
           <w:rPr>
             <w:rFonts w:ascii="Arial" w:cs="Arial" w:eastAsia="Arial" w:hAnsi="Arial"/>

--- a/data/outputs/v2/Maths/SS4.1_Statistics_I/Mathematics_Statistics_I_CBE_LessonSequence.docx
+++ b/data/outputs/v2/Maths/SS4.1_Statistics_I/Mathematics_Statistics_I_CBE_LessonSequence.docx
@@ -4,6 +4,7 @@
   <w:body>
     <w:p>
       <w:pPr>
+        <w:keepNext w:val="false"/>
         <w:spacing w:after="30" w:before="0"/>
         <w:jc w:val="center"/>
       </w:pPr>
@@ -23,6 +24,7 @@
     </w:p>
     <w:p>
       <w:pPr>
+        <w:keepNext w:val="false"/>
         <w:spacing w:after="60" w:before="0"/>
         <w:jc w:val="center"/>
       </w:pPr>
@@ -81,6 +83,7 @@
           </w:tcPr>
           <w:p>
             <w:pPr>
+              <w:keepNext w:val="false"/>
               <w:spacing w:after="40" w:before="0"/>
               <w:jc w:val="center"/>
             </w:pPr>
@@ -115,6 +118,7 @@
           </w:tcPr>
           <w:p>
             <w:pPr>
+              <w:keepNext w:val="false"/>
               <w:spacing w:after="40" w:before="0"/>
               <w:jc w:val="left"/>
             </w:pPr>
@@ -147,6 +151,7 @@
           </w:tcPr>
           <w:p>
             <w:pPr>
+              <w:keepNext w:val="false"/>
               <w:spacing w:after="40" w:before="0"/>
               <w:jc w:val="left"/>
             </w:pPr>
@@ -181,6 +186,7 @@
           </w:tcPr>
           <w:p>
             <w:pPr>
+              <w:keepNext w:val="false"/>
               <w:spacing w:after="40" w:before="0"/>
               <w:jc w:val="left"/>
             </w:pPr>
@@ -213,6 +219,7 @@
           </w:tcPr>
           <w:p>
             <w:pPr>
+              <w:keepNext w:val="false"/>
               <w:spacing w:after="40" w:before="0"/>
               <w:jc w:val="left"/>
             </w:pPr>
@@ -247,6 +254,7 @@
           </w:tcPr>
           <w:p>
             <w:pPr>
+              <w:keepNext w:val="false"/>
               <w:spacing w:after="40" w:before="0"/>
               <w:jc w:val="left"/>
             </w:pPr>
@@ -279,6 +287,7 @@
           </w:tcPr>
           <w:p>
             <w:pPr>
+              <w:keepNext w:val="false"/>
               <w:spacing w:after="40" w:before="0"/>
               <w:jc w:val="left"/>
             </w:pPr>
@@ -313,6 +322,7 @@
           </w:tcPr>
           <w:p>
             <w:pPr>
+              <w:keepNext w:val="false"/>
               <w:spacing w:after="40" w:before="0"/>
               <w:jc w:val="left"/>
             </w:pPr>
@@ -345,6 +355,7 @@
           </w:tcPr>
           <w:p>
             <w:pPr>
+              <w:keepNext w:val="false"/>
               <w:spacing w:after="40" w:before="0"/>
               <w:jc w:val="left"/>
             </w:pPr>
@@ -379,6 +390,7 @@
           </w:tcPr>
           <w:p>
             <w:pPr>
+              <w:keepNext w:val="false"/>
               <w:spacing w:after="40" w:before="0"/>
               <w:jc w:val="left"/>
             </w:pPr>
@@ -411,6 +423,7 @@
           </w:tcPr>
           <w:p>
             <w:pPr>
+              <w:keepNext w:val="false"/>
               <w:spacing w:after="40" w:before="0"/>
               <w:jc w:val="left"/>
             </w:pPr>
@@ -445,6 +458,7 @@
           </w:tcPr>
           <w:p>
             <w:pPr>
+              <w:keepNext w:val="false"/>
               <w:spacing w:after="40" w:before="0"/>
               <w:jc w:val="left"/>
             </w:pPr>
@@ -592,6 +606,7 @@
           </w:tcPr>
           <w:p>
             <w:pPr>
+              <w:keepNext w:val="false"/>
               <w:spacing w:after="40" w:before="0"/>
               <w:jc w:val="left"/>
             </w:pPr>
@@ -624,6 +639,7 @@
           </w:tcPr>
           <w:p>
             <w:pPr>
+              <w:keepNext w:val="false"/>
               <w:spacing w:after="40" w:before="0"/>
               <w:jc w:val="left"/>
             </w:pPr>
@@ -643,6 +659,7 @@
           </w:p>
           <w:p>
             <w:pPr>
+              <w:keepNext w:val="false"/>
               <w:spacing w:after="40" w:before="0"/>
               <w:jc w:val="left"/>
             </w:pPr>
@@ -662,6 +679,7 @@
           </w:p>
           <w:p>
             <w:pPr>
+              <w:keepNext w:val="false"/>
               <w:spacing w:after="40" w:before="0"/>
               <w:jc w:val="left"/>
             </w:pPr>
@@ -681,6 +699,7 @@
           </w:p>
           <w:p>
             <w:pPr>
+              <w:keepNext w:val="false"/>
               <w:spacing w:after="40" w:before="0"/>
               <w:jc w:val="left"/>
             </w:pPr>
@@ -700,6 +719,7 @@
           </w:p>
           <w:p>
             <w:pPr>
+              <w:keepNext w:val="false"/>
               <w:spacing w:after="40" w:before="0"/>
               <w:jc w:val="left"/>
             </w:pPr>
@@ -719,6 +739,7 @@
           </w:p>
           <w:p>
             <w:pPr>
+              <w:keepNext w:val="false"/>
               <w:spacing w:after="40" w:before="0"/>
               <w:jc w:val="left"/>
             </w:pPr>
@@ -753,6 +774,7 @@
           </w:tcPr>
           <w:p>
             <w:pPr>
+              <w:keepNext w:val="false"/>
               <w:spacing w:after="40" w:before="0"/>
               <w:jc w:val="left"/>
             </w:pPr>
@@ -880,6 +902,7 @@
           </w:tcPr>
           <w:p>
             <w:pPr>
+              <w:keepNext w:val="false"/>
               <w:spacing w:after="40" w:before="0"/>
               <w:jc w:val="left"/>
             </w:pPr>
@@ -987,6 +1010,7 @@
           </w:tcPr>
           <w:p>
             <w:pPr>
+              <w:keepNext w:val="false"/>
               <w:spacing w:after="40" w:before="0"/>
               <w:jc w:val="left"/>
             </w:pPr>
@@ -1134,6 +1158,7 @@
           </w:tcPr>
           <w:p>
             <w:pPr>
+              <w:keepNext w:val="false"/>
               <w:spacing w:after="40" w:before="0"/>
               <w:jc w:val="left"/>
             </w:pPr>
@@ -1241,6 +1266,7 @@
           </w:tcPr>
           <w:p>
             <w:pPr>
+              <w:keepNext w:val="false"/>
               <w:spacing w:after="40" w:before="0"/>
               <w:jc w:val="left"/>
             </w:pPr>
@@ -1388,6 +1414,7 @@
           </w:tcPr>
           <w:p>
             <w:pPr>
+              <w:keepNext w:val="false"/>
               <w:spacing w:after="40" w:before="0"/>
               <w:jc w:val="left"/>
             </w:pPr>
@@ -1420,6 +1447,7 @@
           </w:tcPr>
           <w:p>
             <w:pPr>
+              <w:keepNext w:val="false"/>
               <w:spacing w:after="40" w:before="0"/>
               <w:jc w:val="left"/>
             </w:pPr>
@@ -1454,6 +1482,7 @@
           </w:tcPr>
           <w:p>
             <w:pPr>
+              <w:keepNext w:val="false"/>
               <w:spacing w:after="40" w:before="0"/>
               <w:jc w:val="left"/>
             </w:pPr>
@@ -1486,6 +1515,7 @@
           </w:tcPr>
           <w:p>
             <w:pPr>
+              <w:keepNext w:val="false"/>
               <w:spacing w:after="40" w:before="0"/>
               <w:jc w:val="left"/>
             </w:pPr>
@@ -1505,6 +1535,7 @@
           </w:p>
           <w:p>
             <w:pPr>
+              <w:keepNext w:val="false"/>
               <w:spacing w:after="40" w:before="0"/>
               <w:jc w:val="left"/>
             </w:pPr>
@@ -1524,6 +1555,7 @@
           </w:p>
           <w:p>
             <w:pPr>
+              <w:keepNext w:val="false"/>
               <w:spacing w:after="40" w:before="0"/>
               <w:jc w:val="left"/>
             </w:pPr>
@@ -1543,6 +1575,7 @@
           </w:p>
           <w:p>
             <w:pPr>
+              <w:keepNext w:val="false"/>
               <w:spacing w:after="40" w:before="0"/>
               <w:jc w:val="left"/>
             </w:pPr>
@@ -1562,6 +1595,7 @@
           </w:p>
           <w:p>
             <w:pPr>
+              <w:keepNext w:val="false"/>
               <w:spacing w:after="40" w:before="0"/>
               <w:jc w:val="left"/>
             </w:pPr>
@@ -1596,6 +1630,7 @@
           </w:tcPr>
           <w:p>
             <w:pPr>
+              <w:keepNext w:val="false"/>
               <w:spacing w:after="40" w:before="0"/>
               <w:jc w:val="left"/>
             </w:pPr>
@@ -1628,6 +1663,7 @@
           </w:tcPr>
           <w:p>
             <w:pPr>
+              <w:keepNext w:val="false"/>
               <w:spacing w:after="40" w:before="0"/>
               <w:jc w:val="left"/>
             </w:pPr>
@@ -1662,6 +1698,7 @@
           </w:tcPr>
           <w:p>
             <w:pPr>
+              <w:keepNext w:val="false"/>
               <w:spacing w:after="40" w:before="0"/>
               <w:jc w:val="left"/>
             </w:pPr>
@@ -1694,6 +1731,7 @@
           </w:tcPr>
           <w:p>
             <w:pPr>
+              <w:keepNext w:val="false"/>
               <w:spacing w:after="40" w:before="0"/>
               <w:jc w:val="left"/>
             </w:pPr>
@@ -1713,6 +1751,7 @@
           </w:p>
           <w:p>
             <w:pPr>
+              <w:keepNext w:val="false"/>
               <w:spacing w:after="40" w:before="0"/>
               <w:jc w:val="left"/>
             </w:pPr>
@@ -1732,6 +1771,7 @@
           </w:p>
           <w:p>
             <w:pPr>
+              <w:keepNext w:val="false"/>
               <w:spacing w:after="40" w:before="0"/>
               <w:jc w:val="left"/>
             </w:pPr>
@@ -1751,6 +1791,7 @@
           </w:p>
           <w:p>
             <w:pPr>
+              <w:keepNext w:val="false"/>
               <w:spacing w:after="40" w:before="0"/>
               <w:jc w:val="left"/>
             </w:pPr>
@@ -1770,6 +1811,7 @@
           </w:p>
           <w:p>
             <w:pPr>
+              <w:keepNext w:val="false"/>
               <w:spacing w:after="40" w:before="0"/>
               <w:jc w:val="left"/>
             </w:pPr>
@@ -1789,6 +1831,7 @@
           </w:p>
           <w:p>
             <w:pPr>
+              <w:keepNext w:val="false"/>
               <w:spacing w:after="40" w:before="0"/>
               <w:jc w:val="left"/>
             </w:pPr>
@@ -1808,6 +1851,7 @@
           </w:p>
           <w:p>
             <w:pPr>
+              <w:keepNext w:val="false"/>
               <w:spacing w:after="40" w:before="0"/>
               <w:jc w:val="left"/>
             </w:pPr>
@@ -1827,6 +1871,7 @@
           </w:p>
           <w:p>
             <w:pPr>
+              <w:keepNext w:val="false"/>
               <w:spacing w:after="40" w:before="0"/>
               <w:jc w:val="left"/>
             </w:pPr>
@@ -1846,6 +1891,7 @@
           </w:p>
           <w:p>
             <w:pPr>
+              <w:keepNext w:val="false"/>
               <w:spacing w:after="40" w:before="0"/>
               <w:jc w:val="left"/>
             </w:pPr>
@@ -1880,6 +1926,7 @@
           </w:tcPr>
           <w:p>
             <w:pPr>
+              <w:keepNext w:val="false"/>
               <w:spacing w:after="40" w:before="0"/>
               <w:jc w:val="left"/>
             </w:pPr>
@@ -2111,7 +2158,7 @@
         </w:rPr>
         <w:t xml:space="preserve">© 2026 SeaVuria and ARES. This work is licensed under a </w:t>
       </w:r>
-      <w:hyperlink w:history="1" r:id="rIddbazjh1m5_q5mgxrjr5zj">
+      <w:hyperlink w:history="1" r:id="rIdqxqhbasjwvl9k0jhh5of2">
         <w:r>
           <w:rPr>
             <w:rFonts w:ascii="Arial" w:cs="Arial" w:eastAsia="Arial" w:hAnsi="Arial"/>
@@ -2131,7 +2178,7 @@
         </w:rPr>
         <w:t xml:space="preserve"> (</w:t>
       </w:r>
-      <w:hyperlink w:history="1" r:id="rIdqnt7vqu9qnothyi0r_qt3">
+      <w:hyperlink w:history="1" r:id="rIdzbsfiaghqtv9_wet98q6p">
         <w:r>
           <w:rPr>
             <w:rFonts w:ascii="Arial" w:cs="Arial" w:eastAsia="Arial" w:hAnsi="Arial"/>
@@ -2151,7 +2198,7 @@
         </w:rPr>
         <w:t xml:space="preserve">). To view a copy of this license, visit </w:t>
       </w:r>
-      <w:hyperlink w:history="1" r:id="rIdedghwbeeg72cqomj-lluz">
+      <w:hyperlink w:history="1" r:id="rIdnq8asdcy8hnb1uc_fcfi-">
         <w:r>
           <w:rPr>
             <w:rFonts w:ascii="Arial" w:cs="Arial" w:eastAsia="Arial" w:hAnsi="Arial"/>
@@ -2210,6 +2257,7 @@
           </w:tcPr>
           <w:p>
             <w:pPr>
+              <w:keepNext w:val="false"/>
               <w:spacing w:after="40" w:before="0"/>
               <w:jc w:val="center"/>
             </w:pPr>
@@ -2245,6 +2293,7 @@
           </w:tcPr>
           <w:p>
             <w:pPr>
+              <w:keepNext w:val="false"/>
               <w:spacing w:after="40" w:before="0"/>
               <w:jc w:val="center"/>
             </w:pPr>
@@ -2279,6 +2328,7 @@
           </w:tcPr>
           <w:p>
             <w:pPr>
+              <w:keepNext w:val="false"/>
               <w:spacing w:after="40" w:before="0"/>
               <w:jc w:val="left"/>
             </w:pPr>
@@ -2311,6 +2361,7 @@
           </w:tcPr>
           <w:p>
             <w:pPr>
+              <w:keepNext w:val="false"/>
               <w:spacing w:after="40" w:before="0"/>
               <w:jc w:val="left"/>
             </w:pPr>
@@ -2345,6 +2396,7 @@
           </w:tcPr>
           <w:p>
             <w:pPr>
+              <w:keepNext w:val="false"/>
               <w:spacing w:after="40" w:before="0"/>
               <w:jc w:val="left"/>
             </w:pPr>
@@ -2377,6 +2429,7 @@
           </w:tcPr>
           <w:p>
             <w:pPr>
+              <w:keepNext w:val="false"/>
               <w:spacing w:after="40" w:before="0"/>
               <w:jc w:val="left"/>
             </w:pPr>
@@ -2411,6 +2464,7 @@
           </w:tcPr>
           <w:p>
             <w:pPr>
+              <w:keepNext w:val="false"/>
               <w:spacing w:after="40" w:before="0"/>
               <w:jc w:val="left"/>
             </w:pPr>
@@ -2443,6 +2497,7 @@
           </w:tcPr>
           <w:p>
             <w:pPr>
+              <w:keepNext w:val="false"/>
               <w:spacing w:after="40" w:before="0"/>
               <w:jc w:val="left"/>
             </w:pPr>
@@ -2477,6 +2532,7 @@
           </w:tcPr>
           <w:p>
             <w:pPr>
+              <w:keepNext w:val="false"/>
               <w:spacing w:after="40" w:before="0"/>
               <w:jc w:val="left"/>
             </w:pPr>
@@ -2509,6 +2565,7 @@
           </w:tcPr>
           <w:p>
             <w:pPr>
+              <w:keepNext w:val="false"/>
               <w:spacing w:after="40" w:before="0"/>
               <w:jc w:val="left"/>
             </w:pPr>
@@ -2543,6 +2600,7 @@
           </w:tcPr>
           <w:p>
             <w:pPr>
+              <w:keepNext w:val="false"/>
               <w:spacing w:after="40" w:before="0"/>
               <w:jc w:val="left"/>
             </w:pPr>
@@ -2575,6 +2633,7 @@
           </w:tcPr>
           <w:p>
             <w:pPr>
+              <w:keepNext w:val="false"/>
               <w:spacing w:after="40" w:before="0"/>
               <w:jc w:val="left"/>
             </w:pPr>
@@ -2609,6 +2668,7 @@
           </w:tcPr>
           <w:p>
             <w:pPr>
+              <w:keepNext w:val="false"/>
               <w:spacing w:after="40" w:before="0"/>
               <w:jc w:val="left"/>
             </w:pPr>
@@ -2641,6 +2701,7 @@
           </w:tcPr>
           <w:p>
             <w:pPr>
+              <w:keepNext w:val="false"/>
               <w:spacing w:after="40" w:before="0"/>
               <w:jc w:val="left"/>
             </w:pPr>
@@ -2675,6 +2736,7 @@
           </w:tcPr>
           <w:p>
             <w:pPr>
+              <w:keepNext w:val="false"/>
               <w:spacing w:after="40" w:before="0"/>
               <w:jc w:val="left"/>
             </w:pPr>
@@ -2707,6 +2769,7 @@
           </w:tcPr>
           <w:p>
             <w:pPr>
+              <w:keepNext w:val="false"/>
               <w:spacing w:after="40" w:before="0"/>
               <w:jc w:val="left"/>
             </w:pPr>
@@ -2741,6 +2804,7 @@
           </w:tcPr>
           <w:p>
             <w:pPr>
+              <w:keepNext w:val="false"/>
               <w:spacing w:after="40" w:before="0"/>
               <w:jc w:val="left"/>
             </w:pPr>
@@ -2773,6 +2837,7 @@
           </w:tcPr>
           <w:p>
             <w:pPr>
+              <w:keepNext w:val="false"/>
               <w:spacing w:after="40" w:before="0"/>
               <w:jc w:val="left"/>
             </w:pPr>
@@ -2832,6 +2897,7 @@
           </w:tcPr>
           <w:p>
             <w:pPr>
+              <w:keepNext w:val="false"/>
               <w:spacing w:after="40" w:before="0"/>
               <w:jc w:val="center"/>
             </w:pPr>
@@ -2866,6 +2932,7 @@
           </w:tcPr>
           <w:p>
             <w:pPr>
+              <w:keepNext w:val="false"/>
               <w:spacing w:after="40" w:before="0"/>
               <w:jc w:val="left"/>
             </w:pPr>
@@ -2930,6 +2997,7 @@
           </w:tcPr>
           <w:p>
             <w:pPr>
+              <w:keepNext w:val="false"/>
               <w:spacing w:after="40" w:before="0"/>
               <w:jc w:val="center"/>
             </w:pPr>
@@ -2964,6 +3032,7 @@
           </w:tcPr>
           <w:p>
             <w:pPr>
+              <w:keepNext w:val="false"/>
               <w:spacing w:after="40" w:before="0"/>
               <w:jc w:val="left"/>
             </w:pPr>
@@ -2996,6 +3065,7 @@
           </w:tcPr>
           <w:p>
             <w:pPr>
+              <w:keepNext w:val="false"/>
               <w:spacing w:after="40" w:before="0"/>
               <w:jc w:val="left"/>
             </w:pPr>
@@ -3028,6 +3098,7 @@
           </w:tcPr>
           <w:p>
             <w:pPr>
+              <w:keepNext w:val="false"/>
               <w:spacing w:after="40" w:before="0"/>
               <w:jc w:val="left"/>
             </w:pPr>
@@ -3060,6 +3131,7 @@
           </w:tcPr>
           <w:p>
             <w:pPr>
+              <w:keepNext w:val="false"/>
               <w:spacing w:after="40" w:before="0"/>
               <w:jc w:val="left"/>
             </w:pPr>
@@ -3092,6 +3164,7 @@
           </w:tcPr>
           <w:p>
             <w:pPr>
+              <w:keepNext w:val="false"/>
               <w:spacing w:after="40" w:before="0"/>
               <w:jc w:val="left"/>
             </w:pPr>
@@ -3126,6 +3199,7 @@
           </w:tcPr>
           <w:p>
             <w:pPr>
+              <w:keepNext w:val="false"/>
               <w:spacing w:after="40" w:before="0"/>
               <w:jc w:val="left"/>
             </w:pPr>
@@ -3163,7 +3237,7 @@
             <w:pPr>
               <w:spacing w:after="20" w:before="0"/>
             </w:pPr>
-            <w:hyperlink w:history="1" r:id="rId20fujtrx2no_6f8moys90">
+            <w:hyperlink w:history="1" r:id="rId3by_4k_un3kwwtcwcxlan">
               <w:r>
                 <w:rPr>
                   <w:rFonts w:ascii="Arial" w:cs="Arial" w:eastAsia="Arial" w:hAnsi="Arial"/>
@@ -3196,7 +3270,7 @@
               <w:spacing w:after="10" w:before="0"/>
               <w:ind w:left="120"/>
             </w:pPr>
-            <w:hyperlink w:history="1" r:id="rId5vcupzvamxqsgv7ppptyn">
+            <w:hyperlink w:history="1" r:id="rId27prbwz-j1r1khl2wb9et">
               <w:r>
                 <w:rPr>
                   <w:rFonts w:ascii="Arial" w:cs="Arial" w:eastAsia="Arial" w:hAnsi="Arial"/>
@@ -3241,7 +3315,7 @@
             <w:pPr>
               <w:spacing w:after="20" w:before="0"/>
             </w:pPr>
-            <w:hyperlink w:history="1" r:id="rIdnzvhiw-3e1emp1mit-0xn">
+            <w:hyperlink w:history="1" r:id="rIdg0xnqphootmwsqsx3jmtq">
               <w:r>
                 <w:rPr>
                   <w:rFonts w:ascii="Arial" w:cs="Arial" w:eastAsia="Arial" w:hAnsi="Arial"/>
@@ -3274,7 +3348,7 @@
               <w:spacing w:after="10" w:before="0"/>
               <w:ind w:left="120"/>
             </w:pPr>
-            <w:hyperlink w:history="1" r:id="rIdc98y4vuj-m_aki55z5uii">
+            <w:hyperlink w:history="1" r:id="rId-phifhsxqapnlwwxje894">
               <w:r>
                 <w:rPr>
                   <w:rFonts w:ascii="Arial" w:cs="Arial" w:eastAsia="Arial" w:hAnsi="Arial"/>
@@ -3302,6 +3376,7 @@
           </w:tcPr>
           <w:p>
             <w:pPr>
+              <w:keepNext w:val="false"/>
               <w:spacing w:after="40" w:before="0"/>
               <w:jc w:val="left"/>
             </w:pPr>
@@ -3334,6 +3409,7 @@
           </w:tcPr>
           <w:p>
             <w:pPr>
+              <w:keepNext w:val="false"/>
               <w:spacing w:after="40" w:before="0"/>
               <w:jc w:val="left"/>
             </w:pPr>
@@ -3366,6 +3442,7 @@
           </w:tcPr>
           <w:p>
             <w:pPr>
+              <w:keepNext w:val="false"/>
               <w:spacing w:after="40" w:before="0"/>
               <w:jc w:val="left"/>
             </w:pPr>
@@ -3398,6 +3475,7 @@
           </w:tcPr>
           <w:p>
             <w:pPr>
+              <w:keepNext w:val="false"/>
               <w:spacing w:after="40" w:before="0"/>
               <w:jc w:val="left"/>
             </w:pPr>
@@ -3432,6 +3510,7 @@
           </w:tcPr>
           <w:p>
             <w:pPr>
+              <w:keepNext w:val="false"/>
               <w:spacing w:after="40" w:before="0"/>
               <w:jc w:val="left"/>
             </w:pPr>
@@ -3469,7 +3548,7 @@
             <w:pPr>
               <w:spacing w:after="20" w:before="0"/>
             </w:pPr>
-            <w:hyperlink w:history="1" r:id="rIdvfc5speefdsiyyt8pm79m">
+            <w:hyperlink w:history="1" r:id="rIdccozbdib_az7sitmnlgro">
               <w:r>
                 <w:rPr>
                   <w:rFonts w:ascii="Arial" w:cs="Arial" w:eastAsia="Arial" w:hAnsi="Arial"/>
@@ -3502,7 +3581,7 @@
               <w:spacing w:after="10" w:before="0"/>
               <w:ind w:left="120"/>
             </w:pPr>
-            <w:hyperlink w:history="1" r:id="rIdzw0ownwi98kkqsbkeup6f">
+            <w:hyperlink w:history="1" r:id="rIdhrg2fvrowfkm_ws-w5ged">
               <w:r>
                 <w:rPr>
                   <w:rFonts w:ascii="Arial" w:cs="Arial" w:eastAsia="Arial" w:hAnsi="Arial"/>
@@ -3547,7 +3626,7 @@
             <w:pPr>
               <w:spacing w:after="20" w:before="0"/>
             </w:pPr>
-            <w:hyperlink w:history="1" r:id="rIdg3gl1qk_qrglpfxhbtsmf">
+            <w:hyperlink w:history="1" r:id="rId2o9htyejexr4ghbveycr6">
               <w:r>
                 <w:rPr>
                   <w:rFonts w:ascii="Arial" w:cs="Arial" w:eastAsia="Arial" w:hAnsi="Arial"/>
@@ -3580,7 +3659,7 @@
               <w:spacing w:after="10" w:before="0"/>
               <w:ind w:left="120"/>
             </w:pPr>
-            <w:hyperlink w:history="1" r:id="rIdmanknqbmg5hlzhxl90qb_">
+            <w:hyperlink w:history="1" r:id="rIddxhbe6bpquajd7rd26qex">
               <w:r>
                 <w:rPr>
                   <w:rFonts w:ascii="Arial" w:cs="Arial" w:eastAsia="Arial" w:hAnsi="Arial"/>
@@ -3608,6 +3687,7 @@
           </w:tcPr>
           <w:p>
             <w:pPr>
+              <w:keepNext w:val="false"/>
               <w:spacing w:after="40" w:before="0"/>
               <w:jc w:val="left"/>
             </w:pPr>
@@ -3640,6 +3720,7 @@
           </w:tcPr>
           <w:p>
             <w:pPr>
+              <w:keepNext w:val="false"/>
               <w:spacing w:after="40" w:before="0"/>
               <w:jc w:val="left"/>
             </w:pPr>
@@ -3672,6 +3753,7 @@
           </w:tcPr>
           <w:p>
             <w:pPr>
+              <w:keepNext w:val="false"/>
               <w:spacing w:after="40" w:before="0"/>
               <w:jc w:val="left"/>
             </w:pPr>
@@ -3704,6 +3786,7 @@
           </w:tcPr>
           <w:p>
             <w:pPr>
+              <w:keepNext w:val="false"/>
               <w:spacing w:after="40" w:before="0"/>
               <w:jc w:val="left"/>
             </w:pPr>
@@ -3738,6 +3821,7 @@
           </w:tcPr>
           <w:p>
             <w:pPr>
+              <w:keepNext w:val="false"/>
               <w:spacing w:after="40" w:before="0"/>
               <w:jc w:val="left"/>
             </w:pPr>
@@ -3775,7 +3859,7 @@
             <w:pPr>
               <w:spacing w:after="20" w:before="0"/>
             </w:pPr>
-            <w:hyperlink w:history="1" r:id="rIdjxwciiahsebz_wb1cvfme">
+            <w:hyperlink w:history="1" r:id="rIddb9xdwxpcqcxj9z_mrmwy">
               <w:r>
                 <w:rPr>
                   <w:rFonts w:ascii="Arial" w:cs="Arial" w:eastAsia="Arial" w:hAnsi="Arial"/>
@@ -3824,7 +3908,7 @@
               <w:spacing w:after="10" w:before="0"/>
               <w:ind w:left="120"/>
             </w:pPr>
-            <w:hyperlink w:history="1" r:id="rIdhkhar2b-izlp0ju-zoy86">
+            <w:hyperlink w:history="1" r:id="rIdvgxt5lx42_bxszl0eucwr">
               <w:r>
                 <w:rPr>
                   <w:rFonts w:ascii="Arial" w:cs="Arial" w:eastAsia="Arial" w:hAnsi="Arial"/>
@@ -3869,7 +3953,7 @@
             <w:pPr>
               <w:spacing w:after="20" w:before="0"/>
             </w:pPr>
-            <w:hyperlink w:history="1" r:id="rIdtadwxuaygdqhsthxblwsw">
+            <w:hyperlink w:history="1" r:id="rId3xhcbtnxxfqpyhcfdem8f">
               <w:r>
                 <w:rPr>
                   <w:rFonts w:ascii="Arial" w:cs="Arial" w:eastAsia="Arial" w:hAnsi="Arial"/>
@@ -3918,7 +4002,7 @@
               <w:spacing w:after="10" w:before="0"/>
               <w:ind w:left="120"/>
             </w:pPr>
-            <w:hyperlink w:history="1" r:id="rIdx8660tv6f8ctv3h0kuiyk">
+            <w:hyperlink w:history="1" r:id="rIdv5xetjvqjwqpg7w0ezpe1">
               <w:r>
                 <w:rPr>
                   <w:rFonts w:ascii="Arial" w:cs="Arial" w:eastAsia="Arial" w:hAnsi="Arial"/>
@@ -3946,6 +4030,7 @@
           </w:tcPr>
           <w:p>
             <w:pPr>
+              <w:keepNext w:val="false"/>
               <w:spacing w:after="40" w:before="0"/>
               <w:jc w:val="left"/>
             </w:pPr>
@@ -3978,6 +4063,7 @@
           </w:tcPr>
           <w:p>
             <w:pPr>
+              <w:keepNext w:val="false"/>
               <w:spacing w:after="40" w:before="0"/>
               <w:jc w:val="left"/>
             </w:pPr>
@@ -4010,6 +4096,7 @@
           </w:tcPr>
           <w:p>
             <w:pPr>
+              <w:keepNext w:val="false"/>
               <w:spacing w:after="40" w:before="0"/>
               <w:jc w:val="left"/>
             </w:pPr>
@@ -4042,6 +4129,7 @@
           </w:tcPr>
           <w:p>
             <w:pPr>
+              <w:keepNext w:val="false"/>
               <w:spacing w:after="40" w:before="0"/>
               <w:jc w:val="left"/>
             </w:pPr>
@@ -4076,6 +4164,7 @@
           </w:tcPr>
           <w:p>
             <w:pPr>
+              <w:keepNext w:val="false"/>
               <w:spacing w:after="40" w:before="0"/>
               <w:jc w:val="left"/>
             </w:pPr>
@@ -4113,7 +4202,7 @@
             <w:pPr>
               <w:spacing w:after="20" w:before="0"/>
             </w:pPr>
-            <w:hyperlink w:history="1" r:id="rIdtqol_jieo1uvgtm5hux1i">
+            <w:hyperlink w:history="1" r:id="rIde60mcqguvo-csqbswtgjd">
               <w:r>
                 <w:rPr>
                   <w:rFonts w:ascii="Arial" w:cs="Arial" w:eastAsia="Arial" w:hAnsi="Arial"/>
@@ -4162,7 +4251,7 @@
               <w:spacing w:after="10" w:before="0"/>
               <w:ind w:left="120"/>
             </w:pPr>
-            <w:hyperlink w:history="1" r:id="rIdvpnzuxrkwdxjjwy0dhxtu">
+            <w:hyperlink w:history="1" r:id="rIdf2ggkhhsqc_7-jzzyiaax">
               <w:r>
                 <w:rPr>
                   <w:rFonts w:ascii="Arial" w:cs="Arial" w:eastAsia="Arial" w:hAnsi="Arial"/>
@@ -4207,7 +4296,7 @@
             <w:pPr>
               <w:spacing w:after="20" w:before="0"/>
             </w:pPr>
-            <w:hyperlink w:history="1" r:id="rIdb-z7p8plkiaodqe8y7ttv">
+            <w:hyperlink w:history="1" r:id="rIdgneix--lpjdfqmq_osxl9">
               <w:r>
                 <w:rPr>
                   <w:rFonts w:ascii="Arial" w:cs="Arial" w:eastAsia="Arial" w:hAnsi="Arial"/>
@@ -4256,7 +4345,7 @@
               <w:spacing w:after="10" w:before="0"/>
               <w:ind w:left="120"/>
             </w:pPr>
-            <w:hyperlink w:history="1" r:id="rIdm7aclbtn95csuspvvkdz4">
+            <w:hyperlink w:history="1" r:id="rId1ivttqzvvoujl4k5p4gv1">
               <w:r>
                 <w:rPr>
                   <w:rFonts w:ascii="Arial" w:cs="Arial" w:eastAsia="Arial" w:hAnsi="Arial"/>
@@ -4284,6 +4373,7 @@
           </w:tcPr>
           <w:p>
             <w:pPr>
+              <w:keepNext w:val="false"/>
               <w:spacing w:after="40" w:before="0"/>
               <w:jc w:val="left"/>
             </w:pPr>
@@ -4316,6 +4406,7 @@
           </w:tcPr>
           <w:p>
             <w:pPr>
+              <w:keepNext w:val="false"/>
               <w:spacing w:after="40" w:before="0"/>
               <w:jc w:val="left"/>
             </w:pPr>
@@ -4348,6 +4439,7 @@
           </w:tcPr>
           <w:p>
             <w:pPr>
+              <w:keepNext w:val="false"/>
               <w:spacing w:after="40" w:before="0"/>
               <w:jc w:val="left"/>
             </w:pPr>
@@ -4380,6 +4472,7 @@
           </w:tcPr>
           <w:p>
             <w:pPr>
+              <w:keepNext w:val="false"/>
               <w:spacing w:after="40" w:before="0"/>
               <w:jc w:val="left"/>
             </w:pPr>
@@ -4414,6 +4507,7 @@
           </w:tcPr>
           <w:p>
             <w:pPr>
+              <w:keepNext w:val="false"/>
               <w:spacing w:after="40" w:before="0"/>
               <w:jc w:val="left"/>
             </w:pPr>
@@ -4451,7 +4545,7 @@
             <w:pPr>
               <w:spacing w:after="20" w:before="0"/>
             </w:pPr>
-            <w:hyperlink w:history="1" r:id="rIdksiu3wpj4i5p-cvii57fk">
+            <w:hyperlink w:history="1" r:id="rId4yfzwzqqnwqfirpl2_rd_">
               <w:r>
                 <w:rPr>
                   <w:rFonts w:ascii="Arial" w:cs="Arial" w:eastAsia="Arial" w:hAnsi="Arial"/>
@@ -4500,7 +4594,7 @@
               <w:spacing w:after="10" w:before="0"/>
               <w:ind w:left="120"/>
             </w:pPr>
-            <w:hyperlink w:history="1" r:id="rIdllyh3ndff2uv5dp6garue">
+            <w:hyperlink w:history="1" r:id="rIdlmvk_9q2wqm-go8gyxrav">
               <w:r>
                 <w:rPr>
                   <w:rFonts w:ascii="Arial" w:cs="Arial" w:eastAsia="Arial" w:hAnsi="Arial"/>
@@ -4545,7 +4639,7 @@
             <w:pPr>
               <w:spacing w:after="20" w:before="0"/>
             </w:pPr>
-            <w:hyperlink w:history="1" r:id="rIdpidj9bfpgylqhsoteeswq">
+            <w:hyperlink w:history="1" r:id="rIddzpm55gleccs2dwibtwyi">
               <w:r>
                 <w:rPr>
                   <w:rFonts w:ascii="Arial" w:cs="Arial" w:eastAsia="Arial" w:hAnsi="Arial"/>
@@ -4594,7 +4688,7 @@
               <w:spacing w:after="10" w:before="0"/>
               <w:ind w:left="120"/>
             </w:pPr>
-            <w:hyperlink w:history="1" r:id="rId-bxohk5qimzwqwzcafhyd">
+            <w:hyperlink w:history="1" r:id="rId3r59-iyjhdbj9x1tps2fr">
               <w:r>
                 <w:rPr>
                   <w:rFonts w:ascii="Arial" w:cs="Arial" w:eastAsia="Arial" w:hAnsi="Arial"/>
@@ -4622,6 +4716,7 @@
           </w:tcPr>
           <w:p>
             <w:pPr>
+              <w:keepNext w:val="false"/>
               <w:spacing w:after="40" w:before="0"/>
               <w:jc w:val="left"/>
             </w:pPr>
@@ -4654,6 +4749,7 @@
           </w:tcPr>
           <w:p>
             <w:pPr>
+              <w:keepNext w:val="false"/>
               <w:spacing w:after="40" w:before="0"/>
               <w:jc w:val="left"/>
             </w:pPr>
@@ -4686,6 +4782,7 @@
           </w:tcPr>
           <w:p>
             <w:pPr>
+              <w:keepNext w:val="false"/>
               <w:spacing w:after="40" w:before="0"/>
               <w:jc w:val="left"/>
             </w:pPr>
@@ -4718,6 +4815,7 @@
           </w:tcPr>
           <w:p>
             <w:pPr>
+              <w:keepNext w:val="false"/>
               <w:spacing w:after="40" w:before="0"/>
               <w:jc w:val="left"/>
             </w:pPr>
@@ -4777,6 +4875,7 @@
           </w:tcPr>
           <w:p>
             <w:pPr>
+              <w:keepNext w:val="false"/>
               <w:spacing w:after="40" w:before="0"/>
               <w:jc w:val="center"/>
             </w:pPr>
@@ -4811,6 +4910,7 @@
           </w:tcPr>
           <w:p>
             <w:pPr>
+              <w:keepNext w:val="false"/>
               <w:spacing w:after="40" w:before="0"/>
               <w:jc w:val="left"/>
             </w:pPr>
@@ -4872,6 +4972,7 @@
           </w:tcPr>
           <w:p>
             <w:pPr>
+              <w:keepNext w:val="false"/>
               <w:spacing w:after="40" w:before="0"/>
               <w:jc w:val="center"/>
             </w:pPr>
@@ -4906,6 +5007,7 @@
           </w:tcPr>
           <w:p>
             <w:pPr>
+              <w:keepNext w:val="false"/>
               <w:spacing w:after="40" w:before="0"/>
               <w:jc w:val="left"/>
             </w:pPr>
@@ -4938,6 +5040,7 @@
           </w:tcPr>
           <w:p>
             <w:pPr>
+              <w:keepNext w:val="false"/>
               <w:spacing w:after="40" w:before="0"/>
               <w:jc w:val="left"/>
             </w:pPr>
@@ -4972,6 +5075,7 @@
           </w:tcPr>
           <w:p>
             <w:pPr>
+              <w:keepNext w:val="false"/>
               <w:spacing w:after="40" w:before="0"/>
               <w:jc w:val="left"/>
             </w:pPr>
@@ -5004,6 +5108,7 @@
           </w:tcPr>
           <w:p>
             <w:pPr>
+              <w:keepNext w:val="false"/>
               <w:spacing w:after="40" w:before="0"/>
               <w:jc w:val="left"/>
             </w:pPr>
@@ -5038,6 +5143,7 @@
           </w:tcPr>
           <w:p>
             <w:pPr>
+              <w:keepNext w:val="false"/>
               <w:spacing w:after="40" w:before="0"/>
               <w:jc w:val="left"/>
             </w:pPr>
@@ -5070,6 +5176,7 @@
           </w:tcPr>
           <w:p>
             <w:pPr>
+              <w:keepNext w:val="false"/>
               <w:spacing w:after="40" w:before="0"/>
               <w:jc w:val="left"/>
             </w:pPr>
@@ -5106,7 +5213,7 @@
         </w:rPr>
         <w:t xml:space="preserve">© 2026 SeaVuria and ARES. Aligned with KICD objectives. Developed by SeaVuria; technical implementation by ARES (with AI assistance from Claude). Licensed under </w:t>
       </w:r>
-      <w:hyperlink w:history="1" r:id="rId1orj51i-ntz5u09crlgdl">
+      <w:hyperlink w:history="1" r:id="rId6ymji5ekoxwlrwyhfb3re">
         <w:r>
           <w:rPr>
             <w:rFonts w:ascii="Arial" w:cs="Arial" w:eastAsia="Arial" w:hAnsi="Arial"/>
@@ -5127,7 +5234,7 @@
         </w:rPr>
         <w:t xml:space="preserve"> (</w:t>
       </w:r>
-      <w:hyperlink w:history="1" r:id="rId7zpshhvxfkzanddhevwcp">
+      <w:hyperlink w:history="1" r:id="rIdd0wzqfjskcguwh2mrqxly">
         <w:r>
           <w:rPr>
             <w:rFonts w:ascii="Arial" w:cs="Arial" w:eastAsia="Arial" w:hAnsi="Arial"/>
@@ -5187,6 +5294,7 @@
           </w:tcPr>
           <w:p>
             <w:pPr>
+              <w:keepNext w:val="false"/>
               <w:spacing w:after="40" w:before="0"/>
               <w:jc w:val="center"/>
             </w:pPr>
@@ -5222,6 +5330,7 @@
           </w:tcPr>
           <w:p>
             <w:pPr>
+              <w:keepNext w:val="false"/>
               <w:spacing w:after="40" w:before="0"/>
               <w:jc w:val="center"/>
             </w:pPr>
@@ -5256,6 +5365,7 @@
           </w:tcPr>
           <w:p>
             <w:pPr>
+              <w:keepNext w:val="false"/>
               <w:spacing w:after="40" w:before="0"/>
               <w:jc w:val="left"/>
             </w:pPr>
@@ -5288,6 +5398,7 @@
           </w:tcPr>
           <w:p>
             <w:pPr>
+              <w:keepNext w:val="false"/>
               <w:spacing w:after="40" w:before="0"/>
               <w:jc w:val="left"/>
             </w:pPr>
@@ -5322,6 +5433,7 @@
           </w:tcPr>
           <w:p>
             <w:pPr>
+              <w:keepNext w:val="false"/>
               <w:spacing w:after="40" w:before="0"/>
               <w:jc w:val="left"/>
             </w:pPr>
@@ -5354,6 +5466,7 @@
           </w:tcPr>
           <w:p>
             <w:pPr>
+              <w:keepNext w:val="false"/>
               <w:spacing w:after="40" w:before="0"/>
               <w:jc w:val="left"/>
             </w:pPr>
@@ -5388,6 +5501,7 @@
           </w:tcPr>
           <w:p>
             <w:pPr>
+              <w:keepNext w:val="false"/>
               <w:spacing w:after="40" w:before="0"/>
               <w:jc w:val="left"/>
             </w:pPr>
@@ -5420,6 +5534,7 @@
           </w:tcPr>
           <w:p>
             <w:pPr>
+              <w:keepNext w:val="false"/>
               <w:spacing w:after="40" w:before="0"/>
               <w:jc w:val="left"/>
             </w:pPr>
@@ -5454,6 +5569,7 @@
           </w:tcPr>
           <w:p>
             <w:pPr>
+              <w:keepNext w:val="false"/>
               <w:spacing w:after="40" w:before="0"/>
               <w:jc w:val="left"/>
             </w:pPr>
@@ -5486,6 +5602,7 @@
           </w:tcPr>
           <w:p>
             <w:pPr>
+              <w:keepNext w:val="false"/>
               <w:spacing w:after="40" w:before="0"/>
               <w:jc w:val="left"/>
             </w:pPr>
@@ -5520,6 +5637,7 @@
           </w:tcPr>
           <w:p>
             <w:pPr>
+              <w:keepNext w:val="false"/>
               <w:spacing w:after="40" w:before="0"/>
               <w:jc w:val="left"/>
             </w:pPr>
@@ -5552,6 +5670,7 @@
           </w:tcPr>
           <w:p>
             <w:pPr>
+              <w:keepNext w:val="false"/>
               <w:spacing w:after="40" w:before="0"/>
               <w:jc w:val="left"/>
             </w:pPr>
@@ -5586,6 +5705,7 @@
           </w:tcPr>
           <w:p>
             <w:pPr>
+              <w:keepNext w:val="false"/>
               <w:spacing w:after="40" w:before="0"/>
               <w:jc w:val="left"/>
             </w:pPr>
@@ -5618,6 +5738,7 @@
           </w:tcPr>
           <w:p>
             <w:pPr>
+              <w:keepNext w:val="false"/>
               <w:spacing w:after="40" w:before="0"/>
               <w:jc w:val="left"/>
             </w:pPr>
@@ -5652,6 +5773,7 @@
           </w:tcPr>
           <w:p>
             <w:pPr>
+              <w:keepNext w:val="false"/>
               <w:spacing w:after="40" w:before="0"/>
               <w:jc w:val="left"/>
             </w:pPr>
@@ -5684,6 +5806,7 @@
           </w:tcPr>
           <w:p>
             <w:pPr>
+              <w:keepNext w:val="false"/>
               <w:spacing w:after="40" w:before="0"/>
               <w:jc w:val="left"/>
             </w:pPr>
@@ -5718,6 +5841,7 @@
           </w:tcPr>
           <w:p>
             <w:pPr>
+              <w:keepNext w:val="false"/>
               <w:spacing w:after="40" w:before="0"/>
               <w:jc w:val="left"/>
             </w:pPr>
@@ -5750,6 +5874,7 @@
           </w:tcPr>
           <w:p>
             <w:pPr>
+              <w:keepNext w:val="false"/>
               <w:spacing w:after="40" w:before="0"/>
               <w:jc w:val="left"/>
             </w:pPr>
@@ -5809,6 +5934,7 @@
           </w:tcPr>
           <w:p>
             <w:pPr>
+              <w:keepNext w:val="false"/>
               <w:spacing w:after="40" w:before="0"/>
               <w:jc w:val="center"/>
             </w:pPr>
@@ -5843,6 +5969,7 @@
           </w:tcPr>
           <w:p>
             <w:pPr>
+              <w:keepNext w:val="false"/>
               <w:spacing w:after="40" w:before="0"/>
               <w:jc w:val="left"/>
             </w:pPr>
@@ -5907,6 +6034,7 @@
           </w:tcPr>
           <w:p>
             <w:pPr>
+              <w:keepNext w:val="false"/>
               <w:spacing w:after="40" w:before="0"/>
               <w:jc w:val="center"/>
             </w:pPr>
@@ -5941,6 +6069,7 @@
           </w:tcPr>
           <w:p>
             <w:pPr>
+              <w:keepNext w:val="false"/>
               <w:spacing w:after="40" w:before="0"/>
               <w:jc w:val="left"/>
             </w:pPr>
@@ -5973,6 +6102,7 @@
           </w:tcPr>
           <w:p>
             <w:pPr>
+              <w:keepNext w:val="false"/>
               <w:spacing w:after="40" w:before="0"/>
               <w:jc w:val="left"/>
             </w:pPr>
@@ -6005,6 +6135,7 @@
           </w:tcPr>
           <w:p>
             <w:pPr>
+              <w:keepNext w:val="false"/>
               <w:spacing w:after="40" w:before="0"/>
               <w:jc w:val="left"/>
             </w:pPr>
@@ -6037,6 +6168,7 @@
           </w:tcPr>
           <w:p>
             <w:pPr>
+              <w:keepNext w:val="false"/>
               <w:spacing w:after="40" w:before="0"/>
               <w:jc w:val="left"/>
             </w:pPr>
@@ -6069,6 +6201,7 @@
           </w:tcPr>
           <w:p>
             <w:pPr>
+              <w:keepNext w:val="false"/>
               <w:spacing w:after="40" w:before="0"/>
               <w:jc w:val="left"/>
             </w:pPr>
@@ -6103,6 +6236,7 @@
           </w:tcPr>
           <w:p>
             <w:pPr>
+              <w:keepNext w:val="false"/>
               <w:spacing w:after="40" w:before="0"/>
               <w:jc w:val="left"/>
             </w:pPr>
@@ -6140,7 +6274,7 @@
             <w:pPr>
               <w:spacing w:after="20" w:before="0"/>
             </w:pPr>
-            <w:hyperlink w:history="1" r:id="rIds7zyhcfn8dcfidsjz2xzl">
+            <w:hyperlink w:history="1" r:id="rIds_0-f9c_t3dtzxdapf9_h">
               <w:r>
                 <w:rPr>
                   <w:rFonts w:ascii="Arial" w:cs="Arial" w:eastAsia="Arial" w:hAnsi="Arial"/>
@@ -6173,7 +6307,7 @@
               <w:spacing w:after="10" w:before="0"/>
               <w:ind w:left="120"/>
             </w:pPr>
-            <w:hyperlink w:history="1" r:id="rIdyaybh2szvwps0d4phzbnz">
+            <w:hyperlink w:history="1" r:id="rId5kr0lr_nhk4bevjruohm5">
               <w:r>
                 <w:rPr>
                   <w:rFonts w:ascii="Arial" w:cs="Arial" w:eastAsia="Arial" w:hAnsi="Arial"/>
@@ -6218,7 +6352,7 @@
             <w:pPr>
               <w:spacing w:after="20" w:before="0"/>
             </w:pPr>
-            <w:hyperlink w:history="1" r:id="rIdcj9-xpfemwes9bouibr0c">
+            <w:hyperlink w:history="1" r:id="rIdv4wbkd5dikr-666qgejvf">
               <w:r>
                 <w:rPr>
                   <w:rFonts w:ascii="Arial" w:cs="Arial" w:eastAsia="Arial" w:hAnsi="Arial"/>
@@ -6251,7 +6385,7 @@
               <w:spacing w:after="10" w:before="0"/>
               <w:ind w:left="120"/>
             </w:pPr>
-            <w:hyperlink w:history="1" r:id="rIdsaxzrvmjmw7scoheoxlhi">
+            <w:hyperlink w:history="1" r:id="rIdyiedndzi0stko4dttim3p">
               <w:r>
                 <w:rPr>
                   <w:rFonts w:ascii="Arial" w:cs="Arial" w:eastAsia="Arial" w:hAnsi="Arial"/>
@@ -6279,6 +6413,7 @@
           </w:tcPr>
           <w:p>
             <w:pPr>
+              <w:keepNext w:val="false"/>
               <w:spacing w:after="40" w:before="0"/>
               <w:jc w:val="left"/>
             </w:pPr>
@@ -6311,6 +6446,7 @@
           </w:tcPr>
           <w:p>
             <w:pPr>
+              <w:keepNext w:val="false"/>
               <w:spacing w:after="40" w:before="0"/>
               <w:jc w:val="left"/>
             </w:pPr>
@@ -6343,6 +6479,7 @@
           </w:tcPr>
           <w:p>
             <w:pPr>
+              <w:keepNext w:val="false"/>
               <w:spacing w:after="40" w:before="0"/>
               <w:jc w:val="left"/>
             </w:pPr>
@@ -6375,6 +6512,7 @@
           </w:tcPr>
           <w:p>
             <w:pPr>
+              <w:keepNext w:val="false"/>
               <w:spacing w:after="40" w:before="0"/>
               <w:jc w:val="left"/>
             </w:pPr>
@@ -6409,6 +6547,7 @@
           </w:tcPr>
           <w:p>
             <w:pPr>
+              <w:keepNext w:val="false"/>
               <w:spacing w:after="40" w:before="0"/>
               <w:jc w:val="left"/>
             </w:pPr>
@@ -6446,7 +6585,7 @@
             <w:pPr>
               <w:spacing w:after="20" w:before="0"/>
             </w:pPr>
-            <w:hyperlink w:history="1" r:id="rIdojt0qy9o3twe-fffww7bu">
+            <w:hyperlink w:history="1" r:id="rId8lggznvmvgzfssy50m0ie">
               <w:r>
                 <w:rPr>
                   <w:rFonts w:ascii="Arial" w:cs="Arial" w:eastAsia="Arial" w:hAnsi="Arial"/>
@@ -6479,7 +6618,7 @@
               <w:spacing w:after="10" w:before="0"/>
               <w:ind w:left="120"/>
             </w:pPr>
-            <w:hyperlink w:history="1" r:id="rIdhf02vnstqp7scaui3gr3s">
+            <w:hyperlink w:history="1" r:id="rIdtw5xdzho_sq_euctyxss4">
               <w:r>
                 <w:rPr>
                   <w:rFonts w:ascii="Arial" w:cs="Arial" w:eastAsia="Arial" w:hAnsi="Arial"/>
@@ -6524,7 +6663,7 @@
             <w:pPr>
               <w:spacing w:after="20" w:before="0"/>
             </w:pPr>
-            <w:hyperlink w:history="1" r:id="rIdz8yebn5qmn-1sua7w1hxh">
+            <w:hyperlink w:history="1" r:id="rIdsh7wc99q7sxhmafu4qlod">
               <w:r>
                 <w:rPr>
                   <w:rFonts w:ascii="Arial" w:cs="Arial" w:eastAsia="Arial" w:hAnsi="Arial"/>
@@ -6557,7 +6696,7 @@
               <w:spacing w:after="10" w:before="0"/>
               <w:ind w:left="120"/>
             </w:pPr>
-            <w:hyperlink w:history="1" r:id="rIdbfv2r8vawd6y76h3nedmx">
+            <w:hyperlink w:history="1" r:id="rIdmclv0tyx4kwa1gmghpnvi">
               <w:r>
                 <w:rPr>
                   <w:rFonts w:ascii="Arial" w:cs="Arial" w:eastAsia="Arial" w:hAnsi="Arial"/>
@@ -6585,6 +6724,7 @@
           </w:tcPr>
           <w:p>
             <w:pPr>
+              <w:keepNext w:val="false"/>
               <w:spacing w:after="40" w:before="0"/>
               <w:jc w:val="left"/>
             </w:pPr>
@@ -6617,6 +6757,7 @@
           </w:tcPr>
           <w:p>
             <w:pPr>
+              <w:keepNext w:val="false"/>
               <w:spacing w:after="40" w:before="0"/>
               <w:jc w:val="left"/>
             </w:pPr>
@@ -6649,6 +6790,7 @@
           </w:tcPr>
           <w:p>
             <w:pPr>
+              <w:keepNext w:val="false"/>
               <w:spacing w:after="40" w:before="0"/>
               <w:jc w:val="left"/>
             </w:pPr>
@@ -6681,6 +6823,7 @@
           </w:tcPr>
           <w:p>
             <w:pPr>
+              <w:keepNext w:val="false"/>
               <w:spacing w:after="40" w:before="0"/>
               <w:jc w:val="left"/>
             </w:pPr>
@@ -6715,6 +6858,7 @@
           </w:tcPr>
           <w:p>
             <w:pPr>
+              <w:keepNext w:val="false"/>
               <w:spacing w:after="40" w:before="0"/>
               <w:jc w:val="left"/>
             </w:pPr>
@@ -6752,7 +6896,7 @@
             <w:pPr>
               <w:spacing w:after="20" w:before="0"/>
             </w:pPr>
-            <w:hyperlink w:history="1" r:id="rIdn1y_idt-my96ykclow7pq">
+            <w:hyperlink w:history="1" r:id="rId0x_ftgw2lxg4bgsbhbxut">
               <w:r>
                 <w:rPr>
                   <w:rFonts w:ascii="Arial" w:cs="Arial" w:eastAsia="Arial" w:hAnsi="Arial"/>
@@ -6801,7 +6945,7 @@
               <w:spacing w:after="10" w:before="0"/>
               <w:ind w:left="120"/>
             </w:pPr>
-            <w:hyperlink w:history="1" r:id="rIduv_jl15gplagcr1krzxef">
+            <w:hyperlink w:history="1" r:id="rIdfrlbkmbnynexzgkkriqbh">
               <w:r>
                 <w:rPr>
                   <w:rFonts w:ascii="Arial" w:cs="Arial" w:eastAsia="Arial" w:hAnsi="Arial"/>
@@ -6846,7 +6990,7 @@
             <w:pPr>
               <w:spacing w:after="20" w:before="0"/>
             </w:pPr>
-            <w:hyperlink w:history="1" r:id="rIdpkxjk7ovvpeygqfgervpb">
+            <w:hyperlink w:history="1" r:id="rIdek0zlxrofvnu1_qwed2e9">
               <w:r>
                 <w:rPr>
                   <w:rFonts w:ascii="Arial" w:cs="Arial" w:eastAsia="Arial" w:hAnsi="Arial"/>
@@ -6879,7 +7023,7 @@
               <w:spacing w:after="10" w:before="0"/>
               <w:ind w:left="120"/>
             </w:pPr>
-            <w:hyperlink w:history="1" r:id="rIdylgsgvqfhwpappbzyiysv">
+            <w:hyperlink w:history="1" r:id="rIdrvwbylhwlpdbfrxd4vbog">
               <w:r>
                 <w:rPr>
                   <w:rFonts w:ascii="Arial" w:cs="Arial" w:eastAsia="Arial" w:hAnsi="Arial"/>
@@ -6907,6 +7051,7 @@
           </w:tcPr>
           <w:p>
             <w:pPr>
+              <w:keepNext w:val="false"/>
               <w:spacing w:after="40" w:before="0"/>
               <w:jc w:val="left"/>
             </w:pPr>
@@ -6939,6 +7084,7 @@
           </w:tcPr>
           <w:p>
             <w:pPr>
+              <w:keepNext w:val="false"/>
               <w:spacing w:after="40" w:before="0"/>
               <w:jc w:val="left"/>
             </w:pPr>
@@ -6971,6 +7117,7 @@
           </w:tcPr>
           <w:p>
             <w:pPr>
+              <w:keepNext w:val="false"/>
               <w:spacing w:after="40" w:before="0"/>
               <w:jc w:val="left"/>
             </w:pPr>
@@ -7003,6 +7150,7 @@
           </w:tcPr>
           <w:p>
             <w:pPr>
+              <w:keepNext w:val="false"/>
               <w:spacing w:after="40" w:before="0"/>
               <w:jc w:val="left"/>
             </w:pPr>
@@ -7037,6 +7185,7 @@
           </w:tcPr>
           <w:p>
             <w:pPr>
+              <w:keepNext w:val="false"/>
               <w:spacing w:after="40" w:before="0"/>
               <w:jc w:val="left"/>
             </w:pPr>
@@ -7074,7 +7223,7 @@
             <w:pPr>
               <w:spacing w:after="20" w:before="0"/>
             </w:pPr>
-            <w:hyperlink w:history="1" r:id="rIdlg6qhmc4wvinm-0l4iizz">
+            <w:hyperlink w:history="1" r:id="rId5p0wiu4dp689onxdmy3yt">
               <w:r>
                 <w:rPr>
                   <w:rFonts w:ascii="Arial" w:cs="Arial" w:eastAsia="Arial" w:hAnsi="Arial"/>
@@ -7123,7 +7272,7 @@
               <w:spacing w:after="10" w:before="0"/>
               <w:ind w:left="120"/>
             </w:pPr>
-            <w:hyperlink w:history="1" r:id="rId66zspxxczlk2te4ecco5o">
+            <w:hyperlink w:history="1" r:id="rIdv5nknf_7zwvw5om58jca_">
               <w:r>
                 <w:rPr>
                   <w:rFonts w:ascii="Arial" w:cs="Arial" w:eastAsia="Arial" w:hAnsi="Arial"/>
@@ -7168,7 +7317,7 @@
             <w:pPr>
               <w:spacing w:after="20" w:before="0"/>
             </w:pPr>
-            <w:hyperlink w:history="1" r:id="rIdfmd2kkgmazxywag_a19ez">
+            <w:hyperlink w:history="1" r:id="rIdm-nmzaelosf-ea3ziquks">
               <w:r>
                 <w:rPr>
                   <w:rFonts w:ascii="Arial" w:cs="Arial" w:eastAsia="Arial" w:hAnsi="Arial"/>
@@ -7201,7 +7350,7 @@
               <w:spacing w:after="10" w:before="0"/>
               <w:ind w:left="120"/>
             </w:pPr>
-            <w:hyperlink w:history="1" r:id="rIdsbj8pyoll4ct8jw13m6w1">
+            <w:hyperlink w:history="1" r:id="rIdgl9ssisrfzifnpy7blhba">
               <w:r>
                 <w:rPr>
                   <w:rFonts w:ascii="Arial" w:cs="Arial" w:eastAsia="Arial" w:hAnsi="Arial"/>
@@ -7229,6 +7378,7 @@
           </w:tcPr>
           <w:p>
             <w:pPr>
+              <w:keepNext w:val="false"/>
               <w:spacing w:after="40" w:before="0"/>
               <w:jc w:val="left"/>
             </w:pPr>
@@ -7261,6 +7411,7 @@
           </w:tcPr>
           <w:p>
             <w:pPr>
+              <w:keepNext w:val="false"/>
               <w:spacing w:after="40" w:before="0"/>
               <w:jc w:val="left"/>
             </w:pPr>
@@ -7293,6 +7444,7 @@
           </w:tcPr>
           <w:p>
             <w:pPr>
+              <w:keepNext w:val="false"/>
               <w:spacing w:after="40" w:before="0"/>
               <w:jc w:val="left"/>
             </w:pPr>
@@ -7325,6 +7477,7 @@
           </w:tcPr>
           <w:p>
             <w:pPr>
+              <w:keepNext w:val="false"/>
               <w:spacing w:after="40" w:before="0"/>
               <w:jc w:val="left"/>
             </w:pPr>
@@ -7359,6 +7512,7 @@
           </w:tcPr>
           <w:p>
             <w:pPr>
+              <w:keepNext w:val="false"/>
               <w:spacing w:after="40" w:before="0"/>
               <w:jc w:val="left"/>
             </w:pPr>
@@ -7396,7 +7550,7 @@
             <w:pPr>
               <w:spacing w:after="20" w:before="0"/>
             </w:pPr>
-            <w:hyperlink w:history="1" r:id="rIdyvhes8tbdyixdazq_gyrr">
+            <w:hyperlink w:history="1" r:id="rIdkdrjyxlrupftbrjht5g15">
               <w:r>
                 <w:rPr>
                   <w:rFonts w:ascii="Arial" w:cs="Arial" w:eastAsia="Arial" w:hAnsi="Arial"/>
@@ -7445,7 +7599,7 @@
               <w:spacing w:after="10" w:before="0"/>
               <w:ind w:left="120"/>
             </w:pPr>
-            <w:hyperlink w:history="1" r:id="rIdwh8nkiaq2tp_e5mt1cyjq">
+            <w:hyperlink w:history="1" r:id="rId60uum098otrarsl03engm">
               <w:r>
                 <w:rPr>
                   <w:rFonts w:ascii="Arial" w:cs="Arial" w:eastAsia="Arial" w:hAnsi="Arial"/>
@@ -7490,7 +7644,7 @@
             <w:pPr>
               <w:spacing w:after="20" w:before="0"/>
             </w:pPr>
-            <w:hyperlink w:history="1" r:id="rId8fh2pgvndjyvp3pz6cqjq">
+            <w:hyperlink w:history="1" r:id="rIdblzg7i3fv-2k4k8jdvgpv">
               <w:r>
                 <w:rPr>
                   <w:rFonts w:ascii="Arial" w:cs="Arial" w:eastAsia="Arial" w:hAnsi="Arial"/>
@@ -7539,7 +7693,7 @@
               <w:spacing w:after="10" w:before="0"/>
               <w:ind w:left="120"/>
             </w:pPr>
-            <w:hyperlink w:history="1" r:id="rIdokambdmocxswkr6uc02ml">
+            <w:hyperlink w:history="1" r:id="rIdihclarmw_3cw_nb0fpdf6">
               <w:r>
                 <w:rPr>
                   <w:rFonts w:ascii="Arial" w:cs="Arial" w:eastAsia="Arial" w:hAnsi="Arial"/>
@@ -7567,6 +7721,7 @@
           </w:tcPr>
           <w:p>
             <w:pPr>
+              <w:keepNext w:val="false"/>
               <w:spacing w:after="40" w:before="0"/>
               <w:jc w:val="left"/>
             </w:pPr>
@@ -7599,6 +7754,7 @@
           </w:tcPr>
           <w:p>
             <w:pPr>
+              <w:keepNext w:val="false"/>
               <w:spacing w:after="40" w:before="0"/>
               <w:jc w:val="left"/>
             </w:pPr>
@@ -7631,6 +7787,7 @@
           </w:tcPr>
           <w:p>
             <w:pPr>
+              <w:keepNext w:val="false"/>
               <w:spacing w:after="40" w:before="0"/>
               <w:jc w:val="left"/>
             </w:pPr>
@@ -7663,6 +7820,7 @@
           </w:tcPr>
           <w:p>
             <w:pPr>
+              <w:keepNext w:val="false"/>
               <w:spacing w:after="40" w:before="0"/>
               <w:jc w:val="left"/>
             </w:pPr>
@@ -7722,6 +7880,7 @@
           </w:tcPr>
           <w:p>
             <w:pPr>
+              <w:keepNext w:val="false"/>
               <w:spacing w:after="40" w:before="0"/>
               <w:jc w:val="center"/>
             </w:pPr>
@@ -7756,6 +7915,7 @@
           </w:tcPr>
           <w:p>
             <w:pPr>
+              <w:keepNext w:val="false"/>
               <w:spacing w:after="40" w:before="0"/>
               <w:jc w:val="left"/>
             </w:pPr>
@@ -7817,6 +7977,7 @@
           </w:tcPr>
           <w:p>
             <w:pPr>
+              <w:keepNext w:val="false"/>
               <w:spacing w:after="40" w:before="0"/>
               <w:jc w:val="center"/>
             </w:pPr>
@@ -7851,6 +8012,7 @@
           </w:tcPr>
           <w:p>
             <w:pPr>
+              <w:keepNext w:val="false"/>
               <w:spacing w:after="40" w:before="0"/>
               <w:jc w:val="left"/>
             </w:pPr>
@@ -7883,6 +8045,7 @@
           </w:tcPr>
           <w:p>
             <w:pPr>
+              <w:keepNext w:val="false"/>
               <w:spacing w:after="40" w:before="0"/>
               <w:jc w:val="left"/>
             </w:pPr>
@@ -7917,6 +8080,7 @@
           </w:tcPr>
           <w:p>
             <w:pPr>
+              <w:keepNext w:val="false"/>
               <w:spacing w:after="40" w:before="0"/>
               <w:jc w:val="left"/>
             </w:pPr>
@@ -7949,6 +8113,7 @@
           </w:tcPr>
           <w:p>
             <w:pPr>
+              <w:keepNext w:val="false"/>
               <w:spacing w:after="40" w:before="0"/>
               <w:jc w:val="left"/>
             </w:pPr>
@@ -7983,6 +8148,7 @@
           </w:tcPr>
           <w:p>
             <w:pPr>
+              <w:keepNext w:val="false"/>
               <w:spacing w:after="40" w:before="0"/>
               <w:jc w:val="left"/>
             </w:pPr>
@@ -8015,6 +8181,7 @@
           </w:tcPr>
           <w:p>
             <w:pPr>
+              <w:keepNext w:val="false"/>
               <w:spacing w:after="40" w:before="0"/>
               <w:jc w:val="left"/>
             </w:pPr>
@@ -8051,7 +8218,7 @@
         </w:rPr>
         <w:t xml:space="preserve">© 2026 SeaVuria and ARES. Aligned with KICD objectives. Developed by SeaVuria; technical implementation by ARES (with AI assistance from Claude). Licensed under </w:t>
       </w:r>
-      <w:hyperlink w:history="1" r:id="rIdru45rrcmzp72dibb8j95n">
+      <w:hyperlink w:history="1" r:id="rIddbzyov3tstlyyx6u_wiwl">
         <w:r>
           <w:rPr>
             <w:rFonts w:ascii="Arial" w:cs="Arial" w:eastAsia="Arial" w:hAnsi="Arial"/>
@@ -8072,7 +8239,7 @@
         </w:rPr>
         <w:t xml:space="preserve"> (</w:t>
       </w:r>
-      <w:hyperlink w:history="1" r:id="rIdbcavmdsgp_xinecnyxj8f">
+      <w:hyperlink w:history="1" r:id="rIdsb33ue-6_czyvmfk1utwe">
         <w:r>
           <w:rPr>
             <w:rFonts w:ascii="Arial" w:cs="Arial" w:eastAsia="Arial" w:hAnsi="Arial"/>
@@ -8132,6 +8299,7 @@
           </w:tcPr>
           <w:p>
             <w:pPr>
+              <w:keepNext w:val="false"/>
               <w:spacing w:after="40" w:before="0"/>
               <w:jc w:val="center"/>
             </w:pPr>
@@ -8167,6 +8335,7 @@
           </w:tcPr>
           <w:p>
             <w:pPr>
+              <w:keepNext w:val="false"/>
               <w:spacing w:after="40" w:before="0"/>
               <w:jc w:val="center"/>
             </w:pPr>
@@ -8201,6 +8370,7 @@
           </w:tcPr>
           <w:p>
             <w:pPr>
+              <w:keepNext w:val="false"/>
               <w:spacing w:after="40" w:before="0"/>
               <w:jc w:val="left"/>
             </w:pPr>
@@ -8233,6 +8403,7 @@
           </w:tcPr>
           <w:p>
             <w:pPr>
+              <w:keepNext w:val="false"/>
               <w:spacing w:after="40" w:before="0"/>
               <w:jc w:val="left"/>
             </w:pPr>
@@ -8267,6 +8438,7 @@
           </w:tcPr>
           <w:p>
             <w:pPr>
+              <w:keepNext w:val="false"/>
               <w:spacing w:after="40" w:before="0"/>
               <w:jc w:val="left"/>
             </w:pPr>
@@ -8299,6 +8471,7 @@
           </w:tcPr>
           <w:p>
             <w:pPr>
+              <w:keepNext w:val="false"/>
               <w:spacing w:after="40" w:before="0"/>
               <w:jc w:val="left"/>
             </w:pPr>
@@ -8333,6 +8506,7 @@
           </w:tcPr>
           <w:p>
             <w:pPr>
+              <w:keepNext w:val="false"/>
               <w:spacing w:after="40" w:before="0"/>
               <w:jc w:val="left"/>
             </w:pPr>
@@ -8365,6 +8539,7 @@
           </w:tcPr>
           <w:p>
             <w:pPr>
+              <w:keepNext w:val="false"/>
               <w:spacing w:after="40" w:before="0"/>
               <w:jc w:val="left"/>
             </w:pPr>
@@ -8399,6 +8574,7 @@
           </w:tcPr>
           <w:p>
             <w:pPr>
+              <w:keepNext w:val="false"/>
               <w:spacing w:after="40" w:before="0"/>
               <w:jc w:val="left"/>
             </w:pPr>
@@ -8431,6 +8607,7 @@
           </w:tcPr>
           <w:p>
             <w:pPr>
+              <w:keepNext w:val="false"/>
               <w:spacing w:after="40" w:before="0"/>
               <w:jc w:val="left"/>
             </w:pPr>
@@ -8465,6 +8642,7 @@
           </w:tcPr>
           <w:p>
             <w:pPr>
+              <w:keepNext w:val="false"/>
               <w:spacing w:after="40" w:before="0"/>
               <w:jc w:val="left"/>
             </w:pPr>
@@ -8497,6 +8675,7 @@
           </w:tcPr>
           <w:p>
             <w:pPr>
+              <w:keepNext w:val="false"/>
               <w:spacing w:after="40" w:before="0"/>
               <w:jc w:val="left"/>
             </w:pPr>
@@ -8531,6 +8710,7 @@
           </w:tcPr>
           <w:p>
             <w:pPr>
+              <w:keepNext w:val="false"/>
               <w:spacing w:after="40" w:before="0"/>
               <w:jc w:val="left"/>
             </w:pPr>
@@ -8563,6 +8743,7 @@
           </w:tcPr>
           <w:p>
             <w:pPr>
+              <w:keepNext w:val="false"/>
               <w:spacing w:after="40" w:before="0"/>
               <w:jc w:val="left"/>
             </w:pPr>
@@ -8597,6 +8778,7 @@
           </w:tcPr>
           <w:p>
             <w:pPr>
+              <w:keepNext w:val="false"/>
               <w:spacing w:after="40" w:before="0"/>
               <w:jc w:val="left"/>
             </w:pPr>
@@ -8629,6 +8811,7 @@
           </w:tcPr>
           <w:p>
             <w:pPr>
+              <w:keepNext w:val="false"/>
               <w:spacing w:after="40" w:before="0"/>
               <w:jc w:val="left"/>
             </w:pPr>
@@ -8663,6 +8846,7 @@
           </w:tcPr>
           <w:p>
             <w:pPr>
+              <w:keepNext w:val="false"/>
               <w:spacing w:after="40" w:before="0"/>
               <w:jc w:val="left"/>
             </w:pPr>
@@ -8695,6 +8879,7 @@
           </w:tcPr>
           <w:p>
             <w:pPr>
+              <w:keepNext w:val="false"/>
               <w:spacing w:after="40" w:before="0"/>
               <w:jc w:val="left"/>
             </w:pPr>
@@ -8754,6 +8939,7 @@
           </w:tcPr>
           <w:p>
             <w:pPr>
+              <w:keepNext w:val="false"/>
               <w:spacing w:after="40" w:before="0"/>
               <w:jc w:val="center"/>
             </w:pPr>
@@ -8788,6 +8974,7 @@
           </w:tcPr>
           <w:p>
             <w:pPr>
+              <w:keepNext w:val="false"/>
               <w:spacing w:after="40" w:before="0"/>
               <w:jc w:val="left"/>
             </w:pPr>
@@ -8852,6 +9039,7 @@
           </w:tcPr>
           <w:p>
             <w:pPr>
+              <w:keepNext w:val="false"/>
               <w:spacing w:after="40" w:before="0"/>
               <w:jc w:val="center"/>
             </w:pPr>
@@ -8886,6 +9074,7 @@
           </w:tcPr>
           <w:p>
             <w:pPr>
+              <w:keepNext w:val="false"/>
               <w:spacing w:after="40" w:before="0"/>
               <w:jc w:val="left"/>
             </w:pPr>
@@ -8918,6 +9107,7 @@
           </w:tcPr>
           <w:p>
             <w:pPr>
+              <w:keepNext w:val="false"/>
               <w:spacing w:after="40" w:before="0"/>
               <w:jc w:val="left"/>
             </w:pPr>
@@ -8950,6 +9140,7 @@
           </w:tcPr>
           <w:p>
             <w:pPr>
+              <w:keepNext w:val="false"/>
               <w:spacing w:after="40" w:before="0"/>
               <w:jc w:val="left"/>
             </w:pPr>
@@ -8982,6 +9173,7 @@
           </w:tcPr>
           <w:p>
             <w:pPr>
+              <w:keepNext w:val="false"/>
               <w:spacing w:after="40" w:before="0"/>
               <w:jc w:val="left"/>
             </w:pPr>
@@ -9014,6 +9206,7 @@
           </w:tcPr>
           <w:p>
             <w:pPr>
+              <w:keepNext w:val="false"/>
               <w:spacing w:after="40" w:before="0"/>
               <w:jc w:val="left"/>
             </w:pPr>
@@ -9048,6 +9241,7 @@
           </w:tcPr>
           <w:p>
             <w:pPr>
+              <w:keepNext w:val="false"/>
               <w:spacing w:after="40" w:before="0"/>
               <w:jc w:val="left"/>
             </w:pPr>
@@ -9085,7 +9279,7 @@
             <w:pPr>
               <w:spacing w:after="20" w:before="0"/>
             </w:pPr>
-            <w:hyperlink w:history="1" r:id="rIdxc4ncnj2x-xqqgpc4btsu">
+            <w:hyperlink w:history="1" r:id="rIdtuujbf62_pjxd-agbd9uq">
               <w:r>
                 <w:rPr>
                   <w:rFonts w:ascii="Arial" w:cs="Arial" w:eastAsia="Arial" w:hAnsi="Arial"/>
@@ -9134,7 +9328,7 @@
               <w:spacing w:after="10" w:before="0"/>
               <w:ind w:left="120"/>
             </w:pPr>
-            <w:hyperlink w:history="1" r:id="rId5velaybjbqnayqn6dbwut">
+            <w:hyperlink w:history="1" r:id="rIdw1ki16shxmwbavpw7d58j">
               <w:r>
                 <w:rPr>
                   <w:rFonts w:ascii="Arial" w:cs="Arial" w:eastAsia="Arial" w:hAnsi="Arial"/>
@@ -9179,7 +9373,7 @@
             <w:pPr>
               <w:spacing w:after="20" w:before="0"/>
             </w:pPr>
-            <w:hyperlink w:history="1" r:id="rIdaey-8trpmhhbd4u9hxttt">
+            <w:hyperlink w:history="1" r:id="rIdtbkg-asdjd0r5co712r5c">
               <w:r>
                 <w:rPr>
                   <w:rFonts w:ascii="Arial" w:cs="Arial" w:eastAsia="Arial" w:hAnsi="Arial"/>
@@ -9228,7 +9422,7 @@
               <w:spacing w:after="10" w:before="0"/>
               <w:ind w:left="120"/>
             </w:pPr>
-            <w:hyperlink w:history="1" r:id="rIdjvo1nncy5jxquea7dgfn-">
+            <w:hyperlink w:history="1" r:id="rIdfxugn-b2mcfk-iumeluyv">
               <w:r>
                 <w:rPr>
                   <w:rFonts w:ascii="Arial" w:cs="Arial" w:eastAsia="Arial" w:hAnsi="Arial"/>
@@ -9256,6 +9450,7 @@
           </w:tcPr>
           <w:p>
             <w:pPr>
+              <w:keepNext w:val="false"/>
               <w:spacing w:after="40" w:before="0"/>
               <w:jc w:val="left"/>
             </w:pPr>
@@ -9288,6 +9483,7 @@
           </w:tcPr>
           <w:p>
             <w:pPr>
+              <w:keepNext w:val="false"/>
               <w:spacing w:after="40" w:before="0"/>
               <w:jc w:val="left"/>
             </w:pPr>
@@ -9320,6 +9516,7 @@
           </w:tcPr>
           <w:p>
             <w:pPr>
+              <w:keepNext w:val="false"/>
               <w:spacing w:after="40" w:before="0"/>
               <w:jc w:val="left"/>
             </w:pPr>
@@ -9352,6 +9549,7 @@
           </w:tcPr>
           <w:p>
             <w:pPr>
+              <w:keepNext w:val="false"/>
               <w:spacing w:after="40" w:before="0"/>
               <w:jc w:val="left"/>
             </w:pPr>
@@ -9386,6 +9584,7 @@
           </w:tcPr>
           <w:p>
             <w:pPr>
+              <w:keepNext w:val="false"/>
               <w:spacing w:after="40" w:before="0"/>
               <w:jc w:val="left"/>
             </w:pPr>
@@ -9423,7 +9622,7 @@
             <w:pPr>
               <w:spacing w:after="20" w:before="0"/>
             </w:pPr>
-            <w:hyperlink w:history="1" r:id="rIdadf8z-zzbyjwgrepnv8nd">
+            <w:hyperlink w:history="1" r:id="rIdnzwy_ct9ajn2scv4ci3xs">
               <w:r>
                 <w:rPr>
                   <w:rFonts w:ascii="Arial" w:cs="Arial" w:eastAsia="Arial" w:hAnsi="Arial"/>
@@ -9472,7 +9671,7 @@
               <w:spacing w:after="10" w:before="0"/>
               <w:ind w:left="120"/>
             </w:pPr>
-            <w:hyperlink w:history="1" r:id="rIdimi1dupoylrarlm1no8ej">
+            <w:hyperlink w:history="1" r:id="rIdkbdjys1x8kyzzbu8n8oey">
               <w:r>
                 <w:rPr>
                   <w:rFonts w:ascii="Arial" w:cs="Arial" w:eastAsia="Arial" w:hAnsi="Arial"/>
@@ -9517,7 +9716,7 @@
             <w:pPr>
               <w:spacing w:after="20" w:before="0"/>
             </w:pPr>
-            <w:hyperlink w:history="1" r:id="rIdhnrlonh53mcaf_h2foyft">
+            <w:hyperlink w:history="1" r:id="rIdj0t3cmhziw7lu3opidc2k">
               <w:r>
                 <w:rPr>
                   <w:rFonts w:ascii="Arial" w:cs="Arial" w:eastAsia="Arial" w:hAnsi="Arial"/>
@@ -9566,7 +9765,7 @@
               <w:spacing w:after="10" w:before="0"/>
               <w:ind w:left="120"/>
             </w:pPr>
-            <w:hyperlink w:history="1" r:id="rIdjqtb1ytqgfnvmfnvvmvry">
+            <w:hyperlink w:history="1" r:id="rIdtlvcjnilwblirnujehbci">
               <w:r>
                 <w:rPr>
                   <w:rFonts w:ascii="Arial" w:cs="Arial" w:eastAsia="Arial" w:hAnsi="Arial"/>
@@ -9594,6 +9793,7 @@
           </w:tcPr>
           <w:p>
             <w:pPr>
+              <w:keepNext w:val="false"/>
               <w:spacing w:after="40" w:before="0"/>
               <w:jc w:val="left"/>
             </w:pPr>
@@ -9626,6 +9826,7 @@
           </w:tcPr>
           <w:p>
             <w:pPr>
+              <w:keepNext w:val="false"/>
               <w:spacing w:after="40" w:before="0"/>
               <w:jc w:val="left"/>
             </w:pPr>
@@ -9658,6 +9859,7 @@
           </w:tcPr>
           <w:p>
             <w:pPr>
+              <w:keepNext w:val="false"/>
               <w:spacing w:after="40" w:before="0"/>
               <w:jc w:val="left"/>
             </w:pPr>
@@ -9690,6 +9892,7 @@
           </w:tcPr>
           <w:p>
             <w:pPr>
+              <w:keepNext w:val="false"/>
               <w:spacing w:after="40" w:before="0"/>
               <w:jc w:val="left"/>
             </w:pPr>
@@ -9724,6 +9927,7 @@
           </w:tcPr>
           <w:p>
             <w:pPr>
+              <w:keepNext w:val="false"/>
               <w:spacing w:after="40" w:before="0"/>
               <w:jc w:val="left"/>
             </w:pPr>
@@ -9761,7 +9965,7 @@
             <w:pPr>
               <w:spacing w:after="20" w:before="0"/>
             </w:pPr>
-            <w:hyperlink w:history="1" r:id="rIdto9qmmakdbwyfpmnes0lt">
+            <w:hyperlink w:history="1" r:id="rIde-6pm7i9varab4gh3loub">
               <w:r>
                 <w:rPr>
                   <w:rFonts w:ascii="Arial" w:cs="Arial" w:eastAsia="Arial" w:hAnsi="Arial"/>
@@ -9810,7 +10014,7 @@
               <w:spacing w:after="10" w:before="0"/>
               <w:ind w:left="120"/>
             </w:pPr>
-            <w:hyperlink w:history="1" r:id="rIdyld1vtqurcejdweluhjwx">
+            <w:hyperlink w:history="1" r:id="rIddzxveplt9te1rf5fzt5cp">
               <w:r>
                 <w:rPr>
                   <w:rFonts w:ascii="Arial" w:cs="Arial" w:eastAsia="Arial" w:hAnsi="Arial"/>
@@ -9855,7 +10059,7 @@
             <w:pPr>
               <w:spacing w:after="20" w:before="0"/>
             </w:pPr>
-            <w:hyperlink w:history="1" r:id="rIdsrfpvljsnyxnna1l9lg-b">
+            <w:hyperlink w:history="1" r:id="rIdazfqftamcwqykeemhlobf">
               <w:r>
                 <w:rPr>
                   <w:rFonts w:ascii="Arial" w:cs="Arial" w:eastAsia="Arial" w:hAnsi="Arial"/>
@@ -9904,7 +10108,7 @@
               <w:spacing w:after="10" w:before="0"/>
               <w:ind w:left="120"/>
             </w:pPr>
-            <w:hyperlink w:history="1" r:id="rIduyna_u8sbo_bhbpvkubxk">
+            <w:hyperlink w:history="1" r:id="rIdvf0ucxrxe4fqrhvx6vgxa">
               <w:r>
                 <w:rPr>
                   <w:rFonts w:ascii="Arial" w:cs="Arial" w:eastAsia="Arial" w:hAnsi="Arial"/>
@@ -9932,6 +10136,7 @@
           </w:tcPr>
           <w:p>
             <w:pPr>
+              <w:keepNext w:val="false"/>
               <w:spacing w:after="40" w:before="0"/>
               <w:jc w:val="left"/>
             </w:pPr>
@@ -9964,6 +10169,7 @@
           </w:tcPr>
           <w:p>
             <w:pPr>
+              <w:keepNext w:val="false"/>
               <w:spacing w:after="40" w:before="0"/>
               <w:jc w:val="left"/>
             </w:pPr>
@@ -9996,6 +10202,7 @@
           </w:tcPr>
           <w:p>
             <w:pPr>
+              <w:keepNext w:val="false"/>
               <w:spacing w:after="40" w:before="0"/>
               <w:jc w:val="left"/>
             </w:pPr>
@@ -10028,6 +10235,7 @@
           </w:tcPr>
           <w:p>
             <w:pPr>
+              <w:keepNext w:val="false"/>
               <w:spacing w:after="40" w:before="0"/>
               <w:jc w:val="left"/>
             </w:pPr>
@@ -10062,6 +10270,7 @@
           </w:tcPr>
           <w:p>
             <w:pPr>
+              <w:keepNext w:val="false"/>
               <w:spacing w:after="40" w:before="0"/>
               <w:jc w:val="left"/>
             </w:pPr>
@@ -10099,7 +10308,7 @@
             <w:pPr>
               <w:spacing w:after="20" w:before="0"/>
             </w:pPr>
-            <w:hyperlink w:history="1" r:id="rIdst9zav-dvmrs8o22gli8p">
+            <w:hyperlink w:history="1" r:id="rId9b4k0mvnjjnvivcb3zako">
               <w:r>
                 <w:rPr>
                   <w:rFonts w:ascii="Arial" w:cs="Arial" w:eastAsia="Arial" w:hAnsi="Arial"/>
@@ -10148,7 +10357,7 @@
               <w:spacing w:after="10" w:before="0"/>
               <w:ind w:left="120"/>
             </w:pPr>
-            <w:hyperlink w:history="1" r:id="rIdzmka4jgktvn6ovab0asib">
+            <w:hyperlink w:history="1" r:id="rIddjsee5kulfx4g0iju_cku">
               <w:r>
                 <w:rPr>
                   <w:rFonts w:ascii="Arial" w:cs="Arial" w:eastAsia="Arial" w:hAnsi="Arial"/>
@@ -10193,7 +10402,7 @@
             <w:pPr>
               <w:spacing w:after="20" w:before="0"/>
             </w:pPr>
-            <w:hyperlink w:history="1" r:id="rIdsqhumdaashve6kacvn-s9">
+            <w:hyperlink w:history="1" r:id="rIdvmbalxofou2mosrmibval">
               <w:r>
                 <w:rPr>
                   <w:rFonts w:ascii="Arial" w:cs="Arial" w:eastAsia="Arial" w:hAnsi="Arial"/>
@@ -10242,7 +10451,7 @@
               <w:spacing w:after="10" w:before="0"/>
               <w:ind w:left="120"/>
             </w:pPr>
-            <w:hyperlink w:history="1" r:id="rId2dj5xohgzhzzfhn_phpo6">
+            <w:hyperlink w:history="1" r:id="rIdkprw-huez0lndn3w1uscu">
               <w:r>
                 <w:rPr>
                   <w:rFonts w:ascii="Arial" w:cs="Arial" w:eastAsia="Arial" w:hAnsi="Arial"/>
@@ -10270,6 +10479,7 @@
           </w:tcPr>
           <w:p>
             <w:pPr>
+              <w:keepNext w:val="false"/>
               <w:spacing w:after="40" w:before="0"/>
               <w:jc w:val="left"/>
             </w:pPr>
@@ -10302,6 +10512,7 @@
           </w:tcPr>
           <w:p>
             <w:pPr>
+              <w:keepNext w:val="false"/>
               <w:spacing w:after="40" w:before="0"/>
               <w:jc w:val="left"/>
             </w:pPr>
@@ -10334,6 +10545,7 @@
           </w:tcPr>
           <w:p>
             <w:pPr>
+              <w:keepNext w:val="false"/>
               <w:spacing w:after="40" w:before="0"/>
               <w:jc w:val="left"/>
             </w:pPr>
@@ -10366,6 +10578,7 @@
           </w:tcPr>
           <w:p>
             <w:pPr>
+              <w:keepNext w:val="false"/>
               <w:spacing w:after="40" w:before="0"/>
               <w:jc w:val="left"/>
             </w:pPr>
@@ -10400,6 +10613,7 @@
           </w:tcPr>
           <w:p>
             <w:pPr>
+              <w:keepNext w:val="false"/>
               <w:spacing w:after="40" w:before="0"/>
               <w:jc w:val="left"/>
             </w:pPr>
@@ -10437,7 +10651,7 @@
             <w:pPr>
               <w:spacing w:after="20" w:before="0"/>
             </w:pPr>
-            <w:hyperlink w:history="1" r:id="rIdu2-bniprmxoi00fj6kuve">
+            <w:hyperlink w:history="1" r:id="rId6sb8g-ffxhhmi9nisbucg">
               <w:r>
                 <w:rPr>
                   <w:rFonts w:ascii="Arial" w:cs="Arial" w:eastAsia="Arial" w:hAnsi="Arial"/>
@@ -10486,7 +10700,7 @@
               <w:spacing w:after="10" w:before="0"/>
               <w:ind w:left="120"/>
             </w:pPr>
-            <w:hyperlink w:history="1" r:id="rId58d6rcbu_go93uorbdi6l">
+            <w:hyperlink w:history="1" r:id="rIdq0kitykog1qjqpzbaqs7g">
               <w:r>
                 <w:rPr>
                   <w:rFonts w:ascii="Arial" w:cs="Arial" w:eastAsia="Arial" w:hAnsi="Arial"/>
@@ -10531,7 +10745,7 @@
             <w:pPr>
               <w:spacing w:after="20" w:before="0"/>
             </w:pPr>
-            <w:hyperlink w:history="1" r:id="rIdv-9x2tnduineiuspbw-_s">
+            <w:hyperlink w:history="1" r:id="rIdjpmut19qigq1ct8d91eq5">
               <w:r>
                 <w:rPr>
                   <w:rFonts w:ascii="Arial" w:cs="Arial" w:eastAsia="Arial" w:hAnsi="Arial"/>
@@ -10580,7 +10794,7 @@
               <w:spacing w:after="10" w:before="0"/>
               <w:ind w:left="120"/>
             </w:pPr>
-            <w:hyperlink w:history="1" r:id="rIdx2ucgqqkpghpohg2a_uvi">
+            <w:hyperlink w:history="1" r:id="rIdjue0yu5wrcjn7w9zmz4xk">
               <w:r>
                 <w:rPr>
                   <w:rFonts w:ascii="Arial" w:cs="Arial" w:eastAsia="Arial" w:hAnsi="Arial"/>
@@ -10608,6 +10822,7 @@
           </w:tcPr>
           <w:p>
             <w:pPr>
+              <w:keepNext w:val="false"/>
               <w:spacing w:after="40" w:before="0"/>
               <w:jc w:val="left"/>
             </w:pPr>
@@ -10640,6 +10855,7 @@
           </w:tcPr>
           <w:p>
             <w:pPr>
+              <w:keepNext w:val="false"/>
               <w:spacing w:after="40" w:before="0"/>
               <w:jc w:val="left"/>
             </w:pPr>
@@ -10672,6 +10888,7 @@
           </w:tcPr>
           <w:p>
             <w:pPr>
+              <w:keepNext w:val="false"/>
               <w:spacing w:after="40" w:before="0"/>
               <w:jc w:val="left"/>
             </w:pPr>
@@ -10704,6 +10921,7 @@
           </w:tcPr>
           <w:p>
             <w:pPr>
+              <w:keepNext w:val="false"/>
               <w:spacing w:after="40" w:before="0"/>
               <w:jc w:val="left"/>
             </w:pPr>
@@ -10763,6 +10981,7 @@
           </w:tcPr>
           <w:p>
             <w:pPr>
+              <w:keepNext w:val="false"/>
               <w:spacing w:after="40" w:before="0"/>
               <w:jc w:val="center"/>
             </w:pPr>
@@ -10797,6 +11016,7 @@
           </w:tcPr>
           <w:p>
             <w:pPr>
+              <w:keepNext w:val="false"/>
               <w:spacing w:after="40" w:before="0"/>
               <w:jc w:val="left"/>
             </w:pPr>
@@ -10858,6 +11078,7 @@
           </w:tcPr>
           <w:p>
             <w:pPr>
+              <w:keepNext w:val="false"/>
               <w:spacing w:after="40" w:before="0"/>
               <w:jc w:val="center"/>
             </w:pPr>
@@ -10892,6 +11113,7 @@
           </w:tcPr>
           <w:p>
             <w:pPr>
+              <w:keepNext w:val="false"/>
               <w:spacing w:after="40" w:before="0"/>
               <w:jc w:val="left"/>
             </w:pPr>
@@ -10924,6 +11146,7 @@
           </w:tcPr>
           <w:p>
             <w:pPr>
+              <w:keepNext w:val="false"/>
               <w:spacing w:after="40" w:before="0"/>
               <w:jc w:val="left"/>
             </w:pPr>
@@ -10958,6 +11181,7 @@
           </w:tcPr>
           <w:p>
             <w:pPr>
+              <w:keepNext w:val="false"/>
               <w:spacing w:after="40" w:before="0"/>
               <w:jc w:val="left"/>
             </w:pPr>
@@ -10990,6 +11214,7 @@
           </w:tcPr>
           <w:p>
             <w:pPr>
+              <w:keepNext w:val="false"/>
               <w:spacing w:after="40" w:before="0"/>
               <w:jc w:val="left"/>
             </w:pPr>
@@ -11024,6 +11249,7 @@
           </w:tcPr>
           <w:p>
             <w:pPr>
+              <w:keepNext w:val="false"/>
               <w:spacing w:after="40" w:before="0"/>
               <w:jc w:val="left"/>
             </w:pPr>
@@ -11056,6 +11282,7 @@
           </w:tcPr>
           <w:p>
             <w:pPr>
+              <w:keepNext w:val="false"/>
               <w:spacing w:after="40" w:before="0"/>
               <w:jc w:val="left"/>
             </w:pPr>
@@ -11092,7 +11319,7 @@
         </w:rPr>
         <w:t xml:space="preserve">© 2026 SeaVuria and ARES. Aligned with KICD objectives. Developed by SeaVuria; technical implementation by ARES (with AI assistance from Claude). Licensed under </w:t>
       </w:r>
-      <w:hyperlink w:history="1" r:id="rIdhfakwlqhp9uryevisbohi">
+      <w:hyperlink w:history="1" r:id="rIdziev70dgxfkuiirn2fn0k">
         <w:r>
           <w:rPr>
             <w:rFonts w:ascii="Arial" w:cs="Arial" w:eastAsia="Arial" w:hAnsi="Arial"/>
@@ -11113,7 +11340,7 @@
         </w:rPr>
         <w:t xml:space="preserve"> (</w:t>
       </w:r>
-      <w:hyperlink w:history="1" r:id="rIdirdckm0upscsle-amtdwu">
+      <w:hyperlink w:history="1" r:id="rIdmltu2ow4pqufgiq5ddg8p">
         <w:r>
           <w:rPr>
             <w:rFonts w:ascii="Arial" w:cs="Arial" w:eastAsia="Arial" w:hAnsi="Arial"/>
@@ -11173,6 +11400,7 @@
           </w:tcPr>
           <w:p>
             <w:pPr>
+              <w:keepNext w:val="false"/>
               <w:spacing w:after="40" w:before="0"/>
               <w:jc w:val="center"/>
             </w:pPr>
@@ -11208,6 +11436,7 @@
           </w:tcPr>
           <w:p>
             <w:pPr>
+              <w:keepNext w:val="false"/>
               <w:spacing w:after="40" w:before="0"/>
               <w:jc w:val="center"/>
             </w:pPr>
@@ -11242,6 +11471,7 @@
           </w:tcPr>
           <w:p>
             <w:pPr>
+              <w:keepNext w:val="false"/>
               <w:spacing w:after="40" w:before="0"/>
               <w:jc w:val="left"/>
             </w:pPr>
@@ -11274,6 +11504,7 @@
           </w:tcPr>
           <w:p>
             <w:pPr>
+              <w:keepNext w:val="false"/>
               <w:spacing w:after="40" w:before="0"/>
               <w:jc w:val="left"/>
             </w:pPr>
@@ -11308,6 +11539,7 @@
           </w:tcPr>
           <w:p>
             <w:pPr>
+              <w:keepNext w:val="false"/>
               <w:spacing w:after="40" w:before="0"/>
               <w:jc w:val="left"/>
             </w:pPr>
@@ -11340,6 +11572,7 @@
           </w:tcPr>
           <w:p>
             <w:pPr>
+              <w:keepNext w:val="false"/>
               <w:spacing w:after="40" w:before="0"/>
               <w:jc w:val="left"/>
             </w:pPr>
@@ -11374,6 +11607,7 @@
           </w:tcPr>
           <w:p>
             <w:pPr>
+              <w:keepNext w:val="false"/>
               <w:spacing w:after="40" w:before="0"/>
               <w:jc w:val="left"/>
             </w:pPr>
@@ -11406,6 +11640,7 @@
           </w:tcPr>
           <w:p>
             <w:pPr>
+              <w:keepNext w:val="false"/>
               <w:spacing w:after="40" w:before="0"/>
               <w:jc w:val="left"/>
             </w:pPr>
@@ -11440,6 +11675,7 @@
           </w:tcPr>
           <w:p>
             <w:pPr>
+              <w:keepNext w:val="false"/>
               <w:spacing w:after="40" w:before="0"/>
               <w:jc w:val="left"/>
             </w:pPr>
@@ -11472,6 +11708,7 @@
           </w:tcPr>
           <w:p>
             <w:pPr>
+              <w:keepNext w:val="false"/>
               <w:spacing w:after="40" w:before="0"/>
               <w:jc w:val="left"/>
             </w:pPr>
@@ -11506,6 +11743,7 @@
           </w:tcPr>
           <w:p>
             <w:pPr>
+              <w:keepNext w:val="false"/>
               <w:spacing w:after="40" w:before="0"/>
               <w:jc w:val="left"/>
             </w:pPr>
@@ -11538,6 +11776,7 @@
           </w:tcPr>
           <w:p>
             <w:pPr>
+              <w:keepNext w:val="false"/>
               <w:spacing w:after="40" w:before="0"/>
               <w:jc w:val="left"/>
             </w:pPr>
@@ -11572,6 +11811,7 @@
           </w:tcPr>
           <w:p>
             <w:pPr>
+              <w:keepNext w:val="false"/>
               <w:spacing w:after="40" w:before="0"/>
               <w:jc w:val="left"/>
             </w:pPr>
@@ -11604,6 +11844,7 @@
           </w:tcPr>
           <w:p>
             <w:pPr>
+              <w:keepNext w:val="false"/>
               <w:spacing w:after="40" w:before="0"/>
               <w:jc w:val="left"/>
             </w:pPr>
@@ -11638,6 +11879,7 @@
           </w:tcPr>
           <w:p>
             <w:pPr>
+              <w:keepNext w:val="false"/>
               <w:spacing w:after="40" w:before="0"/>
               <w:jc w:val="left"/>
             </w:pPr>
@@ -11670,6 +11912,7 @@
           </w:tcPr>
           <w:p>
             <w:pPr>
+              <w:keepNext w:val="false"/>
               <w:spacing w:after="40" w:before="0"/>
               <w:jc w:val="left"/>
             </w:pPr>
@@ -11704,6 +11947,7 @@
           </w:tcPr>
           <w:p>
             <w:pPr>
+              <w:keepNext w:val="false"/>
               <w:spacing w:after="40" w:before="0"/>
               <w:jc w:val="left"/>
             </w:pPr>
@@ -11736,6 +11980,7 @@
           </w:tcPr>
           <w:p>
             <w:pPr>
+              <w:keepNext w:val="false"/>
               <w:spacing w:after="40" w:before="0"/>
               <w:jc w:val="left"/>
             </w:pPr>
@@ -11795,6 +12040,7 @@
           </w:tcPr>
           <w:p>
             <w:pPr>
+              <w:keepNext w:val="false"/>
               <w:spacing w:after="40" w:before="0"/>
               <w:jc w:val="center"/>
             </w:pPr>
@@ -11829,6 +12075,7 @@
           </w:tcPr>
           <w:p>
             <w:pPr>
+              <w:keepNext w:val="false"/>
               <w:spacing w:after="40" w:before="0"/>
               <w:jc w:val="left"/>
             </w:pPr>
@@ -11893,6 +12140,7 @@
           </w:tcPr>
           <w:p>
             <w:pPr>
+              <w:keepNext w:val="false"/>
               <w:spacing w:after="40" w:before="0"/>
               <w:jc w:val="center"/>
             </w:pPr>
@@ -11927,6 +12175,7 @@
           </w:tcPr>
           <w:p>
             <w:pPr>
+              <w:keepNext w:val="false"/>
               <w:spacing w:after="40" w:before="0"/>
               <w:jc w:val="left"/>
             </w:pPr>
@@ -11959,6 +12208,7 @@
           </w:tcPr>
           <w:p>
             <w:pPr>
+              <w:keepNext w:val="false"/>
               <w:spacing w:after="40" w:before="0"/>
               <w:jc w:val="left"/>
             </w:pPr>
@@ -11991,6 +12241,7 @@
           </w:tcPr>
           <w:p>
             <w:pPr>
+              <w:keepNext w:val="false"/>
               <w:spacing w:after="40" w:before="0"/>
               <w:jc w:val="left"/>
             </w:pPr>
@@ -12023,6 +12274,7 @@
           </w:tcPr>
           <w:p>
             <w:pPr>
+              <w:keepNext w:val="false"/>
               <w:spacing w:after="40" w:before="0"/>
               <w:jc w:val="left"/>
             </w:pPr>
@@ -12055,6 +12307,7 @@
           </w:tcPr>
           <w:p>
             <w:pPr>
+              <w:keepNext w:val="false"/>
               <w:spacing w:after="40" w:before="0"/>
               <w:jc w:val="left"/>
             </w:pPr>
@@ -12089,6 +12342,7 @@
           </w:tcPr>
           <w:p>
             <w:pPr>
+              <w:keepNext w:val="false"/>
               <w:spacing w:after="40" w:before="0"/>
               <w:jc w:val="left"/>
             </w:pPr>
@@ -12126,7 +12380,7 @@
             <w:pPr>
               <w:spacing w:after="20" w:before="0"/>
             </w:pPr>
-            <w:hyperlink w:history="1" r:id="rIddnm6rhcjhmfmmycrgcz6k">
+            <w:hyperlink w:history="1" r:id="rIdgxikovvckxrfps8bdmr2j">
               <w:r>
                 <w:rPr>
                   <w:rFonts w:ascii="Arial" w:cs="Arial" w:eastAsia="Arial" w:hAnsi="Arial"/>
@@ -12159,7 +12413,7 @@
               <w:spacing w:after="10" w:before="0"/>
               <w:ind w:left="120"/>
             </w:pPr>
-            <w:hyperlink w:history="1" r:id="rIdfsqfadg02jxrp3eydwcvr">
+            <w:hyperlink w:history="1" r:id="rIdye8wwbangavv6dfizpgt2">
               <w:r>
                 <w:rPr>
                   <w:rFonts w:ascii="Arial" w:cs="Arial" w:eastAsia="Arial" w:hAnsi="Arial"/>
@@ -12204,7 +12458,7 @@
             <w:pPr>
               <w:spacing w:after="20" w:before="0"/>
             </w:pPr>
-            <w:hyperlink w:history="1" r:id="rIdnlwpsg0aia4xnaqqmmvsk">
+            <w:hyperlink w:history="1" r:id="rId_uxlmfnqdpt5r0lmriq4w">
               <w:r>
                 <w:rPr>
                   <w:rFonts w:ascii="Arial" w:cs="Arial" w:eastAsia="Arial" w:hAnsi="Arial"/>
@@ -12237,7 +12491,7 @@
               <w:spacing w:after="10" w:before="0"/>
               <w:ind w:left="120"/>
             </w:pPr>
-            <w:hyperlink w:history="1" r:id="rIdpxivl41qrw8k2bjhoc35n">
+            <w:hyperlink w:history="1" r:id="rId4kdbw9jbpzyelwtrf7pmm">
               <w:r>
                 <w:rPr>
                   <w:rFonts w:ascii="Arial" w:cs="Arial" w:eastAsia="Arial" w:hAnsi="Arial"/>
@@ -12265,6 +12519,7 @@
           </w:tcPr>
           <w:p>
             <w:pPr>
+              <w:keepNext w:val="false"/>
               <w:spacing w:after="40" w:before="0"/>
               <w:jc w:val="left"/>
             </w:pPr>
@@ -12297,6 +12552,7 @@
           </w:tcPr>
           <w:p>
             <w:pPr>
+              <w:keepNext w:val="false"/>
               <w:spacing w:after="40" w:before="0"/>
               <w:jc w:val="left"/>
             </w:pPr>
@@ -12329,6 +12585,7 @@
           </w:tcPr>
           <w:p>
             <w:pPr>
+              <w:keepNext w:val="false"/>
               <w:spacing w:after="40" w:before="0"/>
               <w:jc w:val="left"/>
             </w:pPr>
@@ -12361,6 +12618,7 @@
           </w:tcPr>
           <w:p>
             <w:pPr>
+              <w:keepNext w:val="false"/>
               <w:spacing w:after="40" w:before="0"/>
               <w:jc w:val="left"/>
             </w:pPr>
@@ -12395,6 +12653,7 @@
           </w:tcPr>
           <w:p>
             <w:pPr>
+              <w:keepNext w:val="false"/>
               <w:spacing w:after="40" w:before="0"/>
               <w:jc w:val="left"/>
             </w:pPr>
@@ -12432,7 +12691,7 @@
             <w:pPr>
               <w:spacing w:after="20" w:before="0"/>
             </w:pPr>
-            <w:hyperlink w:history="1" r:id="rIdqfv6ytkjaktmofrxut7lr">
+            <w:hyperlink w:history="1" r:id="rIda_rxrqhmli4oxcopvx6yt">
               <w:r>
                 <w:rPr>
                   <w:rFonts w:ascii="Arial" w:cs="Arial" w:eastAsia="Arial" w:hAnsi="Arial"/>
@@ -12465,7 +12724,7 @@
               <w:spacing w:after="10" w:before="0"/>
               <w:ind w:left="120"/>
             </w:pPr>
-            <w:hyperlink w:history="1" r:id="rId4i5qo8ej2il_hvipjcaxo">
+            <w:hyperlink w:history="1" r:id="rIdbo4laacj70g9kyofjld29">
               <w:r>
                 <w:rPr>
                   <w:rFonts w:ascii="Arial" w:cs="Arial" w:eastAsia="Arial" w:hAnsi="Arial"/>
@@ -12510,7 +12769,7 @@
             <w:pPr>
               <w:spacing w:after="20" w:before="0"/>
             </w:pPr>
-            <w:hyperlink w:history="1" r:id="rIdozecwnlejqibzezn4mjxk">
+            <w:hyperlink w:history="1" r:id="rIdg3o0ac7irwctwsvqo0ac4">
               <w:r>
                 <w:rPr>
                   <w:rFonts w:ascii="Arial" w:cs="Arial" w:eastAsia="Arial" w:hAnsi="Arial"/>
@@ -12543,7 +12802,7 @@
               <w:spacing w:after="10" w:before="0"/>
               <w:ind w:left="120"/>
             </w:pPr>
-            <w:hyperlink w:history="1" r:id="rIdrsyoval2l6nd5ekk00bsd">
+            <w:hyperlink w:history="1" r:id="rId-bnw-x_qtoregmffsksvv">
               <w:r>
                 <w:rPr>
                   <w:rFonts w:ascii="Arial" w:cs="Arial" w:eastAsia="Arial" w:hAnsi="Arial"/>
@@ -12571,6 +12830,7 @@
           </w:tcPr>
           <w:p>
             <w:pPr>
+              <w:keepNext w:val="false"/>
               <w:spacing w:after="40" w:before="0"/>
               <w:jc w:val="left"/>
             </w:pPr>
@@ -12603,6 +12863,7 @@
           </w:tcPr>
           <w:p>
             <w:pPr>
+              <w:keepNext w:val="false"/>
               <w:spacing w:after="40" w:before="0"/>
               <w:jc w:val="left"/>
             </w:pPr>
@@ -12635,6 +12896,7 @@
           </w:tcPr>
           <w:p>
             <w:pPr>
+              <w:keepNext w:val="false"/>
               <w:spacing w:after="40" w:before="0"/>
               <w:jc w:val="left"/>
             </w:pPr>
@@ -12667,6 +12929,7 @@
           </w:tcPr>
           <w:p>
             <w:pPr>
+              <w:keepNext w:val="false"/>
               <w:spacing w:after="40" w:before="0"/>
               <w:jc w:val="left"/>
             </w:pPr>
@@ -12701,6 +12964,7 @@
           </w:tcPr>
           <w:p>
             <w:pPr>
+              <w:keepNext w:val="false"/>
               <w:spacing w:after="40" w:before="0"/>
               <w:jc w:val="left"/>
             </w:pPr>
@@ -12738,7 +13002,7 @@
             <w:pPr>
               <w:spacing w:after="20" w:before="0"/>
             </w:pPr>
-            <w:hyperlink w:history="1" r:id="rId8cczq-yf4mmcohegrdsqw">
+            <w:hyperlink w:history="1" r:id="rIdropzo4w8qiocufw49_f3w">
               <w:r>
                 <w:rPr>
                   <w:rFonts w:ascii="Arial" w:cs="Arial" w:eastAsia="Arial" w:hAnsi="Arial"/>
@@ -12787,7 +13051,7 @@
               <w:spacing w:after="10" w:before="0"/>
               <w:ind w:left="120"/>
             </w:pPr>
-            <w:hyperlink w:history="1" r:id="rIdwzgkahiayde71eg6_jnao">
+            <w:hyperlink w:history="1" r:id="rId4mk6rkbndhrgfcyspor07">
               <w:r>
                 <w:rPr>
                   <w:rFonts w:ascii="Arial" w:cs="Arial" w:eastAsia="Arial" w:hAnsi="Arial"/>
@@ -12832,7 +13096,7 @@
             <w:pPr>
               <w:spacing w:after="20" w:before="0"/>
             </w:pPr>
-            <w:hyperlink w:history="1" r:id="rIditczkj5kro-v7lbdxq7v5">
+            <w:hyperlink w:history="1" r:id="rIduyolvhckhpgpmv2oprqlh">
               <w:r>
                 <w:rPr>
                   <w:rFonts w:ascii="Arial" w:cs="Arial" w:eastAsia="Arial" w:hAnsi="Arial"/>
@@ -12881,7 +13145,7 @@
               <w:spacing w:after="10" w:before="0"/>
               <w:ind w:left="120"/>
             </w:pPr>
-            <w:hyperlink w:history="1" r:id="rIdsuf7m7prfei-jbmkhrfvj">
+            <w:hyperlink w:history="1" r:id="rIdnchi9te8qbm3swnxdo2kz">
               <w:r>
                 <w:rPr>
                   <w:rFonts w:ascii="Arial" w:cs="Arial" w:eastAsia="Arial" w:hAnsi="Arial"/>
@@ -12909,6 +13173,7 @@
           </w:tcPr>
           <w:p>
             <w:pPr>
+              <w:keepNext w:val="false"/>
               <w:spacing w:after="40" w:before="0"/>
               <w:jc w:val="left"/>
             </w:pPr>
@@ -12941,6 +13206,7 @@
           </w:tcPr>
           <w:p>
             <w:pPr>
+              <w:keepNext w:val="false"/>
               <w:spacing w:after="40" w:before="0"/>
               <w:jc w:val="left"/>
             </w:pPr>
@@ -12973,6 +13239,7 @@
           </w:tcPr>
           <w:p>
             <w:pPr>
+              <w:keepNext w:val="false"/>
               <w:spacing w:after="40" w:before="0"/>
               <w:jc w:val="left"/>
             </w:pPr>
@@ -13005,6 +13272,7 @@
           </w:tcPr>
           <w:p>
             <w:pPr>
+              <w:keepNext w:val="false"/>
               <w:spacing w:after="40" w:before="0"/>
               <w:jc w:val="left"/>
             </w:pPr>
@@ -13039,6 +13307,7 @@
           </w:tcPr>
           <w:p>
             <w:pPr>
+              <w:keepNext w:val="false"/>
               <w:spacing w:after="40" w:before="0"/>
               <w:jc w:val="left"/>
             </w:pPr>
@@ -13076,7 +13345,7 @@
             <w:pPr>
               <w:spacing w:after="20" w:before="0"/>
             </w:pPr>
-            <w:hyperlink w:history="1" r:id="rIdzknge_oemy-tsh7nxmhly">
+            <w:hyperlink w:history="1" r:id="rIdlhi0w05yimprwwzmb9zno">
               <w:r>
                 <w:rPr>
                   <w:rFonts w:ascii="Arial" w:cs="Arial" w:eastAsia="Arial" w:hAnsi="Arial"/>
@@ -13125,7 +13394,7 @@
               <w:spacing w:after="10" w:before="0"/>
               <w:ind w:left="120"/>
             </w:pPr>
-            <w:hyperlink w:history="1" r:id="rIdwo9umh_ce2tkqekfr7bxp">
+            <w:hyperlink w:history="1" r:id="rIdzvhe1dijsmgeo-r9t9fur">
               <w:r>
                 <w:rPr>
                   <w:rFonts w:ascii="Arial" w:cs="Arial" w:eastAsia="Arial" w:hAnsi="Arial"/>
@@ -13170,7 +13439,7 @@
             <w:pPr>
               <w:spacing w:after="20" w:before="0"/>
             </w:pPr>
-            <w:hyperlink w:history="1" r:id="rIdk8k5h-yn7h-0wbtxkoz_8">
+            <w:hyperlink w:history="1" r:id="rIdbxnpwjimyzno2gheufi13">
               <w:r>
                 <w:rPr>
                   <w:rFonts w:ascii="Arial" w:cs="Arial" w:eastAsia="Arial" w:hAnsi="Arial"/>
@@ -13219,7 +13488,7 @@
               <w:spacing w:after="10" w:before="0"/>
               <w:ind w:left="120"/>
             </w:pPr>
-            <w:hyperlink w:history="1" r:id="rId4hijei27brbmyzmkf8npt">
+            <w:hyperlink w:history="1" r:id="rIdz15v0-4ejw3nw7a0qp4om">
               <w:r>
                 <w:rPr>
                   <w:rFonts w:ascii="Arial" w:cs="Arial" w:eastAsia="Arial" w:hAnsi="Arial"/>
@@ -13247,6 +13516,7 @@
           </w:tcPr>
           <w:p>
             <w:pPr>
+              <w:keepNext w:val="false"/>
               <w:spacing w:after="40" w:before="0"/>
               <w:jc w:val="left"/>
             </w:pPr>
@@ -13279,6 +13549,7 @@
           </w:tcPr>
           <w:p>
             <w:pPr>
+              <w:keepNext w:val="false"/>
               <w:spacing w:after="40" w:before="0"/>
               <w:jc w:val="left"/>
             </w:pPr>
@@ -13311,6 +13582,7 @@
           </w:tcPr>
           <w:p>
             <w:pPr>
+              <w:keepNext w:val="false"/>
               <w:spacing w:after="40" w:before="0"/>
               <w:jc w:val="left"/>
             </w:pPr>
@@ -13343,6 +13615,7 @@
           </w:tcPr>
           <w:p>
             <w:pPr>
+              <w:keepNext w:val="false"/>
               <w:spacing w:after="40" w:before="0"/>
               <w:jc w:val="left"/>
             </w:pPr>
@@ -13377,6 +13650,7 @@
           </w:tcPr>
           <w:p>
             <w:pPr>
+              <w:keepNext w:val="false"/>
               <w:spacing w:after="40" w:before="0"/>
               <w:jc w:val="left"/>
             </w:pPr>
@@ -13414,7 +13688,7 @@
             <w:pPr>
               <w:spacing w:after="20" w:before="0"/>
             </w:pPr>
-            <w:hyperlink w:history="1" r:id="rIdjjdr2i6tjprha5fo1wchw">
+            <w:hyperlink w:history="1" r:id="rIdidqzsbbf_rrhrty3w7gcq">
               <w:r>
                 <w:rPr>
                   <w:rFonts w:ascii="Arial" w:cs="Arial" w:eastAsia="Arial" w:hAnsi="Arial"/>
@@ -13463,7 +13737,7 @@
               <w:spacing w:after="10" w:before="0"/>
               <w:ind w:left="120"/>
             </w:pPr>
-            <w:hyperlink w:history="1" r:id="rIdirsxh7she1csujm0-fg3o">
+            <w:hyperlink w:history="1" r:id="rIdvith7-e2kxlgpngwqpkgp">
               <w:r>
                 <w:rPr>
                   <w:rFonts w:ascii="Arial" w:cs="Arial" w:eastAsia="Arial" w:hAnsi="Arial"/>
@@ -13508,7 +13782,7 @@
             <w:pPr>
               <w:spacing w:after="20" w:before="0"/>
             </w:pPr>
-            <w:hyperlink w:history="1" r:id="rIdfenzcz66lohk8y_fok7i8">
+            <w:hyperlink w:history="1" r:id="rIdxfmoxeujubocmhavec9bt">
               <w:r>
                 <w:rPr>
                   <w:rFonts w:ascii="Arial" w:cs="Arial" w:eastAsia="Arial" w:hAnsi="Arial"/>
@@ -13557,7 +13831,7 @@
               <w:spacing w:after="10" w:before="0"/>
               <w:ind w:left="120"/>
             </w:pPr>
-            <w:hyperlink w:history="1" r:id="rIdjxwl7comkuyj0t_1igp4s">
+            <w:hyperlink w:history="1" r:id="rIdlkhsf0asttbsngtqvelwu">
               <w:r>
                 <w:rPr>
                   <w:rFonts w:ascii="Arial" w:cs="Arial" w:eastAsia="Arial" w:hAnsi="Arial"/>
@@ -13585,6 +13859,7 @@
           </w:tcPr>
           <w:p>
             <w:pPr>
+              <w:keepNext w:val="false"/>
               <w:spacing w:after="40" w:before="0"/>
               <w:jc w:val="left"/>
             </w:pPr>
@@ -13617,6 +13892,7 @@
           </w:tcPr>
           <w:p>
             <w:pPr>
+              <w:keepNext w:val="false"/>
               <w:spacing w:after="40" w:before="0"/>
               <w:jc w:val="left"/>
             </w:pPr>
@@ -13649,6 +13925,7 @@
           </w:tcPr>
           <w:p>
             <w:pPr>
+              <w:keepNext w:val="false"/>
               <w:spacing w:after="40" w:before="0"/>
               <w:jc w:val="left"/>
             </w:pPr>
@@ -13681,6 +13958,7 @@
           </w:tcPr>
           <w:p>
             <w:pPr>
+              <w:keepNext w:val="false"/>
               <w:spacing w:after="40" w:before="0"/>
               <w:jc w:val="left"/>
             </w:pPr>
@@ -13740,6 +14018,7 @@
           </w:tcPr>
           <w:p>
             <w:pPr>
+              <w:keepNext w:val="false"/>
               <w:spacing w:after="40" w:before="0"/>
               <w:jc w:val="center"/>
             </w:pPr>
@@ -13774,6 +14053,7 @@
           </w:tcPr>
           <w:p>
             <w:pPr>
+              <w:keepNext w:val="false"/>
               <w:spacing w:after="40" w:before="0"/>
               <w:jc w:val="left"/>
             </w:pPr>
@@ -13835,6 +14115,7 @@
           </w:tcPr>
           <w:p>
             <w:pPr>
+              <w:keepNext w:val="false"/>
               <w:spacing w:after="40" w:before="0"/>
               <w:jc w:val="center"/>
             </w:pPr>
@@ -13869,6 +14150,7 @@
           </w:tcPr>
           <w:p>
             <w:pPr>
+              <w:keepNext w:val="false"/>
               <w:spacing w:after="40" w:before="0"/>
               <w:jc w:val="left"/>
             </w:pPr>
@@ -13901,6 +14183,7 @@
           </w:tcPr>
           <w:p>
             <w:pPr>
+              <w:keepNext w:val="false"/>
               <w:spacing w:after="40" w:before="0"/>
               <w:jc w:val="left"/>
             </w:pPr>
@@ -13935,6 +14218,7 @@
           </w:tcPr>
           <w:p>
             <w:pPr>
+              <w:keepNext w:val="false"/>
               <w:spacing w:after="40" w:before="0"/>
               <w:jc w:val="left"/>
             </w:pPr>
@@ -13967,6 +14251,7 @@
           </w:tcPr>
           <w:p>
             <w:pPr>
+              <w:keepNext w:val="false"/>
               <w:spacing w:after="40" w:before="0"/>
               <w:jc w:val="left"/>
             </w:pPr>
@@ -14001,6 +14286,7 @@
           </w:tcPr>
           <w:p>
             <w:pPr>
+              <w:keepNext w:val="false"/>
               <w:spacing w:after="40" w:before="0"/>
               <w:jc w:val="left"/>
             </w:pPr>
@@ -14033,6 +14319,7 @@
           </w:tcPr>
           <w:p>
             <w:pPr>
+              <w:keepNext w:val="false"/>
               <w:spacing w:after="40" w:before="0"/>
               <w:jc w:val="left"/>
             </w:pPr>
@@ -14069,7 +14356,7 @@
         </w:rPr>
         <w:t xml:space="preserve">© 2026 SeaVuria and ARES. Aligned with KICD objectives. Developed by SeaVuria; technical implementation by ARES (with AI assistance from Claude). Licensed under </w:t>
       </w:r>
-      <w:hyperlink w:history="1" r:id="rIdwpcmsickvpgof6qde1mqm">
+      <w:hyperlink w:history="1" r:id="rIdhybjr5vzf3xbn-fievgzq">
         <w:r>
           <w:rPr>
             <w:rFonts w:ascii="Arial" w:cs="Arial" w:eastAsia="Arial" w:hAnsi="Arial"/>
@@ -14090,7 +14377,7 @@
         </w:rPr>
         <w:t xml:space="preserve"> (</w:t>
       </w:r>
-      <w:hyperlink w:history="1" r:id="rIdmx1kv1y31q3cti8cindd-">
+      <w:hyperlink w:history="1" r:id="rIdqs2gw-lvnbafafnpnlutx">
         <w:r>
           <w:rPr>
             <w:rFonts w:ascii="Arial" w:cs="Arial" w:eastAsia="Arial" w:hAnsi="Arial"/>
@@ -14150,6 +14437,7 @@
           </w:tcPr>
           <w:p>
             <w:pPr>
+              <w:keepNext w:val="false"/>
               <w:spacing w:after="40" w:before="0"/>
               <w:jc w:val="center"/>
             </w:pPr>
@@ -14185,6 +14473,7 @@
           </w:tcPr>
           <w:p>
             <w:pPr>
+              <w:keepNext w:val="false"/>
               <w:spacing w:after="40" w:before="0"/>
               <w:jc w:val="center"/>
             </w:pPr>
@@ -14219,6 +14508,7 @@
           </w:tcPr>
           <w:p>
             <w:pPr>
+              <w:keepNext w:val="false"/>
               <w:spacing w:after="40" w:before="0"/>
               <w:jc w:val="left"/>
             </w:pPr>
@@ -14251,6 +14541,7 @@
           </w:tcPr>
           <w:p>
             <w:pPr>
+              <w:keepNext w:val="false"/>
               <w:spacing w:after="40" w:before="0"/>
               <w:jc w:val="left"/>
             </w:pPr>
@@ -14285,6 +14576,7 @@
           </w:tcPr>
           <w:p>
             <w:pPr>
+              <w:keepNext w:val="false"/>
               <w:spacing w:after="40" w:before="0"/>
               <w:jc w:val="left"/>
             </w:pPr>
@@ -14317,6 +14609,7 @@
           </w:tcPr>
           <w:p>
             <w:pPr>
+              <w:keepNext w:val="false"/>
               <w:spacing w:after="40" w:before="0"/>
               <w:jc w:val="left"/>
             </w:pPr>
@@ -14351,6 +14644,7 @@
           </w:tcPr>
           <w:p>
             <w:pPr>
+              <w:keepNext w:val="false"/>
               <w:spacing w:after="40" w:before="0"/>
               <w:jc w:val="left"/>
             </w:pPr>
@@ -14383,6 +14677,7 @@
           </w:tcPr>
           <w:p>
             <w:pPr>
+              <w:keepNext w:val="false"/>
               <w:spacing w:after="40" w:before="0"/>
               <w:jc w:val="left"/>
             </w:pPr>
@@ -14417,6 +14712,7 @@
           </w:tcPr>
           <w:p>
             <w:pPr>
+              <w:keepNext w:val="false"/>
               <w:spacing w:after="40" w:before="0"/>
               <w:jc w:val="left"/>
             </w:pPr>
@@ -14449,6 +14745,7 @@
           </w:tcPr>
           <w:p>
             <w:pPr>
+              <w:keepNext w:val="false"/>
               <w:spacing w:after="40" w:before="0"/>
               <w:jc w:val="left"/>
             </w:pPr>
@@ -14483,6 +14780,7 @@
           </w:tcPr>
           <w:p>
             <w:pPr>
+              <w:keepNext w:val="false"/>
               <w:spacing w:after="40" w:before="0"/>
               <w:jc w:val="left"/>
             </w:pPr>
@@ -14515,6 +14813,7 @@
           </w:tcPr>
           <w:p>
             <w:pPr>
+              <w:keepNext w:val="false"/>
               <w:spacing w:after="40" w:before="0"/>
               <w:jc w:val="left"/>
             </w:pPr>
@@ -14549,6 +14848,7 @@
           </w:tcPr>
           <w:p>
             <w:pPr>
+              <w:keepNext w:val="false"/>
               <w:spacing w:after="40" w:before="0"/>
               <w:jc w:val="left"/>
             </w:pPr>
@@ -14581,6 +14881,7 @@
           </w:tcPr>
           <w:p>
             <w:pPr>
+              <w:keepNext w:val="false"/>
               <w:spacing w:after="40" w:before="0"/>
               <w:jc w:val="left"/>
             </w:pPr>
@@ -14615,6 +14916,7 @@
           </w:tcPr>
           <w:p>
             <w:pPr>
+              <w:keepNext w:val="false"/>
               <w:spacing w:after="40" w:before="0"/>
               <w:jc w:val="left"/>
             </w:pPr>
@@ -14647,6 +14949,7 @@
           </w:tcPr>
           <w:p>
             <w:pPr>
+              <w:keepNext w:val="false"/>
               <w:spacing w:after="40" w:before="0"/>
               <w:jc w:val="left"/>
             </w:pPr>
@@ -14681,6 +14984,7 @@
           </w:tcPr>
           <w:p>
             <w:pPr>
+              <w:keepNext w:val="false"/>
               <w:spacing w:after="40" w:before="0"/>
               <w:jc w:val="left"/>
             </w:pPr>
@@ -14713,6 +15017,7 @@
           </w:tcPr>
           <w:p>
             <w:pPr>
+              <w:keepNext w:val="false"/>
               <w:spacing w:after="40" w:before="0"/>
               <w:jc w:val="left"/>
             </w:pPr>
@@ -14772,6 +15077,7 @@
           </w:tcPr>
           <w:p>
             <w:pPr>
+              <w:keepNext w:val="false"/>
               <w:spacing w:after="40" w:before="0"/>
               <w:jc w:val="center"/>
             </w:pPr>
@@ -14806,6 +15112,7 @@
           </w:tcPr>
           <w:p>
             <w:pPr>
+              <w:keepNext w:val="false"/>
               <w:spacing w:after="40" w:before="0"/>
               <w:jc w:val="left"/>
             </w:pPr>
@@ -14870,6 +15177,7 @@
           </w:tcPr>
           <w:p>
             <w:pPr>
+              <w:keepNext w:val="false"/>
               <w:spacing w:after="40" w:before="0"/>
               <w:jc w:val="center"/>
             </w:pPr>
@@ -14904,6 +15212,7 @@
           </w:tcPr>
           <w:p>
             <w:pPr>
+              <w:keepNext w:val="false"/>
               <w:spacing w:after="40" w:before="0"/>
               <w:jc w:val="left"/>
             </w:pPr>
@@ -14936,6 +15245,7 @@
           </w:tcPr>
           <w:p>
             <w:pPr>
+              <w:keepNext w:val="false"/>
               <w:spacing w:after="40" w:before="0"/>
               <w:jc w:val="left"/>
             </w:pPr>
@@ -14968,6 +15278,7 @@
           </w:tcPr>
           <w:p>
             <w:pPr>
+              <w:keepNext w:val="false"/>
               <w:spacing w:after="40" w:before="0"/>
               <w:jc w:val="left"/>
             </w:pPr>
@@ -15000,6 +15311,7 @@
           </w:tcPr>
           <w:p>
             <w:pPr>
+              <w:keepNext w:val="false"/>
               <w:spacing w:after="40" w:before="0"/>
               <w:jc w:val="left"/>
             </w:pPr>
@@ -15032,6 +15344,7 @@
           </w:tcPr>
           <w:p>
             <w:pPr>
+              <w:keepNext w:val="false"/>
               <w:spacing w:after="40" w:before="0"/>
               <w:jc w:val="left"/>
             </w:pPr>
@@ -15066,6 +15379,7 @@
           </w:tcPr>
           <w:p>
             <w:pPr>
+              <w:keepNext w:val="false"/>
               <w:spacing w:after="40" w:before="0"/>
               <w:jc w:val="left"/>
             </w:pPr>
@@ -15103,7 +15417,7 @@
             <w:pPr>
               <w:spacing w:after="20" w:before="0"/>
             </w:pPr>
-            <w:hyperlink w:history="1" r:id="rIdyzkcp5cjzlisjxml4lplh">
+            <w:hyperlink w:history="1" r:id="rIdjtmzzcatvd5xgmbd5ccm6">
               <w:r>
                 <w:rPr>
                   <w:rFonts w:ascii="Arial" w:cs="Arial" w:eastAsia="Arial" w:hAnsi="Arial"/>
@@ -15136,7 +15450,7 @@
               <w:spacing w:after="10" w:before="0"/>
               <w:ind w:left="120"/>
             </w:pPr>
-            <w:hyperlink w:history="1" r:id="rId9pewoc55rlteg9_3kyu9q">
+            <w:hyperlink w:history="1" r:id="rIdrdloupeohpnvmckqxphv0">
               <w:r>
                 <w:rPr>
                   <w:rFonts w:ascii="Arial" w:cs="Arial" w:eastAsia="Arial" w:hAnsi="Arial"/>
@@ -15181,7 +15495,7 @@
             <w:pPr>
               <w:spacing w:after="20" w:before="0"/>
             </w:pPr>
-            <w:hyperlink w:history="1" r:id="rIdufwievgvduz5zs_6jwuy4">
+            <w:hyperlink w:history="1" r:id="rId6gx-y_mmo5-_ct9uy9i9z">
               <w:r>
                 <w:rPr>
                   <w:rFonts w:ascii="Arial" w:cs="Arial" w:eastAsia="Arial" w:hAnsi="Arial"/>
@@ -15214,7 +15528,7 @@
               <w:spacing w:after="10" w:before="0"/>
               <w:ind w:left="120"/>
             </w:pPr>
-            <w:hyperlink w:history="1" r:id="rIdrqxwnkbeirwdbg9-zk1oz">
+            <w:hyperlink w:history="1" r:id="rIduvddjvxrftvildu-1wc1h">
               <w:r>
                 <w:rPr>
                   <w:rFonts w:ascii="Arial" w:cs="Arial" w:eastAsia="Arial" w:hAnsi="Arial"/>
@@ -15242,6 +15556,7 @@
           </w:tcPr>
           <w:p>
             <w:pPr>
+              <w:keepNext w:val="false"/>
               <w:spacing w:after="40" w:before="0"/>
               <w:jc w:val="left"/>
             </w:pPr>
@@ -15274,6 +15589,7 @@
           </w:tcPr>
           <w:p>
             <w:pPr>
+              <w:keepNext w:val="false"/>
               <w:spacing w:after="40" w:before="0"/>
               <w:jc w:val="left"/>
             </w:pPr>
@@ -15306,6 +15622,7 @@
           </w:tcPr>
           <w:p>
             <w:pPr>
+              <w:keepNext w:val="false"/>
               <w:spacing w:after="40" w:before="0"/>
               <w:jc w:val="left"/>
             </w:pPr>
@@ -15338,6 +15655,7 @@
           </w:tcPr>
           <w:p>
             <w:pPr>
+              <w:keepNext w:val="false"/>
               <w:spacing w:after="40" w:before="0"/>
               <w:jc w:val="left"/>
             </w:pPr>
@@ -15372,6 +15690,7 @@
           </w:tcPr>
           <w:p>
             <w:pPr>
+              <w:keepNext w:val="false"/>
               <w:spacing w:after="40" w:before="0"/>
               <w:jc w:val="left"/>
             </w:pPr>
@@ -15409,7 +15728,7 @@
             <w:pPr>
               <w:spacing w:after="20" w:before="0"/>
             </w:pPr>
-            <w:hyperlink w:history="1" r:id="rIdvjicrudgi6_6gfks_9_ue">
+            <w:hyperlink w:history="1" r:id="rIdpma1j3vv6doi8nnbzuetu">
               <w:r>
                 <w:rPr>
                   <w:rFonts w:ascii="Arial" w:cs="Arial" w:eastAsia="Arial" w:hAnsi="Arial"/>
@@ -15442,7 +15761,7 @@
               <w:spacing w:after="10" w:before="0"/>
               <w:ind w:left="120"/>
             </w:pPr>
-            <w:hyperlink w:history="1" r:id="rIdb7j2j7httxhnbv09kpusw">
+            <w:hyperlink w:history="1" r:id="rIdbstmylt_-1l3bhu0oilpb">
               <w:r>
                 <w:rPr>
                   <w:rFonts w:ascii="Arial" w:cs="Arial" w:eastAsia="Arial" w:hAnsi="Arial"/>
@@ -15487,7 +15806,7 @@
             <w:pPr>
               <w:spacing w:after="20" w:before="0"/>
             </w:pPr>
-            <w:hyperlink w:history="1" r:id="rIdhzs5de864v912t5nokzy1">
+            <w:hyperlink w:history="1" r:id="rIdcdor4ixuvgnut37ptvzay">
               <w:r>
                 <w:rPr>
                   <w:rFonts w:ascii="Arial" w:cs="Arial" w:eastAsia="Arial" w:hAnsi="Arial"/>
@@ -15520,7 +15839,7 @@
               <w:spacing w:after="10" w:before="0"/>
               <w:ind w:left="120"/>
             </w:pPr>
-            <w:hyperlink w:history="1" r:id="rIdwpiq3duye21jhhl5eofug">
+            <w:hyperlink w:history="1" r:id="rIdgargtyn36ichbh_fain9m">
               <w:r>
                 <w:rPr>
                   <w:rFonts w:ascii="Arial" w:cs="Arial" w:eastAsia="Arial" w:hAnsi="Arial"/>
@@ -15548,6 +15867,7 @@
           </w:tcPr>
           <w:p>
             <w:pPr>
+              <w:keepNext w:val="false"/>
               <w:spacing w:after="40" w:before="0"/>
               <w:jc w:val="left"/>
             </w:pPr>
@@ -15580,6 +15900,7 @@
           </w:tcPr>
           <w:p>
             <w:pPr>
+              <w:keepNext w:val="false"/>
               <w:spacing w:after="40" w:before="0"/>
               <w:jc w:val="left"/>
             </w:pPr>
@@ -15612,6 +15933,7 @@
           </w:tcPr>
           <w:p>
             <w:pPr>
+              <w:keepNext w:val="false"/>
               <w:spacing w:after="40" w:before="0"/>
               <w:jc w:val="left"/>
             </w:pPr>
@@ -15644,6 +15966,7 @@
           </w:tcPr>
           <w:p>
             <w:pPr>
+              <w:keepNext w:val="false"/>
               <w:spacing w:after="40" w:before="0"/>
               <w:jc w:val="left"/>
             </w:pPr>
@@ -15678,6 +16001,7 @@
           </w:tcPr>
           <w:p>
             <w:pPr>
+              <w:keepNext w:val="false"/>
               <w:spacing w:after="40" w:before="0"/>
               <w:jc w:val="left"/>
             </w:pPr>
@@ -15715,7 +16039,7 @@
             <w:pPr>
               <w:spacing w:after="20" w:before="0"/>
             </w:pPr>
-            <w:hyperlink w:history="1" r:id="rIdyyalesmcpee-g2oyvjfjz">
+            <w:hyperlink w:history="1" r:id="rIdmn1anvfk2ukz2acxp7bbq">
               <w:r>
                 <w:rPr>
                   <w:rFonts w:ascii="Arial" w:cs="Arial" w:eastAsia="Arial" w:hAnsi="Arial"/>
@@ -15764,7 +16088,7 @@
               <w:spacing w:after="10" w:before="0"/>
               <w:ind w:left="120"/>
             </w:pPr>
-            <w:hyperlink w:history="1" r:id="rIdk6d-kg4_ofxxybylodo_g">
+            <w:hyperlink w:history="1" r:id="rIdryi9higt740wiuigdsk6w">
               <w:r>
                 <w:rPr>
                   <w:rFonts w:ascii="Arial" w:cs="Arial" w:eastAsia="Arial" w:hAnsi="Arial"/>
@@ -15809,7 +16133,7 @@
             <w:pPr>
               <w:spacing w:after="20" w:before="0"/>
             </w:pPr>
-            <w:hyperlink w:history="1" r:id="rIdv_vf9fqdpgsfxc4i6owk9">
+            <w:hyperlink w:history="1" r:id="rId8wdeljzprc9txtdyop-qa">
               <w:r>
                 <w:rPr>
                   <w:rFonts w:ascii="Arial" w:cs="Arial" w:eastAsia="Arial" w:hAnsi="Arial"/>
@@ -15842,7 +16166,7 @@
               <w:spacing w:after="10" w:before="0"/>
               <w:ind w:left="120"/>
             </w:pPr>
-            <w:hyperlink w:history="1" r:id="rIddv2wmosjrq2cw-oifevyf">
+            <w:hyperlink w:history="1" r:id="rIdrdwnbvhkvkr4roofnhrny">
               <w:r>
                 <w:rPr>
                   <w:rFonts w:ascii="Arial" w:cs="Arial" w:eastAsia="Arial" w:hAnsi="Arial"/>
@@ -15870,6 +16194,7 @@
           </w:tcPr>
           <w:p>
             <w:pPr>
+              <w:keepNext w:val="false"/>
               <w:spacing w:after="40" w:before="0"/>
               <w:jc w:val="left"/>
             </w:pPr>
@@ -15902,6 +16227,7 @@
           </w:tcPr>
           <w:p>
             <w:pPr>
+              <w:keepNext w:val="false"/>
               <w:spacing w:after="40" w:before="0"/>
               <w:jc w:val="left"/>
             </w:pPr>
@@ -15934,6 +16260,7 @@
           </w:tcPr>
           <w:p>
             <w:pPr>
+              <w:keepNext w:val="false"/>
               <w:spacing w:after="40" w:before="0"/>
               <w:jc w:val="left"/>
             </w:pPr>
@@ -15966,6 +16293,7 @@
           </w:tcPr>
           <w:p>
             <w:pPr>
+              <w:keepNext w:val="false"/>
               <w:spacing w:after="40" w:before="0"/>
               <w:jc w:val="left"/>
             </w:pPr>
@@ -16000,6 +16328,7 @@
           </w:tcPr>
           <w:p>
             <w:pPr>
+              <w:keepNext w:val="false"/>
               <w:spacing w:after="40" w:before="0"/>
               <w:jc w:val="left"/>
             </w:pPr>
@@ -16037,7 +16366,7 @@
             <w:pPr>
               <w:spacing w:after="20" w:before="0"/>
             </w:pPr>
-            <w:hyperlink w:history="1" r:id="rId6-1lwvdm7qjqh6poyoig2">
+            <w:hyperlink w:history="1" r:id="rIdjitrqy9d-pl-xdqr1nuz6">
               <w:r>
                 <w:rPr>
                   <w:rFonts w:ascii="Arial" w:cs="Arial" w:eastAsia="Arial" w:hAnsi="Arial"/>
@@ -16086,7 +16415,7 @@
               <w:spacing w:after="10" w:before="0"/>
               <w:ind w:left="120"/>
             </w:pPr>
-            <w:hyperlink w:history="1" r:id="rIdysxbp9ffklvk9ttlaw1ha">
+            <w:hyperlink w:history="1" r:id="rIdkgl-skgus3t3_krgnz953">
               <w:r>
                 <w:rPr>
                   <w:rFonts w:ascii="Arial" w:cs="Arial" w:eastAsia="Arial" w:hAnsi="Arial"/>
@@ -16131,7 +16460,7 @@
             <w:pPr>
               <w:spacing w:after="20" w:before="0"/>
             </w:pPr>
-            <w:hyperlink w:history="1" r:id="rIdeez1urhkc_sens_tdyrm3">
+            <w:hyperlink w:history="1" r:id="rId6qslhsbwxkqplj7lypyev">
               <w:r>
                 <w:rPr>
                   <w:rFonts w:ascii="Arial" w:cs="Arial" w:eastAsia="Arial" w:hAnsi="Arial"/>
@@ -16164,7 +16493,7 @@
               <w:spacing w:after="10" w:before="0"/>
               <w:ind w:left="120"/>
             </w:pPr>
-            <w:hyperlink w:history="1" r:id="rIdmhgsjfktohzdvnnvplz9w">
+            <w:hyperlink w:history="1" r:id="rIdrmz8zsextsyypvghqanlq">
               <w:r>
                 <w:rPr>
                   <w:rFonts w:ascii="Arial" w:cs="Arial" w:eastAsia="Arial" w:hAnsi="Arial"/>
@@ -16192,6 +16521,7 @@
           </w:tcPr>
           <w:p>
             <w:pPr>
+              <w:keepNext w:val="false"/>
               <w:spacing w:after="40" w:before="0"/>
               <w:jc w:val="left"/>
             </w:pPr>
@@ -16224,6 +16554,7 @@
           </w:tcPr>
           <w:p>
             <w:pPr>
+              <w:keepNext w:val="false"/>
               <w:spacing w:after="40" w:before="0"/>
               <w:jc w:val="left"/>
             </w:pPr>
@@ -16256,6 +16587,7 @@
           </w:tcPr>
           <w:p>
             <w:pPr>
+              <w:keepNext w:val="false"/>
               <w:spacing w:after="40" w:before="0"/>
               <w:jc w:val="left"/>
             </w:pPr>
@@ -16288,6 +16620,7 @@
           </w:tcPr>
           <w:p>
             <w:pPr>
+              <w:keepNext w:val="false"/>
               <w:spacing w:after="40" w:before="0"/>
               <w:jc w:val="left"/>
             </w:pPr>
@@ -16322,6 +16655,7 @@
           </w:tcPr>
           <w:p>
             <w:pPr>
+              <w:keepNext w:val="false"/>
               <w:spacing w:after="40" w:before="0"/>
               <w:jc w:val="left"/>
             </w:pPr>
@@ -16359,7 +16693,7 @@
             <w:pPr>
               <w:spacing w:after="20" w:before="0"/>
             </w:pPr>
-            <w:hyperlink w:history="1" r:id="rIdgfjbsgcpbektxf-nli2fk">
+            <w:hyperlink w:history="1" r:id="rIdrdtz-uafu6zqkawmis3mf">
               <w:r>
                 <w:rPr>
                   <w:rFonts w:ascii="Arial" w:cs="Arial" w:eastAsia="Arial" w:hAnsi="Arial"/>
@@ -16408,7 +16742,7 @@
               <w:spacing w:after="10" w:before="0"/>
               <w:ind w:left="120"/>
             </w:pPr>
-            <w:hyperlink w:history="1" r:id="rIdf_kzsldjxo8yuykvnwxre">
+            <w:hyperlink w:history="1" r:id="rIdfpiwg-bvydh8cf7edpdoc">
               <w:r>
                 <w:rPr>
                   <w:rFonts w:ascii="Arial" w:cs="Arial" w:eastAsia="Arial" w:hAnsi="Arial"/>
@@ -16453,7 +16787,7 @@
             <w:pPr>
               <w:spacing w:after="20" w:before="0"/>
             </w:pPr>
-            <w:hyperlink w:history="1" r:id="rIdhf6cyw6vr9voapxwozhw1">
+            <w:hyperlink w:history="1" r:id="rId8syk2kpye-50c_qbqsfuc">
               <w:r>
                 <w:rPr>
                   <w:rFonts w:ascii="Arial" w:cs="Arial" w:eastAsia="Arial" w:hAnsi="Arial"/>
@@ -16502,7 +16836,7 @@
               <w:spacing w:after="10" w:before="0"/>
               <w:ind w:left="120"/>
             </w:pPr>
-            <w:hyperlink w:history="1" r:id="rIdsy4mazmrlkk_bocu4zfaq">
+            <w:hyperlink w:history="1" r:id="rIduhsdlbcuedybylhj7su-8">
               <w:r>
                 <w:rPr>
                   <w:rFonts w:ascii="Arial" w:cs="Arial" w:eastAsia="Arial" w:hAnsi="Arial"/>
@@ -16530,6 +16864,7 @@
           </w:tcPr>
           <w:p>
             <w:pPr>
+              <w:keepNext w:val="false"/>
               <w:spacing w:after="40" w:before="0"/>
               <w:jc w:val="left"/>
             </w:pPr>
@@ -16562,6 +16897,7 @@
           </w:tcPr>
           <w:p>
             <w:pPr>
+              <w:keepNext w:val="false"/>
               <w:spacing w:after="40" w:before="0"/>
               <w:jc w:val="left"/>
             </w:pPr>
@@ -16594,6 +16930,7 @@
           </w:tcPr>
           <w:p>
             <w:pPr>
+              <w:keepNext w:val="false"/>
               <w:spacing w:after="40" w:before="0"/>
               <w:jc w:val="left"/>
             </w:pPr>
@@ -16626,6 +16963,7 @@
           </w:tcPr>
           <w:p>
             <w:pPr>
+              <w:keepNext w:val="false"/>
               <w:spacing w:after="40" w:before="0"/>
               <w:jc w:val="left"/>
             </w:pPr>
@@ -16685,6 +17023,7 @@
           </w:tcPr>
           <w:p>
             <w:pPr>
+              <w:keepNext w:val="false"/>
               <w:spacing w:after="40" w:before="0"/>
               <w:jc w:val="center"/>
             </w:pPr>
@@ -16719,6 +17058,7 @@
           </w:tcPr>
           <w:p>
             <w:pPr>
+              <w:keepNext w:val="false"/>
               <w:spacing w:after="40" w:before="0"/>
               <w:jc w:val="left"/>
             </w:pPr>
@@ -16780,6 +17120,7 @@
           </w:tcPr>
           <w:p>
             <w:pPr>
+              <w:keepNext w:val="false"/>
               <w:spacing w:after="40" w:before="0"/>
               <w:jc w:val="center"/>
             </w:pPr>
@@ -16814,6 +17155,7 @@
           </w:tcPr>
           <w:p>
             <w:pPr>
+              <w:keepNext w:val="false"/>
               <w:spacing w:after="40" w:before="0"/>
               <w:jc w:val="left"/>
             </w:pPr>
@@ -16846,6 +17188,7 @@
           </w:tcPr>
           <w:p>
             <w:pPr>
+              <w:keepNext w:val="false"/>
               <w:spacing w:after="40" w:before="0"/>
               <w:jc w:val="left"/>
             </w:pPr>
@@ -16880,6 +17223,7 @@
           </w:tcPr>
           <w:p>
             <w:pPr>
+              <w:keepNext w:val="false"/>
               <w:spacing w:after="40" w:before="0"/>
               <w:jc w:val="left"/>
             </w:pPr>
@@ -16912,6 +17256,7 @@
           </w:tcPr>
           <w:p>
             <w:pPr>
+              <w:keepNext w:val="false"/>
               <w:spacing w:after="40" w:before="0"/>
               <w:jc w:val="left"/>
             </w:pPr>
@@ -16946,6 +17291,7 @@
           </w:tcPr>
           <w:p>
             <w:pPr>
+              <w:keepNext w:val="false"/>
               <w:spacing w:after="40" w:before="0"/>
               <w:jc w:val="left"/>
             </w:pPr>
@@ -16978,6 +17324,7 @@
           </w:tcPr>
           <w:p>
             <w:pPr>
+              <w:keepNext w:val="false"/>
               <w:spacing w:after="40" w:before="0"/>
               <w:jc w:val="left"/>
             </w:pPr>
@@ -17014,7 +17361,7 @@
         </w:rPr>
         <w:t xml:space="preserve">© 2026 SeaVuria and ARES. Aligned with KICD objectives. Developed by SeaVuria; technical implementation by ARES (with AI assistance from Claude). Licensed under </w:t>
       </w:r>
-      <w:hyperlink w:history="1" r:id="rId1nhhgx_yskfp9g9lkeeg2">
+      <w:hyperlink w:history="1" r:id="rIdfbghsynrs6ifvozka_ugq">
         <w:r>
           <w:rPr>
             <w:rFonts w:ascii="Arial" w:cs="Arial" w:eastAsia="Arial" w:hAnsi="Arial"/>
@@ -17035,7 +17382,7 @@
         </w:rPr>
         <w:t xml:space="preserve"> (</w:t>
       </w:r>
-      <w:hyperlink w:history="1" r:id="rIdhwzyzos8pz6mnvkua9odm">
+      <w:hyperlink w:history="1" r:id="rId4sgka5tim8mivrbm9zfgt">
         <w:r>
           <w:rPr>
             <w:rFonts w:ascii="Arial" w:cs="Arial" w:eastAsia="Arial" w:hAnsi="Arial"/>
@@ -17095,6 +17442,7 @@
           </w:tcPr>
           <w:p>
             <w:pPr>
+              <w:keepNext w:val="false"/>
               <w:spacing w:after="40" w:before="0"/>
               <w:jc w:val="center"/>
             </w:pPr>
@@ -17130,6 +17478,7 @@
           </w:tcPr>
           <w:p>
             <w:pPr>
+              <w:keepNext w:val="false"/>
               <w:spacing w:after="40" w:before="0"/>
               <w:jc w:val="center"/>
             </w:pPr>
@@ -17164,6 +17513,7 @@
           </w:tcPr>
           <w:p>
             <w:pPr>
+              <w:keepNext w:val="false"/>
               <w:spacing w:after="40" w:before="0"/>
               <w:jc w:val="left"/>
             </w:pPr>
@@ -17196,6 +17546,7 @@
           </w:tcPr>
           <w:p>
             <w:pPr>
+              <w:keepNext w:val="false"/>
               <w:spacing w:after="40" w:before="0"/>
               <w:jc w:val="left"/>
             </w:pPr>
@@ -17230,6 +17581,7 @@
           </w:tcPr>
           <w:p>
             <w:pPr>
+              <w:keepNext w:val="false"/>
               <w:spacing w:after="40" w:before="0"/>
               <w:jc w:val="left"/>
             </w:pPr>
@@ -17262,6 +17614,7 @@
           </w:tcPr>
           <w:p>
             <w:pPr>
+              <w:keepNext w:val="false"/>
               <w:spacing w:after="40" w:before="0"/>
               <w:jc w:val="left"/>
             </w:pPr>
@@ -17296,6 +17649,7 @@
           </w:tcPr>
           <w:p>
             <w:pPr>
+              <w:keepNext w:val="false"/>
               <w:spacing w:after="40" w:before="0"/>
               <w:jc w:val="left"/>
             </w:pPr>
@@ -17328,6 +17682,7 @@
           </w:tcPr>
           <w:p>
             <w:pPr>
+              <w:keepNext w:val="false"/>
               <w:spacing w:after="40" w:before="0"/>
               <w:jc w:val="left"/>
             </w:pPr>
@@ -17362,6 +17717,7 @@
           </w:tcPr>
           <w:p>
             <w:pPr>
+              <w:keepNext w:val="false"/>
               <w:spacing w:after="40" w:before="0"/>
               <w:jc w:val="left"/>
             </w:pPr>
@@ -17394,6 +17750,7 @@
           </w:tcPr>
           <w:p>
             <w:pPr>
+              <w:keepNext w:val="false"/>
               <w:spacing w:after="40" w:before="0"/>
               <w:jc w:val="left"/>
             </w:pPr>
@@ -17428,6 +17785,7 @@
           </w:tcPr>
           <w:p>
             <w:pPr>
+              <w:keepNext w:val="false"/>
               <w:spacing w:after="40" w:before="0"/>
               <w:jc w:val="left"/>
             </w:pPr>
@@ -17460,6 +17818,7 @@
           </w:tcPr>
           <w:p>
             <w:pPr>
+              <w:keepNext w:val="false"/>
               <w:spacing w:after="40" w:before="0"/>
               <w:jc w:val="left"/>
             </w:pPr>
@@ -17494,6 +17853,7 @@
           </w:tcPr>
           <w:p>
             <w:pPr>
+              <w:keepNext w:val="false"/>
               <w:spacing w:after="40" w:before="0"/>
               <w:jc w:val="left"/>
             </w:pPr>
@@ -17526,6 +17886,7 @@
           </w:tcPr>
           <w:p>
             <w:pPr>
+              <w:keepNext w:val="false"/>
               <w:spacing w:after="40" w:before="0"/>
               <w:jc w:val="left"/>
             </w:pPr>
@@ -17560,6 +17921,7 @@
           </w:tcPr>
           <w:p>
             <w:pPr>
+              <w:keepNext w:val="false"/>
               <w:spacing w:after="40" w:before="0"/>
               <w:jc w:val="left"/>
             </w:pPr>
@@ -17592,6 +17954,7 @@
           </w:tcPr>
           <w:p>
             <w:pPr>
+              <w:keepNext w:val="false"/>
               <w:spacing w:after="40" w:before="0"/>
               <w:jc w:val="left"/>
             </w:pPr>
@@ -17626,6 +17989,7 @@
           </w:tcPr>
           <w:p>
             <w:pPr>
+              <w:keepNext w:val="false"/>
               <w:spacing w:after="40" w:before="0"/>
               <w:jc w:val="left"/>
             </w:pPr>
@@ -17658,6 +18022,7 @@
           </w:tcPr>
           <w:p>
             <w:pPr>
+              <w:keepNext w:val="false"/>
               <w:spacing w:after="40" w:before="0"/>
               <w:jc w:val="left"/>
             </w:pPr>
@@ -17717,6 +18082,7 @@
           </w:tcPr>
           <w:p>
             <w:pPr>
+              <w:keepNext w:val="false"/>
               <w:spacing w:after="40" w:before="0"/>
               <w:jc w:val="center"/>
             </w:pPr>
@@ -17751,6 +18117,7 @@
           </w:tcPr>
           <w:p>
             <w:pPr>
+              <w:keepNext w:val="false"/>
               <w:spacing w:after="40" w:before="0"/>
               <w:jc w:val="left"/>
             </w:pPr>
@@ -17815,6 +18182,7 @@
           </w:tcPr>
           <w:p>
             <w:pPr>
+              <w:keepNext w:val="false"/>
               <w:spacing w:after="40" w:before="0"/>
               <w:jc w:val="center"/>
             </w:pPr>
@@ -17849,6 +18217,7 @@
           </w:tcPr>
           <w:p>
             <w:pPr>
+              <w:keepNext w:val="false"/>
               <w:spacing w:after="40" w:before="0"/>
               <w:jc w:val="left"/>
             </w:pPr>
@@ -17881,6 +18250,7 @@
           </w:tcPr>
           <w:p>
             <w:pPr>
+              <w:keepNext w:val="false"/>
               <w:spacing w:after="40" w:before="0"/>
               <w:jc w:val="left"/>
             </w:pPr>
@@ -17913,6 +18283,7 @@
           </w:tcPr>
           <w:p>
             <w:pPr>
+              <w:keepNext w:val="false"/>
               <w:spacing w:after="40" w:before="0"/>
               <w:jc w:val="left"/>
             </w:pPr>
@@ -17945,6 +18316,7 @@
           </w:tcPr>
           <w:p>
             <w:pPr>
+              <w:keepNext w:val="false"/>
               <w:spacing w:after="40" w:before="0"/>
               <w:jc w:val="left"/>
             </w:pPr>
@@ -17977,6 +18349,7 @@
           </w:tcPr>
           <w:p>
             <w:pPr>
+              <w:keepNext w:val="false"/>
               <w:spacing w:after="40" w:before="0"/>
               <w:jc w:val="left"/>
             </w:pPr>
@@ -18011,6 +18384,7 @@
           </w:tcPr>
           <w:p>
             <w:pPr>
+              <w:keepNext w:val="false"/>
               <w:spacing w:after="40" w:before="0"/>
               <w:jc w:val="left"/>
             </w:pPr>
@@ -18048,7 +18422,7 @@
             <w:pPr>
               <w:spacing w:after="20" w:before="0"/>
             </w:pPr>
-            <w:hyperlink w:history="1" r:id="rIdgikdaadkkoaz3so6e8jvn">
+            <w:hyperlink w:history="1" r:id="rIdxpjjrphbsslbihnfg4x-d">
               <w:r>
                 <w:rPr>
                   <w:rFonts w:ascii="Arial" w:cs="Arial" w:eastAsia="Arial" w:hAnsi="Arial"/>
@@ -18081,7 +18455,7 @@
               <w:spacing w:after="10" w:before="0"/>
               <w:ind w:left="120"/>
             </w:pPr>
-            <w:hyperlink w:history="1" r:id="rIdjoycd3ghfrlvzlg0gnyqa">
+            <w:hyperlink w:history="1" r:id="rIdxiwxcthy8aoxfg4gldk10">
               <w:r>
                 <w:rPr>
                   <w:rFonts w:ascii="Arial" w:cs="Arial" w:eastAsia="Arial" w:hAnsi="Arial"/>
@@ -18126,7 +18500,7 @@
             <w:pPr>
               <w:spacing w:after="20" w:before="0"/>
             </w:pPr>
-            <w:hyperlink w:history="1" r:id="rIdx-b_lbl69rlnxtu7645uz">
+            <w:hyperlink w:history="1" r:id="rIdp0malnhkgt_y3r7czay1w">
               <w:r>
                 <w:rPr>
                   <w:rFonts w:ascii="Arial" w:cs="Arial" w:eastAsia="Arial" w:hAnsi="Arial"/>
@@ -18159,7 +18533,7 @@
               <w:spacing w:after="10" w:before="0"/>
               <w:ind w:left="120"/>
             </w:pPr>
-            <w:hyperlink w:history="1" r:id="rIdx_gphuhibuy1ou8pmguro">
+            <w:hyperlink w:history="1" r:id="rIdsgd-7gtsiuhn2bnjpcdsl">
               <w:r>
                 <w:rPr>
                   <w:rFonts w:ascii="Arial" w:cs="Arial" w:eastAsia="Arial" w:hAnsi="Arial"/>
@@ -18187,6 +18561,7 @@
           </w:tcPr>
           <w:p>
             <w:pPr>
+              <w:keepNext w:val="false"/>
               <w:spacing w:after="40" w:before="0"/>
               <w:jc w:val="left"/>
             </w:pPr>
@@ -18219,6 +18594,7 @@
           </w:tcPr>
           <w:p>
             <w:pPr>
+              <w:keepNext w:val="false"/>
               <w:spacing w:after="40" w:before="0"/>
               <w:jc w:val="left"/>
             </w:pPr>
@@ -18251,6 +18627,7 @@
           </w:tcPr>
           <w:p>
             <w:pPr>
+              <w:keepNext w:val="false"/>
               <w:spacing w:after="40" w:before="0"/>
               <w:jc w:val="left"/>
             </w:pPr>
@@ -18283,6 +18660,7 @@
           </w:tcPr>
           <w:p>
             <w:pPr>
+              <w:keepNext w:val="false"/>
               <w:spacing w:after="40" w:before="0"/>
               <w:jc w:val="left"/>
             </w:pPr>
@@ -18317,6 +18695,7 @@
           </w:tcPr>
           <w:p>
             <w:pPr>
+              <w:keepNext w:val="false"/>
               <w:spacing w:after="40" w:before="0"/>
               <w:jc w:val="left"/>
             </w:pPr>
@@ -18354,7 +18733,7 @@
             <w:pPr>
               <w:spacing w:after="20" w:before="0"/>
             </w:pPr>
-            <w:hyperlink w:history="1" r:id="rId7feg_moxmkdgfzkdyqksr">
+            <w:hyperlink w:history="1" r:id="rIdko9c_-fvpmbxfjt6cxc_d">
               <w:r>
                 <w:rPr>
                   <w:rFonts w:ascii="Arial" w:cs="Arial" w:eastAsia="Arial" w:hAnsi="Arial"/>
@@ -18387,7 +18766,7 @@
               <w:spacing w:after="10" w:before="0"/>
               <w:ind w:left="120"/>
             </w:pPr>
-            <w:hyperlink w:history="1" r:id="rIdrxaxhfotkm_ip9dyt-twl">
+            <w:hyperlink w:history="1" r:id="rIdnb2u5nyktqqhq8f2zc2f1">
               <w:r>
                 <w:rPr>
                   <w:rFonts w:ascii="Arial" w:cs="Arial" w:eastAsia="Arial" w:hAnsi="Arial"/>
@@ -18432,7 +18811,7 @@
             <w:pPr>
               <w:spacing w:after="20" w:before="0"/>
             </w:pPr>
-            <w:hyperlink w:history="1" r:id="rIdlzhvq3phafilr8ysb661p">
+            <w:hyperlink w:history="1" r:id="rIdncanebpkqks6k2oqcocct">
               <w:r>
                 <w:rPr>
                   <w:rFonts w:ascii="Arial" w:cs="Arial" w:eastAsia="Arial" w:hAnsi="Arial"/>
@@ -18465,7 +18844,7 @@
               <w:spacing w:after="10" w:before="0"/>
               <w:ind w:left="120"/>
             </w:pPr>
-            <w:hyperlink w:history="1" r:id="rIdjfwpwexaetmn4qxcgavbp">
+            <w:hyperlink w:history="1" r:id="rIdr-tu7ytb0xjzpdpuxdkwt">
               <w:r>
                 <w:rPr>
                   <w:rFonts w:ascii="Arial" w:cs="Arial" w:eastAsia="Arial" w:hAnsi="Arial"/>
@@ -18493,6 +18872,7 @@
           </w:tcPr>
           <w:p>
             <w:pPr>
+              <w:keepNext w:val="false"/>
               <w:spacing w:after="40" w:before="0"/>
               <w:jc w:val="left"/>
             </w:pPr>
@@ -18525,6 +18905,7 @@
           </w:tcPr>
           <w:p>
             <w:pPr>
+              <w:keepNext w:val="false"/>
               <w:spacing w:after="40" w:before="0"/>
               <w:jc w:val="left"/>
             </w:pPr>
@@ -18557,6 +18938,7 @@
           </w:tcPr>
           <w:p>
             <w:pPr>
+              <w:keepNext w:val="false"/>
               <w:spacing w:after="40" w:before="0"/>
               <w:jc w:val="left"/>
             </w:pPr>
@@ -18589,6 +18971,7 @@
           </w:tcPr>
           <w:p>
             <w:pPr>
+              <w:keepNext w:val="false"/>
               <w:spacing w:after="40" w:before="0"/>
               <w:jc w:val="left"/>
             </w:pPr>
@@ -18623,6 +19006,7 @@
           </w:tcPr>
           <w:p>
             <w:pPr>
+              <w:keepNext w:val="false"/>
               <w:spacing w:after="40" w:before="0"/>
               <w:jc w:val="left"/>
             </w:pPr>
@@ -18660,7 +19044,7 @@
             <w:pPr>
               <w:spacing w:after="20" w:before="0"/>
             </w:pPr>
-            <w:hyperlink w:history="1" r:id="rIdpna4mhmogodjkufuy2hql">
+            <w:hyperlink w:history="1" r:id="rIdsbsjp5o9cgz4jsosvfsrn">
               <w:r>
                 <w:rPr>
                   <w:rFonts w:ascii="Arial" w:cs="Arial" w:eastAsia="Arial" w:hAnsi="Arial"/>
@@ -18693,7 +19077,7 @@
               <w:spacing w:after="10" w:before="0"/>
               <w:ind w:left="120"/>
             </w:pPr>
-            <w:hyperlink w:history="1" r:id="rIdetxtxdjry2o2mf0zw7e58">
+            <w:hyperlink w:history="1" r:id="rIdmapymevaymprmoqjakwt9">
               <w:r>
                 <w:rPr>
                   <w:rFonts w:ascii="Arial" w:cs="Arial" w:eastAsia="Arial" w:hAnsi="Arial"/>
@@ -18738,7 +19122,7 @@
             <w:pPr>
               <w:spacing w:after="20" w:before="0"/>
             </w:pPr>
-            <w:hyperlink w:history="1" r:id="rIdh1ezv7ca0s27hn1x4brk5">
+            <w:hyperlink w:history="1" r:id="rId3pj3i8vejgfa6ptwhf-hn">
               <w:r>
                 <w:rPr>
                   <w:rFonts w:ascii="Arial" w:cs="Arial" w:eastAsia="Arial" w:hAnsi="Arial"/>
@@ -18771,7 +19155,7 @@
               <w:spacing w:after="10" w:before="0"/>
               <w:ind w:left="120"/>
             </w:pPr>
-            <w:hyperlink w:history="1" r:id="rIdl2onx1gokwx6btv18dfkj">
+            <w:hyperlink w:history="1" r:id="rIdl7t6itaqufkbw9cjbfaw4">
               <w:r>
                 <w:rPr>
                   <w:rFonts w:ascii="Arial" w:cs="Arial" w:eastAsia="Arial" w:hAnsi="Arial"/>
@@ -18799,6 +19183,7 @@
           </w:tcPr>
           <w:p>
             <w:pPr>
+              <w:keepNext w:val="false"/>
               <w:spacing w:after="40" w:before="0"/>
               <w:jc w:val="left"/>
             </w:pPr>
@@ -18831,6 +19216,7 @@
           </w:tcPr>
           <w:p>
             <w:pPr>
+              <w:keepNext w:val="false"/>
               <w:spacing w:after="40" w:before="0"/>
               <w:jc w:val="left"/>
             </w:pPr>
@@ -18863,6 +19249,7 @@
           </w:tcPr>
           <w:p>
             <w:pPr>
+              <w:keepNext w:val="false"/>
               <w:spacing w:after="40" w:before="0"/>
               <w:jc w:val="left"/>
             </w:pPr>
@@ -18895,6 +19282,7 @@
           </w:tcPr>
           <w:p>
             <w:pPr>
+              <w:keepNext w:val="false"/>
               <w:spacing w:after="40" w:before="0"/>
               <w:jc w:val="left"/>
             </w:pPr>
@@ -18929,6 +19317,7 @@
           </w:tcPr>
           <w:p>
             <w:pPr>
+              <w:keepNext w:val="false"/>
               <w:spacing w:after="40" w:before="0"/>
               <w:jc w:val="left"/>
             </w:pPr>
@@ -18966,7 +19355,7 @@
             <w:pPr>
               <w:spacing w:after="20" w:before="0"/>
             </w:pPr>
-            <w:hyperlink w:history="1" r:id="rId6gquxpxr6xgoutm2khq6g">
+            <w:hyperlink w:history="1" r:id="rIdppj-zpezoona5w6ljyl6q">
               <w:r>
                 <w:rPr>
                   <w:rFonts w:ascii="Arial" w:cs="Arial" w:eastAsia="Arial" w:hAnsi="Arial"/>
@@ -18999,7 +19388,7 @@
               <w:spacing w:after="10" w:before="0"/>
               <w:ind w:left="120"/>
             </w:pPr>
-            <w:hyperlink w:history="1" r:id="rId5nsppd5joo1ulz1b6aivb">
+            <w:hyperlink w:history="1" r:id="rId-axiecjix1plpebzjnzbw">
               <w:r>
                 <w:rPr>
                   <w:rFonts w:ascii="Arial" w:cs="Arial" w:eastAsia="Arial" w:hAnsi="Arial"/>
@@ -19044,7 +19433,7 @@
             <w:pPr>
               <w:spacing w:after="20" w:before="0"/>
             </w:pPr>
-            <w:hyperlink w:history="1" r:id="rIdxxx8ocxyp7jn4kdralfb1">
+            <w:hyperlink w:history="1" r:id="rId8wbb-f8y0-p7pqybo53zh">
               <w:r>
                 <w:rPr>
                   <w:rFonts w:ascii="Arial" w:cs="Arial" w:eastAsia="Arial" w:hAnsi="Arial"/>
@@ -19077,7 +19466,7 @@
               <w:spacing w:after="10" w:before="0"/>
               <w:ind w:left="120"/>
             </w:pPr>
-            <w:hyperlink w:history="1" r:id="rIdbnowasv4p0olybaod93ea">
+            <w:hyperlink w:history="1" r:id="rId1nsxpm4si85rhfqgonh-g">
               <w:r>
                 <w:rPr>
                   <w:rFonts w:ascii="Arial" w:cs="Arial" w:eastAsia="Arial" w:hAnsi="Arial"/>
@@ -19105,6 +19494,7 @@
           </w:tcPr>
           <w:p>
             <w:pPr>
+              <w:keepNext w:val="false"/>
               <w:spacing w:after="40" w:before="0"/>
               <w:jc w:val="left"/>
             </w:pPr>
@@ -19137,6 +19527,7 @@
           </w:tcPr>
           <w:p>
             <w:pPr>
+              <w:keepNext w:val="false"/>
               <w:spacing w:after="40" w:before="0"/>
               <w:jc w:val="left"/>
             </w:pPr>
@@ -19169,6 +19560,7 @@
           </w:tcPr>
           <w:p>
             <w:pPr>
+              <w:keepNext w:val="false"/>
               <w:spacing w:after="40" w:before="0"/>
               <w:jc w:val="left"/>
             </w:pPr>
@@ -19201,6 +19593,7 @@
           </w:tcPr>
           <w:p>
             <w:pPr>
+              <w:keepNext w:val="false"/>
               <w:spacing w:after="40" w:before="0"/>
               <w:jc w:val="left"/>
             </w:pPr>
@@ -19235,6 +19628,7 @@
           </w:tcPr>
           <w:p>
             <w:pPr>
+              <w:keepNext w:val="false"/>
               <w:spacing w:after="40" w:before="0"/>
               <w:jc w:val="left"/>
             </w:pPr>
@@ -19272,7 +19666,7 @@
             <w:pPr>
               <w:spacing w:after="20" w:before="0"/>
             </w:pPr>
-            <w:hyperlink w:history="1" r:id="rIdgdchimw56h414ses8h87u">
+            <w:hyperlink w:history="1" r:id="rIdfb9_lb-bb4i-g2wxc7und">
               <w:r>
                 <w:rPr>
                   <w:rFonts w:ascii="Arial" w:cs="Arial" w:eastAsia="Arial" w:hAnsi="Arial"/>
@@ -19305,7 +19699,7 @@
               <w:spacing w:after="10" w:before="0"/>
               <w:ind w:left="120"/>
             </w:pPr>
-            <w:hyperlink w:history="1" r:id="rIdhrylwdflvh1js0bthiakl">
+            <w:hyperlink w:history="1" r:id="rIdd0n43n5lt-5jbocjka6z0">
               <w:r>
                 <w:rPr>
                   <w:rFonts w:ascii="Arial" w:cs="Arial" w:eastAsia="Arial" w:hAnsi="Arial"/>
@@ -19350,7 +19744,7 @@
             <w:pPr>
               <w:spacing w:after="20" w:before="0"/>
             </w:pPr>
-            <w:hyperlink w:history="1" r:id="rIdbix29dznxxsqj98haryh5">
+            <w:hyperlink w:history="1" r:id="rId_vz7wrar09qkcb9kx0340">
               <w:r>
                 <w:rPr>
                   <w:rFonts w:ascii="Arial" w:cs="Arial" w:eastAsia="Arial" w:hAnsi="Arial"/>
@@ -19383,7 +19777,7 @@
               <w:spacing w:after="10" w:before="0"/>
               <w:ind w:left="120"/>
             </w:pPr>
-            <w:hyperlink w:history="1" r:id="rIdjtjxwvsnn2w3mw4vg81mc">
+            <w:hyperlink w:history="1" r:id="rIdq2xgtxk1yrci793bfw8oy">
               <w:r>
                 <w:rPr>
                   <w:rFonts w:ascii="Arial" w:cs="Arial" w:eastAsia="Arial" w:hAnsi="Arial"/>
@@ -19411,6 +19805,7 @@
           </w:tcPr>
           <w:p>
             <w:pPr>
+              <w:keepNext w:val="false"/>
               <w:spacing w:after="40" w:before="0"/>
               <w:jc w:val="left"/>
             </w:pPr>
@@ -19443,6 +19838,7 @@
           </w:tcPr>
           <w:p>
             <w:pPr>
+              <w:keepNext w:val="false"/>
               <w:spacing w:after="40" w:before="0"/>
               <w:jc w:val="left"/>
             </w:pPr>
@@ -19475,6 +19871,7 @@
           </w:tcPr>
           <w:p>
             <w:pPr>
+              <w:keepNext w:val="false"/>
               <w:spacing w:after="40" w:before="0"/>
               <w:jc w:val="left"/>
             </w:pPr>
@@ -19507,6 +19904,7 @@
           </w:tcPr>
           <w:p>
             <w:pPr>
+              <w:keepNext w:val="false"/>
               <w:spacing w:after="40" w:before="0"/>
               <w:jc w:val="left"/>
             </w:pPr>
@@ -19566,6 +19964,7 @@
           </w:tcPr>
           <w:p>
             <w:pPr>
+              <w:keepNext w:val="false"/>
               <w:spacing w:after="40" w:before="0"/>
               <w:jc w:val="center"/>
             </w:pPr>
@@ -19600,6 +19999,7 @@
           </w:tcPr>
           <w:p>
             <w:pPr>
+              <w:keepNext w:val="false"/>
               <w:spacing w:after="40" w:before="0"/>
               <w:jc w:val="left"/>
             </w:pPr>
@@ -19661,6 +20061,7 @@
           </w:tcPr>
           <w:p>
             <w:pPr>
+              <w:keepNext w:val="false"/>
               <w:spacing w:after="40" w:before="0"/>
               <w:jc w:val="center"/>
             </w:pPr>
@@ -19695,6 +20096,7 @@
           </w:tcPr>
           <w:p>
             <w:pPr>
+              <w:keepNext w:val="false"/>
               <w:spacing w:after="40" w:before="0"/>
               <w:jc w:val="left"/>
             </w:pPr>
@@ -19727,6 +20129,7 @@
           </w:tcPr>
           <w:p>
             <w:pPr>
+              <w:keepNext w:val="false"/>
               <w:spacing w:after="40" w:before="0"/>
               <w:jc w:val="left"/>
             </w:pPr>
@@ -19761,6 +20164,7 @@
           </w:tcPr>
           <w:p>
             <w:pPr>
+              <w:keepNext w:val="false"/>
               <w:spacing w:after="40" w:before="0"/>
               <w:jc w:val="left"/>
             </w:pPr>
@@ -19793,6 +20197,7 @@
           </w:tcPr>
           <w:p>
             <w:pPr>
+              <w:keepNext w:val="false"/>
               <w:spacing w:after="40" w:before="0"/>
               <w:jc w:val="left"/>
             </w:pPr>
@@ -19827,6 +20232,7 @@
           </w:tcPr>
           <w:p>
             <w:pPr>
+              <w:keepNext w:val="false"/>
               <w:spacing w:after="40" w:before="0"/>
               <w:jc w:val="left"/>
             </w:pPr>
@@ -19859,6 +20265,7 @@
           </w:tcPr>
           <w:p>
             <w:pPr>
+              <w:keepNext w:val="false"/>
               <w:spacing w:after="40" w:before="0"/>
               <w:jc w:val="left"/>
             </w:pPr>
@@ -19895,7 +20302,7 @@
         </w:rPr>
         <w:t xml:space="preserve">© 2026 SeaVuria and ARES. Aligned with KICD objectives. Developed by SeaVuria; technical implementation by ARES (with AI assistance from Claude). Licensed under </w:t>
       </w:r>
-      <w:hyperlink w:history="1" r:id="rIdyiixjqrssutmkw5s298i1">
+      <w:hyperlink w:history="1" r:id="rIdokvsyytmivdsq3p6jypch">
         <w:r>
           <w:rPr>
             <w:rFonts w:ascii="Arial" w:cs="Arial" w:eastAsia="Arial" w:hAnsi="Arial"/>
@@ -19916,7 +20323,7 @@
         </w:rPr>
         <w:t xml:space="preserve"> (</w:t>
       </w:r>
-      <w:hyperlink w:history="1" r:id="rIds78rjt6v0tomnnx0wjzhu">
+      <w:hyperlink w:history="1" r:id="rIdgaogmaml8za-l1t2wufxd">
         <w:r>
           <w:rPr>
             <w:rFonts w:ascii="Arial" w:cs="Arial" w:eastAsia="Arial" w:hAnsi="Arial"/>
@@ -19976,6 +20383,7 @@
           </w:tcPr>
           <w:p>
             <w:pPr>
+              <w:keepNext w:val="false"/>
               <w:spacing w:after="40" w:before="0"/>
               <w:jc w:val="center"/>
             </w:pPr>
@@ -20011,6 +20419,7 @@
           </w:tcPr>
           <w:p>
             <w:pPr>
+              <w:keepNext w:val="false"/>
               <w:spacing w:after="40" w:before="0"/>
               <w:jc w:val="center"/>
             </w:pPr>
@@ -20045,6 +20454,7 @@
           </w:tcPr>
           <w:p>
             <w:pPr>
+              <w:keepNext w:val="false"/>
               <w:spacing w:after="40" w:before="0"/>
               <w:jc w:val="left"/>
             </w:pPr>
@@ -20077,6 +20487,7 @@
           </w:tcPr>
           <w:p>
             <w:pPr>
+              <w:keepNext w:val="false"/>
               <w:spacing w:after="40" w:before="0"/>
               <w:jc w:val="left"/>
             </w:pPr>
@@ -20111,6 +20522,7 @@
           </w:tcPr>
           <w:p>
             <w:pPr>
+              <w:keepNext w:val="false"/>
               <w:spacing w:after="40" w:before="0"/>
               <w:jc w:val="left"/>
             </w:pPr>
@@ -20143,6 +20555,7 @@
           </w:tcPr>
           <w:p>
             <w:pPr>
+              <w:keepNext w:val="false"/>
               <w:spacing w:after="40" w:before="0"/>
               <w:jc w:val="left"/>
             </w:pPr>
@@ -20177,6 +20590,7 @@
           </w:tcPr>
           <w:p>
             <w:pPr>
+              <w:keepNext w:val="false"/>
               <w:spacing w:after="40" w:before="0"/>
               <w:jc w:val="left"/>
             </w:pPr>
@@ -20209,6 +20623,7 @@
           </w:tcPr>
           <w:p>
             <w:pPr>
+              <w:keepNext w:val="false"/>
               <w:spacing w:after="40" w:before="0"/>
               <w:jc w:val="left"/>
             </w:pPr>
@@ -20243,6 +20658,7 @@
           </w:tcPr>
           <w:p>
             <w:pPr>
+              <w:keepNext w:val="false"/>
               <w:spacing w:after="40" w:before="0"/>
               <w:jc w:val="left"/>
             </w:pPr>
@@ -20275,6 +20691,7 @@
           </w:tcPr>
           <w:p>
             <w:pPr>
+              <w:keepNext w:val="false"/>
               <w:spacing w:after="40" w:before="0"/>
               <w:jc w:val="left"/>
             </w:pPr>
@@ -20309,6 +20726,7 @@
           </w:tcPr>
           <w:p>
             <w:pPr>
+              <w:keepNext w:val="false"/>
               <w:spacing w:after="40" w:before="0"/>
               <w:jc w:val="left"/>
             </w:pPr>
@@ -20341,6 +20759,7 @@
           </w:tcPr>
           <w:p>
             <w:pPr>
+              <w:keepNext w:val="false"/>
               <w:spacing w:after="40" w:before="0"/>
               <w:jc w:val="left"/>
             </w:pPr>
@@ -20375,6 +20794,7 @@
           </w:tcPr>
           <w:p>
             <w:pPr>
+              <w:keepNext w:val="false"/>
               <w:spacing w:after="40" w:before="0"/>
               <w:jc w:val="left"/>
             </w:pPr>
@@ -20407,6 +20827,7 @@
           </w:tcPr>
           <w:p>
             <w:pPr>
+              <w:keepNext w:val="false"/>
               <w:spacing w:after="40" w:before="0"/>
               <w:jc w:val="left"/>
             </w:pPr>
@@ -20441,6 +20862,7 @@
           </w:tcPr>
           <w:p>
             <w:pPr>
+              <w:keepNext w:val="false"/>
               <w:spacing w:after="40" w:before="0"/>
               <w:jc w:val="left"/>
             </w:pPr>
@@ -20473,6 +20895,7 @@
           </w:tcPr>
           <w:p>
             <w:pPr>
+              <w:keepNext w:val="false"/>
               <w:spacing w:after="40" w:before="0"/>
               <w:jc w:val="left"/>
             </w:pPr>
@@ -20507,6 +20930,7 @@
           </w:tcPr>
           <w:p>
             <w:pPr>
+              <w:keepNext w:val="false"/>
               <w:spacing w:after="40" w:before="0"/>
               <w:jc w:val="left"/>
             </w:pPr>
@@ -20539,6 +20963,7 @@
           </w:tcPr>
           <w:p>
             <w:pPr>
+              <w:keepNext w:val="false"/>
               <w:spacing w:after="40" w:before="0"/>
               <w:jc w:val="left"/>
             </w:pPr>
@@ -20598,6 +21023,7 @@
           </w:tcPr>
           <w:p>
             <w:pPr>
+              <w:keepNext w:val="false"/>
               <w:spacing w:after="40" w:before="0"/>
               <w:jc w:val="center"/>
             </w:pPr>
@@ -20632,6 +21058,7 @@
           </w:tcPr>
           <w:p>
             <w:pPr>
+              <w:keepNext w:val="false"/>
               <w:spacing w:after="40" w:before="0"/>
               <w:jc w:val="left"/>
             </w:pPr>
@@ -20696,6 +21123,7 @@
           </w:tcPr>
           <w:p>
             <w:pPr>
+              <w:keepNext w:val="false"/>
               <w:spacing w:after="40" w:before="0"/>
               <w:jc w:val="center"/>
             </w:pPr>
@@ -20730,6 +21158,7 @@
           </w:tcPr>
           <w:p>
             <w:pPr>
+              <w:keepNext w:val="false"/>
               <w:spacing w:after="40" w:before="0"/>
               <w:jc w:val="left"/>
             </w:pPr>
@@ -20762,6 +21191,7 @@
           </w:tcPr>
           <w:p>
             <w:pPr>
+              <w:keepNext w:val="false"/>
               <w:spacing w:after="40" w:before="0"/>
               <w:jc w:val="left"/>
             </w:pPr>
@@ -20794,6 +21224,7 @@
           </w:tcPr>
           <w:p>
             <w:pPr>
+              <w:keepNext w:val="false"/>
               <w:spacing w:after="40" w:before="0"/>
               <w:jc w:val="left"/>
             </w:pPr>
@@ -20826,6 +21257,7 @@
           </w:tcPr>
           <w:p>
             <w:pPr>
+              <w:keepNext w:val="false"/>
               <w:spacing w:after="40" w:before="0"/>
               <w:jc w:val="left"/>
             </w:pPr>
@@ -20858,6 +21290,7 @@
           </w:tcPr>
           <w:p>
             <w:pPr>
+              <w:keepNext w:val="false"/>
               <w:spacing w:after="40" w:before="0"/>
               <w:jc w:val="left"/>
             </w:pPr>
@@ -20892,6 +21325,7 @@
           </w:tcPr>
           <w:p>
             <w:pPr>
+              <w:keepNext w:val="false"/>
               <w:spacing w:after="40" w:before="0"/>
               <w:jc w:val="left"/>
             </w:pPr>
@@ -20929,7 +21363,7 @@
             <w:pPr>
               <w:spacing w:after="20" w:before="0"/>
             </w:pPr>
-            <w:hyperlink w:history="1" r:id="rIdlxgvgbazmo6jj3iczq7ie">
+            <w:hyperlink w:history="1" r:id="rIdf3ula4hynx_vrbyrvrr3l">
               <w:r>
                 <w:rPr>
                   <w:rFonts w:ascii="Arial" w:cs="Arial" w:eastAsia="Arial" w:hAnsi="Arial"/>
@@ -20962,7 +21396,7 @@
               <w:spacing w:after="10" w:before="0"/>
               <w:ind w:left="120"/>
             </w:pPr>
-            <w:hyperlink w:history="1" r:id="rIdlsh9wdu0tms5kroqj4wns">
+            <w:hyperlink w:history="1" r:id="rIdcxqo_m7rorcw2x4v2w8zs">
               <w:r>
                 <w:rPr>
                   <w:rFonts w:ascii="Arial" w:cs="Arial" w:eastAsia="Arial" w:hAnsi="Arial"/>
@@ -21007,7 +21441,7 @@
             <w:pPr>
               <w:spacing w:after="20" w:before="0"/>
             </w:pPr>
-            <w:hyperlink w:history="1" r:id="rIdtumoe9sq4rwgtenwqm2cc">
+            <w:hyperlink w:history="1" r:id="rIdqqljmdhvzwrhja19sdudh">
               <w:r>
                 <w:rPr>
                   <w:rFonts w:ascii="Arial" w:cs="Arial" w:eastAsia="Arial" w:hAnsi="Arial"/>
@@ -21056,7 +21490,7 @@
               <w:spacing w:after="10" w:before="0"/>
               <w:ind w:left="120"/>
             </w:pPr>
-            <w:hyperlink w:history="1" r:id="rIdqkvcyy8hktkkc-tfrmwp2">
+            <w:hyperlink w:history="1" r:id="rIdw0hums2k2gca8zozusy-r">
               <w:r>
                 <w:rPr>
                   <w:rFonts w:ascii="Arial" w:cs="Arial" w:eastAsia="Arial" w:hAnsi="Arial"/>
@@ -21084,6 +21518,7 @@
           </w:tcPr>
           <w:p>
             <w:pPr>
+              <w:keepNext w:val="false"/>
               <w:spacing w:after="40" w:before="0"/>
               <w:jc w:val="left"/>
             </w:pPr>
@@ -21116,6 +21551,7 @@
           </w:tcPr>
           <w:p>
             <w:pPr>
+              <w:keepNext w:val="false"/>
               <w:spacing w:after="40" w:before="0"/>
               <w:jc w:val="left"/>
             </w:pPr>
@@ -21148,6 +21584,7 @@
           </w:tcPr>
           <w:p>
             <w:pPr>
+              <w:keepNext w:val="false"/>
               <w:spacing w:after="40" w:before="0"/>
               <w:jc w:val="left"/>
             </w:pPr>
@@ -21180,6 +21617,7 @@
           </w:tcPr>
           <w:p>
             <w:pPr>
+              <w:keepNext w:val="false"/>
               <w:spacing w:after="40" w:before="0"/>
               <w:jc w:val="left"/>
             </w:pPr>
@@ -21214,6 +21652,7 @@
           </w:tcPr>
           <w:p>
             <w:pPr>
+              <w:keepNext w:val="false"/>
               <w:spacing w:after="40" w:before="0"/>
               <w:jc w:val="left"/>
             </w:pPr>
@@ -21251,7 +21690,7 @@
             <w:pPr>
               <w:spacing w:after="20" w:before="0"/>
             </w:pPr>
-            <w:hyperlink w:history="1" r:id="rIdngsrlxrtvdbgciff-xcvy">
+            <w:hyperlink w:history="1" r:id="rIdygmdpgmaojntu70ap2rqx">
               <w:r>
                 <w:rPr>
                   <w:rFonts w:ascii="Arial" w:cs="Arial" w:eastAsia="Arial" w:hAnsi="Arial"/>
@@ -21284,7 +21723,7 @@
               <w:spacing w:after="10" w:before="0"/>
               <w:ind w:left="120"/>
             </w:pPr>
-            <w:hyperlink w:history="1" r:id="rIdqugpkc2arglciecjsakfi">
+            <w:hyperlink w:history="1" r:id="rIdttufxf6lmzjv5skmuri4v">
               <w:r>
                 <w:rPr>
                   <w:rFonts w:ascii="Arial" w:cs="Arial" w:eastAsia="Arial" w:hAnsi="Arial"/>
@@ -21329,7 +21768,7 @@
             <w:pPr>
               <w:spacing w:after="20" w:before="0"/>
             </w:pPr>
-            <w:hyperlink w:history="1" r:id="rIdl7odvpmyl9ulezafh-6g9">
+            <w:hyperlink w:history="1" r:id="rId087ra4j-jketpvgbx4ene">
               <w:r>
                 <w:rPr>
                   <w:rFonts w:ascii="Arial" w:cs="Arial" w:eastAsia="Arial" w:hAnsi="Arial"/>
@@ -21378,7 +21817,7 @@
               <w:spacing w:after="10" w:before="0"/>
               <w:ind w:left="120"/>
             </w:pPr>
-            <w:hyperlink w:history="1" r:id="rId8dztj8kq4pijk79duoohc">
+            <w:hyperlink w:history="1" r:id="rIdaoyzuwgeet8u5qaxy8lei">
               <w:r>
                 <w:rPr>
                   <w:rFonts w:ascii="Arial" w:cs="Arial" w:eastAsia="Arial" w:hAnsi="Arial"/>
@@ -21406,6 +21845,7 @@
           </w:tcPr>
           <w:p>
             <w:pPr>
+              <w:keepNext w:val="false"/>
               <w:spacing w:after="40" w:before="0"/>
               <w:jc w:val="left"/>
             </w:pPr>
@@ -21438,6 +21878,7 @@
           </w:tcPr>
           <w:p>
             <w:pPr>
+              <w:keepNext w:val="false"/>
               <w:spacing w:after="40" w:before="0"/>
               <w:jc w:val="left"/>
             </w:pPr>
@@ -21470,6 +21911,7 @@
           </w:tcPr>
           <w:p>
             <w:pPr>
+              <w:keepNext w:val="false"/>
               <w:spacing w:after="40" w:before="0"/>
               <w:jc w:val="left"/>
             </w:pPr>
@@ -21502,6 +21944,7 @@
           </w:tcPr>
           <w:p>
             <w:pPr>
+              <w:keepNext w:val="false"/>
               <w:spacing w:after="40" w:before="0"/>
               <w:jc w:val="left"/>
             </w:pPr>
@@ -21536,6 +21979,7 @@
           </w:tcPr>
           <w:p>
             <w:pPr>
+              <w:keepNext w:val="false"/>
               <w:spacing w:after="40" w:before="0"/>
               <w:jc w:val="left"/>
             </w:pPr>
@@ -21573,7 +22017,7 @@
             <w:pPr>
               <w:spacing w:after="20" w:before="0"/>
             </w:pPr>
-            <w:hyperlink w:history="1" r:id="rId4fod6_zb0om2vqyynj1zv">
+            <w:hyperlink w:history="1" r:id="rIdlrs6q0ocz0opdhnaxrhl3">
               <w:r>
                 <w:rPr>
                   <w:rFonts w:ascii="Arial" w:cs="Arial" w:eastAsia="Arial" w:hAnsi="Arial"/>
@@ -21622,7 +22066,7 @@
               <w:spacing w:after="10" w:before="0"/>
               <w:ind w:left="120"/>
             </w:pPr>
-            <w:hyperlink w:history="1" r:id="rIdsr5dklpxxm8xaepikonme">
+            <w:hyperlink w:history="1" r:id="rIdude4lkujwzgbopdfud91x">
               <w:r>
                 <w:rPr>
                   <w:rFonts w:ascii="Arial" w:cs="Arial" w:eastAsia="Arial" w:hAnsi="Arial"/>
@@ -21667,7 +22111,7 @@
             <w:pPr>
               <w:spacing w:after="20" w:before="0"/>
             </w:pPr>
-            <w:hyperlink w:history="1" r:id="rIdwufeaa0fhzkg_eduhqtsi">
+            <w:hyperlink w:history="1" r:id="rIdcdcopgdajtyddhih3mwuk">
               <w:r>
                 <w:rPr>
                   <w:rFonts w:ascii="Arial" w:cs="Arial" w:eastAsia="Arial" w:hAnsi="Arial"/>
@@ -21716,7 +22160,7 @@
               <w:spacing w:after="10" w:before="0"/>
               <w:ind w:left="120"/>
             </w:pPr>
-            <w:hyperlink w:history="1" r:id="rIdxltikwpv0mgperpjtvc0j">
+            <w:hyperlink w:history="1" r:id="rId-8aiwkipb9zefbnc_fp1z">
               <w:r>
                 <w:rPr>
                   <w:rFonts w:ascii="Arial" w:cs="Arial" w:eastAsia="Arial" w:hAnsi="Arial"/>
@@ -21744,6 +22188,7 @@
           </w:tcPr>
           <w:p>
             <w:pPr>
+              <w:keepNext w:val="false"/>
               <w:spacing w:after="40" w:before="0"/>
               <w:jc w:val="left"/>
             </w:pPr>
@@ -21776,6 +22221,7 @@
           </w:tcPr>
           <w:p>
             <w:pPr>
+              <w:keepNext w:val="false"/>
               <w:spacing w:after="40" w:before="0"/>
               <w:jc w:val="left"/>
             </w:pPr>
@@ -21808,6 +22254,7 @@
           </w:tcPr>
           <w:p>
             <w:pPr>
+              <w:keepNext w:val="false"/>
               <w:spacing w:after="40" w:before="0"/>
               <w:jc w:val="left"/>
             </w:pPr>
@@ -21840,6 +22287,7 @@
           </w:tcPr>
           <w:p>
             <w:pPr>
+              <w:keepNext w:val="false"/>
               <w:spacing w:after="40" w:before="0"/>
               <w:jc w:val="left"/>
             </w:pPr>
@@ -21874,6 +22322,7 @@
           </w:tcPr>
           <w:p>
             <w:pPr>
+              <w:keepNext w:val="false"/>
               <w:spacing w:after="40" w:before="0"/>
               <w:jc w:val="left"/>
             </w:pPr>
@@ -21911,7 +22360,7 @@
             <w:pPr>
               <w:spacing w:after="20" w:before="0"/>
             </w:pPr>
-            <w:hyperlink w:history="1" r:id="rIdvlxlyaxcc-3unbeooczhp">
+            <w:hyperlink w:history="1" r:id="rIdqqpgva16wqrdhdwh5teiu">
               <w:r>
                 <w:rPr>
                   <w:rFonts w:ascii="Arial" w:cs="Arial" w:eastAsia="Arial" w:hAnsi="Arial"/>
@@ -21960,7 +22409,7 @@
               <w:spacing w:after="10" w:before="0"/>
               <w:ind w:left="120"/>
             </w:pPr>
-            <w:hyperlink w:history="1" r:id="rId13flv2omt0yup8ccml_t3">
+            <w:hyperlink w:history="1" r:id="rIddryyp4180qp-v2clrwktl">
               <w:r>
                 <w:rPr>
                   <w:rFonts w:ascii="Arial" w:cs="Arial" w:eastAsia="Arial" w:hAnsi="Arial"/>
@@ -22005,7 +22454,7 @@
             <w:pPr>
               <w:spacing w:after="20" w:before="0"/>
             </w:pPr>
-            <w:hyperlink w:history="1" r:id="rIdidclkmsxasyma9z8szyov">
+            <w:hyperlink w:history="1" r:id="rIdlszytgwjt_j4v8vpyh--4">
               <w:r>
                 <w:rPr>
                   <w:rFonts w:ascii="Arial" w:cs="Arial" w:eastAsia="Arial" w:hAnsi="Arial"/>
@@ -22054,7 +22503,7 @@
               <w:spacing w:after="10" w:before="0"/>
               <w:ind w:left="120"/>
             </w:pPr>
-            <w:hyperlink w:history="1" r:id="rIds-xllx3yxii21nmmdcgkb">
+            <w:hyperlink w:history="1" r:id="rIdjk-1j0kjvo3yd8iquouwp">
               <w:r>
                 <w:rPr>
                   <w:rFonts w:ascii="Arial" w:cs="Arial" w:eastAsia="Arial" w:hAnsi="Arial"/>
@@ -22082,6 +22531,7 @@
           </w:tcPr>
           <w:p>
             <w:pPr>
+              <w:keepNext w:val="false"/>
               <w:spacing w:after="40" w:before="0"/>
               <w:jc w:val="left"/>
             </w:pPr>
@@ -22114,6 +22564,7 @@
           </w:tcPr>
           <w:p>
             <w:pPr>
+              <w:keepNext w:val="false"/>
               <w:spacing w:after="40" w:before="0"/>
               <w:jc w:val="left"/>
             </w:pPr>
@@ -22146,6 +22597,7 @@
           </w:tcPr>
           <w:p>
             <w:pPr>
+              <w:keepNext w:val="false"/>
               <w:spacing w:after="40" w:before="0"/>
               <w:jc w:val="left"/>
             </w:pPr>
@@ -22178,6 +22630,7 @@
           </w:tcPr>
           <w:p>
             <w:pPr>
+              <w:keepNext w:val="false"/>
               <w:spacing w:after="40" w:before="0"/>
               <w:jc w:val="left"/>
             </w:pPr>
@@ -22212,6 +22665,7 @@
           </w:tcPr>
           <w:p>
             <w:pPr>
+              <w:keepNext w:val="false"/>
               <w:spacing w:after="40" w:before="0"/>
               <w:jc w:val="left"/>
             </w:pPr>
@@ -22249,7 +22703,7 @@
             <w:pPr>
               <w:spacing w:after="20" w:before="0"/>
             </w:pPr>
-            <w:hyperlink w:history="1" r:id="rIdsj4aj5g12dor6fxd-p-zg">
+            <w:hyperlink w:history="1" r:id="rIdsr7eyr_qu6qscfbnrx8np">
               <w:r>
                 <w:rPr>
                   <w:rFonts w:ascii="Arial" w:cs="Arial" w:eastAsia="Arial" w:hAnsi="Arial"/>
@@ -22298,7 +22752,7 @@
               <w:spacing w:after="10" w:before="0"/>
               <w:ind w:left="120"/>
             </w:pPr>
-            <w:hyperlink w:history="1" r:id="rIdo8vebyvwidxszdylvdnpm">
+            <w:hyperlink w:history="1" r:id="rId61fdldxpbieiej4m65f8c">
               <w:r>
                 <w:rPr>
                   <w:rFonts w:ascii="Arial" w:cs="Arial" w:eastAsia="Arial" w:hAnsi="Arial"/>
@@ -22343,7 +22797,7 @@
             <w:pPr>
               <w:spacing w:after="20" w:before="0"/>
             </w:pPr>
-            <w:hyperlink w:history="1" r:id="rIdy97l-wwk7mweoz4oycxws">
+            <w:hyperlink w:history="1" r:id="rIdcdswmbadxqe_u1fgynh4g">
               <w:r>
                 <w:rPr>
                   <w:rFonts w:ascii="Arial" w:cs="Arial" w:eastAsia="Arial" w:hAnsi="Arial"/>
@@ -22392,7 +22846,7 @@
               <w:spacing w:after="10" w:before="0"/>
               <w:ind w:left="120"/>
             </w:pPr>
-            <w:hyperlink w:history="1" r:id="rIdtdhykv1ailcrxpj_h-rce">
+            <w:hyperlink w:history="1" r:id="rIduw_slr7axupkljp7g2li6">
               <w:r>
                 <w:rPr>
                   <w:rFonts w:ascii="Arial" w:cs="Arial" w:eastAsia="Arial" w:hAnsi="Arial"/>
@@ -22420,6 +22874,7 @@
           </w:tcPr>
           <w:p>
             <w:pPr>
+              <w:keepNext w:val="false"/>
               <w:spacing w:after="40" w:before="0"/>
               <w:jc w:val="left"/>
             </w:pPr>
@@ -22452,6 +22907,7 @@
           </w:tcPr>
           <w:p>
             <w:pPr>
+              <w:keepNext w:val="false"/>
               <w:spacing w:after="40" w:before="0"/>
               <w:jc w:val="left"/>
             </w:pPr>
@@ -22484,6 +22940,7 @@
           </w:tcPr>
           <w:p>
             <w:pPr>
+              <w:keepNext w:val="false"/>
               <w:spacing w:after="40" w:before="0"/>
               <w:jc w:val="left"/>
             </w:pPr>
@@ -22516,6 +22973,7 @@
           </w:tcPr>
           <w:p>
             <w:pPr>
+              <w:keepNext w:val="false"/>
               <w:spacing w:after="40" w:before="0"/>
               <w:jc w:val="left"/>
             </w:pPr>
@@ -22575,6 +23033,7 @@
           </w:tcPr>
           <w:p>
             <w:pPr>
+              <w:keepNext w:val="false"/>
               <w:spacing w:after="40" w:before="0"/>
               <w:jc w:val="center"/>
             </w:pPr>
@@ -22609,6 +23068,7 @@
           </w:tcPr>
           <w:p>
             <w:pPr>
+              <w:keepNext w:val="false"/>
               <w:spacing w:after="40" w:before="0"/>
               <w:jc w:val="left"/>
             </w:pPr>
@@ -22670,6 +23130,7 @@
           </w:tcPr>
           <w:p>
             <w:pPr>
+              <w:keepNext w:val="false"/>
               <w:spacing w:after="40" w:before="0"/>
               <w:jc w:val="center"/>
             </w:pPr>
@@ -22704,6 +23165,7 @@
           </w:tcPr>
           <w:p>
             <w:pPr>
+              <w:keepNext w:val="false"/>
               <w:spacing w:after="40" w:before="0"/>
               <w:jc w:val="left"/>
             </w:pPr>
@@ -22736,6 +23198,7 @@
           </w:tcPr>
           <w:p>
             <w:pPr>
+              <w:keepNext w:val="false"/>
               <w:spacing w:after="40" w:before="0"/>
               <w:jc w:val="left"/>
             </w:pPr>
@@ -22770,6 +23233,7 @@
           </w:tcPr>
           <w:p>
             <w:pPr>
+              <w:keepNext w:val="false"/>
               <w:spacing w:after="40" w:before="0"/>
               <w:jc w:val="left"/>
             </w:pPr>
@@ -22802,6 +23266,7 @@
           </w:tcPr>
           <w:p>
             <w:pPr>
+              <w:keepNext w:val="false"/>
               <w:spacing w:after="40" w:before="0"/>
               <w:jc w:val="left"/>
             </w:pPr>
@@ -22836,6 +23301,7 @@
           </w:tcPr>
           <w:p>
             <w:pPr>
+              <w:keepNext w:val="false"/>
               <w:spacing w:after="40" w:before="0"/>
               <w:jc w:val="left"/>
             </w:pPr>
@@ -22868,6 +23334,7 @@
           </w:tcPr>
           <w:p>
             <w:pPr>
+              <w:keepNext w:val="false"/>
               <w:spacing w:after="40" w:before="0"/>
               <w:jc w:val="left"/>
             </w:pPr>
@@ -22904,7 +23371,7 @@
         </w:rPr>
         <w:t xml:space="preserve">© 2026 SeaVuria and ARES. Aligned with KICD objectives. Developed by SeaVuria; technical implementation by ARES (with AI assistance from Claude). Licensed under </w:t>
       </w:r>
-      <w:hyperlink w:history="1" r:id="rIdbzskls7fnjozrsihvncw1">
+      <w:hyperlink w:history="1" r:id="rIdfcwqirdfqot5hprcfs4r-">
         <w:r>
           <w:rPr>
             <w:rFonts w:ascii="Arial" w:cs="Arial" w:eastAsia="Arial" w:hAnsi="Arial"/>
@@ -22925,7 +23392,7 @@
         </w:rPr>
         <w:t xml:space="preserve"> (</w:t>
       </w:r>
-      <w:hyperlink w:history="1" r:id="rIdvsmi-lo_qdiugrsuoznl1">
+      <w:hyperlink w:history="1" r:id="rIdj36cjacr5a6jeffgv57qq">
         <w:r>
           <w:rPr>
             <w:rFonts w:ascii="Arial" w:cs="Arial" w:eastAsia="Arial" w:hAnsi="Arial"/>
@@ -22985,6 +23452,7 @@
           </w:tcPr>
           <w:p>
             <w:pPr>
+              <w:keepNext w:val="false"/>
               <w:spacing w:after="40" w:before="0"/>
               <w:jc w:val="center"/>
             </w:pPr>
@@ -23020,6 +23488,7 @@
           </w:tcPr>
           <w:p>
             <w:pPr>
+              <w:keepNext w:val="false"/>
               <w:spacing w:after="40" w:before="0"/>
               <w:jc w:val="center"/>
             </w:pPr>
@@ -23054,6 +23523,7 @@
           </w:tcPr>
           <w:p>
             <w:pPr>
+              <w:keepNext w:val="false"/>
               <w:spacing w:after="40" w:before="0"/>
               <w:jc w:val="left"/>
             </w:pPr>
@@ -23086,6 +23556,7 @@
           </w:tcPr>
           <w:p>
             <w:pPr>
+              <w:keepNext w:val="false"/>
               <w:spacing w:after="40" w:before="0"/>
               <w:jc w:val="left"/>
             </w:pPr>
@@ -23120,6 +23591,7 @@
           </w:tcPr>
           <w:p>
             <w:pPr>
+              <w:keepNext w:val="false"/>
               <w:spacing w:after="40" w:before="0"/>
               <w:jc w:val="left"/>
             </w:pPr>
@@ -23152,6 +23624,7 @@
           </w:tcPr>
           <w:p>
             <w:pPr>
+              <w:keepNext w:val="false"/>
               <w:spacing w:after="40" w:before="0"/>
               <w:jc w:val="left"/>
             </w:pPr>
@@ -23186,6 +23659,7 @@
           </w:tcPr>
           <w:p>
             <w:pPr>
+              <w:keepNext w:val="false"/>
               <w:spacing w:after="40" w:before="0"/>
               <w:jc w:val="left"/>
             </w:pPr>
@@ -23218,6 +23692,7 @@
           </w:tcPr>
           <w:p>
             <w:pPr>
+              <w:keepNext w:val="false"/>
               <w:spacing w:after="40" w:before="0"/>
               <w:jc w:val="left"/>
             </w:pPr>
@@ -23252,6 +23727,7 @@
           </w:tcPr>
           <w:p>
             <w:pPr>
+              <w:keepNext w:val="false"/>
               <w:spacing w:after="40" w:before="0"/>
               <w:jc w:val="left"/>
             </w:pPr>
@@ -23284,6 +23760,7 @@
           </w:tcPr>
           <w:p>
             <w:pPr>
+              <w:keepNext w:val="false"/>
               <w:spacing w:after="40" w:before="0"/>
               <w:jc w:val="left"/>
             </w:pPr>
@@ -23318,6 +23795,7 @@
           </w:tcPr>
           <w:p>
             <w:pPr>
+              <w:keepNext w:val="false"/>
               <w:spacing w:after="40" w:before="0"/>
               <w:jc w:val="left"/>
             </w:pPr>
@@ -23350,6 +23828,7 @@
           </w:tcPr>
           <w:p>
             <w:pPr>
+              <w:keepNext w:val="false"/>
               <w:spacing w:after="40" w:before="0"/>
               <w:jc w:val="left"/>
             </w:pPr>
@@ -23384,6 +23863,7 @@
           </w:tcPr>
           <w:p>
             <w:pPr>
+              <w:keepNext w:val="false"/>
               <w:spacing w:after="40" w:before="0"/>
               <w:jc w:val="left"/>
             </w:pPr>
@@ -23416,6 +23896,7 @@
           </w:tcPr>
           <w:p>
             <w:pPr>
+              <w:keepNext w:val="false"/>
               <w:spacing w:after="40" w:before="0"/>
               <w:jc w:val="left"/>
             </w:pPr>
@@ -23450,6 +23931,7 @@
           </w:tcPr>
           <w:p>
             <w:pPr>
+              <w:keepNext w:val="false"/>
               <w:spacing w:after="40" w:before="0"/>
               <w:jc w:val="left"/>
             </w:pPr>
@@ -23482,6 +23964,7 @@
           </w:tcPr>
           <w:p>
             <w:pPr>
+              <w:keepNext w:val="false"/>
               <w:spacing w:after="40" w:before="0"/>
               <w:jc w:val="left"/>
             </w:pPr>
@@ -23516,6 +23999,7 @@
           </w:tcPr>
           <w:p>
             <w:pPr>
+              <w:keepNext w:val="false"/>
               <w:spacing w:after="40" w:before="0"/>
               <w:jc w:val="left"/>
             </w:pPr>
@@ -23548,6 +24032,7 @@
           </w:tcPr>
           <w:p>
             <w:pPr>
+              <w:keepNext w:val="false"/>
               <w:spacing w:after="40" w:before="0"/>
               <w:jc w:val="left"/>
             </w:pPr>
@@ -23607,6 +24092,7 @@
           </w:tcPr>
           <w:p>
             <w:pPr>
+              <w:keepNext w:val="false"/>
               <w:spacing w:after="40" w:before="0"/>
               <w:jc w:val="center"/>
             </w:pPr>
@@ -23641,6 +24127,7 @@
           </w:tcPr>
           <w:p>
             <w:pPr>
+              <w:keepNext w:val="false"/>
               <w:spacing w:after="40" w:before="0"/>
               <w:jc w:val="left"/>
             </w:pPr>
@@ -23705,6 +24192,7 @@
           </w:tcPr>
           <w:p>
             <w:pPr>
+              <w:keepNext w:val="false"/>
               <w:spacing w:after="40" w:before="0"/>
               <w:jc w:val="center"/>
             </w:pPr>
@@ -23739,6 +24227,7 @@
           </w:tcPr>
           <w:p>
             <w:pPr>
+              <w:keepNext w:val="false"/>
               <w:spacing w:after="40" w:before="0"/>
               <w:jc w:val="left"/>
             </w:pPr>
@@ -23771,6 +24260,7 @@
           </w:tcPr>
           <w:p>
             <w:pPr>
+              <w:keepNext w:val="false"/>
               <w:spacing w:after="40" w:before="0"/>
               <w:jc w:val="left"/>
             </w:pPr>
@@ -23803,6 +24293,7 @@
           </w:tcPr>
           <w:p>
             <w:pPr>
+              <w:keepNext w:val="false"/>
               <w:spacing w:after="40" w:before="0"/>
               <w:jc w:val="left"/>
             </w:pPr>
@@ -23835,6 +24326,7 @@
           </w:tcPr>
           <w:p>
             <w:pPr>
+              <w:keepNext w:val="false"/>
               <w:spacing w:after="40" w:before="0"/>
               <w:jc w:val="left"/>
             </w:pPr>
@@ -23867,6 +24359,7 @@
           </w:tcPr>
           <w:p>
             <w:pPr>
+              <w:keepNext w:val="false"/>
               <w:spacing w:after="40" w:before="0"/>
               <w:jc w:val="left"/>
             </w:pPr>
@@ -23901,6 +24394,7 @@
           </w:tcPr>
           <w:p>
             <w:pPr>
+              <w:keepNext w:val="false"/>
               <w:spacing w:after="40" w:before="0"/>
               <w:jc w:val="left"/>
             </w:pPr>
@@ -23938,7 +24432,7 @@
             <w:pPr>
               <w:spacing w:after="20" w:before="0"/>
             </w:pPr>
-            <w:hyperlink w:history="1" r:id="rId0xgmw7_spxesszojq0qtp">
+            <w:hyperlink w:history="1" r:id="rIdf9zlondega--skrhycvea">
               <w:r>
                 <w:rPr>
                   <w:rFonts w:ascii="Arial" w:cs="Arial" w:eastAsia="Arial" w:hAnsi="Arial"/>
@@ -23971,7 +24465,7 @@
               <w:spacing w:after="10" w:before="0"/>
               <w:ind w:left="120"/>
             </w:pPr>
-            <w:hyperlink w:history="1" r:id="rIdrjmucgatqvbdvrgqx3f8x">
+            <w:hyperlink w:history="1" r:id="rIdjxpxmaomjbxaegngrgmhb">
               <w:r>
                 <w:rPr>
                   <w:rFonts w:ascii="Arial" w:cs="Arial" w:eastAsia="Arial" w:hAnsi="Arial"/>
@@ -24016,7 +24510,7 @@
             <w:pPr>
               <w:spacing w:after="20" w:before="0"/>
             </w:pPr>
-            <w:hyperlink w:history="1" r:id="rIdxb26btfiyc4ctx9ftywgy">
+            <w:hyperlink w:history="1" r:id="rId60quijzsxsvxc80k6azgn">
               <w:r>
                 <w:rPr>
                   <w:rFonts w:ascii="Arial" w:cs="Arial" w:eastAsia="Arial" w:hAnsi="Arial"/>
@@ -24049,7 +24543,7 @@
               <w:spacing w:after="10" w:before="0"/>
               <w:ind w:left="120"/>
             </w:pPr>
-            <w:hyperlink w:history="1" r:id="rIdi4gruanok4nt-jzc59zqq">
+            <w:hyperlink w:history="1" r:id="rIdbhytx7tjdtyxrp3dobpzk">
               <w:r>
                 <w:rPr>
                   <w:rFonts w:ascii="Arial" w:cs="Arial" w:eastAsia="Arial" w:hAnsi="Arial"/>
@@ -24077,6 +24571,7 @@
           </w:tcPr>
           <w:p>
             <w:pPr>
+              <w:keepNext w:val="false"/>
               <w:spacing w:after="40" w:before="0"/>
               <w:jc w:val="left"/>
             </w:pPr>
@@ -24109,6 +24604,7 @@
           </w:tcPr>
           <w:p>
             <w:pPr>
+              <w:keepNext w:val="false"/>
               <w:spacing w:after="40" w:before="0"/>
               <w:jc w:val="left"/>
             </w:pPr>
@@ -24141,6 +24637,7 @@
           </w:tcPr>
           <w:p>
             <w:pPr>
+              <w:keepNext w:val="false"/>
               <w:spacing w:after="40" w:before="0"/>
               <w:jc w:val="left"/>
             </w:pPr>
@@ -24173,6 +24670,7 @@
           </w:tcPr>
           <w:p>
             <w:pPr>
+              <w:keepNext w:val="false"/>
               <w:spacing w:after="40" w:before="0"/>
               <w:jc w:val="left"/>
             </w:pPr>
@@ -24207,6 +24705,7 @@
           </w:tcPr>
           <w:p>
             <w:pPr>
+              <w:keepNext w:val="false"/>
               <w:spacing w:after="40" w:before="0"/>
               <w:jc w:val="left"/>
             </w:pPr>
@@ -24244,7 +24743,7 @@
             <w:pPr>
               <w:spacing w:after="20" w:before="0"/>
             </w:pPr>
-            <w:hyperlink w:history="1" r:id="rId1bbsjfov-fqposf7u0ivz">
+            <w:hyperlink w:history="1" r:id="rIdfbl9kx_rqusggdsflvgzm">
               <w:r>
                 <w:rPr>
                   <w:rFonts w:ascii="Arial" w:cs="Arial" w:eastAsia="Arial" w:hAnsi="Arial"/>
@@ -24277,7 +24776,7 @@
               <w:spacing w:after="10" w:before="0"/>
               <w:ind w:left="120"/>
             </w:pPr>
-            <w:hyperlink w:history="1" r:id="rIde1ivnfnn53nxec4orqq05">
+            <w:hyperlink w:history="1" r:id="rId_4gdyhucul33enpoqdbtx">
               <w:r>
                 <w:rPr>
                   <w:rFonts w:ascii="Arial" w:cs="Arial" w:eastAsia="Arial" w:hAnsi="Arial"/>
@@ -24322,7 +24821,7 @@
             <w:pPr>
               <w:spacing w:after="20" w:before="0"/>
             </w:pPr>
-            <w:hyperlink w:history="1" r:id="rIdisrpk1d45guuq5blcxksg">
+            <w:hyperlink w:history="1" r:id="rIdj4qyscthtiukskrfgroje">
               <w:r>
                 <w:rPr>
                   <w:rFonts w:ascii="Arial" w:cs="Arial" w:eastAsia="Arial" w:hAnsi="Arial"/>
@@ -24355,7 +24854,7 @@
               <w:spacing w:after="10" w:before="0"/>
               <w:ind w:left="120"/>
             </w:pPr>
-            <w:hyperlink w:history="1" r:id="rIdddic4wdgt3ho-erulfv1-">
+            <w:hyperlink w:history="1" r:id="rIdl6dr5qqufdbtiiznegukv">
               <w:r>
                 <w:rPr>
                   <w:rFonts w:ascii="Arial" w:cs="Arial" w:eastAsia="Arial" w:hAnsi="Arial"/>
@@ -24383,6 +24882,7 @@
           </w:tcPr>
           <w:p>
             <w:pPr>
+              <w:keepNext w:val="false"/>
               <w:spacing w:after="40" w:before="0"/>
               <w:jc w:val="left"/>
             </w:pPr>
@@ -24415,6 +24915,7 @@
           </w:tcPr>
           <w:p>
             <w:pPr>
+              <w:keepNext w:val="false"/>
               <w:spacing w:after="40" w:before="0"/>
               <w:jc w:val="left"/>
             </w:pPr>
@@ -24447,6 +24948,7 @@
           </w:tcPr>
           <w:p>
             <w:pPr>
+              <w:keepNext w:val="false"/>
               <w:spacing w:after="40" w:before="0"/>
               <w:jc w:val="left"/>
             </w:pPr>
@@ -24479,6 +24981,7 @@
           </w:tcPr>
           <w:p>
             <w:pPr>
+              <w:keepNext w:val="false"/>
               <w:spacing w:after="40" w:before="0"/>
               <w:jc w:val="left"/>
             </w:pPr>
@@ -24513,6 +25016,7 @@
           </w:tcPr>
           <w:p>
             <w:pPr>
+              <w:keepNext w:val="false"/>
               <w:spacing w:after="40" w:before="0"/>
               <w:jc w:val="left"/>
             </w:pPr>
@@ -24550,7 +25054,7 @@
             <w:pPr>
               <w:spacing w:after="20" w:before="0"/>
             </w:pPr>
-            <w:hyperlink w:history="1" r:id="rId7dgthn9gnotf-av6scpv7">
+            <w:hyperlink w:history="1" r:id="rIdf4cqe3z0ijfpucmewi39x">
               <w:r>
                 <w:rPr>
                   <w:rFonts w:ascii="Arial" w:cs="Arial" w:eastAsia="Arial" w:hAnsi="Arial"/>
@@ -24583,7 +25087,7 @@
               <w:spacing w:after="10" w:before="0"/>
               <w:ind w:left="120"/>
             </w:pPr>
-            <w:hyperlink w:history="1" r:id="rId3q1kav9t8vdcd-7ahfguu">
+            <w:hyperlink w:history="1" r:id="rIdropvgwapxykzjygr7keyl">
               <w:r>
                 <w:rPr>
                   <w:rFonts w:ascii="Arial" w:cs="Arial" w:eastAsia="Arial" w:hAnsi="Arial"/>
@@ -24628,7 +25132,7 @@
             <w:pPr>
               <w:spacing w:after="20" w:before="0"/>
             </w:pPr>
-            <w:hyperlink w:history="1" r:id="rIde5jw7aedpk28prfrpngve">
+            <w:hyperlink w:history="1" r:id="rIdqgnwvyzwndbs2j3zp3v18">
               <w:r>
                 <w:rPr>
                   <w:rFonts w:ascii="Arial" w:cs="Arial" w:eastAsia="Arial" w:hAnsi="Arial"/>
@@ -24661,7 +25165,7 @@
               <w:spacing w:after="10" w:before="0"/>
               <w:ind w:left="120"/>
             </w:pPr>
-            <w:hyperlink w:history="1" r:id="rIdbtmc2l_4hx9rkkqr7_mh0">
+            <w:hyperlink w:history="1" r:id="rIdpruser8fs6pdzfhailj3e">
               <w:r>
                 <w:rPr>
                   <w:rFonts w:ascii="Arial" w:cs="Arial" w:eastAsia="Arial" w:hAnsi="Arial"/>
@@ -24689,6 +25193,7 @@
           </w:tcPr>
           <w:p>
             <w:pPr>
+              <w:keepNext w:val="false"/>
               <w:spacing w:after="40" w:before="0"/>
               <w:jc w:val="left"/>
             </w:pPr>
@@ -24721,6 +25226,7 @@
           </w:tcPr>
           <w:p>
             <w:pPr>
+              <w:keepNext w:val="false"/>
               <w:spacing w:after="40" w:before="0"/>
               <w:jc w:val="left"/>
             </w:pPr>
@@ -24753,6 +25259,7 @@
           </w:tcPr>
           <w:p>
             <w:pPr>
+              <w:keepNext w:val="false"/>
               <w:spacing w:after="40" w:before="0"/>
               <w:jc w:val="left"/>
             </w:pPr>
@@ -24785,6 +25292,7 @@
           </w:tcPr>
           <w:p>
             <w:pPr>
+              <w:keepNext w:val="false"/>
               <w:spacing w:after="40" w:before="0"/>
               <w:jc w:val="left"/>
             </w:pPr>
@@ -24819,6 +25327,7 @@
           </w:tcPr>
           <w:p>
             <w:pPr>
+              <w:keepNext w:val="false"/>
               <w:spacing w:after="40" w:before="0"/>
               <w:jc w:val="left"/>
             </w:pPr>
@@ -24856,7 +25365,7 @@
             <w:pPr>
               <w:spacing w:after="20" w:before="0"/>
             </w:pPr>
-            <w:hyperlink w:history="1" r:id="rIdkmmmbbezlpisrmznoaxlv">
+            <w:hyperlink w:history="1" r:id="rId0dsavxel6f8rld5tjughr">
               <w:r>
                 <w:rPr>
                   <w:rFonts w:ascii="Arial" w:cs="Arial" w:eastAsia="Arial" w:hAnsi="Arial"/>
@@ -24889,7 +25398,7 @@
               <w:spacing w:after="10" w:before="0"/>
               <w:ind w:left="120"/>
             </w:pPr>
-            <w:hyperlink w:history="1" r:id="rIddj7dr-a_c4kgeb7eb7sly">
+            <w:hyperlink w:history="1" r:id="rIdvzwoa943hfdnhxdhkf8gt">
               <w:r>
                 <w:rPr>
                   <w:rFonts w:ascii="Arial" w:cs="Arial" w:eastAsia="Arial" w:hAnsi="Arial"/>
@@ -24934,7 +25443,7 @@
             <w:pPr>
               <w:spacing w:after="20" w:before="0"/>
             </w:pPr>
-            <w:hyperlink w:history="1" r:id="rIdxi2e2uzhd41iviisrttiq">
+            <w:hyperlink w:history="1" r:id="rIdmei_g86j1roukanwzg4hm">
               <w:r>
                 <w:rPr>
                   <w:rFonts w:ascii="Arial" w:cs="Arial" w:eastAsia="Arial" w:hAnsi="Arial"/>
@@ -24967,7 +25476,7 @@
               <w:spacing w:after="10" w:before="0"/>
               <w:ind w:left="120"/>
             </w:pPr>
-            <w:hyperlink w:history="1" r:id="rIdvsb3zvev-xyoa5t6uxuem">
+            <w:hyperlink w:history="1" r:id="rIdizusla-9itd1texcxzhfx">
               <w:r>
                 <w:rPr>
                   <w:rFonts w:ascii="Arial" w:cs="Arial" w:eastAsia="Arial" w:hAnsi="Arial"/>
@@ -24995,6 +25504,7 @@
           </w:tcPr>
           <w:p>
             <w:pPr>
+              <w:keepNext w:val="false"/>
               <w:spacing w:after="40" w:before="0"/>
               <w:jc w:val="left"/>
             </w:pPr>
@@ -25027,6 +25537,7 @@
           </w:tcPr>
           <w:p>
             <w:pPr>
+              <w:keepNext w:val="false"/>
               <w:spacing w:after="40" w:before="0"/>
               <w:jc w:val="left"/>
             </w:pPr>
@@ -25059,6 +25570,7 @@
           </w:tcPr>
           <w:p>
             <w:pPr>
+              <w:keepNext w:val="false"/>
               <w:spacing w:after="40" w:before="0"/>
               <w:jc w:val="left"/>
             </w:pPr>
@@ -25091,6 +25603,7 @@
           </w:tcPr>
           <w:p>
             <w:pPr>
+              <w:keepNext w:val="false"/>
               <w:spacing w:after="40" w:before="0"/>
               <w:jc w:val="left"/>
             </w:pPr>
@@ -25125,6 +25638,7 @@
           </w:tcPr>
           <w:p>
             <w:pPr>
+              <w:keepNext w:val="false"/>
               <w:spacing w:after="40" w:before="0"/>
               <w:jc w:val="left"/>
             </w:pPr>
@@ -25162,7 +25676,7 @@
             <w:pPr>
               <w:spacing w:after="20" w:before="0"/>
             </w:pPr>
-            <w:hyperlink w:history="1" r:id="rIdjj2serwauct2kwb_qib-x">
+            <w:hyperlink w:history="1" r:id="rIdojedzmdyasfx2gijs0rh1">
               <w:r>
                 <w:rPr>
                   <w:rFonts w:ascii="Arial" w:cs="Arial" w:eastAsia="Arial" w:hAnsi="Arial"/>
@@ -25195,7 +25709,7 @@
               <w:spacing w:after="10" w:before="0"/>
               <w:ind w:left="120"/>
             </w:pPr>
-            <w:hyperlink w:history="1" r:id="rId6pl94nhcapjik58kcea2d">
+            <w:hyperlink w:history="1" r:id="rId4p3jhbv4lecjobszsjfw7">
               <w:r>
                 <w:rPr>
                   <w:rFonts w:ascii="Arial" w:cs="Arial" w:eastAsia="Arial" w:hAnsi="Arial"/>
@@ -25240,7 +25754,7 @@
             <w:pPr>
               <w:spacing w:after="20" w:before="0"/>
             </w:pPr>
-            <w:hyperlink w:history="1" r:id="rId33tw8zost0ltghy88cnmm">
+            <w:hyperlink w:history="1" r:id="rIdm0nh8orb8t_gsdcpg1hf8">
               <w:r>
                 <w:rPr>
                   <w:rFonts w:ascii="Arial" w:cs="Arial" w:eastAsia="Arial" w:hAnsi="Arial"/>
@@ -25289,7 +25803,7 @@
               <w:spacing w:after="10" w:before="0"/>
               <w:ind w:left="120"/>
             </w:pPr>
-            <w:hyperlink w:history="1" r:id="rIdftyfiiy4u2izn1dggml6d">
+            <w:hyperlink w:history="1" r:id="rIdkcqloxblqkte79ctyvfuw">
               <w:r>
                 <w:rPr>
                   <w:rFonts w:ascii="Arial" w:cs="Arial" w:eastAsia="Arial" w:hAnsi="Arial"/>
@@ -25317,6 +25831,7 @@
           </w:tcPr>
           <w:p>
             <w:pPr>
+              <w:keepNext w:val="false"/>
               <w:spacing w:after="40" w:before="0"/>
               <w:jc w:val="left"/>
             </w:pPr>
@@ -25349,6 +25864,7 @@
           </w:tcPr>
           <w:p>
             <w:pPr>
+              <w:keepNext w:val="false"/>
               <w:spacing w:after="40" w:before="0"/>
               <w:jc w:val="left"/>
             </w:pPr>
@@ -25381,6 +25897,7 @@
           </w:tcPr>
           <w:p>
             <w:pPr>
+              <w:keepNext w:val="false"/>
               <w:spacing w:after="40" w:before="0"/>
               <w:jc w:val="left"/>
             </w:pPr>
@@ -25413,6 +25930,7 @@
           </w:tcPr>
           <w:p>
             <w:pPr>
+              <w:keepNext w:val="false"/>
               <w:spacing w:after="40" w:before="0"/>
               <w:jc w:val="left"/>
             </w:pPr>
@@ -25472,6 +25990,7 @@
           </w:tcPr>
           <w:p>
             <w:pPr>
+              <w:keepNext w:val="false"/>
               <w:spacing w:after="40" w:before="0"/>
               <w:jc w:val="center"/>
             </w:pPr>
@@ -25506,6 +26025,7 @@
           </w:tcPr>
           <w:p>
             <w:pPr>
+              <w:keepNext w:val="false"/>
               <w:spacing w:after="40" w:before="0"/>
               <w:jc w:val="left"/>
             </w:pPr>
@@ -25567,6 +26087,7 @@
           </w:tcPr>
           <w:p>
             <w:pPr>
+              <w:keepNext w:val="false"/>
               <w:spacing w:after="40" w:before="0"/>
               <w:jc w:val="center"/>
             </w:pPr>
@@ -25601,6 +26122,7 @@
           </w:tcPr>
           <w:p>
             <w:pPr>
+              <w:keepNext w:val="false"/>
               <w:spacing w:after="40" w:before="0"/>
               <w:jc w:val="left"/>
             </w:pPr>
@@ -25633,6 +26155,7 @@
           </w:tcPr>
           <w:p>
             <w:pPr>
+              <w:keepNext w:val="false"/>
               <w:spacing w:after="40" w:before="0"/>
               <w:jc w:val="left"/>
             </w:pPr>
@@ -25667,6 +26190,7 @@
           </w:tcPr>
           <w:p>
             <w:pPr>
+              <w:keepNext w:val="false"/>
               <w:spacing w:after="40" w:before="0"/>
               <w:jc w:val="left"/>
             </w:pPr>
@@ -25699,6 +26223,7 @@
           </w:tcPr>
           <w:p>
             <w:pPr>
+              <w:keepNext w:val="false"/>
               <w:spacing w:after="40" w:before="0"/>
               <w:jc w:val="left"/>
             </w:pPr>
@@ -25733,6 +26258,7 @@
           </w:tcPr>
           <w:p>
             <w:pPr>
+              <w:keepNext w:val="false"/>
               <w:spacing w:after="40" w:before="0"/>
               <w:jc w:val="left"/>
             </w:pPr>
@@ -25765,6 +26291,7 @@
           </w:tcPr>
           <w:p>
             <w:pPr>
+              <w:keepNext w:val="false"/>
               <w:spacing w:after="40" w:before="0"/>
               <w:jc w:val="left"/>
             </w:pPr>
@@ -25801,7 +26328,7 @@
         </w:rPr>
         <w:t xml:space="preserve">© 2026 SeaVuria and ARES. Aligned with KICD objectives. Developed by SeaVuria; technical implementation by ARES (with AI assistance from Claude). Licensed under </w:t>
       </w:r>
-      <w:hyperlink w:history="1" r:id="rIdbcjty53og3kddxk7pr74j">
+      <w:hyperlink w:history="1" r:id="rIdvr6uxaxezpllslme2rj6m">
         <w:r>
           <w:rPr>
             <w:rFonts w:ascii="Arial" w:cs="Arial" w:eastAsia="Arial" w:hAnsi="Arial"/>
@@ -25822,7 +26349,7 @@
         </w:rPr>
         <w:t xml:space="preserve"> (</w:t>
       </w:r>
-      <w:hyperlink w:history="1" r:id="rIdzslrmrnfkwql5d0vd45ch">
+      <w:hyperlink w:history="1" r:id="rIdd8bnw26idqy3j9t95lh5s">
         <w:r>
           <w:rPr>
             <w:rFonts w:ascii="Arial" w:cs="Arial" w:eastAsia="Arial" w:hAnsi="Arial"/>
@@ -25882,6 +26409,7 @@
           </w:tcPr>
           <w:p>
             <w:pPr>
+              <w:keepNext w:val="false"/>
               <w:spacing w:after="40" w:before="0"/>
               <w:jc w:val="center"/>
             </w:pPr>
@@ -25917,6 +26445,7 @@
           </w:tcPr>
           <w:p>
             <w:pPr>
+              <w:keepNext w:val="false"/>
               <w:spacing w:after="40" w:before="0"/>
               <w:jc w:val="center"/>
             </w:pPr>
@@ -25951,6 +26480,7 @@
           </w:tcPr>
           <w:p>
             <w:pPr>
+              <w:keepNext w:val="false"/>
               <w:spacing w:after="40" w:before="0"/>
               <w:jc w:val="left"/>
             </w:pPr>
@@ -25983,6 +26513,7 @@
           </w:tcPr>
           <w:p>
             <w:pPr>
+              <w:keepNext w:val="false"/>
               <w:spacing w:after="40" w:before="0"/>
               <w:jc w:val="left"/>
             </w:pPr>
@@ -26017,6 +26548,7 @@
           </w:tcPr>
           <w:p>
             <w:pPr>
+              <w:keepNext w:val="false"/>
               <w:spacing w:after="40" w:before="0"/>
               <w:jc w:val="left"/>
             </w:pPr>
@@ -26049,6 +26581,7 @@
           </w:tcPr>
           <w:p>
             <w:pPr>
+              <w:keepNext w:val="false"/>
               <w:spacing w:after="40" w:before="0"/>
               <w:jc w:val="left"/>
             </w:pPr>
@@ -26083,6 +26616,7 @@
           </w:tcPr>
           <w:p>
             <w:pPr>
+              <w:keepNext w:val="false"/>
               <w:spacing w:after="40" w:before="0"/>
               <w:jc w:val="left"/>
             </w:pPr>
@@ -26115,6 +26649,7 @@
           </w:tcPr>
           <w:p>
             <w:pPr>
+              <w:keepNext w:val="false"/>
               <w:spacing w:after="40" w:before="0"/>
               <w:jc w:val="left"/>
             </w:pPr>
@@ -26149,6 +26684,7 @@
           </w:tcPr>
           <w:p>
             <w:pPr>
+              <w:keepNext w:val="false"/>
               <w:spacing w:after="40" w:before="0"/>
               <w:jc w:val="left"/>
             </w:pPr>
@@ -26181,6 +26717,7 @@
           </w:tcPr>
           <w:p>
             <w:pPr>
+              <w:keepNext w:val="false"/>
               <w:spacing w:after="40" w:before="0"/>
               <w:jc w:val="left"/>
             </w:pPr>
@@ -26215,6 +26752,7 @@
           </w:tcPr>
           <w:p>
             <w:pPr>
+              <w:keepNext w:val="false"/>
               <w:spacing w:after="40" w:before="0"/>
               <w:jc w:val="left"/>
             </w:pPr>
@@ -26247,6 +26785,7 @@
           </w:tcPr>
           <w:p>
             <w:pPr>
+              <w:keepNext w:val="false"/>
               <w:spacing w:after="40" w:before="0"/>
               <w:jc w:val="left"/>
             </w:pPr>
@@ -26281,6 +26820,7 @@
           </w:tcPr>
           <w:p>
             <w:pPr>
+              <w:keepNext w:val="false"/>
               <w:spacing w:after="40" w:before="0"/>
               <w:jc w:val="left"/>
             </w:pPr>
@@ -26313,6 +26853,7 @@
           </w:tcPr>
           <w:p>
             <w:pPr>
+              <w:keepNext w:val="false"/>
               <w:spacing w:after="40" w:before="0"/>
               <w:jc w:val="left"/>
             </w:pPr>
@@ -26347,6 +26888,7 @@
           </w:tcPr>
           <w:p>
             <w:pPr>
+              <w:keepNext w:val="false"/>
               <w:spacing w:after="40" w:before="0"/>
               <w:jc w:val="left"/>
             </w:pPr>
@@ -26379,6 +26921,7 @@
           </w:tcPr>
           <w:p>
             <w:pPr>
+              <w:keepNext w:val="false"/>
               <w:spacing w:after="40" w:before="0"/>
               <w:jc w:val="left"/>
             </w:pPr>
@@ -26413,6 +26956,7 @@
           </w:tcPr>
           <w:p>
             <w:pPr>
+              <w:keepNext w:val="false"/>
               <w:spacing w:after="40" w:before="0"/>
               <w:jc w:val="left"/>
             </w:pPr>
@@ -26445,6 +26989,7 @@
           </w:tcPr>
           <w:p>
             <w:pPr>
+              <w:keepNext w:val="false"/>
               <w:spacing w:after="40" w:before="0"/>
               <w:jc w:val="left"/>
             </w:pPr>
@@ -26504,6 +27049,7 @@
           </w:tcPr>
           <w:p>
             <w:pPr>
+              <w:keepNext w:val="false"/>
               <w:spacing w:after="40" w:before="0"/>
               <w:jc w:val="center"/>
             </w:pPr>
@@ -26538,6 +27084,7 @@
           </w:tcPr>
           <w:p>
             <w:pPr>
+              <w:keepNext w:val="false"/>
               <w:spacing w:after="40" w:before="0"/>
               <w:jc w:val="left"/>
             </w:pPr>
@@ -26602,6 +27149,7 @@
           </w:tcPr>
           <w:p>
             <w:pPr>
+              <w:keepNext w:val="false"/>
               <w:spacing w:after="40" w:before="0"/>
               <w:jc w:val="center"/>
             </w:pPr>
@@ -26636,6 +27184,7 @@
           </w:tcPr>
           <w:p>
             <w:pPr>
+              <w:keepNext w:val="false"/>
               <w:spacing w:after="40" w:before="0"/>
               <w:jc w:val="left"/>
             </w:pPr>
@@ -26668,6 +27217,7 @@
           </w:tcPr>
           <w:p>
             <w:pPr>
+              <w:keepNext w:val="false"/>
               <w:spacing w:after="40" w:before="0"/>
               <w:jc w:val="left"/>
             </w:pPr>
@@ -26700,6 +27250,7 @@
           </w:tcPr>
           <w:p>
             <w:pPr>
+              <w:keepNext w:val="false"/>
               <w:spacing w:after="40" w:before="0"/>
               <w:jc w:val="left"/>
             </w:pPr>
@@ -26732,6 +27283,7 @@
           </w:tcPr>
           <w:p>
             <w:pPr>
+              <w:keepNext w:val="false"/>
               <w:spacing w:after="40" w:before="0"/>
               <w:jc w:val="left"/>
             </w:pPr>
@@ -26764,6 +27316,7 @@
           </w:tcPr>
           <w:p>
             <w:pPr>
+              <w:keepNext w:val="false"/>
               <w:spacing w:after="40" w:before="0"/>
               <w:jc w:val="left"/>
             </w:pPr>
@@ -26798,6 +27351,7 @@
           </w:tcPr>
           <w:p>
             <w:pPr>
+              <w:keepNext w:val="false"/>
               <w:spacing w:after="40" w:before="0"/>
               <w:jc w:val="left"/>
             </w:pPr>
@@ -26835,7 +27389,7 @@
             <w:pPr>
               <w:spacing w:after="20" w:before="0"/>
             </w:pPr>
-            <w:hyperlink w:history="1" r:id="rIdjaf-k3qr-_y9bgm38ku_1">
+            <w:hyperlink w:history="1" r:id="rIdpcmayus3megfpsr-dzrl5">
               <w:r>
                 <w:rPr>
                   <w:rFonts w:ascii="Arial" w:cs="Arial" w:eastAsia="Arial" w:hAnsi="Arial"/>
@@ -26868,7 +27422,7 @@
               <w:spacing w:after="10" w:before="0"/>
               <w:ind w:left="120"/>
             </w:pPr>
-            <w:hyperlink w:history="1" r:id="rIdm6fqrq82lldg3uxvn8hpt">
+            <w:hyperlink w:history="1" r:id="rId-idwg9fahcby6xuxpvvah">
               <w:r>
                 <w:rPr>
                   <w:rFonts w:ascii="Arial" w:cs="Arial" w:eastAsia="Arial" w:hAnsi="Arial"/>
@@ -26913,7 +27467,7 @@
             <w:pPr>
               <w:spacing w:after="20" w:before="0"/>
             </w:pPr>
-            <w:hyperlink w:history="1" r:id="rIdyizadm_cy_h_rjxmqifih">
+            <w:hyperlink w:history="1" r:id="rIdqzl9ugbydgkfhquo3rzh2">
               <w:r>
                 <w:rPr>
                   <w:rFonts w:ascii="Arial" w:cs="Arial" w:eastAsia="Arial" w:hAnsi="Arial"/>
@@ -26946,7 +27500,7 @@
               <w:spacing w:after="10" w:before="0"/>
               <w:ind w:left="120"/>
             </w:pPr>
-            <w:hyperlink w:history="1" r:id="rIdwpr5bh8fzsx16d80xco4q">
+            <w:hyperlink w:history="1" r:id="rId0wviel_wlavibytrtus83">
               <w:r>
                 <w:rPr>
                   <w:rFonts w:ascii="Arial" w:cs="Arial" w:eastAsia="Arial" w:hAnsi="Arial"/>
@@ -26974,6 +27528,7 @@
           </w:tcPr>
           <w:p>
             <w:pPr>
+              <w:keepNext w:val="false"/>
               <w:spacing w:after="40" w:before="0"/>
               <w:jc w:val="left"/>
             </w:pPr>
@@ -27006,6 +27561,7 @@
           </w:tcPr>
           <w:p>
             <w:pPr>
+              <w:keepNext w:val="false"/>
               <w:spacing w:after="40" w:before="0"/>
               <w:jc w:val="left"/>
             </w:pPr>
@@ -27038,6 +27594,7 @@
           </w:tcPr>
           <w:p>
             <w:pPr>
+              <w:keepNext w:val="false"/>
               <w:spacing w:after="40" w:before="0"/>
               <w:jc w:val="left"/>
             </w:pPr>
@@ -27070,6 +27627,7 @@
           </w:tcPr>
           <w:p>
             <w:pPr>
+              <w:keepNext w:val="false"/>
               <w:spacing w:after="40" w:before="0"/>
               <w:jc w:val="left"/>
             </w:pPr>
@@ -27104,6 +27662,7 @@
           </w:tcPr>
           <w:p>
             <w:pPr>
+              <w:keepNext w:val="false"/>
               <w:spacing w:after="40" w:before="0"/>
               <w:jc w:val="left"/>
             </w:pPr>
@@ -27141,7 +27700,7 @@
             <w:pPr>
               <w:spacing w:after="20" w:before="0"/>
             </w:pPr>
-            <w:hyperlink w:history="1" r:id="rId3phhouvxnjag7g2nusw_q">
+            <w:hyperlink w:history="1" r:id="rIdvk6whw44bl6cfcdy8t5wz">
               <w:r>
                 <w:rPr>
                   <w:rFonts w:ascii="Arial" w:cs="Arial" w:eastAsia="Arial" w:hAnsi="Arial"/>
@@ -27174,7 +27733,7 @@
               <w:spacing w:after="10" w:before="0"/>
               <w:ind w:left="120"/>
             </w:pPr>
-            <w:hyperlink w:history="1" r:id="rIds-oqmg0qpnz-vrt3bn14w">
+            <w:hyperlink w:history="1" r:id="rIdpfyah46zfnwvtdaqh5rpo">
               <w:r>
                 <w:rPr>
                   <w:rFonts w:ascii="Arial" w:cs="Arial" w:eastAsia="Arial" w:hAnsi="Arial"/>
@@ -27219,7 +27778,7 @@
             <w:pPr>
               <w:spacing w:after="20" w:before="0"/>
             </w:pPr>
-            <w:hyperlink w:history="1" r:id="rIdacuase3xw8-jpbcjp8tk1">
+            <w:hyperlink w:history="1" r:id="rId_-cbdbtwcgdbigwaqscmg">
               <w:r>
                 <w:rPr>
                   <w:rFonts w:ascii="Arial" w:cs="Arial" w:eastAsia="Arial" w:hAnsi="Arial"/>
@@ -27252,7 +27811,7 @@
               <w:spacing w:after="10" w:before="0"/>
               <w:ind w:left="120"/>
             </w:pPr>
-            <w:hyperlink w:history="1" r:id="rIdmifs5egr78lp-toorm8kk">
+            <w:hyperlink w:history="1" r:id="rIdyusuza6yz8h3b94wq9egf">
               <w:r>
                 <w:rPr>
                   <w:rFonts w:ascii="Arial" w:cs="Arial" w:eastAsia="Arial" w:hAnsi="Arial"/>
@@ -27280,6 +27839,7 @@
           </w:tcPr>
           <w:p>
             <w:pPr>
+              <w:keepNext w:val="false"/>
               <w:spacing w:after="40" w:before="0"/>
               <w:jc w:val="left"/>
             </w:pPr>
@@ -27312,6 +27872,7 @@
           </w:tcPr>
           <w:p>
             <w:pPr>
+              <w:keepNext w:val="false"/>
               <w:spacing w:after="40" w:before="0"/>
               <w:jc w:val="left"/>
             </w:pPr>
@@ -27344,6 +27905,7 @@
           </w:tcPr>
           <w:p>
             <w:pPr>
+              <w:keepNext w:val="false"/>
               <w:spacing w:after="40" w:before="0"/>
               <w:jc w:val="left"/>
             </w:pPr>
@@ -27376,6 +27938,7 @@
           </w:tcPr>
           <w:p>
             <w:pPr>
+              <w:keepNext w:val="false"/>
               <w:spacing w:after="40" w:before="0"/>
               <w:jc w:val="left"/>
             </w:pPr>
@@ -27410,6 +27973,7 @@
           </w:tcPr>
           <w:p>
             <w:pPr>
+              <w:keepNext w:val="false"/>
               <w:spacing w:after="40" w:before="0"/>
               <w:jc w:val="left"/>
             </w:pPr>
@@ -27447,7 +28011,7 @@
             <w:pPr>
               <w:spacing w:after="20" w:before="0"/>
             </w:pPr>
-            <w:hyperlink w:history="1" r:id="rId5xcyjeazfhuk6gulir9-3">
+            <w:hyperlink w:history="1" r:id="rIde4f67i4lhxutc-zlwurjr">
               <w:r>
                 <w:rPr>
                   <w:rFonts w:ascii="Arial" w:cs="Arial" w:eastAsia="Arial" w:hAnsi="Arial"/>
@@ -27480,7 +28044,7 @@
               <w:spacing w:after="10" w:before="0"/>
               <w:ind w:left="120"/>
             </w:pPr>
-            <w:hyperlink w:history="1" r:id="rIdwgtwvr8h4rpeydchkm8fn">
+            <w:hyperlink w:history="1" r:id="rIdh9slhtqairex97acp9nba">
               <w:r>
                 <w:rPr>
                   <w:rFonts w:ascii="Arial" w:cs="Arial" w:eastAsia="Arial" w:hAnsi="Arial"/>
@@ -27525,7 +28089,7 @@
             <w:pPr>
               <w:spacing w:after="20" w:before="0"/>
             </w:pPr>
-            <w:hyperlink w:history="1" r:id="rIdu7q3k0m5v_tosun8gb_i2">
+            <w:hyperlink w:history="1" r:id="rIdjdl6t7qcuwaexkf80i8mi">
               <w:r>
                 <w:rPr>
                   <w:rFonts w:ascii="Arial" w:cs="Arial" w:eastAsia="Arial" w:hAnsi="Arial"/>
@@ -27574,7 +28138,7 @@
               <w:spacing w:after="10" w:before="0"/>
               <w:ind w:left="120"/>
             </w:pPr>
-            <w:hyperlink w:history="1" r:id="rIdfaz1jxpsugpctswtzfn5m">
+            <w:hyperlink w:history="1" r:id="rIdwv7jjtuvihpos8hjhdeqz">
               <w:r>
                 <w:rPr>
                   <w:rFonts w:ascii="Arial" w:cs="Arial" w:eastAsia="Arial" w:hAnsi="Arial"/>
@@ -27602,6 +28166,7 @@
           </w:tcPr>
           <w:p>
             <w:pPr>
+              <w:keepNext w:val="false"/>
               <w:spacing w:after="40" w:before="0"/>
               <w:jc w:val="left"/>
             </w:pPr>
@@ -27634,6 +28199,7 @@
           </w:tcPr>
           <w:p>
             <w:pPr>
+              <w:keepNext w:val="false"/>
               <w:spacing w:after="40" w:before="0"/>
               <w:jc w:val="left"/>
             </w:pPr>
@@ -27666,6 +28232,7 @@
           </w:tcPr>
           <w:p>
             <w:pPr>
+              <w:keepNext w:val="false"/>
               <w:spacing w:after="40" w:before="0"/>
               <w:jc w:val="left"/>
             </w:pPr>
@@ -27698,6 +28265,7 @@
           </w:tcPr>
           <w:p>
             <w:pPr>
+              <w:keepNext w:val="false"/>
               <w:spacing w:after="40" w:before="0"/>
               <w:jc w:val="left"/>
             </w:pPr>
@@ -27732,6 +28300,7 @@
           </w:tcPr>
           <w:p>
             <w:pPr>
+              <w:keepNext w:val="false"/>
               <w:spacing w:after="40" w:before="0"/>
               <w:jc w:val="left"/>
             </w:pPr>
@@ -27769,7 +28338,7 @@
             <w:pPr>
               <w:spacing w:after="20" w:before="0"/>
             </w:pPr>
-            <w:hyperlink w:history="1" r:id="rIdn587u6vathztynnmf3eyz">
+            <w:hyperlink w:history="1" r:id="rIdhxf5s8bhm6yjyubvs2lou">
               <w:r>
                 <w:rPr>
                   <w:rFonts w:ascii="Arial" w:cs="Arial" w:eastAsia="Arial" w:hAnsi="Arial"/>
@@ -27802,7 +28371,7 @@
               <w:spacing w:after="10" w:before="0"/>
               <w:ind w:left="120"/>
             </w:pPr>
-            <w:hyperlink w:history="1" r:id="rIdhax_xqsbn2_csigvlmnf1">
+            <w:hyperlink w:history="1" r:id="rIdas14mlzzalbowmv_boj74">
               <w:r>
                 <w:rPr>
                   <w:rFonts w:ascii="Arial" w:cs="Arial" w:eastAsia="Arial" w:hAnsi="Arial"/>
@@ -27847,7 +28416,7 @@
             <w:pPr>
               <w:spacing w:after="20" w:before="0"/>
             </w:pPr>
-            <w:hyperlink w:history="1" r:id="rIdrlosmm4zvtdcdg9o7drfb">
+            <w:hyperlink w:history="1" r:id="rIdsezrr8_3kjerfd57k0vfx">
               <w:r>
                 <w:rPr>
                   <w:rFonts w:ascii="Arial" w:cs="Arial" w:eastAsia="Arial" w:hAnsi="Arial"/>
@@ -27896,7 +28465,7 @@
               <w:spacing w:after="10" w:before="0"/>
               <w:ind w:left="120"/>
             </w:pPr>
-            <w:hyperlink w:history="1" r:id="rIdb2jskh2fuesauxsavdxhj">
+            <w:hyperlink w:history="1" r:id="rId426obyogbpj5k94jw0flz">
               <w:r>
                 <w:rPr>
                   <w:rFonts w:ascii="Arial" w:cs="Arial" w:eastAsia="Arial" w:hAnsi="Arial"/>
@@ -27924,6 +28493,7 @@
           </w:tcPr>
           <w:p>
             <w:pPr>
+              <w:keepNext w:val="false"/>
               <w:spacing w:after="40" w:before="0"/>
               <w:jc w:val="left"/>
             </w:pPr>
@@ -27956,6 +28526,7 @@
           </w:tcPr>
           <w:p>
             <w:pPr>
+              <w:keepNext w:val="false"/>
               <w:spacing w:after="40" w:before="0"/>
               <w:jc w:val="left"/>
             </w:pPr>
@@ -27988,6 +28559,7 @@
           </w:tcPr>
           <w:p>
             <w:pPr>
+              <w:keepNext w:val="false"/>
               <w:spacing w:after="40" w:before="0"/>
               <w:jc w:val="left"/>
             </w:pPr>
@@ -28020,6 +28592,7 @@
           </w:tcPr>
           <w:p>
             <w:pPr>
+              <w:keepNext w:val="false"/>
               <w:spacing w:after="40" w:before="0"/>
               <w:jc w:val="left"/>
             </w:pPr>
@@ -28054,6 +28627,7 @@
           </w:tcPr>
           <w:p>
             <w:pPr>
+              <w:keepNext w:val="false"/>
               <w:spacing w:after="40" w:before="0"/>
               <w:jc w:val="left"/>
             </w:pPr>
@@ -28091,7 +28665,7 @@
             <w:pPr>
               <w:spacing w:after="20" w:before="0"/>
             </w:pPr>
-            <w:hyperlink w:history="1" r:id="rIdclt4i26itrhtv1pprxfdz">
+            <w:hyperlink w:history="1" r:id="rId9qgxkvqknwntag69hipfl">
               <w:r>
                 <w:rPr>
                   <w:rFonts w:ascii="Arial" w:cs="Arial" w:eastAsia="Arial" w:hAnsi="Arial"/>
@@ -28140,7 +28714,7 @@
               <w:spacing w:after="10" w:before="0"/>
               <w:ind w:left="120"/>
             </w:pPr>
-            <w:hyperlink w:history="1" r:id="rIdx-9iamqr97azkmdnc2v9q">
+            <w:hyperlink w:history="1" r:id="rIdzaviugeg5vumarwuymnlz">
               <w:r>
                 <w:rPr>
                   <w:rFonts w:ascii="Arial" w:cs="Arial" w:eastAsia="Arial" w:hAnsi="Arial"/>
@@ -28185,7 +28759,7 @@
             <w:pPr>
               <w:spacing w:after="20" w:before="0"/>
             </w:pPr>
-            <w:hyperlink w:history="1" r:id="rId3vo4mv8dgzhifxzlt4gyy">
+            <w:hyperlink w:history="1" r:id="rId16ygx7m7wqpo8c0djsw8t">
               <w:r>
                 <w:rPr>
                   <w:rFonts w:ascii="Arial" w:cs="Arial" w:eastAsia="Arial" w:hAnsi="Arial"/>
@@ -28234,7 +28808,7 @@
               <w:spacing w:after="10" w:before="0"/>
               <w:ind w:left="120"/>
             </w:pPr>
-            <w:hyperlink w:history="1" r:id="rIdpfi-fiwzek5yf5czmpzdi">
+            <w:hyperlink w:history="1" r:id="rIdb5_u7lbwwrfzfudq8ctwp">
               <w:r>
                 <w:rPr>
                   <w:rFonts w:ascii="Arial" w:cs="Arial" w:eastAsia="Arial" w:hAnsi="Arial"/>
@@ -28262,6 +28836,7 @@
           </w:tcPr>
           <w:p>
             <w:pPr>
+              <w:keepNext w:val="false"/>
               <w:spacing w:after="40" w:before="0"/>
               <w:jc w:val="left"/>
             </w:pPr>
@@ -28294,6 +28869,7 @@
           </w:tcPr>
           <w:p>
             <w:pPr>
+              <w:keepNext w:val="false"/>
               <w:spacing w:after="40" w:before="0"/>
               <w:jc w:val="left"/>
             </w:pPr>
@@ -28326,6 +28902,7 @@
           </w:tcPr>
           <w:p>
             <w:pPr>
+              <w:keepNext w:val="false"/>
               <w:spacing w:after="40" w:before="0"/>
               <w:jc w:val="left"/>
             </w:pPr>
@@ -28358,6 +28935,7 @@
           </w:tcPr>
           <w:p>
             <w:pPr>
+              <w:keepNext w:val="false"/>
               <w:spacing w:after="40" w:before="0"/>
               <w:jc w:val="left"/>
             </w:pPr>
@@ -28417,6 +28995,7 @@
           </w:tcPr>
           <w:p>
             <w:pPr>
+              <w:keepNext w:val="false"/>
               <w:spacing w:after="40" w:before="0"/>
               <w:jc w:val="center"/>
             </w:pPr>
@@ -28451,6 +29030,7 @@
           </w:tcPr>
           <w:p>
             <w:pPr>
+              <w:keepNext w:val="false"/>
               <w:spacing w:after="40" w:before="0"/>
               <w:jc w:val="left"/>
             </w:pPr>
@@ -28512,6 +29092,7 @@
           </w:tcPr>
           <w:p>
             <w:pPr>
+              <w:keepNext w:val="false"/>
               <w:spacing w:after="40" w:before="0"/>
               <w:jc w:val="center"/>
             </w:pPr>
@@ -28546,6 +29127,7 @@
           </w:tcPr>
           <w:p>
             <w:pPr>
+              <w:keepNext w:val="false"/>
               <w:spacing w:after="40" w:before="0"/>
               <w:jc w:val="left"/>
             </w:pPr>
@@ -28578,6 +29160,7 @@
           </w:tcPr>
           <w:p>
             <w:pPr>
+              <w:keepNext w:val="false"/>
               <w:spacing w:after="40" w:before="0"/>
               <w:jc w:val="left"/>
             </w:pPr>
@@ -28612,6 +29195,7 @@
           </w:tcPr>
           <w:p>
             <w:pPr>
+              <w:keepNext w:val="false"/>
               <w:spacing w:after="40" w:before="0"/>
               <w:jc w:val="left"/>
             </w:pPr>
@@ -28644,6 +29228,7 @@
           </w:tcPr>
           <w:p>
             <w:pPr>
+              <w:keepNext w:val="false"/>
               <w:spacing w:after="40" w:before="0"/>
               <w:jc w:val="left"/>
             </w:pPr>
@@ -28678,6 +29263,7 @@
           </w:tcPr>
           <w:p>
             <w:pPr>
+              <w:keepNext w:val="false"/>
               <w:spacing w:after="40" w:before="0"/>
               <w:jc w:val="left"/>
             </w:pPr>
@@ -28710,6 +29296,7 @@
           </w:tcPr>
           <w:p>
             <w:pPr>
+              <w:keepNext w:val="false"/>
               <w:spacing w:after="40" w:before="0"/>
               <w:jc w:val="left"/>
             </w:pPr>
@@ -28746,7 +29333,7 @@
         </w:rPr>
         <w:t xml:space="preserve">© 2026 SeaVuria and ARES. Aligned with KICD objectives. Developed by SeaVuria; technical implementation by ARES (with AI assistance from Claude). Licensed under </w:t>
       </w:r>
-      <w:hyperlink w:history="1" r:id="rIdkm7ztnzf5etedylbg0e79">
+      <w:hyperlink w:history="1" r:id="rIdkgzqnl5c-dwwgu0whwsbi">
         <w:r>
           <w:rPr>
             <w:rFonts w:ascii="Arial" w:cs="Arial" w:eastAsia="Arial" w:hAnsi="Arial"/>
@@ -28767,7 +29354,7 @@
         </w:rPr>
         <w:t xml:space="preserve"> (</w:t>
       </w:r>
-      <w:hyperlink w:history="1" r:id="rIdolne40mhmzc4ganjvvra_">
+      <w:hyperlink w:history="1" r:id="rIduoywi8u7bjakkngc38t2_">
         <w:r>
           <w:rPr>
             <w:rFonts w:ascii="Arial" w:cs="Arial" w:eastAsia="Arial" w:hAnsi="Arial"/>
@@ -28828,6 +29415,7 @@
           </w:tcPr>
           <w:p>
             <w:pPr>
+              <w:keepNext w:val="false"/>
               <w:spacing w:after="40" w:before="0"/>
               <w:jc w:val="center"/>
             </w:pPr>
@@ -28862,6 +29450,7 @@
           </w:tcPr>
           <w:p>
             <w:pPr>
+              <w:keepNext w:val="false"/>
               <w:spacing w:after="40" w:before="0"/>
               <w:jc w:val="left"/>
             </w:pPr>
@@ -28894,6 +29483,7 @@
           </w:tcPr>
           <w:p>
             <w:pPr>
+              <w:keepNext w:val="false"/>
               <w:spacing w:after="40" w:before="0"/>
               <w:jc w:val="left"/>
             </w:pPr>
@@ -28926,6 +29516,7 @@
           </w:tcPr>
           <w:p>
             <w:pPr>
+              <w:keepNext w:val="false"/>
               <w:spacing w:after="40" w:before="0"/>
               <w:jc w:val="left"/>
             </w:pPr>
@@ -28960,6 +29551,7 @@
           </w:tcPr>
           <w:p>
             <w:pPr>
+              <w:keepNext w:val="false"/>
               <w:spacing w:after="40" w:before="0"/>
               <w:jc w:val="left"/>
             </w:pPr>
@@ -28992,6 +29584,7 @@
           </w:tcPr>
           <w:p>
             <w:pPr>
+              <w:keepNext w:val="false"/>
               <w:spacing w:after="40" w:before="0"/>
               <w:jc w:val="left"/>
             </w:pPr>
@@ -29024,6 +29617,7 @@
           </w:tcPr>
           <w:p>
             <w:pPr>
+              <w:keepNext w:val="false"/>
               <w:spacing w:after="40" w:before="0"/>
               <w:jc w:val="left"/>
             </w:pPr>
@@ -29058,6 +29652,7 @@
           </w:tcPr>
           <w:p>
             <w:pPr>
+              <w:keepNext w:val="false"/>
               <w:spacing w:after="40" w:before="0"/>
               <w:jc w:val="left"/>
             </w:pPr>
@@ -29090,6 +29685,7 @@
           </w:tcPr>
           <w:p>
             <w:pPr>
+              <w:keepNext w:val="false"/>
               <w:spacing w:after="40" w:before="0"/>
               <w:jc w:val="left"/>
             </w:pPr>
@@ -29122,6 +29718,7 @@
           </w:tcPr>
           <w:p>
             <w:pPr>
+              <w:keepNext w:val="false"/>
               <w:spacing w:after="40" w:before="0"/>
               <w:jc w:val="left"/>
             </w:pPr>
@@ -29156,6 +29753,7 @@
           </w:tcPr>
           <w:p>
             <w:pPr>
+              <w:keepNext w:val="false"/>
               <w:spacing w:after="40" w:before="0"/>
               <w:jc w:val="left"/>
             </w:pPr>
@@ -29188,6 +29786,7 @@
           </w:tcPr>
           <w:p>
             <w:pPr>
+              <w:keepNext w:val="false"/>
               <w:spacing w:after="40" w:before="0"/>
               <w:jc w:val="left"/>
             </w:pPr>
@@ -29220,6 +29819,7 @@
           </w:tcPr>
           <w:p>
             <w:pPr>
+              <w:keepNext w:val="false"/>
               <w:spacing w:after="40" w:before="0"/>
               <w:jc w:val="left"/>
             </w:pPr>

--- a/data/outputs/v2/Maths/SS4.1_Statistics_I/Mathematics_Statistics_I_CBE_LessonSequence.docx
+++ b/data/outputs/v2/Maths/SS4.1_Statistics_I/Mathematics_Statistics_I_CBE_LessonSequence.docx
@@ -2158,7 +2158,7 @@
         </w:rPr>
         <w:t xml:space="preserve">© 2026 SeaVuria and ARES. This work is licensed under a </w:t>
       </w:r>
-      <w:hyperlink w:history="1" r:id="rIdqxqhbasjwvl9k0jhh5of2">
+      <w:hyperlink w:history="1" r:id="rIdd3cw88_ffzuazhfuhxwz-">
         <w:r>
           <w:rPr>
             <w:rFonts w:ascii="Arial" w:cs="Arial" w:eastAsia="Arial" w:hAnsi="Arial"/>
@@ -2178,7 +2178,7 @@
         </w:rPr>
         <w:t xml:space="preserve"> (</w:t>
       </w:r>
-      <w:hyperlink w:history="1" r:id="rIdzbsfiaghqtv9_wet98q6p">
+      <w:hyperlink w:history="1" r:id="rIdmebzb5ekgffznxwhydd_f">
         <w:r>
           <w:rPr>
             <w:rFonts w:ascii="Arial" w:cs="Arial" w:eastAsia="Arial" w:hAnsi="Arial"/>
@@ -2198,7 +2198,7 @@
         </w:rPr>
         <w:t xml:space="preserve">). To view a copy of this license, visit </w:t>
       </w:r>
-      <w:hyperlink w:history="1" r:id="rIdnq8asdcy8hnb1uc_fcfi-">
+      <w:hyperlink w:history="1" r:id="rId-ikaivrntww5ajo2yzffg">
         <w:r>
           <w:rPr>
             <w:rFonts w:ascii="Arial" w:cs="Arial" w:eastAsia="Arial" w:hAnsi="Arial"/>
@@ -3237,7 +3237,7 @@
             <w:pPr>
               <w:spacing w:after="20" w:before="0"/>
             </w:pPr>
-            <w:hyperlink w:history="1" r:id="rId3by_4k_un3kwwtcwcxlan">
+            <w:hyperlink w:history="1" r:id="rIdqhfb_8mfpietoxunweles">
               <w:r>
                 <w:rPr>
                   <w:rFonts w:ascii="Arial" w:cs="Arial" w:eastAsia="Arial" w:hAnsi="Arial"/>
@@ -3270,7 +3270,7 @@
               <w:spacing w:after="10" w:before="0"/>
               <w:ind w:left="120"/>
             </w:pPr>
-            <w:hyperlink w:history="1" r:id="rId27prbwz-j1r1khl2wb9et">
+            <w:hyperlink w:history="1" r:id="rIdp3q9qeeibekw2ktjy2qb_">
               <w:r>
                 <w:rPr>
                   <w:rFonts w:ascii="Arial" w:cs="Arial" w:eastAsia="Arial" w:hAnsi="Arial"/>
@@ -3315,7 +3315,7 @@
             <w:pPr>
               <w:spacing w:after="20" w:before="0"/>
             </w:pPr>
-            <w:hyperlink w:history="1" r:id="rIdg0xnqphootmwsqsx3jmtq">
+            <w:hyperlink w:history="1" r:id="rId1lytyfmwu7z_pezfdc8ns">
               <w:r>
                 <w:rPr>
                   <w:rFonts w:ascii="Arial" w:cs="Arial" w:eastAsia="Arial" w:hAnsi="Arial"/>
@@ -3348,7 +3348,7 @@
               <w:spacing w:after="10" w:before="0"/>
               <w:ind w:left="120"/>
             </w:pPr>
-            <w:hyperlink w:history="1" r:id="rId-phifhsxqapnlwwxje894">
+            <w:hyperlink w:history="1" r:id="rId2h2pkqpmabtae38kfnivh">
               <w:r>
                 <w:rPr>
                   <w:rFonts w:ascii="Arial" w:cs="Arial" w:eastAsia="Arial" w:hAnsi="Arial"/>
@@ -3548,7 +3548,7 @@
             <w:pPr>
               <w:spacing w:after="20" w:before="0"/>
             </w:pPr>
-            <w:hyperlink w:history="1" r:id="rIdccozbdib_az7sitmnlgro">
+            <w:hyperlink w:history="1" r:id="rIdzoaisxppsqu9eqytvi6-2">
               <w:r>
                 <w:rPr>
                   <w:rFonts w:ascii="Arial" w:cs="Arial" w:eastAsia="Arial" w:hAnsi="Arial"/>
@@ -3581,7 +3581,7 @@
               <w:spacing w:after="10" w:before="0"/>
               <w:ind w:left="120"/>
             </w:pPr>
-            <w:hyperlink w:history="1" r:id="rIdhrg2fvrowfkm_ws-w5ged">
+            <w:hyperlink w:history="1" r:id="rId-hbrbqsz6shj1sc_htold">
               <w:r>
                 <w:rPr>
                   <w:rFonts w:ascii="Arial" w:cs="Arial" w:eastAsia="Arial" w:hAnsi="Arial"/>
@@ -3626,7 +3626,7 @@
             <w:pPr>
               <w:spacing w:after="20" w:before="0"/>
             </w:pPr>
-            <w:hyperlink w:history="1" r:id="rId2o9htyejexr4ghbveycr6">
+            <w:hyperlink w:history="1" r:id="rIdn_pvnknojrc5ztw5ovlr_">
               <w:r>
                 <w:rPr>
                   <w:rFonts w:ascii="Arial" w:cs="Arial" w:eastAsia="Arial" w:hAnsi="Arial"/>
@@ -3659,7 +3659,7 @@
               <w:spacing w:after="10" w:before="0"/>
               <w:ind w:left="120"/>
             </w:pPr>
-            <w:hyperlink w:history="1" r:id="rIddxhbe6bpquajd7rd26qex">
+            <w:hyperlink w:history="1" r:id="rIdxyhjxb0qnq5cdinnlrj62">
               <w:r>
                 <w:rPr>
                   <w:rFonts w:ascii="Arial" w:cs="Arial" w:eastAsia="Arial" w:hAnsi="Arial"/>
@@ -3859,7 +3859,7 @@
             <w:pPr>
               <w:spacing w:after="20" w:before="0"/>
             </w:pPr>
-            <w:hyperlink w:history="1" r:id="rIddb9xdwxpcqcxj9z_mrmwy">
+            <w:hyperlink w:history="1" r:id="rIdpeuwjuz8y4blgmq2abfil">
               <w:r>
                 <w:rPr>
                   <w:rFonts w:ascii="Arial" w:cs="Arial" w:eastAsia="Arial" w:hAnsi="Arial"/>
@@ -3908,7 +3908,7 @@
               <w:spacing w:after="10" w:before="0"/>
               <w:ind w:left="120"/>
             </w:pPr>
-            <w:hyperlink w:history="1" r:id="rIdvgxt5lx42_bxszl0eucwr">
+            <w:hyperlink w:history="1" r:id="rId5dzodxmnvjlqjdkohuykp">
               <w:r>
                 <w:rPr>
                   <w:rFonts w:ascii="Arial" w:cs="Arial" w:eastAsia="Arial" w:hAnsi="Arial"/>
@@ -3953,7 +3953,7 @@
             <w:pPr>
               <w:spacing w:after="20" w:before="0"/>
             </w:pPr>
-            <w:hyperlink w:history="1" r:id="rId3xhcbtnxxfqpyhcfdem8f">
+            <w:hyperlink w:history="1" r:id="rIdwz_clhto-tpu_qsbikohf">
               <w:r>
                 <w:rPr>
                   <w:rFonts w:ascii="Arial" w:cs="Arial" w:eastAsia="Arial" w:hAnsi="Arial"/>
@@ -4002,7 +4002,7 @@
               <w:spacing w:after="10" w:before="0"/>
               <w:ind w:left="120"/>
             </w:pPr>
-            <w:hyperlink w:history="1" r:id="rIdv5xetjvqjwqpg7w0ezpe1">
+            <w:hyperlink w:history="1" r:id="rId63hyoey7eyqgmw7fjxsyy">
               <w:r>
                 <w:rPr>
                   <w:rFonts w:ascii="Arial" w:cs="Arial" w:eastAsia="Arial" w:hAnsi="Arial"/>
@@ -4202,7 +4202,7 @@
             <w:pPr>
               <w:spacing w:after="20" w:before="0"/>
             </w:pPr>
-            <w:hyperlink w:history="1" r:id="rIde60mcqguvo-csqbswtgjd">
+            <w:hyperlink w:history="1" r:id="rIdxgzikgruiotdct91hpyjy">
               <w:r>
                 <w:rPr>
                   <w:rFonts w:ascii="Arial" w:cs="Arial" w:eastAsia="Arial" w:hAnsi="Arial"/>
@@ -4251,7 +4251,7 @@
               <w:spacing w:after="10" w:before="0"/>
               <w:ind w:left="120"/>
             </w:pPr>
-            <w:hyperlink w:history="1" r:id="rIdf2ggkhhsqc_7-jzzyiaax">
+            <w:hyperlink w:history="1" r:id="rIdxz-3v8ytjddyyn6wapo_y">
               <w:r>
                 <w:rPr>
                   <w:rFonts w:ascii="Arial" w:cs="Arial" w:eastAsia="Arial" w:hAnsi="Arial"/>
@@ -4296,7 +4296,7 @@
             <w:pPr>
               <w:spacing w:after="20" w:before="0"/>
             </w:pPr>
-            <w:hyperlink w:history="1" r:id="rIdgneix--lpjdfqmq_osxl9">
+            <w:hyperlink w:history="1" r:id="rId-nkrh1zqpwlxfbnnx7utt">
               <w:r>
                 <w:rPr>
                   <w:rFonts w:ascii="Arial" w:cs="Arial" w:eastAsia="Arial" w:hAnsi="Arial"/>
@@ -4345,7 +4345,7 @@
               <w:spacing w:after="10" w:before="0"/>
               <w:ind w:left="120"/>
             </w:pPr>
-            <w:hyperlink w:history="1" r:id="rId1ivttqzvvoujl4k5p4gv1">
+            <w:hyperlink w:history="1" r:id="rIds3zq0lp9mldoiiq4hr6cu">
               <w:r>
                 <w:rPr>
                   <w:rFonts w:ascii="Arial" w:cs="Arial" w:eastAsia="Arial" w:hAnsi="Arial"/>
@@ -4545,7 +4545,7 @@
             <w:pPr>
               <w:spacing w:after="20" w:before="0"/>
             </w:pPr>
-            <w:hyperlink w:history="1" r:id="rId4yfzwzqqnwqfirpl2_rd_">
+            <w:hyperlink w:history="1" r:id="rIdliw_oe2kzn7905p31wy7o">
               <w:r>
                 <w:rPr>
                   <w:rFonts w:ascii="Arial" w:cs="Arial" w:eastAsia="Arial" w:hAnsi="Arial"/>
@@ -4594,7 +4594,7 @@
               <w:spacing w:after="10" w:before="0"/>
               <w:ind w:left="120"/>
             </w:pPr>
-            <w:hyperlink w:history="1" r:id="rIdlmvk_9q2wqm-go8gyxrav">
+            <w:hyperlink w:history="1" r:id="rIdh9fnheen9b9rhldtp8mcs">
               <w:r>
                 <w:rPr>
                   <w:rFonts w:ascii="Arial" w:cs="Arial" w:eastAsia="Arial" w:hAnsi="Arial"/>
@@ -4639,7 +4639,7 @@
             <w:pPr>
               <w:spacing w:after="20" w:before="0"/>
             </w:pPr>
-            <w:hyperlink w:history="1" r:id="rIddzpm55gleccs2dwibtwyi">
+            <w:hyperlink w:history="1" r:id="rIdwy8wbbp0pmwkihl0cf41o">
               <w:r>
                 <w:rPr>
                   <w:rFonts w:ascii="Arial" w:cs="Arial" w:eastAsia="Arial" w:hAnsi="Arial"/>
@@ -4688,7 +4688,7 @@
               <w:spacing w:after="10" w:before="0"/>
               <w:ind w:left="120"/>
             </w:pPr>
-            <w:hyperlink w:history="1" r:id="rId3r59-iyjhdbj9x1tps2fr">
+            <w:hyperlink w:history="1" r:id="rIdqkroq4dswfy2ya-j7wygk">
               <w:r>
                 <w:rPr>
                   <w:rFonts w:ascii="Arial" w:cs="Arial" w:eastAsia="Arial" w:hAnsi="Arial"/>
@@ -5213,7 +5213,7 @@
         </w:rPr>
         <w:t xml:space="preserve">© 2026 SeaVuria and ARES. Aligned with KICD objectives. Developed by SeaVuria; technical implementation by ARES (with AI assistance from Claude). Licensed under </w:t>
       </w:r>
-      <w:hyperlink w:history="1" r:id="rId6ymji5ekoxwlrwyhfb3re">
+      <w:hyperlink w:history="1" r:id="rIdlyyofhhznmasf1qlaxij-">
         <w:r>
           <w:rPr>
             <w:rFonts w:ascii="Arial" w:cs="Arial" w:eastAsia="Arial" w:hAnsi="Arial"/>
@@ -5234,7 +5234,7 @@
         </w:rPr>
         <w:t xml:space="preserve"> (</w:t>
       </w:r>
-      <w:hyperlink w:history="1" r:id="rIdd0wzqfjskcguwh2mrqxly">
+      <w:hyperlink w:history="1" r:id="rIdi-zvmjscoxlegukjx4pfh">
         <w:r>
           <w:rPr>
             <w:rFonts w:ascii="Arial" w:cs="Arial" w:eastAsia="Arial" w:hAnsi="Arial"/>
@@ -6274,7 +6274,7 @@
             <w:pPr>
               <w:spacing w:after="20" w:before="0"/>
             </w:pPr>
-            <w:hyperlink w:history="1" r:id="rIds_0-f9c_t3dtzxdapf9_h">
+            <w:hyperlink w:history="1" r:id="rIdnvzoxkwwym649mw9rbc0d">
               <w:r>
                 <w:rPr>
                   <w:rFonts w:ascii="Arial" w:cs="Arial" w:eastAsia="Arial" w:hAnsi="Arial"/>
@@ -6307,7 +6307,7 @@
               <w:spacing w:after="10" w:before="0"/>
               <w:ind w:left="120"/>
             </w:pPr>
-            <w:hyperlink w:history="1" r:id="rId5kr0lr_nhk4bevjruohm5">
+            <w:hyperlink w:history="1" r:id="rIdfsjwhvbvijrrp-8w3uozo">
               <w:r>
                 <w:rPr>
                   <w:rFonts w:ascii="Arial" w:cs="Arial" w:eastAsia="Arial" w:hAnsi="Arial"/>
@@ -6352,7 +6352,7 @@
             <w:pPr>
               <w:spacing w:after="20" w:before="0"/>
             </w:pPr>
-            <w:hyperlink w:history="1" r:id="rIdv4wbkd5dikr-666qgejvf">
+            <w:hyperlink w:history="1" r:id="rIdmryy1qtnqfdypvf0osldf">
               <w:r>
                 <w:rPr>
                   <w:rFonts w:ascii="Arial" w:cs="Arial" w:eastAsia="Arial" w:hAnsi="Arial"/>
@@ -6385,7 +6385,7 @@
               <w:spacing w:after="10" w:before="0"/>
               <w:ind w:left="120"/>
             </w:pPr>
-            <w:hyperlink w:history="1" r:id="rIdyiedndzi0stko4dttim3p">
+            <w:hyperlink w:history="1" r:id="rIdy0ospvruxsclw2zulqod8">
               <w:r>
                 <w:rPr>
                   <w:rFonts w:ascii="Arial" w:cs="Arial" w:eastAsia="Arial" w:hAnsi="Arial"/>
@@ -6585,7 +6585,7 @@
             <w:pPr>
               <w:spacing w:after="20" w:before="0"/>
             </w:pPr>
-            <w:hyperlink w:history="1" r:id="rId8lggznvmvgzfssy50m0ie">
+            <w:hyperlink w:history="1" r:id="rIdf_k_8wyc3c-mgfyp_tijg">
               <w:r>
                 <w:rPr>
                   <w:rFonts w:ascii="Arial" w:cs="Arial" w:eastAsia="Arial" w:hAnsi="Arial"/>
@@ -6618,7 +6618,7 @@
               <w:spacing w:after="10" w:before="0"/>
               <w:ind w:left="120"/>
             </w:pPr>
-            <w:hyperlink w:history="1" r:id="rIdtw5xdzho_sq_euctyxss4">
+            <w:hyperlink w:history="1" r:id="rId2mrqgdehv-1zspbhci89i">
               <w:r>
                 <w:rPr>
                   <w:rFonts w:ascii="Arial" w:cs="Arial" w:eastAsia="Arial" w:hAnsi="Arial"/>
@@ -6663,7 +6663,7 @@
             <w:pPr>
               <w:spacing w:after="20" w:before="0"/>
             </w:pPr>
-            <w:hyperlink w:history="1" r:id="rIdsh7wc99q7sxhmafu4qlod">
+            <w:hyperlink w:history="1" r:id="rIdldy49lmbjpq2wa9hktxyq">
               <w:r>
                 <w:rPr>
                   <w:rFonts w:ascii="Arial" w:cs="Arial" w:eastAsia="Arial" w:hAnsi="Arial"/>
@@ -6696,7 +6696,7 @@
               <w:spacing w:after="10" w:before="0"/>
               <w:ind w:left="120"/>
             </w:pPr>
-            <w:hyperlink w:history="1" r:id="rIdmclv0tyx4kwa1gmghpnvi">
+            <w:hyperlink w:history="1" r:id="rIdvzs7oetg3psxmyohoilnf">
               <w:r>
                 <w:rPr>
                   <w:rFonts w:ascii="Arial" w:cs="Arial" w:eastAsia="Arial" w:hAnsi="Arial"/>
@@ -6896,7 +6896,7 @@
             <w:pPr>
               <w:spacing w:after="20" w:before="0"/>
             </w:pPr>
-            <w:hyperlink w:history="1" r:id="rId0x_ftgw2lxg4bgsbhbxut">
+            <w:hyperlink w:history="1" r:id="rIduzukqqylamdx2uzkw2t0n">
               <w:r>
                 <w:rPr>
                   <w:rFonts w:ascii="Arial" w:cs="Arial" w:eastAsia="Arial" w:hAnsi="Arial"/>
@@ -6945,7 +6945,7 @@
               <w:spacing w:after="10" w:before="0"/>
               <w:ind w:left="120"/>
             </w:pPr>
-            <w:hyperlink w:history="1" r:id="rIdfrlbkmbnynexzgkkriqbh">
+            <w:hyperlink w:history="1" r:id="rIdtu0xxrxc0ena18qvkv4ow">
               <w:r>
                 <w:rPr>
                   <w:rFonts w:ascii="Arial" w:cs="Arial" w:eastAsia="Arial" w:hAnsi="Arial"/>
@@ -6990,7 +6990,7 @@
             <w:pPr>
               <w:spacing w:after="20" w:before="0"/>
             </w:pPr>
-            <w:hyperlink w:history="1" r:id="rIdek0zlxrofvnu1_qwed2e9">
+            <w:hyperlink w:history="1" r:id="rIdkrr4j2twm255tfrgesrh2">
               <w:r>
                 <w:rPr>
                   <w:rFonts w:ascii="Arial" w:cs="Arial" w:eastAsia="Arial" w:hAnsi="Arial"/>
@@ -7023,7 +7023,7 @@
               <w:spacing w:after="10" w:before="0"/>
               <w:ind w:left="120"/>
             </w:pPr>
-            <w:hyperlink w:history="1" r:id="rIdrvwbylhwlpdbfrxd4vbog">
+            <w:hyperlink w:history="1" r:id="rIddyhmnjez2fcaoezqndadg">
               <w:r>
                 <w:rPr>
                   <w:rFonts w:ascii="Arial" w:cs="Arial" w:eastAsia="Arial" w:hAnsi="Arial"/>
@@ -7223,7 +7223,7 @@
             <w:pPr>
               <w:spacing w:after="20" w:before="0"/>
             </w:pPr>
-            <w:hyperlink w:history="1" r:id="rId5p0wiu4dp689onxdmy3yt">
+            <w:hyperlink w:history="1" r:id="rId2_wvi-goquayv7jkevex4">
               <w:r>
                 <w:rPr>
                   <w:rFonts w:ascii="Arial" w:cs="Arial" w:eastAsia="Arial" w:hAnsi="Arial"/>
@@ -7272,7 +7272,7 @@
               <w:spacing w:after="10" w:before="0"/>
               <w:ind w:left="120"/>
             </w:pPr>
-            <w:hyperlink w:history="1" r:id="rIdv5nknf_7zwvw5om58jca_">
+            <w:hyperlink w:history="1" r:id="rIdjngkp9jtris3gybb6bib1">
               <w:r>
                 <w:rPr>
                   <w:rFonts w:ascii="Arial" w:cs="Arial" w:eastAsia="Arial" w:hAnsi="Arial"/>
@@ -7317,7 +7317,7 @@
             <w:pPr>
               <w:spacing w:after="20" w:before="0"/>
             </w:pPr>
-            <w:hyperlink w:history="1" r:id="rIdm-nmzaelosf-ea3ziquks">
+            <w:hyperlink w:history="1" r:id="rIdl5_gd5zg_98kjbzulsfc4">
               <w:r>
                 <w:rPr>
                   <w:rFonts w:ascii="Arial" w:cs="Arial" w:eastAsia="Arial" w:hAnsi="Arial"/>
@@ -7350,7 +7350,7 @@
               <w:spacing w:after="10" w:before="0"/>
               <w:ind w:left="120"/>
             </w:pPr>
-            <w:hyperlink w:history="1" r:id="rIdgl9ssisrfzifnpy7blhba">
+            <w:hyperlink w:history="1" r:id="rIdcbabfyfpu74ft7meukryp">
               <w:r>
                 <w:rPr>
                   <w:rFonts w:ascii="Arial" w:cs="Arial" w:eastAsia="Arial" w:hAnsi="Arial"/>
@@ -7550,7 +7550,7 @@
             <w:pPr>
               <w:spacing w:after="20" w:before="0"/>
             </w:pPr>
-            <w:hyperlink w:history="1" r:id="rIdkdrjyxlrupftbrjht5g15">
+            <w:hyperlink w:history="1" r:id="rIdmgv0y8ztcqahg_dqc9uyi">
               <w:r>
                 <w:rPr>
                   <w:rFonts w:ascii="Arial" w:cs="Arial" w:eastAsia="Arial" w:hAnsi="Arial"/>
@@ -7599,7 +7599,7 @@
               <w:spacing w:after="10" w:before="0"/>
               <w:ind w:left="120"/>
             </w:pPr>
-            <w:hyperlink w:history="1" r:id="rId60uum098otrarsl03engm">
+            <w:hyperlink w:history="1" r:id="rIdqbazqgygjyhusajiixvvt">
               <w:r>
                 <w:rPr>
                   <w:rFonts w:ascii="Arial" w:cs="Arial" w:eastAsia="Arial" w:hAnsi="Arial"/>
@@ -7644,7 +7644,7 @@
             <w:pPr>
               <w:spacing w:after="20" w:before="0"/>
             </w:pPr>
-            <w:hyperlink w:history="1" r:id="rIdblzg7i3fv-2k4k8jdvgpv">
+            <w:hyperlink w:history="1" r:id="rIdvcsyllupkynjkd_eajt0m">
               <w:r>
                 <w:rPr>
                   <w:rFonts w:ascii="Arial" w:cs="Arial" w:eastAsia="Arial" w:hAnsi="Arial"/>
@@ -7693,7 +7693,7 @@
               <w:spacing w:after="10" w:before="0"/>
               <w:ind w:left="120"/>
             </w:pPr>
-            <w:hyperlink w:history="1" r:id="rIdihclarmw_3cw_nb0fpdf6">
+            <w:hyperlink w:history="1" r:id="rIdnts1p04vanhvxtckpyhca">
               <w:r>
                 <w:rPr>
                   <w:rFonts w:ascii="Arial" w:cs="Arial" w:eastAsia="Arial" w:hAnsi="Arial"/>
@@ -8218,7 +8218,7 @@
         </w:rPr>
         <w:t xml:space="preserve">© 2026 SeaVuria and ARES. Aligned with KICD objectives. Developed by SeaVuria; technical implementation by ARES (with AI assistance from Claude). Licensed under </w:t>
       </w:r>
-      <w:hyperlink w:history="1" r:id="rIddbzyov3tstlyyx6u_wiwl">
+      <w:hyperlink w:history="1" r:id="rId29xvd1iksjrr6flomro14">
         <w:r>
           <w:rPr>
             <w:rFonts w:ascii="Arial" w:cs="Arial" w:eastAsia="Arial" w:hAnsi="Arial"/>
@@ -8239,7 +8239,7 @@
         </w:rPr>
         <w:t xml:space="preserve"> (</w:t>
       </w:r>
-      <w:hyperlink w:history="1" r:id="rIdsb33ue-6_czyvmfk1utwe">
+      <w:hyperlink w:history="1" r:id="rIdi41gsxpxqmxbqehfkw1a-">
         <w:r>
           <w:rPr>
             <w:rFonts w:ascii="Arial" w:cs="Arial" w:eastAsia="Arial" w:hAnsi="Arial"/>
@@ -9279,7 +9279,7 @@
             <w:pPr>
               <w:spacing w:after="20" w:before="0"/>
             </w:pPr>
-            <w:hyperlink w:history="1" r:id="rIdtuujbf62_pjxd-agbd9uq">
+            <w:hyperlink w:history="1" r:id="rIdeue87mwhzh67you3gsc0_">
               <w:r>
                 <w:rPr>
                   <w:rFonts w:ascii="Arial" w:cs="Arial" w:eastAsia="Arial" w:hAnsi="Arial"/>
@@ -9328,7 +9328,7 @@
               <w:spacing w:after="10" w:before="0"/>
               <w:ind w:left="120"/>
             </w:pPr>
-            <w:hyperlink w:history="1" r:id="rIdw1ki16shxmwbavpw7d58j">
+            <w:hyperlink w:history="1" r:id="rIdz4yztjr3serwjkumprmpu">
               <w:r>
                 <w:rPr>
                   <w:rFonts w:ascii="Arial" w:cs="Arial" w:eastAsia="Arial" w:hAnsi="Arial"/>
@@ -9373,7 +9373,7 @@
             <w:pPr>
               <w:spacing w:after="20" w:before="0"/>
             </w:pPr>
-            <w:hyperlink w:history="1" r:id="rIdtbkg-asdjd0r5co712r5c">
+            <w:hyperlink w:history="1" r:id="rIdpbhltlv5abjckuvpflxuo">
               <w:r>
                 <w:rPr>
                   <w:rFonts w:ascii="Arial" w:cs="Arial" w:eastAsia="Arial" w:hAnsi="Arial"/>
@@ -9422,7 +9422,7 @@
               <w:spacing w:after="10" w:before="0"/>
               <w:ind w:left="120"/>
             </w:pPr>
-            <w:hyperlink w:history="1" r:id="rIdfxugn-b2mcfk-iumeluyv">
+            <w:hyperlink w:history="1" r:id="rIdppgihytd4ii5mp4svhj4j">
               <w:r>
                 <w:rPr>
                   <w:rFonts w:ascii="Arial" w:cs="Arial" w:eastAsia="Arial" w:hAnsi="Arial"/>
@@ -9622,7 +9622,7 @@
             <w:pPr>
               <w:spacing w:after="20" w:before="0"/>
             </w:pPr>
-            <w:hyperlink w:history="1" r:id="rIdnzwy_ct9ajn2scv4ci3xs">
+            <w:hyperlink w:history="1" r:id="rIdmjwrjw6mo_y7yqk7civ-t">
               <w:r>
                 <w:rPr>
                   <w:rFonts w:ascii="Arial" w:cs="Arial" w:eastAsia="Arial" w:hAnsi="Arial"/>
@@ -9671,7 +9671,7 @@
               <w:spacing w:after="10" w:before="0"/>
               <w:ind w:left="120"/>
             </w:pPr>
-            <w:hyperlink w:history="1" r:id="rIdkbdjys1x8kyzzbu8n8oey">
+            <w:hyperlink w:history="1" r:id="rIdpmhngphvnkvh5x8vyphug">
               <w:r>
                 <w:rPr>
                   <w:rFonts w:ascii="Arial" w:cs="Arial" w:eastAsia="Arial" w:hAnsi="Arial"/>
@@ -9716,7 +9716,7 @@
             <w:pPr>
               <w:spacing w:after="20" w:before="0"/>
             </w:pPr>
-            <w:hyperlink w:history="1" r:id="rIdj0t3cmhziw7lu3opidc2k">
+            <w:hyperlink w:history="1" r:id="rId1gzukwpeeuegrzmewtjbj">
               <w:r>
                 <w:rPr>
                   <w:rFonts w:ascii="Arial" w:cs="Arial" w:eastAsia="Arial" w:hAnsi="Arial"/>
@@ -9765,7 +9765,7 @@
               <w:spacing w:after="10" w:before="0"/>
               <w:ind w:left="120"/>
             </w:pPr>
-            <w:hyperlink w:history="1" r:id="rIdtlvcjnilwblirnujehbci">
+            <w:hyperlink w:history="1" r:id="rIdw5w4gvyxlbc4vbqdhsbhz">
               <w:r>
                 <w:rPr>
                   <w:rFonts w:ascii="Arial" w:cs="Arial" w:eastAsia="Arial" w:hAnsi="Arial"/>
@@ -9965,7 +9965,7 @@
             <w:pPr>
               <w:spacing w:after="20" w:before="0"/>
             </w:pPr>
-            <w:hyperlink w:history="1" r:id="rIde-6pm7i9varab4gh3loub">
+            <w:hyperlink w:history="1" r:id="rId4pmuwmkponsbj7r1ikvzr">
               <w:r>
                 <w:rPr>
                   <w:rFonts w:ascii="Arial" w:cs="Arial" w:eastAsia="Arial" w:hAnsi="Arial"/>
@@ -10014,7 +10014,7 @@
               <w:spacing w:after="10" w:before="0"/>
               <w:ind w:left="120"/>
             </w:pPr>
-            <w:hyperlink w:history="1" r:id="rIddzxveplt9te1rf5fzt5cp">
+            <w:hyperlink w:history="1" r:id="rIdxfjwgzgumlv8jmmyw3-ix">
               <w:r>
                 <w:rPr>
                   <w:rFonts w:ascii="Arial" w:cs="Arial" w:eastAsia="Arial" w:hAnsi="Arial"/>
@@ -10059,7 +10059,7 @@
             <w:pPr>
               <w:spacing w:after="20" w:before="0"/>
             </w:pPr>
-            <w:hyperlink w:history="1" r:id="rIdazfqftamcwqykeemhlobf">
+            <w:hyperlink w:history="1" r:id="rIduejtc0lyzfbu1ifdiiiqt">
               <w:r>
                 <w:rPr>
                   <w:rFonts w:ascii="Arial" w:cs="Arial" w:eastAsia="Arial" w:hAnsi="Arial"/>
@@ -10108,7 +10108,7 @@
               <w:spacing w:after="10" w:before="0"/>
               <w:ind w:left="120"/>
             </w:pPr>
-            <w:hyperlink w:history="1" r:id="rIdvf0ucxrxe4fqrhvx6vgxa">
+            <w:hyperlink w:history="1" r:id="rIdh9jkmhkorzbezpg6yldz0">
               <w:r>
                 <w:rPr>
                   <w:rFonts w:ascii="Arial" w:cs="Arial" w:eastAsia="Arial" w:hAnsi="Arial"/>
@@ -10308,7 +10308,7 @@
             <w:pPr>
               <w:spacing w:after="20" w:before="0"/>
             </w:pPr>
-            <w:hyperlink w:history="1" r:id="rId9b4k0mvnjjnvivcb3zako">
+            <w:hyperlink w:history="1" r:id="rIdvibtjdypuyw6r0e5l94bi">
               <w:r>
                 <w:rPr>
                   <w:rFonts w:ascii="Arial" w:cs="Arial" w:eastAsia="Arial" w:hAnsi="Arial"/>
@@ -10357,7 +10357,7 @@
               <w:spacing w:after="10" w:before="0"/>
               <w:ind w:left="120"/>
             </w:pPr>
-            <w:hyperlink w:history="1" r:id="rIddjsee5kulfx4g0iju_cku">
+            <w:hyperlink w:history="1" r:id="rIdlvzewaqqxxngejnjfchfu">
               <w:r>
                 <w:rPr>
                   <w:rFonts w:ascii="Arial" w:cs="Arial" w:eastAsia="Arial" w:hAnsi="Arial"/>
@@ -10402,7 +10402,7 @@
             <w:pPr>
               <w:spacing w:after="20" w:before="0"/>
             </w:pPr>
-            <w:hyperlink w:history="1" r:id="rIdvmbalxofou2mosrmibval">
+            <w:hyperlink w:history="1" r:id="rId3yxsldzbdqattzofuy6pv">
               <w:r>
                 <w:rPr>
                   <w:rFonts w:ascii="Arial" w:cs="Arial" w:eastAsia="Arial" w:hAnsi="Arial"/>
@@ -10451,7 +10451,7 @@
               <w:spacing w:after="10" w:before="0"/>
               <w:ind w:left="120"/>
             </w:pPr>
-            <w:hyperlink w:history="1" r:id="rIdkprw-huez0lndn3w1uscu">
+            <w:hyperlink w:history="1" r:id="rIdcehk5jcrpvqmxw2bs09ye">
               <w:r>
                 <w:rPr>
                   <w:rFonts w:ascii="Arial" w:cs="Arial" w:eastAsia="Arial" w:hAnsi="Arial"/>
@@ -10651,7 +10651,7 @@
             <w:pPr>
               <w:spacing w:after="20" w:before="0"/>
             </w:pPr>
-            <w:hyperlink w:history="1" r:id="rId6sb8g-ffxhhmi9nisbucg">
+            <w:hyperlink w:history="1" r:id="rId7ibeftopgrpffdt_mkxeq">
               <w:r>
                 <w:rPr>
                   <w:rFonts w:ascii="Arial" w:cs="Arial" w:eastAsia="Arial" w:hAnsi="Arial"/>
@@ -10700,7 +10700,7 @@
               <w:spacing w:after="10" w:before="0"/>
               <w:ind w:left="120"/>
             </w:pPr>
-            <w:hyperlink w:history="1" r:id="rIdq0kitykog1qjqpzbaqs7g">
+            <w:hyperlink w:history="1" r:id="rId159ueqyic1e7qlgpvlqii">
               <w:r>
                 <w:rPr>
                   <w:rFonts w:ascii="Arial" w:cs="Arial" w:eastAsia="Arial" w:hAnsi="Arial"/>
@@ -10745,7 +10745,7 @@
             <w:pPr>
               <w:spacing w:after="20" w:before="0"/>
             </w:pPr>
-            <w:hyperlink w:history="1" r:id="rIdjpmut19qigq1ct8d91eq5">
+            <w:hyperlink w:history="1" r:id="rIdmv4muhqynji8jzmla7xfb">
               <w:r>
                 <w:rPr>
                   <w:rFonts w:ascii="Arial" w:cs="Arial" w:eastAsia="Arial" w:hAnsi="Arial"/>
@@ -10794,7 +10794,7 @@
               <w:spacing w:after="10" w:before="0"/>
               <w:ind w:left="120"/>
             </w:pPr>
-            <w:hyperlink w:history="1" r:id="rIdjue0yu5wrcjn7w9zmz4xk">
+            <w:hyperlink w:history="1" r:id="rId-kpaujizr7g8srrf4soqj">
               <w:r>
                 <w:rPr>
                   <w:rFonts w:ascii="Arial" w:cs="Arial" w:eastAsia="Arial" w:hAnsi="Arial"/>
@@ -11319,7 +11319,7 @@
         </w:rPr>
         <w:t xml:space="preserve">© 2026 SeaVuria and ARES. Aligned with KICD objectives. Developed by SeaVuria; technical implementation by ARES (with AI assistance from Claude). Licensed under </w:t>
       </w:r>
-      <w:hyperlink w:history="1" r:id="rIdziev70dgxfkuiirn2fn0k">
+      <w:hyperlink w:history="1" r:id="rIdpwqeoecyeumk5jolvm-wh">
         <w:r>
           <w:rPr>
             <w:rFonts w:ascii="Arial" w:cs="Arial" w:eastAsia="Arial" w:hAnsi="Arial"/>
@@ -11340,7 +11340,7 @@
         </w:rPr>
         <w:t xml:space="preserve"> (</w:t>
       </w:r>
-      <w:hyperlink w:history="1" r:id="rIdmltu2ow4pqufgiq5ddg8p">
+      <w:hyperlink w:history="1" r:id="rIdalr17t1uj2o4pkc4ifzb3">
         <w:r>
           <w:rPr>
             <w:rFonts w:ascii="Arial" w:cs="Arial" w:eastAsia="Arial" w:hAnsi="Arial"/>
@@ -12380,7 +12380,7 @@
             <w:pPr>
               <w:spacing w:after="20" w:before="0"/>
             </w:pPr>
-            <w:hyperlink w:history="1" r:id="rIdgxikovvckxrfps8bdmr2j">
+            <w:hyperlink w:history="1" r:id="rId2eyahq5cgyzqon43trswc">
               <w:r>
                 <w:rPr>
                   <w:rFonts w:ascii="Arial" w:cs="Arial" w:eastAsia="Arial" w:hAnsi="Arial"/>
@@ -12413,7 +12413,7 @@
               <w:spacing w:after="10" w:before="0"/>
               <w:ind w:left="120"/>
             </w:pPr>
-            <w:hyperlink w:history="1" r:id="rIdye8wwbangavv6dfizpgt2">
+            <w:hyperlink w:history="1" r:id="rIdikck8r7secc8m14ggkims">
               <w:r>
                 <w:rPr>
                   <w:rFonts w:ascii="Arial" w:cs="Arial" w:eastAsia="Arial" w:hAnsi="Arial"/>
@@ -12458,7 +12458,7 @@
             <w:pPr>
               <w:spacing w:after="20" w:before="0"/>
             </w:pPr>
-            <w:hyperlink w:history="1" r:id="rId_uxlmfnqdpt5r0lmriq4w">
+            <w:hyperlink w:history="1" r:id="rIdz7ayh5jgakcg5aaxusawo">
               <w:r>
                 <w:rPr>
                   <w:rFonts w:ascii="Arial" w:cs="Arial" w:eastAsia="Arial" w:hAnsi="Arial"/>
@@ -12491,7 +12491,7 @@
               <w:spacing w:after="10" w:before="0"/>
               <w:ind w:left="120"/>
             </w:pPr>
-            <w:hyperlink w:history="1" r:id="rId4kdbw9jbpzyelwtrf7pmm">
+            <w:hyperlink w:history="1" r:id="rIda41o2phjvxd_t4l-rajnm">
               <w:r>
                 <w:rPr>
                   <w:rFonts w:ascii="Arial" w:cs="Arial" w:eastAsia="Arial" w:hAnsi="Arial"/>
@@ -12691,7 +12691,7 @@
             <w:pPr>
               <w:spacing w:after="20" w:before="0"/>
             </w:pPr>
-            <w:hyperlink w:history="1" r:id="rIda_rxrqhmli4oxcopvx6yt">
+            <w:hyperlink w:history="1" r:id="rIdnkxsu_x-kv8bb_wfixvxm">
               <w:r>
                 <w:rPr>
                   <w:rFonts w:ascii="Arial" w:cs="Arial" w:eastAsia="Arial" w:hAnsi="Arial"/>
@@ -12724,7 +12724,7 @@
               <w:spacing w:after="10" w:before="0"/>
               <w:ind w:left="120"/>
             </w:pPr>
-            <w:hyperlink w:history="1" r:id="rIdbo4laacj70g9kyofjld29">
+            <w:hyperlink w:history="1" r:id="rIdbdmofrntljhthgkxqx70v">
               <w:r>
                 <w:rPr>
                   <w:rFonts w:ascii="Arial" w:cs="Arial" w:eastAsia="Arial" w:hAnsi="Arial"/>
@@ -12769,7 +12769,7 @@
             <w:pPr>
               <w:spacing w:after="20" w:before="0"/>
             </w:pPr>
-            <w:hyperlink w:history="1" r:id="rIdg3o0ac7irwctwsvqo0ac4">
+            <w:hyperlink w:history="1" r:id="rIdq8ngdfdkfp3redtuyz4-r">
               <w:r>
                 <w:rPr>
                   <w:rFonts w:ascii="Arial" w:cs="Arial" w:eastAsia="Arial" w:hAnsi="Arial"/>
@@ -12802,7 +12802,7 @@
               <w:spacing w:after="10" w:before="0"/>
               <w:ind w:left="120"/>
             </w:pPr>
-            <w:hyperlink w:history="1" r:id="rId-bnw-x_qtoregmffsksvv">
+            <w:hyperlink w:history="1" r:id="rIdqpip1omlfzeqgkkxehjpl">
               <w:r>
                 <w:rPr>
                   <w:rFonts w:ascii="Arial" w:cs="Arial" w:eastAsia="Arial" w:hAnsi="Arial"/>
@@ -13002,7 +13002,7 @@
             <w:pPr>
               <w:spacing w:after="20" w:before="0"/>
             </w:pPr>
-            <w:hyperlink w:history="1" r:id="rIdropzo4w8qiocufw49_f3w">
+            <w:hyperlink w:history="1" r:id="rId03g9rjejlak9kulz2u3ul">
               <w:r>
                 <w:rPr>
                   <w:rFonts w:ascii="Arial" w:cs="Arial" w:eastAsia="Arial" w:hAnsi="Arial"/>
@@ -13051,7 +13051,7 @@
               <w:spacing w:after="10" w:before="0"/>
               <w:ind w:left="120"/>
             </w:pPr>
-            <w:hyperlink w:history="1" r:id="rId4mk6rkbndhrgfcyspor07">
+            <w:hyperlink w:history="1" r:id="rId6h5bccqflnwf8vgo0jnvm">
               <w:r>
                 <w:rPr>
                   <w:rFonts w:ascii="Arial" w:cs="Arial" w:eastAsia="Arial" w:hAnsi="Arial"/>
@@ -13096,7 +13096,7 @@
             <w:pPr>
               <w:spacing w:after="20" w:before="0"/>
             </w:pPr>
-            <w:hyperlink w:history="1" r:id="rIduyolvhckhpgpmv2oprqlh">
+            <w:hyperlink w:history="1" r:id="rIdci2xmojj8zawdom1tfcdl">
               <w:r>
                 <w:rPr>
                   <w:rFonts w:ascii="Arial" w:cs="Arial" w:eastAsia="Arial" w:hAnsi="Arial"/>
@@ -13145,7 +13145,7 @@
               <w:spacing w:after="10" w:before="0"/>
               <w:ind w:left="120"/>
             </w:pPr>
-            <w:hyperlink w:history="1" r:id="rIdnchi9te8qbm3swnxdo2kz">
+            <w:hyperlink w:history="1" r:id="rIdsh2nb0bh3xl8x44o6j7qn">
               <w:r>
                 <w:rPr>
                   <w:rFonts w:ascii="Arial" w:cs="Arial" w:eastAsia="Arial" w:hAnsi="Arial"/>
@@ -13345,7 +13345,7 @@
             <w:pPr>
               <w:spacing w:after="20" w:before="0"/>
             </w:pPr>
-            <w:hyperlink w:history="1" r:id="rIdlhi0w05yimprwwzmb9zno">
+            <w:hyperlink w:history="1" r:id="rIdgjv6soqwduvqmfovx0ena">
               <w:r>
                 <w:rPr>
                   <w:rFonts w:ascii="Arial" w:cs="Arial" w:eastAsia="Arial" w:hAnsi="Arial"/>
@@ -13394,7 +13394,7 @@
               <w:spacing w:after="10" w:before="0"/>
               <w:ind w:left="120"/>
             </w:pPr>
-            <w:hyperlink w:history="1" r:id="rIdzvhe1dijsmgeo-r9t9fur">
+            <w:hyperlink w:history="1" r:id="rIdugopkirujuu3mw-6dmjrw">
               <w:r>
                 <w:rPr>
                   <w:rFonts w:ascii="Arial" w:cs="Arial" w:eastAsia="Arial" w:hAnsi="Arial"/>
@@ -13439,7 +13439,7 @@
             <w:pPr>
               <w:spacing w:after="20" w:before="0"/>
             </w:pPr>
-            <w:hyperlink w:history="1" r:id="rIdbxnpwjimyzno2gheufi13">
+            <w:hyperlink w:history="1" r:id="rIdtlb41-5wsgol2fopfm8qq">
               <w:r>
                 <w:rPr>
                   <w:rFonts w:ascii="Arial" w:cs="Arial" w:eastAsia="Arial" w:hAnsi="Arial"/>
@@ -13488,7 +13488,7 @@
               <w:spacing w:after="10" w:before="0"/>
               <w:ind w:left="120"/>
             </w:pPr>
-            <w:hyperlink w:history="1" r:id="rIdz15v0-4ejw3nw7a0qp4om">
+            <w:hyperlink w:history="1" r:id="rIddwscpzlhmbvchxaynu_wt">
               <w:r>
                 <w:rPr>
                   <w:rFonts w:ascii="Arial" w:cs="Arial" w:eastAsia="Arial" w:hAnsi="Arial"/>
@@ -13688,7 +13688,7 @@
             <w:pPr>
               <w:spacing w:after="20" w:before="0"/>
             </w:pPr>
-            <w:hyperlink w:history="1" r:id="rIdidqzsbbf_rrhrty3w7gcq">
+            <w:hyperlink w:history="1" r:id="rIdgvxcxy9evbwtfgvmt5miw">
               <w:r>
                 <w:rPr>
                   <w:rFonts w:ascii="Arial" w:cs="Arial" w:eastAsia="Arial" w:hAnsi="Arial"/>
@@ -13737,7 +13737,7 @@
               <w:spacing w:after="10" w:before="0"/>
               <w:ind w:left="120"/>
             </w:pPr>
-            <w:hyperlink w:history="1" r:id="rIdvith7-e2kxlgpngwqpkgp">
+            <w:hyperlink w:history="1" r:id="rIdnmkkhelna9jxadm0fwoda">
               <w:r>
                 <w:rPr>
                   <w:rFonts w:ascii="Arial" w:cs="Arial" w:eastAsia="Arial" w:hAnsi="Arial"/>
@@ -13782,7 +13782,7 @@
             <w:pPr>
               <w:spacing w:after="20" w:before="0"/>
             </w:pPr>
-            <w:hyperlink w:history="1" r:id="rIdxfmoxeujubocmhavec9bt">
+            <w:hyperlink w:history="1" r:id="rIdvkg_7uuqkko9rp6i2wvvq">
               <w:r>
                 <w:rPr>
                   <w:rFonts w:ascii="Arial" w:cs="Arial" w:eastAsia="Arial" w:hAnsi="Arial"/>
@@ -13831,7 +13831,7 @@
               <w:spacing w:after="10" w:before="0"/>
               <w:ind w:left="120"/>
             </w:pPr>
-            <w:hyperlink w:history="1" r:id="rIdlkhsf0asttbsngtqvelwu">
+            <w:hyperlink w:history="1" r:id="rIdyphxv7llgozh-opuh_ycn">
               <w:r>
                 <w:rPr>
                   <w:rFonts w:ascii="Arial" w:cs="Arial" w:eastAsia="Arial" w:hAnsi="Arial"/>
@@ -14356,7 +14356,7 @@
         </w:rPr>
         <w:t xml:space="preserve">© 2026 SeaVuria and ARES. Aligned with KICD objectives. Developed by SeaVuria; technical implementation by ARES (with AI assistance from Claude). Licensed under </w:t>
       </w:r>
-      <w:hyperlink w:history="1" r:id="rIdhybjr5vzf3xbn-fievgzq">
+      <w:hyperlink w:history="1" r:id="rId8k5tacl1uxegxzo8jejkp">
         <w:r>
           <w:rPr>
             <w:rFonts w:ascii="Arial" w:cs="Arial" w:eastAsia="Arial" w:hAnsi="Arial"/>
@@ -14377,7 +14377,7 @@
         </w:rPr>
         <w:t xml:space="preserve"> (</w:t>
       </w:r>
-      <w:hyperlink w:history="1" r:id="rIdqs2gw-lvnbafafnpnlutx">
+      <w:hyperlink w:history="1" r:id="rIdrosezsuxxpbapkklf-7lb">
         <w:r>
           <w:rPr>
             <w:rFonts w:ascii="Arial" w:cs="Arial" w:eastAsia="Arial" w:hAnsi="Arial"/>
@@ -15417,7 +15417,7 @@
             <w:pPr>
               <w:spacing w:after="20" w:before="0"/>
             </w:pPr>
-            <w:hyperlink w:history="1" r:id="rIdjtmzzcatvd5xgmbd5ccm6">
+            <w:hyperlink w:history="1" r:id="rIdfxhbt2h6-cleoitnhfvep">
               <w:r>
                 <w:rPr>
                   <w:rFonts w:ascii="Arial" w:cs="Arial" w:eastAsia="Arial" w:hAnsi="Arial"/>
@@ -15450,7 +15450,7 @@
               <w:spacing w:after="10" w:before="0"/>
               <w:ind w:left="120"/>
             </w:pPr>
-            <w:hyperlink w:history="1" r:id="rIdrdloupeohpnvmckqxphv0">
+            <w:hyperlink w:history="1" r:id="rIdilpypr2vtotbwsscjvh0t">
               <w:r>
                 <w:rPr>
                   <w:rFonts w:ascii="Arial" w:cs="Arial" w:eastAsia="Arial" w:hAnsi="Arial"/>
@@ -15495,7 +15495,7 @@
             <w:pPr>
               <w:spacing w:after="20" w:before="0"/>
             </w:pPr>
-            <w:hyperlink w:history="1" r:id="rId6gx-y_mmo5-_ct9uy9i9z">
+            <w:hyperlink w:history="1" r:id="rId9sqejersuauvrtm911lay">
               <w:r>
                 <w:rPr>
                   <w:rFonts w:ascii="Arial" w:cs="Arial" w:eastAsia="Arial" w:hAnsi="Arial"/>
@@ -15528,7 +15528,7 @@
               <w:spacing w:after="10" w:before="0"/>
               <w:ind w:left="120"/>
             </w:pPr>
-            <w:hyperlink w:history="1" r:id="rIduvddjvxrftvildu-1wc1h">
+            <w:hyperlink w:history="1" r:id="rIdqywix7la0es68hn1kgdxm">
               <w:r>
                 <w:rPr>
                   <w:rFonts w:ascii="Arial" w:cs="Arial" w:eastAsia="Arial" w:hAnsi="Arial"/>
@@ -15728,7 +15728,7 @@
             <w:pPr>
               <w:spacing w:after="20" w:before="0"/>
             </w:pPr>
-            <w:hyperlink w:history="1" r:id="rIdpma1j3vv6doi8nnbzuetu">
+            <w:hyperlink w:history="1" r:id="rId9k4jxwfc9lfrzxalnb3ix">
               <w:r>
                 <w:rPr>
                   <w:rFonts w:ascii="Arial" w:cs="Arial" w:eastAsia="Arial" w:hAnsi="Arial"/>
@@ -15761,7 +15761,7 @@
               <w:spacing w:after="10" w:before="0"/>
               <w:ind w:left="120"/>
             </w:pPr>
-            <w:hyperlink w:history="1" r:id="rIdbstmylt_-1l3bhu0oilpb">
+            <w:hyperlink w:history="1" r:id="rIdrqhfcsyynjc_s4fqwnvpr">
               <w:r>
                 <w:rPr>
                   <w:rFonts w:ascii="Arial" w:cs="Arial" w:eastAsia="Arial" w:hAnsi="Arial"/>
@@ -15806,7 +15806,7 @@
             <w:pPr>
               <w:spacing w:after="20" w:before="0"/>
             </w:pPr>
-            <w:hyperlink w:history="1" r:id="rIdcdor4ixuvgnut37ptvzay">
+            <w:hyperlink w:history="1" r:id="rId-okquzf3re2bvnzglqzgh">
               <w:r>
                 <w:rPr>
                   <w:rFonts w:ascii="Arial" w:cs="Arial" w:eastAsia="Arial" w:hAnsi="Arial"/>
@@ -15839,7 +15839,7 @@
               <w:spacing w:after="10" w:before="0"/>
               <w:ind w:left="120"/>
             </w:pPr>
-            <w:hyperlink w:history="1" r:id="rIdgargtyn36ichbh_fain9m">
+            <w:hyperlink w:history="1" r:id="rIdehbr1u4xcblq1xhzahbyh">
               <w:r>
                 <w:rPr>
                   <w:rFonts w:ascii="Arial" w:cs="Arial" w:eastAsia="Arial" w:hAnsi="Arial"/>
@@ -16039,7 +16039,7 @@
             <w:pPr>
               <w:spacing w:after="20" w:before="0"/>
             </w:pPr>
-            <w:hyperlink w:history="1" r:id="rIdmn1anvfk2ukz2acxp7bbq">
+            <w:hyperlink w:history="1" r:id="rIdykt99yyaatrzklakrc93j">
               <w:r>
                 <w:rPr>
                   <w:rFonts w:ascii="Arial" w:cs="Arial" w:eastAsia="Arial" w:hAnsi="Arial"/>
@@ -16088,7 +16088,7 @@
               <w:spacing w:after="10" w:before="0"/>
               <w:ind w:left="120"/>
             </w:pPr>
-            <w:hyperlink w:history="1" r:id="rIdryi9higt740wiuigdsk6w">
+            <w:hyperlink w:history="1" r:id="rIdxkgwjwvnoa_wsxbgxk3tb">
               <w:r>
                 <w:rPr>
                   <w:rFonts w:ascii="Arial" w:cs="Arial" w:eastAsia="Arial" w:hAnsi="Arial"/>
@@ -16133,7 +16133,7 @@
             <w:pPr>
               <w:spacing w:after="20" w:before="0"/>
             </w:pPr>
-            <w:hyperlink w:history="1" r:id="rId8wdeljzprc9txtdyop-qa">
+            <w:hyperlink w:history="1" r:id="rIdlnhdgwjsfugxzty17_wqg">
               <w:r>
                 <w:rPr>
                   <w:rFonts w:ascii="Arial" w:cs="Arial" w:eastAsia="Arial" w:hAnsi="Arial"/>
@@ -16166,7 +16166,7 @@
               <w:spacing w:after="10" w:before="0"/>
               <w:ind w:left="120"/>
             </w:pPr>
-            <w:hyperlink w:history="1" r:id="rIdrdwnbvhkvkr4roofnhrny">
+            <w:hyperlink w:history="1" r:id="rIdkbmg1qevdxbtgc2lg_qxx">
               <w:r>
                 <w:rPr>
                   <w:rFonts w:ascii="Arial" w:cs="Arial" w:eastAsia="Arial" w:hAnsi="Arial"/>
@@ -16366,7 +16366,7 @@
             <w:pPr>
               <w:spacing w:after="20" w:before="0"/>
             </w:pPr>
-            <w:hyperlink w:history="1" r:id="rIdjitrqy9d-pl-xdqr1nuz6">
+            <w:hyperlink w:history="1" r:id="rIdxpfhqypxljtps1zfw38_a">
               <w:r>
                 <w:rPr>
                   <w:rFonts w:ascii="Arial" w:cs="Arial" w:eastAsia="Arial" w:hAnsi="Arial"/>
@@ -16415,7 +16415,7 @@
               <w:spacing w:after="10" w:before="0"/>
               <w:ind w:left="120"/>
             </w:pPr>
-            <w:hyperlink w:history="1" r:id="rIdkgl-skgus3t3_krgnz953">
+            <w:hyperlink w:history="1" r:id="rIdy8hyftoj_mn8jivk3hyd8">
               <w:r>
                 <w:rPr>
                   <w:rFonts w:ascii="Arial" w:cs="Arial" w:eastAsia="Arial" w:hAnsi="Arial"/>
@@ -16460,7 +16460,7 @@
             <w:pPr>
               <w:spacing w:after="20" w:before="0"/>
             </w:pPr>
-            <w:hyperlink w:history="1" r:id="rId6qslhsbwxkqplj7lypyev">
+            <w:hyperlink w:history="1" r:id="rIdxdv1y37fidd5ojto-cjen">
               <w:r>
                 <w:rPr>
                   <w:rFonts w:ascii="Arial" w:cs="Arial" w:eastAsia="Arial" w:hAnsi="Arial"/>
@@ -16493,7 +16493,7 @@
               <w:spacing w:after="10" w:before="0"/>
               <w:ind w:left="120"/>
             </w:pPr>
-            <w:hyperlink w:history="1" r:id="rIdrmz8zsextsyypvghqanlq">
+            <w:hyperlink w:history="1" r:id="rIdpftglhcxuirrnaqv9cso3">
               <w:r>
                 <w:rPr>
                   <w:rFonts w:ascii="Arial" w:cs="Arial" w:eastAsia="Arial" w:hAnsi="Arial"/>
@@ -16693,7 +16693,7 @@
             <w:pPr>
               <w:spacing w:after="20" w:before="0"/>
             </w:pPr>
-            <w:hyperlink w:history="1" r:id="rIdrdtz-uafu6zqkawmis3mf">
+            <w:hyperlink w:history="1" r:id="rIdckvyogs-8bzdflll9jeek">
               <w:r>
                 <w:rPr>
                   <w:rFonts w:ascii="Arial" w:cs="Arial" w:eastAsia="Arial" w:hAnsi="Arial"/>
@@ -16742,7 +16742,7 @@
               <w:spacing w:after="10" w:before="0"/>
               <w:ind w:left="120"/>
             </w:pPr>
-            <w:hyperlink w:history="1" r:id="rIdfpiwg-bvydh8cf7edpdoc">
+            <w:hyperlink w:history="1" r:id="rIdkk98bzjawj_zvbghirqne">
               <w:r>
                 <w:rPr>
                   <w:rFonts w:ascii="Arial" w:cs="Arial" w:eastAsia="Arial" w:hAnsi="Arial"/>
@@ -16787,7 +16787,7 @@
             <w:pPr>
               <w:spacing w:after="20" w:before="0"/>
             </w:pPr>
-            <w:hyperlink w:history="1" r:id="rId8syk2kpye-50c_qbqsfuc">
+            <w:hyperlink w:history="1" r:id="rId6ezo3lbrrybh8x5_hrlt5">
               <w:r>
                 <w:rPr>
                   <w:rFonts w:ascii="Arial" w:cs="Arial" w:eastAsia="Arial" w:hAnsi="Arial"/>
@@ -16836,7 +16836,7 @@
               <w:spacing w:after="10" w:before="0"/>
               <w:ind w:left="120"/>
             </w:pPr>
-            <w:hyperlink w:history="1" r:id="rIduhsdlbcuedybylhj7su-8">
+            <w:hyperlink w:history="1" r:id="rIdp2__v_phmwbgk4mlfe30n">
               <w:r>
                 <w:rPr>
                   <w:rFonts w:ascii="Arial" w:cs="Arial" w:eastAsia="Arial" w:hAnsi="Arial"/>
@@ -17361,7 +17361,7 @@
         </w:rPr>
         <w:t xml:space="preserve">© 2026 SeaVuria and ARES. Aligned with KICD objectives. Developed by SeaVuria; technical implementation by ARES (with AI assistance from Claude). Licensed under </w:t>
       </w:r>
-      <w:hyperlink w:history="1" r:id="rIdfbghsynrs6ifvozka_ugq">
+      <w:hyperlink w:history="1" r:id="rId8jx_gd0ykly57ig6rsbyd">
         <w:r>
           <w:rPr>
             <w:rFonts w:ascii="Arial" w:cs="Arial" w:eastAsia="Arial" w:hAnsi="Arial"/>
@@ -17382,7 +17382,7 @@
         </w:rPr>
         <w:t xml:space="preserve"> (</w:t>
       </w:r>
-      <w:hyperlink w:history="1" r:id="rId4sgka5tim8mivrbm9zfgt">
+      <w:hyperlink w:history="1" r:id="rIdbwj2pjgrpaqxdowvhl5jp">
         <w:r>
           <w:rPr>
             <w:rFonts w:ascii="Arial" w:cs="Arial" w:eastAsia="Arial" w:hAnsi="Arial"/>
@@ -18422,7 +18422,7 @@
             <w:pPr>
               <w:spacing w:after="20" w:before="0"/>
             </w:pPr>
-            <w:hyperlink w:history="1" r:id="rIdxpjjrphbsslbihnfg4x-d">
+            <w:hyperlink w:history="1" r:id="rIdssliyrlbfortbfsph9yxr">
               <w:r>
                 <w:rPr>
                   <w:rFonts w:ascii="Arial" w:cs="Arial" w:eastAsia="Arial" w:hAnsi="Arial"/>
@@ -18455,7 +18455,7 @@
               <w:spacing w:after="10" w:before="0"/>
               <w:ind w:left="120"/>
             </w:pPr>
-            <w:hyperlink w:history="1" r:id="rIdxiwxcthy8aoxfg4gldk10">
+            <w:hyperlink w:history="1" r:id="rIdui2bnkkndql_dhp1ay7rj">
               <w:r>
                 <w:rPr>
                   <w:rFonts w:ascii="Arial" w:cs="Arial" w:eastAsia="Arial" w:hAnsi="Arial"/>
@@ -18500,7 +18500,7 @@
             <w:pPr>
               <w:spacing w:after="20" w:before="0"/>
             </w:pPr>
-            <w:hyperlink w:history="1" r:id="rIdp0malnhkgt_y3r7czay1w">
+            <w:hyperlink w:history="1" r:id="rIdr9dqtu-ohjdkuatnzvnor">
               <w:r>
                 <w:rPr>
                   <w:rFonts w:ascii="Arial" w:cs="Arial" w:eastAsia="Arial" w:hAnsi="Arial"/>
@@ -18533,7 +18533,7 @@
               <w:spacing w:after="10" w:before="0"/>
               <w:ind w:left="120"/>
             </w:pPr>
-            <w:hyperlink w:history="1" r:id="rIdsgd-7gtsiuhn2bnjpcdsl">
+            <w:hyperlink w:history="1" r:id="rIdxn7x9cogkfmx1ipuknxru">
               <w:r>
                 <w:rPr>
                   <w:rFonts w:ascii="Arial" w:cs="Arial" w:eastAsia="Arial" w:hAnsi="Arial"/>
@@ -18733,7 +18733,7 @@
             <w:pPr>
               <w:spacing w:after="20" w:before="0"/>
             </w:pPr>
-            <w:hyperlink w:history="1" r:id="rIdko9c_-fvpmbxfjt6cxc_d">
+            <w:hyperlink w:history="1" r:id="rIdqzlxhahpr8lrgne5rfniq">
               <w:r>
                 <w:rPr>
                   <w:rFonts w:ascii="Arial" w:cs="Arial" w:eastAsia="Arial" w:hAnsi="Arial"/>
@@ -18766,7 +18766,7 @@
               <w:spacing w:after="10" w:before="0"/>
               <w:ind w:left="120"/>
             </w:pPr>
-            <w:hyperlink w:history="1" r:id="rIdnb2u5nyktqqhq8f2zc2f1">
+            <w:hyperlink w:history="1" r:id="rIdoeltmpprjz53adq3sp8nn">
               <w:r>
                 <w:rPr>
                   <w:rFonts w:ascii="Arial" w:cs="Arial" w:eastAsia="Arial" w:hAnsi="Arial"/>
@@ -18811,7 +18811,7 @@
             <w:pPr>
               <w:spacing w:after="20" w:before="0"/>
             </w:pPr>
-            <w:hyperlink w:history="1" r:id="rIdncanebpkqks6k2oqcocct">
+            <w:hyperlink w:history="1" r:id="rId8y4pppl2klc5ewvgvqcmr">
               <w:r>
                 <w:rPr>
                   <w:rFonts w:ascii="Arial" w:cs="Arial" w:eastAsia="Arial" w:hAnsi="Arial"/>
@@ -18844,7 +18844,7 @@
               <w:spacing w:after="10" w:before="0"/>
               <w:ind w:left="120"/>
             </w:pPr>
-            <w:hyperlink w:history="1" r:id="rIdr-tu7ytb0xjzpdpuxdkwt">
+            <w:hyperlink w:history="1" r:id="rIduzsmi-2omxhxewwhggtif">
               <w:r>
                 <w:rPr>
                   <w:rFonts w:ascii="Arial" w:cs="Arial" w:eastAsia="Arial" w:hAnsi="Arial"/>
@@ -19044,7 +19044,7 @@
             <w:pPr>
               <w:spacing w:after="20" w:before="0"/>
             </w:pPr>
-            <w:hyperlink w:history="1" r:id="rIdsbsjp5o9cgz4jsosvfsrn">
+            <w:hyperlink w:history="1" r:id="rIdmyy63ce-prpzurqpg52xd">
               <w:r>
                 <w:rPr>
                   <w:rFonts w:ascii="Arial" w:cs="Arial" w:eastAsia="Arial" w:hAnsi="Arial"/>
@@ -19077,7 +19077,7 @@
               <w:spacing w:after="10" w:before="0"/>
               <w:ind w:left="120"/>
             </w:pPr>
-            <w:hyperlink w:history="1" r:id="rIdmapymevaymprmoqjakwt9">
+            <w:hyperlink w:history="1" r:id="rIdq7eaif0qexmx-vvy5luwy">
               <w:r>
                 <w:rPr>
                   <w:rFonts w:ascii="Arial" w:cs="Arial" w:eastAsia="Arial" w:hAnsi="Arial"/>
@@ -19122,7 +19122,7 @@
             <w:pPr>
               <w:spacing w:after="20" w:before="0"/>
             </w:pPr>
-            <w:hyperlink w:history="1" r:id="rId3pj3i8vejgfa6ptwhf-hn">
+            <w:hyperlink w:history="1" r:id="rId1duvljurc3tnbrbnqzw9g">
               <w:r>
                 <w:rPr>
                   <w:rFonts w:ascii="Arial" w:cs="Arial" w:eastAsia="Arial" w:hAnsi="Arial"/>
@@ -19155,7 +19155,7 @@
               <w:spacing w:after="10" w:before="0"/>
               <w:ind w:left="120"/>
             </w:pPr>
-            <w:hyperlink w:history="1" r:id="rIdl7t6itaqufkbw9cjbfaw4">
+            <w:hyperlink w:history="1" r:id="rId1jz3uegj8z5qlxepkykoz">
               <w:r>
                 <w:rPr>
                   <w:rFonts w:ascii="Arial" w:cs="Arial" w:eastAsia="Arial" w:hAnsi="Arial"/>
@@ -19355,7 +19355,7 @@
             <w:pPr>
               <w:spacing w:after="20" w:before="0"/>
             </w:pPr>
-            <w:hyperlink w:history="1" r:id="rIdppj-zpezoona5w6ljyl6q">
+            <w:hyperlink w:history="1" r:id="rIdprtzcsaat5cfxcagpytju">
               <w:r>
                 <w:rPr>
                   <w:rFonts w:ascii="Arial" w:cs="Arial" w:eastAsia="Arial" w:hAnsi="Arial"/>
@@ -19388,7 +19388,7 @@
               <w:spacing w:after="10" w:before="0"/>
               <w:ind w:left="120"/>
             </w:pPr>
-            <w:hyperlink w:history="1" r:id="rId-axiecjix1plpebzjnzbw">
+            <w:hyperlink w:history="1" r:id="rIdewwys1nwn5upuf5ou872v">
               <w:r>
                 <w:rPr>
                   <w:rFonts w:ascii="Arial" w:cs="Arial" w:eastAsia="Arial" w:hAnsi="Arial"/>
@@ -19433,7 +19433,7 @@
             <w:pPr>
               <w:spacing w:after="20" w:before="0"/>
             </w:pPr>
-            <w:hyperlink w:history="1" r:id="rId8wbb-f8y0-p7pqybo53zh">
+            <w:hyperlink w:history="1" r:id="rIdex1qieyfm7fkn5soim8qt">
               <w:r>
                 <w:rPr>
                   <w:rFonts w:ascii="Arial" w:cs="Arial" w:eastAsia="Arial" w:hAnsi="Arial"/>
@@ -19466,7 +19466,7 @@
               <w:spacing w:after="10" w:before="0"/>
               <w:ind w:left="120"/>
             </w:pPr>
-            <w:hyperlink w:history="1" r:id="rId1nsxpm4si85rhfqgonh-g">
+            <w:hyperlink w:history="1" r:id="rId3v2eeu55ugd55-8u78qj0">
               <w:r>
                 <w:rPr>
                   <w:rFonts w:ascii="Arial" w:cs="Arial" w:eastAsia="Arial" w:hAnsi="Arial"/>
@@ -19666,7 +19666,7 @@
             <w:pPr>
               <w:spacing w:after="20" w:before="0"/>
             </w:pPr>
-            <w:hyperlink w:history="1" r:id="rIdfb9_lb-bb4i-g2wxc7und">
+            <w:hyperlink w:history="1" r:id="rId0zn0uawflksav92yw1czz">
               <w:r>
                 <w:rPr>
                   <w:rFonts w:ascii="Arial" w:cs="Arial" w:eastAsia="Arial" w:hAnsi="Arial"/>
@@ -19699,7 +19699,7 @@
               <w:spacing w:after="10" w:before="0"/>
               <w:ind w:left="120"/>
             </w:pPr>
-            <w:hyperlink w:history="1" r:id="rIdd0n43n5lt-5jbocjka6z0">
+            <w:hyperlink w:history="1" r:id="rIdtvucycfzsjnsfz3jcwesc">
               <w:r>
                 <w:rPr>
                   <w:rFonts w:ascii="Arial" w:cs="Arial" w:eastAsia="Arial" w:hAnsi="Arial"/>
@@ -19744,7 +19744,7 @@
             <w:pPr>
               <w:spacing w:after="20" w:before="0"/>
             </w:pPr>
-            <w:hyperlink w:history="1" r:id="rId_vz7wrar09qkcb9kx0340">
+            <w:hyperlink w:history="1" r:id="rId_0kurrl5ruwj-tpxjrllv">
               <w:r>
                 <w:rPr>
                   <w:rFonts w:ascii="Arial" w:cs="Arial" w:eastAsia="Arial" w:hAnsi="Arial"/>
@@ -19777,7 +19777,7 @@
               <w:spacing w:after="10" w:before="0"/>
               <w:ind w:left="120"/>
             </w:pPr>
-            <w:hyperlink w:history="1" r:id="rIdq2xgtxk1yrci793bfw8oy">
+            <w:hyperlink w:history="1" r:id="rIdwgyugkuidmpfu_p5_v2sk">
               <w:r>
                 <w:rPr>
                   <w:rFonts w:ascii="Arial" w:cs="Arial" w:eastAsia="Arial" w:hAnsi="Arial"/>
@@ -20302,7 +20302,7 @@
         </w:rPr>
         <w:t xml:space="preserve">© 2026 SeaVuria and ARES. Aligned with KICD objectives. Developed by SeaVuria; technical implementation by ARES (with AI assistance from Claude). Licensed under </w:t>
       </w:r>
-      <w:hyperlink w:history="1" r:id="rIdokvsyytmivdsq3p6jypch">
+      <w:hyperlink w:history="1" r:id="rIdgjf5gfamekemuohqj28rq">
         <w:r>
           <w:rPr>
             <w:rFonts w:ascii="Arial" w:cs="Arial" w:eastAsia="Arial" w:hAnsi="Arial"/>
@@ -20323,7 +20323,7 @@
         </w:rPr>
         <w:t xml:space="preserve"> (</w:t>
       </w:r>
-      <w:hyperlink w:history="1" r:id="rIdgaogmaml8za-l1t2wufxd">
+      <w:hyperlink w:history="1" r:id="rIdl4zfsjnw9lesoi7wo-w4w">
         <w:r>
           <w:rPr>
             <w:rFonts w:ascii="Arial" w:cs="Arial" w:eastAsia="Arial" w:hAnsi="Arial"/>
@@ -21363,7 +21363,7 @@
             <w:pPr>
               <w:spacing w:after="20" w:before="0"/>
             </w:pPr>
-            <w:hyperlink w:history="1" r:id="rIdf3ula4hynx_vrbyrvrr3l">
+            <w:hyperlink w:history="1" r:id="rIdrel7la6sn0wnkvwlrmlom">
               <w:r>
                 <w:rPr>
                   <w:rFonts w:ascii="Arial" w:cs="Arial" w:eastAsia="Arial" w:hAnsi="Arial"/>
@@ -21396,7 +21396,7 @@
               <w:spacing w:after="10" w:before="0"/>
               <w:ind w:left="120"/>
             </w:pPr>
-            <w:hyperlink w:history="1" r:id="rIdcxqo_m7rorcw2x4v2w8zs">
+            <w:hyperlink w:history="1" r:id="rIdlm_yowznlzsi-xkeyti1x">
               <w:r>
                 <w:rPr>
                   <w:rFonts w:ascii="Arial" w:cs="Arial" w:eastAsia="Arial" w:hAnsi="Arial"/>
@@ -21441,7 +21441,7 @@
             <w:pPr>
               <w:spacing w:after="20" w:before="0"/>
             </w:pPr>
-            <w:hyperlink w:history="1" r:id="rIdqqljmdhvzwrhja19sdudh">
+            <w:hyperlink w:history="1" r:id="rIdu5mnreehudn780ffqftx6">
               <w:r>
                 <w:rPr>
                   <w:rFonts w:ascii="Arial" w:cs="Arial" w:eastAsia="Arial" w:hAnsi="Arial"/>
@@ -21490,7 +21490,7 @@
               <w:spacing w:after="10" w:before="0"/>
               <w:ind w:left="120"/>
             </w:pPr>
-            <w:hyperlink w:history="1" r:id="rIdw0hums2k2gca8zozusy-r">
+            <w:hyperlink w:history="1" r:id="rIddkuobdiimqwi0jq2mw0cm">
               <w:r>
                 <w:rPr>
                   <w:rFonts w:ascii="Arial" w:cs="Arial" w:eastAsia="Arial" w:hAnsi="Arial"/>
@@ -21690,7 +21690,7 @@
             <w:pPr>
               <w:spacing w:after="20" w:before="0"/>
             </w:pPr>
-            <w:hyperlink w:history="1" r:id="rIdygmdpgmaojntu70ap2rqx">
+            <w:hyperlink w:history="1" r:id="rIdbjeexrsfvovcdzn6w0pdn">
               <w:r>
                 <w:rPr>
                   <w:rFonts w:ascii="Arial" w:cs="Arial" w:eastAsia="Arial" w:hAnsi="Arial"/>
@@ -21723,7 +21723,7 @@
               <w:spacing w:after="10" w:before="0"/>
               <w:ind w:left="120"/>
             </w:pPr>
-            <w:hyperlink w:history="1" r:id="rIdttufxf6lmzjv5skmuri4v">
+            <w:hyperlink w:history="1" r:id="rIdsoxqq12rdchw6_n5ubwi1">
               <w:r>
                 <w:rPr>
                   <w:rFonts w:ascii="Arial" w:cs="Arial" w:eastAsia="Arial" w:hAnsi="Arial"/>
@@ -21768,7 +21768,7 @@
             <w:pPr>
               <w:spacing w:after="20" w:before="0"/>
             </w:pPr>
-            <w:hyperlink w:history="1" r:id="rId087ra4j-jketpvgbx4ene">
+            <w:hyperlink w:history="1" r:id="rIdnbfac4a7zr2k3c5ju3yjb">
               <w:r>
                 <w:rPr>
                   <w:rFonts w:ascii="Arial" w:cs="Arial" w:eastAsia="Arial" w:hAnsi="Arial"/>
@@ -21817,7 +21817,7 @@
               <w:spacing w:after="10" w:before="0"/>
               <w:ind w:left="120"/>
             </w:pPr>
-            <w:hyperlink w:history="1" r:id="rIdaoyzuwgeet8u5qaxy8lei">
+            <w:hyperlink w:history="1" r:id="rIdxd4j-mrvjewed_p2kryrh">
               <w:r>
                 <w:rPr>
                   <w:rFonts w:ascii="Arial" w:cs="Arial" w:eastAsia="Arial" w:hAnsi="Arial"/>
@@ -22017,7 +22017,7 @@
             <w:pPr>
               <w:spacing w:after="20" w:before="0"/>
             </w:pPr>
-            <w:hyperlink w:history="1" r:id="rIdlrs6q0ocz0opdhnaxrhl3">
+            <w:hyperlink w:history="1" r:id="rIddw9jbxvpuuzoxdihgsee_">
               <w:r>
                 <w:rPr>
                   <w:rFonts w:ascii="Arial" w:cs="Arial" w:eastAsia="Arial" w:hAnsi="Arial"/>
@@ -22066,7 +22066,7 @@
               <w:spacing w:after="10" w:before="0"/>
               <w:ind w:left="120"/>
             </w:pPr>
-            <w:hyperlink w:history="1" r:id="rIdude4lkujwzgbopdfud91x">
+            <w:hyperlink w:history="1" r:id="rIdhu68di3xxd8jzihu_yg3h">
               <w:r>
                 <w:rPr>
                   <w:rFonts w:ascii="Arial" w:cs="Arial" w:eastAsia="Arial" w:hAnsi="Arial"/>
@@ -22111,7 +22111,7 @@
             <w:pPr>
               <w:spacing w:after="20" w:before="0"/>
             </w:pPr>
-            <w:hyperlink w:history="1" r:id="rIdcdcopgdajtyddhih3mwuk">
+            <w:hyperlink w:history="1" r:id="rIdmx644mfudru-zsabvcqwy">
               <w:r>
                 <w:rPr>
                   <w:rFonts w:ascii="Arial" w:cs="Arial" w:eastAsia="Arial" w:hAnsi="Arial"/>
@@ -22160,7 +22160,7 @@
               <w:spacing w:after="10" w:before="0"/>
               <w:ind w:left="120"/>
             </w:pPr>
-            <w:hyperlink w:history="1" r:id="rId-8aiwkipb9zefbnc_fp1z">
+            <w:hyperlink w:history="1" r:id="rIdaq6j-1gj8qnjkhahgzvm2">
               <w:r>
                 <w:rPr>
                   <w:rFonts w:ascii="Arial" w:cs="Arial" w:eastAsia="Arial" w:hAnsi="Arial"/>
@@ -22360,7 +22360,7 @@
             <w:pPr>
               <w:spacing w:after="20" w:before="0"/>
             </w:pPr>
-            <w:hyperlink w:history="1" r:id="rIdqqpgva16wqrdhdwh5teiu">
+            <w:hyperlink w:history="1" r:id="rIdizugs7eg81auazv-vgfsx">
               <w:r>
                 <w:rPr>
                   <w:rFonts w:ascii="Arial" w:cs="Arial" w:eastAsia="Arial" w:hAnsi="Arial"/>
@@ -22409,7 +22409,7 @@
               <w:spacing w:after="10" w:before="0"/>
               <w:ind w:left="120"/>
             </w:pPr>
-            <w:hyperlink w:history="1" r:id="rIddryyp4180qp-v2clrwktl">
+            <w:hyperlink w:history="1" r:id="rIdx-enj7yaofy44cuczd3ri">
               <w:r>
                 <w:rPr>
                   <w:rFonts w:ascii="Arial" w:cs="Arial" w:eastAsia="Arial" w:hAnsi="Arial"/>
@@ -22454,7 +22454,7 @@
             <w:pPr>
               <w:spacing w:after="20" w:before="0"/>
             </w:pPr>
-            <w:hyperlink w:history="1" r:id="rIdlszytgwjt_j4v8vpyh--4">
+            <w:hyperlink w:history="1" r:id="rIdistvnc51dyqccgdexdvmr">
               <w:r>
                 <w:rPr>
                   <w:rFonts w:ascii="Arial" w:cs="Arial" w:eastAsia="Arial" w:hAnsi="Arial"/>
@@ -22503,7 +22503,7 @@
               <w:spacing w:after="10" w:before="0"/>
               <w:ind w:left="120"/>
             </w:pPr>
-            <w:hyperlink w:history="1" r:id="rIdjk-1j0kjvo3yd8iquouwp">
+            <w:hyperlink w:history="1" r:id="rId4xqub4fydfws0aamkf7ls">
               <w:r>
                 <w:rPr>
                   <w:rFonts w:ascii="Arial" w:cs="Arial" w:eastAsia="Arial" w:hAnsi="Arial"/>
@@ -22703,7 +22703,7 @@
             <w:pPr>
               <w:spacing w:after="20" w:before="0"/>
             </w:pPr>
-            <w:hyperlink w:history="1" r:id="rIdsr7eyr_qu6qscfbnrx8np">
+            <w:hyperlink w:history="1" r:id="rIdrcljmuxgqjn1vctva452w">
               <w:r>
                 <w:rPr>
                   <w:rFonts w:ascii="Arial" w:cs="Arial" w:eastAsia="Arial" w:hAnsi="Arial"/>
@@ -22752,7 +22752,7 @@
               <w:spacing w:after="10" w:before="0"/>
               <w:ind w:left="120"/>
             </w:pPr>
-            <w:hyperlink w:history="1" r:id="rId61fdldxpbieiej4m65f8c">
+            <w:hyperlink w:history="1" r:id="rId7rtsc44qcfkucrfe6pvs3">
               <w:r>
                 <w:rPr>
                   <w:rFonts w:ascii="Arial" w:cs="Arial" w:eastAsia="Arial" w:hAnsi="Arial"/>
@@ -22797,7 +22797,7 @@
             <w:pPr>
               <w:spacing w:after="20" w:before="0"/>
             </w:pPr>
-            <w:hyperlink w:history="1" r:id="rIdcdswmbadxqe_u1fgynh4g">
+            <w:hyperlink w:history="1" r:id="rIds6joxkziomwif3sxt0doe">
               <w:r>
                 <w:rPr>
                   <w:rFonts w:ascii="Arial" w:cs="Arial" w:eastAsia="Arial" w:hAnsi="Arial"/>
@@ -22846,7 +22846,7 @@
               <w:spacing w:after="10" w:before="0"/>
               <w:ind w:left="120"/>
             </w:pPr>
-            <w:hyperlink w:history="1" r:id="rIduw_slr7axupkljp7g2li6">
+            <w:hyperlink w:history="1" r:id="rIdbayjxr_9ylmhkmsxtu5fn">
               <w:r>
                 <w:rPr>
                   <w:rFonts w:ascii="Arial" w:cs="Arial" w:eastAsia="Arial" w:hAnsi="Arial"/>
@@ -23371,7 +23371,7 @@
         </w:rPr>
         <w:t xml:space="preserve">© 2026 SeaVuria and ARES. Aligned with KICD objectives. Developed by SeaVuria; technical implementation by ARES (with AI assistance from Claude). Licensed under </w:t>
       </w:r>
-      <w:hyperlink w:history="1" r:id="rIdfcwqirdfqot5hprcfs4r-">
+      <w:hyperlink w:history="1" r:id="rId2wac1j_rzg6iaaejaknmj">
         <w:r>
           <w:rPr>
             <w:rFonts w:ascii="Arial" w:cs="Arial" w:eastAsia="Arial" w:hAnsi="Arial"/>
@@ -23392,7 +23392,7 @@
         </w:rPr>
         <w:t xml:space="preserve"> (</w:t>
       </w:r>
-      <w:hyperlink w:history="1" r:id="rIdj36cjacr5a6jeffgv57qq">
+      <w:hyperlink w:history="1" r:id="rIdl7vqtbclcz04-do1r6ycu">
         <w:r>
           <w:rPr>
             <w:rFonts w:ascii="Arial" w:cs="Arial" w:eastAsia="Arial" w:hAnsi="Arial"/>
@@ -24432,7 +24432,7 @@
             <w:pPr>
               <w:spacing w:after="20" w:before="0"/>
             </w:pPr>
-            <w:hyperlink w:history="1" r:id="rIdf9zlondega--skrhycvea">
+            <w:hyperlink w:history="1" r:id="rIdbgev_5yprrzq7r4__5jaf">
               <w:r>
                 <w:rPr>
                   <w:rFonts w:ascii="Arial" w:cs="Arial" w:eastAsia="Arial" w:hAnsi="Arial"/>
@@ -24465,7 +24465,7 @@
               <w:spacing w:after="10" w:before="0"/>
               <w:ind w:left="120"/>
             </w:pPr>
-            <w:hyperlink w:history="1" r:id="rIdjxpxmaomjbxaegngrgmhb">
+            <w:hyperlink w:history="1" r:id="rIdgbwlr-0fj7odkeh17ho_v">
               <w:r>
                 <w:rPr>
                   <w:rFonts w:ascii="Arial" w:cs="Arial" w:eastAsia="Arial" w:hAnsi="Arial"/>
@@ -24510,7 +24510,7 @@
             <w:pPr>
               <w:spacing w:after="20" w:before="0"/>
             </w:pPr>
-            <w:hyperlink w:history="1" r:id="rId60quijzsxsvxc80k6azgn">
+            <w:hyperlink w:history="1" r:id="rIdl5uvdvkw0eip9wbuzw6kt">
               <w:r>
                 <w:rPr>
                   <w:rFonts w:ascii="Arial" w:cs="Arial" w:eastAsia="Arial" w:hAnsi="Arial"/>
@@ -24543,7 +24543,7 @@
               <w:spacing w:after="10" w:before="0"/>
               <w:ind w:left="120"/>
             </w:pPr>
-            <w:hyperlink w:history="1" r:id="rIdbhytx7tjdtyxrp3dobpzk">
+            <w:hyperlink w:history="1" r:id="rIdo9cgg41q4ohyhwtnwnvc9">
               <w:r>
                 <w:rPr>
                   <w:rFonts w:ascii="Arial" w:cs="Arial" w:eastAsia="Arial" w:hAnsi="Arial"/>
@@ -24743,7 +24743,7 @@
             <w:pPr>
               <w:spacing w:after="20" w:before="0"/>
             </w:pPr>
-            <w:hyperlink w:history="1" r:id="rIdfbl9kx_rqusggdsflvgzm">
+            <w:hyperlink w:history="1" r:id="rIdfutwbgqpie25okjynzc-l">
               <w:r>
                 <w:rPr>
                   <w:rFonts w:ascii="Arial" w:cs="Arial" w:eastAsia="Arial" w:hAnsi="Arial"/>
@@ -24776,7 +24776,7 @@
               <w:spacing w:after="10" w:before="0"/>
               <w:ind w:left="120"/>
             </w:pPr>
-            <w:hyperlink w:history="1" r:id="rId_4gdyhucul33enpoqdbtx">
+            <w:hyperlink w:history="1" r:id="rIdpfpejwqa984enrkhwmq-v">
               <w:r>
                 <w:rPr>
                   <w:rFonts w:ascii="Arial" w:cs="Arial" w:eastAsia="Arial" w:hAnsi="Arial"/>
@@ -24821,7 +24821,7 @@
             <w:pPr>
               <w:spacing w:after="20" w:before="0"/>
             </w:pPr>
-            <w:hyperlink w:history="1" r:id="rIdj4qyscthtiukskrfgroje">
+            <w:hyperlink w:history="1" r:id="rId-cdwokno2se9kazswkdw9">
               <w:r>
                 <w:rPr>
                   <w:rFonts w:ascii="Arial" w:cs="Arial" w:eastAsia="Arial" w:hAnsi="Arial"/>
@@ -24854,7 +24854,7 @@
               <w:spacing w:after="10" w:before="0"/>
               <w:ind w:left="120"/>
             </w:pPr>
-            <w:hyperlink w:history="1" r:id="rIdl6dr5qqufdbtiiznegukv">
+            <w:hyperlink w:history="1" r:id="rIdb7oal-mwfntfolljpm5kz">
               <w:r>
                 <w:rPr>
                   <w:rFonts w:ascii="Arial" w:cs="Arial" w:eastAsia="Arial" w:hAnsi="Arial"/>
@@ -25054,7 +25054,7 @@
             <w:pPr>
               <w:spacing w:after="20" w:before="0"/>
             </w:pPr>
-            <w:hyperlink w:history="1" r:id="rIdf4cqe3z0ijfpucmewi39x">
+            <w:hyperlink w:history="1" r:id="rIdi1xjklivdrtbwiq-ywrdb">
               <w:r>
                 <w:rPr>
                   <w:rFonts w:ascii="Arial" w:cs="Arial" w:eastAsia="Arial" w:hAnsi="Arial"/>
@@ -25087,7 +25087,7 @@
               <w:spacing w:after="10" w:before="0"/>
               <w:ind w:left="120"/>
             </w:pPr>
-            <w:hyperlink w:history="1" r:id="rIdropvgwapxykzjygr7keyl">
+            <w:hyperlink w:history="1" r:id="rIdr5aejrchrwppqzv3htzxc">
               <w:r>
                 <w:rPr>
                   <w:rFonts w:ascii="Arial" w:cs="Arial" w:eastAsia="Arial" w:hAnsi="Arial"/>
@@ -25132,7 +25132,7 @@
             <w:pPr>
               <w:spacing w:after="20" w:before="0"/>
             </w:pPr>
-            <w:hyperlink w:history="1" r:id="rIdqgnwvyzwndbs2j3zp3v18">
+            <w:hyperlink w:history="1" r:id="rIdworrlgzlvqezkdlaxxj_r">
               <w:r>
                 <w:rPr>
                   <w:rFonts w:ascii="Arial" w:cs="Arial" w:eastAsia="Arial" w:hAnsi="Arial"/>
@@ -25165,7 +25165,7 @@
               <w:spacing w:after="10" w:before="0"/>
               <w:ind w:left="120"/>
             </w:pPr>
-            <w:hyperlink w:history="1" r:id="rIdpruser8fs6pdzfhailj3e">
+            <w:hyperlink w:history="1" r:id="rIdtoeythl3wk8xjkk5r26ev">
               <w:r>
                 <w:rPr>
                   <w:rFonts w:ascii="Arial" w:cs="Arial" w:eastAsia="Arial" w:hAnsi="Arial"/>
@@ -25365,7 +25365,7 @@
             <w:pPr>
               <w:spacing w:after="20" w:before="0"/>
             </w:pPr>
-            <w:hyperlink w:history="1" r:id="rId0dsavxel6f8rld5tjughr">
+            <w:hyperlink w:history="1" r:id="rIdx0ridlx1cofsitu8mvpyp">
               <w:r>
                 <w:rPr>
                   <w:rFonts w:ascii="Arial" w:cs="Arial" w:eastAsia="Arial" w:hAnsi="Arial"/>
@@ -25398,7 +25398,7 @@
               <w:spacing w:after="10" w:before="0"/>
               <w:ind w:left="120"/>
             </w:pPr>
-            <w:hyperlink w:history="1" r:id="rIdvzwoa943hfdnhxdhkf8gt">
+            <w:hyperlink w:history="1" r:id="rId2hcm3i4iuc0b5pixtk849">
               <w:r>
                 <w:rPr>
                   <w:rFonts w:ascii="Arial" w:cs="Arial" w:eastAsia="Arial" w:hAnsi="Arial"/>
@@ -25443,7 +25443,7 @@
             <w:pPr>
               <w:spacing w:after="20" w:before="0"/>
             </w:pPr>
-            <w:hyperlink w:history="1" r:id="rIdmei_g86j1roukanwzg4hm">
+            <w:hyperlink w:history="1" r:id="rIdhdkakbwfg7jjjzlvipda8">
               <w:r>
                 <w:rPr>
                   <w:rFonts w:ascii="Arial" w:cs="Arial" w:eastAsia="Arial" w:hAnsi="Arial"/>
@@ -25476,7 +25476,7 @@
               <w:spacing w:after="10" w:before="0"/>
               <w:ind w:left="120"/>
             </w:pPr>
-            <w:hyperlink w:history="1" r:id="rIdizusla-9itd1texcxzhfx">
+            <w:hyperlink w:history="1" r:id="rIdydzy19nwo3rnjzihvlpbn">
               <w:r>
                 <w:rPr>
                   <w:rFonts w:ascii="Arial" w:cs="Arial" w:eastAsia="Arial" w:hAnsi="Arial"/>
@@ -25676,7 +25676,7 @@
             <w:pPr>
               <w:spacing w:after="20" w:before="0"/>
             </w:pPr>
-            <w:hyperlink w:history="1" r:id="rIdojedzmdyasfx2gijs0rh1">
+            <w:hyperlink w:history="1" r:id="rIdhlxy3v5dcxiaan4bcioet">
               <w:r>
                 <w:rPr>
                   <w:rFonts w:ascii="Arial" w:cs="Arial" w:eastAsia="Arial" w:hAnsi="Arial"/>
@@ -25709,7 +25709,7 @@
               <w:spacing w:after="10" w:before="0"/>
               <w:ind w:left="120"/>
             </w:pPr>
-            <w:hyperlink w:history="1" r:id="rId4p3jhbv4lecjobszsjfw7">
+            <w:hyperlink w:history="1" r:id="rIducupntpvu4nayq64gm8zr">
               <w:r>
                 <w:rPr>
                   <w:rFonts w:ascii="Arial" w:cs="Arial" w:eastAsia="Arial" w:hAnsi="Arial"/>
@@ -25754,7 +25754,7 @@
             <w:pPr>
               <w:spacing w:after="20" w:before="0"/>
             </w:pPr>
-            <w:hyperlink w:history="1" r:id="rIdm0nh8orb8t_gsdcpg1hf8">
+            <w:hyperlink w:history="1" r:id="rIdzkcp3v02s3b923b5oypue">
               <w:r>
                 <w:rPr>
                   <w:rFonts w:ascii="Arial" w:cs="Arial" w:eastAsia="Arial" w:hAnsi="Arial"/>
@@ -25803,7 +25803,7 @@
               <w:spacing w:after="10" w:before="0"/>
               <w:ind w:left="120"/>
             </w:pPr>
-            <w:hyperlink w:history="1" r:id="rIdkcqloxblqkte79ctyvfuw">
+            <w:hyperlink w:history="1" r:id="rIdat35rn27jojwkqqt70jef">
               <w:r>
                 <w:rPr>
                   <w:rFonts w:ascii="Arial" w:cs="Arial" w:eastAsia="Arial" w:hAnsi="Arial"/>
@@ -26328,7 +26328,7 @@
         </w:rPr>
         <w:t xml:space="preserve">© 2026 SeaVuria and ARES. Aligned with KICD objectives. Developed by SeaVuria; technical implementation by ARES (with AI assistance from Claude). Licensed under </w:t>
       </w:r>
-      <w:hyperlink w:history="1" r:id="rIdvr6uxaxezpllslme2rj6m">
+      <w:hyperlink w:history="1" r:id="rIdm7h04ctokpweme8jt5sv4">
         <w:r>
           <w:rPr>
             <w:rFonts w:ascii="Arial" w:cs="Arial" w:eastAsia="Arial" w:hAnsi="Arial"/>
@@ -26349,7 +26349,7 @@
         </w:rPr>
         <w:t xml:space="preserve"> (</w:t>
       </w:r>
-      <w:hyperlink w:history="1" r:id="rIdd8bnw26idqy3j9t95lh5s">
+      <w:hyperlink w:history="1" r:id="rId4ztesnd40ld9sjfo-wiu3">
         <w:r>
           <w:rPr>
             <w:rFonts w:ascii="Arial" w:cs="Arial" w:eastAsia="Arial" w:hAnsi="Arial"/>
@@ -27389,7 +27389,7 @@
             <w:pPr>
               <w:spacing w:after="20" w:before="0"/>
             </w:pPr>
-            <w:hyperlink w:history="1" r:id="rIdpcmayus3megfpsr-dzrl5">
+            <w:hyperlink w:history="1" r:id="rIdinr_k2vbbjopxvplaucyl">
               <w:r>
                 <w:rPr>
                   <w:rFonts w:ascii="Arial" w:cs="Arial" w:eastAsia="Arial" w:hAnsi="Arial"/>
@@ -27422,7 +27422,7 @@
               <w:spacing w:after="10" w:before="0"/>
               <w:ind w:left="120"/>
             </w:pPr>
-            <w:hyperlink w:history="1" r:id="rId-idwg9fahcby6xuxpvvah">
+            <w:hyperlink w:history="1" r:id="rIdkhtkygchpbwxugh_mqmku">
               <w:r>
                 <w:rPr>
                   <w:rFonts w:ascii="Arial" w:cs="Arial" w:eastAsia="Arial" w:hAnsi="Arial"/>
@@ -27467,7 +27467,7 @@
             <w:pPr>
               <w:spacing w:after="20" w:before="0"/>
             </w:pPr>
-            <w:hyperlink w:history="1" r:id="rIdqzl9ugbydgkfhquo3rzh2">
+            <w:hyperlink w:history="1" r:id="rIdxn9ckd3igegpzifo16pn-">
               <w:r>
                 <w:rPr>
                   <w:rFonts w:ascii="Arial" w:cs="Arial" w:eastAsia="Arial" w:hAnsi="Arial"/>
@@ -27500,7 +27500,7 @@
               <w:spacing w:after="10" w:before="0"/>
               <w:ind w:left="120"/>
             </w:pPr>
-            <w:hyperlink w:history="1" r:id="rId0wviel_wlavibytrtus83">
+            <w:hyperlink w:history="1" r:id="rIdmbhxwtuk082_6nr5lly7-">
               <w:r>
                 <w:rPr>
                   <w:rFonts w:ascii="Arial" w:cs="Arial" w:eastAsia="Arial" w:hAnsi="Arial"/>
@@ -27700,7 +27700,7 @@
             <w:pPr>
               <w:spacing w:after="20" w:before="0"/>
             </w:pPr>
-            <w:hyperlink w:history="1" r:id="rIdvk6whw44bl6cfcdy8t5wz">
+            <w:hyperlink w:history="1" r:id="rIdjqoiav4bch5kpysb6hfk3">
               <w:r>
                 <w:rPr>
                   <w:rFonts w:ascii="Arial" w:cs="Arial" w:eastAsia="Arial" w:hAnsi="Arial"/>
@@ -27733,7 +27733,7 @@
               <w:spacing w:after="10" w:before="0"/>
               <w:ind w:left="120"/>
             </w:pPr>
-            <w:hyperlink w:history="1" r:id="rIdpfyah46zfnwvtdaqh5rpo">
+            <w:hyperlink w:history="1" r:id="rIdrk1zvkia_hz2dyoxexq_o">
               <w:r>
                 <w:rPr>
                   <w:rFonts w:ascii="Arial" w:cs="Arial" w:eastAsia="Arial" w:hAnsi="Arial"/>
@@ -27778,7 +27778,7 @@
             <w:pPr>
               <w:spacing w:after="20" w:before="0"/>
             </w:pPr>
-            <w:hyperlink w:history="1" r:id="rId_-cbdbtwcgdbigwaqscmg">
+            <w:hyperlink w:history="1" r:id="rIdoptqoiytzzifs3cewmbqo">
               <w:r>
                 <w:rPr>
                   <w:rFonts w:ascii="Arial" w:cs="Arial" w:eastAsia="Arial" w:hAnsi="Arial"/>
@@ -27811,7 +27811,7 @@
               <w:spacing w:after="10" w:before="0"/>
               <w:ind w:left="120"/>
             </w:pPr>
-            <w:hyperlink w:history="1" r:id="rIdyusuza6yz8h3b94wq9egf">
+            <w:hyperlink w:history="1" r:id="rIdvmbomopyplgnhuws7h9w8">
               <w:r>
                 <w:rPr>
                   <w:rFonts w:ascii="Arial" w:cs="Arial" w:eastAsia="Arial" w:hAnsi="Arial"/>
@@ -28011,7 +28011,7 @@
             <w:pPr>
               <w:spacing w:after="20" w:before="0"/>
             </w:pPr>
-            <w:hyperlink w:history="1" r:id="rIde4f67i4lhxutc-zlwurjr">
+            <w:hyperlink w:history="1" r:id="rIdltooovkp0omaxz78xm4dk">
               <w:r>
                 <w:rPr>
                   <w:rFonts w:ascii="Arial" w:cs="Arial" w:eastAsia="Arial" w:hAnsi="Arial"/>
@@ -28044,7 +28044,7 @@
               <w:spacing w:after="10" w:before="0"/>
               <w:ind w:left="120"/>
             </w:pPr>
-            <w:hyperlink w:history="1" r:id="rIdh9slhtqairex97acp9nba">
+            <w:hyperlink w:history="1" r:id="rIdlvv1ttxwerob4t5_rebf9">
               <w:r>
                 <w:rPr>
                   <w:rFonts w:ascii="Arial" w:cs="Arial" w:eastAsia="Arial" w:hAnsi="Arial"/>
@@ -28089,7 +28089,7 @@
             <w:pPr>
               <w:spacing w:after="20" w:before="0"/>
             </w:pPr>
-            <w:hyperlink w:history="1" r:id="rIdjdl6t7qcuwaexkf80i8mi">
+            <w:hyperlink w:history="1" r:id="rIdnflem8dzcrx8em0yyi-us">
               <w:r>
                 <w:rPr>
                   <w:rFonts w:ascii="Arial" w:cs="Arial" w:eastAsia="Arial" w:hAnsi="Arial"/>
@@ -28138,7 +28138,7 @@
               <w:spacing w:after="10" w:before="0"/>
               <w:ind w:left="120"/>
             </w:pPr>
-            <w:hyperlink w:history="1" r:id="rIdwv7jjtuvihpos8hjhdeqz">
+            <w:hyperlink w:history="1" r:id="rId0azgwnwhmf9udwf4tkspx">
               <w:r>
                 <w:rPr>
                   <w:rFonts w:ascii="Arial" w:cs="Arial" w:eastAsia="Arial" w:hAnsi="Arial"/>
@@ -28338,7 +28338,7 @@
             <w:pPr>
               <w:spacing w:after="20" w:before="0"/>
             </w:pPr>
-            <w:hyperlink w:history="1" r:id="rIdhxf5s8bhm6yjyubvs2lou">
+            <w:hyperlink w:history="1" r:id="rIdnt-1bkm5o-3bx0rj2my9x">
               <w:r>
                 <w:rPr>
                   <w:rFonts w:ascii="Arial" w:cs="Arial" w:eastAsia="Arial" w:hAnsi="Arial"/>
@@ -28371,7 +28371,7 @@
               <w:spacing w:after="10" w:before="0"/>
               <w:ind w:left="120"/>
             </w:pPr>
-            <w:hyperlink w:history="1" r:id="rIdas14mlzzalbowmv_boj74">
+            <w:hyperlink w:history="1" r:id="rIdehomo-a2hfvljtdlxyipz">
               <w:r>
                 <w:rPr>
                   <w:rFonts w:ascii="Arial" w:cs="Arial" w:eastAsia="Arial" w:hAnsi="Arial"/>
@@ -28416,7 +28416,7 @@
             <w:pPr>
               <w:spacing w:after="20" w:before="0"/>
             </w:pPr>
-            <w:hyperlink w:history="1" r:id="rIdsezrr8_3kjerfd57k0vfx">
+            <w:hyperlink w:history="1" r:id="rIdhewd1eruul_wrgusoja5e">
               <w:r>
                 <w:rPr>
                   <w:rFonts w:ascii="Arial" w:cs="Arial" w:eastAsia="Arial" w:hAnsi="Arial"/>
@@ -28465,7 +28465,7 @@
               <w:spacing w:after="10" w:before="0"/>
               <w:ind w:left="120"/>
             </w:pPr>
-            <w:hyperlink w:history="1" r:id="rId426obyogbpj5k94jw0flz">
+            <w:hyperlink w:history="1" r:id="rIdkhzryrkzgsrwfkktv8urx">
               <w:r>
                 <w:rPr>
                   <w:rFonts w:ascii="Arial" w:cs="Arial" w:eastAsia="Arial" w:hAnsi="Arial"/>
@@ -28665,7 +28665,7 @@
             <w:pPr>
               <w:spacing w:after="20" w:before="0"/>
             </w:pPr>
-            <w:hyperlink w:history="1" r:id="rId9qgxkvqknwntag69hipfl">
+            <w:hyperlink w:history="1" r:id="rIdlxodpmlckuj6klwbvczwh">
               <w:r>
                 <w:rPr>
                   <w:rFonts w:ascii="Arial" w:cs="Arial" w:eastAsia="Arial" w:hAnsi="Arial"/>
@@ -28714,7 +28714,7 @@
               <w:spacing w:after="10" w:before="0"/>
               <w:ind w:left="120"/>
             </w:pPr>
-            <w:hyperlink w:history="1" r:id="rIdzaviugeg5vumarwuymnlz">
+            <w:hyperlink w:history="1" r:id="rIdaybqitxctrhmari8rpsyu">
               <w:r>
                 <w:rPr>
                   <w:rFonts w:ascii="Arial" w:cs="Arial" w:eastAsia="Arial" w:hAnsi="Arial"/>
@@ -28759,7 +28759,7 @@
             <w:pPr>
               <w:spacing w:after="20" w:before="0"/>
             </w:pPr>
-            <w:hyperlink w:history="1" r:id="rId16ygx7m7wqpo8c0djsw8t">
+            <w:hyperlink w:history="1" r:id="rIdqk9venroub9wqkbd78kun">
               <w:r>
                 <w:rPr>
                   <w:rFonts w:ascii="Arial" w:cs="Arial" w:eastAsia="Arial" w:hAnsi="Arial"/>
@@ -28808,7 +28808,7 @@
               <w:spacing w:after="10" w:before="0"/>
               <w:ind w:left="120"/>
             </w:pPr>
-            <w:hyperlink w:history="1" r:id="rIdb5_u7lbwwrfzfudq8ctwp">
+            <w:hyperlink w:history="1" r:id="rIdtu3kogu1qznyssfzsawbj">
               <w:r>
                 <w:rPr>
                   <w:rFonts w:ascii="Arial" w:cs="Arial" w:eastAsia="Arial" w:hAnsi="Arial"/>
@@ -29333,7 +29333,7 @@
         </w:rPr>
         <w:t xml:space="preserve">© 2026 SeaVuria and ARES. Aligned with KICD objectives. Developed by SeaVuria; technical implementation by ARES (with AI assistance from Claude). Licensed under </w:t>
       </w:r>
-      <w:hyperlink w:history="1" r:id="rIdkgzqnl5c-dwwgu0whwsbi">
+      <w:hyperlink w:history="1" r:id="rIdxfwmls-xqx3ufgeahacyj">
         <w:r>
           <w:rPr>
             <w:rFonts w:ascii="Arial" w:cs="Arial" w:eastAsia="Arial" w:hAnsi="Arial"/>
@@ -29354,7 +29354,7 @@
         </w:rPr>
         <w:t xml:space="preserve"> (</w:t>
       </w:r>
-      <w:hyperlink w:history="1" r:id="rIduoywi8u7bjakkngc38t2_">
+      <w:hyperlink w:history="1" r:id="rIdmrrweewtzbdioe0slxh29">
         <w:r>
           <w:rPr>
             <w:rFonts w:ascii="Arial" w:cs="Arial" w:eastAsia="Arial" w:hAnsi="Arial"/>
